--- a/Prereq - Interview prep.docx
+++ b/Prereq - Interview prep.docx
@@ -13,6 +13,7 @@
           <w:szCs w:val="28"/>
         </w:rPr>
       </w:pPr>
+      <w:proofErr w:type="spellStart"/>
       <w:r>
         <w:rPr>
           <w:rFonts w:ascii="Times New Roman" w:hAnsi="Times New Roman" w:cs="Times New Roman"/>
@@ -23,6 +24,7 @@
         </w:rPr>
         <w:t>Prerequisities</w:t>
       </w:r>
+      <w:proofErr w:type="spellEnd"/>
     </w:p>
     <w:p>
       <w:pPr>
@@ -880,7 +882,25 @@
           <w:sz w:val="28"/>
           <w:szCs w:val="28"/>
         </w:rPr>
-        <w:t>Graphics: &lt;canvas&gt;, &lt;svg&gt;</w:t>
+        <w:t>Graphics: &lt;canvas&gt;, &lt;</w:t>
+      </w:r>
+      <w:proofErr w:type="spellStart"/>
+      <w:r>
+        <w:rPr>
+          <w:rFonts w:ascii="Times New Roman" w:hAnsi="Times New Roman" w:cs="Times New Roman"/>
+          <w:sz w:val="28"/>
+          <w:szCs w:val="28"/>
+        </w:rPr>
+        <w:t>svg</w:t>
+      </w:r>
+      <w:proofErr w:type="spellEnd"/>
+      <w:r>
+        <w:rPr>
+          <w:rFonts w:ascii="Times New Roman" w:hAnsi="Times New Roman" w:cs="Times New Roman"/>
+          <w:sz w:val="28"/>
+          <w:szCs w:val="28"/>
+        </w:rPr>
+        <w:t>&gt;</w:t>
       </w:r>
     </w:p>
     <w:p>
@@ -914,8 +934,36 @@
           <w:sz w:val="28"/>
           <w:szCs w:val="28"/>
         </w:rPr>
-        <w:t>Local storage: localStorage, sessionStorage</w:t>
-      </w:r>
+        <w:t xml:space="preserve">Local storage: </w:t>
+      </w:r>
+      <w:proofErr w:type="spellStart"/>
+      <w:r>
+        <w:rPr>
+          <w:rFonts w:ascii="Times New Roman" w:hAnsi="Times New Roman" w:cs="Times New Roman"/>
+          <w:sz w:val="28"/>
+          <w:szCs w:val="28"/>
+        </w:rPr>
+        <w:t>localStorage</w:t>
+      </w:r>
+      <w:proofErr w:type="spellEnd"/>
+      <w:r>
+        <w:rPr>
+          <w:rFonts w:ascii="Times New Roman" w:hAnsi="Times New Roman" w:cs="Times New Roman"/>
+          <w:sz w:val="28"/>
+          <w:szCs w:val="28"/>
+        </w:rPr>
+        <w:t xml:space="preserve">, </w:t>
+      </w:r>
+      <w:proofErr w:type="spellStart"/>
+      <w:r>
+        <w:rPr>
+          <w:rFonts w:ascii="Times New Roman" w:hAnsi="Times New Roman" w:cs="Times New Roman"/>
+          <w:sz w:val="28"/>
+          <w:szCs w:val="28"/>
+        </w:rPr>
+        <w:t>sessionStorage</w:t>
+      </w:r>
+      <w:proofErr w:type="spellEnd"/>
     </w:p>
     <w:p>
       <w:pPr>
@@ -970,13 +1018,23 @@
           <w:szCs w:val="28"/>
         </w:rPr>
       </w:pPr>
-      <w:r>
-        <w:rPr>
-          <w:rFonts w:ascii="Times New Roman" w:hAnsi="Times New Roman" w:cs="Times New Roman"/>
-          <w:sz w:val="28"/>
-          <w:szCs w:val="28"/>
-        </w:rPr>
-        <w:t>id is unique; used once per page.</w:t>
+      <w:proofErr w:type="spellStart"/>
+      <w:r>
+        <w:rPr>
+          <w:rFonts w:ascii="Times New Roman" w:hAnsi="Times New Roman" w:cs="Times New Roman"/>
+          <w:sz w:val="28"/>
+          <w:szCs w:val="28"/>
+        </w:rPr>
+        <w:t>id</w:t>
+      </w:r>
+      <w:proofErr w:type="spellEnd"/>
+      <w:r>
+        <w:rPr>
+          <w:rFonts w:ascii="Times New Roman" w:hAnsi="Times New Roman" w:cs="Times New Roman"/>
+          <w:sz w:val="28"/>
+          <w:szCs w:val="28"/>
+        </w:rPr>
+        <w:t xml:space="preserve"> is unique; used once per page.</w:t>
       </w:r>
     </w:p>
     <w:p>
@@ -1114,7 +1172,43 @@
           <w:sz w:val="28"/>
           <w:szCs w:val="28"/>
         </w:rPr>
-        <w:t>It breaks the uniqueness rule. JavaScript’s getElementById() returns only the first match, and CSS behavior becomes unpredictable.</w:t>
+        <w:t xml:space="preserve">It breaks the uniqueness rule. JavaScript’s </w:t>
+      </w:r>
+      <w:proofErr w:type="spellStart"/>
+      <w:r>
+        <w:rPr>
+          <w:rFonts w:ascii="Times New Roman" w:hAnsi="Times New Roman" w:cs="Times New Roman"/>
+          <w:sz w:val="28"/>
+          <w:szCs w:val="28"/>
+        </w:rPr>
+        <w:t>getElementById</w:t>
+      </w:r>
+      <w:proofErr w:type="spellEnd"/>
+      <w:r>
+        <w:rPr>
+          <w:rFonts w:ascii="Times New Roman" w:hAnsi="Times New Roman" w:cs="Times New Roman"/>
+          <w:sz w:val="28"/>
+          <w:szCs w:val="28"/>
+        </w:rPr>
+        <w:t xml:space="preserve">() returns only the first match, and CSS </w:t>
+      </w:r>
+      <w:proofErr w:type="spellStart"/>
+      <w:r>
+        <w:rPr>
+          <w:rFonts w:ascii="Times New Roman" w:hAnsi="Times New Roman" w:cs="Times New Roman"/>
+          <w:sz w:val="28"/>
+          <w:szCs w:val="28"/>
+        </w:rPr>
+        <w:t>behavior</w:t>
+      </w:r>
+      <w:proofErr w:type="spellEnd"/>
+      <w:r>
+        <w:rPr>
+          <w:rFonts w:ascii="Times New Roman" w:hAnsi="Times New Roman" w:cs="Times New Roman"/>
+          <w:sz w:val="28"/>
+          <w:szCs w:val="28"/>
+        </w:rPr>
+        <w:t xml:space="preserve"> becomes unpredictable.</w:t>
       </w:r>
     </w:p>
     <w:p>
@@ -1139,7 +1233,81 @@
           <w:szCs w:val="28"/>
         </w:rPr>
         <w:lastRenderedPageBreak/>
-        <w:t>Semantic tags describe the meaning of the content:</w:t>
+        <w:t>Explain the concept of semantic HTML. Why is it important?</w:t>
+      </w:r>
+    </w:p>
+    <w:p>
+      <w:pPr>
+        <w:rPr>
+          <w:rFonts w:ascii="Times New Roman" w:hAnsi="Times New Roman" w:cs="Times New Roman"/>
+          <w:sz w:val="28"/>
+          <w:szCs w:val="28"/>
+        </w:rPr>
+      </w:pPr>
+      <w:r>
+        <w:rPr>
+          <w:rFonts w:ascii="Times New Roman" w:hAnsi="Times New Roman" w:cs="Times New Roman"/>
+          <w:sz w:val="28"/>
+          <w:szCs w:val="28"/>
+        </w:rPr>
+        <w:t xml:space="preserve">Semantic </w:t>
+      </w:r>
+      <w:r>
+        <w:rPr>
+          <w:rFonts w:ascii="Times New Roman" w:hAnsi="Times New Roman" w:cs="Times New Roman"/>
+          <w:sz w:val="28"/>
+          <w:szCs w:val="28"/>
+        </w:rPr>
+        <w:t xml:space="preserve">HTML </w:t>
+      </w:r>
+      <w:r>
+        <w:rPr>
+          <w:rFonts w:ascii="Times New Roman" w:hAnsi="Times New Roman" w:cs="Times New Roman"/>
+          <w:sz w:val="28"/>
+          <w:szCs w:val="28"/>
+        </w:rPr>
+        <w:t xml:space="preserve">uses meaningful tags </w:t>
+      </w:r>
+      <w:r>
+        <w:rPr>
+          <w:rFonts w:ascii="Times New Roman" w:hAnsi="Times New Roman" w:cs="Times New Roman"/>
+          <w:sz w:val="28"/>
+          <w:szCs w:val="28"/>
+        </w:rPr>
+        <w:t>which</w:t>
+      </w:r>
+      <w:r>
+        <w:rPr>
+          <w:rFonts w:ascii="Times New Roman" w:hAnsi="Times New Roman" w:cs="Times New Roman"/>
+          <w:sz w:val="28"/>
+          <w:szCs w:val="28"/>
+        </w:rPr>
+        <w:t xml:space="preserve"> clearly describe the content's role.</w:t>
+      </w:r>
+      <w:r>
+        <w:rPr>
+          <w:rFonts w:ascii="Times New Roman" w:hAnsi="Times New Roman" w:cs="Times New Roman"/>
+          <w:sz w:val="28"/>
+          <w:szCs w:val="28"/>
+        </w:rPr>
+        <w:br/>
+        <w:t>It improves accessibility</w:t>
+      </w:r>
+      <w:r>
+        <w:rPr>
+          <w:rFonts w:ascii="Times New Roman" w:hAnsi="Times New Roman" w:cs="Times New Roman"/>
+          <w:sz w:val="28"/>
+          <w:szCs w:val="28"/>
+        </w:rPr>
+        <w:t xml:space="preserve"> and </w:t>
+      </w:r>
+      <w:r>
+        <w:rPr>
+          <w:rFonts w:ascii="Times New Roman" w:hAnsi="Times New Roman" w:cs="Times New Roman"/>
+          <w:sz w:val="28"/>
+          <w:szCs w:val="28"/>
+        </w:rPr>
+        <w:t>Search Engine Optimization, and helps developers understand structure better than using generic &lt;div&gt;</w:t>
       </w:r>
     </w:p>
     <w:p>
@@ -1158,95 +1326,6 @@
         </w:rPr>
         <w:t>Semantic HTML elements like &lt;article&gt;, &lt;main&gt;, &lt;nav&gt;, &lt;aside&gt;, &lt;header&gt;, &lt;footer&gt;, and &lt;section&gt; give meaning to the content, rather than just structure.</w:t>
       </w:r>
-    </w:p>
-    <w:p>
-      <w:pPr>
-        <w:rPr>
-          <w:rFonts w:ascii="Times New Roman" w:hAnsi="Times New Roman" w:cs="Times New Roman"/>
-          <w:sz w:val="28"/>
-          <w:szCs w:val="28"/>
-        </w:rPr>
-      </w:pPr>
-      <w:r>
-        <w:rPr>
-          <w:rFonts w:ascii="Times New Roman" w:hAnsi="Times New Roman" w:cs="Times New Roman"/>
-          <w:sz w:val="28"/>
-          <w:szCs w:val="28"/>
-        </w:rPr>
-        <w:t>These tags clearly describe their purpose, which improves:</w:t>
-      </w:r>
-    </w:p>
-    <w:p>
-      <w:pPr>
-        <w:numPr>
-          <w:ilvl w:val="0"/>
-          <w:numId w:val="20"/>
-        </w:numPr>
-        <w:rPr>
-          <w:rFonts w:ascii="Times New Roman" w:hAnsi="Times New Roman" w:cs="Times New Roman"/>
-          <w:sz w:val="28"/>
-          <w:szCs w:val="28"/>
-        </w:rPr>
-      </w:pPr>
-      <w:r>
-        <w:rPr>
-          <w:rFonts w:ascii="Times New Roman" w:hAnsi="Times New Roman" w:cs="Times New Roman"/>
-          <w:sz w:val="28"/>
-          <w:szCs w:val="28"/>
-        </w:rPr>
-        <w:t>Accessibility (for screen readers and assistive tech)</w:t>
-      </w:r>
-    </w:p>
-    <w:p>
-      <w:pPr>
-        <w:numPr>
-          <w:ilvl w:val="0"/>
-          <w:numId w:val="20"/>
-        </w:numPr>
-        <w:rPr>
-          <w:rFonts w:ascii="Times New Roman" w:hAnsi="Times New Roman" w:cs="Times New Roman"/>
-          <w:sz w:val="28"/>
-          <w:szCs w:val="28"/>
-        </w:rPr>
-      </w:pPr>
-      <w:r>
-        <w:rPr>
-          <w:rFonts w:ascii="Times New Roman" w:hAnsi="Times New Roman" w:cs="Times New Roman"/>
-          <w:sz w:val="28"/>
-          <w:szCs w:val="28"/>
-        </w:rPr>
-        <w:t>SEO (search engines understand page structure better)</w:t>
-      </w:r>
-    </w:p>
-    <w:p>
-      <w:pPr>
-        <w:numPr>
-          <w:ilvl w:val="0"/>
-          <w:numId w:val="20"/>
-        </w:numPr>
-        <w:rPr>
-          <w:rFonts w:ascii="Times New Roman" w:hAnsi="Times New Roman" w:cs="Times New Roman"/>
-          <w:sz w:val="28"/>
-          <w:szCs w:val="28"/>
-        </w:rPr>
-      </w:pPr>
-      <w:r>
-        <w:rPr>
-          <w:rFonts w:ascii="Times New Roman" w:hAnsi="Times New Roman" w:cs="Times New Roman"/>
-          <w:sz w:val="28"/>
-          <w:szCs w:val="28"/>
-        </w:rPr>
-        <w:t>Developer collaboration (cleaner and readable markup)</w:t>
-      </w:r>
-    </w:p>
-    <w:p>
-      <w:pPr>
-        <w:rPr>
-          <w:rFonts w:ascii="Times New Roman" w:hAnsi="Times New Roman" w:cs="Times New Roman"/>
-          <w:sz w:val="28"/>
-          <w:szCs w:val="28"/>
-        </w:rPr>
-      </w:pPr>
     </w:p>
     <w:p>
       <w:pPr>
@@ -1418,16 +1497,6 @@
         </w:rPr>
         <w:t>&lt;section&gt; - Groups related content</w:t>
       </w:r>
-    </w:p>
-    <w:p>
-      <w:pPr>
-        <w:ind w:left="360"/>
-        <w:rPr>
-          <w:rFonts w:ascii="Times New Roman" w:hAnsi="Times New Roman" w:cs="Times New Roman"/>
-          <w:sz w:val="28"/>
-          <w:szCs w:val="28"/>
-        </w:rPr>
-      </w:pPr>
     </w:p>
     <w:p>
       <w:pPr>
@@ -1584,63 +1653,63 @@
           <w:sz w:val="28"/>
           <w:szCs w:val="28"/>
         </w:rPr>
+        <w:t>What is the difference between &lt;section&gt; and &lt;article&gt;?</w:t>
+      </w:r>
+    </w:p>
+    <w:p>
+      <w:pPr>
+        <w:rPr>
+          <w:rFonts w:ascii="Times New Roman" w:hAnsi="Times New Roman" w:cs="Times New Roman"/>
+          <w:sz w:val="28"/>
+          <w:szCs w:val="28"/>
+        </w:rPr>
+      </w:pPr>
+      <w:r>
+        <w:rPr>
+          <w:rFonts w:ascii="Times New Roman" w:hAnsi="Times New Roman" w:cs="Times New Roman"/>
+          <w:sz w:val="28"/>
+          <w:szCs w:val="28"/>
+        </w:rPr>
+        <w:t>&lt;section&gt; is used to group related content together under a common theme or heading. It helps organize the page into logical blocks.</w:t>
+      </w:r>
+    </w:p>
+    <w:p>
+      <w:pPr>
+        <w:rPr>
+          <w:rFonts w:ascii="Times New Roman" w:hAnsi="Times New Roman" w:cs="Times New Roman"/>
+          <w:sz w:val="28"/>
+          <w:szCs w:val="28"/>
+        </w:rPr>
+      </w:pPr>
+      <w:r>
+        <w:rPr>
+          <w:rFonts w:ascii="Times New Roman" w:hAnsi="Times New Roman" w:cs="Times New Roman"/>
+          <w:sz w:val="28"/>
+          <w:szCs w:val="28"/>
+        </w:rPr>
+        <w:t>&lt;article&gt; is used for self-contained, reusable content that can stand alone — like a blog post, news article, forum post, or user comment. It makes sense even outside the context of the page.</w:t>
+      </w:r>
+    </w:p>
+    <w:p>
+      <w:pPr>
+        <w:rPr>
+          <w:rFonts w:ascii="Times New Roman" w:hAnsi="Times New Roman" w:cs="Times New Roman"/>
+          <w:b/>
+          <w:bCs/>
+          <w:sz w:val="28"/>
+          <w:szCs w:val="28"/>
+        </w:rPr>
+      </w:pPr>
+      <w:r>
+        <w:rPr>
+          <w:rFonts w:ascii="Times New Roman" w:eastAsiaTheme="majorEastAsia" w:hAnsi="Times New Roman" w:cs="Times New Roman"/>
+          <w:b/>
+          <w:bCs/>
+          <w:color w:val="833C0B" w:themeColor="accent2" w:themeShade="80"/>
+          <w:sz w:val="28"/>
+          <w:szCs w:val="28"/>
+        </w:rPr>
         <w:lastRenderedPageBreak/>
-        <w:t>What is the difference between &lt;section&gt; and &lt;article&gt;?</w:t>
-      </w:r>
-    </w:p>
-    <w:p>
-      <w:pPr>
-        <w:rPr>
-          <w:rFonts w:ascii="Times New Roman" w:hAnsi="Times New Roman" w:cs="Times New Roman"/>
-          <w:sz w:val="28"/>
-          <w:szCs w:val="28"/>
-        </w:rPr>
-      </w:pPr>
-      <w:r>
-        <w:rPr>
-          <w:rFonts w:ascii="Times New Roman" w:hAnsi="Times New Roman" w:cs="Times New Roman"/>
-          <w:sz w:val="28"/>
-          <w:szCs w:val="28"/>
-        </w:rPr>
-        <w:t>&lt;section&gt; is used to group related content together under a common theme or heading. It helps organize the page into logical blocks.</w:t>
-      </w:r>
-    </w:p>
-    <w:p>
-      <w:pPr>
-        <w:rPr>
-          <w:rFonts w:ascii="Times New Roman" w:hAnsi="Times New Roman" w:cs="Times New Roman"/>
-          <w:sz w:val="28"/>
-          <w:szCs w:val="28"/>
-        </w:rPr>
-      </w:pPr>
-      <w:r>
-        <w:rPr>
-          <w:rFonts w:ascii="Times New Roman" w:hAnsi="Times New Roman" w:cs="Times New Roman"/>
-          <w:sz w:val="28"/>
-          <w:szCs w:val="28"/>
-        </w:rPr>
-        <w:t>&lt;article&gt; is used for self-contained, reusable content that can stand alone — like a blog post, news article, forum post, or user comment. It makes sense even outside the context of the page.</w:t>
-      </w:r>
-    </w:p>
-    <w:p>
-      <w:pPr>
-        <w:rPr>
-          <w:rFonts w:ascii="Times New Roman" w:hAnsi="Times New Roman" w:cs="Times New Roman"/>
-          <w:b/>
-          <w:bCs/>
-          <w:sz w:val="28"/>
-          <w:szCs w:val="28"/>
-        </w:rPr>
-      </w:pPr>
-      <w:r>
-        <w:rPr>
-          <w:rFonts w:ascii="Times New Roman" w:eastAsiaTheme="majorEastAsia" w:hAnsi="Times New Roman" w:cs="Times New Roman"/>
-          <w:b/>
-          <w:bCs/>
-          <w:color w:val="833C0B" w:themeColor="accent2" w:themeShade="80"/>
-          <w:sz w:val="28"/>
-          <w:szCs w:val="28"/>
-        </w:rPr>
         <w:t>Where should &lt;nav&gt; be placed?</w:t>
       </w:r>
       <w:r>
@@ -1690,7 +1759,25 @@
           <w:sz w:val="28"/>
           <w:szCs w:val="28"/>
         </w:rPr>
-        <w:t>It makes the body a flex container, allowing us to center the form both horizontally and vertically using justify-content and align-items.</w:t>
+        <w:t xml:space="preserve">It makes the body a flex container, allowing us to </w:t>
+      </w:r>
+      <w:proofErr w:type="spellStart"/>
+      <w:r>
+        <w:rPr>
+          <w:rFonts w:ascii="Times New Roman" w:hAnsi="Times New Roman" w:cs="Times New Roman"/>
+          <w:sz w:val="28"/>
+          <w:szCs w:val="28"/>
+        </w:rPr>
+        <w:t>center</w:t>
+      </w:r>
+      <w:proofErr w:type="spellEnd"/>
+      <w:r>
+        <w:rPr>
+          <w:rFonts w:ascii="Times New Roman" w:hAnsi="Times New Roman" w:cs="Times New Roman"/>
+          <w:sz w:val="28"/>
+          <w:szCs w:val="28"/>
+        </w:rPr>
+        <w:t xml:space="preserve"> the form both horizontally and vertically using justify-content and align-items.</w:t>
       </w:r>
     </w:p>
     <w:p>
@@ -1754,30 +1841,6 @@
           <w:sz w:val="28"/>
           <w:szCs w:val="28"/>
         </w:rPr>
-        <w:t>Explain the concept of semantic HTML. Why is it important?</w:t>
-      </w:r>
-    </w:p>
-    <w:p>
-      <w:pPr>
-        <w:pStyle w:val="Heading1"/>
-        <w:rPr>
-          <w:rFonts w:ascii="Times New Roman" w:hAnsi="Times New Roman" w:cs="Times New Roman"/>
-          <w:b/>
-          <w:bCs/>
-          <w:color w:val="833C0B" w:themeColor="accent2" w:themeShade="80"/>
-          <w:sz w:val="28"/>
-          <w:szCs w:val="28"/>
-        </w:rPr>
-      </w:pPr>
-      <w:r>
-        <w:rPr>
-          <w:rFonts w:ascii="Times New Roman" w:hAnsi="Times New Roman" w:cs="Times New Roman"/>
-          <w:b/>
-          <w:bCs/>
-          <w:color w:val="833C0B" w:themeColor="accent2" w:themeShade="80"/>
-          <w:sz w:val="28"/>
-          <w:szCs w:val="28"/>
-        </w:rPr>
         <w:t>What are the key features introduced in HTML5 forms?</w:t>
       </w:r>
     </w:p>
@@ -1795,7 +1858,25 @@
           <w:sz w:val="28"/>
           <w:szCs w:val="28"/>
         </w:rPr>
-        <w:t>HTML5 introduced new input types (email, url, date, number, etc.), form validation attributes (required, min, max, pattern), and improved accessibility with label, placeholder, and autocomplete.</w:t>
+        <w:t xml:space="preserve">HTML5 introduced new input types (email, </w:t>
+      </w:r>
+      <w:proofErr w:type="spellStart"/>
+      <w:r>
+        <w:rPr>
+          <w:rFonts w:ascii="Times New Roman" w:hAnsi="Times New Roman" w:cs="Times New Roman"/>
+          <w:sz w:val="28"/>
+          <w:szCs w:val="28"/>
+        </w:rPr>
+        <w:t>url</w:t>
+      </w:r>
+      <w:proofErr w:type="spellEnd"/>
+      <w:r>
+        <w:rPr>
+          <w:rFonts w:ascii="Times New Roman" w:hAnsi="Times New Roman" w:cs="Times New Roman"/>
+          <w:sz w:val="28"/>
+          <w:szCs w:val="28"/>
+        </w:rPr>
+        <w:t>, date, number, etc.), form validation attributes (required, min, max, pattern), and improved accessibility with label, placeholder, and autocomplete.</w:t>
       </w:r>
     </w:p>
     <w:tbl>
@@ -2330,7 +2411,6 @@
           <w:sz w:val="28"/>
           <w:szCs w:val="28"/>
         </w:rPr>
-        <w:lastRenderedPageBreak/>
         <w:t>What are data- attributes? How and when should you use them?*</w:t>
       </w:r>
     </w:p>
@@ -2422,6 +2502,7 @@
           <w:sz w:val="28"/>
           <w:szCs w:val="28"/>
         </w:rPr>
+        <w:lastRenderedPageBreak/>
         <w:t>What is the Box Model in CSS? How does padding, margin, border, and content interact?</w:t>
       </w:r>
     </w:p>
@@ -2583,46 +2664,254 @@
           <w:sz w:val="28"/>
           <w:szCs w:val="28"/>
         </w:rPr>
-        <w:t>How does HTML5 handle offline storage? Compare localStorage vs sessionStorage vs cookies.</w:t>
-      </w:r>
-    </w:p>
-    <w:p>
-      <w:pPr>
-        <w:rPr>
-          <w:rFonts w:ascii="Times New Roman" w:hAnsi="Times New Roman" w:cs="Times New Roman"/>
-          <w:color w:val="000000" w:themeColor="text1"/>
-          <w:sz w:val="28"/>
-          <w:szCs w:val="28"/>
-          <w14:shadow w14:blurRad="38100" w14:dist="19050" w14:dir="2700000" w14:sx="100000" w14:sy="100000" w14:kx="0" w14:ky="0" w14:algn="tl">
-            <w14:schemeClr w14:val="dk1">
-              <w14:alpha w14:val="60000"/>
-            </w14:schemeClr>
-          </w14:shadow>
-          <w14:textOutline w14:w="0" w14:cap="flat" w14:cmpd="sng" w14:algn="ctr">
-            <w14:noFill/>
-            <w14:prstDash w14:val="solid"/>
-            <w14:round/>
-          </w14:textOutline>
-        </w:rPr>
-      </w:pPr>
-      <w:r>
-        <w:rPr>
-          <w:rFonts w:ascii="Times New Roman" w:hAnsi="Times New Roman" w:cs="Times New Roman"/>
-          <w:color w:val="000000" w:themeColor="text1"/>
-          <w:sz w:val="28"/>
-          <w:szCs w:val="28"/>
-          <w14:shadow w14:blurRad="38100" w14:dist="19050" w14:dir="2700000" w14:sx="100000" w14:sy="100000" w14:kx="0" w14:ky="0" w14:algn="tl">
-            <w14:schemeClr w14:val="dk1">
-              <w14:alpha w14:val="60000"/>
-            </w14:schemeClr>
-          </w14:shadow>
-          <w14:textOutline w14:w="0" w14:cap="flat" w14:cmpd="sng" w14:algn="ctr">
-            <w14:noFill/>
-            <w14:prstDash w14:val="solid"/>
-            <w14:round/>
-          </w14:textOutline>
-        </w:rPr>
-        <w:t>HTML5 introduced localStorage and sessionStorage as more efficient, client-side storage options compared to cookies. While localStorage stores data persistently, sessionStorage is limited to a tab session. Unlike cookies, neither are sent to the server automatically, reducing network load.</w:t>
+        <w:t xml:space="preserve">How does HTML5 handle offline storage? Compare </w:t>
+      </w:r>
+      <w:proofErr w:type="spellStart"/>
+      <w:r>
+        <w:rPr>
+          <w:rFonts w:ascii="Times New Roman" w:hAnsi="Times New Roman" w:cs="Times New Roman"/>
+          <w:b/>
+          <w:bCs/>
+          <w:color w:val="833C0B" w:themeColor="accent2" w:themeShade="80"/>
+          <w:sz w:val="28"/>
+          <w:szCs w:val="28"/>
+        </w:rPr>
+        <w:t>localStorage</w:t>
+      </w:r>
+      <w:proofErr w:type="spellEnd"/>
+      <w:r>
+        <w:rPr>
+          <w:rFonts w:ascii="Times New Roman" w:hAnsi="Times New Roman" w:cs="Times New Roman"/>
+          <w:b/>
+          <w:bCs/>
+          <w:color w:val="833C0B" w:themeColor="accent2" w:themeShade="80"/>
+          <w:sz w:val="28"/>
+          <w:szCs w:val="28"/>
+        </w:rPr>
+        <w:t xml:space="preserve"> vs </w:t>
+      </w:r>
+      <w:proofErr w:type="spellStart"/>
+      <w:r>
+        <w:rPr>
+          <w:rFonts w:ascii="Times New Roman" w:hAnsi="Times New Roman" w:cs="Times New Roman"/>
+          <w:b/>
+          <w:bCs/>
+          <w:color w:val="833C0B" w:themeColor="accent2" w:themeShade="80"/>
+          <w:sz w:val="28"/>
+          <w:szCs w:val="28"/>
+        </w:rPr>
+        <w:t>sessionStorage</w:t>
+      </w:r>
+      <w:proofErr w:type="spellEnd"/>
+      <w:r>
+        <w:rPr>
+          <w:rFonts w:ascii="Times New Roman" w:hAnsi="Times New Roman" w:cs="Times New Roman"/>
+          <w:b/>
+          <w:bCs/>
+          <w:color w:val="833C0B" w:themeColor="accent2" w:themeShade="80"/>
+          <w:sz w:val="28"/>
+          <w:szCs w:val="28"/>
+        </w:rPr>
+        <w:t xml:space="preserve"> vs cookies.</w:t>
+      </w:r>
+    </w:p>
+    <w:p>
+      <w:pPr>
+        <w:rPr>
+          <w:rFonts w:ascii="Times New Roman" w:hAnsi="Times New Roman" w:cs="Times New Roman"/>
+          <w:color w:val="000000" w:themeColor="text1"/>
+          <w:sz w:val="28"/>
+          <w:szCs w:val="28"/>
+          <w14:shadow w14:blurRad="38100" w14:dist="19050" w14:dir="2700000" w14:sx="100000" w14:sy="100000" w14:kx="0" w14:ky="0" w14:algn="tl">
+            <w14:schemeClr w14:val="dk1">
+              <w14:alpha w14:val="60000"/>
+            </w14:schemeClr>
+          </w14:shadow>
+          <w14:textOutline w14:w="0" w14:cap="flat" w14:cmpd="sng" w14:algn="ctr">
+            <w14:noFill/>
+            <w14:prstDash w14:val="solid"/>
+            <w14:round/>
+          </w14:textOutline>
+        </w:rPr>
+      </w:pPr>
+      <w:r>
+        <w:rPr>
+          <w:rFonts w:ascii="Times New Roman" w:hAnsi="Times New Roman" w:cs="Times New Roman"/>
+          <w:color w:val="000000" w:themeColor="text1"/>
+          <w:sz w:val="28"/>
+          <w:szCs w:val="28"/>
+          <w14:shadow w14:blurRad="38100" w14:dist="19050" w14:dir="2700000" w14:sx="100000" w14:sy="100000" w14:kx="0" w14:ky="0" w14:algn="tl">
+            <w14:schemeClr w14:val="dk1">
+              <w14:alpha w14:val="60000"/>
+            </w14:schemeClr>
+          </w14:shadow>
+          <w14:textOutline w14:w="0" w14:cap="flat" w14:cmpd="sng" w14:algn="ctr">
+            <w14:noFill/>
+            <w14:prstDash w14:val="solid"/>
+            <w14:round/>
+          </w14:textOutline>
+        </w:rPr>
+        <w:t xml:space="preserve">HTML5 introduced </w:t>
+      </w:r>
+      <w:proofErr w:type="spellStart"/>
+      <w:r>
+        <w:rPr>
+          <w:rFonts w:ascii="Times New Roman" w:hAnsi="Times New Roman" w:cs="Times New Roman"/>
+          <w:color w:val="000000" w:themeColor="text1"/>
+          <w:sz w:val="28"/>
+          <w:szCs w:val="28"/>
+          <w14:shadow w14:blurRad="38100" w14:dist="19050" w14:dir="2700000" w14:sx="100000" w14:sy="100000" w14:kx="0" w14:ky="0" w14:algn="tl">
+            <w14:schemeClr w14:val="dk1">
+              <w14:alpha w14:val="60000"/>
+            </w14:schemeClr>
+          </w14:shadow>
+          <w14:textOutline w14:w="0" w14:cap="flat" w14:cmpd="sng" w14:algn="ctr">
+            <w14:noFill/>
+            <w14:prstDash w14:val="solid"/>
+            <w14:round/>
+          </w14:textOutline>
+        </w:rPr>
+        <w:t>localStorage</w:t>
+      </w:r>
+      <w:proofErr w:type="spellEnd"/>
+      <w:r>
+        <w:rPr>
+          <w:rFonts w:ascii="Times New Roman" w:hAnsi="Times New Roman" w:cs="Times New Roman"/>
+          <w:color w:val="000000" w:themeColor="text1"/>
+          <w:sz w:val="28"/>
+          <w:szCs w:val="28"/>
+          <w14:shadow w14:blurRad="38100" w14:dist="19050" w14:dir="2700000" w14:sx="100000" w14:sy="100000" w14:kx="0" w14:ky="0" w14:algn="tl">
+            <w14:schemeClr w14:val="dk1">
+              <w14:alpha w14:val="60000"/>
+            </w14:schemeClr>
+          </w14:shadow>
+          <w14:textOutline w14:w="0" w14:cap="flat" w14:cmpd="sng" w14:algn="ctr">
+            <w14:noFill/>
+            <w14:prstDash w14:val="solid"/>
+            <w14:round/>
+          </w14:textOutline>
+        </w:rPr>
+        <w:t xml:space="preserve"> and </w:t>
+      </w:r>
+      <w:proofErr w:type="spellStart"/>
+      <w:r>
+        <w:rPr>
+          <w:rFonts w:ascii="Times New Roman" w:hAnsi="Times New Roman" w:cs="Times New Roman"/>
+          <w:color w:val="000000" w:themeColor="text1"/>
+          <w:sz w:val="28"/>
+          <w:szCs w:val="28"/>
+          <w14:shadow w14:blurRad="38100" w14:dist="19050" w14:dir="2700000" w14:sx="100000" w14:sy="100000" w14:kx="0" w14:ky="0" w14:algn="tl">
+            <w14:schemeClr w14:val="dk1">
+              <w14:alpha w14:val="60000"/>
+            </w14:schemeClr>
+          </w14:shadow>
+          <w14:textOutline w14:w="0" w14:cap="flat" w14:cmpd="sng" w14:algn="ctr">
+            <w14:noFill/>
+            <w14:prstDash w14:val="solid"/>
+            <w14:round/>
+          </w14:textOutline>
+        </w:rPr>
+        <w:t>sessionStorage</w:t>
+      </w:r>
+      <w:proofErr w:type="spellEnd"/>
+      <w:r>
+        <w:rPr>
+          <w:rFonts w:ascii="Times New Roman" w:hAnsi="Times New Roman" w:cs="Times New Roman"/>
+          <w:color w:val="000000" w:themeColor="text1"/>
+          <w:sz w:val="28"/>
+          <w:szCs w:val="28"/>
+          <w14:shadow w14:blurRad="38100" w14:dist="19050" w14:dir="2700000" w14:sx="100000" w14:sy="100000" w14:kx="0" w14:ky="0" w14:algn="tl">
+            <w14:schemeClr w14:val="dk1">
+              <w14:alpha w14:val="60000"/>
+            </w14:schemeClr>
+          </w14:shadow>
+          <w14:textOutline w14:w="0" w14:cap="flat" w14:cmpd="sng" w14:algn="ctr">
+            <w14:noFill/>
+            <w14:prstDash w14:val="solid"/>
+            <w14:round/>
+          </w14:textOutline>
+        </w:rPr>
+        <w:t xml:space="preserve"> as more efficient, client-side storage options compared to cookies. While </w:t>
+      </w:r>
+      <w:proofErr w:type="spellStart"/>
+      <w:r>
+        <w:rPr>
+          <w:rFonts w:ascii="Times New Roman" w:hAnsi="Times New Roman" w:cs="Times New Roman"/>
+          <w:color w:val="000000" w:themeColor="text1"/>
+          <w:sz w:val="28"/>
+          <w:szCs w:val="28"/>
+          <w14:shadow w14:blurRad="38100" w14:dist="19050" w14:dir="2700000" w14:sx="100000" w14:sy="100000" w14:kx="0" w14:ky="0" w14:algn="tl">
+            <w14:schemeClr w14:val="dk1">
+              <w14:alpha w14:val="60000"/>
+            </w14:schemeClr>
+          </w14:shadow>
+          <w14:textOutline w14:w="0" w14:cap="flat" w14:cmpd="sng" w14:algn="ctr">
+            <w14:noFill/>
+            <w14:prstDash w14:val="solid"/>
+            <w14:round/>
+          </w14:textOutline>
+        </w:rPr>
+        <w:t>localStorage</w:t>
+      </w:r>
+      <w:proofErr w:type="spellEnd"/>
+      <w:r>
+        <w:rPr>
+          <w:rFonts w:ascii="Times New Roman" w:hAnsi="Times New Roman" w:cs="Times New Roman"/>
+          <w:color w:val="000000" w:themeColor="text1"/>
+          <w:sz w:val="28"/>
+          <w:szCs w:val="28"/>
+          <w14:shadow w14:blurRad="38100" w14:dist="19050" w14:dir="2700000" w14:sx="100000" w14:sy="100000" w14:kx="0" w14:ky="0" w14:algn="tl">
+            <w14:schemeClr w14:val="dk1">
+              <w14:alpha w14:val="60000"/>
+            </w14:schemeClr>
+          </w14:shadow>
+          <w14:textOutline w14:w="0" w14:cap="flat" w14:cmpd="sng" w14:algn="ctr">
+            <w14:noFill/>
+            <w14:prstDash w14:val="solid"/>
+            <w14:round/>
+          </w14:textOutline>
+        </w:rPr>
+        <w:t xml:space="preserve"> stores data persistently, </w:t>
+      </w:r>
+      <w:proofErr w:type="spellStart"/>
+      <w:r>
+        <w:rPr>
+          <w:rFonts w:ascii="Times New Roman" w:hAnsi="Times New Roman" w:cs="Times New Roman"/>
+          <w:color w:val="000000" w:themeColor="text1"/>
+          <w:sz w:val="28"/>
+          <w:szCs w:val="28"/>
+          <w14:shadow w14:blurRad="38100" w14:dist="19050" w14:dir="2700000" w14:sx="100000" w14:sy="100000" w14:kx="0" w14:ky="0" w14:algn="tl">
+            <w14:schemeClr w14:val="dk1">
+              <w14:alpha w14:val="60000"/>
+            </w14:schemeClr>
+          </w14:shadow>
+          <w14:textOutline w14:w="0" w14:cap="flat" w14:cmpd="sng" w14:algn="ctr">
+            <w14:noFill/>
+            <w14:prstDash w14:val="solid"/>
+            <w14:round/>
+          </w14:textOutline>
+        </w:rPr>
+        <w:t>sessionStorage</w:t>
+      </w:r>
+      <w:proofErr w:type="spellEnd"/>
+      <w:r>
+        <w:rPr>
+          <w:rFonts w:ascii="Times New Roman" w:hAnsi="Times New Roman" w:cs="Times New Roman"/>
+          <w:color w:val="000000" w:themeColor="text1"/>
+          <w:sz w:val="28"/>
+          <w:szCs w:val="28"/>
+          <w14:shadow w14:blurRad="38100" w14:dist="19050" w14:dir="2700000" w14:sx="100000" w14:sy="100000" w14:kx="0" w14:ky="0" w14:algn="tl">
+            <w14:schemeClr w14:val="dk1">
+              <w14:alpha w14:val="60000"/>
+            </w14:schemeClr>
+          </w14:shadow>
+          <w14:textOutline w14:w="0" w14:cap="flat" w14:cmpd="sng" w14:algn="ctr">
+            <w14:noFill/>
+            <w14:prstDash w14:val="solid"/>
+            <w14:round/>
+          </w14:textOutline>
+        </w:rPr>
+        <w:t xml:space="preserve"> is limited to a tab session. Unlike cookies, neither are sent to the server automatically, reducing network load.</w:t>
       </w:r>
     </w:p>
     <w:p>
@@ -2921,8 +3210,47 @@
             <w14:round/>
           </w14:textOutline>
         </w:rPr>
-        <w:lastRenderedPageBreak/>
-        <w:t>It makes the body a flex container, allowing us to center the form both horizontally and vertically using justify-content and align-items.</w:t>
+        <w:t xml:space="preserve">It makes the body a flex container, allowing us to </w:t>
+      </w:r>
+      <w:proofErr w:type="spellStart"/>
+      <w:r>
+        <w:rPr>
+          <w:rFonts w:ascii="Times New Roman" w:hAnsi="Times New Roman" w:cs="Times New Roman"/>
+          <w:color w:val="000000" w:themeColor="text1"/>
+          <w:sz w:val="28"/>
+          <w:szCs w:val="28"/>
+          <w14:shadow w14:blurRad="38100" w14:dist="19050" w14:dir="2700000" w14:sx="100000" w14:sy="100000" w14:kx="0" w14:ky="0" w14:algn="tl">
+            <w14:schemeClr w14:val="dk1">
+              <w14:alpha w14:val="60000"/>
+            </w14:schemeClr>
+          </w14:shadow>
+          <w14:textOutline w14:w="0" w14:cap="flat" w14:cmpd="sng" w14:algn="ctr">
+            <w14:noFill/>
+            <w14:prstDash w14:val="solid"/>
+            <w14:round/>
+          </w14:textOutline>
+        </w:rPr>
+        <w:t>center</w:t>
+      </w:r>
+      <w:proofErr w:type="spellEnd"/>
+      <w:r>
+        <w:rPr>
+          <w:rFonts w:ascii="Times New Roman" w:hAnsi="Times New Roman" w:cs="Times New Roman"/>
+          <w:color w:val="000000" w:themeColor="text1"/>
+          <w:sz w:val="28"/>
+          <w:szCs w:val="28"/>
+          <w14:shadow w14:blurRad="38100" w14:dist="19050" w14:dir="2700000" w14:sx="100000" w14:sy="100000" w14:kx="0" w14:ky="0" w14:algn="tl">
+            <w14:schemeClr w14:val="dk1">
+              <w14:alpha w14:val="60000"/>
+            </w14:schemeClr>
+          </w14:shadow>
+          <w14:textOutline w14:w="0" w14:cap="flat" w14:cmpd="sng" w14:algn="ctr">
+            <w14:noFill/>
+            <w14:prstDash w14:val="solid"/>
+            <w14:round/>
+          </w14:textOutline>
+        </w:rPr>
+        <w:t xml:space="preserve"> the form both horizontally and vertically using justify-content and align-items.</w:t>
       </w:r>
     </w:p>
     <w:p>
@@ -3031,6 +3359,7 @@
           <w:sz w:val="28"/>
           <w:szCs w:val="28"/>
         </w:rPr>
+        <w:lastRenderedPageBreak/>
         <w:drawing>
           <wp:inline distT="0" distB="0" distL="0" distR="0" wp14:anchorId="062FBA70" wp14:editId="0C864A82">
             <wp:extent cx="5731510" cy="3347085"/>
@@ -3878,7 +4207,6 @@
                   <w14:round/>
                 </w14:textOutline>
               </w:rPr>
-              <w:lastRenderedPageBreak/>
               <w:t>Browser Support</w:t>
             </w:r>
           </w:p>
@@ -4071,6 +4399,7 @@
           <w:sz w:val="28"/>
           <w:szCs w:val="28"/>
         </w:rPr>
+        <w:lastRenderedPageBreak/>
         <w:t>When should you use Grid over Flexbox?</w:t>
       </w:r>
     </w:p>
@@ -4274,85 +4603,253 @@
           <w:sz w:val="28"/>
           <w:szCs w:val="28"/>
         </w:rPr>
-        <w:t>Difference between em, rem, %, px in CSS?</w:t>
-      </w:r>
-    </w:p>
-    <w:p>
-      <w:pPr>
-        <w:rPr>
-          <w:rFonts w:ascii="Times New Roman" w:hAnsi="Times New Roman" w:cs="Times New Roman"/>
-          <w:color w:val="000000" w:themeColor="text1"/>
-          <w:sz w:val="28"/>
-          <w:szCs w:val="28"/>
-          <w14:shadow w14:blurRad="38100" w14:dist="19050" w14:dir="2700000" w14:sx="100000" w14:sy="100000" w14:kx="0" w14:ky="0" w14:algn="tl">
-            <w14:schemeClr w14:val="dk1">
-              <w14:alpha w14:val="60000"/>
-            </w14:schemeClr>
-          </w14:shadow>
-          <w14:textOutline w14:w="0" w14:cap="flat" w14:cmpd="sng" w14:algn="ctr">
-            <w14:noFill/>
-            <w14:prstDash w14:val="solid"/>
-            <w14:round/>
-          </w14:textOutline>
-        </w:rPr>
-      </w:pPr>
-      <w:r>
-        <w:rPr>
-          <w:rFonts w:ascii="Times New Roman" w:hAnsi="Times New Roman" w:cs="Times New Roman"/>
-          <w:color w:val="000000" w:themeColor="text1"/>
-          <w:sz w:val="28"/>
-          <w:szCs w:val="28"/>
-          <w14:shadow w14:blurRad="38100" w14:dist="19050" w14:dir="2700000" w14:sx="100000" w14:sy="100000" w14:kx="0" w14:ky="0" w14:algn="tl">
-            <w14:schemeClr w14:val="dk1">
-              <w14:alpha w14:val="60000"/>
-            </w14:schemeClr>
-          </w14:shadow>
-          <w14:textOutline w14:w="0" w14:cap="flat" w14:cmpd="sng" w14:algn="ctr">
-            <w14:noFill/>
-            <w14:prstDash w14:val="solid"/>
-            <w14:round/>
-          </w14:textOutline>
-        </w:rPr>
-        <w:t>I use rem for consistent scalable typography across the app, em for element-relative spacing, % for fluid layouts, and px only when precise control is needed.</w:t>
-      </w:r>
-    </w:p>
-    <w:p>
-      <w:pPr>
-        <w:rPr>
-          <w:rFonts w:ascii="Times New Roman" w:hAnsi="Times New Roman" w:cs="Times New Roman"/>
-          <w:color w:val="000000" w:themeColor="text1"/>
-          <w:sz w:val="28"/>
-          <w:szCs w:val="28"/>
-          <w14:shadow w14:blurRad="38100" w14:dist="19050" w14:dir="2700000" w14:sx="100000" w14:sy="100000" w14:kx="0" w14:ky="0" w14:algn="tl">
-            <w14:schemeClr w14:val="dk1">
-              <w14:alpha w14:val="60000"/>
-            </w14:schemeClr>
-          </w14:shadow>
-          <w14:textOutline w14:w="0" w14:cap="flat" w14:cmpd="sng" w14:algn="ctr">
-            <w14:noFill/>
-            <w14:prstDash w14:val="solid"/>
-            <w14:round/>
-          </w14:textOutline>
-        </w:rPr>
-      </w:pPr>
-      <w:r>
-        <w:rPr>
-          <w:rFonts w:ascii="Times New Roman" w:hAnsi="Times New Roman" w:cs="Times New Roman"/>
-          <w:color w:val="000000" w:themeColor="text1"/>
-          <w:sz w:val="28"/>
-          <w:szCs w:val="28"/>
-          <w14:shadow w14:blurRad="38100" w14:dist="19050" w14:dir="2700000" w14:sx="100000" w14:sy="100000" w14:kx="0" w14:ky="0" w14:algn="tl">
-            <w14:schemeClr w14:val="dk1">
-              <w14:alpha w14:val="60000"/>
-            </w14:schemeClr>
-          </w14:shadow>
-          <w14:textOutline w14:w="0" w14:cap="flat" w14:cmpd="sng" w14:algn="ctr">
-            <w14:noFill/>
-            <w14:prstDash w14:val="solid"/>
-            <w14:round/>
-          </w14:textOutline>
-        </w:rPr>
-        <w:t>In my Nokia project, we switched from px to rem for accessibility and responsiveness — especially for large-screen dashboards.</w:t>
+        <w:t xml:space="preserve">Difference between </w:t>
+      </w:r>
+      <w:proofErr w:type="spellStart"/>
+      <w:r>
+        <w:rPr>
+          <w:rFonts w:ascii="Times New Roman" w:eastAsiaTheme="majorEastAsia" w:hAnsi="Times New Roman" w:cs="Times New Roman"/>
+          <w:b/>
+          <w:bCs/>
+          <w:color w:val="833C0B" w:themeColor="accent2" w:themeShade="80"/>
+          <w:sz w:val="28"/>
+          <w:szCs w:val="28"/>
+        </w:rPr>
+        <w:t>em</w:t>
+      </w:r>
+      <w:proofErr w:type="spellEnd"/>
+      <w:r>
+        <w:rPr>
+          <w:rFonts w:ascii="Times New Roman" w:eastAsiaTheme="majorEastAsia" w:hAnsi="Times New Roman" w:cs="Times New Roman"/>
+          <w:b/>
+          <w:bCs/>
+          <w:color w:val="833C0B" w:themeColor="accent2" w:themeShade="80"/>
+          <w:sz w:val="28"/>
+          <w:szCs w:val="28"/>
+        </w:rPr>
+        <w:t xml:space="preserve">, rem, %, </w:t>
+      </w:r>
+      <w:proofErr w:type="spellStart"/>
+      <w:r>
+        <w:rPr>
+          <w:rFonts w:ascii="Times New Roman" w:eastAsiaTheme="majorEastAsia" w:hAnsi="Times New Roman" w:cs="Times New Roman"/>
+          <w:b/>
+          <w:bCs/>
+          <w:color w:val="833C0B" w:themeColor="accent2" w:themeShade="80"/>
+          <w:sz w:val="28"/>
+          <w:szCs w:val="28"/>
+        </w:rPr>
+        <w:t>px</w:t>
+      </w:r>
+      <w:proofErr w:type="spellEnd"/>
+      <w:r>
+        <w:rPr>
+          <w:rFonts w:ascii="Times New Roman" w:eastAsiaTheme="majorEastAsia" w:hAnsi="Times New Roman" w:cs="Times New Roman"/>
+          <w:b/>
+          <w:bCs/>
+          <w:color w:val="833C0B" w:themeColor="accent2" w:themeShade="80"/>
+          <w:sz w:val="28"/>
+          <w:szCs w:val="28"/>
+        </w:rPr>
+        <w:t xml:space="preserve"> in CSS?</w:t>
+      </w:r>
+    </w:p>
+    <w:p>
+      <w:pPr>
+        <w:rPr>
+          <w:rFonts w:ascii="Times New Roman" w:hAnsi="Times New Roman" w:cs="Times New Roman"/>
+          <w:color w:val="000000" w:themeColor="text1"/>
+          <w:sz w:val="28"/>
+          <w:szCs w:val="28"/>
+          <w14:shadow w14:blurRad="38100" w14:dist="19050" w14:dir="2700000" w14:sx="100000" w14:sy="100000" w14:kx="0" w14:ky="0" w14:algn="tl">
+            <w14:schemeClr w14:val="dk1">
+              <w14:alpha w14:val="60000"/>
+            </w14:schemeClr>
+          </w14:shadow>
+          <w14:textOutline w14:w="0" w14:cap="flat" w14:cmpd="sng" w14:algn="ctr">
+            <w14:noFill/>
+            <w14:prstDash w14:val="solid"/>
+            <w14:round/>
+          </w14:textOutline>
+        </w:rPr>
+      </w:pPr>
+      <w:r>
+        <w:rPr>
+          <w:rFonts w:ascii="Times New Roman" w:hAnsi="Times New Roman" w:cs="Times New Roman"/>
+          <w:color w:val="000000" w:themeColor="text1"/>
+          <w:sz w:val="28"/>
+          <w:szCs w:val="28"/>
+          <w14:shadow w14:blurRad="38100" w14:dist="19050" w14:dir="2700000" w14:sx="100000" w14:sy="100000" w14:kx="0" w14:ky="0" w14:algn="tl">
+            <w14:schemeClr w14:val="dk1">
+              <w14:alpha w14:val="60000"/>
+            </w14:schemeClr>
+          </w14:shadow>
+          <w14:textOutline w14:w="0" w14:cap="flat" w14:cmpd="sng" w14:algn="ctr">
+            <w14:noFill/>
+            <w14:prstDash w14:val="solid"/>
+            <w14:round/>
+          </w14:textOutline>
+        </w:rPr>
+        <w:t xml:space="preserve">I use rem for consistent scalable typography across the app, </w:t>
+      </w:r>
+      <w:proofErr w:type="spellStart"/>
+      <w:r>
+        <w:rPr>
+          <w:rFonts w:ascii="Times New Roman" w:hAnsi="Times New Roman" w:cs="Times New Roman"/>
+          <w:color w:val="000000" w:themeColor="text1"/>
+          <w:sz w:val="28"/>
+          <w:szCs w:val="28"/>
+          <w14:shadow w14:blurRad="38100" w14:dist="19050" w14:dir="2700000" w14:sx="100000" w14:sy="100000" w14:kx="0" w14:ky="0" w14:algn="tl">
+            <w14:schemeClr w14:val="dk1">
+              <w14:alpha w14:val="60000"/>
+            </w14:schemeClr>
+          </w14:shadow>
+          <w14:textOutline w14:w="0" w14:cap="flat" w14:cmpd="sng" w14:algn="ctr">
+            <w14:noFill/>
+            <w14:prstDash w14:val="solid"/>
+            <w14:round/>
+          </w14:textOutline>
+        </w:rPr>
+        <w:t>em</w:t>
+      </w:r>
+      <w:proofErr w:type="spellEnd"/>
+      <w:r>
+        <w:rPr>
+          <w:rFonts w:ascii="Times New Roman" w:hAnsi="Times New Roman" w:cs="Times New Roman"/>
+          <w:color w:val="000000" w:themeColor="text1"/>
+          <w:sz w:val="28"/>
+          <w:szCs w:val="28"/>
+          <w14:shadow w14:blurRad="38100" w14:dist="19050" w14:dir="2700000" w14:sx="100000" w14:sy="100000" w14:kx="0" w14:ky="0" w14:algn="tl">
+            <w14:schemeClr w14:val="dk1">
+              <w14:alpha w14:val="60000"/>
+            </w14:schemeClr>
+          </w14:shadow>
+          <w14:textOutline w14:w="0" w14:cap="flat" w14:cmpd="sng" w14:algn="ctr">
+            <w14:noFill/>
+            <w14:prstDash w14:val="solid"/>
+            <w14:round/>
+          </w14:textOutline>
+        </w:rPr>
+        <w:t xml:space="preserve"> for element-relative spacing, % for fluid layouts, and </w:t>
+      </w:r>
+      <w:proofErr w:type="spellStart"/>
+      <w:r>
+        <w:rPr>
+          <w:rFonts w:ascii="Times New Roman" w:hAnsi="Times New Roman" w:cs="Times New Roman"/>
+          <w:color w:val="000000" w:themeColor="text1"/>
+          <w:sz w:val="28"/>
+          <w:szCs w:val="28"/>
+          <w14:shadow w14:blurRad="38100" w14:dist="19050" w14:dir="2700000" w14:sx="100000" w14:sy="100000" w14:kx="0" w14:ky="0" w14:algn="tl">
+            <w14:schemeClr w14:val="dk1">
+              <w14:alpha w14:val="60000"/>
+            </w14:schemeClr>
+          </w14:shadow>
+          <w14:textOutline w14:w="0" w14:cap="flat" w14:cmpd="sng" w14:algn="ctr">
+            <w14:noFill/>
+            <w14:prstDash w14:val="solid"/>
+            <w14:round/>
+          </w14:textOutline>
+        </w:rPr>
+        <w:t>px</w:t>
+      </w:r>
+      <w:proofErr w:type="spellEnd"/>
+      <w:r>
+        <w:rPr>
+          <w:rFonts w:ascii="Times New Roman" w:hAnsi="Times New Roman" w:cs="Times New Roman"/>
+          <w:color w:val="000000" w:themeColor="text1"/>
+          <w:sz w:val="28"/>
+          <w:szCs w:val="28"/>
+          <w14:shadow w14:blurRad="38100" w14:dist="19050" w14:dir="2700000" w14:sx="100000" w14:sy="100000" w14:kx="0" w14:ky="0" w14:algn="tl">
+            <w14:schemeClr w14:val="dk1">
+              <w14:alpha w14:val="60000"/>
+            </w14:schemeClr>
+          </w14:shadow>
+          <w14:textOutline w14:w="0" w14:cap="flat" w14:cmpd="sng" w14:algn="ctr">
+            <w14:noFill/>
+            <w14:prstDash w14:val="solid"/>
+            <w14:round/>
+          </w14:textOutline>
+        </w:rPr>
+        <w:t xml:space="preserve"> only when precise control is needed.</w:t>
+      </w:r>
+    </w:p>
+    <w:p>
+      <w:pPr>
+        <w:rPr>
+          <w:rFonts w:ascii="Times New Roman" w:hAnsi="Times New Roman" w:cs="Times New Roman"/>
+          <w:color w:val="000000" w:themeColor="text1"/>
+          <w:sz w:val="28"/>
+          <w:szCs w:val="28"/>
+          <w14:shadow w14:blurRad="38100" w14:dist="19050" w14:dir="2700000" w14:sx="100000" w14:sy="100000" w14:kx="0" w14:ky="0" w14:algn="tl">
+            <w14:schemeClr w14:val="dk1">
+              <w14:alpha w14:val="60000"/>
+            </w14:schemeClr>
+          </w14:shadow>
+          <w14:textOutline w14:w="0" w14:cap="flat" w14:cmpd="sng" w14:algn="ctr">
+            <w14:noFill/>
+            <w14:prstDash w14:val="solid"/>
+            <w14:round/>
+          </w14:textOutline>
+        </w:rPr>
+      </w:pPr>
+      <w:r>
+        <w:rPr>
+          <w:rFonts w:ascii="Times New Roman" w:hAnsi="Times New Roman" w:cs="Times New Roman"/>
+          <w:color w:val="000000" w:themeColor="text1"/>
+          <w:sz w:val="28"/>
+          <w:szCs w:val="28"/>
+          <w14:shadow w14:blurRad="38100" w14:dist="19050" w14:dir="2700000" w14:sx="100000" w14:sy="100000" w14:kx="0" w14:ky="0" w14:algn="tl">
+            <w14:schemeClr w14:val="dk1">
+              <w14:alpha w14:val="60000"/>
+            </w14:schemeClr>
+          </w14:shadow>
+          <w14:textOutline w14:w="0" w14:cap="flat" w14:cmpd="sng" w14:algn="ctr">
+            <w14:noFill/>
+            <w14:prstDash w14:val="solid"/>
+            <w14:round/>
+          </w14:textOutline>
+        </w:rPr>
+        <w:t xml:space="preserve">In my Nokia project, we switched from </w:t>
+      </w:r>
+      <w:proofErr w:type="spellStart"/>
+      <w:r>
+        <w:rPr>
+          <w:rFonts w:ascii="Times New Roman" w:hAnsi="Times New Roman" w:cs="Times New Roman"/>
+          <w:color w:val="000000" w:themeColor="text1"/>
+          <w:sz w:val="28"/>
+          <w:szCs w:val="28"/>
+          <w14:shadow w14:blurRad="38100" w14:dist="19050" w14:dir="2700000" w14:sx="100000" w14:sy="100000" w14:kx="0" w14:ky="0" w14:algn="tl">
+            <w14:schemeClr w14:val="dk1">
+              <w14:alpha w14:val="60000"/>
+            </w14:schemeClr>
+          </w14:shadow>
+          <w14:textOutline w14:w="0" w14:cap="flat" w14:cmpd="sng" w14:algn="ctr">
+            <w14:noFill/>
+            <w14:prstDash w14:val="solid"/>
+            <w14:round/>
+          </w14:textOutline>
+        </w:rPr>
+        <w:t>px</w:t>
+      </w:r>
+      <w:proofErr w:type="spellEnd"/>
+      <w:r>
+        <w:rPr>
+          <w:rFonts w:ascii="Times New Roman" w:hAnsi="Times New Roman" w:cs="Times New Roman"/>
+          <w:color w:val="000000" w:themeColor="text1"/>
+          <w:sz w:val="28"/>
+          <w:szCs w:val="28"/>
+          <w14:shadow w14:blurRad="38100" w14:dist="19050" w14:dir="2700000" w14:sx="100000" w14:sy="100000" w14:kx="0" w14:ky="0" w14:algn="tl">
+            <w14:schemeClr w14:val="dk1">
+              <w14:alpha w14:val="60000"/>
+            </w14:schemeClr>
+          </w14:shadow>
+          <w14:textOutline w14:w="0" w14:cap="flat" w14:cmpd="sng" w14:algn="ctr">
+            <w14:noFill/>
+            <w14:prstDash w14:val="solid"/>
+            <w14:round/>
+          </w14:textOutline>
+        </w:rPr>
+        <w:t xml:space="preserve"> to rem for accessibility and responsiveness — especially for large-screen dashboards.</w:t>
       </w:r>
     </w:p>
     <w:p>
@@ -4438,7 +4935,6 @@
           <w:sz w:val="28"/>
           <w:szCs w:val="28"/>
         </w:rPr>
-        <w:lastRenderedPageBreak/>
         <w:t xml:space="preserve">What is </w:t>
       </w:r>
       <w:r>
@@ -4729,6 +5225,7 @@
             <w14:round/>
           </w14:textOutline>
         </w:rPr>
+        <w:lastRenderedPageBreak/>
         <w:t>DOM Manipulation</w:t>
       </w:r>
       <w:r>
@@ -5111,8 +5608,21 @@
           <w:sz w:val="28"/>
           <w:szCs w:val="28"/>
         </w:rPr>
-        <w:t>Explain what kind of application we can built using Javascript</w:t>
-      </w:r>
+        <w:t xml:space="preserve">Explain what kind of application we can built using </w:t>
+      </w:r>
+      <w:proofErr w:type="spellStart"/>
+      <w:r>
+        <w:rPr>
+          <w:rFonts w:ascii="Times New Roman" w:hAnsi="Times New Roman" w:cs="Times New Roman"/>
+          <w:b/>
+          <w:bCs/>
+          <w:color w:val="833C0B" w:themeColor="accent2" w:themeShade="80"/>
+          <w:sz w:val="28"/>
+          <w:szCs w:val="28"/>
+        </w:rPr>
+        <w:t>Javascript</w:t>
+      </w:r>
+      <w:proofErr w:type="spellEnd"/>
       <w:r>
         <w:rPr>
           <w:rFonts w:ascii="Times New Roman" w:hAnsi="Times New Roman" w:cs="Times New Roman"/>
@@ -5316,7 +5826,6 @@
             <w14:round/>
           </w14:textOutline>
         </w:rPr>
-        <w:lastRenderedPageBreak/>
         <w:t>Desktop Applications etc</w:t>
       </w:r>
     </w:p>
@@ -5341,7 +5850,31 @@
           <w:sz w:val="28"/>
           <w:szCs w:val="28"/>
         </w:rPr>
-        <w:t>What is .classList in JavaScript?</w:t>
+        <w:t>What is .</w:t>
+      </w:r>
+      <w:proofErr w:type="spellStart"/>
+      <w:r>
+        <w:rPr>
+          <w:rFonts w:ascii="Times New Roman" w:hAnsi="Times New Roman" w:cs="Times New Roman"/>
+          <w:b/>
+          <w:bCs/>
+          <w:color w:val="833C0B" w:themeColor="accent2" w:themeShade="80"/>
+          <w:sz w:val="28"/>
+          <w:szCs w:val="28"/>
+        </w:rPr>
+        <w:t>classList</w:t>
+      </w:r>
+      <w:proofErr w:type="spellEnd"/>
+      <w:r>
+        <w:rPr>
+          <w:rFonts w:ascii="Times New Roman" w:hAnsi="Times New Roman" w:cs="Times New Roman"/>
+          <w:b/>
+          <w:bCs/>
+          <w:color w:val="833C0B" w:themeColor="accent2" w:themeShade="80"/>
+          <w:sz w:val="28"/>
+          <w:szCs w:val="28"/>
+        </w:rPr>
+        <w:t xml:space="preserve"> in JavaScript?</w:t>
       </w:r>
     </w:p>
     <w:p>
@@ -5365,21 +5898,21 @@
           <w:lang w:eastAsia="en-IN"/>
           <w14:ligatures w14:val="none"/>
         </w:rPr>
-        <w:t xml:space="preserve">.classList is a </w:t>
-      </w:r>
+        <w:t>.</w:t>
+      </w:r>
+      <w:proofErr w:type="spellStart"/>
       <w:r>
         <w:rPr>
           <w:rFonts w:ascii="Times New Roman" w:eastAsia="Times New Roman" w:hAnsi="Times New Roman" w:cs="Times New Roman"/>
-          <w:b/>
-          <w:bCs/>
           <w:kern w:val="0"/>
           <w:sz w:val="28"/>
           <w:szCs w:val="28"/>
           <w:lang w:eastAsia="en-IN"/>
           <w14:ligatures w14:val="none"/>
         </w:rPr>
-        <w:t>JavaScript property</w:t>
-      </w:r>
+        <w:t>classList</w:t>
+      </w:r>
+      <w:proofErr w:type="spellEnd"/>
       <w:r>
         <w:rPr>
           <w:rFonts w:ascii="Times New Roman" w:eastAsia="Times New Roman" w:hAnsi="Times New Roman" w:cs="Times New Roman"/>
@@ -5389,6 +5922,30 @@
           <w:lang w:eastAsia="en-IN"/>
           <w14:ligatures w14:val="none"/>
         </w:rPr>
+        <w:t xml:space="preserve"> is a </w:t>
+      </w:r>
+      <w:r>
+        <w:rPr>
+          <w:rFonts w:ascii="Times New Roman" w:eastAsia="Times New Roman" w:hAnsi="Times New Roman" w:cs="Times New Roman"/>
+          <w:b/>
+          <w:bCs/>
+          <w:kern w:val="0"/>
+          <w:sz w:val="28"/>
+          <w:szCs w:val="28"/>
+          <w:lang w:eastAsia="en-IN"/>
+          <w14:ligatures w14:val="none"/>
+        </w:rPr>
+        <w:t>JavaScript property</w:t>
+      </w:r>
+      <w:r>
+        <w:rPr>
+          <w:rFonts w:ascii="Times New Roman" w:eastAsia="Times New Roman" w:hAnsi="Times New Roman" w:cs="Times New Roman"/>
+          <w:kern w:val="0"/>
+          <w:sz w:val="28"/>
+          <w:szCs w:val="28"/>
+          <w:lang w:eastAsia="en-IN"/>
+          <w14:ligatures w14:val="none"/>
+        </w:rPr>
         <w:t xml:space="preserve"> used to access the list of CSS classes assigned to an HTML element. It provides methods to add, remove, toggle, or check classes on that element.</w:t>
       </w:r>
     </w:p>
@@ -5413,6 +5970,7 @@
           <w:sz w:val="28"/>
           <w:szCs w:val="28"/>
         </w:rPr>
+        <w:lastRenderedPageBreak/>
         <w:t xml:space="preserve">What are variables and explain the rules to create a variable </w:t>
       </w:r>
     </w:p>
@@ -5536,7 +6094,47 @@
             <w14:round/>
           </w14:textOutline>
         </w:rPr>
-        <w:t xml:space="preserve">Variable name should contain only letter,digits,symbols($) and (_)underscore </w:t>
+        <w:t xml:space="preserve">Variable name should contain only </w:t>
+      </w:r>
+      <w:proofErr w:type="spellStart"/>
+      <w:r>
+        <w:rPr>
+          <w:rFonts w:ascii="Times New Roman" w:hAnsi="Times New Roman" w:cs="Times New Roman"/>
+          <w:color w:val="000000" w:themeColor="text1"/>
+          <w:sz w:val="28"/>
+          <w:szCs w:val="28"/>
+          <w14:shadow w14:blurRad="38100" w14:dist="19050" w14:dir="2700000" w14:sx="100000" w14:sy="100000" w14:kx="0" w14:ky="0" w14:algn="tl">
+            <w14:schemeClr w14:val="dk1">
+              <w14:alpha w14:val="60000"/>
+            </w14:schemeClr>
+          </w14:shadow>
+          <w14:textOutline w14:w="0" w14:cap="flat" w14:cmpd="sng" w14:algn="ctr">
+            <w14:noFill/>
+            <w14:prstDash w14:val="solid"/>
+            <w14:round/>
+          </w14:textOutline>
+        </w:rPr>
+        <w:t>letter,digits,symbols</w:t>
+      </w:r>
+      <w:proofErr w:type="spellEnd"/>
+      <w:r>
+        <w:rPr>
+          <w:rFonts w:ascii="Times New Roman" w:hAnsi="Times New Roman" w:cs="Times New Roman"/>
+          <w:color w:val="000000" w:themeColor="text1"/>
+          <w:sz w:val="28"/>
+          <w:szCs w:val="28"/>
+          <w14:shadow w14:blurRad="38100" w14:dist="19050" w14:dir="2700000" w14:sx="100000" w14:sy="100000" w14:kx="0" w14:ky="0" w14:algn="tl">
+            <w14:schemeClr w14:val="dk1">
+              <w14:alpha w14:val="60000"/>
+            </w14:schemeClr>
+          </w14:shadow>
+          <w14:textOutline w14:w="0" w14:cap="flat" w14:cmpd="sng" w14:algn="ctr">
+            <w14:noFill/>
+            <w14:prstDash w14:val="solid"/>
+            <w14:round/>
+          </w14:textOutline>
+        </w:rPr>
+        <w:t xml:space="preserve">($) and (_)underscore </w:t>
       </w:r>
     </w:p>
     <w:p>
@@ -5931,7 +6529,47 @@
             <w14:round/>
           </w14:textOutline>
         </w:rPr>
-        <w:t>Data Types: String, Number, Boolean, Undefined, Null, Symbol, BigInt which hold a single value and are immutable.</w:t>
+        <w:t xml:space="preserve">Data Types: String, Number, Boolean, Undefined, Null, Symbol, </w:t>
+      </w:r>
+      <w:proofErr w:type="spellStart"/>
+      <w:r>
+        <w:rPr>
+          <w:rFonts w:ascii="Times New Roman" w:hAnsi="Times New Roman" w:cs="Times New Roman"/>
+          <w:color w:val="000000" w:themeColor="text1"/>
+          <w:sz w:val="28"/>
+          <w:szCs w:val="28"/>
+          <w14:shadow w14:blurRad="38100" w14:dist="19050" w14:dir="2700000" w14:sx="100000" w14:sy="100000" w14:kx="0" w14:ky="0" w14:algn="tl">
+            <w14:schemeClr w14:val="dk1">
+              <w14:alpha w14:val="60000"/>
+            </w14:schemeClr>
+          </w14:shadow>
+          <w14:textOutline w14:w="0" w14:cap="flat" w14:cmpd="sng" w14:algn="ctr">
+            <w14:noFill/>
+            <w14:prstDash w14:val="solid"/>
+            <w14:round/>
+          </w14:textOutline>
+        </w:rPr>
+        <w:t>BigInt</w:t>
+      </w:r>
+      <w:proofErr w:type="spellEnd"/>
+      <w:r>
+        <w:rPr>
+          <w:rFonts w:ascii="Times New Roman" w:hAnsi="Times New Roman" w:cs="Times New Roman"/>
+          <w:color w:val="000000" w:themeColor="text1"/>
+          <w:sz w:val="28"/>
+          <w:szCs w:val="28"/>
+          <w14:shadow w14:blurRad="38100" w14:dist="19050" w14:dir="2700000" w14:sx="100000" w14:sy="100000" w14:kx="0" w14:ky="0" w14:algn="tl">
+            <w14:schemeClr w14:val="dk1">
+              <w14:alpha w14:val="60000"/>
+            </w14:schemeClr>
+          </w14:shadow>
+          <w14:textOutline w14:w="0" w14:cap="flat" w14:cmpd="sng" w14:algn="ctr">
+            <w14:noFill/>
+            <w14:prstDash w14:val="solid"/>
+            <w14:round/>
+          </w14:textOutline>
+        </w:rPr>
+        <w:t xml:space="preserve"> which hold a single value and are immutable.</w:t>
       </w:r>
       <w:r>
         <w:rPr>
@@ -6008,7 +6646,87 @@
           </w14:textOutline>
         </w:rPr>
         <w:br/>
-        <w:t>I often use typeof and Array.isArray() to safely check types before operations.</w:t>
+        <w:t xml:space="preserve">I often use </w:t>
+      </w:r>
+      <w:proofErr w:type="spellStart"/>
+      <w:r>
+        <w:rPr>
+          <w:rFonts w:ascii="Times New Roman" w:hAnsi="Times New Roman" w:cs="Times New Roman"/>
+          <w:color w:val="000000" w:themeColor="text1"/>
+          <w:sz w:val="28"/>
+          <w:szCs w:val="28"/>
+          <w14:shadow w14:blurRad="38100" w14:dist="19050" w14:dir="2700000" w14:sx="100000" w14:sy="100000" w14:kx="0" w14:ky="0" w14:algn="tl">
+            <w14:schemeClr w14:val="dk1">
+              <w14:alpha w14:val="60000"/>
+            </w14:schemeClr>
+          </w14:shadow>
+          <w14:textOutline w14:w="0" w14:cap="flat" w14:cmpd="sng" w14:algn="ctr">
+            <w14:noFill/>
+            <w14:prstDash w14:val="solid"/>
+            <w14:round/>
+          </w14:textOutline>
+        </w:rPr>
+        <w:t>typeof</w:t>
+      </w:r>
+      <w:proofErr w:type="spellEnd"/>
+      <w:r>
+        <w:rPr>
+          <w:rFonts w:ascii="Times New Roman" w:hAnsi="Times New Roman" w:cs="Times New Roman"/>
+          <w:color w:val="000000" w:themeColor="text1"/>
+          <w:sz w:val="28"/>
+          <w:szCs w:val="28"/>
+          <w14:shadow w14:blurRad="38100" w14:dist="19050" w14:dir="2700000" w14:sx="100000" w14:sy="100000" w14:kx="0" w14:ky="0" w14:algn="tl">
+            <w14:schemeClr w14:val="dk1">
+              <w14:alpha w14:val="60000"/>
+            </w14:schemeClr>
+          </w14:shadow>
+          <w14:textOutline w14:w="0" w14:cap="flat" w14:cmpd="sng" w14:algn="ctr">
+            <w14:noFill/>
+            <w14:prstDash w14:val="solid"/>
+            <w14:round/>
+          </w14:textOutline>
+        </w:rPr>
+        <w:t xml:space="preserve"> and </w:t>
+      </w:r>
+      <w:proofErr w:type="spellStart"/>
+      <w:r>
+        <w:rPr>
+          <w:rFonts w:ascii="Times New Roman" w:hAnsi="Times New Roman" w:cs="Times New Roman"/>
+          <w:color w:val="000000" w:themeColor="text1"/>
+          <w:sz w:val="28"/>
+          <w:szCs w:val="28"/>
+          <w14:shadow w14:blurRad="38100" w14:dist="19050" w14:dir="2700000" w14:sx="100000" w14:sy="100000" w14:kx="0" w14:ky="0" w14:algn="tl">
+            <w14:schemeClr w14:val="dk1">
+              <w14:alpha w14:val="60000"/>
+            </w14:schemeClr>
+          </w14:shadow>
+          <w14:textOutline w14:w="0" w14:cap="flat" w14:cmpd="sng" w14:algn="ctr">
+            <w14:noFill/>
+            <w14:prstDash w14:val="solid"/>
+            <w14:round/>
+          </w14:textOutline>
+        </w:rPr>
+        <w:t>Array.isArray</w:t>
+      </w:r>
+      <w:proofErr w:type="spellEnd"/>
+      <w:r>
+        <w:rPr>
+          <w:rFonts w:ascii="Times New Roman" w:hAnsi="Times New Roman" w:cs="Times New Roman"/>
+          <w:color w:val="000000" w:themeColor="text1"/>
+          <w:sz w:val="28"/>
+          <w:szCs w:val="28"/>
+          <w14:shadow w14:blurRad="38100" w14:dist="19050" w14:dir="2700000" w14:sx="100000" w14:sy="100000" w14:kx="0" w14:ky="0" w14:algn="tl">
+            <w14:schemeClr w14:val="dk1">
+              <w14:alpha w14:val="60000"/>
+            </w14:schemeClr>
+          </w14:shadow>
+          <w14:textOutline w14:w="0" w14:cap="flat" w14:cmpd="sng" w14:algn="ctr">
+            <w14:noFill/>
+            <w14:prstDash w14:val="solid"/>
+            <w14:round/>
+          </w14:textOutline>
+        </w:rPr>
+        <w:t>() to safely check types before operations.</w:t>
       </w:r>
     </w:p>
     <w:p>
@@ -6217,162 +6935,162 @@
             <w14:round/>
           </w14:textOutline>
         </w:rPr>
+        <w:t>A callback function is a function that is passed as an argument to another function.</w:t>
+      </w:r>
+    </w:p>
+    <w:p>
+      <w:pPr>
+        <w:rPr>
+          <w:rFonts w:ascii="Times New Roman" w:hAnsi="Times New Roman" w:cs="Times New Roman"/>
+          <w:color w:val="000000" w:themeColor="text1"/>
+          <w:sz w:val="28"/>
+          <w:szCs w:val="28"/>
+          <w14:shadow w14:blurRad="38100" w14:dist="19050" w14:dir="2700000" w14:sx="100000" w14:sy="100000" w14:kx="0" w14:ky="0" w14:algn="tl">
+            <w14:schemeClr w14:val="dk1">
+              <w14:alpha w14:val="60000"/>
+            </w14:schemeClr>
+          </w14:shadow>
+          <w14:textOutline w14:w="0" w14:cap="flat" w14:cmpd="sng" w14:algn="ctr">
+            <w14:noFill/>
+            <w14:prstDash w14:val="solid"/>
+            <w14:round/>
+          </w14:textOutline>
+        </w:rPr>
+      </w:pPr>
+      <w:r>
+        <w:rPr>
+          <w:rFonts w:ascii="Times New Roman" w:hAnsi="Times New Roman" w:cs="Times New Roman"/>
+          <w:color w:val="000000" w:themeColor="text1"/>
+          <w:sz w:val="28"/>
+          <w:szCs w:val="28"/>
+          <w14:shadow w14:blurRad="38100" w14:dist="19050" w14:dir="2700000" w14:sx="100000" w14:sy="100000" w14:kx="0" w14:ky="0" w14:algn="tl">
+            <w14:schemeClr w14:val="dk1">
+              <w14:alpha w14:val="60000"/>
+            </w14:schemeClr>
+          </w14:shadow>
+          <w14:textOutline w14:w="0" w14:cap="flat" w14:cmpd="sng" w14:algn="ctr">
+            <w14:noFill/>
+            <w14:prstDash w14:val="solid"/>
+            <w14:round/>
+          </w14:textOutline>
+        </w:rPr>
+        <w:t>Callbacks are often used for asynchronous operations, like handling events, making API requests, or performing tasks after a delay.</w:t>
+      </w:r>
+    </w:p>
+    <w:p>
+      <w:pPr>
+        <w:rPr>
+          <w:rFonts w:ascii="Times New Roman" w:hAnsi="Times New Roman" w:cs="Times New Roman"/>
+          <w:color w:val="000000" w:themeColor="text1"/>
+          <w:sz w:val="28"/>
+          <w:szCs w:val="28"/>
+          <w14:shadow w14:blurRad="38100" w14:dist="19050" w14:dir="2700000" w14:sx="100000" w14:sy="100000" w14:kx="0" w14:ky="0" w14:algn="tl">
+            <w14:schemeClr w14:val="dk1">
+              <w14:alpha w14:val="60000"/>
+            </w14:schemeClr>
+          </w14:shadow>
+          <w14:textOutline w14:w="0" w14:cap="flat" w14:cmpd="sng" w14:algn="ctr">
+            <w14:noFill/>
+            <w14:prstDash w14:val="solid"/>
+            <w14:round/>
+          </w14:textOutline>
+        </w:rPr>
+      </w:pPr>
+      <w:r>
+        <w:rPr>
+          <w:rFonts w:ascii="Times New Roman" w:hAnsi="Times New Roman" w:cs="Times New Roman"/>
+          <w:color w:val="000000" w:themeColor="text1"/>
+          <w:sz w:val="28"/>
+          <w:szCs w:val="28"/>
+          <w14:shadow w14:blurRad="38100" w14:dist="19050" w14:dir="2700000" w14:sx="100000" w14:sy="100000" w14:kx="0" w14:ky="0" w14:algn="tl">
+            <w14:schemeClr w14:val="dk1">
+              <w14:alpha w14:val="60000"/>
+            </w14:schemeClr>
+          </w14:shadow>
+          <w14:textOutline w14:w="0" w14:cap="flat" w14:cmpd="sng" w14:algn="ctr">
+            <w14:noFill/>
+            <w14:prstDash w14:val="solid"/>
+            <w14:round/>
+          </w14:textOutline>
+        </w:rPr>
+        <w:t xml:space="preserve">callback </w:t>
+      </w:r>
+      <w:r>
+        <w:rPr>
+          <w:rFonts w:ascii="Times New Roman" w:hAnsi="Times New Roman" w:cs="Times New Roman"/>
+          <w:color w:val="000000" w:themeColor="text1"/>
+          <w:sz w:val="28"/>
+          <w:szCs w:val="28"/>
+          <w14:shadow w14:blurRad="38100" w14:dist="19050" w14:dir="2700000" w14:sx="100000" w14:sy="100000" w14:kx="0" w14:ky="0" w14:algn="tl">
+            <w14:schemeClr w14:val="dk1">
+              <w14:alpha w14:val="60000"/>
+            </w14:schemeClr>
+          </w14:shadow>
+          <w14:textOutline w14:w="0" w14:cap="flat" w14:cmpd="sng" w14:algn="ctr">
+            <w14:noFill/>
+            <w14:prstDash w14:val="solid"/>
+            <w14:round/>
+          </w14:textOutline>
+        </w:rPr>
+        <w:t>function is</w:t>
+      </w:r>
+      <w:r>
+        <w:rPr>
+          <w:rFonts w:ascii="Times New Roman" w:hAnsi="Times New Roman" w:cs="Times New Roman"/>
+          <w:color w:val="000000" w:themeColor="text1"/>
+          <w:sz w:val="28"/>
+          <w:szCs w:val="28"/>
+          <w14:shadow w14:blurRad="38100" w14:dist="19050" w14:dir="2700000" w14:sx="100000" w14:sy="100000" w14:kx="0" w14:ky="0" w14:algn="tl">
+            <w14:schemeClr w14:val="dk1">
+              <w14:alpha w14:val="60000"/>
+            </w14:schemeClr>
+          </w14:shadow>
+          <w14:textOutline w14:w="0" w14:cap="flat" w14:cmpd="sng" w14:algn="ctr">
+            <w14:noFill/>
+            <w14:prstDash w14:val="solid"/>
+            <w14:round/>
+          </w14:textOutline>
+        </w:rPr>
+        <w:t xml:space="preserve"> executed after some operation has been completed.</w:t>
+      </w:r>
+    </w:p>
+    <w:p>
+      <w:pPr>
+        <w:rPr>
+          <w:rFonts w:ascii="Times New Roman" w:hAnsi="Times New Roman" w:cs="Times New Roman"/>
+          <w:color w:val="000000" w:themeColor="text1"/>
+          <w:sz w:val="28"/>
+          <w:szCs w:val="28"/>
+          <w14:shadow w14:blurRad="38100" w14:dist="19050" w14:dir="2700000" w14:sx="100000" w14:sy="100000" w14:kx="0" w14:ky="0" w14:algn="tl">
+            <w14:schemeClr w14:val="dk1">
+              <w14:alpha w14:val="60000"/>
+            </w14:schemeClr>
+          </w14:shadow>
+          <w14:textOutline w14:w="0" w14:cap="flat" w14:cmpd="sng" w14:algn="ctr">
+            <w14:noFill/>
+            <w14:prstDash w14:val="solid"/>
+            <w14:round/>
+          </w14:textOutline>
+        </w:rPr>
+      </w:pPr>
+      <w:r>
+        <w:rPr>
+          <w:rFonts w:ascii="Times New Roman" w:hAnsi="Times New Roman" w:cs="Times New Roman"/>
+          <w:color w:val="000000" w:themeColor="text1"/>
+          <w:sz w:val="28"/>
+          <w:szCs w:val="28"/>
+          <w14:shadow w14:blurRad="38100" w14:dist="19050" w14:dir="2700000" w14:sx="100000" w14:sy="100000" w14:kx="0" w14:ky="0" w14:algn="tl">
+            <w14:schemeClr w14:val="dk1">
+              <w14:alpha w14:val="60000"/>
+            </w14:schemeClr>
+          </w14:shadow>
+          <w14:textOutline w14:w="0" w14:cap="flat" w14:cmpd="sng" w14:algn="ctr">
+            <w14:noFill/>
+            <w14:prstDash w14:val="solid"/>
+            <w14:round/>
+          </w14:textOutline>
+        </w:rPr>
         <w:lastRenderedPageBreak/>
-        <w:t>A callback function is a function that is passed as an argument to another function.</w:t>
-      </w:r>
-    </w:p>
-    <w:p>
-      <w:pPr>
-        <w:rPr>
-          <w:rFonts w:ascii="Times New Roman" w:hAnsi="Times New Roman" w:cs="Times New Roman"/>
-          <w:color w:val="000000" w:themeColor="text1"/>
-          <w:sz w:val="28"/>
-          <w:szCs w:val="28"/>
-          <w14:shadow w14:blurRad="38100" w14:dist="19050" w14:dir="2700000" w14:sx="100000" w14:sy="100000" w14:kx="0" w14:ky="0" w14:algn="tl">
-            <w14:schemeClr w14:val="dk1">
-              <w14:alpha w14:val="60000"/>
-            </w14:schemeClr>
-          </w14:shadow>
-          <w14:textOutline w14:w="0" w14:cap="flat" w14:cmpd="sng" w14:algn="ctr">
-            <w14:noFill/>
-            <w14:prstDash w14:val="solid"/>
-            <w14:round/>
-          </w14:textOutline>
-        </w:rPr>
-      </w:pPr>
-      <w:r>
-        <w:rPr>
-          <w:rFonts w:ascii="Times New Roman" w:hAnsi="Times New Roman" w:cs="Times New Roman"/>
-          <w:color w:val="000000" w:themeColor="text1"/>
-          <w:sz w:val="28"/>
-          <w:szCs w:val="28"/>
-          <w14:shadow w14:blurRad="38100" w14:dist="19050" w14:dir="2700000" w14:sx="100000" w14:sy="100000" w14:kx="0" w14:ky="0" w14:algn="tl">
-            <w14:schemeClr w14:val="dk1">
-              <w14:alpha w14:val="60000"/>
-            </w14:schemeClr>
-          </w14:shadow>
-          <w14:textOutline w14:w="0" w14:cap="flat" w14:cmpd="sng" w14:algn="ctr">
-            <w14:noFill/>
-            <w14:prstDash w14:val="solid"/>
-            <w14:round/>
-          </w14:textOutline>
-        </w:rPr>
-        <w:t>Callbacks are often used for asynchronous operations, like handling events, making API requests, or performing tasks after a delay.</w:t>
-      </w:r>
-    </w:p>
-    <w:p>
-      <w:pPr>
-        <w:rPr>
-          <w:rFonts w:ascii="Times New Roman" w:hAnsi="Times New Roman" w:cs="Times New Roman"/>
-          <w:color w:val="000000" w:themeColor="text1"/>
-          <w:sz w:val="28"/>
-          <w:szCs w:val="28"/>
-          <w14:shadow w14:blurRad="38100" w14:dist="19050" w14:dir="2700000" w14:sx="100000" w14:sy="100000" w14:kx="0" w14:ky="0" w14:algn="tl">
-            <w14:schemeClr w14:val="dk1">
-              <w14:alpha w14:val="60000"/>
-            </w14:schemeClr>
-          </w14:shadow>
-          <w14:textOutline w14:w="0" w14:cap="flat" w14:cmpd="sng" w14:algn="ctr">
-            <w14:noFill/>
-            <w14:prstDash w14:val="solid"/>
-            <w14:round/>
-          </w14:textOutline>
-        </w:rPr>
-      </w:pPr>
-      <w:r>
-        <w:rPr>
-          <w:rFonts w:ascii="Times New Roman" w:hAnsi="Times New Roman" w:cs="Times New Roman"/>
-          <w:color w:val="000000" w:themeColor="text1"/>
-          <w:sz w:val="28"/>
-          <w:szCs w:val="28"/>
-          <w14:shadow w14:blurRad="38100" w14:dist="19050" w14:dir="2700000" w14:sx="100000" w14:sy="100000" w14:kx="0" w14:ky="0" w14:algn="tl">
-            <w14:schemeClr w14:val="dk1">
-              <w14:alpha w14:val="60000"/>
-            </w14:schemeClr>
-          </w14:shadow>
-          <w14:textOutline w14:w="0" w14:cap="flat" w14:cmpd="sng" w14:algn="ctr">
-            <w14:noFill/>
-            <w14:prstDash w14:val="solid"/>
-            <w14:round/>
-          </w14:textOutline>
-        </w:rPr>
-        <w:t xml:space="preserve">callback </w:t>
-      </w:r>
-      <w:r>
-        <w:rPr>
-          <w:rFonts w:ascii="Times New Roman" w:hAnsi="Times New Roman" w:cs="Times New Roman"/>
-          <w:color w:val="000000" w:themeColor="text1"/>
-          <w:sz w:val="28"/>
-          <w:szCs w:val="28"/>
-          <w14:shadow w14:blurRad="38100" w14:dist="19050" w14:dir="2700000" w14:sx="100000" w14:sy="100000" w14:kx="0" w14:ky="0" w14:algn="tl">
-            <w14:schemeClr w14:val="dk1">
-              <w14:alpha w14:val="60000"/>
-            </w14:schemeClr>
-          </w14:shadow>
-          <w14:textOutline w14:w="0" w14:cap="flat" w14:cmpd="sng" w14:algn="ctr">
-            <w14:noFill/>
-            <w14:prstDash w14:val="solid"/>
-            <w14:round/>
-          </w14:textOutline>
-        </w:rPr>
-        <w:t>function is</w:t>
-      </w:r>
-      <w:r>
-        <w:rPr>
-          <w:rFonts w:ascii="Times New Roman" w:hAnsi="Times New Roman" w:cs="Times New Roman"/>
-          <w:color w:val="000000" w:themeColor="text1"/>
-          <w:sz w:val="28"/>
-          <w:szCs w:val="28"/>
-          <w14:shadow w14:blurRad="38100" w14:dist="19050" w14:dir="2700000" w14:sx="100000" w14:sy="100000" w14:kx="0" w14:ky="0" w14:algn="tl">
-            <w14:schemeClr w14:val="dk1">
-              <w14:alpha w14:val="60000"/>
-            </w14:schemeClr>
-          </w14:shadow>
-          <w14:textOutline w14:w="0" w14:cap="flat" w14:cmpd="sng" w14:algn="ctr">
-            <w14:noFill/>
-            <w14:prstDash w14:val="solid"/>
-            <w14:round/>
-          </w14:textOutline>
-        </w:rPr>
-        <w:t xml:space="preserve"> executed after some operation has been completed.</w:t>
-      </w:r>
-    </w:p>
-    <w:p>
-      <w:pPr>
-        <w:rPr>
-          <w:rFonts w:ascii="Times New Roman" w:hAnsi="Times New Roman" w:cs="Times New Roman"/>
-          <w:color w:val="000000" w:themeColor="text1"/>
-          <w:sz w:val="28"/>
-          <w:szCs w:val="28"/>
-          <w14:shadow w14:blurRad="38100" w14:dist="19050" w14:dir="2700000" w14:sx="100000" w14:sy="100000" w14:kx="0" w14:ky="0" w14:algn="tl">
-            <w14:schemeClr w14:val="dk1">
-              <w14:alpha w14:val="60000"/>
-            </w14:schemeClr>
-          </w14:shadow>
-          <w14:textOutline w14:w="0" w14:cap="flat" w14:cmpd="sng" w14:algn="ctr">
-            <w14:noFill/>
-            <w14:prstDash w14:val="solid"/>
-            <w14:round/>
-          </w14:textOutline>
-        </w:rPr>
-      </w:pPr>
-      <w:r>
-        <w:rPr>
-          <w:rFonts w:ascii="Times New Roman" w:hAnsi="Times New Roman" w:cs="Times New Roman"/>
-          <w:color w:val="000000" w:themeColor="text1"/>
-          <w:sz w:val="28"/>
-          <w:szCs w:val="28"/>
-          <w14:shadow w14:blurRad="38100" w14:dist="19050" w14:dir="2700000" w14:sx="100000" w14:sy="100000" w14:kx="0" w14:ky="0" w14:algn="tl">
-            <w14:schemeClr w14:val="dk1">
-              <w14:alpha w14:val="60000"/>
-            </w14:schemeClr>
-          </w14:shadow>
-          <w14:textOutline w14:w="0" w14:cap="flat" w14:cmpd="sng" w14:algn="ctr">
-            <w14:noFill/>
-            <w14:prstDash w14:val="solid"/>
-            <w14:round/>
-          </w14:textOutline>
-        </w:rPr>
         <w:t xml:space="preserve">A </w:t>
       </w:r>
       <w:r>
@@ -6875,6 +7593,7 @@
         </w:rPr>
         <w:t xml:space="preserve">, and </w:t>
       </w:r>
+      <w:proofErr w:type="spellStart"/>
       <w:r>
         <w:rPr>
           <w:rFonts w:ascii="Times New Roman" w:hAnsi="Times New Roman" w:cs="Times New Roman"/>
@@ -6896,6 +7615,7 @@
         </w:rPr>
         <w:t>reassignability</w:t>
       </w:r>
+      <w:proofErr w:type="spellEnd"/>
       <w:r>
         <w:rPr>
           <w:rFonts w:ascii="Times New Roman" w:hAnsi="Times New Roman" w:cs="Times New Roman"/>
@@ -7418,6 +8138,7 @@
         </w:rPr>
         <w:t xml:space="preserve"> — accessing them before declaration throws a </w:t>
       </w:r>
+      <w:proofErr w:type="spellStart"/>
       <w:r>
         <w:rPr>
           <w:rFonts w:ascii="Times New Roman" w:hAnsi="Times New Roman" w:cs="Times New Roman"/>
@@ -7439,6 +8160,7 @@
         </w:rPr>
         <w:t>ReferenceError</w:t>
       </w:r>
+      <w:proofErr w:type="spellEnd"/>
       <w:r>
         <w:rPr>
           <w:rFonts w:ascii="Times New Roman" w:hAnsi="Times New Roman" w:cs="Times New Roman"/>
@@ -7928,7 +8650,6 @@
             <w14:round/>
           </w14:textOutline>
         </w:rPr>
-        <w:lastRenderedPageBreak/>
         <w:t>In my projects, I avoid var completely. I use let for values that change (like counters), and const for everything else — especially functions and objects.</w:t>
       </w:r>
     </w:p>
@@ -7997,7 +8718,23 @@
           <w:sz w:val="28"/>
           <w:szCs w:val="28"/>
         </w:rPr>
-        <w:t xml:space="preserve"> is JavaScript's behavior of moving </w:t>
+        <w:t xml:space="preserve"> is JavaScript's </w:t>
+      </w:r>
+      <w:proofErr w:type="spellStart"/>
+      <w:r>
+        <w:rPr>
+          <w:sz w:val="28"/>
+          <w:szCs w:val="28"/>
+        </w:rPr>
+        <w:t>behavior</w:t>
+      </w:r>
+      <w:proofErr w:type="spellEnd"/>
+      <w:r>
+        <w:rPr>
+          <w:sz w:val="28"/>
+          <w:szCs w:val="28"/>
+        </w:rPr>
+        <w:t xml:space="preserve"> of moving </w:t>
       </w:r>
       <w:r>
         <w:rPr>
@@ -8044,6 +8781,7 @@
           <w:sz w:val="28"/>
           <w:szCs w:val="28"/>
         </w:rPr>
+        <w:lastRenderedPageBreak/>
         <w:t xml:space="preserve">Only the </w:t>
       </w:r>
       <w:r>
@@ -9329,7 +10067,388 @@
             <w14:round/>
           </w14:textOutline>
         </w:rPr>
-        <w:t>the spread operator is used to expand elements from an array or object into individual elements.</w:t>
+        <w:t>the spread operator is used to expand elements from an array or object into individual elements</w:t>
+      </w:r>
+      <w:r>
+        <w:rPr>
+          <w:rFonts w:ascii="Times New Roman" w:hAnsi="Times New Roman" w:cs="Times New Roman"/>
+          <w:color w:val="000000" w:themeColor="text1"/>
+          <w:sz w:val="28"/>
+          <w:szCs w:val="28"/>
+          <w14:shadow w14:blurRad="38100" w14:dist="19050" w14:dir="2700000" w14:sx="100000" w14:sy="100000" w14:kx="0" w14:ky="0" w14:algn="tl">
+            <w14:schemeClr w14:val="dk1">
+              <w14:alpha w14:val="60000"/>
+            </w14:schemeClr>
+          </w14:shadow>
+          <w14:textOutline w14:w="0" w14:cap="flat" w14:cmpd="sng" w14:algn="ctr">
+            <w14:noFill/>
+            <w14:prstDash w14:val="solid"/>
+            <w14:round/>
+          </w14:textOutline>
+        </w:rPr>
+        <w:t xml:space="preserve"> - </w:t>
+      </w:r>
+      <w:r>
+        <w:rPr>
+          <w:rFonts w:ascii="Times New Roman" w:hAnsi="Times New Roman" w:cs="Times New Roman"/>
+          <w:color w:val="000000" w:themeColor="text1"/>
+          <w:sz w:val="28"/>
+          <w:szCs w:val="28"/>
+          <w14:shadow w14:blurRad="38100" w14:dist="19050" w14:dir="2700000" w14:sx="100000" w14:sy="100000" w14:kx="0" w14:ky="0" w14:algn="tl">
+            <w14:schemeClr w14:val="dk1">
+              <w14:alpha w14:val="60000"/>
+            </w14:schemeClr>
+          </w14:shadow>
+          <w14:textOutline w14:w="0" w14:cap="flat" w14:cmpd="sng" w14:algn="ctr">
+            <w14:noFill/>
+            <w14:prstDash w14:val="solid"/>
+            <w14:round/>
+          </w14:textOutline>
+        </w:rPr>
+        <w:t xml:space="preserve">useful when </w:t>
+      </w:r>
+      <w:r>
+        <w:rPr>
+          <w:rFonts w:ascii="Times New Roman" w:hAnsi="Times New Roman" w:cs="Times New Roman"/>
+          <w:b/>
+          <w:bCs/>
+          <w:color w:val="000000" w:themeColor="text1"/>
+          <w:sz w:val="28"/>
+          <w:szCs w:val="28"/>
+          <w14:shadow w14:blurRad="38100" w14:dist="19050" w14:dir="2700000" w14:sx="100000" w14:sy="100000" w14:kx="0" w14:ky="0" w14:algn="tl">
+            <w14:schemeClr w14:val="dk1">
+              <w14:alpha w14:val="60000"/>
+            </w14:schemeClr>
+          </w14:shadow>
+          <w14:textOutline w14:w="0" w14:cap="flat" w14:cmpd="sng" w14:algn="ctr">
+            <w14:noFill/>
+            <w14:prstDash w14:val="solid"/>
+            <w14:round/>
+          </w14:textOutline>
+        </w:rPr>
+        <w:t>copying, merging, or passing</w:t>
+      </w:r>
+      <w:r>
+        <w:rPr>
+          <w:rFonts w:ascii="Times New Roman" w:hAnsi="Times New Roman" w:cs="Times New Roman"/>
+          <w:color w:val="000000" w:themeColor="text1"/>
+          <w:sz w:val="28"/>
+          <w:szCs w:val="28"/>
+          <w14:shadow w14:blurRad="38100" w14:dist="19050" w14:dir="2700000" w14:sx="100000" w14:sy="100000" w14:kx="0" w14:ky="0" w14:algn="tl">
+            <w14:schemeClr w14:val="dk1">
+              <w14:alpha w14:val="60000"/>
+            </w14:schemeClr>
+          </w14:shadow>
+          <w14:textOutline w14:w="0" w14:cap="flat" w14:cmpd="sng" w14:algn="ctr">
+            <w14:noFill/>
+            <w14:prstDash w14:val="solid"/>
+            <w14:round/>
+          </w14:textOutline>
+        </w:rPr>
+        <w:t xml:space="preserve"> values.</w:t>
+      </w:r>
+    </w:p>
+    <w:p>
+      <w:pPr>
+        <w:rPr>
+          <w:rFonts w:ascii="Times New Roman" w:hAnsi="Times New Roman" w:cs="Times New Roman"/>
+          <w:b/>
+          <w:bCs/>
+          <w:color w:val="7030A0"/>
+          <w:sz w:val="28"/>
+          <w:szCs w:val="28"/>
+          <w14:shadow w14:blurRad="38100" w14:dist="19050" w14:dir="2700000" w14:sx="100000" w14:sy="100000" w14:kx="0" w14:ky="0" w14:algn="tl">
+            <w14:schemeClr w14:val="dk1">
+              <w14:alpha w14:val="60000"/>
+            </w14:schemeClr>
+          </w14:shadow>
+          <w14:textOutline w14:w="0" w14:cap="flat" w14:cmpd="sng" w14:algn="ctr">
+            <w14:noFill/>
+            <w14:prstDash w14:val="solid"/>
+            <w14:round/>
+          </w14:textOutline>
+        </w:rPr>
+      </w:pPr>
+      <w:r>
+        <w:rPr>
+          <w:rFonts w:ascii="Times New Roman" w:hAnsi="Times New Roman" w:cs="Times New Roman"/>
+          <w:b/>
+          <w:bCs/>
+          <w:color w:val="7030A0"/>
+          <w:sz w:val="28"/>
+          <w:szCs w:val="28"/>
+          <w14:shadow w14:blurRad="38100" w14:dist="19050" w14:dir="2700000" w14:sx="100000" w14:sy="100000" w14:kx="0" w14:ky="0" w14:algn="tl">
+            <w14:schemeClr w14:val="dk1">
+              <w14:alpha w14:val="60000"/>
+            </w14:schemeClr>
+          </w14:shadow>
+          <w14:textOutline w14:w="0" w14:cap="flat" w14:cmpd="sng" w14:algn="ctr">
+            <w14:noFill/>
+            <w14:prstDash w14:val="solid"/>
+            <w14:round/>
+          </w14:textOutline>
+        </w:rPr>
+        <w:t>Expands values out</w:t>
+      </w:r>
+    </w:p>
+    <w:p>
+      <w:pPr>
+        <w:rPr>
+          <w:rFonts w:ascii="Times New Roman" w:hAnsi="Times New Roman" w:cs="Times New Roman"/>
+          <w:color w:val="000000" w:themeColor="text1"/>
+          <w:sz w:val="28"/>
+          <w:szCs w:val="28"/>
+          <w14:shadow w14:blurRad="38100" w14:dist="19050" w14:dir="2700000" w14:sx="100000" w14:sy="100000" w14:kx="0" w14:ky="0" w14:algn="tl">
+            <w14:schemeClr w14:val="dk1">
+              <w14:alpha w14:val="60000"/>
+            </w14:schemeClr>
+          </w14:shadow>
+          <w14:textOutline w14:w="0" w14:cap="flat" w14:cmpd="sng" w14:algn="ctr">
+            <w14:noFill/>
+            <w14:prstDash w14:val="solid"/>
+            <w14:round/>
+          </w14:textOutline>
+        </w:rPr>
+      </w:pPr>
+      <w:r>
+        <w:rPr>
+          <w:rFonts w:ascii="Times New Roman" w:hAnsi="Times New Roman" w:cs="Times New Roman"/>
+          <w:color w:val="000000" w:themeColor="text1"/>
+          <w:sz w:val="28"/>
+          <w:szCs w:val="28"/>
+          <w14:shadow w14:blurRad="38100" w14:dist="19050" w14:dir="2700000" w14:sx="100000" w14:sy="100000" w14:kx="0" w14:ky="0" w14:algn="tl">
+            <w14:schemeClr w14:val="dk1">
+              <w14:alpha w14:val="60000"/>
+            </w14:schemeClr>
+          </w14:shadow>
+          <w14:textOutline w14:w="0" w14:cap="flat" w14:cmpd="sng" w14:algn="ctr">
+            <w14:noFill/>
+            <w14:prstDash w14:val="solid"/>
+            <w14:round/>
+          </w14:textOutline>
+        </w:rPr>
+        <w:drawing>
+          <wp:inline distT="0" distB="0" distL="0" distR="0" wp14:anchorId="0FBD796C" wp14:editId="72E7EFD6">
+            <wp:extent cx="4750044" cy="914447"/>
+            <wp:effectExtent l="0" t="0" r="0" b="0"/>
+            <wp:docPr id="1014746128" name="Picture 1"/>
+            <wp:cNvGraphicFramePr>
+              <a:graphicFrameLocks xmlns:a="http://schemas.openxmlformats.org/drawingml/2006/main" noChangeAspect="1"/>
+            </wp:cNvGraphicFramePr>
+            <a:graphic xmlns:a="http://schemas.openxmlformats.org/drawingml/2006/main">
+              <a:graphicData uri="http://schemas.openxmlformats.org/drawingml/2006/picture">
+                <pic:pic xmlns:pic="http://schemas.openxmlformats.org/drawingml/2006/picture">
+                  <pic:nvPicPr>
+                    <pic:cNvPr id="1014746128" name=""/>
+                    <pic:cNvPicPr/>
+                  </pic:nvPicPr>
+                  <pic:blipFill>
+                    <a:blip r:embed="rId8"/>
+                    <a:stretch>
+                      <a:fillRect/>
+                    </a:stretch>
+                  </pic:blipFill>
+                  <pic:spPr>
+                    <a:xfrm>
+                      <a:off x="0" y="0"/>
+                      <a:ext cx="4750044" cy="914447"/>
+                    </a:xfrm>
+                    <a:prstGeom prst="rect">
+                      <a:avLst/>
+                    </a:prstGeom>
+                  </pic:spPr>
+                </pic:pic>
+              </a:graphicData>
+            </a:graphic>
+          </wp:inline>
+        </w:drawing>
+      </w:r>
+    </w:p>
+    <w:p>
+      <w:pPr>
+        <w:rPr>
+          <w:rFonts w:ascii="Times New Roman" w:hAnsi="Times New Roman" w:cs="Times New Roman"/>
+          <w:color w:val="000000" w:themeColor="text1"/>
+          <w:sz w:val="28"/>
+          <w:szCs w:val="28"/>
+          <w14:shadow w14:blurRad="38100" w14:dist="19050" w14:dir="2700000" w14:sx="100000" w14:sy="100000" w14:kx="0" w14:ky="0" w14:algn="tl">
+            <w14:schemeClr w14:val="dk1">
+              <w14:alpha w14:val="60000"/>
+            </w14:schemeClr>
+          </w14:shadow>
+          <w14:textOutline w14:w="0" w14:cap="flat" w14:cmpd="sng" w14:algn="ctr">
+            <w14:noFill/>
+            <w14:prstDash w14:val="solid"/>
+            <w14:round/>
+          </w14:textOutline>
+        </w:rPr>
+      </w:pPr>
+    </w:p>
+    <w:p>
+      <w:pPr>
+        <w:rPr>
+          <w:rFonts w:ascii="Times New Roman" w:hAnsi="Times New Roman" w:cs="Times New Roman"/>
+          <w:color w:val="000000" w:themeColor="text1"/>
+          <w:sz w:val="28"/>
+          <w:szCs w:val="28"/>
+          <w14:shadow w14:blurRad="38100" w14:dist="19050" w14:dir="2700000" w14:sx="100000" w14:sy="100000" w14:kx="0" w14:ky="0" w14:algn="tl">
+            <w14:schemeClr w14:val="dk1">
+              <w14:alpha w14:val="60000"/>
+            </w14:schemeClr>
+          </w14:shadow>
+          <w14:textOutline w14:w="0" w14:cap="flat" w14:cmpd="sng" w14:algn="ctr">
+            <w14:noFill/>
+            <w14:prstDash w14:val="solid"/>
+            <w14:round/>
+          </w14:textOutline>
+        </w:rPr>
+      </w:pPr>
+      <w:r>
+        <w:rPr>
+          <w:rFonts w:ascii="Times New Roman" w:hAnsi="Times New Roman" w:cs="Times New Roman"/>
+          <w:color w:val="000000" w:themeColor="text1"/>
+          <w:sz w:val="28"/>
+          <w:szCs w:val="28"/>
+          <w14:shadow w14:blurRad="38100" w14:dist="19050" w14:dir="2700000" w14:sx="100000" w14:sy="100000" w14:kx="0" w14:ky="0" w14:algn="tl">
+            <w14:schemeClr w14:val="dk1">
+              <w14:alpha w14:val="60000"/>
+            </w14:schemeClr>
+          </w14:shadow>
+          <w14:textOutline w14:w="0" w14:cap="flat" w14:cmpd="sng" w14:algn="ctr">
+            <w14:noFill/>
+            <w14:prstDash w14:val="solid"/>
+            <w14:round/>
+          </w14:textOutline>
+        </w:rPr>
+        <w:lastRenderedPageBreak/>
+        <w:drawing>
+          <wp:inline distT="0" distB="0" distL="0" distR="0" wp14:anchorId="54FE92BF" wp14:editId="689A2B88">
+            <wp:extent cx="5731510" cy="1296670"/>
+            <wp:effectExtent l="0" t="0" r="2540" b="0"/>
+            <wp:docPr id="2016710853" name="Picture 1"/>
+            <wp:cNvGraphicFramePr>
+              <a:graphicFrameLocks xmlns:a="http://schemas.openxmlformats.org/drawingml/2006/main" noChangeAspect="1"/>
+            </wp:cNvGraphicFramePr>
+            <a:graphic xmlns:a="http://schemas.openxmlformats.org/drawingml/2006/main">
+              <a:graphicData uri="http://schemas.openxmlformats.org/drawingml/2006/picture">
+                <pic:pic xmlns:pic="http://schemas.openxmlformats.org/drawingml/2006/picture">
+                  <pic:nvPicPr>
+                    <pic:cNvPr id="2016710853" name=""/>
+                    <pic:cNvPicPr/>
+                  </pic:nvPicPr>
+                  <pic:blipFill>
+                    <a:blip r:embed="rId9"/>
+                    <a:stretch>
+                      <a:fillRect/>
+                    </a:stretch>
+                  </pic:blipFill>
+                  <pic:spPr>
+                    <a:xfrm>
+                      <a:off x="0" y="0"/>
+                      <a:ext cx="5731510" cy="1296670"/>
+                    </a:xfrm>
+                    <a:prstGeom prst="rect">
+                      <a:avLst/>
+                    </a:prstGeom>
+                  </pic:spPr>
+                </pic:pic>
+              </a:graphicData>
+            </a:graphic>
+          </wp:inline>
+        </w:drawing>
+      </w:r>
+    </w:p>
+    <w:p>
+      <w:pPr>
+        <w:rPr>
+          <w:rFonts w:ascii="Times New Roman" w:hAnsi="Times New Roman" w:cs="Times New Roman"/>
+          <w:color w:val="000000" w:themeColor="text1"/>
+          <w:sz w:val="28"/>
+          <w:szCs w:val="28"/>
+          <w14:shadow w14:blurRad="38100" w14:dist="19050" w14:dir="2700000" w14:sx="100000" w14:sy="100000" w14:kx="0" w14:ky="0" w14:algn="tl">
+            <w14:schemeClr w14:val="dk1">
+              <w14:alpha w14:val="60000"/>
+            </w14:schemeClr>
+          </w14:shadow>
+          <w14:textOutline w14:w="0" w14:cap="flat" w14:cmpd="sng" w14:algn="ctr">
+            <w14:noFill/>
+            <w14:prstDash w14:val="solid"/>
+            <w14:round/>
+          </w14:textOutline>
+        </w:rPr>
+      </w:pPr>
+    </w:p>
+    <w:p>
+      <w:pPr>
+        <w:rPr>
+          <w:rFonts w:ascii="Times New Roman" w:hAnsi="Times New Roman" w:cs="Times New Roman"/>
+          <w:color w:val="000000" w:themeColor="text1"/>
+          <w:sz w:val="28"/>
+          <w:szCs w:val="28"/>
+          <w14:shadow w14:blurRad="38100" w14:dist="19050" w14:dir="2700000" w14:sx="100000" w14:sy="100000" w14:kx="0" w14:ky="0" w14:algn="tl">
+            <w14:schemeClr w14:val="dk1">
+              <w14:alpha w14:val="60000"/>
+            </w14:schemeClr>
+          </w14:shadow>
+          <w14:textOutline w14:w="0" w14:cap="flat" w14:cmpd="sng" w14:algn="ctr">
+            <w14:noFill/>
+            <w14:prstDash w14:val="solid"/>
+            <w14:round/>
+          </w14:textOutline>
+        </w:rPr>
+      </w:pPr>
+      <w:r>
+        <w:rPr>
+          <w:rFonts w:ascii="Times New Roman" w:hAnsi="Times New Roman" w:cs="Times New Roman"/>
+          <w:color w:val="000000" w:themeColor="text1"/>
+          <w:sz w:val="28"/>
+          <w:szCs w:val="28"/>
+          <w14:shadow w14:blurRad="38100" w14:dist="19050" w14:dir="2700000" w14:sx="100000" w14:sy="100000" w14:kx="0" w14:ky="0" w14:algn="tl">
+            <w14:schemeClr w14:val="dk1">
+              <w14:alpha w14:val="60000"/>
+            </w14:schemeClr>
+          </w14:shadow>
+          <w14:textOutline w14:w="0" w14:cap="flat" w14:cmpd="sng" w14:algn="ctr">
+            <w14:noFill/>
+            <w14:prstDash w14:val="solid"/>
+            <w14:round/>
+          </w14:textOutline>
+        </w:rPr>
+        <w:drawing>
+          <wp:inline distT="0" distB="0" distL="0" distR="0" wp14:anchorId="6BB51F7D" wp14:editId="7964077E">
+            <wp:extent cx="5731510" cy="2216150"/>
+            <wp:effectExtent l="0" t="0" r="2540" b="0"/>
+            <wp:docPr id="1268078857" name="Picture 1"/>
+            <wp:cNvGraphicFramePr>
+              <a:graphicFrameLocks xmlns:a="http://schemas.openxmlformats.org/drawingml/2006/main" noChangeAspect="1"/>
+            </wp:cNvGraphicFramePr>
+            <a:graphic xmlns:a="http://schemas.openxmlformats.org/drawingml/2006/main">
+              <a:graphicData uri="http://schemas.openxmlformats.org/drawingml/2006/picture">
+                <pic:pic xmlns:pic="http://schemas.openxmlformats.org/drawingml/2006/picture">
+                  <pic:nvPicPr>
+                    <pic:cNvPr id="1268078857" name=""/>
+                    <pic:cNvPicPr/>
+                  </pic:nvPicPr>
+                  <pic:blipFill>
+                    <a:blip r:embed="rId10"/>
+                    <a:stretch>
+                      <a:fillRect/>
+                    </a:stretch>
+                  </pic:blipFill>
+                  <pic:spPr>
+                    <a:xfrm>
+                      <a:off x="0" y="0"/>
+                      <a:ext cx="5731510" cy="2216150"/>
+                    </a:xfrm>
+                    <a:prstGeom prst="rect">
+                      <a:avLst/>
+                    </a:prstGeom>
+                  </pic:spPr>
+                </pic:pic>
+              </a:graphicData>
+            </a:graphic>
+          </wp:inline>
+        </w:drawing>
       </w:r>
     </w:p>
     <w:p>
@@ -9397,6 +10516,45 @@
     </w:p>
     <w:p>
       <w:pPr>
+        <w:rPr>
+          <w:rFonts w:ascii="Times New Roman" w:hAnsi="Times New Roman" w:cs="Times New Roman"/>
+          <w:color w:val="000000" w:themeColor="text1"/>
+          <w:sz w:val="28"/>
+          <w:szCs w:val="28"/>
+          <w14:shadow w14:blurRad="38100" w14:dist="19050" w14:dir="2700000" w14:sx="100000" w14:sy="100000" w14:kx="0" w14:ky="0" w14:algn="tl">
+            <w14:schemeClr w14:val="dk1">
+              <w14:alpha w14:val="60000"/>
+            </w14:schemeClr>
+          </w14:shadow>
+          <w14:textOutline w14:w="0" w14:cap="flat" w14:cmpd="sng" w14:algn="ctr">
+            <w14:noFill/>
+            <w14:prstDash w14:val="solid"/>
+            <w14:round/>
+          </w14:textOutline>
+        </w:rPr>
+      </w:pPr>
+      <w:r>
+        <w:rPr>
+          <w:rFonts w:ascii="Times New Roman" w:hAnsi="Times New Roman" w:cs="Times New Roman"/>
+          <w:color w:val="000000" w:themeColor="text1"/>
+          <w:sz w:val="28"/>
+          <w:szCs w:val="28"/>
+          <w14:shadow w14:blurRad="38100" w14:dist="19050" w14:dir="2700000" w14:sx="100000" w14:sy="100000" w14:kx="0" w14:ky="0" w14:algn="tl">
+            <w14:schemeClr w14:val="dk1">
+              <w14:alpha w14:val="60000"/>
+            </w14:schemeClr>
+          </w14:shadow>
+          <w14:textOutline w14:w="0" w14:cap="flat" w14:cmpd="sng" w14:algn="ctr">
+            <w14:noFill/>
+            <w14:prstDash w14:val="solid"/>
+            <w14:round/>
+          </w14:textOutline>
+        </w:rPr>
+        <w:t>Gathers values into one</w:t>
+      </w:r>
+    </w:p>
+    <w:p>
+      <w:pPr>
         <w:pStyle w:val="Heading1"/>
         <w:rPr>
           <w:rFonts w:ascii="Times New Roman" w:hAnsi="Times New Roman" w:cs="Times New Roman"/>
@@ -9416,8 +10574,31 @@
           <w:sz w:val="28"/>
           <w:szCs w:val="28"/>
         </w:rPr>
-        <w:lastRenderedPageBreak/>
-        <w:t xml:space="preserve">What is promise in Javascript </w:t>
+        <w:t xml:space="preserve">What is promise in </w:t>
+      </w:r>
+      <w:proofErr w:type="spellStart"/>
+      <w:r>
+        <w:rPr>
+          <w:rFonts w:ascii="Times New Roman" w:hAnsi="Times New Roman" w:cs="Times New Roman"/>
+          <w:b/>
+          <w:bCs/>
+          <w:color w:val="833C0B" w:themeColor="accent2" w:themeShade="80"/>
+          <w:sz w:val="28"/>
+          <w:szCs w:val="28"/>
+        </w:rPr>
+        <w:t>Javascript</w:t>
+      </w:r>
+      <w:proofErr w:type="spellEnd"/>
+      <w:r>
+        <w:rPr>
+          <w:rFonts w:ascii="Times New Roman" w:hAnsi="Times New Roman" w:cs="Times New Roman"/>
+          <w:b/>
+          <w:bCs/>
+          <w:color w:val="833C0B" w:themeColor="accent2" w:themeShade="80"/>
+          <w:sz w:val="28"/>
+          <w:szCs w:val="28"/>
+        </w:rPr>
+        <w:t xml:space="preserve"> </w:t>
       </w:r>
     </w:p>
     <w:p>
@@ -9483,7 +10664,47 @@
             <w14:round/>
           </w14:textOutline>
         </w:rPr>
-        <w:t>if code tooks long time then the below code needs to wait for the current execution.</w:t>
+        <w:t xml:space="preserve">if code </w:t>
+      </w:r>
+      <w:proofErr w:type="spellStart"/>
+      <w:r>
+        <w:rPr>
+          <w:rFonts w:ascii="Times New Roman" w:hAnsi="Times New Roman" w:cs="Times New Roman"/>
+          <w:color w:val="000000" w:themeColor="text1"/>
+          <w:sz w:val="28"/>
+          <w:szCs w:val="28"/>
+          <w14:shadow w14:blurRad="38100" w14:dist="19050" w14:dir="2700000" w14:sx="100000" w14:sy="100000" w14:kx="0" w14:ky="0" w14:algn="tl">
+            <w14:schemeClr w14:val="dk1">
+              <w14:alpha w14:val="60000"/>
+            </w14:schemeClr>
+          </w14:shadow>
+          <w14:textOutline w14:w="0" w14:cap="flat" w14:cmpd="sng" w14:algn="ctr">
+            <w14:noFill/>
+            <w14:prstDash w14:val="solid"/>
+            <w14:round/>
+          </w14:textOutline>
+        </w:rPr>
+        <w:t>tooks</w:t>
+      </w:r>
+      <w:proofErr w:type="spellEnd"/>
+      <w:r>
+        <w:rPr>
+          <w:rFonts w:ascii="Times New Roman" w:hAnsi="Times New Roman" w:cs="Times New Roman"/>
+          <w:color w:val="000000" w:themeColor="text1"/>
+          <w:sz w:val="28"/>
+          <w:szCs w:val="28"/>
+          <w14:shadow w14:blurRad="38100" w14:dist="19050" w14:dir="2700000" w14:sx="100000" w14:sy="100000" w14:kx="0" w14:ky="0" w14:algn="tl">
+            <w14:schemeClr w14:val="dk1">
+              <w14:alpha w14:val="60000"/>
+            </w14:schemeClr>
+          </w14:shadow>
+          <w14:textOutline w14:w="0" w14:cap="flat" w14:cmpd="sng" w14:algn="ctr">
+            <w14:noFill/>
+            <w14:prstDash w14:val="solid"/>
+            <w14:round/>
+          </w14:textOutline>
+        </w:rPr>
+        <w:t xml:space="preserve"> long time then the below code needs to wait for the current execution.</w:t>
       </w:r>
     </w:p>
     <w:p>
@@ -9565,7 +10786,47 @@
             <w14:round/>
           </w14:textOutline>
         </w:rPr>
-        <w:t>then(): Handles fulfillment and optionally rejection.</w:t>
+        <w:t xml:space="preserve">then(): Handles </w:t>
+      </w:r>
+      <w:proofErr w:type="spellStart"/>
+      <w:r>
+        <w:rPr>
+          <w:rFonts w:ascii="Times New Roman" w:hAnsi="Times New Roman" w:cs="Times New Roman"/>
+          <w:color w:val="000000" w:themeColor="text1"/>
+          <w:sz w:val="28"/>
+          <w:szCs w:val="28"/>
+          <w14:shadow w14:blurRad="38100" w14:dist="19050" w14:dir="2700000" w14:sx="100000" w14:sy="100000" w14:kx="0" w14:ky="0" w14:algn="tl">
+            <w14:schemeClr w14:val="dk1">
+              <w14:alpha w14:val="60000"/>
+            </w14:schemeClr>
+          </w14:shadow>
+          <w14:textOutline w14:w="0" w14:cap="flat" w14:cmpd="sng" w14:algn="ctr">
+            <w14:noFill/>
+            <w14:prstDash w14:val="solid"/>
+            <w14:round/>
+          </w14:textOutline>
+        </w:rPr>
+        <w:t>fulfillment</w:t>
+      </w:r>
+      <w:proofErr w:type="spellEnd"/>
+      <w:r>
+        <w:rPr>
+          <w:rFonts w:ascii="Times New Roman" w:hAnsi="Times New Roman" w:cs="Times New Roman"/>
+          <w:color w:val="000000" w:themeColor="text1"/>
+          <w:sz w:val="28"/>
+          <w:szCs w:val="28"/>
+          <w14:shadow w14:blurRad="38100" w14:dist="19050" w14:dir="2700000" w14:sx="100000" w14:sy="100000" w14:kx="0" w14:ky="0" w14:algn="tl">
+            <w14:schemeClr w14:val="dk1">
+              <w14:alpha w14:val="60000"/>
+            </w14:schemeClr>
+          </w14:shadow>
+          <w14:textOutline w14:w="0" w14:cap="flat" w14:cmpd="sng" w14:algn="ctr">
+            <w14:noFill/>
+            <w14:prstDash w14:val="solid"/>
+            <w14:round/>
+          </w14:textOutline>
+        </w:rPr>
+        <w:t xml:space="preserve"> and optionally rejection.</w:t>
       </w:r>
     </w:p>
     <w:p>
@@ -9651,46 +10912,246 @@
             <w14:round/>
           </w14:textOutline>
         </w:rPr>
-        <w:t>finally(): Runs regardless of fulfillment or rejection.</w:t>
-      </w:r>
-    </w:p>
-    <w:p>
-      <w:pPr>
-        <w:rPr>
-          <w:rFonts w:ascii="Times New Roman" w:hAnsi="Times New Roman" w:cs="Times New Roman"/>
-          <w:color w:val="000000" w:themeColor="text1"/>
-          <w:sz w:val="28"/>
-          <w:szCs w:val="28"/>
-          <w14:shadow w14:blurRad="38100" w14:dist="19050" w14:dir="2700000" w14:sx="100000" w14:sy="100000" w14:kx="0" w14:ky="0" w14:algn="tl">
-            <w14:schemeClr w14:val="dk1">
-              <w14:alpha w14:val="60000"/>
-            </w14:schemeClr>
-          </w14:shadow>
-          <w14:textOutline w14:w="0" w14:cap="flat" w14:cmpd="sng" w14:algn="ctr">
-            <w14:noFill/>
-            <w14:prstDash w14:val="solid"/>
-            <w14:round/>
-          </w14:textOutline>
-        </w:rPr>
-      </w:pPr>
-      <w:r>
-        <w:rPr>
-          <w:rFonts w:ascii="Times New Roman" w:hAnsi="Times New Roman" w:cs="Times New Roman"/>
-          <w:color w:val="000000" w:themeColor="text1"/>
-          <w:sz w:val="28"/>
-          <w:szCs w:val="28"/>
-          <w14:shadow w14:blurRad="38100" w14:dist="19050" w14:dir="2700000" w14:sx="100000" w14:sy="100000" w14:kx="0" w14:ky="0" w14:algn="tl">
-            <w14:schemeClr w14:val="dk1">
-              <w14:alpha w14:val="60000"/>
-            </w14:schemeClr>
-          </w14:shadow>
-          <w14:textOutline w14:w="0" w14:cap="flat" w14:cmpd="sng" w14:algn="ctr">
-            <w14:noFill/>
-            <w14:prstDash w14:val="solid"/>
-            <w14:round/>
-          </w14:textOutline>
-        </w:rPr>
-        <w:t>  Advanced Methods: Promise.all(), Promise.race(), Promise.allSettled(), Promise.any().</w:t>
+        <w:t xml:space="preserve">finally(): Runs regardless of </w:t>
+      </w:r>
+      <w:proofErr w:type="spellStart"/>
+      <w:r>
+        <w:rPr>
+          <w:rFonts w:ascii="Times New Roman" w:hAnsi="Times New Roman" w:cs="Times New Roman"/>
+          <w:color w:val="000000" w:themeColor="text1"/>
+          <w:sz w:val="28"/>
+          <w:szCs w:val="28"/>
+          <w14:shadow w14:blurRad="38100" w14:dist="19050" w14:dir="2700000" w14:sx="100000" w14:sy="100000" w14:kx="0" w14:ky="0" w14:algn="tl">
+            <w14:schemeClr w14:val="dk1">
+              <w14:alpha w14:val="60000"/>
+            </w14:schemeClr>
+          </w14:shadow>
+          <w14:textOutline w14:w="0" w14:cap="flat" w14:cmpd="sng" w14:algn="ctr">
+            <w14:noFill/>
+            <w14:prstDash w14:val="solid"/>
+            <w14:round/>
+          </w14:textOutline>
+        </w:rPr>
+        <w:t>fulfillment</w:t>
+      </w:r>
+      <w:proofErr w:type="spellEnd"/>
+      <w:r>
+        <w:rPr>
+          <w:rFonts w:ascii="Times New Roman" w:hAnsi="Times New Roman" w:cs="Times New Roman"/>
+          <w:color w:val="000000" w:themeColor="text1"/>
+          <w:sz w:val="28"/>
+          <w:szCs w:val="28"/>
+          <w14:shadow w14:blurRad="38100" w14:dist="19050" w14:dir="2700000" w14:sx="100000" w14:sy="100000" w14:kx="0" w14:ky="0" w14:algn="tl">
+            <w14:schemeClr w14:val="dk1">
+              <w14:alpha w14:val="60000"/>
+            </w14:schemeClr>
+          </w14:shadow>
+          <w14:textOutline w14:w="0" w14:cap="flat" w14:cmpd="sng" w14:algn="ctr">
+            <w14:noFill/>
+            <w14:prstDash w14:val="solid"/>
+            <w14:round/>
+          </w14:textOutline>
+        </w:rPr>
+        <w:t xml:space="preserve"> or rejection.</w:t>
+      </w:r>
+    </w:p>
+    <w:p>
+      <w:pPr>
+        <w:rPr>
+          <w:rFonts w:ascii="Times New Roman" w:hAnsi="Times New Roman" w:cs="Times New Roman"/>
+          <w:color w:val="000000" w:themeColor="text1"/>
+          <w:sz w:val="28"/>
+          <w:szCs w:val="28"/>
+          <w14:shadow w14:blurRad="38100" w14:dist="19050" w14:dir="2700000" w14:sx="100000" w14:sy="100000" w14:kx="0" w14:ky="0" w14:algn="tl">
+            <w14:schemeClr w14:val="dk1">
+              <w14:alpha w14:val="60000"/>
+            </w14:schemeClr>
+          </w14:shadow>
+          <w14:textOutline w14:w="0" w14:cap="flat" w14:cmpd="sng" w14:algn="ctr">
+            <w14:noFill/>
+            <w14:prstDash w14:val="solid"/>
+            <w14:round/>
+          </w14:textOutline>
+        </w:rPr>
+      </w:pPr>
+      <w:r>
+        <w:rPr>
+          <w:rFonts w:ascii="Times New Roman" w:hAnsi="Times New Roman" w:cs="Times New Roman"/>
+          <w:color w:val="000000" w:themeColor="text1"/>
+          <w:sz w:val="28"/>
+          <w:szCs w:val="28"/>
+          <w14:shadow w14:blurRad="38100" w14:dist="19050" w14:dir="2700000" w14:sx="100000" w14:sy="100000" w14:kx="0" w14:ky="0" w14:algn="tl">
+            <w14:schemeClr w14:val="dk1">
+              <w14:alpha w14:val="60000"/>
+            </w14:schemeClr>
+          </w14:shadow>
+          <w14:textOutline w14:w="0" w14:cap="flat" w14:cmpd="sng" w14:algn="ctr">
+            <w14:noFill/>
+            <w14:prstDash w14:val="solid"/>
+            <w14:round/>
+          </w14:textOutline>
+        </w:rPr>
+        <w:t xml:space="preserve">  Advanced Methods: </w:t>
+      </w:r>
+      <w:proofErr w:type="spellStart"/>
+      <w:r>
+        <w:rPr>
+          <w:rFonts w:ascii="Times New Roman" w:hAnsi="Times New Roman" w:cs="Times New Roman"/>
+          <w:color w:val="000000" w:themeColor="text1"/>
+          <w:sz w:val="28"/>
+          <w:szCs w:val="28"/>
+          <w14:shadow w14:blurRad="38100" w14:dist="19050" w14:dir="2700000" w14:sx="100000" w14:sy="100000" w14:kx="0" w14:ky="0" w14:algn="tl">
+            <w14:schemeClr w14:val="dk1">
+              <w14:alpha w14:val="60000"/>
+            </w14:schemeClr>
+          </w14:shadow>
+          <w14:textOutline w14:w="0" w14:cap="flat" w14:cmpd="sng" w14:algn="ctr">
+            <w14:noFill/>
+            <w14:prstDash w14:val="solid"/>
+            <w14:round/>
+          </w14:textOutline>
+        </w:rPr>
+        <w:t>Promise.all</w:t>
+      </w:r>
+      <w:proofErr w:type="spellEnd"/>
+      <w:r>
+        <w:rPr>
+          <w:rFonts w:ascii="Times New Roman" w:hAnsi="Times New Roman" w:cs="Times New Roman"/>
+          <w:color w:val="000000" w:themeColor="text1"/>
+          <w:sz w:val="28"/>
+          <w:szCs w:val="28"/>
+          <w14:shadow w14:blurRad="38100" w14:dist="19050" w14:dir="2700000" w14:sx="100000" w14:sy="100000" w14:kx="0" w14:ky="0" w14:algn="tl">
+            <w14:schemeClr w14:val="dk1">
+              <w14:alpha w14:val="60000"/>
+            </w14:schemeClr>
+          </w14:shadow>
+          <w14:textOutline w14:w="0" w14:cap="flat" w14:cmpd="sng" w14:algn="ctr">
+            <w14:noFill/>
+            <w14:prstDash w14:val="solid"/>
+            <w14:round/>
+          </w14:textOutline>
+        </w:rPr>
+        <w:t xml:space="preserve">(), </w:t>
+      </w:r>
+      <w:proofErr w:type="spellStart"/>
+      <w:r>
+        <w:rPr>
+          <w:rFonts w:ascii="Times New Roman" w:hAnsi="Times New Roman" w:cs="Times New Roman"/>
+          <w:color w:val="000000" w:themeColor="text1"/>
+          <w:sz w:val="28"/>
+          <w:szCs w:val="28"/>
+          <w14:shadow w14:blurRad="38100" w14:dist="19050" w14:dir="2700000" w14:sx="100000" w14:sy="100000" w14:kx="0" w14:ky="0" w14:algn="tl">
+            <w14:schemeClr w14:val="dk1">
+              <w14:alpha w14:val="60000"/>
+            </w14:schemeClr>
+          </w14:shadow>
+          <w14:textOutline w14:w="0" w14:cap="flat" w14:cmpd="sng" w14:algn="ctr">
+            <w14:noFill/>
+            <w14:prstDash w14:val="solid"/>
+            <w14:round/>
+          </w14:textOutline>
+        </w:rPr>
+        <w:t>Promise.race</w:t>
+      </w:r>
+      <w:proofErr w:type="spellEnd"/>
+      <w:r>
+        <w:rPr>
+          <w:rFonts w:ascii="Times New Roman" w:hAnsi="Times New Roman" w:cs="Times New Roman"/>
+          <w:color w:val="000000" w:themeColor="text1"/>
+          <w:sz w:val="28"/>
+          <w:szCs w:val="28"/>
+          <w14:shadow w14:blurRad="38100" w14:dist="19050" w14:dir="2700000" w14:sx="100000" w14:sy="100000" w14:kx="0" w14:ky="0" w14:algn="tl">
+            <w14:schemeClr w14:val="dk1">
+              <w14:alpha w14:val="60000"/>
+            </w14:schemeClr>
+          </w14:shadow>
+          <w14:textOutline w14:w="0" w14:cap="flat" w14:cmpd="sng" w14:algn="ctr">
+            <w14:noFill/>
+            <w14:prstDash w14:val="solid"/>
+            <w14:round/>
+          </w14:textOutline>
+        </w:rPr>
+        <w:t xml:space="preserve">(), </w:t>
+      </w:r>
+      <w:proofErr w:type="spellStart"/>
+      <w:r>
+        <w:rPr>
+          <w:rFonts w:ascii="Times New Roman" w:hAnsi="Times New Roman" w:cs="Times New Roman"/>
+          <w:color w:val="000000" w:themeColor="text1"/>
+          <w:sz w:val="28"/>
+          <w:szCs w:val="28"/>
+          <w14:shadow w14:blurRad="38100" w14:dist="19050" w14:dir="2700000" w14:sx="100000" w14:sy="100000" w14:kx="0" w14:ky="0" w14:algn="tl">
+            <w14:schemeClr w14:val="dk1">
+              <w14:alpha w14:val="60000"/>
+            </w14:schemeClr>
+          </w14:shadow>
+          <w14:textOutline w14:w="0" w14:cap="flat" w14:cmpd="sng" w14:algn="ctr">
+            <w14:noFill/>
+            <w14:prstDash w14:val="solid"/>
+            <w14:round/>
+          </w14:textOutline>
+        </w:rPr>
+        <w:t>Promise.allSettled</w:t>
+      </w:r>
+      <w:proofErr w:type="spellEnd"/>
+      <w:r>
+        <w:rPr>
+          <w:rFonts w:ascii="Times New Roman" w:hAnsi="Times New Roman" w:cs="Times New Roman"/>
+          <w:color w:val="000000" w:themeColor="text1"/>
+          <w:sz w:val="28"/>
+          <w:szCs w:val="28"/>
+          <w14:shadow w14:blurRad="38100" w14:dist="19050" w14:dir="2700000" w14:sx="100000" w14:sy="100000" w14:kx="0" w14:ky="0" w14:algn="tl">
+            <w14:schemeClr w14:val="dk1">
+              <w14:alpha w14:val="60000"/>
+            </w14:schemeClr>
+          </w14:shadow>
+          <w14:textOutline w14:w="0" w14:cap="flat" w14:cmpd="sng" w14:algn="ctr">
+            <w14:noFill/>
+            <w14:prstDash w14:val="solid"/>
+            <w14:round/>
+          </w14:textOutline>
+        </w:rPr>
+        <w:t xml:space="preserve">(), </w:t>
+      </w:r>
+      <w:proofErr w:type="spellStart"/>
+      <w:r>
+        <w:rPr>
+          <w:rFonts w:ascii="Times New Roman" w:hAnsi="Times New Roman" w:cs="Times New Roman"/>
+          <w:color w:val="000000" w:themeColor="text1"/>
+          <w:sz w:val="28"/>
+          <w:szCs w:val="28"/>
+          <w14:shadow w14:blurRad="38100" w14:dist="19050" w14:dir="2700000" w14:sx="100000" w14:sy="100000" w14:kx="0" w14:ky="0" w14:algn="tl">
+            <w14:schemeClr w14:val="dk1">
+              <w14:alpha w14:val="60000"/>
+            </w14:schemeClr>
+          </w14:shadow>
+          <w14:textOutline w14:w="0" w14:cap="flat" w14:cmpd="sng" w14:algn="ctr">
+            <w14:noFill/>
+            <w14:prstDash w14:val="solid"/>
+            <w14:round/>
+          </w14:textOutline>
+        </w:rPr>
+        <w:t>Promise.any</w:t>
+      </w:r>
+      <w:proofErr w:type="spellEnd"/>
+      <w:r>
+        <w:rPr>
+          <w:rFonts w:ascii="Times New Roman" w:hAnsi="Times New Roman" w:cs="Times New Roman"/>
+          <w:color w:val="000000" w:themeColor="text1"/>
+          <w:sz w:val="28"/>
+          <w:szCs w:val="28"/>
+          <w14:shadow w14:blurRad="38100" w14:dist="19050" w14:dir="2700000" w14:sx="100000" w14:sy="100000" w14:kx="0" w14:ky="0" w14:algn="tl">
+            <w14:schemeClr w14:val="dk1">
+              <w14:alpha w14:val="60000"/>
+            </w14:schemeClr>
+          </w14:shadow>
+          <w14:textOutline w14:w="0" w14:cap="flat" w14:cmpd="sng" w14:algn="ctr">
+            <w14:noFill/>
+            <w14:prstDash w14:val="solid"/>
+            <w14:round/>
+          </w14:textOutline>
+        </w:rPr>
+        <w:t>().</w:t>
       </w:r>
     </w:p>
     <w:p>
@@ -9714,7 +11175,31 @@
           <w:sz w:val="28"/>
           <w:szCs w:val="28"/>
         </w:rPr>
-        <w:t xml:space="preserve">Explain different States of Promise in Javascript </w:t>
+        <w:t xml:space="preserve">Explain different States of Promise in </w:t>
+      </w:r>
+      <w:proofErr w:type="spellStart"/>
+      <w:r>
+        <w:rPr>
+          <w:rFonts w:ascii="Times New Roman" w:hAnsi="Times New Roman" w:cs="Times New Roman"/>
+          <w:b/>
+          <w:bCs/>
+          <w:color w:val="833C0B" w:themeColor="accent2" w:themeShade="80"/>
+          <w:sz w:val="28"/>
+          <w:szCs w:val="28"/>
+        </w:rPr>
+        <w:t>Javascript</w:t>
+      </w:r>
+      <w:proofErr w:type="spellEnd"/>
+      <w:r>
+        <w:rPr>
+          <w:rFonts w:ascii="Times New Roman" w:hAnsi="Times New Roman" w:cs="Times New Roman"/>
+          <w:b/>
+          <w:bCs/>
+          <w:color w:val="833C0B" w:themeColor="accent2" w:themeShade="80"/>
+          <w:sz w:val="28"/>
+          <w:szCs w:val="28"/>
+        </w:rPr>
+        <w:t xml:space="preserve"> </w:t>
       </w:r>
     </w:p>
     <w:p>
@@ -9796,6 +11281,7 @@
             <w14:round/>
           </w14:textOutline>
         </w:rPr>
+        <w:lastRenderedPageBreak/>
         <w:t xml:space="preserve">How to create a Promise </w:t>
       </w:r>
     </w:p>
@@ -9856,7 +11342,7 @@
                     <pic:cNvPicPr/>
                   </pic:nvPicPr>
                   <pic:blipFill>
-                    <a:blip r:embed="rId8"/>
+                    <a:blip r:embed="rId11"/>
                     <a:stretch>
                       <a:fillRect/>
                     </a:stretch>
@@ -9898,7 +11384,31 @@
           <w:sz w:val="28"/>
           <w:szCs w:val="28"/>
         </w:rPr>
-        <w:t xml:space="preserve">What is difference between promise and callback in Javascript </w:t>
+        <w:t xml:space="preserve">What is difference between promise and callback in </w:t>
+      </w:r>
+      <w:proofErr w:type="spellStart"/>
+      <w:r>
+        <w:rPr>
+          <w:rFonts w:ascii="Times New Roman" w:hAnsi="Times New Roman" w:cs="Times New Roman"/>
+          <w:b/>
+          <w:bCs/>
+          <w:color w:val="833C0B" w:themeColor="accent2" w:themeShade="80"/>
+          <w:sz w:val="28"/>
+          <w:szCs w:val="28"/>
+        </w:rPr>
+        <w:t>Javascript</w:t>
+      </w:r>
+      <w:proofErr w:type="spellEnd"/>
+      <w:r>
+        <w:rPr>
+          <w:rFonts w:ascii="Times New Roman" w:hAnsi="Times New Roman" w:cs="Times New Roman"/>
+          <w:b/>
+          <w:bCs/>
+          <w:color w:val="833C0B" w:themeColor="accent2" w:themeShade="80"/>
+          <w:sz w:val="28"/>
+          <w:szCs w:val="28"/>
+        </w:rPr>
+        <w:t xml:space="preserve"> </w:t>
       </w:r>
     </w:p>
     <w:p>
@@ -9984,7 +11494,6 @@
             <w14:round/>
           </w14:textOutline>
         </w:rPr>
-        <w:lastRenderedPageBreak/>
         <w:t>Promises: Objects that represent the completion of asynchronous operations. Provide better readability, chaining, and error handling.</w:t>
       </w:r>
     </w:p>
@@ -10187,7 +11696,31 @@
           <w:sz w:val="28"/>
           <w:szCs w:val="28"/>
         </w:rPr>
-        <w:t xml:space="preserve">What is higher order function in Javascript </w:t>
+        <w:t xml:space="preserve">What is higher order function in </w:t>
+      </w:r>
+      <w:proofErr w:type="spellStart"/>
+      <w:r>
+        <w:rPr>
+          <w:rFonts w:ascii="Times New Roman" w:hAnsi="Times New Roman" w:cs="Times New Roman"/>
+          <w:b/>
+          <w:bCs/>
+          <w:color w:val="833C0B" w:themeColor="accent2" w:themeShade="80"/>
+          <w:sz w:val="28"/>
+          <w:szCs w:val="28"/>
+        </w:rPr>
+        <w:t>Javascript</w:t>
+      </w:r>
+      <w:proofErr w:type="spellEnd"/>
+      <w:r>
+        <w:rPr>
+          <w:rFonts w:ascii="Times New Roman" w:hAnsi="Times New Roman" w:cs="Times New Roman"/>
+          <w:b/>
+          <w:bCs/>
+          <w:color w:val="833C0B" w:themeColor="accent2" w:themeShade="80"/>
+          <w:sz w:val="28"/>
+          <w:szCs w:val="28"/>
+        </w:rPr>
+        <w:t xml:space="preserve"> </w:t>
       </w:r>
     </w:p>
     <w:p>
@@ -10273,6 +11806,7 @@
             <w14:round/>
           </w14:textOutline>
         </w:rPr>
+        <w:lastRenderedPageBreak/>
         <w:t>Accepting Functions: Allows customization and flexibility by passing functions as arguments.</w:t>
       </w:r>
     </w:p>
@@ -10316,7 +11850,47 @@
             <w14:round/>
           </w14:textOutline>
         </w:rPr>
-        <w:t>Returning Functions: Enables dynamic creation of functions with specialized behavior.</w:t>
+        <w:t xml:space="preserve">Returning Functions: Enables dynamic creation of functions with specialized </w:t>
+      </w:r>
+      <w:proofErr w:type="spellStart"/>
+      <w:r>
+        <w:rPr>
+          <w:rFonts w:ascii="Times New Roman" w:hAnsi="Times New Roman" w:cs="Times New Roman"/>
+          <w:color w:val="000000" w:themeColor="text1"/>
+          <w:sz w:val="28"/>
+          <w:szCs w:val="28"/>
+          <w14:shadow w14:blurRad="38100" w14:dist="19050" w14:dir="2700000" w14:sx="100000" w14:sy="100000" w14:kx="0" w14:ky="0" w14:algn="tl">
+            <w14:schemeClr w14:val="dk1">
+              <w14:alpha w14:val="60000"/>
+            </w14:schemeClr>
+          </w14:shadow>
+          <w14:textOutline w14:w="0" w14:cap="flat" w14:cmpd="sng" w14:algn="ctr">
+            <w14:noFill/>
+            <w14:prstDash w14:val="solid"/>
+            <w14:round/>
+          </w14:textOutline>
+        </w:rPr>
+        <w:t>behavior</w:t>
+      </w:r>
+      <w:proofErr w:type="spellEnd"/>
+      <w:r>
+        <w:rPr>
+          <w:rFonts w:ascii="Times New Roman" w:hAnsi="Times New Roman" w:cs="Times New Roman"/>
+          <w:color w:val="000000" w:themeColor="text1"/>
+          <w:sz w:val="28"/>
+          <w:szCs w:val="28"/>
+          <w14:shadow w14:blurRad="38100" w14:dist="19050" w14:dir="2700000" w14:sx="100000" w14:sy="100000" w14:kx="0" w14:ky="0" w14:algn="tl">
+            <w14:schemeClr w14:val="dk1">
+              <w14:alpha w14:val="60000"/>
+            </w14:schemeClr>
+          </w14:shadow>
+          <w14:textOutline w14:w="0" w14:cap="flat" w14:cmpd="sng" w14:algn="ctr">
+            <w14:noFill/>
+            <w14:prstDash w14:val="solid"/>
+            <w14:round/>
+          </w14:textOutline>
+        </w:rPr>
+        <w:t>.</w:t>
       </w:r>
     </w:p>
     <w:p>
@@ -10379,7 +11953,31 @@
           <w:sz w:val="28"/>
           <w:szCs w:val="28"/>
         </w:rPr>
-        <w:t xml:space="preserve">Explain different types of function in Javascript </w:t>
+        <w:t xml:space="preserve">Explain different types of function in </w:t>
+      </w:r>
+      <w:proofErr w:type="spellStart"/>
+      <w:r>
+        <w:rPr>
+          <w:rFonts w:ascii="Times New Roman" w:hAnsi="Times New Roman" w:cs="Times New Roman"/>
+          <w:b/>
+          <w:bCs/>
+          <w:color w:val="833C0B" w:themeColor="accent2" w:themeShade="80"/>
+          <w:sz w:val="28"/>
+          <w:szCs w:val="28"/>
+        </w:rPr>
+        <w:t>Javascript</w:t>
+      </w:r>
+      <w:proofErr w:type="spellEnd"/>
+      <w:r>
+        <w:rPr>
+          <w:rFonts w:ascii="Times New Roman" w:hAnsi="Times New Roman" w:cs="Times New Roman"/>
+          <w:b/>
+          <w:bCs/>
+          <w:color w:val="833C0B" w:themeColor="accent2" w:themeShade="80"/>
+          <w:sz w:val="28"/>
+          <w:szCs w:val="28"/>
+        </w:rPr>
+        <w:t xml:space="preserve"> </w:t>
       </w:r>
     </w:p>
     <w:p>
@@ -10675,7 +12273,31 @@
           <w:sz w:val="28"/>
           <w:szCs w:val="28"/>
         </w:rPr>
-        <w:t xml:space="preserve">What is arrow function in Javascript </w:t>
+        <w:t xml:space="preserve">What is arrow function in </w:t>
+      </w:r>
+      <w:proofErr w:type="spellStart"/>
+      <w:r>
+        <w:rPr>
+          <w:rFonts w:ascii="Times New Roman" w:hAnsi="Times New Roman" w:cs="Times New Roman"/>
+          <w:b/>
+          <w:bCs/>
+          <w:color w:val="833C0B" w:themeColor="accent2" w:themeShade="80"/>
+          <w:sz w:val="28"/>
+          <w:szCs w:val="28"/>
+        </w:rPr>
+        <w:t>Javascript</w:t>
+      </w:r>
+      <w:proofErr w:type="spellEnd"/>
+      <w:r>
+        <w:rPr>
+          <w:rFonts w:ascii="Times New Roman" w:hAnsi="Times New Roman" w:cs="Times New Roman"/>
+          <w:b/>
+          <w:bCs/>
+          <w:color w:val="833C0B" w:themeColor="accent2" w:themeShade="80"/>
+          <w:sz w:val="28"/>
+          <w:szCs w:val="28"/>
+        </w:rPr>
+        <w:t xml:space="preserve"> </w:t>
       </w:r>
     </w:p>
     <w:p>
@@ -10758,6 +12380,76 @@
     </w:p>
     <w:p>
       <w:pPr>
+        <w:rPr>
+          <w:rFonts w:ascii="Times New Roman" w:hAnsi="Times New Roman" w:cs="Times New Roman"/>
+          <w:color w:val="000000" w:themeColor="text1"/>
+          <w:sz w:val="28"/>
+          <w:szCs w:val="28"/>
+          <w14:shadow w14:blurRad="38100" w14:dist="19050" w14:dir="2700000" w14:sx="100000" w14:sy="100000" w14:kx="0" w14:ky="0" w14:algn="tl">
+            <w14:schemeClr w14:val="dk1">
+              <w14:alpha w14:val="60000"/>
+            </w14:schemeClr>
+          </w14:shadow>
+          <w14:textOutline w14:w="0" w14:cap="flat" w14:cmpd="sng" w14:algn="ctr">
+            <w14:noFill/>
+            <w14:prstDash w14:val="solid"/>
+            <w14:round/>
+          </w14:textOutline>
+        </w:rPr>
+      </w:pPr>
+      <w:r>
+        <w:drawing>
+          <wp:inline distT="0" distB="0" distL="0" distR="0" wp14:anchorId="2F1EE25D" wp14:editId="1B746030">
+            <wp:extent cx="5731510" cy="1682750"/>
+            <wp:effectExtent l="0" t="0" r="2540" b="0"/>
+            <wp:docPr id="1780944937" name="Picture 2"/>
+            <wp:cNvGraphicFramePr>
+              <a:graphicFrameLocks xmlns:a="http://schemas.openxmlformats.org/drawingml/2006/main" noChangeAspect="1"/>
+            </wp:cNvGraphicFramePr>
+            <a:graphic xmlns:a="http://schemas.openxmlformats.org/drawingml/2006/main">
+              <a:graphicData uri="http://schemas.openxmlformats.org/drawingml/2006/picture">
+                <pic:pic xmlns:pic="http://schemas.openxmlformats.org/drawingml/2006/picture">
+                  <pic:nvPicPr>
+                    <pic:cNvPr id="0" name="Picture 2"/>
+                    <pic:cNvPicPr>
+                      <a:picLocks noChangeAspect="1" noChangeArrowheads="1"/>
+                    </pic:cNvPicPr>
+                  </pic:nvPicPr>
+                  <pic:blipFill>
+                    <a:blip r:embed="rId12">
+                      <a:extLst>
+                        <a:ext uri="{28A0092B-C50C-407E-A947-70E740481C1C}">
+                          <a14:useLocalDpi xmlns:a14="http://schemas.microsoft.com/office/drawing/2010/main" val="0"/>
+                        </a:ext>
+                      </a:extLst>
+                    </a:blip>
+                    <a:srcRect/>
+                    <a:stretch>
+                      <a:fillRect/>
+                    </a:stretch>
+                  </pic:blipFill>
+                  <pic:spPr bwMode="auto">
+                    <a:xfrm>
+                      <a:off x="0" y="0"/>
+                      <a:ext cx="5731510" cy="1682750"/>
+                    </a:xfrm>
+                    <a:prstGeom prst="rect">
+                      <a:avLst/>
+                    </a:prstGeom>
+                    <a:noFill/>
+                    <a:ln>
+                      <a:noFill/>
+                    </a:ln>
+                  </pic:spPr>
+                </pic:pic>
+              </a:graphicData>
+            </a:graphic>
+          </wp:inline>
+        </w:drawing>
+      </w:r>
+    </w:p>
+    <w:p>
+      <w:pPr>
         <w:pStyle w:val="Heading1"/>
         <w:rPr>
           <w:rFonts w:ascii="Times New Roman" w:hAnsi="Times New Roman" w:cs="Times New Roman"/>
@@ -10855,52 +12547,73 @@
             <w14:round/>
           </w14:textOutline>
         </w:rPr>
+        <w:t>apply: Invokes the function immediately with a specified this and an array of arguments.</w:t>
+      </w:r>
+    </w:p>
+    <w:p>
+      <w:pPr>
+        <w:rPr>
+          <w:rFonts w:ascii="Times New Roman" w:hAnsi="Times New Roman" w:cs="Times New Roman"/>
+          <w:color w:val="000000" w:themeColor="text1"/>
+          <w:sz w:val="28"/>
+          <w:szCs w:val="28"/>
+          <w14:shadow w14:blurRad="38100" w14:dist="19050" w14:dir="2700000" w14:sx="100000" w14:sy="100000" w14:kx="0" w14:ky="0" w14:algn="tl">
+            <w14:schemeClr w14:val="dk1">
+              <w14:alpha w14:val="60000"/>
+            </w14:schemeClr>
+          </w14:shadow>
+          <w14:textOutline w14:w="0" w14:cap="flat" w14:cmpd="sng" w14:algn="ctr">
+            <w14:noFill/>
+            <w14:prstDash w14:val="solid"/>
+            <w14:round/>
+          </w14:textOutline>
+        </w:rPr>
+      </w:pPr>
+      <w:r>
+        <w:rPr>
+          <w:rFonts w:ascii="Times New Roman" w:hAnsi="Times New Roman" w:cs="Times New Roman"/>
+          <w:color w:val="000000" w:themeColor="text1"/>
+          <w:sz w:val="28"/>
+          <w:szCs w:val="28"/>
+          <w14:shadow w14:blurRad="38100" w14:dist="19050" w14:dir="2700000" w14:sx="100000" w14:sy="100000" w14:kx="0" w14:ky="0" w14:algn="tl">
+            <w14:schemeClr w14:val="dk1">
+              <w14:alpha w14:val="60000"/>
+            </w14:schemeClr>
+          </w14:shadow>
+          <w14:textOutline w14:w="0" w14:cap="flat" w14:cmpd="sng" w14:algn="ctr">
+            <w14:noFill/>
+            <w14:prstDash w14:val="solid"/>
+            <w14:round/>
+          </w14:textOutline>
+        </w:rPr>
+        <w:t>bind: Creates a new function with a specified this and optional pre-filled arguments, to be invoked later.</w:t>
+      </w:r>
+    </w:p>
+    <w:p>
+      <w:pPr>
+        <w:pStyle w:val="Heading1"/>
+        <w:rPr>
+          <w:rFonts w:ascii="Times New Roman" w:hAnsi="Times New Roman" w:cs="Times New Roman"/>
+          <w:b/>
+          <w:bCs/>
+          <w:color w:val="833C0B" w:themeColor="accent2" w:themeShade="80"/>
+          <w:sz w:val="28"/>
+          <w:szCs w:val="28"/>
+        </w:rPr>
+      </w:pPr>
+      <w:r>
+        <w:rPr>
+          <w:rFonts w:ascii="Times New Roman" w:hAnsi="Times New Roman" w:cs="Times New Roman"/>
+          <w:b/>
+          <w:bCs/>
+          <w:color w:val="833C0B" w:themeColor="accent2" w:themeShade="80"/>
+          <w:sz w:val="28"/>
+          <w:szCs w:val="28"/>
+        </w:rPr>
         <w:lastRenderedPageBreak/>
-        <w:t>apply: Invokes the function immediately with a specified this and an array of arguments.</w:t>
-      </w:r>
-    </w:p>
-    <w:p>
-      <w:pPr>
-        <w:rPr>
-          <w:rFonts w:ascii="Times New Roman" w:hAnsi="Times New Roman" w:cs="Times New Roman"/>
-          <w:color w:val="000000" w:themeColor="text1"/>
-          <w:sz w:val="28"/>
-          <w:szCs w:val="28"/>
-          <w14:shadow w14:blurRad="38100" w14:dist="19050" w14:dir="2700000" w14:sx="100000" w14:sy="100000" w14:kx="0" w14:ky="0" w14:algn="tl">
-            <w14:schemeClr w14:val="dk1">
-              <w14:alpha w14:val="60000"/>
-            </w14:schemeClr>
-          </w14:shadow>
-          <w14:textOutline w14:w="0" w14:cap="flat" w14:cmpd="sng" w14:algn="ctr">
-            <w14:noFill/>
-            <w14:prstDash w14:val="solid"/>
-            <w14:round/>
-          </w14:textOutline>
-        </w:rPr>
-      </w:pPr>
-      <w:r>
-        <w:rPr>
-          <w:rFonts w:ascii="Times New Roman" w:hAnsi="Times New Roman" w:cs="Times New Roman"/>
-          <w:color w:val="000000" w:themeColor="text1"/>
-          <w:sz w:val="28"/>
-          <w:szCs w:val="28"/>
-          <w14:shadow w14:blurRad="38100" w14:dist="19050" w14:dir="2700000" w14:sx="100000" w14:sy="100000" w14:kx="0" w14:ky="0" w14:algn="tl">
-            <w14:schemeClr w14:val="dk1">
-              <w14:alpha w14:val="60000"/>
-            </w14:schemeClr>
-          </w14:shadow>
-          <w14:textOutline w14:w="0" w14:cap="flat" w14:cmpd="sng" w14:algn="ctr">
-            <w14:noFill/>
-            <w14:prstDash w14:val="solid"/>
-            <w14:round/>
-          </w14:textOutline>
-        </w:rPr>
-        <w:t>bind: Creates a new function with a specified this and optional pre-filled arguments, to be invoked later.</w:t>
-      </w:r>
-    </w:p>
-    <w:p>
-      <w:pPr>
-        <w:pStyle w:val="Heading1"/>
+        <w:t>How many way</w:t>
+      </w:r>
+      <w:r>
         <w:rPr>
           <w:rFonts w:ascii="Times New Roman" w:hAnsi="Times New Roman" w:cs="Times New Roman"/>
           <w:b/>
@@ -10909,7 +12622,8 @@
           <w:sz w:val="28"/>
           <w:szCs w:val="28"/>
         </w:rPr>
-      </w:pPr>
+        <w:t>s</w:t>
+      </w:r>
       <w:r>
         <w:rPr>
           <w:rFonts w:ascii="Times New Roman" w:hAnsi="Times New Roman" w:cs="Times New Roman"/>
@@ -10919,8 +12633,9 @@
           <w:sz w:val="28"/>
           <w:szCs w:val="28"/>
         </w:rPr>
-        <w:t>How many way</w:t>
-      </w:r>
+        <w:t xml:space="preserve"> to create object in </w:t>
+      </w:r>
+      <w:proofErr w:type="spellStart"/>
       <w:r>
         <w:rPr>
           <w:rFonts w:ascii="Times New Roman" w:hAnsi="Times New Roman" w:cs="Times New Roman"/>
@@ -10930,8 +12645,9 @@
           <w:sz w:val="28"/>
           <w:szCs w:val="28"/>
         </w:rPr>
-        <w:t>s</w:t>
-      </w:r>
+        <w:t>Javascript</w:t>
+      </w:r>
+      <w:proofErr w:type="spellEnd"/>
       <w:r>
         <w:rPr>
           <w:rFonts w:ascii="Times New Roman" w:hAnsi="Times New Roman" w:cs="Times New Roman"/>
@@ -10941,7 +12657,7 @@
           <w:sz w:val="28"/>
           <w:szCs w:val="28"/>
         </w:rPr>
-        <w:t xml:space="preserve"> to create object in Javascript </w:t>
+        <w:t xml:space="preserve"> </w:t>
       </w:r>
     </w:p>
     <w:p>
@@ -11056,24 +12772,45 @@
           </w14:textOutline>
         </w:rPr>
       </w:pPr>
-      <w:r>
-        <w:rPr>
-          <w:rFonts w:ascii="Times New Roman" w:hAnsi="Times New Roman" w:cs="Times New Roman"/>
-          <w:color w:val="000000" w:themeColor="text1"/>
-          <w:sz w:val="28"/>
-          <w:szCs w:val="28"/>
-          <w14:shadow w14:blurRad="38100" w14:dist="19050" w14:dir="2700000" w14:sx="100000" w14:sy="100000" w14:kx="0" w14:ky="0" w14:algn="tl">
-            <w14:schemeClr w14:val="dk1">
-              <w14:alpha w14:val="60000"/>
-            </w14:schemeClr>
-          </w14:shadow>
-          <w14:textOutline w14:w="0" w14:cap="flat" w14:cmpd="sng" w14:algn="ctr">
-            <w14:noFill/>
-            <w14:prstDash w14:val="solid"/>
-            <w14:round/>
-          </w14:textOutline>
-        </w:rPr>
-        <w:t>Object.create(): Creates objects with a specified prototype.</w:t>
+      <w:proofErr w:type="spellStart"/>
+      <w:r>
+        <w:rPr>
+          <w:rFonts w:ascii="Times New Roman" w:hAnsi="Times New Roman" w:cs="Times New Roman"/>
+          <w:color w:val="000000" w:themeColor="text1"/>
+          <w:sz w:val="28"/>
+          <w:szCs w:val="28"/>
+          <w14:shadow w14:blurRad="38100" w14:dist="19050" w14:dir="2700000" w14:sx="100000" w14:sy="100000" w14:kx="0" w14:ky="0" w14:algn="tl">
+            <w14:schemeClr w14:val="dk1">
+              <w14:alpha w14:val="60000"/>
+            </w14:schemeClr>
+          </w14:shadow>
+          <w14:textOutline w14:w="0" w14:cap="flat" w14:cmpd="sng" w14:algn="ctr">
+            <w14:noFill/>
+            <w14:prstDash w14:val="solid"/>
+            <w14:round/>
+          </w14:textOutline>
+        </w:rPr>
+        <w:t>Object.create</w:t>
+      </w:r>
+      <w:proofErr w:type="spellEnd"/>
+      <w:r>
+        <w:rPr>
+          <w:rFonts w:ascii="Times New Roman" w:hAnsi="Times New Roman" w:cs="Times New Roman"/>
+          <w:color w:val="000000" w:themeColor="text1"/>
+          <w:sz w:val="28"/>
+          <w:szCs w:val="28"/>
+          <w14:shadow w14:blurRad="38100" w14:dist="19050" w14:dir="2700000" w14:sx="100000" w14:sy="100000" w14:kx="0" w14:ky="0" w14:algn="tl">
+            <w14:schemeClr w14:val="dk1">
+              <w14:alpha w14:val="60000"/>
+            </w14:schemeClr>
+          </w14:shadow>
+          <w14:textOutline w14:w="0" w14:cap="flat" w14:cmpd="sng" w14:algn="ctr">
+            <w14:noFill/>
+            <w14:prstDash w14:val="solid"/>
+            <w14:round/>
+          </w14:textOutline>
+        </w:rPr>
+        <w:t>(): Creates objects with a specified prototype.</w:t>
       </w:r>
     </w:p>
     <w:p>
@@ -11753,7 +13490,47 @@
             <w14:round/>
           </w14:textOutline>
         </w:rPr>
-        <w:t>Used for manipulating and analyzing text.</w:t>
+        <w:t xml:space="preserve">Used for manipulating and </w:t>
+      </w:r>
+      <w:proofErr w:type="spellStart"/>
+      <w:r>
+        <w:rPr>
+          <w:rFonts w:ascii="Times New Roman" w:hAnsi="Times New Roman" w:cs="Times New Roman"/>
+          <w:color w:val="000000" w:themeColor="text1"/>
+          <w:sz w:val="28"/>
+          <w:szCs w:val="28"/>
+          <w14:shadow w14:blurRad="38100" w14:dist="19050" w14:dir="2700000" w14:sx="100000" w14:sy="100000" w14:kx="0" w14:ky="0" w14:algn="tl">
+            <w14:schemeClr w14:val="dk1">
+              <w14:alpha w14:val="60000"/>
+            </w14:schemeClr>
+          </w14:shadow>
+          <w14:textOutline w14:w="0" w14:cap="flat" w14:cmpd="sng" w14:algn="ctr">
+            <w14:noFill/>
+            <w14:prstDash w14:val="solid"/>
+            <w14:round/>
+          </w14:textOutline>
+        </w:rPr>
+        <w:t>analyzing</w:t>
+      </w:r>
+      <w:proofErr w:type="spellEnd"/>
+      <w:r>
+        <w:rPr>
+          <w:rFonts w:ascii="Times New Roman" w:hAnsi="Times New Roman" w:cs="Times New Roman"/>
+          <w:color w:val="000000" w:themeColor="text1"/>
+          <w:sz w:val="28"/>
+          <w:szCs w:val="28"/>
+          <w14:shadow w14:blurRad="38100" w14:dist="19050" w14:dir="2700000" w14:sx="100000" w14:sy="100000" w14:kx="0" w14:ky="0" w14:algn="tl">
+            <w14:schemeClr w14:val="dk1">
+              <w14:alpha w14:val="60000"/>
+            </w14:schemeClr>
+          </w14:shadow>
+          <w14:textOutline w14:w="0" w14:cap="flat" w14:cmpd="sng" w14:algn="ctr">
+            <w14:noFill/>
+            <w14:prstDash w14:val="solid"/>
+            <w14:round/>
+          </w14:textOutline>
+        </w:rPr>
+        <w:t xml:space="preserve"> text.</w:t>
       </w:r>
     </w:p>
     <w:p>
@@ -11837,7 +13614,6 @@
             <w14:round/>
           </w14:textOutline>
         </w:rPr>
-        <w:lastRenderedPageBreak/>
         <w:t>split() – converts a string to array</w:t>
       </w:r>
     </w:p>
@@ -11907,24 +13683,85 @@
           </w14:textOutline>
         </w:rPr>
       </w:pPr>
-      <w:r>
-        <w:rPr>
-          <w:rFonts w:ascii="Times New Roman" w:hAnsi="Times New Roman" w:cs="Times New Roman"/>
-          <w:color w:val="000000" w:themeColor="text1"/>
-          <w:sz w:val="28"/>
-          <w:szCs w:val="28"/>
-          <w14:shadow w14:blurRad="38100" w14:dist="19050" w14:dir="2700000" w14:sx="100000" w14:sy="100000" w14:kx="0" w14:ky="0" w14:algn="tl">
-            <w14:schemeClr w14:val="dk1">
-              <w14:alpha w14:val="60000"/>
-            </w14:schemeClr>
-          </w14:shadow>
-          <w14:textOutline w14:w="0" w14:cap="flat" w14:cmpd="sng" w14:algn="ctr">
-            <w14:noFill/>
-            <w14:prstDash w14:val="solid"/>
-            <w14:round/>
-          </w14:textOutline>
-        </w:rPr>
-        <w:t>toUpperCase() / toLowerCase() – changes case</w:t>
+      <w:proofErr w:type="spellStart"/>
+      <w:r>
+        <w:rPr>
+          <w:rFonts w:ascii="Times New Roman" w:hAnsi="Times New Roman" w:cs="Times New Roman"/>
+          <w:color w:val="000000" w:themeColor="text1"/>
+          <w:sz w:val="28"/>
+          <w:szCs w:val="28"/>
+          <w14:shadow w14:blurRad="38100" w14:dist="19050" w14:dir="2700000" w14:sx="100000" w14:sy="100000" w14:kx="0" w14:ky="0" w14:algn="tl">
+            <w14:schemeClr w14:val="dk1">
+              <w14:alpha w14:val="60000"/>
+            </w14:schemeClr>
+          </w14:shadow>
+          <w14:textOutline w14:w="0" w14:cap="flat" w14:cmpd="sng" w14:algn="ctr">
+            <w14:noFill/>
+            <w14:prstDash w14:val="solid"/>
+            <w14:round/>
+          </w14:textOutline>
+        </w:rPr>
+        <w:t>toUpperCase</w:t>
+      </w:r>
+      <w:proofErr w:type="spellEnd"/>
+      <w:r>
+        <w:rPr>
+          <w:rFonts w:ascii="Times New Roman" w:hAnsi="Times New Roman" w:cs="Times New Roman"/>
+          <w:color w:val="000000" w:themeColor="text1"/>
+          <w:sz w:val="28"/>
+          <w:szCs w:val="28"/>
+          <w14:shadow w14:blurRad="38100" w14:dist="19050" w14:dir="2700000" w14:sx="100000" w14:sy="100000" w14:kx="0" w14:ky="0" w14:algn="tl">
+            <w14:schemeClr w14:val="dk1">
+              <w14:alpha w14:val="60000"/>
+            </w14:schemeClr>
+          </w14:shadow>
+          <w14:textOutline w14:w="0" w14:cap="flat" w14:cmpd="sng" w14:algn="ctr">
+            <w14:noFill/>
+            <w14:prstDash w14:val="solid"/>
+            <w14:round/>
+          </w14:textOutline>
+        </w:rPr>
+        <w:t xml:space="preserve">() / </w:t>
+      </w:r>
+      <w:proofErr w:type="spellStart"/>
+      <w:r>
+        <w:rPr>
+          <w:rFonts w:ascii="Times New Roman" w:hAnsi="Times New Roman" w:cs="Times New Roman"/>
+          <w:color w:val="000000" w:themeColor="text1"/>
+          <w:sz w:val="28"/>
+          <w:szCs w:val="28"/>
+          <w14:shadow w14:blurRad="38100" w14:dist="19050" w14:dir="2700000" w14:sx="100000" w14:sy="100000" w14:kx="0" w14:ky="0" w14:algn="tl">
+            <w14:schemeClr w14:val="dk1">
+              <w14:alpha w14:val="60000"/>
+            </w14:schemeClr>
+          </w14:shadow>
+          <w14:textOutline w14:w="0" w14:cap="flat" w14:cmpd="sng" w14:algn="ctr">
+            <w14:noFill/>
+            <w14:prstDash w14:val="solid"/>
+            <w14:round/>
+          </w14:textOutline>
+        </w:rPr>
+        <w:t>toLowerCase</w:t>
+      </w:r>
+      <w:proofErr w:type="spellEnd"/>
+      <w:r>
+        <w:rPr>
+          <w:rFonts w:ascii="Times New Roman" w:hAnsi="Times New Roman" w:cs="Times New Roman"/>
+          <w:color w:val="000000" w:themeColor="text1"/>
+          <w:sz w:val="28"/>
+          <w:szCs w:val="28"/>
+          <w14:shadow w14:blurRad="38100" w14:dist="19050" w14:dir="2700000" w14:sx="100000" w14:sy="100000" w14:kx="0" w14:ky="0" w14:algn="tl">
+            <w14:schemeClr w14:val="dk1">
+              <w14:alpha w14:val="60000"/>
+            </w14:schemeClr>
+          </w14:shadow>
+          <w14:textOutline w14:w="0" w14:cap="flat" w14:cmpd="sng" w14:algn="ctr">
+            <w14:noFill/>
+            <w14:prstDash w14:val="solid"/>
+            <w14:round/>
+          </w14:textOutline>
+        </w:rPr>
+        <w:t>() – changes case</w:t>
       </w:r>
     </w:p>
     <w:p>
@@ -12010,6 +13847,7 @@
             <w14:round/>
           </w14:textOutline>
         </w:rPr>
+        <w:lastRenderedPageBreak/>
         <w:t>trim() – removes whitespace</w:t>
       </w:r>
     </w:p>
@@ -12075,8 +13913,9 @@
           <w:sz w:val="28"/>
           <w:szCs w:val="28"/>
         </w:rPr>
-        <w:t>What is Null and undefined in javascrip</w:t>
-      </w:r>
+        <w:t xml:space="preserve">What is Null and undefined in </w:t>
+      </w:r>
+      <w:proofErr w:type="spellStart"/>
       <w:r>
         <w:rPr>
           <w:rFonts w:ascii="Times New Roman" w:hAnsi="Times New Roman" w:cs="Times New Roman"/>
@@ -12086,7 +13925,30 @@
           <w:sz w:val="28"/>
           <w:szCs w:val="28"/>
         </w:rPr>
-        <w:t>t.</w:t>
+        <w:t>javascrip</w:t>
+      </w:r>
+      <w:r>
+        <w:rPr>
+          <w:rFonts w:ascii="Times New Roman" w:hAnsi="Times New Roman" w:cs="Times New Roman"/>
+          <w:b/>
+          <w:bCs/>
+          <w:color w:val="833C0B" w:themeColor="accent2" w:themeShade="80"/>
+          <w:sz w:val="28"/>
+          <w:szCs w:val="28"/>
+        </w:rPr>
+        <w:t>t</w:t>
+      </w:r>
+      <w:proofErr w:type="spellEnd"/>
+      <w:r>
+        <w:rPr>
+          <w:rFonts w:ascii="Times New Roman" w:hAnsi="Times New Roman" w:cs="Times New Roman"/>
+          <w:b/>
+          <w:bCs/>
+          <w:color w:val="833C0B" w:themeColor="accent2" w:themeShade="80"/>
+          <w:sz w:val="28"/>
+          <w:szCs w:val="28"/>
+        </w:rPr>
+        <w:t>.</w:t>
       </w:r>
     </w:p>
     <w:p>
@@ -12263,7 +14125,87 @@
             <w14:round/>
           </w14:textOutline>
         </w:rPr>
-        <w:t>in javascript null means "reference to non existing object "</w:t>
+        <w:t xml:space="preserve">in </w:t>
+      </w:r>
+      <w:proofErr w:type="spellStart"/>
+      <w:r>
+        <w:rPr>
+          <w:rFonts w:ascii="Times New Roman" w:hAnsi="Times New Roman" w:cs="Times New Roman"/>
+          <w:color w:val="000000" w:themeColor="text1"/>
+          <w:sz w:val="28"/>
+          <w:szCs w:val="28"/>
+          <w14:shadow w14:blurRad="38100" w14:dist="19050" w14:dir="2700000" w14:sx="100000" w14:sy="100000" w14:kx="0" w14:ky="0" w14:algn="tl">
+            <w14:schemeClr w14:val="dk1">
+              <w14:alpha w14:val="60000"/>
+            </w14:schemeClr>
+          </w14:shadow>
+          <w14:textOutline w14:w="0" w14:cap="flat" w14:cmpd="sng" w14:algn="ctr">
+            <w14:noFill/>
+            <w14:prstDash w14:val="solid"/>
+            <w14:round/>
+          </w14:textOutline>
+        </w:rPr>
+        <w:t>javascript</w:t>
+      </w:r>
+      <w:proofErr w:type="spellEnd"/>
+      <w:r>
+        <w:rPr>
+          <w:rFonts w:ascii="Times New Roman" w:hAnsi="Times New Roman" w:cs="Times New Roman"/>
+          <w:color w:val="000000" w:themeColor="text1"/>
+          <w:sz w:val="28"/>
+          <w:szCs w:val="28"/>
+          <w14:shadow w14:blurRad="38100" w14:dist="19050" w14:dir="2700000" w14:sx="100000" w14:sy="100000" w14:kx="0" w14:ky="0" w14:algn="tl">
+            <w14:schemeClr w14:val="dk1">
+              <w14:alpha w14:val="60000"/>
+            </w14:schemeClr>
+          </w14:shadow>
+          <w14:textOutline w14:w="0" w14:cap="flat" w14:cmpd="sng" w14:algn="ctr">
+            <w14:noFill/>
+            <w14:prstDash w14:val="solid"/>
+            <w14:round/>
+          </w14:textOutline>
+        </w:rPr>
+        <w:t xml:space="preserve"> null means "reference to </w:t>
+      </w:r>
+      <w:proofErr w:type="spellStart"/>
+      <w:r>
+        <w:rPr>
+          <w:rFonts w:ascii="Times New Roman" w:hAnsi="Times New Roman" w:cs="Times New Roman"/>
+          <w:color w:val="000000" w:themeColor="text1"/>
+          <w:sz w:val="28"/>
+          <w:szCs w:val="28"/>
+          <w14:shadow w14:blurRad="38100" w14:dist="19050" w14:dir="2700000" w14:sx="100000" w14:sy="100000" w14:kx="0" w14:ky="0" w14:algn="tl">
+            <w14:schemeClr w14:val="dk1">
+              <w14:alpha w14:val="60000"/>
+            </w14:schemeClr>
+          </w14:shadow>
+          <w14:textOutline w14:w="0" w14:cap="flat" w14:cmpd="sng" w14:algn="ctr">
+            <w14:noFill/>
+            <w14:prstDash w14:val="solid"/>
+            <w14:round/>
+          </w14:textOutline>
+        </w:rPr>
+        <w:t>non existing</w:t>
+      </w:r>
+      <w:proofErr w:type="spellEnd"/>
+      <w:r>
+        <w:rPr>
+          <w:rFonts w:ascii="Times New Roman" w:hAnsi="Times New Roman" w:cs="Times New Roman"/>
+          <w:color w:val="000000" w:themeColor="text1"/>
+          <w:sz w:val="28"/>
+          <w:szCs w:val="28"/>
+          <w14:shadow w14:blurRad="38100" w14:dist="19050" w14:dir="2700000" w14:sx="100000" w14:sy="100000" w14:kx="0" w14:ky="0" w14:algn="tl">
+            <w14:schemeClr w14:val="dk1">
+              <w14:alpha w14:val="60000"/>
+            </w14:schemeClr>
+          </w14:shadow>
+          <w14:textOutline w14:w="0" w14:cap="flat" w14:cmpd="sng" w14:algn="ctr">
+            <w14:noFill/>
+            <w14:prstDash w14:val="solid"/>
+            <w14:round/>
+          </w14:textOutline>
+        </w:rPr>
+        <w:t xml:space="preserve"> object "</w:t>
       </w:r>
     </w:p>
     <w:p>
@@ -12384,63 +14326,105 @@
           </w14:textOutline>
         </w:rPr>
       </w:pPr>
-      <w:r>
-        <w:rPr>
-          <w:rFonts w:ascii="Times New Roman" w:hAnsi="Times New Roman" w:cs="Times New Roman"/>
-          <w:color w:val="000000" w:themeColor="text1"/>
-          <w:sz w:val="28"/>
-          <w:szCs w:val="28"/>
-          <w14:shadow w14:blurRad="38100" w14:dist="19050" w14:dir="2700000" w14:sx="100000" w14:sy="100000" w14:kx="0" w14:ky="0" w14:algn="tl">
-            <w14:schemeClr w14:val="dk1">
-              <w14:alpha w14:val="60000"/>
-            </w14:schemeClr>
-          </w14:shadow>
-          <w14:textOutline w14:w="0" w14:cap="flat" w14:cmpd="sng" w14:algn="ctr">
-            <w14:noFill/>
-            <w14:prstDash w14:val="solid"/>
-            <w14:round/>
-          </w14:textOutline>
-        </w:rPr>
-        <w:t>typeof null → "object"</w:t>
-      </w:r>
-    </w:p>
-    <w:p>
-      <w:pPr>
-        <w:rPr>
-          <w:rFonts w:ascii="Times New Roman" w:hAnsi="Times New Roman" w:cs="Times New Roman"/>
-          <w:color w:val="000000" w:themeColor="text1"/>
-          <w:sz w:val="28"/>
-          <w:szCs w:val="28"/>
-          <w14:shadow w14:blurRad="38100" w14:dist="19050" w14:dir="2700000" w14:sx="100000" w14:sy="100000" w14:kx="0" w14:ky="0" w14:algn="tl">
-            <w14:schemeClr w14:val="dk1">
-              <w14:alpha w14:val="60000"/>
-            </w14:schemeClr>
-          </w14:shadow>
-          <w14:textOutline w14:w="0" w14:cap="flat" w14:cmpd="sng" w14:algn="ctr">
-            <w14:noFill/>
-            <w14:prstDash w14:val="solid"/>
-            <w14:round/>
-          </w14:textOutline>
-        </w:rPr>
-      </w:pPr>
-      <w:r>
-        <w:rPr>
-          <w:rFonts w:ascii="Times New Roman" w:hAnsi="Times New Roman" w:cs="Times New Roman"/>
-          <w:color w:val="000000" w:themeColor="text1"/>
-          <w:sz w:val="28"/>
-          <w:szCs w:val="28"/>
-          <w14:shadow w14:blurRad="38100" w14:dist="19050" w14:dir="2700000" w14:sx="100000" w14:sy="100000" w14:kx="0" w14:ky="0" w14:algn="tl">
-            <w14:schemeClr w14:val="dk1">
-              <w14:alpha w14:val="60000"/>
-            </w14:schemeClr>
-          </w14:shadow>
-          <w14:textOutline w14:w="0" w14:cap="flat" w14:cmpd="sng" w14:algn="ctr">
-            <w14:noFill/>
-            <w14:prstDash w14:val="solid"/>
-            <w14:round/>
-          </w14:textOutline>
-        </w:rPr>
-        <w:t>typeof undefined → "undefined"</w:t>
+      <w:proofErr w:type="spellStart"/>
+      <w:r>
+        <w:rPr>
+          <w:rFonts w:ascii="Times New Roman" w:hAnsi="Times New Roman" w:cs="Times New Roman"/>
+          <w:color w:val="000000" w:themeColor="text1"/>
+          <w:sz w:val="28"/>
+          <w:szCs w:val="28"/>
+          <w14:shadow w14:blurRad="38100" w14:dist="19050" w14:dir="2700000" w14:sx="100000" w14:sy="100000" w14:kx="0" w14:ky="0" w14:algn="tl">
+            <w14:schemeClr w14:val="dk1">
+              <w14:alpha w14:val="60000"/>
+            </w14:schemeClr>
+          </w14:shadow>
+          <w14:textOutline w14:w="0" w14:cap="flat" w14:cmpd="sng" w14:algn="ctr">
+            <w14:noFill/>
+            <w14:prstDash w14:val="solid"/>
+            <w14:round/>
+          </w14:textOutline>
+        </w:rPr>
+        <w:t>typeof</w:t>
+      </w:r>
+      <w:proofErr w:type="spellEnd"/>
+      <w:r>
+        <w:rPr>
+          <w:rFonts w:ascii="Times New Roman" w:hAnsi="Times New Roman" w:cs="Times New Roman"/>
+          <w:color w:val="000000" w:themeColor="text1"/>
+          <w:sz w:val="28"/>
+          <w:szCs w:val="28"/>
+          <w14:shadow w14:blurRad="38100" w14:dist="19050" w14:dir="2700000" w14:sx="100000" w14:sy="100000" w14:kx="0" w14:ky="0" w14:algn="tl">
+            <w14:schemeClr w14:val="dk1">
+              <w14:alpha w14:val="60000"/>
+            </w14:schemeClr>
+          </w14:shadow>
+          <w14:textOutline w14:w="0" w14:cap="flat" w14:cmpd="sng" w14:algn="ctr">
+            <w14:noFill/>
+            <w14:prstDash w14:val="solid"/>
+            <w14:round/>
+          </w14:textOutline>
+        </w:rPr>
+        <w:t xml:space="preserve"> null → "object"</w:t>
+      </w:r>
+    </w:p>
+    <w:p>
+      <w:pPr>
+        <w:rPr>
+          <w:rFonts w:ascii="Times New Roman" w:hAnsi="Times New Roman" w:cs="Times New Roman"/>
+          <w:color w:val="000000" w:themeColor="text1"/>
+          <w:sz w:val="28"/>
+          <w:szCs w:val="28"/>
+          <w14:shadow w14:blurRad="38100" w14:dist="19050" w14:dir="2700000" w14:sx="100000" w14:sy="100000" w14:kx="0" w14:ky="0" w14:algn="tl">
+            <w14:schemeClr w14:val="dk1">
+              <w14:alpha w14:val="60000"/>
+            </w14:schemeClr>
+          </w14:shadow>
+          <w14:textOutline w14:w="0" w14:cap="flat" w14:cmpd="sng" w14:algn="ctr">
+            <w14:noFill/>
+            <w14:prstDash w14:val="solid"/>
+            <w14:round/>
+          </w14:textOutline>
+        </w:rPr>
+      </w:pPr>
+      <w:proofErr w:type="spellStart"/>
+      <w:r>
+        <w:rPr>
+          <w:rFonts w:ascii="Times New Roman" w:hAnsi="Times New Roman" w:cs="Times New Roman"/>
+          <w:color w:val="000000" w:themeColor="text1"/>
+          <w:sz w:val="28"/>
+          <w:szCs w:val="28"/>
+          <w14:shadow w14:blurRad="38100" w14:dist="19050" w14:dir="2700000" w14:sx="100000" w14:sy="100000" w14:kx="0" w14:ky="0" w14:algn="tl">
+            <w14:schemeClr w14:val="dk1">
+              <w14:alpha w14:val="60000"/>
+            </w14:schemeClr>
+          </w14:shadow>
+          <w14:textOutline w14:w="0" w14:cap="flat" w14:cmpd="sng" w14:algn="ctr">
+            <w14:noFill/>
+            <w14:prstDash w14:val="solid"/>
+            <w14:round/>
+          </w14:textOutline>
+        </w:rPr>
+        <w:t>typeof</w:t>
+      </w:r>
+      <w:proofErr w:type="spellEnd"/>
+      <w:r>
+        <w:rPr>
+          <w:rFonts w:ascii="Times New Roman" w:hAnsi="Times New Roman" w:cs="Times New Roman"/>
+          <w:color w:val="000000" w:themeColor="text1"/>
+          <w:sz w:val="28"/>
+          <w:szCs w:val="28"/>
+          <w14:shadow w14:blurRad="38100" w14:dist="19050" w14:dir="2700000" w14:sx="100000" w14:sy="100000" w14:kx="0" w14:ky="0" w14:algn="tl">
+            <w14:schemeClr w14:val="dk1">
+              <w14:alpha w14:val="60000"/>
+            </w14:schemeClr>
+          </w14:shadow>
+          <w14:textOutline w14:w="0" w14:cap="flat" w14:cmpd="sng" w14:algn="ctr">
+            <w14:noFill/>
+            <w14:prstDash w14:val="solid"/>
+            <w14:round/>
+          </w14:textOutline>
+        </w:rPr>
+        <w:t xml:space="preserve"> undefined → "undefined"</w:t>
       </w:r>
     </w:p>
     <w:p>
@@ -12491,7 +14475,31 @@
           <w:sz w:val="28"/>
           <w:szCs w:val="28"/>
         </w:rPr>
-        <w:t>What are truthy and falsy values?</w:t>
+        <w:t xml:space="preserve">What are truthy and </w:t>
+      </w:r>
+      <w:proofErr w:type="spellStart"/>
+      <w:r>
+        <w:rPr>
+          <w:rFonts w:ascii="Times New Roman" w:eastAsiaTheme="majorEastAsia" w:hAnsi="Times New Roman" w:cs="Times New Roman"/>
+          <w:b/>
+          <w:bCs/>
+          <w:color w:val="833C0B" w:themeColor="accent2" w:themeShade="80"/>
+          <w:sz w:val="28"/>
+          <w:szCs w:val="28"/>
+        </w:rPr>
+        <w:t>falsy</w:t>
+      </w:r>
+      <w:proofErr w:type="spellEnd"/>
+      <w:r>
+        <w:rPr>
+          <w:rFonts w:ascii="Times New Roman" w:eastAsiaTheme="majorEastAsia" w:hAnsi="Times New Roman" w:cs="Times New Roman"/>
+          <w:b/>
+          <w:bCs/>
+          <w:color w:val="833C0B" w:themeColor="accent2" w:themeShade="80"/>
+          <w:sz w:val="28"/>
+          <w:szCs w:val="28"/>
+        </w:rPr>
+        <w:t xml:space="preserve"> values?</w:t>
       </w:r>
       <w:r>
         <w:rPr>
@@ -12511,8 +14519,68 @@
           </w14:textOutline>
         </w:rPr>
         <w:br/>
-        <w:t>Falsy values: false, 0, "", null, undefined, NaN</w:t>
-      </w:r>
+      </w:r>
+      <w:proofErr w:type="spellStart"/>
+      <w:r>
+        <w:rPr>
+          <w:rFonts w:ascii="Times New Roman" w:hAnsi="Times New Roman" w:cs="Times New Roman"/>
+          <w:color w:val="000000" w:themeColor="text1"/>
+          <w:sz w:val="28"/>
+          <w:szCs w:val="28"/>
+          <w14:shadow w14:blurRad="38100" w14:dist="19050" w14:dir="2700000" w14:sx="100000" w14:sy="100000" w14:kx="0" w14:ky="0" w14:algn="tl">
+            <w14:schemeClr w14:val="dk1">
+              <w14:alpha w14:val="60000"/>
+            </w14:schemeClr>
+          </w14:shadow>
+          <w14:textOutline w14:w="0" w14:cap="flat" w14:cmpd="sng" w14:algn="ctr">
+            <w14:noFill/>
+            <w14:prstDash w14:val="solid"/>
+            <w14:round/>
+          </w14:textOutline>
+        </w:rPr>
+        <w:t>Falsy</w:t>
+      </w:r>
+      <w:proofErr w:type="spellEnd"/>
+      <w:r>
+        <w:rPr>
+          <w:rFonts w:ascii="Times New Roman" w:hAnsi="Times New Roman" w:cs="Times New Roman"/>
+          <w:color w:val="000000" w:themeColor="text1"/>
+          <w:sz w:val="28"/>
+          <w:szCs w:val="28"/>
+          <w14:shadow w14:blurRad="38100" w14:dist="19050" w14:dir="2700000" w14:sx="100000" w14:sy="100000" w14:kx="0" w14:ky="0" w14:algn="tl">
+            <w14:schemeClr w14:val="dk1">
+              <w14:alpha w14:val="60000"/>
+            </w14:schemeClr>
+          </w14:shadow>
+          <w14:textOutline w14:w="0" w14:cap="flat" w14:cmpd="sng" w14:algn="ctr">
+            <w14:noFill/>
+            <w14:prstDash w14:val="solid"/>
+            <w14:round/>
+          </w14:textOutline>
+        </w:rPr>
+        <w:t xml:space="preserve"> values: false, 0, "", null, undefined, </w:t>
+      </w:r>
+      <w:proofErr w:type="spellStart"/>
+      <w:r>
+        <w:rPr>
+          <w:rFonts w:ascii="Times New Roman" w:hAnsi="Times New Roman" w:cs="Times New Roman"/>
+          <w:color w:val="000000" w:themeColor="text1"/>
+          <w:sz w:val="28"/>
+          <w:szCs w:val="28"/>
+          <w14:shadow w14:blurRad="38100" w14:dist="19050" w14:dir="2700000" w14:sx="100000" w14:sy="100000" w14:kx="0" w14:ky="0" w14:algn="tl">
+            <w14:schemeClr w14:val="dk1">
+              <w14:alpha w14:val="60000"/>
+            </w14:schemeClr>
+          </w14:shadow>
+          <w14:textOutline w14:w="0" w14:cap="flat" w14:cmpd="sng" w14:algn="ctr">
+            <w14:noFill/>
+            <w14:prstDash w14:val="solid"/>
+            <w14:round/>
+          </w14:textOutline>
+        </w:rPr>
+        <w:t>NaN</w:t>
+      </w:r>
+      <w:proofErr w:type="spellEnd"/>
       <w:r>
         <w:rPr>
           <w:rFonts w:ascii="Times New Roman" w:hAnsi="Times New Roman" w:cs="Times New Roman"/>
@@ -12555,46 +14623,139 @@
           <w:sz w:val="28"/>
           <w:szCs w:val="28"/>
         </w:rPr>
-        <w:t xml:space="preserve">What is setTimeOut and setInterval in Javascript </w:t>
-      </w:r>
-    </w:p>
-    <w:p>
-      <w:pPr>
-        <w:rPr>
-          <w:rFonts w:ascii="Times New Roman" w:hAnsi="Times New Roman" w:cs="Times New Roman"/>
-          <w:color w:val="000000" w:themeColor="text1"/>
-          <w:sz w:val="28"/>
-          <w:szCs w:val="28"/>
-          <w14:shadow w14:blurRad="38100" w14:dist="19050" w14:dir="2700000" w14:sx="100000" w14:sy="100000" w14:kx="0" w14:ky="0" w14:algn="tl">
-            <w14:schemeClr w14:val="dk1">
-              <w14:alpha w14:val="60000"/>
-            </w14:schemeClr>
-          </w14:shadow>
-          <w14:textOutline w14:w="0" w14:cap="flat" w14:cmpd="sng" w14:algn="ctr">
-            <w14:noFill/>
-            <w14:prstDash w14:val="solid"/>
-            <w14:round/>
-          </w14:textOutline>
-        </w:rPr>
-      </w:pPr>
-      <w:r>
-        <w:rPr>
-          <w:rFonts w:ascii="Times New Roman" w:hAnsi="Times New Roman" w:cs="Times New Roman"/>
-          <w:color w:val="000000" w:themeColor="text1"/>
-          <w:sz w:val="28"/>
-          <w:szCs w:val="28"/>
-          <w14:shadow w14:blurRad="38100" w14:dist="19050" w14:dir="2700000" w14:sx="100000" w14:sy="100000" w14:kx="0" w14:ky="0" w14:algn="tl">
-            <w14:schemeClr w14:val="dk1">
-              <w14:alpha w14:val="60000"/>
-            </w14:schemeClr>
-          </w14:shadow>
-          <w14:textOutline w14:w="0" w14:cap="flat" w14:cmpd="sng" w14:algn="ctr">
-            <w14:noFill/>
-            <w14:prstDash w14:val="solid"/>
-            <w14:round/>
-          </w14:textOutline>
-        </w:rPr>
-        <w:t>setTimeout()</w:t>
+        <w:t xml:space="preserve">What is </w:t>
+      </w:r>
+      <w:proofErr w:type="spellStart"/>
+      <w:r>
+        <w:rPr>
+          <w:rFonts w:ascii="Times New Roman" w:hAnsi="Times New Roman" w:cs="Times New Roman"/>
+          <w:b/>
+          <w:bCs/>
+          <w:color w:val="833C0B" w:themeColor="accent2" w:themeShade="80"/>
+          <w:sz w:val="28"/>
+          <w:szCs w:val="28"/>
+        </w:rPr>
+        <w:t>setTimeOut</w:t>
+      </w:r>
+      <w:proofErr w:type="spellEnd"/>
+      <w:r>
+        <w:rPr>
+          <w:rFonts w:ascii="Times New Roman" w:hAnsi="Times New Roman" w:cs="Times New Roman"/>
+          <w:b/>
+          <w:bCs/>
+          <w:color w:val="833C0B" w:themeColor="accent2" w:themeShade="80"/>
+          <w:sz w:val="28"/>
+          <w:szCs w:val="28"/>
+        </w:rPr>
+        <w:t xml:space="preserve"> and </w:t>
+      </w:r>
+      <w:proofErr w:type="spellStart"/>
+      <w:r>
+        <w:rPr>
+          <w:rFonts w:ascii="Times New Roman" w:hAnsi="Times New Roman" w:cs="Times New Roman"/>
+          <w:b/>
+          <w:bCs/>
+          <w:color w:val="833C0B" w:themeColor="accent2" w:themeShade="80"/>
+          <w:sz w:val="28"/>
+          <w:szCs w:val="28"/>
+        </w:rPr>
+        <w:t>setInterval</w:t>
+      </w:r>
+      <w:proofErr w:type="spellEnd"/>
+      <w:r>
+        <w:rPr>
+          <w:rFonts w:ascii="Times New Roman" w:hAnsi="Times New Roman" w:cs="Times New Roman"/>
+          <w:b/>
+          <w:bCs/>
+          <w:color w:val="833C0B" w:themeColor="accent2" w:themeShade="80"/>
+          <w:sz w:val="28"/>
+          <w:szCs w:val="28"/>
+        </w:rPr>
+        <w:t xml:space="preserve"> in </w:t>
+      </w:r>
+      <w:proofErr w:type="spellStart"/>
+      <w:r>
+        <w:rPr>
+          <w:rFonts w:ascii="Times New Roman" w:hAnsi="Times New Roman" w:cs="Times New Roman"/>
+          <w:b/>
+          <w:bCs/>
+          <w:color w:val="833C0B" w:themeColor="accent2" w:themeShade="80"/>
+          <w:sz w:val="28"/>
+          <w:szCs w:val="28"/>
+        </w:rPr>
+        <w:t>Javascript</w:t>
+      </w:r>
+      <w:proofErr w:type="spellEnd"/>
+      <w:r>
+        <w:rPr>
+          <w:rFonts w:ascii="Times New Roman" w:hAnsi="Times New Roman" w:cs="Times New Roman"/>
+          <w:b/>
+          <w:bCs/>
+          <w:color w:val="833C0B" w:themeColor="accent2" w:themeShade="80"/>
+          <w:sz w:val="28"/>
+          <w:szCs w:val="28"/>
+        </w:rPr>
+        <w:t xml:space="preserve"> </w:t>
+      </w:r>
+    </w:p>
+    <w:p>
+      <w:pPr>
+        <w:rPr>
+          <w:rFonts w:ascii="Times New Roman" w:hAnsi="Times New Roman" w:cs="Times New Roman"/>
+          <w:color w:val="000000" w:themeColor="text1"/>
+          <w:sz w:val="28"/>
+          <w:szCs w:val="28"/>
+          <w14:shadow w14:blurRad="38100" w14:dist="19050" w14:dir="2700000" w14:sx="100000" w14:sy="100000" w14:kx="0" w14:ky="0" w14:algn="tl">
+            <w14:schemeClr w14:val="dk1">
+              <w14:alpha w14:val="60000"/>
+            </w14:schemeClr>
+          </w14:shadow>
+          <w14:textOutline w14:w="0" w14:cap="flat" w14:cmpd="sng" w14:algn="ctr">
+            <w14:noFill/>
+            <w14:prstDash w14:val="solid"/>
+            <w14:round/>
+          </w14:textOutline>
+        </w:rPr>
+      </w:pPr>
+      <w:proofErr w:type="spellStart"/>
+      <w:r>
+        <w:rPr>
+          <w:rFonts w:ascii="Times New Roman" w:hAnsi="Times New Roman" w:cs="Times New Roman"/>
+          <w:color w:val="000000" w:themeColor="text1"/>
+          <w:sz w:val="28"/>
+          <w:szCs w:val="28"/>
+          <w14:shadow w14:blurRad="38100" w14:dist="19050" w14:dir="2700000" w14:sx="100000" w14:sy="100000" w14:kx="0" w14:ky="0" w14:algn="tl">
+            <w14:schemeClr w14:val="dk1">
+              <w14:alpha w14:val="60000"/>
+            </w14:schemeClr>
+          </w14:shadow>
+          <w14:textOutline w14:w="0" w14:cap="flat" w14:cmpd="sng" w14:algn="ctr">
+            <w14:noFill/>
+            <w14:prstDash w14:val="solid"/>
+            <w14:round/>
+          </w14:textOutline>
+        </w:rPr>
+        <w:t>setTimeout</w:t>
+      </w:r>
+      <w:proofErr w:type="spellEnd"/>
+      <w:r>
+        <w:rPr>
+          <w:rFonts w:ascii="Times New Roman" w:hAnsi="Times New Roman" w:cs="Times New Roman"/>
+          <w:color w:val="000000" w:themeColor="text1"/>
+          <w:sz w:val="28"/>
+          <w:szCs w:val="28"/>
+          <w14:shadow w14:blurRad="38100" w14:dist="19050" w14:dir="2700000" w14:sx="100000" w14:sy="100000" w14:kx="0" w14:ky="0" w14:algn="tl">
+            <w14:schemeClr w14:val="dk1">
+              <w14:alpha w14:val="60000"/>
+            </w14:schemeClr>
+          </w14:shadow>
+          <w14:textOutline w14:w="0" w14:cap="flat" w14:cmpd="sng" w14:algn="ctr">
+            <w14:noFill/>
+            <w14:prstDash w14:val="solid"/>
+            <w14:round/>
+          </w14:textOutline>
+        </w:rPr>
+        <w:t>()</w:t>
       </w:r>
     </w:p>
     <w:p>
@@ -12659,24 +14820,45 @@
           </w14:textOutline>
         </w:rPr>
       </w:pPr>
-      <w:r>
-        <w:rPr>
-          <w:rFonts w:ascii="Times New Roman" w:hAnsi="Times New Roman" w:cs="Times New Roman"/>
-          <w:color w:val="000000" w:themeColor="text1"/>
-          <w:sz w:val="28"/>
-          <w:szCs w:val="28"/>
-          <w14:shadow w14:blurRad="38100" w14:dist="19050" w14:dir="2700000" w14:sx="100000" w14:sy="100000" w14:kx="0" w14:ky="0" w14:algn="tl">
-            <w14:schemeClr w14:val="dk1">
-              <w14:alpha w14:val="60000"/>
-            </w14:schemeClr>
-          </w14:shadow>
-          <w14:textOutline w14:w="0" w14:cap="flat" w14:cmpd="sng" w14:algn="ctr">
-            <w14:noFill/>
-            <w14:prstDash w14:val="solid"/>
-            <w14:round/>
-          </w14:textOutline>
-        </w:rPr>
-        <w:t>setTimeout(() =&gt; {</w:t>
+      <w:proofErr w:type="spellStart"/>
+      <w:r>
+        <w:rPr>
+          <w:rFonts w:ascii="Times New Roman" w:hAnsi="Times New Roman" w:cs="Times New Roman"/>
+          <w:color w:val="000000" w:themeColor="text1"/>
+          <w:sz w:val="28"/>
+          <w:szCs w:val="28"/>
+          <w14:shadow w14:blurRad="38100" w14:dist="19050" w14:dir="2700000" w14:sx="100000" w14:sy="100000" w14:kx="0" w14:ky="0" w14:algn="tl">
+            <w14:schemeClr w14:val="dk1">
+              <w14:alpha w14:val="60000"/>
+            </w14:schemeClr>
+          </w14:shadow>
+          <w14:textOutline w14:w="0" w14:cap="flat" w14:cmpd="sng" w14:algn="ctr">
+            <w14:noFill/>
+            <w14:prstDash w14:val="solid"/>
+            <w14:round/>
+          </w14:textOutline>
+        </w:rPr>
+        <w:t>setTimeout</w:t>
+      </w:r>
+      <w:proofErr w:type="spellEnd"/>
+      <w:r>
+        <w:rPr>
+          <w:rFonts w:ascii="Times New Roman" w:hAnsi="Times New Roman" w:cs="Times New Roman"/>
+          <w:color w:val="000000" w:themeColor="text1"/>
+          <w:sz w:val="28"/>
+          <w:szCs w:val="28"/>
+          <w14:shadow w14:blurRad="38100" w14:dist="19050" w14:dir="2700000" w14:sx="100000" w14:sy="100000" w14:kx="0" w14:ky="0" w14:algn="tl">
+            <w14:schemeClr w14:val="dk1">
+              <w14:alpha w14:val="60000"/>
+            </w14:schemeClr>
+          </w14:shadow>
+          <w14:textOutline w14:w="0" w14:cap="flat" w14:cmpd="sng" w14:algn="ctr">
+            <w14:noFill/>
+            <w14:prstDash w14:val="solid"/>
+            <w14:round/>
+          </w14:textOutline>
+        </w:rPr>
+        <w:t>(() =&gt; {</w:t>
       </w:r>
     </w:p>
     <w:p>
@@ -12754,7 +14936,6 @@
             <w14:round/>
           </w14:textOutline>
         </w:rPr>
-        <w:lastRenderedPageBreak/>
         <w:t>}, 1000); // 1000ms = 1 second</w:t>
       </w:r>
     </w:p>
@@ -12777,24 +14958,45 @@
           </w14:textOutline>
         </w:rPr>
       </w:pPr>
-      <w:r>
-        <w:rPr>
-          <w:rFonts w:ascii="Times New Roman" w:hAnsi="Times New Roman" w:cs="Times New Roman"/>
-          <w:color w:val="000000" w:themeColor="text1"/>
-          <w:sz w:val="28"/>
-          <w:szCs w:val="28"/>
-          <w14:shadow w14:blurRad="38100" w14:dist="19050" w14:dir="2700000" w14:sx="100000" w14:sy="100000" w14:kx="0" w14:ky="0" w14:algn="tl">
-            <w14:schemeClr w14:val="dk1">
-              <w14:alpha w14:val="60000"/>
-            </w14:schemeClr>
-          </w14:shadow>
-          <w14:textOutline w14:w="0" w14:cap="flat" w14:cmpd="sng" w14:algn="ctr">
-            <w14:noFill/>
-            <w14:prstDash w14:val="solid"/>
-            <w14:round/>
-          </w14:textOutline>
-        </w:rPr>
-        <w:t>setInterval()</w:t>
+      <w:proofErr w:type="spellStart"/>
+      <w:r>
+        <w:rPr>
+          <w:rFonts w:ascii="Times New Roman" w:hAnsi="Times New Roman" w:cs="Times New Roman"/>
+          <w:color w:val="000000" w:themeColor="text1"/>
+          <w:sz w:val="28"/>
+          <w:szCs w:val="28"/>
+          <w14:shadow w14:blurRad="38100" w14:dist="19050" w14:dir="2700000" w14:sx="100000" w14:sy="100000" w14:kx="0" w14:ky="0" w14:algn="tl">
+            <w14:schemeClr w14:val="dk1">
+              <w14:alpha w14:val="60000"/>
+            </w14:schemeClr>
+          </w14:shadow>
+          <w14:textOutline w14:w="0" w14:cap="flat" w14:cmpd="sng" w14:algn="ctr">
+            <w14:noFill/>
+            <w14:prstDash w14:val="solid"/>
+            <w14:round/>
+          </w14:textOutline>
+        </w:rPr>
+        <w:t>setInterval</w:t>
+      </w:r>
+      <w:proofErr w:type="spellEnd"/>
+      <w:r>
+        <w:rPr>
+          <w:rFonts w:ascii="Times New Roman" w:hAnsi="Times New Roman" w:cs="Times New Roman"/>
+          <w:color w:val="000000" w:themeColor="text1"/>
+          <w:sz w:val="28"/>
+          <w:szCs w:val="28"/>
+          <w14:shadow w14:blurRad="38100" w14:dist="19050" w14:dir="2700000" w14:sx="100000" w14:sy="100000" w14:kx="0" w14:ky="0" w14:algn="tl">
+            <w14:schemeClr w14:val="dk1">
+              <w14:alpha w14:val="60000"/>
+            </w14:schemeClr>
+          </w14:shadow>
+          <w14:textOutline w14:w="0" w14:cap="flat" w14:cmpd="sng" w14:algn="ctr">
+            <w14:noFill/>
+            <w14:prstDash w14:val="solid"/>
+            <w14:round/>
+          </w14:textOutline>
+        </w:rPr>
+        <w:t>()</w:t>
       </w:r>
     </w:p>
     <w:p>
@@ -12859,62 +15061,84 @@
           </w14:textOutline>
         </w:rPr>
       </w:pPr>
-      <w:r>
-        <w:rPr>
-          <w:rFonts w:ascii="Times New Roman" w:hAnsi="Times New Roman" w:cs="Times New Roman"/>
-          <w:color w:val="000000" w:themeColor="text1"/>
-          <w:sz w:val="28"/>
-          <w:szCs w:val="28"/>
-          <w14:shadow w14:blurRad="38100" w14:dist="19050" w14:dir="2700000" w14:sx="100000" w14:sy="100000" w14:kx="0" w14:ky="0" w14:algn="tl">
-            <w14:schemeClr w14:val="dk1">
-              <w14:alpha w14:val="60000"/>
-            </w14:schemeClr>
-          </w14:shadow>
-          <w14:textOutline w14:w="0" w14:cap="flat" w14:cmpd="sng" w14:algn="ctr">
-            <w14:noFill/>
-            <w14:prstDash w14:val="solid"/>
-            <w14:round/>
-          </w14:textOutline>
-        </w:rPr>
-        <w:t>setInterval(() =&gt; {</w:t>
-      </w:r>
-    </w:p>
-    <w:p>
-      <w:pPr>
-        <w:rPr>
-          <w:rFonts w:ascii="Times New Roman" w:hAnsi="Times New Roman" w:cs="Times New Roman"/>
-          <w:color w:val="000000" w:themeColor="text1"/>
-          <w:sz w:val="28"/>
-          <w:szCs w:val="28"/>
-          <w14:shadow w14:blurRad="38100" w14:dist="19050" w14:dir="2700000" w14:sx="100000" w14:sy="100000" w14:kx="0" w14:ky="0" w14:algn="tl">
-            <w14:schemeClr w14:val="dk1">
-              <w14:alpha w14:val="60000"/>
-            </w14:schemeClr>
-          </w14:shadow>
-          <w14:textOutline w14:w="0" w14:cap="flat" w14:cmpd="sng" w14:algn="ctr">
-            <w14:noFill/>
-            <w14:prstDash w14:val="solid"/>
-            <w14:round/>
-          </w14:textOutline>
-        </w:rPr>
-      </w:pPr>
-      <w:r>
-        <w:rPr>
-          <w:rFonts w:ascii="Times New Roman" w:hAnsi="Times New Roman" w:cs="Times New Roman"/>
-          <w:color w:val="000000" w:themeColor="text1"/>
-          <w:sz w:val="28"/>
-          <w:szCs w:val="28"/>
-          <w14:shadow w14:blurRad="38100" w14:dist="19050" w14:dir="2700000" w14:sx="100000" w14:sy="100000" w14:kx="0" w14:ky="0" w14:algn="tl">
-            <w14:schemeClr w14:val="dk1">
-              <w14:alpha w14:val="60000"/>
-            </w14:schemeClr>
-          </w14:shadow>
-          <w14:textOutline w14:w="0" w14:cap="flat" w14:cmpd="sng" w14:algn="ctr">
-            <w14:noFill/>
-            <w14:prstDash w14:val="solid"/>
-            <w14:round/>
-          </w14:textOutline>
-        </w:rPr>
+      <w:proofErr w:type="spellStart"/>
+      <w:r>
+        <w:rPr>
+          <w:rFonts w:ascii="Times New Roman" w:hAnsi="Times New Roman" w:cs="Times New Roman"/>
+          <w:color w:val="000000" w:themeColor="text1"/>
+          <w:sz w:val="28"/>
+          <w:szCs w:val="28"/>
+          <w14:shadow w14:blurRad="38100" w14:dist="19050" w14:dir="2700000" w14:sx="100000" w14:sy="100000" w14:kx="0" w14:ky="0" w14:algn="tl">
+            <w14:schemeClr w14:val="dk1">
+              <w14:alpha w14:val="60000"/>
+            </w14:schemeClr>
+          </w14:shadow>
+          <w14:textOutline w14:w="0" w14:cap="flat" w14:cmpd="sng" w14:algn="ctr">
+            <w14:noFill/>
+            <w14:prstDash w14:val="solid"/>
+            <w14:round/>
+          </w14:textOutline>
+        </w:rPr>
+        <w:t>setInterval</w:t>
+      </w:r>
+      <w:proofErr w:type="spellEnd"/>
+      <w:r>
+        <w:rPr>
+          <w:rFonts w:ascii="Times New Roman" w:hAnsi="Times New Roman" w:cs="Times New Roman"/>
+          <w:color w:val="000000" w:themeColor="text1"/>
+          <w:sz w:val="28"/>
+          <w:szCs w:val="28"/>
+          <w14:shadow w14:blurRad="38100" w14:dist="19050" w14:dir="2700000" w14:sx="100000" w14:sy="100000" w14:kx="0" w14:ky="0" w14:algn="tl">
+            <w14:schemeClr w14:val="dk1">
+              <w14:alpha w14:val="60000"/>
+            </w14:schemeClr>
+          </w14:shadow>
+          <w14:textOutline w14:w="0" w14:cap="flat" w14:cmpd="sng" w14:algn="ctr">
+            <w14:noFill/>
+            <w14:prstDash w14:val="solid"/>
+            <w14:round/>
+          </w14:textOutline>
+        </w:rPr>
+        <w:t>(() =&gt; {</w:t>
+      </w:r>
+    </w:p>
+    <w:p>
+      <w:pPr>
+        <w:rPr>
+          <w:rFonts w:ascii="Times New Roman" w:hAnsi="Times New Roman" w:cs="Times New Roman"/>
+          <w:color w:val="000000" w:themeColor="text1"/>
+          <w:sz w:val="28"/>
+          <w:szCs w:val="28"/>
+          <w14:shadow w14:blurRad="38100" w14:dist="19050" w14:dir="2700000" w14:sx="100000" w14:sy="100000" w14:kx="0" w14:ky="0" w14:algn="tl">
+            <w14:schemeClr w14:val="dk1">
+              <w14:alpha w14:val="60000"/>
+            </w14:schemeClr>
+          </w14:shadow>
+          <w14:textOutline w14:w="0" w14:cap="flat" w14:cmpd="sng" w14:algn="ctr">
+            <w14:noFill/>
+            <w14:prstDash w14:val="solid"/>
+            <w14:round/>
+          </w14:textOutline>
+        </w:rPr>
+      </w:pPr>
+      <w:r>
+        <w:rPr>
+          <w:rFonts w:ascii="Times New Roman" w:hAnsi="Times New Roman" w:cs="Times New Roman"/>
+          <w:color w:val="000000" w:themeColor="text1"/>
+          <w:sz w:val="28"/>
+          <w:szCs w:val="28"/>
+          <w14:shadow w14:blurRad="38100" w14:dist="19050" w14:dir="2700000" w14:sx="100000" w14:sy="100000" w14:kx="0" w14:ky="0" w14:algn="tl">
+            <w14:schemeClr w14:val="dk1">
+              <w14:alpha w14:val="60000"/>
+            </w14:schemeClr>
+          </w14:shadow>
+          <w14:textOutline w14:w="0" w14:cap="flat" w14:cmpd="sng" w14:algn="ctr">
+            <w14:noFill/>
+            <w14:prstDash w14:val="solid"/>
+            <w14:round/>
+          </w14:textOutline>
+        </w:rPr>
+        <w:lastRenderedPageBreak/>
         <w:t xml:space="preserve">  // code to run repeatedly</w:t>
       </w:r>
     </w:p>
@@ -12978,7 +15202,31 @@
           <w:sz w:val="28"/>
           <w:szCs w:val="28"/>
         </w:rPr>
-        <w:t xml:space="preserve">What are is map, filter , reducer in javascript </w:t>
+        <w:t xml:space="preserve">What are is map, filter , reducer in </w:t>
+      </w:r>
+      <w:proofErr w:type="spellStart"/>
+      <w:r>
+        <w:rPr>
+          <w:rFonts w:ascii="Times New Roman" w:hAnsi="Times New Roman" w:cs="Times New Roman"/>
+          <w:b/>
+          <w:bCs/>
+          <w:color w:val="833C0B" w:themeColor="accent2" w:themeShade="80"/>
+          <w:sz w:val="28"/>
+          <w:szCs w:val="28"/>
+        </w:rPr>
+        <w:t>javascript</w:t>
+      </w:r>
+      <w:proofErr w:type="spellEnd"/>
+      <w:r>
+        <w:rPr>
+          <w:rFonts w:ascii="Times New Roman" w:hAnsi="Times New Roman" w:cs="Times New Roman"/>
+          <w:b/>
+          <w:bCs/>
+          <w:color w:val="833C0B" w:themeColor="accent2" w:themeShade="80"/>
+          <w:sz w:val="28"/>
+          <w:szCs w:val="28"/>
+        </w:rPr>
+        <w:t xml:space="preserve"> </w:t>
       </w:r>
     </w:p>
     <w:p>
@@ -13158,7 +15406,31 @@
           <w:sz w:val="28"/>
           <w:szCs w:val="28"/>
         </w:rPr>
-        <w:t xml:space="preserve">What is closure in Javascript </w:t>
+        <w:t xml:space="preserve">What is closure in </w:t>
+      </w:r>
+      <w:proofErr w:type="spellStart"/>
+      <w:r>
+        <w:rPr>
+          <w:rFonts w:ascii="Times New Roman" w:hAnsi="Times New Roman" w:cs="Times New Roman"/>
+          <w:b/>
+          <w:bCs/>
+          <w:color w:val="833C0B" w:themeColor="accent2" w:themeShade="80"/>
+          <w:sz w:val="28"/>
+          <w:szCs w:val="28"/>
+        </w:rPr>
+        <w:t>Javascript</w:t>
+      </w:r>
+      <w:proofErr w:type="spellEnd"/>
+      <w:r>
+        <w:rPr>
+          <w:rFonts w:ascii="Times New Roman" w:hAnsi="Times New Roman" w:cs="Times New Roman"/>
+          <w:b/>
+          <w:bCs/>
+          <w:color w:val="833C0B" w:themeColor="accent2" w:themeShade="80"/>
+          <w:sz w:val="28"/>
+          <w:szCs w:val="28"/>
+        </w:rPr>
+        <w:t xml:space="preserve"> </w:t>
       </w:r>
     </w:p>
     <w:p>
@@ -13240,7 +15512,7 @@
                     <pic:cNvPicPr/>
                   </pic:nvPicPr>
                   <pic:blipFill>
-                    <a:blip r:embed="rId9"/>
+                    <a:blip r:embed="rId13"/>
                     <a:stretch>
                       <a:fillRect/>
                     </a:stretch>
@@ -13269,13 +15541,23 @@
           <w:szCs w:val="28"/>
         </w:rPr>
       </w:pPr>
-      <w:r>
-        <w:rPr>
-          <w:rFonts w:ascii="Times New Roman" w:hAnsi="Times New Roman" w:cs="Times New Roman"/>
-          <w:sz w:val="28"/>
-          <w:szCs w:val="28"/>
-        </w:rPr>
-        <w:t xml:space="preserve">createCounter() has finished executing, the returned inner function still remembers count. That’s a </w:t>
+      <w:proofErr w:type="spellStart"/>
+      <w:r>
+        <w:rPr>
+          <w:rFonts w:ascii="Times New Roman" w:hAnsi="Times New Roman" w:cs="Times New Roman"/>
+          <w:sz w:val="28"/>
+          <w:szCs w:val="28"/>
+        </w:rPr>
+        <w:t>createCounter</w:t>
+      </w:r>
+      <w:proofErr w:type="spellEnd"/>
+      <w:r>
+        <w:rPr>
+          <w:rFonts w:ascii="Times New Roman" w:hAnsi="Times New Roman" w:cs="Times New Roman"/>
+          <w:sz w:val="28"/>
+          <w:szCs w:val="28"/>
+        </w:rPr>
+        <w:t xml:space="preserve">() has finished executing, the returned inner function still remembers count. That’s a </w:t>
       </w:r>
       <w:r>
         <w:rPr>
@@ -13317,7 +15599,6 @@
           <w:sz w:val="28"/>
           <w:szCs w:val="28"/>
         </w:rPr>
-        <w:lastRenderedPageBreak/>
         <w:t>What is the difference between array and object</w:t>
       </w:r>
     </w:p>
@@ -13418,6 +15699,7 @@
           <w:sz w:val="28"/>
           <w:szCs w:val="28"/>
         </w:rPr>
+        <w:lastRenderedPageBreak/>
         <w:t>Commonly used for lists, collections, sequences.</w:t>
       </w:r>
     </w:p>
@@ -13589,17 +15871,36 @@
           <w:sz w:val="28"/>
           <w:szCs w:val="28"/>
         </w:rPr>
-        <w:t>Ler arr = [1,2,3,4]</w:t>
-      </w:r>
-    </w:p>
-    <w:p>
-      <w:pPr>
-        <w:rPr>
-          <w:rFonts w:ascii="Times New Roman" w:hAnsi="Times New Roman" w:cs="Times New Roman"/>
-          <w:sz w:val="28"/>
-          <w:szCs w:val="28"/>
-        </w:rPr>
-      </w:pPr>
+        <w:t xml:space="preserve">Ler </w:t>
+      </w:r>
+      <w:proofErr w:type="spellStart"/>
+      <w:r>
+        <w:rPr>
+          <w:rFonts w:ascii="Times New Roman" w:hAnsi="Times New Roman" w:cs="Times New Roman"/>
+          <w:sz w:val="28"/>
+          <w:szCs w:val="28"/>
+        </w:rPr>
+        <w:t>arr</w:t>
+      </w:r>
+      <w:proofErr w:type="spellEnd"/>
+      <w:r>
+        <w:rPr>
+          <w:rFonts w:ascii="Times New Roman" w:hAnsi="Times New Roman" w:cs="Times New Roman"/>
+          <w:sz w:val="28"/>
+          <w:szCs w:val="28"/>
+        </w:rPr>
+        <w:t xml:space="preserve"> = [1,2,3,4]</w:t>
+      </w:r>
+    </w:p>
+    <w:p>
+      <w:pPr>
+        <w:rPr>
+          <w:rFonts w:ascii="Times New Roman" w:hAnsi="Times New Roman" w:cs="Times New Roman"/>
+          <w:sz w:val="28"/>
+          <w:szCs w:val="28"/>
+        </w:rPr>
+      </w:pPr>
+      <w:proofErr w:type="spellStart"/>
       <w:r>
         <w:rPr>
           <w:rFonts w:ascii="Times New Roman" w:hAnsi="Times New Roman" w:cs="Times New Roman"/>
@@ -13609,15 +15910,27 @@
           <w:sz w:val="28"/>
           <w:szCs w:val="28"/>
         </w:rPr>
-        <w:t>arr.length = 0</w:t>
-      </w:r>
-      <w:r>
-        <w:rPr>
-          <w:rFonts w:ascii="Times New Roman" w:hAnsi="Times New Roman" w:cs="Times New Roman"/>
+        <w:t>arr.length</w:t>
+      </w:r>
+      <w:proofErr w:type="spellEnd"/>
+      <w:r>
+        <w:rPr>
+          <w:rFonts w:ascii="Times New Roman" w:hAnsi="Times New Roman" w:cs="Times New Roman"/>
+          <w:b/>
+          <w:bCs/>
           <w:color w:val="2F5496" w:themeColor="accent1" w:themeShade="BF"/>
           <w:sz w:val="28"/>
           <w:szCs w:val="28"/>
         </w:rPr>
+        <w:t xml:space="preserve"> = 0</w:t>
+      </w:r>
+      <w:r>
+        <w:rPr>
+          <w:rFonts w:ascii="Times New Roman" w:hAnsi="Times New Roman" w:cs="Times New Roman"/>
+          <w:color w:val="2F5496" w:themeColor="accent1" w:themeShade="BF"/>
+          <w:sz w:val="28"/>
+          <w:szCs w:val="28"/>
+        </w:rPr>
         <w:t xml:space="preserve"> </w:t>
       </w:r>
       <w:r>
@@ -13628,6 +15941,7 @@
         </w:rPr>
         <w:t xml:space="preserve">or </w:t>
       </w:r>
+      <w:proofErr w:type="spellStart"/>
       <w:r>
         <w:rPr>
           <w:rFonts w:ascii="Times New Roman" w:hAnsi="Times New Roman" w:cs="Times New Roman"/>
@@ -13637,7 +15951,19 @@
           <w:sz w:val="28"/>
           <w:szCs w:val="28"/>
         </w:rPr>
-        <w:t>arr = [];</w:t>
+        <w:t>arr</w:t>
+      </w:r>
+      <w:proofErr w:type="spellEnd"/>
+      <w:r>
+        <w:rPr>
+          <w:rFonts w:ascii="Times New Roman" w:hAnsi="Times New Roman" w:cs="Times New Roman"/>
+          <w:b/>
+          <w:bCs/>
+          <w:color w:val="2F5496" w:themeColor="accent1" w:themeShade="BF"/>
+          <w:sz w:val="28"/>
+          <w:szCs w:val="28"/>
+        </w:rPr>
+        <w:t xml:space="preserve"> = [];</w:t>
       </w:r>
     </w:p>
     <w:p>
@@ -13661,24 +15987,66 @@
           <w:sz w:val="28"/>
           <w:szCs w:val="28"/>
         </w:rPr>
-        <w:t xml:space="preserve">What is the difference between number type and BigInt type </w:t>
-      </w:r>
-    </w:p>
-    <w:p>
-      <w:pPr>
-        <w:rPr>
-          <w:rFonts w:ascii="Times New Roman" w:hAnsi="Times New Roman" w:cs="Times New Roman"/>
-          <w:sz w:val="28"/>
-          <w:szCs w:val="28"/>
-        </w:rPr>
-      </w:pPr>
-      <w:r>
-        <w:rPr>
-          <w:rFonts w:ascii="Times New Roman" w:hAnsi="Times New Roman" w:cs="Times New Roman"/>
-          <w:sz w:val="28"/>
-          <w:szCs w:val="28"/>
-        </w:rPr>
-        <w:t>Both Number and BigInt are used to represent numeric values, but they differ in size limits and precision.</w:t>
+        <w:t xml:space="preserve">What is the difference between number type and </w:t>
+      </w:r>
+      <w:proofErr w:type="spellStart"/>
+      <w:r>
+        <w:rPr>
+          <w:rFonts w:ascii="Times New Roman" w:hAnsi="Times New Roman" w:cs="Times New Roman"/>
+          <w:b/>
+          <w:bCs/>
+          <w:color w:val="833C0B" w:themeColor="accent2" w:themeShade="80"/>
+          <w:sz w:val="28"/>
+          <w:szCs w:val="28"/>
+        </w:rPr>
+        <w:t>BigInt</w:t>
+      </w:r>
+      <w:proofErr w:type="spellEnd"/>
+      <w:r>
+        <w:rPr>
+          <w:rFonts w:ascii="Times New Roman" w:hAnsi="Times New Roman" w:cs="Times New Roman"/>
+          <w:b/>
+          <w:bCs/>
+          <w:color w:val="833C0B" w:themeColor="accent2" w:themeShade="80"/>
+          <w:sz w:val="28"/>
+          <w:szCs w:val="28"/>
+        </w:rPr>
+        <w:t xml:space="preserve"> type </w:t>
+      </w:r>
+    </w:p>
+    <w:p>
+      <w:pPr>
+        <w:rPr>
+          <w:rFonts w:ascii="Times New Roman" w:hAnsi="Times New Roman" w:cs="Times New Roman"/>
+          <w:sz w:val="28"/>
+          <w:szCs w:val="28"/>
+        </w:rPr>
+      </w:pPr>
+      <w:r>
+        <w:rPr>
+          <w:rFonts w:ascii="Times New Roman" w:hAnsi="Times New Roman" w:cs="Times New Roman"/>
+          <w:sz w:val="28"/>
+          <w:szCs w:val="28"/>
+        </w:rPr>
+        <w:t xml:space="preserve">Both Number and </w:t>
+      </w:r>
+      <w:proofErr w:type="spellStart"/>
+      <w:r>
+        <w:rPr>
+          <w:rFonts w:ascii="Times New Roman" w:hAnsi="Times New Roman" w:cs="Times New Roman"/>
+          <w:sz w:val="28"/>
+          <w:szCs w:val="28"/>
+        </w:rPr>
+        <w:t>BigInt</w:t>
+      </w:r>
+      <w:proofErr w:type="spellEnd"/>
+      <w:r>
+        <w:rPr>
+          <w:rFonts w:ascii="Times New Roman" w:hAnsi="Times New Roman" w:cs="Times New Roman"/>
+          <w:sz w:val="28"/>
+          <w:szCs w:val="28"/>
+        </w:rPr>
+        <w:t xml:space="preserve"> are used to represent numeric values, but they differ in size limits and precision.</w:t>
       </w:r>
     </w:p>
     <w:p>
@@ -13988,14 +16356,150 @@
             <w14:round/>
           </w14:textOutline>
         </w:rPr>
+        <w:t>JavaScript can interact with the Document Object Model (DOM), enabling developers to modify the content and structure of web pages dynamically.</w:t>
+      </w:r>
+    </w:p>
+    <w:p>
+      <w:pPr>
+        <w:pStyle w:val="Heading1"/>
+        <w:rPr>
+          <w:rFonts w:ascii="Times New Roman" w:hAnsi="Times New Roman" w:cs="Times New Roman"/>
+          <w:b/>
+          <w:bCs/>
+          <w:color w:val="833C0B" w:themeColor="accent2" w:themeShade="80"/>
+          <w:sz w:val="28"/>
+          <w:szCs w:val="28"/>
+        </w:rPr>
+      </w:pPr>
+      <w:r>
+        <w:rPr>
+          <w:rFonts w:ascii="Times New Roman" w:hAnsi="Times New Roman" w:cs="Times New Roman"/>
+          <w:b/>
+          <w:bCs/>
+          <w:color w:val="833C0B" w:themeColor="accent2" w:themeShade="80"/>
+          <w:sz w:val="28"/>
+          <w:szCs w:val="28"/>
+        </w:rPr>
         <w:lastRenderedPageBreak/>
-        <w:t>JavaScript can interact with the Document Object Model (DOM), enabling developers to modify the content and structure of web pages dynamically.</w:t>
-      </w:r>
+        <w:t xml:space="preserve">How to create element dynamically using </w:t>
+      </w:r>
+      <w:proofErr w:type="spellStart"/>
+      <w:r>
+        <w:rPr>
+          <w:rFonts w:ascii="Times New Roman" w:hAnsi="Times New Roman" w:cs="Times New Roman"/>
+          <w:b/>
+          <w:bCs/>
+          <w:color w:val="833C0B" w:themeColor="accent2" w:themeShade="80"/>
+          <w:sz w:val="28"/>
+          <w:szCs w:val="28"/>
+        </w:rPr>
+        <w:t>Javascript</w:t>
+      </w:r>
+      <w:proofErr w:type="spellEnd"/>
     </w:p>
     <w:p>
       <w:pPr>
         <w:pStyle w:val="Heading1"/>
         <w:rPr>
+          <w:rFonts w:ascii="Times New Roman" w:eastAsiaTheme="minorHAnsi" w:hAnsi="Times New Roman" w:cs="Times New Roman"/>
+          <w:color w:val="000000" w:themeColor="text1"/>
+          <w:sz w:val="28"/>
+          <w:szCs w:val="28"/>
+          <w14:shadow w14:blurRad="38100" w14:dist="19050" w14:dir="2700000" w14:sx="100000" w14:sy="100000" w14:kx="0" w14:ky="0" w14:algn="tl">
+            <w14:schemeClr w14:val="dk1">
+              <w14:alpha w14:val="60000"/>
+            </w14:schemeClr>
+          </w14:shadow>
+          <w14:textOutline w14:w="0" w14:cap="flat" w14:cmpd="sng" w14:algn="ctr">
+            <w14:noFill/>
+            <w14:prstDash w14:val="solid"/>
+            <w14:round/>
+          </w14:textOutline>
+        </w:rPr>
+      </w:pPr>
+      <w:r>
+        <w:rPr>
+          <w:rFonts w:ascii="Times New Roman" w:eastAsiaTheme="minorHAnsi" w:hAnsi="Times New Roman" w:cs="Times New Roman"/>
+          <w:color w:val="000000" w:themeColor="text1"/>
+          <w:sz w:val="28"/>
+          <w:szCs w:val="28"/>
+          <w14:shadow w14:blurRad="38100" w14:dist="19050" w14:dir="2700000" w14:sx="100000" w14:sy="100000" w14:kx="0" w14:ky="0" w14:algn="tl">
+            <w14:schemeClr w14:val="dk1">
+              <w14:alpha w14:val="60000"/>
+            </w14:schemeClr>
+          </w14:shadow>
+          <w14:textOutline w14:w="0" w14:cap="flat" w14:cmpd="sng" w14:algn="ctr">
+            <w14:noFill/>
+            <w14:prstDash w14:val="solid"/>
+            <w14:round/>
+          </w14:textOutline>
+        </w:rPr>
+        <w:t xml:space="preserve">can use </w:t>
+      </w:r>
+      <w:proofErr w:type="spellStart"/>
+      <w:r>
+        <w:rPr>
+          <w:rFonts w:ascii="Times New Roman" w:eastAsiaTheme="minorHAnsi" w:hAnsi="Times New Roman" w:cs="Times New Roman"/>
+          <w:color w:val="000000" w:themeColor="text1"/>
+          <w:sz w:val="28"/>
+          <w:szCs w:val="28"/>
+          <w14:shadow w14:blurRad="38100" w14:dist="19050" w14:dir="2700000" w14:sx="100000" w14:sy="100000" w14:kx="0" w14:ky="0" w14:algn="tl">
+            <w14:schemeClr w14:val="dk1">
+              <w14:alpha w14:val="60000"/>
+            </w14:schemeClr>
+          </w14:shadow>
+          <w14:textOutline w14:w="0" w14:cap="flat" w14:cmpd="sng" w14:algn="ctr">
+            <w14:noFill/>
+            <w14:prstDash w14:val="solid"/>
+            <w14:round/>
+          </w14:textOutline>
+        </w:rPr>
+        <w:t>document.createElement</w:t>
+      </w:r>
+      <w:proofErr w:type="spellEnd"/>
+      <w:r>
+        <w:rPr>
+          <w:rFonts w:ascii="Times New Roman" w:eastAsiaTheme="minorHAnsi" w:hAnsi="Times New Roman" w:cs="Times New Roman"/>
+          <w:color w:val="000000" w:themeColor="text1"/>
+          <w:sz w:val="28"/>
+          <w:szCs w:val="28"/>
+          <w14:shadow w14:blurRad="38100" w14:dist="19050" w14:dir="2700000" w14:sx="100000" w14:sy="100000" w14:kx="0" w14:ky="0" w14:algn="tl">
+            <w14:schemeClr w14:val="dk1">
+              <w14:alpha w14:val="60000"/>
+            </w14:schemeClr>
+          </w14:shadow>
+          <w14:textOutline w14:w="0" w14:cap="flat" w14:cmpd="sng" w14:algn="ctr">
+            <w14:noFill/>
+            <w14:prstDash w14:val="solid"/>
+            <w14:round/>
+          </w14:textOutline>
+        </w:rPr>
+        <w:t>() to create a new HTML element and append() to insert it into the DOM."</w:t>
+      </w:r>
+      <w:r>
+        <w:rPr>
+          <w:rFonts w:ascii="Times New Roman" w:eastAsiaTheme="minorHAnsi" w:hAnsi="Times New Roman" w:cs="Times New Roman"/>
+          <w:color w:val="000000" w:themeColor="text1"/>
+          <w:sz w:val="28"/>
+          <w:szCs w:val="28"/>
+          <w14:shadow w14:blurRad="38100" w14:dist="19050" w14:dir="2700000" w14:sx="100000" w14:sy="100000" w14:kx="0" w14:ky="0" w14:algn="tl">
+            <w14:schemeClr w14:val="dk1">
+              <w14:alpha w14:val="60000"/>
+            </w14:schemeClr>
+          </w14:shadow>
+          <w14:textOutline w14:w="0" w14:cap="flat" w14:cmpd="sng" w14:algn="ctr">
+            <w14:noFill/>
+            <w14:prstDash w14:val="solid"/>
+            <w14:round/>
+          </w14:textOutline>
+        </w:rPr>
+        <w:t xml:space="preserve"> </w:t>
+      </w:r>
+    </w:p>
+    <w:p>
+      <w:pPr>
+        <w:pStyle w:val="Heading1"/>
+        <w:rPr>
           <w:rFonts w:ascii="Times New Roman" w:hAnsi="Times New Roman" w:cs="Times New Roman"/>
           <w:b/>
           <w:bCs/>
@@ -14013,72 +16517,87 @@
           <w:sz w:val="28"/>
           <w:szCs w:val="28"/>
         </w:rPr>
-        <w:t>How to create element dynamically using Javascript</w:t>
+        <w:t xml:space="preserve">Explain Closures in </w:t>
+      </w:r>
+      <w:proofErr w:type="spellStart"/>
+      <w:r>
+        <w:rPr>
+          <w:rFonts w:ascii="Times New Roman" w:hAnsi="Times New Roman" w:cs="Times New Roman"/>
+          <w:b/>
+          <w:bCs/>
+          <w:color w:val="833C0B" w:themeColor="accent2" w:themeShade="80"/>
+          <w:sz w:val="28"/>
+          <w:szCs w:val="28"/>
+        </w:rPr>
+        <w:t>Javascript</w:t>
+      </w:r>
+      <w:proofErr w:type="spellEnd"/>
+      <w:r>
+        <w:rPr>
+          <w:rFonts w:ascii="Times New Roman" w:hAnsi="Times New Roman" w:cs="Times New Roman"/>
+          <w:b/>
+          <w:bCs/>
+          <w:color w:val="833C0B" w:themeColor="accent2" w:themeShade="80"/>
+          <w:sz w:val="28"/>
+          <w:szCs w:val="28"/>
+        </w:rPr>
+        <w:t xml:space="preserve"> </w:t>
+      </w:r>
+      <w:r>
+        <w:rPr>
+          <w:rFonts w:ascii="Times New Roman" w:hAnsi="Times New Roman" w:cs="Times New Roman"/>
+          <w:b/>
+          <w:bCs/>
+          <w:color w:val="833C0B" w:themeColor="accent2" w:themeShade="80"/>
+          <w:sz w:val="28"/>
+          <w:szCs w:val="28"/>
+        </w:rPr>
+        <w:t>.</w:t>
+      </w:r>
+    </w:p>
+    <w:p>
+      <w:pPr>
+        <w:rPr>
+          <w:rFonts w:ascii="Times New Roman" w:hAnsi="Times New Roman" w:cs="Times New Roman"/>
+          <w:color w:val="000000" w:themeColor="text1"/>
+          <w:sz w:val="28"/>
+          <w:szCs w:val="28"/>
+          <w14:shadow w14:blurRad="38100" w14:dist="19050" w14:dir="2700000" w14:sx="100000" w14:sy="100000" w14:kx="0" w14:ky="0" w14:algn="tl">
+            <w14:schemeClr w14:val="dk1">
+              <w14:alpha w14:val="60000"/>
+            </w14:schemeClr>
+          </w14:shadow>
+          <w14:textOutline w14:w="0" w14:cap="flat" w14:cmpd="sng" w14:algn="ctr">
+            <w14:noFill/>
+            <w14:prstDash w14:val="solid"/>
+            <w14:round/>
+          </w14:textOutline>
+        </w:rPr>
+      </w:pPr>
+      <w:r>
+        <w:rPr>
+          <w:rFonts w:ascii="Times New Roman" w:hAnsi="Times New Roman" w:cs="Times New Roman"/>
+          <w:color w:val="000000" w:themeColor="text1"/>
+          <w:sz w:val="28"/>
+          <w:szCs w:val="28"/>
+          <w14:shadow w14:blurRad="38100" w14:dist="19050" w14:dir="2700000" w14:sx="100000" w14:sy="100000" w14:kx="0" w14:ky="0" w14:algn="tl">
+            <w14:schemeClr w14:val="dk1">
+              <w14:alpha w14:val="60000"/>
+            </w14:schemeClr>
+          </w14:shadow>
+          <w14:textOutline w14:w="0" w14:cap="flat" w14:cmpd="sng" w14:algn="ctr">
+            <w14:noFill/>
+            <w14:prstDash w14:val="solid"/>
+            <w14:round/>
+          </w14:textOutline>
+        </w:rPr>
+        <w:t>Closures are functions that have access to variables from an outer function, even after the outer function has finished executing. They encapsulate data and provide a way to maintain state between function calls.</w:t>
       </w:r>
     </w:p>
     <w:p>
       <w:pPr>
         <w:pStyle w:val="Heading1"/>
         <w:rPr>
-          <w:rFonts w:ascii="Times New Roman" w:eastAsiaTheme="minorHAnsi" w:hAnsi="Times New Roman" w:cs="Times New Roman"/>
-          <w:color w:val="000000" w:themeColor="text1"/>
-          <w:sz w:val="28"/>
-          <w:szCs w:val="28"/>
-          <w14:shadow w14:blurRad="38100" w14:dist="19050" w14:dir="2700000" w14:sx="100000" w14:sy="100000" w14:kx="0" w14:ky="0" w14:algn="tl">
-            <w14:schemeClr w14:val="dk1">
-              <w14:alpha w14:val="60000"/>
-            </w14:schemeClr>
-          </w14:shadow>
-          <w14:textOutline w14:w="0" w14:cap="flat" w14:cmpd="sng" w14:algn="ctr">
-            <w14:noFill/>
-            <w14:prstDash w14:val="solid"/>
-            <w14:round/>
-          </w14:textOutline>
-        </w:rPr>
-      </w:pPr>
-      <w:r>
-        <w:rPr>
-          <w:rFonts w:ascii="Times New Roman" w:eastAsiaTheme="minorHAnsi" w:hAnsi="Times New Roman" w:cs="Times New Roman"/>
-          <w:color w:val="000000" w:themeColor="text1"/>
-          <w:sz w:val="28"/>
-          <w:szCs w:val="28"/>
-          <w14:shadow w14:blurRad="38100" w14:dist="19050" w14:dir="2700000" w14:sx="100000" w14:sy="100000" w14:kx="0" w14:ky="0" w14:algn="tl">
-            <w14:schemeClr w14:val="dk1">
-              <w14:alpha w14:val="60000"/>
-            </w14:schemeClr>
-          </w14:shadow>
-          <w14:textOutline w14:w="0" w14:cap="flat" w14:cmpd="sng" w14:algn="ctr">
-            <w14:noFill/>
-            <w14:prstDash w14:val="solid"/>
-            <w14:round/>
-          </w14:textOutline>
-        </w:rPr>
-        <w:t>can use document.createElement() to create a new HTML element and append() to insert it into the DOM."</w:t>
-      </w:r>
-      <w:r>
-        <w:rPr>
-          <w:rFonts w:ascii="Times New Roman" w:eastAsiaTheme="minorHAnsi" w:hAnsi="Times New Roman" w:cs="Times New Roman"/>
-          <w:color w:val="000000" w:themeColor="text1"/>
-          <w:sz w:val="28"/>
-          <w:szCs w:val="28"/>
-          <w14:shadow w14:blurRad="38100" w14:dist="19050" w14:dir="2700000" w14:sx="100000" w14:sy="100000" w14:kx="0" w14:ky="0" w14:algn="tl">
-            <w14:schemeClr w14:val="dk1">
-              <w14:alpha w14:val="60000"/>
-            </w14:schemeClr>
-          </w14:shadow>
-          <w14:textOutline w14:w="0" w14:cap="flat" w14:cmpd="sng" w14:algn="ctr">
-            <w14:noFill/>
-            <w14:prstDash w14:val="solid"/>
-            <w14:round/>
-          </w14:textOutline>
-        </w:rPr>
-        <w:t xml:space="preserve"> </w:t>
-      </w:r>
-    </w:p>
-    <w:p>
-      <w:pPr>
-        <w:pStyle w:val="Heading1"/>
-        <w:rPr>
           <w:rFonts w:ascii="Times New Roman" w:hAnsi="Times New Roman" w:cs="Times New Roman"/>
           <w:b/>
           <w:bCs/>
@@ -14096,8 +16615,9 @@
           <w:sz w:val="28"/>
           <w:szCs w:val="28"/>
         </w:rPr>
-        <w:t xml:space="preserve">Explain Closures in Javascript </w:t>
-      </w:r>
+        <w:t xml:space="preserve">Explain different Scopes in </w:t>
+      </w:r>
+      <w:proofErr w:type="spellStart"/>
       <w:r>
         <w:rPr>
           <w:rFonts w:ascii="Times New Roman" w:hAnsi="Times New Roman" w:cs="Times New Roman"/>
@@ -14107,71 +16627,9 @@
           <w:sz w:val="28"/>
           <w:szCs w:val="28"/>
         </w:rPr>
-        <w:t>.</w:t>
-      </w:r>
-    </w:p>
-    <w:p>
-      <w:pPr>
-        <w:rPr>
-          <w:rFonts w:ascii="Times New Roman" w:hAnsi="Times New Roman" w:cs="Times New Roman"/>
-          <w:color w:val="000000" w:themeColor="text1"/>
-          <w:sz w:val="28"/>
-          <w:szCs w:val="28"/>
-          <w14:shadow w14:blurRad="38100" w14:dist="19050" w14:dir="2700000" w14:sx="100000" w14:sy="100000" w14:kx="0" w14:ky="0" w14:algn="tl">
-            <w14:schemeClr w14:val="dk1">
-              <w14:alpha w14:val="60000"/>
-            </w14:schemeClr>
-          </w14:shadow>
-          <w14:textOutline w14:w="0" w14:cap="flat" w14:cmpd="sng" w14:algn="ctr">
-            <w14:noFill/>
-            <w14:prstDash w14:val="solid"/>
-            <w14:round/>
-          </w14:textOutline>
-        </w:rPr>
-      </w:pPr>
-      <w:r>
-        <w:rPr>
-          <w:rFonts w:ascii="Times New Roman" w:hAnsi="Times New Roman" w:cs="Times New Roman"/>
-          <w:color w:val="000000" w:themeColor="text1"/>
-          <w:sz w:val="28"/>
-          <w:szCs w:val="28"/>
-          <w14:shadow w14:blurRad="38100" w14:dist="19050" w14:dir="2700000" w14:sx="100000" w14:sy="100000" w14:kx="0" w14:ky="0" w14:algn="tl">
-            <w14:schemeClr w14:val="dk1">
-              <w14:alpha w14:val="60000"/>
-            </w14:schemeClr>
-          </w14:shadow>
-          <w14:textOutline w14:w="0" w14:cap="flat" w14:cmpd="sng" w14:algn="ctr">
-            <w14:noFill/>
-            <w14:prstDash w14:val="solid"/>
-            <w14:round/>
-          </w14:textOutline>
-        </w:rPr>
-        <w:t>Closures are functions that have access to variables from an outer function, even after the outer function has finished executing. They encapsulate data and provide a way to maintain state between function calls.</w:t>
-      </w:r>
-    </w:p>
-    <w:p>
-      <w:pPr>
-        <w:pStyle w:val="Heading1"/>
-        <w:rPr>
-          <w:rFonts w:ascii="Times New Roman" w:hAnsi="Times New Roman" w:cs="Times New Roman"/>
-          <w:b/>
-          <w:bCs/>
-          <w:color w:val="833C0B" w:themeColor="accent2" w:themeShade="80"/>
-          <w:sz w:val="28"/>
-          <w:szCs w:val="28"/>
-        </w:rPr>
-      </w:pPr>
-      <w:r>
-        <w:rPr>
-          <w:rFonts w:ascii="Times New Roman" w:hAnsi="Times New Roman" w:cs="Times New Roman"/>
-          <w:b/>
-          <w:bCs/>
-          <w:color w:val="833C0B" w:themeColor="accent2" w:themeShade="80"/>
-          <w:sz w:val="28"/>
-          <w:szCs w:val="28"/>
-        </w:rPr>
-        <w:t>Explain different Scopes in Javascript</w:t>
-      </w:r>
+        <w:t>Javascript</w:t>
+      </w:r>
+      <w:proofErr w:type="spellEnd"/>
       <w:r>
         <w:rPr>
           <w:rFonts w:ascii="Times New Roman" w:hAnsi="Times New Roman" w:cs="Times New Roman"/>
@@ -14442,7 +16900,7 @@
                     <pic:cNvPicPr/>
                   </pic:nvPicPr>
                   <pic:blipFill>
-                    <a:blip r:embed="rId10"/>
+                    <a:blip r:embed="rId14"/>
                     <a:stretch>
                       <a:fillRect/>
                     </a:stretch>
@@ -14610,7 +17068,6 @@
             <w14:round/>
           </w14:textOutline>
         </w:rPr>
-        <w:lastRenderedPageBreak/>
         <w:tab/>
         <w:t>Any variables, functions or class is accessible from one file to another file</w:t>
       </w:r>
@@ -14664,6 +17121,7 @@
           <w:sz w:val="28"/>
           <w:szCs w:val="28"/>
         </w:rPr>
+        <w:lastRenderedPageBreak/>
         <w:drawing>
           <wp:inline distT="0" distB="0" distL="0" distR="0" wp14:anchorId="6BDE6671" wp14:editId="55FDB424">
             <wp:extent cx="5731510" cy="4598670"/>
@@ -14680,7 +17138,7 @@
                     <pic:cNvPicPr/>
                   </pic:nvPicPr>
                   <pic:blipFill>
-                    <a:blip r:embed="rId11"/>
+                    <a:blip r:embed="rId15"/>
                     <a:stretch>
                       <a:fillRect/>
                     </a:stretch>
@@ -14745,7 +17203,7 @@
                     <pic:cNvPicPr/>
                   </pic:nvPicPr>
                   <pic:blipFill>
-                    <a:blip r:embed="rId12"/>
+                    <a:blip r:embed="rId16"/>
                     <a:stretch>
                       <a:fillRect/>
                     </a:stretch>
@@ -14837,8 +17295,21 @@
           <w:sz w:val="28"/>
           <w:szCs w:val="28"/>
         </w:rPr>
-        <w:t>What is Destructing in the Javascript</w:t>
-      </w:r>
+        <w:t xml:space="preserve">What is Destructing in the </w:t>
+      </w:r>
+      <w:proofErr w:type="spellStart"/>
+      <w:r>
+        <w:rPr>
+          <w:rFonts w:ascii="Times New Roman" w:hAnsi="Times New Roman" w:cs="Times New Roman"/>
+          <w:b/>
+          <w:bCs/>
+          <w:color w:val="833C0B" w:themeColor="accent2" w:themeShade="80"/>
+          <w:sz w:val="28"/>
+          <w:szCs w:val="28"/>
+        </w:rPr>
+        <w:t>Javascript</w:t>
+      </w:r>
+      <w:proofErr w:type="spellEnd"/>
     </w:p>
     <w:p>
       <w:pPr>
@@ -14867,6 +17338,82 @@
     </w:p>
     <w:p>
       <w:pPr>
+        <w:rPr>
+          <w:rFonts w:ascii="Times New Roman" w:hAnsi="Times New Roman" w:cs="Times New Roman"/>
+          <w:sz w:val="28"/>
+          <w:szCs w:val="28"/>
+        </w:rPr>
+      </w:pPr>
+      <w:r>
+        <w:rPr>
+          <w:rFonts w:ascii="Times New Roman" w:hAnsi="Times New Roman" w:cs="Times New Roman"/>
+          <w:sz w:val="28"/>
+          <w:szCs w:val="28"/>
+        </w:rPr>
+        <w:t>Destructuring makes your code cleaner and more readable by directly extracting values from arrays or objects. It’s especially useful in modern JavaScript, React, and API response handling</w:t>
+      </w:r>
+      <w:r>
+        <w:rPr>
+          <w:rFonts w:ascii="Times New Roman" w:hAnsi="Times New Roman" w:cs="Times New Roman"/>
+          <w:sz w:val="28"/>
+          <w:szCs w:val="28"/>
+        </w:rPr>
+        <w:t>.</w:t>
+      </w:r>
+    </w:p>
+    <w:p>
+      <w:pPr>
+        <w:rPr>
+          <w:rFonts w:ascii="Times New Roman" w:hAnsi="Times New Roman" w:cs="Times New Roman"/>
+          <w:sz w:val="28"/>
+          <w:szCs w:val="28"/>
+        </w:rPr>
+      </w:pPr>
+      <w:r>
+        <w:rPr>
+          <w:rFonts w:ascii="Times New Roman" w:hAnsi="Times New Roman" w:cs="Times New Roman"/>
+          <w:sz w:val="28"/>
+          <w:szCs w:val="28"/>
+        </w:rPr>
+        <w:drawing>
+          <wp:inline distT="0" distB="0" distL="0" distR="0" wp14:anchorId="4E9C00ED" wp14:editId="7CCD9BD9">
+            <wp:extent cx="5731510" cy="3074035"/>
+            <wp:effectExtent l="0" t="0" r="2540" b="0"/>
+            <wp:docPr id="571256114" name="Picture 1"/>
+            <wp:cNvGraphicFramePr>
+              <a:graphicFrameLocks xmlns:a="http://schemas.openxmlformats.org/drawingml/2006/main" noChangeAspect="1"/>
+            </wp:cNvGraphicFramePr>
+            <a:graphic xmlns:a="http://schemas.openxmlformats.org/drawingml/2006/main">
+              <a:graphicData uri="http://schemas.openxmlformats.org/drawingml/2006/picture">
+                <pic:pic xmlns:pic="http://schemas.openxmlformats.org/drawingml/2006/picture">
+                  <pic:nvPicPr>
+                    <pic:cNvPr id="571256114" name=""/>
+                    <pic:cNvPicPr/>
+                  </pic:nvPicPr>
+                  <pic:blipFill>
+                    <a:blip r:embed="rId17"/>
+                    <a:stretch>
+                      <a:fillRect/>
+                    </a:stretch>
+                  </pic:blipFill>
+                  <pic:spPr>
+                    <a:xfrm>
+                      <a:off x="0" y="0"/>
+                      <a:ext cx="5731510" cy="3074035"/>
+                    </a:xfrm>
+                    <a:prstGeom prst="rect">
+                      <a:avLst/>
+                    </a:prstGeom>
+                  </pic:spPr>
+                </pic:pic>
+              </a:graphicData>
+            </a:graphic>
+          </wp:inline>
+        </w:drawing>
+      </w:r>
+    </w:p>
+    <w:p>
+      <w:pPr>
         <w:pStyle w:val="Heading1"/>
         <w:rPr>
           <w:rFonts w:ascii="Times New Roman" w:hAnsi="Times New Roman" w:cs="Times New Roman"/>
@@ -14915,156 +17462,280 @@
       <w:pPr>
         <w:rPr>
           <w:rFonts w:ascii="Times New Roman" w:hAnsi="Times New Roman" w:cs="Times New Roman"/>
-          <w:color w:val="000000" w:themeColor="text1"/>
-          <w:sz w:val="28"/>
-          <w:szCs w:val="28"/>
-          <w14:shadow w14:blurRad="38100" w14:dist="19050" w14:dir="2700000" w14:sx="100000" w14:sy="100000" w14:kx="0" w14:ky="0" w14:algn="tl">
-            <w14:schemeClr w14:val="dk1">
-              <w14:alpha w14:val="60000"/>
-            </w14:schemeClr>
-          </w14:shadow>
-          <w14:textOutline w14:w="0" w14:cap="flat" w14:cmpd="sng" w14:algn="ctr">
-            <w14:noFill/>
-            <w14:prstDash w14:val="solid"/>
-            <w14:round/>
-          </w14:textOutline>
-        </w:rPr>
-      </w:pPr>
-      <w:r>
-        <w:rPr>
-          <w:rFonts w:ascii="Times New Roman" w:hAnsi="Times New Roman" w:cs="Times New Roman"/>
-          <w:color w:val="000000" w:themeColor="text1"/>
-          <w:sz w:val="28"/>
-          <w:szCs w:val="28"/>
-          <w14:shadow w14:blurRad="38100" w14:dist="19050" w14:dir="2700000" w14:sx="100000" w14:sy="100000" w14:kx="0" w14:ky="0" w14:algn="tl">
-            <w14:schemeClr w14:val="dk1">
-              <w14:alpha w14:val="60000"/>
-            </w14:schemeClr>
-          </w14:shadow>
-          <w14:textOutline w14:w="0" w14:cap="flat" w14:cmpd="sng" w14:algn="ctr">
-            <w14:noFill/>
-            <w14:prstDash w14:val="solid"/>
-            <w14:round/>
-          </w14:textOutline>
-        </w:rPr>
-        <w:t xml:space="preserve">function addition(x, y) { </w:t>
-      </w:r>
-    </w:p>
-    <w:p>
-      <w:pPr>
-        <w:rPr>
-          <w:rFonts w:ascii="Times New Roman" w:hAnsi="Times New Roman" w:cs="Times New Roman"/>
-          <w:color w:val="000000" w:themeColor="text1"/>
-          <w:sz w:val="28"/>
-          <w:szCs w:val="28"/>
-          <w14:shadow w14:blurRad="38100" w14:dist="19050" w14:dir="2700000" w14:sx="100000" w14:sy="100000" w14:kx="0" w14:ky="0" w14:algn="tl">
-            <w14:schemeClr w14:val="dk1">
-              <w14:alpha w14:val="60000"/>
-            </w14:schemeClr>
-          </w14:shadow>
-          <w14:textOutline w14:w="0" w14:cap="flat" w14:cmpd="sng" w14:algn="ctr">
-            <w14:noFill/>
-            <w14:prstDash w14:val="solid"/>
-            <w14:round/>
-          </w14:textOutline>
-        </w:rPr>
-      </w:pPr>
-      <w:r>
-        <w:rPr>
-          <w:rFonts w:ascii="Times New Roman" w:hAnsi="Times New Roman" w:cs="Times New Roman"/>
-          <w:color w:val="000000" w:themeColor="text1"/>
-          <w:sz w:val="28"/>
-          <w:szCs w:val="28"/>
-          <w14:shadow w14:blurRad="38100" w14:dist="19050" w14:dir="2700000" w14:sx="100000" w14:sy="100000" w14:kx="0" w14:ky="0" w14:algn="tl">
-            <w14:schemeClr w14:val="dk1">
-              <w14:alpha w14:val="60000"/>
-            </w14:schemeClr>
-          </w14:shadow>
-          <w14:textOutline w14:w="0" w14:cap="flat" w14:cmpd="sng" w14:algn="ctr">
-            <w14:noFill/>
-            <w14:prstDash w14:val="solid"/>
-            <w14:round/>
-          </w14:textOutline>
-        </w:rPr>
-        <w:t xml:space="preserve">  return x + y;</w:t>
-      </w:r>
-    </w:p>
-    <w:p>
-      <w:pPr>
-        <w:rPr>
-          <w:rFonts w:ascii="Times New Roman" w:hAnsi="Times New Roman" w:cs="Times New Roman"/>
-          <w:color w:val="000000" w:themeColor="text1"/>
-          <w:sz w:val="28"/>
-          <w:szCs w:val="28"/>
-          <w14:shadow w14:blurRad="38100" w14:dist="19050" w14:dir="2700000" w14:sx="100000" w14:sy="100000" w14:kx="0" w14:ky="0" w14:algn="tl">
-            <w14:schemeClr w14:val="dk1">
-              <w14:alpha w14:val="60000"/>
-            </w14:schemeClr>
-          </w14:shadow>
-          <w14:textOutline w14:w="0" w14:cap="flat" w14:cmpd="sng" w14:algn="ctr">
-            <w14:noFill/>
-            <w14:prstDash w14:val="solid"/>
-            <w14:round/>
-          </w14:textOutline>
-        </w:rPr>
-      </w:pPr>
-      <w:r>
-        <w:rPr>
-          <w:rFonts w:ascii="Times New Roman" w:hAnsi="Times New Roman" w:cs="Times New Roman"/>
-          <w:color w:val="000000" w:themeColor="text1"/>
-          <w:sz w:val="28"/>
-          <w:szCs w:val="28"/>
-          <w14:shadow w14:blurRad="38100" w14:dist="19050" w14:dir="2700000" w14:sx="100000" w14:sy="100000" w14:kx="0" w14:ky="0" w14:algn="tl">
-            <w14:schemeClr w14:val="dk1">
-              <w14:alpha w14:val="60000"/>
-            </w14:schemeClr>
-          </w14:shadow>
-          <w14:textOutline w14:w="0" w14:cap="flat" w14:cmpd="sng" w14:algn="ctr">
-            <w14:noFill/>
-            <w14:prstDash w14:val="solid"/>
-            <w14:round/>
-          </w14:textOutline>
-        </w:rPr>
-        <w:t>}</w:t>
-      </w:r>
-    </w:p>
-    <w:p>
-      <w:pPr>
-        <w:rPr>
-          <w:rFonts w:ascii="Times New Roman" w:hAnsi="Times New Roman" w:cs="Times New Roman"/>
-          <w:color w:val="000000" w:themeColor="text1"/>
-          <w:sz w:val="28"/>
-          <w:szCs w:val="28"/>
-          <w14:shadow w14:blurRad="38100" w14:dist="19050" w14:dir="2700000" w14:sx="100000" w14:sy="100000" w14:kx="0" w14:ky="0" w14:algn="tl">
-            <w14:schemeClr w14:val="dk1">
-              <w14:alpha w14:val="60000"/>
-            </w14:schemeClr>
-          </w14:shadow>
-          <w14:textOutline w14:w="0" w14:cap="flat" w14:cmpd="sng" w14:algn="ctr">
-            <w14:noFill/>
-            <w14:prstDash w14:val="solid"/>
-            <w14:round/>
-          </w14:textOutline>
-        </w:rPr>
-      </w:pPr>
-      <w:r>
-        <w:rPr>
-          <w:rFonts w:ascii="Times New Roman" w:hAnsi="Times New Roman" w:cs="Times New Roman"/>
-          <w:color w:val="000000" w:themeColor="text1"/>
-          <w:sz w:val="28"/>
-          <w:szCs w:val="28"/>
-          <w14:shadow w14:blurRad="38100" w14:dist="19050" w14:dir="2700000" w14:sx="100000" w14:sy="100000" w14:kx="0" w14:ky="0" w14:algn="tl">
-            <w14:schemeClr w14:val="dk1">
-              <w14:alpha w14:val="60000"/>
-            </w14:schemeClr>
-          </w14:shadow>
-          <w14:textOutline w14:w="0" w14:cap="flat" w14:cmpd="sng" w14:algn="ctr">
-            <w14:noFill/>
-            <w14:prstDash w14:val="solid"/>
-            <w14:round/>
-          </w14:textOutline>
-        </w:rPr>
-        <w:t xml:space="preserve">const addition = (x, y) =&gt; x + y; </w:t>
+          <w:sz w:val="28"/>
+          <w:szCs w:val="28"/>
+        </w:rPr>
+      </w:pPr>
+      <w:r>
+        <w:rPr>
+          <w:rFonts w:ascii="Times New Roman" w:hAnsi="Times New Roman" w:cs="Times New Roman"/>
+          <w:sz w:val="28"/>
+          <w:szCs w:val="28"/>
+        </w:rPr>
+        <w:t>A regular function has its own this context, which is dynamically bound based on how the function is called. It also supports hoisting, can access the arguments object, and can be used as a constructor with new.</w:t>
+      </w:r>
+    </w:p>
+    <w:p>
+      <w:pPr>
+        <w:rPr>
+          <w:rFonts w:ascii="Times New Roman" w:hAnsi="Times New Roman" w:cs="Times New Roman"/>
+          <w:sz w:val="28"/>
+          <w:szCs w:val="28"/>
+        </w:rPr>
+      </w:pPr>
+      <w:r>
+        <w:rPr>
+          <w:rFonts w:ascii="Times New Roman" w:hAnsi="Times New Roman" w:cs="Times New Roman"/>
+          <w:sz w:val="28"/>
+          <w:szCs w:val="28"/>
+        </w:rPr>
+        <w:t>On the other hand, an arrow function is more concise and inherits this from its enclosing (lexical) scope. It doesn’t support hoisting, doesn’t have its own this or arguments, and cannot be used as a constructor.</w:t>
+      </w:r>
+    </w:p>
+    <w:p>
+      <w:pPr>
+        <w:rPr>
+          <w:rFonts w:ascii="Times New Roman" w:hAnsi="Times New Roman" w:cs="Times New Roman"/>
+          <w:b/>
+          <w:bCs/>
+          <w:sz w:val="28"/>
+          <w:szCs w:val="28"/>
+        </w:rPr>
+      </w:pPr>
+      <w:r>
+        <w:rPr>
+          <w:rFonts w:ascii="Times New Roman" w:hAnsi="Times New Roman" w:cs="Times New Roman"/>
+          <w:b/>
+          <w:bCs/>
+          <w:sz w:val="28"/>
+          <w:szCs w:val="28"/>
+        </w:rPr>
+        <w:t>Syntax</w:t>
+      </w:r>
+    </w:p>
+    <w:p>
+      <w:pPr>
+        <w:pStyle w:val="NormalWeb"/>
+        <w:numPr>
+          <w:ilvl w:val="0"/>
+          <w:numId w:val="35"/>
+        </w:numPr>
+      </w:pPr>
+      <w:r>
+        <w:t>Regular: function greet() { }</w:t>
+      </w:r>
+    </w:p>
+    <w:p>
+      <w:pPr>
+        <w:pStyle w:val="NormalWeb"/>
+        <w:ind w:left="720"/>
+      </w:pPr>
+      <w:r>
+        <w:lastRenderedPageBreak/>
+        <w:drawing>
+          <wp:inline distT="0" distB="0" distL="0" distR="0" wp14:anchorId="4833CEDA" wp14:editId="06936394">
+            <wp:extent cx="3359323" cy="1219263"/>
+            <wp:effectExtent l="0" t="0" r="0" b="0"/>
+            <wp:docPr id="781933774" name="Picture 1"/>
+            <wp:cNvGraphicFramePr>
+              <a:graphicFrameLocks xmlns:a="http://schemas.openxmlformats.org/drawingml/2006/main" noChangeAspect="1"/>
+            </wp:cNvGraphicFramePr>
+            <a:graphic xmlns:a="http://schemas.openxmlformats.org/drawingml/2006/main">
+              <a:graphicData uri="http://schemas.openxmlformats.org/drawingml/2006/picture">
+                <pic:pic xmlns:pic="http://schemas.openxmlformats.org/drawingml/2006/picture">
+                  <pic:nvPicPr>
+                    <pic:cNvPr id="781933774" name=""/>
+                    <pic:cNvPicPr/>
+                  </pic:nvPicPr>
+                  <pic:blipFill>
+                    <a:blip r:embed="rId18"/>
+                    <a:stretch>
+                      <a:fillRect/>
+                    </a:stretch>
+                  </pic:blipFill>
+                  <pic:spPr>
+                    <a:xfrm>
+                      <a:off x="0" y="0"/>
+                      <a:ext cx="3359323" cy="1219263"/>
+                    </a:xfrm>
+                    <a:prstGeom prst="rect">
+                      <a:avLst/>
+                    </a:prstGeom>
+                  </pic:spPr>
+                </pic:pic>
+              </a:graphicData>
+            </a:graphic>
+          </wp:inline>
+        </w:drawing>
+      </w:r>
+    </w:p>
+    <w:p>
+      <w:pPr>
+        <w:pStyle w:val="NormalWeb"/>
+        <w:ind w:left="720"/>
+      </w:pPr>
+      <w:r>
+        <w:t xml:space="preserve">When you call it like </w:t>
+      </w:r>
+      <w:proofErr w:type="spellStart"/>
+      <w:r>
+        <w:t>user.regularFunction</w:t>
+      </w:r>
+      <w:proofErr w:type="spellEnd"/>
+      <w:r>
+        <w:t>(), the this refers to the user object</w:t>
+      </w:r>
+      <w:r>
+        <w:br/>
+        <w:t xml:space="preserve"> So: this.name → "Jhana"</w:t>
+      </w:r>
+    </w:p>
+    <w:p>
+      <w:pPr>
+        <w:pStyle w:val="NormalWeb"/>
+        <w:numPr>
+          <w:ilvl w:val="0"/>
+          <w:numId w:val="35"/>
+        </w:numPr>
+      </w:pPr>
+      <w:r>
+        <w:t>Arrow: const greet = () =&gt; { }</w:t>
+      </w:r>
+    </w:p>
+    <w:p>
+      <w:pPr>
+        <w:pStyle w:val="NormalWeb"/>
+        <w:ind w:left="720"/>
+      </w:pPr>
+      <w:r>
+        <w:drawing>
+          <wp:inline distT="0" distB="0" distL="0" distR="0" wp14:anchorId="182F30EE" wp14:editId="6574EAB5">
+            <wp:extent cx="3435527" cy="1397072"/>
+            <wp:effectExtent l="0" t="0" r="0" b="0"/>
+            <wp:docPr id="1565920071" name="Picture 1"/>
+            <wp:cNvGraphicFramePr>
+              <a:graphicFrameLocks xmlns:a="http://schemas.openxmlformats.org/drawingml/2006/main" noChangeAspect="1"/>
+            </wp:cNvGraphicFramePr>
+            <a:graphic xmlns:a="http://schemas.openxmlformats.org/drawingml/2006/main">
+              <a:graphicData uri="http://schemas.openxmlformats.org/drawingml/2006/picture">
+                <pic:pic xmlns:pic="http://schemas.openxmlformats.org/drawingml/2006/picture">
+                  <pic:nvPicPr>
+                    <pic:cNvPr id="1565920071" name=""/>
+                    <pic:cNvPicPr/>
+                  </pic:nvPicPr>
+                  <pic:blipFill>
+                    <a:blip r:embed="rId19"/>
+                    <a:stretch>
+                      <a:fillRect/>
+                    </a:stretch>
+                  </pic:blipFill>
+                  <pic:spPr>
+                    <a:xfrm>
+                      <a:off x="0" y="0"/>
+                      <a:ext cx="3435527" cy="1397072"/>
+                    </a:xfrm>
+                    <a:prstGeom prst="rect">
+                      <a:avLst/>
+                    </a:prstGeom>
+                  </pic:spPr>
+                </pic:pic>
+              </a:graphicData>
+            </a:graphic>
+          </wp:inline>
+        </w:drawing>
+      </w:r>
+    </w:p>
+    <w:p>
+      <w:pPr>
+        <w:pStyle w:val="NormalWeb"/>
+        <w:ind w:left="720"/>
+        <w:rPr>
+          <w:b/>
+          <w:bCs/>
+        </w:rPr>
+      </w:pPr>
+      <w:r>
+        <w:t xml:space="preserve">Arrow functions do </w:t>
+      </w:r>
+      <w:r>
+        <w:rPr>
+          <w:b/>
+          <w:bCs/>
+        </w:rPr>
+        <w:t>not have their own this</w:t>
+      </w:r>
+    </w:p>
+    <w:p>
+      <w:pPr>
+        <w:pStyle w:val="NormalWeb"/>
+        <w:ind w:left="720"/>
+      </w:pPr>
+      <w:r>
+        <w:t>So: this.name → undefined</w:t>
+      </w:r>
+    </w:p>
+    <w:p>
+      <w:pPr>
+        <w:pStyle w:val="Heading3"/>
+      </w:pPr>
+      <w:r>
+        <w:rPr>
+          <w:rStyle w:val="Strong"/>
+          <w:b/>
+          <w:bCs/>
+        </w:rPr>
+        <w:t>Hoisting</w:t>
+      </w:r>
+    </w:p>
+    <w:p>
+      <w:pPr>
+        <w:pStyle w:val="NormalWeb"/>
+        <w:numPr>
+          <w:ilvl w:val="0"/>
+          <w:numId w:val="35"/>
+        </w:numPr>
+      </w:pPr>
+      <w:r>
+        <w:t xml:space="preserve">Regular functions are </w:t>
+      </w:r>
+      <w:r>
+        <w:rPr>
+          <w:rStyle w:val="Strong"/>
+        </w:rPr>
+        <w:t>hoisted</w:t>
+      </w:r>
+      <w:r>
+        <w:t xml:space="preserve"> — you can call them before their definition.</w:t>
+      </w:r>
+    </w:p>
+    <w:p>
+      <w:pPr>
+        <w:pStyle w:val="NormalWeb"/>
+        <w:numPr>
+          <w:ilvl w:val="0"/>
+          <w:numId w:val="35"/>
+        </w:numPr>
+      </w:pPr>
+      <w:r>
+        <w:t xml:space="preserve">Arrow functions are </w:t>
+      </w:r>
+      <w:r>
+        <w:rPr>
+          <w:rStyle w:val="Strong"/>
+        </w:rPr>
+        <w:t>not hoisted</w:t>
+      </w:r>
+      <w:r>
+        <w:t xml:space="preserve"> — you must define them </w:t>
+      </w:r>
+      <w:r>
+        <w:rPr>
+          <w:rStyle w:val="Strong"/>
+        </w:rPr>
+        <w:t>before</w:t>
+      </w:r>
+      <w:r>
+        <w:t xml:space="preserve"> using them.</w:t>
       </w:r>
     </w:p>
     <w:p>
@@ -15088,7 +17759,31 @@
           <w:sz w:val="28"/>
           <w:szCs w:val="28"/>
         </w:rPr>
-        <w:t xml:space="preserve">Explain difference between map() and forEach() </w:t>
+        <w:t xml:space="preserve">Explain difference between map() and </w:t>
+      </w:r>
+      <w:proofErr w:type="spellStart"/>
+      <w:r>
+        <w:rPr>
+          <w:rFonts w:ascii="Times New Roman" w:hAnsi="Times New Roman" w:cs="Times New Roman"/>
+          <w:b/>
+          <w:bCs/>
+          <w:color w:val="833C0B" w:themeColor="accent2" w:themeShade="80"/>
+          <w:sz w:val="28"/>
+          <w:szCs w:val="28"/>
+        </w:rPr>
+        <w:t>forEach</w:t>
+      </w:r>
+      <w:proofErr w:type="spellEnd"/>
+      <w:r>
+        <w:rPr>
+          <w:rFonts w:ascii="Times New Roman" w:hAnsi="Times New Roman" w:cs="Times New Roman"/>
+          <w:b/>
+          <w:bCs/>
+          <w:color w:val="833C0B" w:themeColor="accent2" w:themeShade="80"/>
+          <w:sz w:val="28"/>
+          <w:szCs w:val="28"/>
+        </w:rPr>
+        <w:t xml:space="preserve">() </w:t>
       </w:r>
     </w:p>
     <w:p>
@@ -15166,46 +17861,126 @@
             <w14:round/>
           </w14:textOutline>
         </w:rPr>
-        <w:t>Use forEach() when you need to execute a function for each element of the array without modifying or creating a new array.</w:t>
-      </w:r>
-    </w:p>
-    <w:p>
-      <w:pPr>
-        <w:rPr>
-          <w:rFonts w:ascii="Times New Roman" w:hAnsi="Times New Roman" w:cs="Times New Roman"/>
-          <w:color w:val="000000" w:themeColor="text1"/>
-          <w:sz w:val="28"/>
-          <w:szCs w:val="28"/>
-          <w14:shadow w14:blurRad="38100" w14:dist="19050" w14:dir="2700000" w14:sx="100000" w14:sy="100000" w14:kx="0" w14:ky="0" w14:algn="tl">
-            <w14:schemeClr w14:val="dk1">
-              <w14:alpha w14:val="60000"/>
-            </w14:schemeClr>
-          </w14:shadow>
-          <w14:textOutline w14:w="0" w14:cap="flat" w14:cmpd="sng" w14:algn="ctr">
-            <w14:noFill/>
-            <w14:prstDash w14:val="solid"/>
-            <w14:round/>
-          </w14:textOutline>
-        </w:rPr>
-      </w:pPr>
-      <w:r>
-        <w:rPr>
-          <w:rFonts w:ascii="Times New Roman" w:hAnsi="Times New Roman" w:cs="Times New Roman"/>
-          <w:color w:val="000000" w:themeColor="text1"/>
-          <w:sz w:val="28"/>
-          <w:szCs w:val="28"/>
-          <w14:shadow w14:blurRad="38100" w14:dist="19050" w14:dir="2700000" w14:sx="100000" w14:sy="100000" w14:kx="0" w14:ky="0" w14:algn="tl">
-            <w14:schemeClr w14:val="dk1">
-              <w14:alpha w14:val="60000"/>
-            </w14:schemeClr>
-          </w14:shadow>
-          <w14:textOutline w14:w="0" w14:cap="flat" w14:cmpd="sng" w14:algn="ctr">
-            <w14:noFill/>
-            <w14:prstDash w14:val="solid"/>
-            <w14:round/>
-          </w14:textOutline>
-        </w:rPr>
-        <w:t>map() and forEach() are both methods used to iterate over arrays</w:t>
+        <w:t xml:space="preserve">Use </w:t>
+      </w:r>
+      <w:proofErr w:type="spellStart"/>
+      <w:r>
+        <w:rPr>
+          <w:rFonts w:ascii="Times New Roman" w:hAnsi="Times New Roman" w:cs="Times New Roman"/>
+          <w:color w:val="000000" w:themeColor="text1"/>
+          <w:sz w:val="28"/>
+          <w:szCs w:val="28"/>
+          <w14:shadow w14:blurRad="38100" w14:dist="19050" w14:dir="2700000" w14:sx="100000" w14:sy="100000" w14:kx="0" w14:ky="0" w14:algn="tl">
+            <w14:schemeClr w14:val="dk1">
+              <w14:alpha w14:val="60000"/>
+            </w14:schemeClr>
+          </w14:shadow>
+          <w14:textOutline w14:w="0" w14:cap="flat" w14:cmpd="sng" w14:algn="ctr">
+            <w14:noFill/>
+            <w14:prstDash w14:val="solid"/>
+            <w14:round/>
+          </w14:textOutline>
+        </w:rPr>
+        <w:t>forEach</w:t>
+      </w:r>
+      <w:proofErr w:type="spellEnd"/>
+      <w:r>
+        <w:rPr>
+          <w:rFonts w:ascii="Times New Roman" w:hAnsi="Times New Roman" w:cs="Times New Roman"/>
+          <w:color w:val="000000" w:themeColor="text1"/>
+          <w:sz w:val="28"/>
+          <w:szCs w:val="28"/>
+          <w14:shadow w14:blurRad="38100" w14:dist="19050" w14:dir="2700000" w14:sx="100000" w14:sy="100000" w14:kx="0" w14:ky="0" w14:algn="tl">
+            <w14:schemeClr w14:val="dk1">
+              <w14:alpha w14:val="60000"/>
+            </w14:schemeClr>
+          </w14:shadow>
+          <w14:textOutline w14:w="0" w14:cap="flat" w14:cmpd="sng" w14:algn="ctr">
+            <w14:noFill/>
+            <w14:prstDash w14:val="solid"/>
+            <w14:round/>
+          </w14:textOutline>
+        </w:rPr>
+        <w:t>() when you need to execute a function for each element of the array without modifying or creating a new array.</w:t>
+      </w:r>
+    </w:p>
+    <w:p>
+      <w:pPr>
+        <w:rPr>
+          <w:rFonts w:ascii="Times New Roman" w:hAnsi="Times New Roman" w:cs="Times New Roman"/>
+          <w:color w:val="000000" w:themeColor="text1"/>
+          <w:sz w:val="28"/>
+          <w:szCs w:val="28"/>
+          <w14:shadow w14:blurRad="38100" w14:dist="19050" w14:dir="2700000" w14:sx="100000" w14:sy="100000" w14:kx="0" w14:ky="0" w14:algn="tl">
+            <w14:schemeClr w14:val="dk1">
+              <w14:alpha w14:val="60000"/>
+            </w14:schemeClr>
+          </w14:shadow>
+          <w14:textOutline w14:w="0" w14:cap="flat" w14:cmpd="sng" w14:algn="ctr">
+            <w14:noFill/>
+            <w14:prstDash w14:val="solid"/>
+            <w14:round/>
+          </w14:textOutline>
+        </w:rPr>
+      </w:pPr>
+      <w:r>
+        <w:rPr>
+          <w:rFonts w:ascii="Times New Roman" w:hAnsi="Times New Roman" w:cs="Times New Roman"/>
+          <w:color w:val="000000" w:themeColor="text1"/>
+          <w:sz w:val="28"/>
+          <w:szCs w:val="28"/>
+          <w14:shadow w14:blurRad="38100" w14:dist="19050" w14:dir="2700000" w14:sx="100000" w14:sy="100000" w14:kx="0" w14:ky="0" w14:algn="tl">
+            <w14:schemeClr w14:val="dk1">
+              <w14:alpha w14:val="60000"/>
+            </w14:schemeClr>
+          </w14:shadow>
+          <w14:textOutline w14:w="0" w14:cap="flat" w14:cmpd="sng" w14:algn="ctr">
+            <w14:noFill/>
+            <w14:prstDash w14:val="solid"/>
+            <w14:round/>
+          </w14:textOutline>
+        </w:rPr>
+        <w:t xml:space="preserve">map() and </w:t>
+      </w:r>
+      <w:proofErr w:type="spellStart"/>
+      <w:r>
+        <w:rPr>
+          <w:rFonts w:ascii="Times New Roman" w:hAnsi="Times New Roman" w:cs="Times New Roman"/>
+          <w:color w:val="000000" w:themeColor="text1"/>
+          <w:sz w:val="28"/>
+          <w:szCs w:val="28"/>
+          <w14:shadow w14:blurRad="38100" w14:dist="19050" w14:dir="2700000" w14:sx="100000" w14:sy="100000" w14:kx="0" w14:ky="0" w14:algn="tl">
+            <w14:schemeClr w14:val="dk1">
+              <w14:alpha w14:val="60000"/>
+            </w14:schemeClr>
+          </w14:shadow>
+          <w14:textOutline w14:w="0" w14:cap="flat" w14:cmpd="sng" w14:algn="ctr">
+            <w14:noFill/>
+            <w14:prstDash w14:val="solid"/>
+            <w14:round/>
+          </w14:textOutline>
+        </w:rPr>
+        <w:t>forEach</w:t>
+      </w:r>
+      <w:proofErr w:type="spellEnd"/>
+      <w:r>
+        <w:rPr>
+          <w:rFonts w:ascii="Times New Roman" w:hAnsi="Times New Roman" w:cs="Times New Roman"/>
+          <w:color w:val="000000" w:themeColor="text1"/>
+          <w:sz w:val="28"/>
+          <w:szCs w:val="28"/>
+          <w14:shadow w14:blurRad="38100" w14:dist="19050" w14:dir="2700000" w14:sx="100000" w14:sy="100000" w14:kx="0" w14:ky="0" w14:algn="tl">
+            <w14:schemeClr w14:val="dk1">
+              <w14:alpha w14:val="60000"/>
+            </w14:schemeClr>
+          </w14:shadow>
+          <w14:textOutline w14:w="0" w14:cap="flat" w14:cmpd="sng" w14:algn="ctr">
+            <w14:noFill/>
+            <w14:prstDash w14:val="solid"/>
+            <w14:round/>
+          </w14:textOutline>
+        </w:rPr>
+        <w:t>() are both methods used to iterate over arrays</w:t>
       </w:r>
     </w:p>
     <w:tbl>
@@ -15250,6 +18025,7 @@
                 <w14:ligatures w14:val="none"/>
               </w:rPr>
             </w:pPr>
+            <w:proofErr w:type="spellStart"/>
             <w:r>
               <w:rPr>
                 <w:rFonts w:ascii="Times New Roman" w:eastAsia="Times New Roman" w:hAnsi="Times New Roman" w:cs="Times New Roman"/>
@@ -15264,6 +18040,7 @@
               </w:rPr>
               <w:t>forEach</w:t>
             </w:r>
+            <w:proofErr w:type="spellEnd"/>
           </w:p>
         </w:tc>
         <w:tc>
@@ -15439,7 +18216,33 @@
                 <w:lang w:eastAsia="en-IN"/>
                 <w14:ligatures w14:val="none"/>
               </w:rPr>
-              <w:t>Since forEach() returns undefined, it cannot be chained with other array methods.</w:t>
+              <w:t xml:space="preserve">Since </w:t>
+            </w:r>
+            <w:proofErr w:type="spellStart"/>
+            <w:r>
+              <w:rPr>
+                <w:rFonts w:ascii="Times New Roman" w:eastAsia="Times New Roman" w:hAnsi="Times New Roman" w:cs="Times New Roman"/>
+                <w:color w:val="000000"/>
+                <w:kern w:val="0"/>
+                <w:sz w:val="28"/>
+                <w:szCs w:val="28"/>
+                <w:lang w:eastAsia="en-IN"/>
+                <w14:ligatures w14:val="none"/>
+              </w:rPr>
+              <w:t>forEach</w:t>
+            </w:r>
+            <w:proofErr w:type="spellEnd"/>
+            <w:r>
+              <w:rPr>
+                <w:rFonts w:ascii="Times New Roman" w:eastAsia="Times New Roman" w:hAnsi="Times New Roman" w:cs="Times New Roman"/>
+                <w:color w:val="000000"/>
+                <w:kern w:val="0"/>
+                <w:sz w:val="28"/>
+                <w:szCs w:val="28"/>
+                <w:lang w:eastAsia="en-IN"/>
+                <w14:ligatures w14:val="none"/>
+              </w:rPr>
+              <w:t>() returns undefined, it cannot be chained with other array methods.</w:t>
             </w:r>
           </w:p>
         </w:tc>
@@ -15526,8 +18329,22 @@
           <w:sz w:val="28"/>
           <w:szCs w:val="28"/>
         </w:rPr>
-        <w:t>What are events in Javascript</w:t>
-      </w:r>
+        <w:lastRenderedPageBreak/>
+        <w:t xml:space="preserve">What are events in </w:t>
+      </w:r>
+      <w:proofErr w:type="spellStart"/>
+      <w:r>
+        <w:rPr>
+          <w:rFonts w:ascii="Times New Roman" w:hAnsi="Times New Roman" w:cs="Times New Roman"/>
+          <w:b/>
+          <w:bCs/>
+          <w:color w:val="833C0B" w:themeColor="accent2" w:themeShade="80"/>
+          <w:sz w:val="28"/>
+          <w:szCs w:val="28"/>
+        </w:rPr>
+        <w:t>Javascript</w:t>
+      </w:r>
+      <w:proofErr w:type="spellEnd"/>
       <w:r>
         <w:rPr>
           <w:rFonts w:ascii="Times New Roman" w:hAnsi="Times New Roman" w:cs="Times New Roman"/>
@@ -15786,8 +18603,29 @@
             <w14:round/>
           </w14:textOutline>
         </w:rPr>
-        <w:t>Form Events etc..</w:t>
-      </w:r>
+        <w:t xml:space="preserve">Form Events </w:t>
+      </w:r>
+      <w:proofErr w:type="gramStart"/>
+      <w:r>
+        <w:rPr>
+          <w:rFonts w:ascii="Times New Roman" w:hAnsi="Times New Roman" w:cs="Times New Roman"/>
+          <w:color w:val="000000" w:themeColor="text1"/>
+          <w:sz w:val="28"/>
+          <w:szCs w:val="28"/>
+          <w14:shadow w14:blurRad="38100" w14:dist="19050" w14:dir="2700000" w14:sx="100000" w14:sy="100000" w14:kx="0" w14:ky="0" w14:algn="tl">
+            <w14:schemeClr w14:val="dk1">
+              <w14:alpha w14:val="60000"/>
+            </w14:schemeClr>
+          </w14:shadow>
+          <w14:textOutline w14:w="0" w14:cap="flat" w14:cmpd="sng" w14:algn="ctr">
+            <w14:noFill/>
+            <w14:prstDash w14:val="solid"/>
+            <w14:round/>
+          </w14:textOutline>
+        </w:rPr>
+        <w:t>etc..</w:t>
+      </w:r>
+      <w:proofErr w:type="gramEnd"/>
     </w:p>
     <w:p>
       <w:pPr>
@@ -15888,7 +18726,6 @@
             <w14:round/>
           </w14:textOutline>
         </w:rPr>
-        <w:lastRenderedPageBreak/>
         <w:t xml:space="preserve">type coercion =&gt; converting value from one type to other </w:t>
       </w:r>
     </w:p>
@@ -15968,7 +18805,47 @@
           </w14:textOutline>
         </w:rPr>
         <w:br/>
-        <w:t>In our codebase, we enforced eslint rules to avoid == altogether.</w:t>
+        <w:t xml:space="preserve">In our codebase, we enforced </w:t>
+      </w:r>
+      <w:proofErr w:type="spellStart"/>
+      <w:r>
+        <w:rPr>
+          <w:rFonts w:ascii="Times New Roman" w:hAnsi="Times New Roman" w:cs="Times New Roman"/>
+          <w:color w:val="000000" w:themeColor="text1"/>
+          <w:sz w:val="28"/>
+          <w:szCs w:val="28"/>
+          <w14:shadow w14:blurRad="38100" w14:dist="19050" w14:dir="2700000" w14:sx="100000" w14:sy="100000" w14:kx="0" w14:ky="0" w14:algn="tl">
+            <w14:schemeClr w14:val="dk1">
+              <w14:alpha w14:val="60000"/>
+            </w14:schemeClr>
+          </w14:shadow>
+          <w14:textOutline w14:w="0" w14:cap="flat" w14:cmpd="sng" w14:algn="ctr">
+            <w14:noFill/>
+            <w14:prstDash w14:val="solid"/>
+            <w14:round/>
+          </w14:textOutline>
+        </w:rPr>
+        <w:t>eslint</w:t>
+      </w:r>
+      <w:proofErr w:type="spellEnd"/>
+      <w:r>
+        <w:rPr>
+          <w:rFonts w:ascii="Times New Roman" w:hAnsi="Times New Roman" w:cs="Times New Roman"/>
+          <w:color w:val="000000" w:themeColor="text1"/>
+          <w:sz w:val="28"/>
+          <w:szCs w:val="28"/>
+          <w14:shadow w14:blurRad="38100" w14:dist="19050" w14:dir="2700000" w14:sx="100000" w14:sy="100000" w14:kx="0" w14:ky="0" w14:algn="tl">
+            <w14:schemeClr w14:val="dk1">
+              <w14:alpha w14:val="60000"/>
+            </w14:schemeClr>
+          </w14:shadow>
+          <w14:textOutline w14:w="0" w14:cap="flat" w14:cmpd="sng" w14:algn="ctr">
+            <w14:noFill/>
+            <w14:prstDash w14:val="solid"/>
+            <w14:round/>
+          </w14:textOutline>
+        </w:rPr>
+        <w:t xml:space="preserve"> rules to avoid == altogether.</w:t>
       </w:r>
       <w:r>
         <w:rPr>
@@ -16357,7 +19234,47 @@
             <w14:round/>
           </w14:textOutline>
         </w:rPr>
-        <w:t>Function declarations are hoisted and can be called before they are defined, while function expressions are not hoisted and must be defined before they are called.</w:t>
+        <w:t xml:space="preserve">Function declarations are hoisted and can be called before they are defined, while function expressions are not hoisted and must be defined </w:t>
+      </w:r>
+      <w:proofErr w:type="gramStart"/>
+      <w:r>
+        <w:rPr>
+          <w:rFonts w:ascii="Times New Roman" w:hAnsi="Times New Roman" w:cs="Times New Roman"/>
+          <w:color w:val="000000" w:themeColor="text1"/>
+          <w:sz w:val="28"/>
+          <w:szCs w:val="28"/>
+          <w14:shadow w14:blurRad="38100" w14:dist="19050" w14:dir="2700000" w14:sx="100000" w14:sy="100000" w14:kx="0" w14:ky="0" w14:algn="tl">
+            <w14:schemeClr w14:val="dk1">
+              <w14:alpha w14:val="60000"/>
+            </w14:schemeClr>
+          </w14:shadow>
+          <w14:textOutline w14:w="0" w14:cap="flat" w14:cmpd="sng" w14:algn="ctr">
+            <w14:noFill/>
+            <w14:prstDash w14:val="solid"/>
+            <w14:round/>
+          </w14:textOutline>
+        </w:rPr>
+        <w:t>before</w:t>
+      </w:r>
+      <w:proofErr w:type="gramEnd"/>
+      <w:r>
+        <w:rPr>
+          <w:rFonts w:ascii="Times New Roman" w:hAnsi="Times New Roman" w:cs="Times New Roman"/>
+          <w:color w:val="000000" w:themeColor="text1"/>
+          <w:sz w:val="28"/>
+          <w:szCs w:val="28"/>
+          <w14:shadow w14:blurRad="38100" w14:dist="19050" w14:dir="2700000" w14:sx="100000" w14:sy="100000" w14:kx="0" w14:ky="0" w14:algn="tl">
+            <w14:schemeClr w14:val="dk1">
+              <w14:alpha w14:val="60000"/>
+            </w14:schemeClr>
+          </w14:shadow>
+          <w14:textOutline w14:w="0" w14:cap="flat" w14:cmpd="sng" w14:algn="ctr">
+            <w14:noFill/>
+            <w14:prstDash w14:val="solid"/>
+            <w14:round/>
+          </w14:textOutline>
+        </w:rPr>
+        <w:t xml:space="preserve"> they are called.</w:t>
       </w:r>
     </w:p>
     <w:p>
@@ -16381,6 +19298,7 @@
           <w:sz w:val="28"/>
           <w:szCs w:val="28"/>
         </w:rPr>
+        <w:lastRenderedPageBreak/>
         <w:t>How do you manage asynchronous operations in large-scale JavaScript apps?</w:t>
       </w:r>
     </w:p>
@@ -16428,7 +19346,47 @@
             <w14:round/>
           </w14:textOutline>
         </w:rPr>
-        <w:t>I use Promises and async/await for readable async logic. For large-scale apps:</w:t>
+        <w:t>I use Promises and async/</w:t>
+      </w:r>
+      <w:proofErr w:type="gramStart"/>
+      <w:r>
+        <w:rPr>
+          <w:rFonts w:ascii="Times New Roman" w:hAnsi="Times New Roman" w:cs="Times New Roman"/>
+          <w:color w:val="000000" w:themeColor="text1"/>
+          <w:sz w:val="28"/>
+          <w:szCs w:val="28"/>
+          <w14:shadow w14:blurRad="38100" w14:dist="19050" w14:dir="2700000" w14:sx="100000" w14:sy="100000" w14:kx="0" w14:ky="0" w14:algn="tl">
+            <w14:schemeClr w14:val="dk1">
+              <w14:alpha w14:val="60000"/>
+            </w14:schemeClr>
+          </w14:shadow>
+          <w14:textOutline w14:w="0" w14:cap="flat" w14:cmpd="sng" w14:algn="ctr">
+            <w14:noFill/>
+            <w14:prstDash w14:val="solid"/>
+            <w14:round/>
+          </w14:textOutline>
+        </w:rPr>
+        <w:t>await</w:t>
+      </w:r>
+      <w:proofErr w:type="gramEnd"/>
+      <w:r>
+        <w:rPr>
+          <w:rFonts w:ascii="Times New Roman" w:hAnsi="Times New Roman" w:cs="Times New Roman"/>
+          <w:color w:val="000000" w:themeColor="text1"/>
+          <w:sz w:val="28"/>
+          <w:szCs w:val="28"/>
+          <w14:shadow w14:blurRad="38100" w14:dist="19050" w14:dir="2700000" w14:sx="100000" w14:sy="100000" w14:kx="0" w14:ky="0" w14:algn="tl">
+            <w14:schemeClr w14:val="dk1">
+              <w14:alpha w14:val="60000"/>
+            </w14:schemeClr>
+          </w14:shadow>
+          <w14:textOutline w14:w="0" w14:cap="flat" w14:cmpd="sng" w14:algn="ctr">
+            <w14:noFill/>
+            <w14:prstDash w14:val="solid"/>
+            <w14:round/>
+          </w14:textOutline>
+        </w:rPr>
+        <w:t xml:space="preserve"> for readable async logic. For large-scale apps:</w:t>
       </w:r>
       <w:r>
         <w:rPr>
@@ -16488,7 +19446,47 @@
           </w14:textOutline>
         </w:rPr>
         <w:br/>
-        <w:t>- For advanced flows, I may use RxJS, Redux-Saga, or observables when required.</w:t>
+        <w:t xml:space="preserve">- For advanced flows, I may use </w:t>
+      </w:r>
+      <w:proofErr w:type="spellStart"/>
+      <w:r>
+        <w:rPr>
+          <w:rFonts w:ascii="Times New Roman" w:hAnsi="Times New Roman" w:cs="Times New Roman"/>
+          <w:color w:val="000000" w:themeColor="text1"/>
+          <w:sz w:val="28"/>
+          <w:szCs w:val="28"/>
+          <w14:shadow w14:blurRad="38100" w14:dist="19050" w14:dir="2700000" w14:sx="100000" w14:sy="100000" w14:kx="0" w14:ky="0" w14:algn="tl">
+            <w14:schemeClr w14:val="dk1">
+              <w14:alpha w14:val="60000"/>
+            </w14:schemeClr>
+          </w14:shadow>
+          <w14:textOutline w14:w="0" w14:cap="flat" w14:cmpd="sng" w14:algn="ctr">
+            <w14:noFill/>
+            <w14:prstDash w14:val="solid"/>
+            <w14:round/>
+          </w14:textOutline>
+        </w:rPr>
+        <w:t>RxJS</w:t>
+      </w:r>
+      <w:proofErr w:type="spellEnd"/>
+      <w:r>
+        <w:rPr>
+          <w:rFonts w:ascii="Times New Roman" w:hAnsi="Times New Roman" w:cs="Times New Roman"/>
+          <w:color w:val="000000" w:themeColor="text1"/>
+          <w:sz w:val="28"/>
+          <w:szCs w:val="28"/>
+          <w14:shadow w14:blurRad="38100" w14:dist="19050" w14:dir="2700000" w14:sx="100000" w14:sy="100000" w14:kx="0" w14:ky="0" w14:algn="tl">
+            <w14:schemeClr w14:val="dk1">
+              <w14:alpha w14:val="60000"/>
+            </w14:schemeClr>
+          </w14:shadow>
+          <w14:textOutline w14:w="0" w14:cap="flat" w14:cmpd="sng" w14:algn="ctr">
+            <w14:noFill/>
+            <w14:prstDash w14:val="solid"/>
+            <w14:round/>
+          </w14:textOutline>
+        </w:rPr>
+        <w:t>, Redux-Saga, or observables when required.</w:t>
       </w:r>
     </w:p>
     <w:p>
@@ -16511,7 +19509,6 @@
           <w:sz w:val="28"/>
           <w:szCs w:val="28"/>
         </w:rPr>
-        <w:lastRenderedPageBreak/>
         <w:t>What design patterns do you commonly use in JavaScript projects?</w:t>
       </w:r>
     </w:p>
@@ -16591,7 +19588,47 @@
           </w14:textOutline>
         </w:rPr>
         <w:br/>
-        <w:t>- Factory Pattern: For object creation with dynamic behavior.</w:t>
+        <w:t xml:space="preserve">- Factory Pattern: For object creation with dynamic </w:t>
+      </w:r>
+      <w:proofErr w:type="spellStart"/>
+      <w:r>
+        <w:rPr>
+          <w:rFonts w:ascii="Times New Roman" w:hAnsi="Times New Roman" w:cs="Times New Roman"/>
+          <w:color w:val="000000" w:themeColor="text1"/>
+          <w:sz w:val="28"/>
+          <w:szCs w:val="28"/>
+          <w14:shadow w14:blurRad="38100" w14:dist="19050" w14:dir="2700000" w14:sx="100000" w14:sy="100000" w14:kx="0" w14:ky="0" w14:algn="tl">
+            <w14:schemeClr w14:val="dk1">
+              <w14:alpha w14:val="60000"/>
+            </w14:schemeClr>
+          </w14:shadow>
+          <w14:textOutline w14:w="0" w14:cap="flat" w14:cmpd="sng" w14:algn="ctr">
+            <w14:noFill/>
+            <w14:prstDash w14:val="solid"/>
+            <w14:round/>
+          </w14:textOutline>
+        </w:rPr>
+        <w:t>behavior</w:t>
+      </w:r>
+      <w:proofErr w:type="spellEnd"/>
+      <w:r>
+        <w:rPr>
+          <w:rFonts w:ascii="Times New Roman" w:hAnsi="Times New Roman" w:cs="Times New Roman"/>
+          <w:color w:val="000000" w:themeColor="text1"/>
+          <w:sz w:val="28"/>
+          <w:szCs w:val="28"/>
+          <w14:shadow w14:blurRad="38100" w14:dist="19050" w14:dir="2700000" w14:sx="100000" w14:sy="100000" w14:kx="0" w14:ky="0" w14:algn="tl">
+            <w14:schemeClr w14:val="dk1">
+              <w14:alpha w14:val="60000"/>
+            </w14:schemeClr>
+          </w14:shadow>
+          <w14:textOutline w14:w="0" w14:cap="flat" w14:cmpd="sng" w14:algn="ctr">
+            <w14:noFill/>
+            <w14:prstDash w14:val="solid"/>
+            <w14:round/>
+          </w14:textOutline>
+        </w:rPr>
+        <w:t>.</w:t>
       </w:r>
       <w:r>
         <w:rPr>
@@ -16841,7 +19878,7 @@
                     <pic:cNvPicPr/>
                   </pic:nvPicPr>
                   <pic:blipFill>
-                    <a:blip r:embed="rId13"/>
+                    <a:blip r:embed="rId20"/>
                     <a:stretch>
                       <a:fillRect/>
                     </a:stretch>
@@ -16945,7 +19982,7 @@
                     <pic:cNvPicPr/>
                   </pic:nvPicPr>
                   <pic:blipFill>
-                    <a:blip r:embed="rId14"/>
+                    <a:blip r:embed="rId21"/>
                     <a:stretch>
                       <a:fillRect/>
                     </a:stretch>
@@ -17020,7 +20057,7 @@
                     <pic:cNvPicPr/>
                   </pic:nvPicPr>
                   <pic:blipFill>
-                    <a:blip r:embed="rId15"/>
+                    <a:blip r:embed="rId22"/>
                     <a:stretch>
                       <a:fillRect/>
                     </a:stretch>
@@ -17107,7 +20144,7 @@
                     <pic:cNvPicPr/>
                   </pic:nvPicPr>
                   <pic:blipFill>
-                    <a:blip r:embed="rId16"/>
+                    <a:blip r:embed="rId23"/>
                     <a:stretch>
                       <a:fillRect/>
                     </a:stretch>
@@ -17199,7 +20236,7 @@
                     <pic:cNvPicPr/>
                   </pic:nvPicPr>
                   <pic:blipFill>
-                    <a:blip r:embed="rId17"/>
+                    <a:blip r:embed="rId24"/>
                     <a:stretch>
                       <a:fillRect/>
                     </a:stretch>
@@ -17269,7 +20306,7 @@
                     <pic:cNvPicPr/>
                   </pic:nvPicPr>
                   <pic:blipFill>
-                    <a:blip r:embed="rId18"/>
+                    <a:blip r:embed="rId25"/>
                     <a:stretch>
                       <a:fillRect/>
                     </a:stretch>
@@ -17339,7 +20376,7 @@
                     <pic:cNvPicPr/>
                   </pic:nvPicPr>
                   <pic:blipFill>
-                    <a:blip r:embed="rId19"/>
+                    <a:blip r:embed="rId26"/>
                     <a:stretch>
                       <a:fillRect/>
                     </a:stretch>
@@ -17433,7 +20470,7 @@
                     <pic:cNvPicPr/>
                   </pic:nvPicPr>
                   <pic:blipFill>
-                    <a:blip r:embed="rId20"/>
+                    <a:blip r:embed="rId27"/>
                     <a:stretch>
                       <a:fillRect/>
                     </a:stretch>
@@ -17516,7 +20553,7 @@
                     <pic:cNvPicPr/>
                   </pic:nvPicPr>
                   <pic:blipFill>
-                    <a:blip r:embed="rId21"/>
+                    <a:blip r:embed="rId28"/>
                     <a:stretch>
                       <a:fillRect/>
                     </a:stretch>
@@ -17603,7 +20640,7 @@
                     <pic:cNvPicPr/>
                   </pic:nvPicPr>
                   <pic:blipFill>
-                    <a:blip r:embed="rId22"/>
+                    <a:blip r:embed="rId29"/>
                     <a:stretch>
                       <a:fillRect/>
                     </a:stretch>
@@ -17659,13 +20696,59 @@
           <w:szCs w:val="28"/>
         </w:rPr>
       </w:pPr>
-      <w:r>
-        <w:rPr>
-          <w:rFonts w:ascii="Times New Roman" w:hAnsi="Times New Roman" w:cs="Times New Roman"/>
-          <w:sz w:val="28"/>
-          <w:szCs w:val="28"/>
-        </w:rPr>
-        <w:t>array.reduce((accumulator, currentValue) =&gt; { ... }, initialValue);</w:t>
+      <w:proofErr w:type="spellStart"/>
+      <w:r>
+        <w:rPr>
+          <w:rFonts w:ascii="Times New Roman" w:hAnsi="Times New Roman" w:cs="Times New Roman"/>
+          <w:sz w:val="28"/>
+          <w:szCs w:val="28"/>
+        </w:rPr>
+        <w:t>array.reduce</w:t>
+      </w:r>
+      <w:proofErr w:type="spellEnd"/>
+      <w:r>
+        <w:rPr>
+          <w:rFonts w:ascii="Times New Roman" w:hAnsi="Times New Roman" w:cs="Times New Roman"/>
+          <w:sz w:val="28"/>
+          <w:szCs w:val="28"/>
+        </w:rPr>
+        <w:t xml:space="preserve">((accumulator, </w:t>
+      </w:r>
+      <w:proofErr w:type="spellStart"/>
+      <w:r>
+        <w:rPr>
+          <w:rFonts w:ascii="Times New Roman" w:hAnsi="Times New Roman" w:cs="Times New Roman"/>
+          <w:sz w:val="28"/>
+          <w:szCs w:val="28"/>
+        </w:rPr>
+        <w:t>currentValue</w:t>
+      </w:r>
+      <w:proofErr w:type="spellEnd"/>
+      <w:r>
+        <w:rPr>
+          <w:rFonts w:ascii="Times New Roman" w:hAnsi="Times New Roman" w:cs="Times New Roman"/>
+          <w:sz w:val="28"/>
+          <w:szCs w:val="28"/>
+        </w:rPr>
+        <w:t xml:space="preserve">) =&gt; { ... }, </w:t>
+      </w:r>
+      <w:proofErr w:type="spellStart"/>
+      <w:r>
+        <w:rPr>
+          <w:rFonts w:ascii="Times New Roman" w:hAnsi="Times New Roman" w:cs="Times New Roman"/>
+          <w:sz w:val="28"/>
+          <w:szCs w:val="28"/>
+        </w:rPr>
+        <w:t>initialValue</w:t>
+      </w:r>
+      <w:proofErr w:type="spellEnd"/>
+      <w:r>
+        <w:rPr>
+          <w:rFonts w:ascii="Times New Roman" w:hAnsi="Times New Roman" w:cs="Times New Roman"/>
+          <w:sz w:val="28"/>
+          <w:szCs w:val="28"/>
+        </w:rPr>
+        <w:t>);</w:t>
       </w:r>
     </w:p>
     <w:p>
@@ -17700,7 +20783,7 @@
                     <pic:cNvPicPr/>
                   </pic:nvPicPr>
                   <pic:blipFill>
-                    <a:blip r:embed="rId23"/>
+                    <a:blip r:embed="rId30"/>
                     <a:stretch>
                       <a:fillRect/>
                     </a:stretch>
@@ -17770,7 +20853,7 @@
                     <pic:cNvPicPr/>
                   </pic:nvPicPr>
                   <pic:blipFill>
-                    <a:blip r:embed="rId24"/>
+                    <a:blip r:embed="rId31"/>
                     <a:stretch>
                       <a:fillRect/>
                     </a:stretch>
@@ -17848,7 +20931,7 @@
                     <pic:cNvPicPr/>
                   </pic:nvPicPr>
                   <pic:blipFill>
-                    <a:blip r:embed="rId25"/>
+                    <a:blip r:embed="rId32"/>
                     <a:stretch>
                       <a:fillRect/>
                     </a:stretch>
@@ -17919,7 +21002,7 @@
                     <pic:cNvPicPr/>
                   </pic:nvPicPr>
                   <pic:blipFill>
-                    <a:blip r:embed="rId26"/>
+                    <a:blip r:embed="rId33"/>
                     <a:stretch>
                       <a:fillRect/>
                     </a:stretch>
@@ -17989,7 +21072,7 @@
                     <pic:cNvPicPr/>
                   </pic:nvPicPr>
                   <pic:blipFill>
-                    <a:blip r:embed="rId27"/>
+                    <a:blip r:embed="rId34"/>
                     <a:stretch>
                       <a:fillRect/>
                     </a:stretch>
@@ -18095,7 +21178,7 @@
                     <pic:cNvPicPr/>
                   </pic:nvPicPr>
                   <pic:blipFill>
-                    <a:blip r:embed="rId28"/>
+                    <a:blip r:embed="rId35"/>
                     <a:stretch>
                       <a:fillRect/>
                     </a:stretch>
@@ -18166,7 +21249,7 @@
                     <pic:cNvPicPr/>
                   </pic:nvPicPr>
                   <pic:blipFill>
-                    <a:blip r:embed="rId29"/>
+                    <a:blip r:embed="rId36"/>
                     <a:stretch>
                       <a:fillRect/>
                     </a:stretch>
@@ -18236,7 +21319,7 @@
                     <pic:cNvPicPr/>
                   </pic:nvPicPr>
                   <pic:blipFill>
-                    <a:blip r:embed="rId30"/>
+                    <a:blip r:embed="rId37"/>
                     <a:stretch>
                       <a:fillRect/>
                     </a:stretch>
@@ -18307,7 +21390,7 @@
                     <pic:cNvPicPr/>
                   </pic:nvPicPr>
                   <pic:blipFill>
-                    <a:blip r:embed="rId31"/>
+                    <a:blip r:embed="rId38"/>
                     <a:stretch>
                       <a:fillRect/>
                     </a:stretch>
@@ -18365,6 +21448,7 @@
       <w:r>
         <w:rPr>
           <w:rFonts w:ascii="Times New Roman" w:hAnsi="Times New Roman" w:cs="Times New Roman"/>
+          <w:noProof/>
           <w:sz w:val="28"/>
           <w:szCs w:val="28"/>
         </w:rPr>
@@ -18384,7 +21468,7 @@
                     <pic:cNvPicPr/>
                   </pic:nvPicPr>
                   <pic:blipFill>
-                    <a:blip r:embed="rId32"/>
+                    <a:blip r:embed="rId39"/>
                     <a:stretch>
                       <a:fillRect/>
                     </a:stretch>
@@ -18405,6 +21489,1181 @@
         </w:drawing>
       </w:r>
     </w:p>
+    <w:p>
+      <w:pPr>
+        <w:pStyle w:val="Heading1"/>
+        <w:rPr>
+          <w:rFonts w:ascii="Times New Roman" w:hAnsi="Times New Roman" w:cs="Times New Roman"/>
+          <w:sz w:val="28"/>
+          <w:szCs w:val="28"/>
+        </w:rPr>
+      </w:pPr>
+      <w:proofErr w:type="spellStart"/>
+      <w:r>
+        <w:rPr>
+          <w:rFonts w:ascii="Times New Roman" w:hAnsi="Times New Roman" w:cs="Times New Roman"/>
+          <w:sz w:val="28"/>
+          <w:szCs w:val="28"/>
+        </w:rPr>
+        <w:lastRenderedPageBreak/>
+        <w:t>DataTypes</w:t>
+      </w:r>
+      <w:proofErr w:type="spellEnd"/>
+    </w:p>
+    <w:p>
+      <w:pPr>
+        <w:rPr>
+          <w:rFonts w:ascii="Times New Roman" w:hAnsi="Times New Roman" w:cs="Times New Roman"/>
+          <w:b/>
+          <w:bCs/>
+          <w:color w:val="C00000"/>
+          <w:sz w:val="28"/>
+          <w:szCs w:val="28"/>
+        </w:rPr>
+      </w:pPr>
+      <w:r>
+        <w:rPr>
+          <w:rFonts w:ascii="Times New Roman" w:hAnsi="Times New Roman" w:cs="Times New Roman"/>
+          <w:b/>
+          <w:bCs/>
+          <w:color w:val="C00000"/>
+          <w:sz w:val="28"/>
+          <w:szCs w:val="28"/>
+        </w:rPr>
+        <w:t>What's the difference between == and === in JavaScript?</w:t>
+      </w:r>
+    </w:p>
+    <w:p>
+      <w:pPr>
+        <w:rPr>
+          <w:rFonts w:ascii="Times New Roman" w:hAnsi="Times New Roman" w:cs="Times New Roman"/>
+          <w:b/>
+          <w:bCs/>
+          <w:sz w:val="28"/>
+          <w:szCs w:val="28"/>
+        </w:rPr>
+      </w:pPr>
+      <w:r>
+        <w:rPr>
+          <w:rFonts w:ascii="Times New Roman" w:hAnsi="Times New Roman" w:cs="Times New Roman"/>
+          <w:b/>
+          <w:bCs/>
+          <w:noProof/>
+          <w:sz w:val="28"/>
+          <w:szCs w:val="28"/>
+        </w:rPr>
+        <w:drawing>
+          <wp:inline distT="0" distB="0" distL="0" distR="0" wp14:anchorId="531AEA71" wp14:editId="4AA0D814">
+            <wp:extent cx="4210266" cy="800141"/>
+            <wp:effectExtent l="0" t="0" r="0" b="0"/>
+            <wp:docPr id="1872686269" name="Picture 1"/>
+            <wp:cNvGraphicFramePr>
+              <a:graphicFrameLocks xmlns:a="http://schemas.openxmlformats.org/drawingml/2006/main" noChangeAspect="1"/>
+            </wp:cNvGraphicFramePr>
+            <a:graphic xmlns:a="http://schemas.openxmlformats.org/drawingml/2006/main">
+              <a:graphicData uri="http://schemas.openxmlformats.org/drawingml/2006/picture">
+                <pic:pic xmlns:pic="http://schemas.openxmlformats.org/drawingml/2006/picture">
+                  <pic:nvPicPr>
+                    <pic:cNvPr id="1872686269" name=""/>
+                    <pic:cNvPicPr/>
+                  </pic:nvPicPr>
+                  <pic:blipFill>
+                    <a:blip r:embed="rId40"/>
+                    <a:stretch>
+                      <a:fillRect/>
+                    </a:stretch>
+                  </pic:blipFill>
+                  <pic:spPr>
+                    <a:xfrm>
+                      <a:off x="0" y="0"/>
+                      <a:ext cx="4210266" cy="800141"/>
+                    </a:xfrm>
+                    <a:prstGeom prst="rect">
+                      <a:avLst/>
+                    </a:prstGeom>
+                  </pic:spPr>
+                </pic:pic>
+              </a:graphicData>
+            </a:graphic>
+          </wp:inline>
+        </w:drawing>
+      </w:r>
+    </w:p>
+    <w:p>
+      <w:pPr>
+        <w:rPr>
+          <w:rFonts w:ascii="Times New Roman" w:hAnsi="Times New Roman" w:cs="Times New Roman"/>
+          <w:sz w:val="28"/>
+          <w:szCs w:val="28"/>
+        </w:rPr>
+      </w:pPr>
+      <w:r>
+        <w:rPr>
+          <w:rFonts w:ascii="Times New Roman" w:hAnsi="Times New Roman" w:cs="Times New Roman"/>
+          <w:sz w:val="28"/>
+          <w:szCs w:val="28"/>
+        </w:rPr>
+        <w:t>== checks for value equality with type coercion, whereas === checks for both value and type without coercion. For clean, predictable comparisons, prefer ===.</w:t>
+      </w:r>
+    </w:p>
+    <w:p>
+      <w:pPr>
+        <w:rPr>
+          <w:rFonts w:ascii="Times New Roman" w:hAnsi="Times New Roman" w:cs="Times New Roman"/>
+          <w:b/>
+          <w:bCs/>
+          <w:color w:val="C00000"/>
+          <w:sz w:val="28"/>
+          <w:szCs w:val="28"/>
+        </w:rPr>
+      </w:pPr>
+      <w:r>
+        <w:rPr>
+          <w:rFonts w:ascii="Times New Roman" w:hAnsi="Times New Roman" w:cs="Times New Roman"/>
+          <w:b/>
+          <w:bCs/>
+          <w:color w:val="C00000"/>
+          <w:sz w:val="28"/>
+          <w:szCs w:val="28"/>
+        </w:rPr>
+        <w:t>object comparison and memory reference</w:t>
+      </w:r>
+    </w:p>
+    <w:p>
+      <w:pPr>
+        <w:rPr>
+          <w:rFonts w:ascii="Times New Roman" w:hAnsi="Times New Roman" w:cs="Times New Roman"/>
+          <w:b/>
+          <w:bCs/>
+          <w:color w:val="C00000"/>
+          <w:sz w:val="28"/>
+          <w:szCs w:val="28"/>
+        </w:rPr>
+      </w:pPr>
+      <w:r>
+        <w:rPr>
+          <w:rFonts w:ascii="Times New Roman" w:hAnsi="Times New Roman" w:cs="Times New Roman"/>
+          <w:b/>
+          <w:bCs/>
+          <w:noProof/>
+          <w:color w:val="C00000"/>
+          <w:sz w:val="28"/>
+          <w:szCs w:val="28"/>
+        </w:rPr>
+        <w:drawing>
+          <wp:inline distT="0" distB="0" distL="0" distR="0" wp14:anchorId="4DD66D14" wp14:editId="3623812B">
+            <wp:extent cx="4178515" cy="1524078"/>
+            <wp:effectExtent l="0" t="0" r="0" b="0"/>
+            <wp:docPr id="643477388" name="Picture 1"/>
+            <wp:cNvGraphicFramePr>
+              <a:graphicFrameLocks xmlns:a="http://schemas.openxmlformats.org/drawingml/2006/main" noChangeAspect="1"/>
+            </wp:cNvGraphicFramePr>
+            <a:graphic xmlns:a="http://schemas.openxmlformats.org/drawingml/2006/main">
+              <a:graphicData uri="http://schemas.openxmlformats.org/drawingml/2006/picture">
+                <pic:pic xmlns:pic="http://schemas.openxmlformats.org/drawingml/2006/picture">
+                  <pic:nvPicPr>
+                    <pic:cNvPr id="643477388" name=""/>
+                    <pic:cNvPicPr/>
+                  </pic:nvPicPr>
+                  <pic:blipFill>
+                    <a:blip r:embed="rId41"/>
+                    <a:stretch>
+                      <a:fillRect/>
+                    </a:stretch>
+                  </pic:blipFill>
+                  <pic:spPr>
+                    <a:xfrm>
+                      <a:off x="0" y="0"/>
+                      <a:ext cx="4178515" cy="1524078"/>
+                    </a:xfrm>
+                    <a:prstGeom prst="rect">
+                      <a:avLst/>
+                    </a:prstGeom>
+                  </pic:spPr>
+                </pic:pic>
+              </a:graphicData>
+            </a:graphic>
+          </wp:inline>
+        </w:drawing>
+      </w:r>
+    </w:p>
+    <w:p>
+      <w:pPr>
+        <w:rPr>
+          <w:rFonts w:ascii="Times New Roman" w:hAnsi="Times New Roman" w:cs="Times New Roman"/>
+          <w:b/>
+          <w:bCs/>
+          <w:sz w:val="28"/>
+          <w:szCs w:val="28"/>
+        </w:rPr>
+      </w:pPr>
+      <w:r>
+        <w:rPr>
+          <w:rFonts w:ascii="Times New Roman" w:hAnsi="Times New Roman" w:cs="Times New Roman"/>
+          <w:b/>
+          <w:bCs/>
+          <w:sz w:val="28"/>
+          <w:szCs w:val="28"/>
+        </w:rPr>
+        <w:t>Objects are compared by reference, not by value.</w:t>
+      </w:r>
+    </w:p>
+    <w:p>
+      <w:pPr>
+        <w:rPr>
+          <w:rFonts w:ascii="Times New Roman" w:hAnsi="Times New Roman" w:cs="Times New Roman"/>
+          <w:b/>
+          <w:bCs/>
+          <w:sz w:val="28"/>
+          <w:szCs w:val="28"/>
+        </w:rPr>
+      </w:pPr>
+      <w:r>
+        <w:rPr>
+          <w:rFonts w:ascii="Times New Roman" w:hAnsi="Times New Roman" w:cs="Times New Roman"/>
+          <w:b/>
+          <w:bCs/>
+          <w:sz w:val="28"/>
+          <w:szCs w:val="28"/>
+        </w:rPr>
+        <w:t>Even if two objects have identical properties and values, if they are created separately, they are stored at different memory locations.</w:t>
+      </w:r>
+    </w:p>
+    <w:p>
+      <w:pPr>
+        <w:rPr>
+          <w:rFonts w:ascii="Times New Roman" w:hAnsi="Times New Roman" w:cs="Times New Roman"/>
+          <w:b/>
+          <w:bCs/>
+          <w:color w:val="C00000"/>
+          <w:sz w:val="28"/>
+          <w:szCs w:val="28"/>
+        </w:rPr>
+      </w:pPr>
+      <w:r>
+        <w:rPr>
+          <w:rFonts w:ascii="Times New Roman" w:hAnsi="Times New Roman" w:cs="Times New Roman"/>
+          <w:b/>
+          <w:bCs/>
+          <w:color w:val="C00000"/>
+          <w:sz w:val="28"/>
+          <w:szCs w:val="28"/>
+        </w:rPr>
+        <w:t>Quick Challenge</w:t>
+      </w:r>
+      <w:r>
+        <w:rPr>
+          <w:rFonts w:ascii="Times New Roman" w:hAnsi="Times New Roman" w:cs="Times New Roman"/>
+          <w:b/>
+          <w:bCs/>
+          <w:color w:val="C00000"/>
+          <w:sz w:val="28"/>
+          <w:szCs w:val="28"/>
+        </w:rPr>
+        <w:t xml:space="preserve"> with object</w:t>
+      </w:r>
+    </w:p>
+    <w:p>
+      <w:pPr>
+        <w:rPr>
+          <w:rFonts w:ascii="Times New Roman" w:hAnsi="Times New Roman" w:cs="Times New Roman"/>
+          <w:b/>
+          <w:bCs/>
+          <w:sz w:val="28"/>
+          <w:szCs w:val="28"/>
+        </w:rPr>
+      </w:pPr>
+      <w:r>
+        <w:rPr>
+          <w:rFonts w:ascii="Times New Roman" w:hAnsi="Times New Roman" w:cs="Times New Roman"/>
+          <w:b/>
+          <w:bCs/>
+          <w:noProof/>
+          <w:sz w:val="28"/>
+          <w:szCs w:val="28"/>
+        </w:rPr>
+        <w:drawing>
+          <wp:inline distT="0" distB="0" distL="0" distR="0" wp14:anchorId="658D0D53" wp14:editId="6F451592">
+            <wp:extent cx="3492679" cy="1073205"/>
+            <wp:effectExtent l="0" t="0" r="0" b="0"/>
+            <wp:docPr id="566928508" name="Picture 1"/>
+            <wp:cNvGraphicFramePr>
+              <a:graphicFrameLocks xmlns:a="http://schemas.openxmlformats.org/drawingml/2006/main" noChangeAspect="1"/>
+            </wp:cNvGraphicFramePr>
+            <a:graphic xmlns:a="http://schemas.openxmlformats.org/drawingml/2006/main">
+              <a:graphicData uri="http://schemas.openxmlformats.org/drawingml/2006/picture">
+                <pic:pic xmlns:pic="http://schemas.openxmlformats.org/drawingml/2006/picture">
+                  <pic:nvPicPr>
+                    <pic:cNvPr id="566928508" name=""/>
+                    <pic:cNvPicPr/>
+                  </pic:nvPicPr>
+                  <pic:blipFill>
+                    <a:blip r:embed="rId42"/>
+                    <a:stretch>
+                      <a:fillRect/>
+                    </a:stretch>
+                  </pic:blipFill>
+                  <pic:spPr>
+                    <a:xfrm>
+                      <a:off x="0" y="0"/>
+                      <a:ext cx="3492679" cy="1073205"/>
+                    </a:xfrm>
+                    <a:prstGeom prst="rect">
+                      <a:avLst/>
+                    </a:prstGeom>
+                  </pic:spPr>
+                </pic:pic>
+              </a:graphicData>
+            </a:graphic>
+          </wp:inline>
+        </w:drawing>
+      </w:r>
+    </w:p>
+    <w:p>
+      <w:pPr>
+        <w:rPr>
+          <w:rFonts w:ascii="Times New Roman" w:hAnsi="Times New Roman" w:cs="Times New Roman"/>
+          <w:b/>
+          <w:bCs/>
+          <w:sz w:val="28"/>
+          <w:szCs w:val="28"/>
+        </w:rPr>
+      </w:pPr>
+      <w:r>
+        <w:rPr>
+          <w:rFonts w:ascii="Times New Roman" w:hAnsi="Times New Roman" w:cs="Times New Roman"/>
+          <w:b/>
+          <w:bCs/>
+          <w:sz w:val="28"/>
+          <w:szCs w:val="28"/>
+        </w:rPr>
+        <w:t xml:space="preserve"> obj2 is not a new object.</w:t>
+      </w:r>
+    </w:p>
+    <w:p>
+      <w:pPr>
+        <w:rPr>
+          <w:rFonts w:ascii="Times New Roman" w:hAnsi="Times New Roman" w:cs="Times New Roman"/>
+          <w:b/>
+          <w:bCs/>
+          <w:sz w:val="28"/>
+          <w:szCs w:val="28"/>
+        </w:rPr>
+      </w:pPr>
+      <w:r>
+        <w:rPr>
+          <w:rFonts w:ascii="Times New Roman" w:hAnsi="Times New Roman" w:cs="Times New Roman"/>
+          <w:b/>
+          <w:bCs/>
+          <w:sz w:val="28"/>
+          <w:szCs w:val="28"/>
+        </w:rPr>
+        <w:t>It is just a reference to the same object in memory that obj1 points to.</w:t>
+      </w:r>
+    </w:p>
+    <w:p>
+      <w:pPr>
+        <w:rPr>
+          <w:rFonts w:ascii="Times New Roman" w:hAnsi="Times New Roman" w:cs="Times New Roman"/>
+          <w:b/>
+          <w:bCs/>
+          <w:color w:val="C00000"/>
+          <w:sz w:val="28"/>
+          <w:szCs w:val="28"/>
+        </w:rPr>
+      </w:pPr>
+      <w:r>
+        <w:rPr>
+          <w:rFonts w:ascii="Times New Roman" w:hAnsi="Times New Roman" w:cs="Times New Roman"/>
+          <w:b/>
+          <w:bCs/>
+          <w:color w:val="C00000"/>
+          <w:sz w:val="28"/>
+          <w:szCs w:val="28"/>
+        </w:rPr>
+        <w:t>Quick Challenge with array</w:t>
+      </w:r>
+    </w:p>
+    <w:p>
+      <w:pPr>
+        <w:rPr>
+          <w:rFonts w:ascii="Times New Roman" w:hAnsi="Times New Roman" w:cs="Times New Roman"/>
+          <w:b/>
+          <w:bCs/>
+          <w:sz w:val="28"/>
+          <w:szCs w:val="28"/>
+        </w:rPr>
+      </w:pPr>
+      <w:r>
+        <w:rPr>
+          <w:rFonts w:ascii="Times New Roman" w:hAnsi="Times New Roman" w:cs="Times New Roman"/>
+          <w:b/>
+          <w:bCs/>
+          <w:noProof/>
+          <w:sz w:val="28"/>
+          <w:szCs w:val="28"/>
+        </w:rPr>
+        <w:drawing>
+          <wp:inline distT="0" distB="0" distL="0" distR="0" wp14:anchorId="5220BD9A" wp14:editId="4D1695E2">
+            <wp:extent cx="3124361" cy="819192"/>
+            <wp:effectExtent l="0" t="0" r="0" b="0"/>
+            <wp:docPr id="2079337225" name="Picture 1"/>
+            <wp:cNvGraphicFramePr>
+              <a:graphicFrameLocks xmlns:a="http://schemas.openxmlformats.org/drawingml/2006/main" noChangeAspect="1"/>
+            </wp:cNvGraphicFramePr>
+            <a:graphic xmlns:a="http://schemas.openxmlformats.org/drawingml/2006/main">
+              <a:graphicData uri="http://schemas.openxmlformats.org/drawingml/2006/picture">
+                <pic:pic xmlns:pic="http://schemas.openxmlformats.org/drawingml/2006/picture">
+                  <pic:nvPicPr>
+                    <pic:cNvPr id="2079337225" name=""/>
+                    <pic:cNvPicPr/>
+                  </pic:nvPicPr>
+                  <pic:blipFill>
+                    <a:blip r:embed="rId43"/>
+                    <a:stretch>
+                      <a:fillRect/>
+                    </a:stretch>
+                  </pic:blipFill>
+                  <pic:spPr>
+                    <a:xfrm>
+                      <a:off x="0" y="0"/>
+                      <a:ext cx="3124361" cy="819192"/>
+                    </a:xfrm>
+                    <a:prstGeom prst="rect">
+                      <a:avLst/>
+                    </a:prstGeom>
+                  </pic:spPr>
+                </pic:pic>
+              </a:graphicData>
+            </a:graphic>
+          </wp:inline>
+        </w:drawing>
+      </w:r>
+    </w:p>
+    <w:p>
+      <w:pPr>
+        <w:rPr>
+          <w:rFonts w:ascii="Times New Roman" w:hAnsi="Times New Roman" w:cs="Times New Roman"/>
+          <w:b/>
+          <w:bCs/>
+          <w:sz w:val="28"/>
+          <w:szCs w:val="28"/>
+        </w:rPr>
+      </w:pPr>
+      <w:r>
+        <w:rPr>
+          <w:rFonts w:ascii="Times New Roman" w:hAnsi="Times New Roman" w:cs="Times New Roman"/>
+          <w:b/>
+          <w:bCs/>
+          <w:sz w:val="28"/>
+          <w:szCs w:val="28"/>
+        </w:rPr>
+        <w:t>because y is just a reference to the same array x</w:t>
+      </w:r>
+    </w:p>
+    <w:p>
+      <w:pPr>
+        <w:rPr>
+          <w:rFonts w:ascii="Times New Roman" w:hAnsi="Times New Roman" w:cs="Times New Roman"/>
+          <w:b/>
+          <w:bCs/>
+          <w:color w:val="C00000"/>
+          <w:sz w:val="28"/>
+          <w:szCs w:val="28"/>
+        </w:rPr>
+      </w:pPr>
+      <w:r>
+        <w:rPr>
+          <w:rFonts w:ascii="Times New Roman" w:hAnsi="Times New Roman" w:cs="Times New Roman"/>
+          <w:b/>
+          <w:bCs/>
+          <w:color w:val="C00000"/>
+          <w:sz w:val="28"/>
+          <w:szCs w:val="28"/>
+        </w:rPr>
+        <w:lastRenderedPageBreak/>
+        <w:t xml:space="preserve">Need not to change </w:t>
+      </w:r>
+      <w:r>
+        <w:rPr>
+          <w:rFonts w:ascii="Times New Roman" w:hAnsi="Times New Roman" w:cs="Times New Roman"/>
+          <w:b/>
+          <w:bCs/>
+          <w:color w:val="C00000"/>
+          <w:sz w:val="28"/>
+          <w:szCs w:val="28"/>
+        </w:rPr>
+        <w:t>p</w:t>
+      </w:r>
+      <w:r>
+        <w:rPr>
+          <w:rFonts w:ascii="Times New Roman" w:hAnsi="Times New Roman" w:cs="Times New Roman"/>
+          <w:b/>
+          <w:bCs/>
+          <w:color w:val="C00000"/>
+          <w:sz w:val="28"/>
+          <w:szCs w:val="28"/>
+        </w:rPr>
+        <w:t xml:space="preserve"> value.</w:t>
+      </w:r>
+    </w:p>
+    <w:p>
+      <w:pPr>
+        <w:rPr>
+          <w:rFonts w:ascii="Times New Roman" w:hAnsi="Times New Roman" w:cs="Times New Roman"/>
+          <w:b/>
+          <w:bCs/>
+          <w:sz w:val="28"/>
+          <w:szCs w:val="28"/>
+        </w:rPr>
+      </w:pPr>
+      <w:r>
+        <w:rPr>
+          <w:rFonts w:ascii="Times New Roman" w:hAnsi="Times New Roman" w:cs="Times New Roman"/>
+          <w:b/>
+          <w:bCs/>
+          <w:noProof/>
+          <w:sz w:val="28"/>
+          <w:szCs w:val="28"/>
+        </w:rPr>
+        <w:drawing>
+          <wp:inline distT="0" distB="0" distL="0" distR="0" wp14:anchorId="06D0799A" wp14:editId="06D5B801">
+            <wp:extent cx="4997707" cy="1282766"/>
+            <wp:effectExtent l="0" t="0" r="0" b="0"/>
+            <wp:docPr id="687466872" name="Picture 1"/>
+            <wp:cNvGraphicFramePr>
+              <a:graphicFrameLocks xmlns:a="http://schemas.openxmlformats.org/drawingml/2006/main" noChangeAspect="1"/>
+            </wp:cNvGraphicFramePr>
+            <a:graphic xmlns:a="http://schemas.openxmlformats.org/drawingml/2006/main">
+              <a:graphicData uri="http://schemas.openxmlformats.org/drawingml/2006/picture">
+                <pic:pic xmlns:pic="http://schemas.openxmlformats.org/drawingml/2006/picture">
+                  <pic:nvPicPr>
+                    <pic:cNvPr id="687466872" name=""/>
+                    <pic:cNvPicPr/>
+                  </pic:nvPicPr>
+                  <pic:blipFill>
+                    <a:blip r:embed="rId44"/>
+                    <a:stretch>
+                      <a:fillRect/>
+                    </a:stretch>
+                  </pic:blipFill>
+                  <pic:spPr>
+                    <a:xfrm>
+                      <a:off x="0" y="0"/>
+                      <a:ext cx="4997707" cy="1282766"/>
+                    </a:xfrm>
+                    <a:prstGeom prst="rect">
+                      <a:avLst/>
+                    </a:prstGeom>
+                  </pic:spPr>
+                </pic:pic>
+              </a:graphicData>
+            </a:graphic>
+          </wp:inline>
+        </w:drawing>
+      </w:r>
+    </w:p>
+    <w:p>
+      <w:pPr>
+        <w:rPr>
+          <w:rFonts w:ascii="Times New Roman" w:hAnsi="Times New Roman" w:cs="Times New Roman"/>
+          <w:b/>
+          <w:bCs/>
+          <w:color w:val="C00000"/>
+          <w:sz w:val="28"/>
+          <w:szCs w:val="28"/>
+        </w:rPr>
+      </w:pPr>
+      <w:r>
+        <w:rPr>
+          <w:rFonts w:ascii="Times New Roman" w:hAnsi="Times New Roman" w:cs="Times New Roman"/>
+          <w:b/>
+          <w:bCs/>
+          <w:color w:val="C00000"/>
+          <w:sz w:val="28"/>
+          <w:szCs w:val="28"/>
+        </w:rPr>
+        <w:t>Just recap</w:t>
+      </w:r>
+    </w:p>
+    <w:p>
+      <w:pPr>
+        <w:rPr>
+          <w:rFonts w:ascii="Times New Roman" w:hAnsi="Times New Roman" w:cs="Times New Roman"/>
+          <w:b/>
+          <w:bCs/>
+          <w:sz w:val="28"/>
+          <w:szCs w:val="28"/>
+        </w:rPr>
+      </w:pPr>
+      <w:r>
+        <w:rPr>
+          <w:rFonts w:ascii="Times New Roman" w:hAnsi="Times New Roman" w:cs="Times New Roman"/>
+          <w:b/>
+          <w:bCs/>
+          <w:noProof/>
+          <w:sz w:val="28"/>
+          <w:szCs w:val="28"/>
+        </w:rPr>
+        <w:drawing>
+          <wp:inline distT="0" distB="0" distL="0" distR="0" wp14:anchorId="50F64C8A" wp14:editId="13E31AAF">
+            <wp:extent cx="4330923" cy="1816193"/>
+            <wp:effectExtent l="0" t="0" r="0" b="0"/>
+            <wp:docPr id="753779883" name="Picture 1"/>
+            <wp:cNvGraphicFramePr>
+              <a:graphicFrameLocks xmlns:a="http://schemas.openxmlformats.org/drawingml/2006/main" noChangeAspect="1"/>
+            </wp:cNvGraphicFramePr>
+            <a:graphic xmlns:a="http://schemas.openxmlformats.org/drawingml/2006/main">
+              <a:graphicData uri="http://schemas.openxmlformats.org/drawingml/2006/picture">
+                <pic:pic xmlns:pic="http://schemas.openxmlformats.org/drawingml/2006/picture">
+                  <pic:nvPicPr>
+                    <pic:cNvPr id="753779883" name=""/>
+                    <pic:cNvPicPr/>
+                  </pic:nvPicPr>
+                  <pic:blipFill>
+                    <a:blip r:embed="rId45"/>
+                    <a:stretch>
+                      <a:fillRect/>
+                    </a:stretch>
+                  </pic:blipFill>
+                  <pic:spPr>
+                    <a:xfrm>
+                      <a:off x="0" y="0"/>
+                      <a:ext cx="4330923" cy="1816193"/>
+                    </a:xfrm>
+                    <a:prstGeom prst="rect">
+                      <a:avLst/>
+                    </a:prstGeom>
+                  </pic:spPr>
+                </pic:pic>
+              </a:graphicData>
+            </a:graphic>
+          </wp:inline>
+        </w:drawing>
+      </w:r>
+    </w:p>
+    <w:p>
+      <w:pPr>
+        <w:rPr>
+          <w:rFonts w:ascii="Times New Roman" w:hAnsi="Times New Roman" w:cs="Times New Roman"/>
+          <w:b/>
+          <w:bCs/>
+          <w:sz w:val="28"/>
+          <w:szCs w:val="28"/>
+        </w:rPr>
+      </w:pPr>
+      <w:r>
+        <w:rPr>
+          <w:rFonts w:ascii="Times New Roman" w:hAnsi="Times New Roman" w:cs="Times New Roman"/>
+          <w:b/>
+          <w:bCs/>
+          <w:sz w:val="28"/>
+          <w:szCs w:val="28"/>
+        </w:rPr>
+        <w:t>Even though we used the spread operator ([...]) to copy the array, it was a shallow copy, not a deep copy.</w:t>
+      </w:r>
+    </w:p>
+    <w:p>
+      <w:pPr>
+        <w:numPr>
+          <w:ilvl w:val="0"/>
+          <w:numId w:val="33"/>
+        </w:numPr>
+        <w:rPr>
+          <w:rFonts w:ascii="Times New Roman" w:hAnsi="Times New Roman" w:cs="Times New Roman"/>
+          <w:b/>
+          <w:bCs/>
+          <w:sz w:val="28"/>
+          <w:szCs w:val="28"/>
+        </w:rPr>
+      </w:pPr>
+      <w:r>
+        <w:rPr>
+          <w:rFonts w:ascii="Times New Roman" w:hAnsi="Times New Roman" w:cs="Times New Roman"/>
+          <w:b/>
+          <w:bCs/>
+          <w:sz w:val="28"/>
+          <w:szCs w:val="28"/>
+        </w:rPr>
+        <w:t xml:space="preserve">copied is a new outer array — </w:t>
+      </w:r>
+      <w:r>
+        <w:rPr>
+          <w:rFonts w:ascii="Segoe UI Emoji" w:hAnsi="Segoe UI Emoji" w:cs="Segoe UI Emoji"/>
+          <w:b/>
+          <w:bCs/>
+          <w:sz w:val="28"/>
+          <w:szCs w:val="28"/>
+        </w:rPr>
+        <w:t>✅</w:t>
+      </w:r>
+      <w:r>
+        <w:rPr>
+          <w:rFonts w:ascii="Times New Roman" w:hAnsi="Times New Roman" w:cs="Times New Roman"/>
+          <w:b/>
+          <w:bCs/>
+          <w:sz w:val="28"/>
+          <w:szCs w:val="28"/>
+        </w:rPr>
+        <w:t xml:space="preserve"> new reference</w:t>
+      </w:r>
+    </w:p>
+    <w:p>
+      <w:pPr>
+        <w:numPr>
+          <w:ilvl w:val="0"/>
+          <w:numId w:val="33"/>
+        </w:numPr>
+        <w:rPr>
+          <w:rFonts w:ascii="Times New Roman" w:hAnsi="Times New Roman" w:cs="Times New Roman"/>
+          <w:b/>
+          <w:bCs/>
+          <w:sz w:val="28"/>
+          <w:szCs w:val="28"/>
+        </w:rPr>
+      </w:pPr>
+      <w:r>
+        <w:rPr>
+          <w:rFonts w:ascii="Times New Roman" w:hAnsi="Times New Roman" w:cs="Times New Roman"/>
+          <w:b/>
+          <w:bCs/>
+          <w:sz w:val="28"/>
+          <w:szCs w:val="28"/>
+        </w:rPr>
+        <w:t>But each inner element (like [1], [2], [3]) is still a reference to the same inner array in memory</w:t>
+      </w:r>
+    </w:p>
+    <w:p>
+      <w:pPr>
+        <w:rPr>
+          <w:rFonts w:ascii="Times New Roman" w:hAnsi="Times New Roman" w:cs="Times New Roman"/>
+          <w:b/>
+          <w:bCs/>
+          <w:sz w:val="28"/>
+          <w:szCs w:val="28"/>
+        </w:rPr>
+      </w:pPr>
+      <w:r>
+        <w:rPr>
+          <w:rFonts w:ascii="Times New Roman" w:hAnsi="Times New Roman" w:cs="Times New Roman"/>
+          <w:b/>
+          <w:bCs/>
+          <w:sz w:val="28"/>
+          <w:szCs w:val="28"/>
+        </w:rPr>
+        <w:drawing>
+          <wp:inline distT="0" distB="0" distL="0" distR="0" wp14:anchorId="0EF1FD58" wp14:editId="7490C22D">
+            <wp:extent cx="3295819" cy="2305168"/>
+            <wp:effectExtent l="0" t="0" r="0" b="0"/>
+            <wp:docPr id="100563680" name="Picture 1"/>
+            <wp:cNvGraphicFramePr>
+              <a:graphicFrameLocks xmlns:a="http://schemas.openxmlformats.org/drawingml/2006/main" noChangeAspect="1"/>
+            </wp:cNvGraphicFramePr>
+            <a:graphic xmlns:a="http://schemas.openxmlformats.org/drawingml/2006/main">
+              <a:graphicData uri="http://schemas.openxmlformats.org/drawingml/2006/picture">
+                <pic:pic xmlns:pic="http://schemas.openxmlformats.org/drawingml/2006/picture">
+                  <pic:nvPicPr>
+                    <pic:cNvPr id="100563680" name=""/>
+                    <pic:cNvPicPr/>
+                  </pic:nvPicPr>
+                  <pic:blipFill>
+                    <a:blip r:embed="rId46"/>
+                    <a:stretch>
+                      <a:fillRect/>
+                    </a:stretch>
+                  </pic:blipFill>
+                  <pic:spPr>
+                    <a:xfrm>
+                      <a:off x="0" y="0"/>
+                      <a:ext cx="3295819" cy="2305168"/>
+                    </a:xfrm>
+                    <a:prstGeom prst="rect">
+                      <a:avLst/>
+                    </a:prstGeom>
+                  </pic:spPr>
+                </pic:pic>
+              </a:graphicData>
+            </a:graphic>
+          </wp:inline>
+        </w:drawing>
+      </w:r>
+      <w:r>
+        <w:rPr>
+          <w:rFonts w:ascii="Times New Roman" w:hAnsi="Times New Roman" w:cs="Times New Roman"/>
+          <w:b/>
+          <w:bCs/>
+          <w:sz w:val="28"/>
+          <w:szCs w:val="28"/>
+        </w:rPr>
+        <w:cr/>
+      </w:r>
+      <w:proofErr w:type="spellStart"/>
+      <w:r>
+        <w:rPr>
+          <w:b/>
+          <w:bCs/>
+          <w:sz w:val="28"/>
+          <w:szCs w:val="28"/>
+        </w:rPr>
+        <w:t>sayHi</w:t>
+      </w:r>
+      <w:proofErr w:type="spellEnd"/>
+      <w:r>
+        <w:rPr>
+          <w:b/>
+          <w:bCs/>
+          <w:sz w:val="28"/>
+          <w:szCs w:val="28"/>
+        </w:rPr>
+        <w:t>() is a regular function (hoisted)</w:t>
+      </w:r>
+    </w:p>
+    <w:p>
+      <w:pPr>
+        <w:rPr>
+          <w:rFonts w:ascii="Times New Roman" w:hAnsi="Times New Roman" w:cs="Times New Roman"/>
+          <w:b/>
+          <w:bCs/>
+          <w:sz w:val="28"/>
+          <w:szCs w:val="28"/>
+        </w:rPr>
+      </w:pPr>
+      <w:r>
+        <w:rPr>
+          <w:rFonts w:ascii="Times New Roman" w:hAnsi="Times New Roman" w:cs="Times New Roman"/>
+          <w:b/>
+          <w:bCs/>
+          <w:sz w:val="28"/>
+          <w:szCs w:val="28"/>
+        </w:rPr>
+        <w:t>greet() is an arrow function (must be declared before calling, and it is)</w:t>
+      </w:r>
+    </w:p>
+    <w:p>
+      <w:pPr>
+        <w:rPr>
+          <w:rFonts w:ascii="Times New Roman" w:hAnsi="Times New Roman" w:cs="Times New Roman"/>
+          <w:b/>
+          <w:bCs/>
+          <w:sz w:val="28"/>
+          <w:szCs w:val="28"/>
+        </w:rPr>
+      </w:pPr>
+      <w:r>
+        <w:rPr>
+          <w:rFonts w:ascii="Times New Roman" w:hAnsi="Times New Roman" w:cs="Times New Roman"/>
+          <w:b/>
+          <w:bCs/>
+          <w:sz w:val="28"/>
+          <w:szCs w:val="28"/>
+        </w:rPr>
+        <w:lastRenderedPageBreak/>
+        <w:drawing>
+          <wp:inline distT="0" distB="0" distL="0" distR="0" wp14:anchorId="64FD4978" wp14:editId="0E1D78CC">
+            <wp:extent cx="5731510" cy="1808480"/>
+            <wp:effectExtent l="0" t="0" r="2540" b="1270"/>
+            <wp:docPr id="1668548435" name="Picture 1"/>
+            <wp:cNvGraphicFramePr>
+              <a:graphicFrameLocks xmlns:a="http://schemas.openxmlformats.org/drawingml/2006/main" noChangeAspect="1"/>
+            </wp:cNvGraphicFramePr>
+            <a:graphic xmlns:a="http://schemas.openxmlformats.org/drawingml/2006/main">
+              <a:graphicData uri="http://schemas.openxmlformats.org/drawingml/2006/picture">
+                <pic:pic xmlns:pic="http://schemas.openxmlformats.org/drawingml/2006/picture">
+                  <pic:nvPicPr>
+                    <pic:cNvPr id="1668548435" name=""/>
+                    <pic:cNvPicPr/>
+                  </pic:nvPicPr>
+                  <pic:blipFill>
+                    <a:blip r:embed="rId47"/>
+                    <a:stretch>
+                      <a:fillRect/>
+                    </a:stretch>
+                  </pic:blipFill>
+                  <pic:spPr>
+                    <a:xfrm>
+                      <a:off x="0" y="0"/>
+                      <a:ext cx="5731510" cy="1808480"/>
+                    </a:xfrm>
+                    <a:prstGeom prst="rect">
+                      <a:avLst/>
+                    </a:prstGeom>
+                  </pic:spPr>
+                </pic:pic>
+              </a:graphicData>
+            </a:graphic>
+          </wp:inline>
+        </w:drawing>
+      </w:r>
+    </w:p>
+    <w:p>
+      <w:pPr>
+        <w:pStyle w:val="Heading1"/>
+      </w:pPr>
+      <w:r>
+        <w:t xml:space="preserve">Write a </w:t>
+      </w:r>
+      <w:proofErr w:type="spellStart"/>
+      <w:r>
+        <w:t>describeUser</w:t>
+      </w:r>
+      <w:proofErr w:type="spellEnd"/>
+      <w:r>
+        <w:t xml:space="preserve"> function that takes a user object:</w:t>
+      </w:r>
+    </w:p>
+    <w:p>
+      <w:r>
+        <w:drawing>
+          <wp:inline distT="0" distB="0" distL="0" distR="0" wp14:anchorId="5F3323F2" wp14:editId="47F6E995">
+            <wp:extent cx="4407126" cy="1530429"/>
+            <wp:effectExtent l="0" t="0" r="0" b="0"/>
+            <wp:docPr id="1163619444" name="Picture 1"/>
+            <wp:cNvGraphicFramePr>
+              <a:graphicFrameLocks xmlns:a="http://schemas.openxmlformats.org/drawingml/2006/main" noChangeAspect="1"/>
+            </wp:cNvGraphicFramePr>
+            <a:graphic xmlns:a="http://schemas.openxmlformats.org/drawingml/2006/main">
+              <a:graphicData uri="http://schemas.openxmlformats.org/drawingml/2006/picture">
+                <pic:pic xmlns:pic="http://schemas.openxmlformats.org/drawingml/2006/picture">
+                  <pic:nvPicPr>
+                    <pic:cNvPr id="1163619444" name=""/>
+                    <pic:cNvPicPr/>
+                  </pic:nvPicPr>
+                  <pic:blipFill>
+                    <a:blip r:embed="rId48"/>
+                    <a:stretch>
+                      <a:fillRect/>
+                    </a:stretch>
+                  </pic:blipFill>
+                  <pic:spPr>
+                    <a:xfrm>
+                      <a:off x="0" y="0"/>
+                      <a:ext cx="4407126" cy="1530429"/>
+                    </a:xfrm>
+                    <a:prstGeom prst="rect">
+                      <a:avLst/>
+                    </a:prstGeom>
+                  </pic:spPr>
+                </pic:pic>
+              </a:graphicData>
+            </a:graphic>
+          </wp:inline>
+        </w:drawing>
+      </w:r>
+    </w:p>
+    <w:p>
+      <w:r>
+        <w:drawing>
+          <wp:inline distT="0" distB="0" distL="0" distR="0" wp14:anchorId="25CF67C7" wp14:editId="20CCF232">
+            <wp:extent cx="5473981" cy="2362321"/>
+            <wp:effectExtent l="0" t="0" r="0" b="0"/>
+            <wp:docPr id="1259355120" name="Picture 1"/>
+            <wp:cNvGraphicFramePr>
+              <a:graphicFrameLocks xmlns:a="http://schemas.openxmlformats.org/drawingml/2006/main" noChangeAspect="1"/>
+            </wp:cNvGraphicFramePr>
+            <a:graphic xmlns:a="http://schemas.openxmlformats.org/drawingml/2006/main">
+              <a:graphicData uri="http://schemas.openxmlformats.org/drawingml/2006/picture">
+                <pic:pic xmlns:pic="http://schemas.openxmlformats.org/drawingml/2006/picture">
+                  <pic:nvPicPr>
+                    <pic:cNvPr id="1259355120" name=""/>
+                    <pic:cNvPicPr/>
+                  </pic:nvPicPr>
+                  <pic:blipFill>
+                    <a:blip r:embed="rId49"/>
+                    <a:stretch>
+                      <a:fillRect/>
+                    </a:stretch>
+                  </pic:blipFill>
+                  <pic:spPr>
+                    <a:xfrm>
+                      <a:off x="0" y="0"/>
+                      <a:ext cx="5473981" cy="2362321"/>
+                    </a:xfrm>
+                    <a:prstGeom prst="rect">
+                      <a:avLst/>
+                    </a:prstGeom>
+                  </pic:spPr>
+                </pic:pic>
+              </a:graphicData>
+            </a:graphic>
+          </wp:inline>
+        </w:drawing>
+      </w:r>
+    </w:p>
+    <w:p>
+      <w:pPr>
+        <w:rPr>
+          <w:rFonts w:ascii="Times New Roman" w:hAnsi="Times New Roman" w:cs="Times New Roman"/>
+          <w:b/>
+          <w:bCs/>
+          <w:color w:val="C00000"/>
+          <w:sz w:val="28"/>
+          <w:szCs w:val="28"/>
+        </w:rPr>
+      </w:pPr>
+      <w:r>
+        <w:rPr>
+          <w:rFonts w:ascii="Times New Roman" w:hAnsi="Times New Roman" w:cs="Times New Roman"/>
+          <w:b/>
+          <w:bCs/>
+          <w:color w:val="C00000"/>
+          <w:sz w:val="28"/>
+          <w:szCs w:val="28"/>
+        </w:rPr>
+        <w:t>Using Map</w:t>
+      </w:r>
+    </w:p>
+    <w:p>
+      <w:r>
+        <w:drawing>
+          <wp:inline distT="0" distB="0" distL="0" distR="0" wp14:anchorId="12508057" wp14:editId="35583AD6">
+            <wp:extent cx="5073911" cy="1378021"/>
+            <wp:effectExtent l="0" t="0" r="0" b="0"/>
+            <wp:docPr id="1605116675" name="Picture 1"/>
+            <wp:cNvGraphicFramePr>
+              <a:graphicFrameLocks xmlns:a="http://schemas.openxmlformats.org/drawingml/2006/main" noChangeAspect="1"/>
+            </wp:cNvGraphicFramePr>
+            <a:graphic xmlns:a="http://schemas.openxmlformats.org/drawingml/2006/main">
+              <a:graphicData uri="http://schemas.openxmlformats.org/drawingml/2006/picture">
+                <pic:pic xmlns:pic="http://schemas.openxmlformats.org/drawingml/2006/picture">
+                  <pic:nvPicPr>
+                    <pic:cNvPr id="1605116675" name=""/>
+                    <pic:cNvPicPr/>
+                  </pic:nvPicPr>
+                  <pic:blipFill>
+                    <a:blip r:embed="rId50"/>
+                    <a:stretch>
+                      <a:fillRect/>
+                    </a:stretch>
+                  </pic:blipFill>
+                  <pic:spPr>
+                    <a:xfrm>
+                      <a:off x="0" y="0"/>
+                      <a:ext cx="5073911" cy="1378021"/>
+                    </a:xfrm>
+                    <a:prstGeom prst="rect">
+                      <a:avLst/>
+                    </a:prstGeom>
+                  </pic:spPr>
+                </pic:pic>
+              </a:graphicData>
+            </a:graphic>
+          </wp:inline>
+        </w:drawing>
+      </w:r>
+    </w:p>
+    <w:p>
+      <w:r>
+        <w:lastRenderedPageBreak/>
+        <w:drawing>
+          <wp:inline distT="0" distB="0" distL="0" distR="0" wp14:anchorId="256C5994" wp14:editId="48B538B7">
+            <wp:extent cx="5677192" cy="1854295"/>
+            <wp:effectExtent l="0" t="0" r="0" b="0"/>
+            <wp:docPr id="222944748" name="Picture 1"/>
+            <wp:cNvGraphicFramePr>
+              <a:graphicFrameLocks xmlns:a="http://schemas.openxmlformats.org/drawingml/2006/main" noChangeAspect="1"/>
+            </wp:cNvGraphicFramePr>
+            <a:graphic xmlns:a="http://schemas.openxmlformats.org/drawingml/2006/main">
+              <a:graphicData uri="http://schemas.openxmlformats.org/drawingml/2006/picture">
+                <pic:pic xmlns:pic="http://schemas.openxmlformats.org/drawingml/2006/picture">
+                  <pic:nvPicPr>
+                    <pic:cNvPr id="222944748" name=""/>
+                    <pic:cNvPicPr/>
+                  </pic:nvPicPr>
+                  <pic:blipFill>
+                    <a:blip r:embed="rId51"/>
+                    <a:stretch>
+                      <a:fillRect/>
+                    </a:stretch>
+                  </pic:blipFill>
+                  <pic:spPr>
+                    <a:xfrm>
+                      <a:off x="0" y="0"/>
+                      <a:ext cx="5677192" cy="1854295"/>
+                    </a:xfrm>
+                    <a:prstGeom prst="rect">
+                      <a:avLst/>
+                    </a:prstGeom>
+                  </pic:spPr>
+                </pic:pic>
+              </a:graphicData>
+            </a:graphic>
+          </wp:inline>
+        </w:drawing>
+      </w:r>
+    </w:p>
+    <w:p>
+      <w:pPr>
+        <w:rPr>
+          <w:rFonts w:ascii="Times New Roman" w:hAnsi="Times New Roman" w:cs="Times New Roman"/>
+          <w:b/>
+          <w:bCs/>
+          <w:color w:val="C00000"/>
+          <w:sz w:val="28"/>
+          <w:szCs w:val="28"/>
+        </w:rPr>
+      </w:pPr>
+      <w:r>
+        <w:rPr>
+          <w:rFonts w:ascii="Times New Roman" w:hAnsi="Times New Roman" w:cs="Times New Roman"/>
+          <w:b/>
+          <w:bCs/>
+          <w:color w:val="C00000"/>
+          <w:sz w:val="28"/>
+          <w:szCs w:val="28"/>
+        </w:rPr>
+        <w:t>Coding’s</w:t>
+      </w:r>
+      <w:r>
+        <w:rPr>
+          <w:rFonts w:ascii="Times New Roman" w:hAnsi="Times New Roman" w:cs="Times New Roman"/>
+          <w:b/>
+          <w:bCs/>
+          <w:color w:val="C00000"/>
+          <w:sz w:val="28"/>
+          <w:szCs w:val="28"/>
+        </w:rPr>
+        <w:t xml:space="preserve"> with filter concept</w:t>
+      </w:r>
+    </w:p>
+    <w:p>
+      <w:r>
+        <w:drawing>
+          <wp:inline distT="0" distB="0" distL="0" distR="0" wp14:anchorId="209D99E5" wp14:editId="7198A9B7">
+            <wp:extent cx="5731510" cy="3627755"/>
+            <wp:effectExtent l="0" t="0" r="2540" b="0"/>
+            <wp:docPr id="320178139" name="Picture 1"/>
+            <wp:cNvGraphicFramePr>
+              <a:graphicFrameLocks xmlns:a="http://schemas.openxmlformats.org/drawingml/2006/main" noChangeAspect="1"/>
+            </wp:cNvGraphicFramePr>
+            <a:graphic xmlns:a="http://schemas.openxmlformats.org/drawingml/2006/main">
+              <a:graphicData uri="http://schemas.openxmlformats.org/drawingml/2006/picture">
+                <pic:pic xmlns:pic="http://schemas.openxmlformats.org/drawingml/2006/picture">
+                  <pic:nvPicPr>
+                    <pic:cNvPr id="320178139" name=""/>
+                    <pic:cNvPicPr/>
+                  </pic:nvPicPr>
+                  <pic:blipFill>
+                    <a:blip r:embed="rId52"/>
+                    <a:stretch>
+                      <a:fillRect/>
+                    </a:stretch>
+                  </pic:blipFill>
+                  <pic:spPr>
+                    <a:xfrm>
+                      <a:off x="0" y="0"/>
+                      <a:ext cx="5731510" cy="3627755"/>
+                    </a:xfrm>
+                    <a:prstGeom prst="rect">
+                      <a:avLst/>
+                    </a:prstGeom>
+                  </pic:spPr>
+                </pic:pic>
+              </a:graphicData>
+            </a:graphic>
+          </wp:inline>
+        </w:drawing>
+      </w:r>
+    </w:p>
     <w:sectPr>
       <w:pgSz w:w="11906" w:h="16838"/>
       <w:pgMar w:top="1440" w:right="1440" w:bottom="1440" w:left="1440" w:header="708" w:footer="708" w:gutter="0"/>
@@ -19519,6 +23778,155 @@
     </w:lvl>
   </w:abstractNum>
   <w:abstractNum w:abstractNumId="9" w15:restartNumberingAfterBreak="0">
+    <w:nsid w:val="1E655336"/>
+    <w:multiLevelType w:val="multilevel"/>
+    <w:tmpl w:val="E8A49770"/>
+    <w:lvl w:ilvl="0">
+      <w:start w:val="1"/>
+      <w:numFmt w:val="bullet"/>
+      <w:lvlText w:val=""/>
+      <w:lvlJc w:val="left"/>
+      <w:pPr>
+        <w:tabs>
+          <w:tab w:val="num" w:pos="720"/>
+        </w:tabs>
+        <w:ind w:left="720" w:hanging="360"/>
+      </w:pPr>
+      <w:rPr>
+        <w:rFonts w:ascii="Symbol" w:hAnsi="Symbol" w:hint="default"/>
+        <w:sz w:val="20"/>
+      </w:rPr>
+    </w:lvl>
+    <w:lvl w:ilvl="1" w:tentative="1">
+      <w:start w:val="1"/>
+      <w:numFmt w:val="bullet"/>
+      <w:lvlText w:val="o"/>
+      <w:lvlJc w:val="left"/>
+      <w:pPr>
+        <w:tabs>
+          <w:tab w:val="num" w:pos="1440"/>
+        </w:tabs>
+        <w:ind w:left="1440" w:hanging="360"/>
+      </w:pPr>
+      <w:rPr>
+        <w:rFonts w:ascii="Courier New" w:hAnsi="Courier New" w:hint="default"/>
+        <w:sz w:val="20"/>
+      </w:rPr>
+    </w:lvl>
+    <w:lvl w:ilvl="2" w:tentative="1">
+      <w:start w:val="1"/>
+      <w:numFmt w:val="bullet"/>
+      <w:lvlText w:val=""/>
+      <w:lvlJc w:val="left"/>
+      <w:pPr>
+        <w:tabs>
+          <w:tab w:val="num" w:pos="2160"/>
+        </w:tabs>
+        <w:ind w:left="2160" w:hanging="360"/>
+      </w:pPr>
+      <w:rPr>
+        <w:rFonts w:ascii="Wingdings" w:hAnsi="Wingdings" w:hint="default"/>
+        <w:sz w:val="20"/>
+      </w:rPr>
+    </w:lvl>
+    <w:lvl w:ilvl="3" w:tentative="1">
+      <w:start w:val="1"/>
+      <w:numFmt w:val="bullet"/>
+      <w:lvlText w:val=""/>
+      <w:lvlJc w:val="left"/>
+      <w:pPr>
+        <w:tabs>
+          <w:tab w:val="num" w:pos="2880"/>
+        </w:tabs>
+        <w:ind w:left="2880" w:hanging="360"/>
+      </w:pPr>
+      <w:rPr>
+        <w:rFonts w:ascii="Wingdings" w:hAnsi="Wingdings" w:hint="default"/>
+        <w:sz w:val="20"/>
+      </w:rPr>
+    </w:lvl>
+    <w:lvl w:ilvl="4" w:tentative="1">
+      <w:start w:val="1"/>
+      <w:numFmt w:val="bullet"/>
+      <w:lvlText w:val=""/>
+      <w:lvlJc w:val="left"/>
+      <w:pPr>
+        <w:tabs>
+          <w:tab w:val="num" w:pos="3600"/>
+        </w:tabs>
+        <w:ind w:left="3600" w:hanging="360"/>
+      </w:pPr>
+      <w:rPr>
+        <w:rFonts w:ascii="Wingdings" w:hAnsi="Wingdings" w:hint="default"/>
+        <w:sz w:val="20"/>
+      </w:rPr>
+    </w:lvl>
+    <w:lvl w:ilvl="5" w:tentative="1">
+      <w:start w:val="1"/>
+      <w:numFmt w:val="bullet"/>
+      <w:lvlText w:val=""/>
+      <w:lvlJc w:val="left"/>
+      <w:pPr>
+        <w:tabs>
+          <w:tab w:val="num" w:pos="4320"/>
+        </w:tabs>
+        <w:ind w:left="4320" w:hanging="360"/>
+      </w:pPr>
+      <w:rPr>
+        <w:rFonts w:ascii="Wingdings" w:hAnsi="Wingdings" w:hint="default"/>
+        <w:sz w:val="20"/>
+      </w:rPr>
+    </w:lvl>
+    <w:lvl w:ilvl="6" w:tentative="1">
+      <w:start w:val="1"/>
+      <w:numFmt w:val="bullet"/>
+      <w:lvlText w:val=""/>
+      <w:lvlJc w:val="left"/>
+      <w:pPr>
+        <w:tabs>
+          <w:tab w:val="num" w:pos="5040"/>
+        </w:tabs>
+        <w:ind w:left="5040" w:hanging="360"/>
+      </w:pPr>
+      <w:rPr>
+        <w:rFonts w:ascii="Wingdings" w:hAnsi="Wingdings" w:hint="default"/>
+        <w:sz w:val="20"/>
+      </w:rPr>
+    </w:lvl>
+    <w:lvl w:ilvl="7" w:tentative="1">
+      <w:start w:val="1"/>
+      <w:numFmt w:val="bullet"/>
+      <w:lvlText w:val=""/>
+      <w:lvlJc w:val="left"/>
+      <w:pPr>
+        <w:tabs>
+          <w:tab w:val="num" w:pos="5760"/>
+        </w:tabs>
+        <w:ind w:left="5760" w:hanging="360"/>
+      </w:pPr>
+      <w:rPr>
+        <w:rFonts w:ascii="Wingdings" w:hAnsi="Wingdings" w:hint="default"/>
+        <w:sz w:val="20"/>
+      </w:rPr>
+    </w:lvl>
+    <w:lvl w:ilvl="8" w:tentative="1">
+      <w:start w:val="1"/>
+      <w:numFmt w:val="bullet"/>
+      <w:lvlText w:val=""/>
+      <w:lvlJc w:val="left"/>
+      <w:pPr>
+        <w:tabs>
+          <w:tab w:val="num" w:pos="6480"/>
+        </w:tabs>
+        <w:ind w:left="6480" w:hanging="360"/>
+      </w:pPr>
+      <w:rPr>
+        <w:rFonts w:ascii="Wingdings" w:hAnsi="Wingdings" w:hint="default"/>
+        <w:sz w:val="20"/>
+      </w:rPr>
+    </w:lvl>
+  </w:abstractNum>
+  <w:abstractNum w:abstractNumId="10" w15:restartNumberingAfterBreak="0">
     <w:nsid w:val="1ECE00F5"/>
     <w:multiLevelType w:val="multilevel"/>
     <w:tmpl w:val="D2000A82"/>
@@ -19667,7 +24075,7 @@
       </w:rPr>
     </w:lvl>
   </w:abstractNum>
-  <w:abstractNum w:abstractNumId="10" w15:restartNumberingAfterBreak="0">
+  <w:abstractNum w:abstractNumId="11" w15:restartNumberingAfterBreak="0">
     <w:nsid w:val="22F55C08"/>
     <w:multiLevelType w:val="hybridMultilevel"/>
     <w:tmpl w:val="B3707994"/>
@@ -19780,7 +24188,7 @@
       </w:rPr>
     </w:lvl>
   </w:abstractNum>
-  <w:abstractNum w:abstractNumId="11" w15:restartNumberingAfterBreak="0">
+  <w:abstractNum w:abstractNumId="12" w15:restartNumberingAfterBreak="0">
     <w:nsid w:val="258E73FA"/>
     <w:multiLevelType w:val="multilevel"/>
     <w:tmpl w:val="202490A6"/>
@@ -19929,7 +24337,7 @@
       </w:rPr>
     </w:lvl>
   </w:abstractNum>
-  <w:abstractNum w:abstractNumId="12" w15:restartNumberingAfterBreak="0">
+  <w:abstractNum w:abstractNumId="13" w15:restartNumberingAfterBreak="0">
     <w:nsid w:val="25974D2A"/>
     <w:multiLevelType w:val="hybridMultilevel"/>
     <w:tmpl w:val="0F5EF142"/>
@@ -20042,7 +24450,7 @@
       </w:rPr>
     </w:lvl>
   </w:abstractNum>
-  <w:abstractNum w:abstractNumId="13" w15:restartNumberingAfterBreak="0">
+  <w:abstractNum w:abstractNumId="14" w15:restartNumberingAfterBreak="0">
     <w:nsid w:val="25E153BE"/>
     <w:multiLevelType w:val="multilevel"/>
     <w:tmpl w:val="B14405BE"/>
@@ -20191,7 +24599,7 @@
       </w:rPr>
     </w:lvl>
   </w:abstractNum>
-  <w:abstractNum w:abstractNumId="14" w15:restartNumberingAfterBreak="0">
+  <w:abstractNum w:abstractNumId="15" w15:restartNumberingAfterBreak="0">
     <w:nsid w:val="27CF620A"/>
     <w:multiLevelType w:val="multilevel"/>
     <w:tmpl w:val="8886F63C"/>
@@ -20340,7 +24748,7 @@
       </w:rPr>
     </w:lvl>
   </w:abstractNum>
-  <w:abstractNum w:abstractNumId="15" w15:restartNumberingAfterBreak="0">
+  <w:abstractNum w:abstractNumId="16" w15:restartNumberingAfterBreak="0">
     <w:nsid w:val="297B2078"/>
     <w:multiLevelType w:val="multilevel"/>
     <w:tmpl w:val="B1D24DC4"/>
@@ -20489,7 +24897,7 @@
       </w:rPr>
     </w:lvl>
   </w:abstractNum>
-  <w:abstractNum w:abstractNumId="16" w15:restartNumberingAfterBreak="0">
+  <w:abstractNum w:abstractNumId="17" w15:restartNumberingAfterBreak="0">
     <w:nsid w:val="2A0709B7"/>
     <w:multiLevelType w:val="hybridMultilevel"/>
     <w:tmpl w:val="C0CE16DC"/>
@@ -20602,7 +25010,7 @@
       </w:rPr>
     </w:lvl>
   </w:abstractNum>
-  <w:abstractNum w:abstractNumId="17" w15:restartNumberingAfterBreak="0">
+  <w:abstractNum w:abstractNumId="18" w15:restartNumberingAfterBreak="0">
     <w:nsid w:val="2BFC11AE"/>
     <w:multiLevelType w:val="hybridMultilevel"/>
     <w:tmpl w:val="F8B869A2"/>
@@ -20715,7 +25123,7 @@
       </w:rPr>
     </w:lvl>
   </w:abstractNum>
-  <w:abstractNum w:abstractNumId="18" w15:restartNumberingAfterBreak="0">
+  <w:abstractNum w:abstractNumId="19" w15:restartNumberingAfterBreak="0">
     <w:nsid w:val="2D666FEA"/>
     <w:multiLevelType w:val="hybridMultilevel"/>
     <w:tmpl w:val="E25C853E"/>
@@ -20804,7 +25212,7 @@
       </w:pPr>
     </w:lvl>
   </w:abstractNum>
-  <w:abstractNum w:abstractNumId="19" w15:restartNumberingAfterBreak="0">
+  <w:abstractNum w:abstractNumId="20" w15:restartNumberingAfterBreak="0">
     <w:nsid w:val="2E617CC9"/>
     <w:multiLevelType w:val="multilevel"/>
     <w:tmpl w:val="1A8484CC"/>
@@ -20953,7 +25361,7 @@
       </w:rPr>
     </w:lvl>
   </w:abstractNum>
-  <w:abstractNum w:abstractNumId="20" w15:restartNumberingAfterBreak="0">
+  <w:abstractNum w:abstractNumId="21" w15:restartNumberingAfterBreak="0">
     <w:nsid w:val="30403B11"/>
     <w:multiLevelType w:val="multilevel"/>
     <w:tmpl w:val="69682526"/>
@@ -21102,7 +25510,7 @@
       </w:rPr>
     </w:lvl>
   </w:abstractNum>
-  <w:abstractNum w:abstractNumId="21" w15:restartNumberingAfterBreak="0">
+  <w:abstractNum w:abstractNumId="22" w15:restartNumberingAfterBreak="0">
     <w:nsid w:val="30B3028C"/>
     <w:multiLevelType w:val="hybridMultilevel"/>
     <w:tmpl w:val="B12A44E6"/>
@@ -21215,7 +25623,156 @@
       </w:rPr>
     </w:lvl>
   </w:abstractNum>
-  <w:abstractNum w:abstractNumId="22" w15:restartNumberingAfterBreak="0">
+  <w:abstractNum w:abstractNumId="23" w15:restartNumberingAfterBreak="0">
+    <w:nsid w:val="34364773"/>
+    <w:multiLevelType w:val="multilevel"/>
+    <w:tmpl w:val="96945B1C"/>
+    <w:lvl w:ilvl="0">
+      <w:start w:val="1"/>
+      <w:numFmt w:val="bullet"/>
+      <w:lvlText w:val=""/>
+      <w:lvlJc w:val="left"/>
+      <w:pPr>
+        <w:tabs>
+          <w:tab w:val="num" w:pos="720"/>
+        </w:tabs>
+        <w:ind w:left="720" w:hanging="360"/>
+      </w:pPr>
+      <w:rPr>
+        <w:rFonts w:ascii="Symbol" w:hAnsi="Symbol" w:hint="default"/>
+        <w:sz w:val="20"/>
+      </w:rPr>
+    </w:lvl>
+    <w:lvl w:ilvl="1" w:tentative="1">
+      <w:start w:val="1"/>
+      <w:numFmt w:val="bullet"/>
+      <w:lvlText w:val="o"/>
+      <w:lvlJc w:val="left"/>
+      <w:pPr>
+        <w:tabs>
+          <w:tab w:val="num" w:pos="1440"/>
+        </w:tabs>
+        <w:ind w:left="1440" w:hanging="360"/>
+      </w:pPr>
+      <w:rPr>
+        <w:rFonts w:ascii="Courier New" w:hAnsi="Courier New" w:hint="default"/>
+        <w:sz w:val="20"/>
+      </w:rPr>
+    </w:lvl>
+    <w:lvl w:ilvl="2" w:tentative="1">
+      <w:start w:val="1"/>
+      <w:numFmt w:val="bullet"/>
+      <w:lvlText w:val=""/>
+      <w:lvlJc w:val="left"/>
+      <w:pPr>
+        <w:tabs>
+          <w:tab w:val="num" w:pos="2160"/>
+        </w:tabs>
+        <w:ind w:left="2160" w:hanging="360"/>
+      </w:pPr>
+      <w:rPr>
+        <w:rFonts w:ascii="Wingdings" w:hAnsi="Wingdings" w:hint="default"/>
+        <w:sz w:val="20"/>
+      </w:rPr>
+    </w:lvl>
+    <w:lvl w:ilvl="3" w:tentative="1">
+      <w:start w:val="1"/>
+      <w:numFmt w:val="bullet"/>
+      <w:lvlText w:val=""/>
+      <w:lvlJc w:val="left"/>
+      <w:pPr>
+        <w:tabs>
+          <w:tab w:val="num" w:pos="2880"/>
+        </w:tabs>
+        <w:ind w:left="2880" w:hanging="360"/>
+      </w:pPr>
+      <w:rPr>
+        <w:rFonts w:ascii="Wingdings" w:hAnsi="Wingdings" w:hint="default"/>
+        <w:sz w:val="20"/>
+      </w:rPr>
+    </w:lvl>
+    <w:lvl w:ilvl="4" w:tentative="1">
+      <w:start w:val="1"/>
+      <w:numFmt w:val="bullet"/>
+      <w:lvlText w:val=""/>
+      <w:lvlJc w:val="left"/>
+      <w:pPr>
+        <w:tabs>
+          <w:tab w:val="num" w:pos="3600"/>
+        </w:tabs>
+        <w:ind w:left="3600" w:hanging="360"/>
+      </w:pPr>
+      <w:rPr>
+        <w:rFonts w:ascii="Wingdings" w:hAnsi="Wingdings" w:hint="default"/>
+        <w:sz w:val="20"/>
+      </w:rPr>
+    </w:lvl>
+    <w:lvl w:ilvl="5" w:tentative="1">
+      <w:start w:val="1"/>
+      <w:numFmt w:val="bullet"/>
+      <w:lvlText w:val=""/>
+      <w:lvlJc w:val="left"/>
+      <w:pPr>
+        <w:tabs>
+          <w:tab w:val="num" w:pos="4320"/>
+        </w:tabs>
+        <w:ind w:left="4320" w:hanging="360"/>
+      </w:pPr>
+      <w:rPr>
+        <w:rFonts w:ascii="Wingdings" w:hAnsi="Wingdings" w:hint="default"/>
+        <w:sz w:val="20"/>
+      </w:rPr>
+    </w:lvl>
+    <w:lvl w:ilvl="6" w:tentative="1">
+      <w:start w:val="1"/>
+      <w:numFmt w:val="bullet"/>
+      <w:lvlText w:val=""/>
+      <w:lvlJc w:val="left"/>
+      <w:pPr>
+        <w:tabs>
+          <w:tab w:val="num" w:pos="5040"/>
+        </w:tabs>
+        <w:ind w:left="5040" w:hanging="360"/>
+      </w:pPr>
+      <w:rPr>
+        <w:rFonts w:ascii="Wingdings" w:hAnsi="Wingdings" w:hint="default"/>
+        <w:sz w:val="20"/>
+      </w:rPr>
+    </w:lvl>
+    <w:lvl w:ilvl="7" w:tentative="1">
+      <w:start w:val="1"/>
+      <w:numFmt w:val="bullet"/>
+      <w:lvlText w:val=""/>
+      <w:lvlJc w:val="left"/>
+      <w:pPr>
+        <w:tabs>
+          <w:tab w:val="num" w:pos="5760"/>
+        </w:tabs>
+        <w:ind w:left="5760" w:hanging="360"/>
+      </w:pPr>
+      <w:rPr>
+        <w:rFonts w:ascii="Wingdings" w:hAnsi="Wingdings" w:hint="default"/>
+        <w:sz w:val="20"/>
+      </w:rPr>
+    </w:lvl>
+    <w:lvl w:ilvl="8" w:tentative="1">
+      <w:start w:val="1"/>
+      <w:numFmt w:val="bullet"/>
+      <w:lvlText w:val=""/>
+      <w:lvlJc w:val="left"/>
+      <w:pPr>
+        <w:tabs>
+          <w:tab w:val="num" w:pos="6480"/>
+        </w:tabs>
+        <w:ind w:left="6480" w:hanging="360"/>
+      </w:pPr>
+      <w:rPr>
+        <w:rFonts w:ascii="Wingdings" w:hAnsi="Wingdings" w:hint="default"/>
+        <w:sz w:val="20"/>
+      </w:rPr>
+    </w:lvl>
+  </w:abstractNum>
+  <w:abstractNum w:abstractNumId="24" w15:restartNumberingAfterBreak="0">
     <w:nsid w:val="393C68CB"/>
     <w:multiLevelType w:val="multilevel"/>
     <w:tmpl w:val="0268CD2C"/>
@@ -21364,7 +25921,7 @@
       </w:rPr>
     </w:lvl>
   </w:abstractNum>
-  <w:abstractNum w:abstractNumId="23" w15:restartNumberingAfterBreak="0">
+  <w:abstractNum w:abstractNumId="25" w15:restartNumberingAfterBreak="0">
     <w:nsid w:val="3B1F5768"/>
     <w:multiLevelType w:val="multilevel"/>
     <w:tmpl w:val="0B0AC9F0"/>
@@ -21513,7 +26070,7 @@
       </w:rPr>
     </w:lvl>
   </w:abstractNum>
-  <w:abstractNum w:abstractNumId="24" w15:restartNumberingAfterBreak="0">
+  <w:abstractNum w:abstractNumId="26" w15:restartNumberingAfterBreak="0">
     <w:nsid w:val="4286483A"/>
     <w:multiLevelType w:val="multilevel"/>
     <w:tmpl w:val="4654595E"/>
@@ -21662,7 +26219,7 @@
       </w:rPr>
     </w:lvl>
   </w:abstractNum>
-  <w:abstractNum w:abstractNumId="25" w15:restartNumberingAfterBreak="0">
+  <w:abstractNum w:abstractNumId="27" w15:restartNumberingAfterBreak="0">
     <w:nsid w:val="46A9054A"/>
     <w:multiLevelType w:val="hybridMultilevel"/>
     <w:tmpl w:val="3CB0A4FA"/>
@@ -21775,7 +26332,7 @@
       </w:rPr>
     </w:lvl>
   </w:abstractNum>
-  <w:abstractNum w:abstractNumId="26" w15:restartNumberingAfterBreak="0">
+  <w:abstractNum w:abstractNumId="28" w15:restartNumberingAfterBreak="0">
     <w:nsid w:val="46C35780"/>
     <w:multiLevelType w:val="hybridMultilevel"/>
     <w:tmpl w:val="308CC3D6"/>
@@ -21888,7 +26445,156 @@
       </w:rPr>
     </w:lvl>
   </w:abstractNum>
-  <w:abstractNum w:abstractNumId="27" w15:restartNumberingAfterBreak="0">
+  <w:abstractNum w:abstractNumId="29" w15:restartNumberingAfterBreak="0">
+    <w:nsid w:val="46CE05FC"/>
+    <w:multiLevelType w:val="multilevel"/>
+    <w:tmpl w:val="6D223494"/>
+    <w:lvl w:ilvl="0">
+      <w:start w:val="1"/>
+      <w:numFmt w:val="bullet"/>
+      <w:lvlText w:val=""/>
+      <w:lvlJc w:val="left"/>
+      <w:pPr>
+        <w:tabs>
+          <w:tab w:val="num" w:pos="720"/>
+        </w:tabs>
+        <w:ind w:left="720" w:hanging="360"/>
+      </w:pPr>
+      <w:rPr>
+        <w:rFonts w:ascii="Symbol" w:hAnsi="Symbol" w:hint="default"/>
+        <w:sz w:val="20"/>
+      </w:rPr>
+    </w:lvl>
+    <w:lvl w:ilvl="1" w:tentative="1">
+      <w:start w:val="1"/>
+      <w:numFmt w:val="bullet"/>
+      <w:lvlText w:val="o"/>
+      <w:lvlJc w:val="left"/>
+      <w:pPr>
+        <w:tabs>
+          <w:tab w:val="num" w:pos="1440"/>
+        </w:tabs>
+        <w:ind w:left="1440" w:hanging="360"/>
+      </w:pPr>
+      <w:rPr>
+        <w:rFonts w:ascii="Courier New" w:hAnsi="Courier New" w:hint="default"/>
+        <w:sz w:val="20"/>
+      </w:rPr>
+    </w:lvl>
+    <w:lvl w:ilvl="2" w:tentative="1">
+      <w:start w:val="1"/>
+      <w:numFmt w:val="bullet"/>
+      <w:lvlText w:val=""/>
+      <w:lvlJc w:val="left"/>
+      <w:pPr>
+        <w:tabs>
+          <w:tab w:val="num" w:pos="2160"/>
+        </w:tabs>
+        <w:ind w:left="2160" w:hanging="360"/>
+      </w:pPr>
+      <w:rPr>
+        <w:rFonts w:ascii="Wingdings" w:hAnsi="Wingdings" w:hint="default"/>
+        <w:sz w:val="20"/>
+      </w:rPr>
+    </w:lvl>
+    <w:lvl w:ilvl="3" w:tentative="1">
+      <w:start w:val="1"/>
+      <w:numFmt w:val="bullet"/>
+      <w:lvlText w:val=""/>
+      <w:lvlJc w:val="left"/>
+      <w:pPr>
+        <w:tabs>
+          <w:tab w:val="num" w:pos="2880"/>
+        </w:tabs>
+        <w:ind w:left="2880" w:hanging="360"/>
+      </w:pPr>
+      <w:rPr>
+        <w:rFonts w:ascii="Wingdings" w:hAnsi="Wingdings" w:hint="default"/>
+        <w:sz w:val="20"/>
+      </w:rPr>
+    </w:lvl>
+    <w:lvl w:ilvl="4" w:tentative="1">
+      <w:start w:val="1"/>
+      <w:numFmt w:val="bullet"/>
+      <w:lvlText w:val=""/>
+      <w:lvlJc w:val="left"/>
+      <w:pPr>
+        <w:tabs>
+          <w:tab w:val="num" w:pos="3600"/>
+        </w:tabs>
+        <w:ind w:left="3600" w:hanging="360"/>
+      </w:pPr>
+      <w:rPr>
+        <w:rFonts w:ascii="Wingdings" w:hAnsi="Wingdings" w:hint="default"/>
+        <w:sz w:val="20"/>
+      </w:rPr>
+    </w:lvl>
+    <w:lvl w:ilvl="5" w:tentative="1">
+      <w:start w:val="1"/>
+      <w:numFmt w:val="bullet"/>
+      <w:lvlText w:val=""/>
+      <w:lvlJc w:val="left"/>
+      <w:pPr>
+        <w:tabs>
+          <w:tab w:val="num" w:pos="4320"/>
+        </w:tabs>
+        <w:ind w:left="4320" w:hanging="360"/>
+      </w:pPr>
+      <w:rPr>
+        <w:rFonts w:ascii="Wingdings" w:hAnsi="Wingdings" w:hint="default"/>
+        <w:sz w:val="20"/>
+      </w:rPr>
+    </w:lvl>
+    <w:lvl w:ilvl="6" w:tentative="1">
+      <w:start w:val="1"/>
+      <w:numFmt w:val="bullet"/>
+      <w:lvlText w:val=""/>
+      <w:lvlJc w:val="left"/>
+      <w:pPr>
+        <w:tabs>
+          <w:tab w:val="num" w:pos="5040"/>
+        </w:tabs>
+        <w:ind w:left="5040" w:hanging="360"/>
+      </w:pPr>
+      <w:rPr>
+        <w:rFonts w:ascii="Wingdings" w:hAnsi="Wingdings" w:hint="default"/>
+        <w:sz w:val="20"/>
+      </w:rPr>
+    </w:lvl>
+    <w:lvl w:ilvl="7" w:tentative="1">
+      <w:start w:val="1"/>
+      <w:numFmt w:val="bullet"/>
+      <w:lvlText w:val=""/>
+      <w:lvlJc w:val="left"/>
+      <w:pPr>
+        <w:tabs>
+          <w:tab w:val="num" w:pos="5760"/>
+        </w:tabs>
+        <w:ind w:left="5760" w:hanging="360"/>
+      </w:pPr>
+      <w:rPr>
+        <w:rFonts w:ascii="Wingdings" w:hAnsi="Wingdings" w:hint="default"/>
+        <w:sz w:val="20"/>
+      </w:rPr>
+    </w:lvl>
+    <w:lvl w:ilvl="8" w:tentative="1">
+      <w:start w:val="1"/>
+      <w:numFmt w:val="bullet"/>
+      <w:lvlText w:val=""/>
+      <w:lvlJc w:val="left"/>
+      <w:pPr>
+        <w:tabs>
+          <w:tab w:val="num" w:pos="6480"/>
+        </w:tabs>
+        <w:ind w:left="6480" w:hanging="360"/>
+      </w:pPr>
+      <w:rPr>
+        <w:rFonts w:ascii="Wingdings" w:hAnsi="Wingdings" w:hint="default"/>
+        <w:sz w:val="20"/>
+      </w:rPr>
+    </w:lvl>
+  </w:abstractNum>
+  <w:abstractNum w:abstractNumId="30" w15:restartNumberingAfterBreak="0">
     <w:nsid w:val="611F3BDD"/>
     <w:multiLevelType w:val="multilevel"/>
     <w:tmpl w:val="87C2A11A"/>
@@ -22037,7 +26743,7 @@
       </w:rPr>
     </w:lvl>
   </w:abstractNum>
-  <w:abstractNum w:abstractNumId="28" w15:restartNumberingAfterBreak="0">
+  <w:abstractNum w:abstractNumId="31" w15:restartNumberingAfterBreak="0">
     <w:nsid w:val="6E2E287F"/>
     <w:multiLevelType w:val="multilevel"/>
     <w:tmpl w:val="8E12B8D0"/>
@@ -22186,7 +26892,7 @@
       </w:rPr>
     </w:lvl>
   </w:abstractNum>
-  <w:abstractNum w:abstractNumId="29" w15:restartNumberingAfterBreak="0">
+  <w:abstractNum w:abstractNumId="32" w15:restartNumberingAfterBreak="0">
     <w:nsid w:val="741779E3"/>
     <w:multiLevelType w:val="multilevel"/>
     <w:tmpl w:val="7C1E22DC"/>
@@ -22335,7 +27041,7 @@
       </w:rPr>
     </w:lvl>
   </w:abstractNum>
-  <w:abstractNum w:abstractNumId="30" w15:restartNumberingAfterBreak="0">
+  <w:abstractNum w:abstractNumId="33" w15:restartNumberingAfterBreak="0">
     <w:nsid w:val="75B27753"/>
     <w:multiLevelType w:val="hybridMultilevel"/>
     <w:tmpl w:val="7C56736E"/>
@@ -22424,7 +27130,7 @@
       </w:pPr>
     </w:lvl>
   </w:abstractNum>
-  <w:abstractNum w:abstractNumId="31" w15:restartNumberingAfterBreak="0">
+  <w:abstractNum w:abstractNumId="34" w15:restartNumberingAfterBreak="0">
     <w:nsid w:val="7DA14A6E"/>
     <w:multiLevelType w:val="multilevel"/>
     <w:tmpl w:val="5C7EC246"/>
@@ -22552,31 +27258,31 @@
     <w:abstractNumId w:val="2"/>
   </w:num>
   <w:num w:numId="3" w16cid:durableId="775910054">
-    <w:abstractNumId w:val="17"/>
+    <w:abstractNumId w:val="18"/>
   </w:num>
   <w:num w:numId="4" w16cid:durableId="1354457916">
-    <w:abstractNumId w:val="26"/>
+    <w:abstractNumId w:val="28"/>
   </w:num>
   <w:num w:numId="5" w16cid:durableId="834807716">
     <w:abstractNumId w:val="1"/>
   </w:num>
   <w:num w:numId="6" w16cid:durableId="24527168">
-    <w:abstractNumId w:val="18"/>
+    <w:abstractNumId w:val="19"/>
   </w:num>
   <w:num w:numId="7" w16cid:durableId="711417926">
-    <w:abstractNumId w:val="16"/>
+    <w:abstractNumId w:val="17"/>
   </w:num>
   <w:num w:numId="8" w16cid:durableId="1448892356">
-    <w:abstractNumId w:val="30"/>
+    <w:abstractNumId w:val="33"/>
   </w:num>
   <w:num w:numId="9" w16cid:durableId="1979384539">
-    <w:abstractNumId w:val="21"/>
+    <w:abstractNumId w:val="22"/>
   </w:num>
   <w:num w:numId="10" w16cid:durableId="740568923">
     <w:abstractNumId w:val="5"/>
   </w:num>
   <w:num w:numId="11" w16cid:durableId="92941051">
-    <w:abstractNumId w:val="10"/>
+    <w:abstractNumId w:val="11"/>
   </w:num>
   <w:num w:numId="12" w16cid:durableId="866523153">
     <w:abstractNumId w:val="3"/>
@@ -22585,61 +27291,70 @@
     <w:abstractNumId w:val="0"/>
   </w:num>
   <w:num w:numId="14" w16cid:durableId="781267026">
-    <w:abstractNumId w:val="9"/>
+    <w:abstractNumId w:val="10"/>
   </w:num>
   <w:num w:numId="15" w16cid:durableId="827747903">
-    <w:abstractNumId w:val="25"/>
+    <w:abstractNumId w:val="27"/>
   </w:num>
   <w:num w:numId="16" w16cid:durableId="2107920585">
     <w:abstractNumId w:val="7"/>
   </w:num>
   <w:num w:numId="17" w16cid:durableId="1245411408">
-    <w:abstractNumId w:val="28"/>
+    <w:abstractNumId w:val="31"/>
   </w:num>
   <w:num w:numId="18" w16cid:durableId="1451507747">
+    <w:abstractNumId w:val="21"/>
+  </w:num>
+  <w:num w:numId="19" w16cid:durableId="98068014">
+    <w:abstractNumId w:val="30"/>
+  </w:num>
+  <w:num w:numId="20" w16cid:durableId="2130853666">
     <w:abstractNumId w:val="20"/>
   </w:num>
-  <w:num w:numId="19" w16cid:durableId="98068014">
-    <w:abstractNumId w:val="27"/>
-  </w:num>
-  <w:num w:numId="20" w16cid:durableId="2130853666">
-    <w:abstractNumId w:val="19"/>
-  </w:num>
   <w:num w:numId="21" w16cid:durableId="1632831336">
-    <w:abstractNumId w:val="14"/>
+    <w:abstractNumId w:val="15"/>
   </w:num>
   <w:num w:numId="22" w16cid:durableId="776602565">
     <w:abstractNumId w:val="4"/>
   </w:num>
   <w:num w:numId="23" w16cid:durableId="1358385338">
-    <w:abstractNumId w:val="11"/>
+    <w:abstractNumId w:val="12"/>
   </w:num>
   <w:num w:numId="24" w16cid:durableId="1727102156">
-    <w:abstractNumId w:val="15"/>
+    <w:abstractNumId w:val="16"/>
   </w:num>
   <w:num w:numId="25" w16cid:durableId="1421022808">
-    <w:abstractNumId w:val="13"/>
+    <w:abstractNumId w:val="14"/>
   </w:num>
   <w:num w:numId="26" w16cid:durableId="1169440044">
-    <w:abstractNumId w:val="22"/>
+    <w:abstractNumId w:val="24"/>
   </w:num>
   <w:num w:numId="27" w16cid:durableId="1475293080">
-    <w:abstractNumId w:val="23"/>
+    <w:abstractNumId w:val="25"/>
   </w:num>
   <w:num w:numId="28" w16cid:durableId="871193042">
     <w:abstractNumId w:val="6"/>
   </w:num>
   <w:num w:numId="29" w16cid:durableId="1753352838">
-    <w:abstractNumId w:val="29"/>
+    <w:abstractNumId w:val="32"/>
   </w:num>
   <w:num w:numId="30" w16cid:durableId="2082677908">
-    <w:abstractNumId w:val="24"/>
+    <w:abstractNumId w:val="26"/>
   </w:num>
   <w:num w:numId="31" w16cid:durableId="635650179">
-    <w:abstractNumId w:val="12"/>
+    <w:abstractNumId w:val="13"/>
   </w:num>
   <w:num w:numId="32" w16cid:durableId="1408306700">
-    <w:abstractNumId w:val="31"/>
+    <w:abstractNumId w:val="34"/>
+  </w:num>
+  <w:num w:numId="33" w16cid:durableId="1392146265">
+    <w:abstractNumId w:val="23"/>
+  </w:num>
+  <w:num w:numId="34" w16cid:durableId="250820042">
+    <w:abstractNumId w:val="9"/>
+  </w:num>
+  <w:num w:numId="35" w16cid:durableId="1135180675">
+    <w:abstractNumId w:val="29"/>
   </w:num>
 </w:numbering>
 </file>

--- a/Prereq - Interview prep.docx
+++ b/Prereq - Interview prep.docx
@@ -1232,7 +1232,6 @@
           <w:sz w:val="28"/>
           <w:szCs w:val="28"/>
         </w:rPr>
-        <w:lastRenderedPageBreak/>
         <w:t>Explain the concept of semantic HTML. Why is it important?</w:t>
       </w:r>
     </w:p>
@@ -1709,7 +1708,6 @@
           <w:sz w:val="28"/>
           <w:szCs w:val="28"/>
         </w:rPr>
-        <w:lastRenderedPageBreak/>
         <w:t>Where should &lt;nav&gt; be placed?</w:t>
       </w:r>
       <w:r>
@@ -2502,7 +2500,6 @@
           <w:sz w:val="28"/>
           <w:szCs w:val="28"/>
         </w:rPr>
-        <w:lastRenderedPageBreak/>
         <w:t>What is the Box Model in CSS? How does padding, margin, border, and content interact?</w:t>
       </w:r>
     </w:p>
@@ -3359,7 +3356,6 @@
           <w:sz w:val="28"/>
           <w:szCs w:val="28"/>
         </w:rPr>
-        <w:lastRenderedPageBreak/>
         <w:drawing>
           <wp:inline distT="0" distB="0" distL="0" distR="0" wp14:anchorId="062FBA70" wp14:editId="0C864A82">
             <wp:extent cx="5731510" cy="3347085"/>
@@ -4399,7 +4395,6 @@
           <w:sz w:val="28"/>
           <w:szCs w:val="28"/>
         </w:rPr>
-        <w:lastRenderedPageBreak/>
         <w:t>When should you use Grid over Flexbox?</w:t>
       </w:r>
     </w:p>
@@ -5225,7 +5220,6 @@
             <w14:round/>
           </w14:textOutline>
         </w:rPr>
-        <w:lastRenderedPageBreak/>
         <w:t>DOM Manipulation</w:t>
       </w:r>
       <w:r>
@@ -5970,7 +5964,6 @@
           <w:sz w:val="28"/>
           <w:szCs w:val="28"/>
         </w:rPr>
-        <w:lastRenderedPageBreak/>
         <w:t xml:space="preserve">What are variables and explain the rules to create a variable </w:t>
       </w:r>
     </w:p>
@@ -7090,7 +7083,6 @@
             <w14:round/>
           </w14:textOutline>
         </w:rPr>
-        <w:lastRenderedPageBreak/>
         <w:t xml:space="preserve">A </w:t>
       </w:r>
       <w:r>
@@ -8781,7 +8773,6 @@
           <w:sz w:val="28"/>
           <w:szCs w:val="28"/>
         </w:rPr>
-        <w:lastRenderedPageBreak/>
         <w:t xml:space="preserve">Only the </w:t>
       </w:r>
       <w:r>
@@ -10213,6 +10204,7 @@
       <w:r>
         <w:rPr>
           <w:rFonts w:ascii="Times New Roman" w:hAnsi="Times New Roman" w:cs="Times New Roman"/>
+          <w:noProof/>
           <w:color w:val="000000" w:themeColor="text1"/>
           <w:sz w:val="28"/>
           <w:szCs w:val="28"/>
@@ -10306,21 +10298,21 @@
       <w:r>
         <w:rPr>
           <w:rFonts w:ascii="Times New Roman" w:hAnsi="Times New Roman" w:cs="Times New Roman"/>
-          <w:color w:val="000000" w:themeColor="text1"/>
-          <w:sz w:val="28"/>
-          <w:szCs w:val="28"/>
-          <w14:shadow w14:blurRad="38100" w14:dist="19050" w14:dir="2700000" w14:sx="100000" w14:sy="100000" w14:kx="0" w14:ky="0" w14:algn="tl">
-            <w14:schemeClr w14:val="dk1">
-              <w14:alpha w14:val="60000"/>
-            </w14:schemeClr>
-          </w14:shadow>
-          <w14:textOutline w14:w="0" w14:cap="flat" w14:cmpd="sng" w14:algn="ctr">
-            <w14:noFill/>
-            <w14:prstDash w14:val="solid"/>
-            <w14:round/>
-          </w14:textOutline>
-        </w:rPr>
-        <w:lastRenderedPageBreak/>
+          <w:noProof/>
+          <w:color w:val="000000" w:themeColor="text1"/>
+          <w:sz w:val="28"/>
+          <w:szCs w:val="28"/>
+          <w14:shadow w14:blurRad="38100" w14:dist="19050" w14:dir="2700000" w14:sx="100000" w14:sy="100000" w14:kx="0" w14:ky="0" w14:algn="tl">
+            <w14:schemeClr w14:val="dk1">
+              <w14:alpha w14:val="60000"/>
+            </w14:schemeClr>
+          </w14:shadow>
+          <w14:textOutline w14:w="0" w14:cap="flat" w14:cmpd="sng" w14:algn="ctr">
+            <w14:noFill/>
+            <w14:prstDash w14:val="solid"/>
+            <w14:round/>
+          </w14:textOutline>
+        </w:rPr>
         <w:drawing>
           <wp:inline distT="0" distB="0" distL="0" distR="0" wp14:anchorId="54FE92BF" wp14:editId="689A2B88">
             <wp:extent cx="5731510" cy="1296670"/>
@@ -10400,6 +10392,7 @@
       <w:r>
         <w:rPr>
           <w:rFonts w:ascii="Times New Roman" w:hAnsi="Times New Roman" w:cs="Times New Roman"/>
+          <w:noProof/>
           <w:color w:val="000000" w:themeColor="text1"/>
           <w:sz w:val="28"/>
           <w:szCs w:val="28"/>
@@ -11281,7 +11274,6 @@
             <w14:round/>
           </w14:textOutline>
         </w:rPr>
-        <w:lastRenderedPageBreak/>
         <w:t xml:space="preserve">How to create a Promise </w:t>
       </w:r>
     </w:p>
@@ -11806,7 +11798,6 @@
             <w14:round/>
           </w14:textOutline>
         </w:rPr>
-        <w:lastRenderedPageBreak/>
         <w:t>Accepting Functions: Allows customization and flexibility by passing functions as arguments.</w:t>
       </w:r>
     </w:p>
@@ -12398,6 +12389,9 @@
         </w:rPr>
       </w:pPr>
       <w:r>
+        <w:rPr>
+          <w:noProof/>
+        </w:rPr>
         <w:drawing>
           <wp:inline distT="0" distB="0" distL="0" distR="0" wp14:anchorId="2F1EE25D" wp14:editId="1B746030">
             <wp:extent cx="5731510" cy="1682750"/>
@@ -12610,7 +12604,6 @@
           <w:sz w:val="28"/>
           <w:szCs w:val="28"/>
         </w:rPr>
-        <w:lastRenderedPageBreak/>
         <w:t>How many way</w:t>
       </w:r>
       <w:r>
@@ -13847,7 +13840,6 @@
             <w14:round/>
           </w14:textOutline>
         </w:rPr>
-        <w:lastRenderedPageBreak/>
         <w:t>trim() – removes whitespace</w:t>
       </w:r>
     </w:p>
@@ -15138,7 +15130,6 @@
             <w14:round/>
           </w14:textOutline>
         </w:rPr>
-        <w:lastRenderedPageBreak/>
         <w:t xml:space="preserve">  // code to run repeatedly</w:t>
       </w:r>
     </w:p>
@@ -15699,7 +15690,6 @@
           <w:sz w:val="28"/>
           <w:szCs w:val="28"/>
         </w:rPr>
-        <w:lastRenderedPageBreak/>
         <w:t>Commonly used for lists, collections, sequences.</w:t>
       </w:r>
     </w:p>
@@ -16380,7 +16370,6 @@
           <w:sz w:val="28"/>
           <w:szCs w:val="28"/>
         </w:rPr>
-        <w:lastRenderedPageBreak/>
         <w:t xml:space="preserve">How to create element dynamically using </w:t>
       </w:r>
       <w:proofErr w:type="spellStart"/>
@@ -17121,7 +17110,6 @@
           <w:sz w:val="28"/>
           <w:szCs w:val="28"/>
         </w:rPr>
-        <w:lastRenderedPageBreak/>
         <w:drawing>
           <wp:inline distT="0" distB="0" distL="0" distR="0" wp14:anchorId="6BDE6671" wp14:editId="55FDB424">
             <wp:extent cx="5731510" cy="4598670"/>
@@ -17245,7 +17233,6 @@
           <w:sz w:val="28"/>
           <w:szCs w:val="28"/>
         </w:rPr>
-        <w:lastRenderedPageBreak/>
         <w:t>What is import and export</w:t>
       </w:r>
     </w:p>
@@ -17372,6 +17359,7 @@
       <w:r>
         <w:rPr>
           <w:rFonts w:ascii="Times New Roman" w:hAnsi="Times New Roman" w:cs="Times New Roman"/>
+          <w:noProof/>
           <w:sz w:val="28"/>
           <w:szCs w:val="28"/>
         </w:rPr>
@@ -17531,7 +17519,9 @@
         <w:ind w:left="720"/>
       </w:pPr>
       <w:r>
-        <w:lastRenderedPageBreak/>
+        <w:rPr>
+          <w:noProof/>
+        </w:rPr>
         <w:drawing>
           <wp:inline distT="0" distB="0" distL="0" distR="0" wp14:anchorId="4833CEDA" wp14:editId="06936394">
             <wp:extent cx="3359323" cy="1219263"/>
@@ -17608,6 +17598,9 @@
         <w:ind w:left="720"/>
       </w:pPr>
       <w:r>
+        <w:rPr>
+          <w:noProof/>
+        </w:rPr>
         <w:drawing>
           <wp:inline distT="0" distB="0" distL="0" distR="0" wp14:anchorId="182F30EE" wp14:editId="6574EAB5">
             <wp:extent cx="3435527" cy="1397072"/>
@@ -18329,7 +18322,6 @@
           <w:sz w:val="28"/>
           <w:szCs w:val="28"/>
         </w:rPr>
-        <w:lastRenderedPageBreak/>
         <w:t xml:space="preserve">What are events in </w:t>
       </w:r>
       <w:proofErr w:type="spellStart"/>
@@ -19298,7 +19290,6 @@
           <w:sz w:val="28"/>
           <w:szCs w:val="28"/>
         </w:rPr>
-        <w:lastRenderedPageBreak/>
         <w:t>How do you manage asynchronous operations in large-scale JavaScript apps?</w:t>
       </w:r>
     </w:p>
@@ -20018,7 +20009,6 @@
           <w:sz w:val="28"/>
           <w:szCs w:val="28"/>
         </w:rPr>
-        <w:lastRenderedPageBreak/>
         <w:t>SPLICE and SLICE</w:t>
       </w:r>
     </w:p>
@@ -20289,7 +20279,6 @@
           <w:sz w:val="28"/>
           <w:szCs w:val="28"/>
         </w:rPr>
-        <w:lastRenderedPageBreak/>
         <w:drawing>
           <wp:inline distT="0" distB="0" distL="0" distR="0" wp14:anchorId="764E6B28" wp14:editId="3971C6E2">
             <wp:extent cx="4064209" cy="3111660"/>
@@ -20506,7 +20495,6 @@
           <w:sz w:val="28"/>
           <w:szCs w:val="28"/>
         </w:rPr>
-        <w:lastRenderedPageBreak/>
         <w:t>Find the second largest/second max number from array of numbers.</w:t>
       </w:r>
     </w:p>
@@ -20766,7 +20754,6 @@
           <w:sz w:val="28"/>
           <w:szCs w:val="28"/>
         </w:rPr>
-        <w:lastRenderedPageBreak/>
         <w:drawing>
           <wp:inline distT="0" distB="0" distL="0" distR="0" wp14:anchorId="7E4E6811" wp14:editId="20FB3F07">
             <wp:extent cx="5731510" cy="2552700"/>
@@ -20967,7 +20954,6 @@
           <w:sz w:val="28"/>
           <w:szCs w:val="28"/>
         </w:rPr>
-        <w:lastRenderedPageBreak/>
         <w:t>Convert an array to a comma-separated string</w:t>
       </w:r>
     </w:p>
@@ -21214,7 +21200,6 @@
           <w:sz w:val="28"/>
           <w:szCs w:val="28"/>
         </w:rPr>
-        <w:lastRenderedPageBreak/>
         <w:t>Find the first user who is younger than 30.</w:t>
       </w:r>
     </w:p>
@@ -21355,7 +21340,6 @@
           <w:sz w:val="28"/>
           <w:szCs w:val="28"/>
         </w:rPr>
-        <w:lastRenderedPageBreak/>
         <w:t>Group an array of objects by a specific property</w:t>
       </w:r>
     </w:p>
@@ -21505,7 +21489,6 @@
           <w:sz w:val="28"/>
           <w:szCs w:val="28"/>
         </w:rPr>
-        <w:lastRenderedPageBreak/>
         <w:t>DataTypes</w:t>
       </w:r>
       <w:proofErr w:type="spellEnd"/>
@@ -21981,7 +21964,6 @@
           <w:sz w:val="28"/>
           <w:szCs w:val="28"/>
         </w:rPr>
-        <w:lastRenderedPageBreak/>
         <w:t xml:space="preserve">Need not to change </w:t>
       </w:r>
       <w:r>
@@ -22248,6 +22230,7 @@
           <w:rFonts w:ascii="Times New Roman" w:hAnsi="Times New Roman" w:cs="Times New Roman"/>
           <w:b/>
           <w:bCs/>
+          <w:noProof/>
           <w:sz w:val="28"/>
           <w:szCs w:val="28"/>
         </w:rPr>
@@ -22354,10 +22337,10 @@
           <w:rFonts w:ascii="Times New Roman" w:hAnsi="Times New Roman" w:cs="Times New Roman"/>
           <w:b/>
           <w:bCs/>
-          <w:sz w:val="28"/>
-          <w:szCs w:val="28"/>
-        </w:rPr>
-        <w:lastRenderedPageBreak/>
+          <w:noProof/>
+          <w:sz w:val="28"/>
+          <w:szCs w:val="28"/>
+        </w:rPr>
         <w:drawing>
           <wp:inline distT="0" distB="0" distL="0" distR="0" wp14:anchorId="64FD4978" wp14:editId="0E1D78CC">
             <wp:extent cx="5731510" cy="1808480"/>
@@ -22400,19 +22383,20 @@
         <w:pStyle w:val="Heading1"/>
       </w:pPr>
       <w:r>
-        <w:t xml:space="preserve">Write a </w:t>
-      </w:r>
-      <w:proofErr w:type="spellStart"/>
-      <w:r>
-        <w:t>describeUser</w:t>
-      </w:r>
-      <w:proofErr w:type="spellEnd"/>
-      <w:r>
-        <w:t xml:space="preserve"> function that takes a user object:</w:t>
-      </w:r>
-    </w:p>
-    <w:p>
-      <w:r>
+        <w:t>Write a describe</w:t>
+      </w:r>
+      <w:r>
+        <w:t xml:space="preserve"> </w:t>
+      </w:r>
+      <w:r>
+        <w:t>User function that takes a user object:</w:t>
+      </w:r>
+    </w:p>
+    <w:p>
+      <w:r>
+        <w:rPr>
+          <w:noProof/>
+        </w:rPr>
         <w:drawing>
           <wp:inline distT="0" distB="0" distL="0" distR="0" wp14:anchorId="5F3323F2" wp14:editId="47F6E995">
             <wp:extent cx="4407126" cy="1530429"/>
@@ -22452,6 +22436,9 @@
     </w:p>
     <w:p>
       <w:r>
+        <w:rPr>
+          <w:noProof/>
+        </w:rPr>
         <w:drawing>
           <wp:inline distT="0" distB="0" distL="0" distR="0" wp14:anchorId="25CF67C7" wp14:editId="20CCF232">
             <wp:extent cx="5473981" cy="2362321"/>
@@ -22514,6 +22501,9 @@
     </w:p>
     <w:p>
       <w:r>
+        <w:rPr>
+          <w:noProof/>
+        </w:rPr>
         <w:drawing>
           <wp:inline distT="0" distB="0" distL="0" distR="0" wp14:anchorId="12508057" wp14:editId="35583AD6">
             <wp:extent cx="5073911" cy="1378021"/>
@@ -22553,7 +22543,9 @@
     </w:p>
     <w:p>
       <w:r>
-        <w:lastRenderedPageBreak/>
+        <w:rPr>
+          <w:noProof/>
+        </w:rPr>
         <w:drawing>
           <wp:inline distT="0" distB="0" distL="0" distR="0" wp14:anchorId="256C5994" wp14:editId="48B538B7">
             <wp:extent cx="5677192" cy="1854295"/>
@@ -22627,6 +22619,9 @@
     </w:p>
     <w:p>
       <w:r>
+        <w:rPr>
+          <w:noProof/>
+        </w:rPr>
         <w:drawing>
           <wp:inline distT="0" distB="0" distL="0" distR="0" wp14:anchorId="209D99E5" wp14:editId="7198A9B7">
             <wp:extent cx="5731510" cy="3627755"/>
@@ -27829,6 +27824,7 @@
   <w:style w:type="character" w:default="1" w:styleId="DefaultParagraphFont">
     <w:name w:val="Default Paragraph Font"/>
     <w:uiPriority w:val="1"/>
+    <w:semiHidden/>
     <w:unhideWhenUsed/>
   </w:style>
   <w:style w:type="table" w:default="1" w:styleId="TableNormal">

--- a/Prereq - Interview prep.docx
+++ b/Prereq - Interview prep.docx
@@ -2,6 +2,29 @@
 <file path=word/document.xml><?xml version="1.0" encoding="utf-8"?>
 <w:document xmlns:wpc="http://schemas.microsoft.com/office/word/2010/wordprocessingCanvas" xmlns:cx="http://schemas.microsoft.com/office/drawing/2014/chartex" xmlns:cx1="http://schemas.microsoft.com/office/drawing/2015/9/8/chartex" xmlns:cx2="http://schemas.microsoft.com/office/drawing/2015/10/21/chartex" xmlns:cx3="http://schemas.microsoft.com/office/drawing/2016/5/9/chartex" xmlns:cx4="http://schemas.microsoft.com/office/drawing/2016/5/10/chartex" xmlns:cx5="http://schemas.microsoft.com/office/drawing/2016/5/11/chartex" xmlns:cx6="http://schemas.microsoft.com/office/drawing/2016/5/12/chartex" xmlns:cx7="http://schemas.microsoft.com/office/drawing/2016/5/13/chartex" xmlns:cx8="http://schemas.microsoft.com/office/drawing/2016/5/14/chartex" xmlns:mc="http://schemas.openxmlformats.org/markup-compatibility/2006" xmlns:aink="http://schemas.microsoft.com/office/drawing/2016/ink" xmlns:am3d="http://schemas.microsoft.com/office/drawing/2017/model3d" xmlns:o="urn:schemas-microsoft-com:office:office" xmlns:oel="http://schemas.microsoft.com/office/2019/extlst" xmlns:r="http://schemas.openxmlformats.org/officeDocument/2006/relationships" xmlns:m="http://schemas.openxmlformats.org/officeDocument/2006/math" xmlns:v="urn:schemas-microsoft-com:vml" xmlns:wp14="http://schemas.microsoft.com/office/word/2010/wordprocessingDrawing" xmlns:wp="http://schemas.openxmlformats.org/drawingml/2006/wordprocessingDrawing" xmlns:w10="urn:schemas-microsoft-com:office:word" xmlns:w="http://schemas.openxmlformats.org/wordprocessingml/2006/main" xmlns:w14="http://schemas.microsoft.com/office/word/2010/wordml" xmlns:w15="http://schemas.microsoft.com/office/word/2012/wordml" xmlns:w16cex="http://schemas.microsoft.com/office/word/2018/wordml/cex" xmlns:w16cid="http://schemas.microsoft.com/office/word/2016/wordml/cid" xmlns:w16="http://schemas.microsoft.com/office/word/2018/wordml" xmlns:w16du="http://schemas.microsoft.com/office/word/2023/wordml/word16du" xmlns:w16sdtdh="http://schemas.microsoft.com/office/word/2020/wordml/sdtdatahash" xmlns:w16sdtfl="http://schemas.microsoft.com/office/word/2024/wordml/sdtformatlock" xmlns:w16se="http://schemas.microsoft.com/office/word/2015/wordml/symex" xmlns:wpg="http://schemas.microsoft.com/office/word/2010/wordprocessingGroup" xmlns:wpi="http://schemas.microsoft.com/office/word/2010/wordprocessingInk" xmlns:wne="http://schemas.microsoft.com/office/word/2006/wordml" xmlns:wps="http://schemas.microsoft.com/office/word/2010/wordprocessingShape" mc:Ignorable="w14 w15 w16se w16cid w16 w16cex w16sdtdh w16sdtfl w16du wp14">
   <w:body>
+    <w:p>
+      <w:pPr>
+        <w:pStyle w:val="Heading1"/>
+        <w:keepNext w:val="0"/>
+        <w:keepLines w:val="0"/>
+        <w:spacing w:before="0" w:after="160"/>
+        <w:rPr>
+          <w:rStyle w:val="Hyperlink"/>
+          <w:rFonts w:eastAsiaTheme="minorHAnsi"/>
+          <w:sz w:val="24"/>
+          <w:szCs w:val="24"/>
+        </w:rPr>
+      </w:pPr>
+      <w:r>
+        <w:rPr>
+          <w:rStyle w:val="Hyperlink"/>
+          <w:rFonts w:eastAsiaTheme="minorHAnsi"/>
+          <w:sz w:val="24"/>
+          <w:szCs w:val="24"/>
+        </w:rPr>
+        <w:t>https://github.com/JhanaR/pre-req.git</w:t>
+      </w:r>
+    </w:p>
     <w:p>
       <w:pPr>
         <w:ind w:left="2880" w:firstLine="720"/>
@@ -8428,7 +8451,31 @@
           <w:sz w:val="24"/>
           <w:szCs w:val="24"/>
         </w:rPr>
-        <w:t>What is a first class function? Or What is a first order function?</w:t>
+        <w:t xml:space="preserve">What is a </w:t>
+      </w:r>
+      <w:proofErr w:type="gramStart"/>
+      <w:r>
+        <w:rPr>
+          <w:rFonts w:ascii="Times New Roman" w:hAnsi="Times New Roman" w:cs="Times New Roman"/>
+          <w:b/>
+          <w:bCs/>
+          <w:color w:val="833C0B" w:themeColor="accent2" w:themeShade="80"/>
+          <w:sz w:val="24"/>
+          <w:szCs w:val="24"/>
+        </w:rPr>
+        <w:t>first class</w:t>
+      </w:r>
+      <w:proofErr w:type="gramEnd"/>
+      <w:r>
+        <w:rPr>
+          <w:rFonts w:ascii="Times New Roman" w:hAnsi="Times New Roman" w:cs="Times New Roman"/>
+          <w:b/>
+          <w:bCs/>
+          <w:color w:val="833C0B" w:themeColor="accent2" w:themeShade="80"/>
+          <w:sz w:val="24"/>
+          <w:szCs w:val="24"/>
+        </w:rPr>
+        <w:t xml:space="preserve"> function? Or What is a first order function?</w:t>
       </w:r>
     </w:p>
     <w:p>
@@ -14326,8 +14373,18 @@
           <w:sz w:val="24"/>
           <w:szCs w:val="24"/>
         </w:rPr>
-        <w:t>Form Events etc..</w:t>
-      </w:r>
+        <w:t xml:space="preserve">Form Events </w:t>
+      </w:r>
+      <w:proofErr w:type="gramStart"/>
+      <w:r>
+        <w:rPr>
+          <w:rFonts w:ascii="Times New Roman" w:hAnsi="Times New Roman" w:cs="Times New Roman"/>
+          <w:sz w:val="24"/>
+          <w:szCs w:val="24"/>
+        </w:rPr>
+        <w:t>etc..</w:t>
+      </w:r>
+      <w:proofErr w:type="gramEnd"/>
     </w:p>
     <w:p>
       <w:pPr>
@@ -15295,7 +15352,25 @@
           <w:sz w:val="24"/>
           <w:szCs w:val="24"/>
         </w:rPr>
-        <w:t>Function declarations are hoisted and can be called before they are defined, while function expressions are not hoisted and must be defined before they are called.</w:t>
+        <w:t xml:space="preserve">Function declarations are hoisted and can be called before they are defined, while function expressions are not hoisted and must be defined </w:t>
+      </w:r>
+      <w:proofErr w:type="gramStart"/>
+      <w:r>
+        <w:rPr>
+          <w:rFonts w:ascii="Times New Roman" w:hAnsi="Times New Roman" w:cs="Times New Roman"/>
+          <w:sz w:val="24"/>
+          <w:szCs w:val="24"/>
+        </w:rPr>
+        <w:t>before</w:t>
+      </w:r>
+      <w:proofErr w:type="gramEnd"/>
+      <w:r>
+        <w:rPr>
+          <w:rFonts w:ascii="Times New Roman" w:hAnsi="Times New Roman" w:cs="Times New Roman"/>
+          <w:sz w:val="24"/>
+          <w:szCs w:val="24"/>
+        </w:rPr>
+        <w:t xml:space="preserve"> they are called.</w:t>
       </w:r>
     </w:p>
     <w:p>
@@ -15329,6 +15404,7 @@
         <w:br/>
         <w:t>I use Promises and async/</w:t>
       </w:r>
+      <w:proofErr w:type="gramStart"/>
       <w:r>
         <w:rPr>
           <w:rFonts w:ascii="Times New Roman" w:hAnsi="Times New Roman" w:cs="Times New Roman"/>
@@ -15337,6 +15413,7 @@
         </w:rPr>
         <w:t>await</w:t>
       </w:r>
+      <w:proofErr w:type="gramEnd"/>
       <w:r>
         <w:rPr>
           <w:rFonts w:ascii="Times New Roman" w:hAnsi="Times New Roman" w:cs="Times New Roman"/>
@@ -18658,7 +18735,25 @@
                 <w:sz w:val="24"/>
                 <w:szCs w:val="24"/>
               </w:rPr>
-              <w:t xml:space="preserve">and operand so it return second value </w:t>
+              <w:t xml:space="preserve">and operand so it </w:t>
+            </w:r>
+            <w:proofErr w:type="gramStart"/>
+            <w:r>
+              <w:rPr>
+                <w:rFonts w:ascii="Times New Roman" w:hAnsi="Times New Roman" w:cs="Times New Roman"/>
+                <w:sz w:val="24"/>
+                <w:szCs w:val="24"/>
+              </w:rPr>
+              <w:t>return</w:t>
+            </w:r>
+            <w:proofErr w:type="gramEnd"/>
+            <w:r>
+              <w:rPr>
+                <w:rFonts w:ascii="Times New Roman" w:hAnsi="Times New Roman" w:cs="Times New Roman"/>
+                <w:sz w:val="24"/>
+                <w:szCs w:val="24"/>
+              </w:rPr>
+              <w:t xml:space="preserve"> second value </w:t>
             </w:r>
             <w:proofErr w:type="spellStart"/>
             <w:r>
@@ -21208,6 +21303,7 @@
   <w:style w:type="character" w:default="1" w:styleId="DefaultParagraphFont">
     <w:name w:val="Default Paragraph Font"/>
     <w:uiPriority w:val="1"/>
+    <w:semiHidden/>
     <w:unhideWhenUsed/>
   </w:style>
   <w:style w:type="table" w:default="1" w:styleId="TableNormal">
@@ -21358,6 +21454,17 @@
       <w:i/>
       <w:iCs/>
       <w:color w:val="2F5496" w:themeColor="accent1" w:themeShade="BF"/>
+    </w:rPr>
+  </w:style>
+  <w:style w:type="character" w:styleId="Hyperlink">
+    <w:name w:val="Hyperlink"/>
+    <w:basedOn w:val="DefaultParagraphFont"/>
+    <w:uiPriority w:val="99"/>
+    <w:unhideWhenUsed/>
+    <w:rsid w:val="00DF2070"/>
+    <w:rPr>
+      <w:color w:val="0563C1" w:themeColor="hyperlink"/>
+      <w:u w:val="single"/>
     </w:rPr>
   </w:style>
 </w:styles>

--- a/Prereq - Interview prep.docx
+++ b/Prereq - Interview prep.docx
@@ -684,25 +684,7 @@
           <w:sz w:val="24"/>
           <w:szCs w:val="24"/>
         </w:rPr>
-        <w:t>Graphics: &lt;canvas&gt;, &lt;</w:t>
-      </w:r>
-      <w:proofErr w:type="spellStart"/>
-      <w:r>
-        <w:rPr>
-          <w:rFonts w:ascii="Times New Roman" w:hAnsi="Times New Roman" w:cs="Times New Roman"/>
-          <w:sz w:val="24"/>
-          <w:szCs w:val="24"/>
-        </w:rPr>
-        <w:t>svg</w:t>
-      </w:r>
-      <w:proofErr w:type="spellEnd"/>
-      <w:r>
-        <w:rPr>
-          <w:rFonts w:ascii="Times New Roman" w:hAnsi="Times New Roman" w:cs="Times New Roman"/>
-          <w:sz w:val="24"/>
-          <w:szCs w:val="24"/>
-        </w:rPr>
-        <w:t>&gt;</w:t>
+        <w:t>Graphics: &lt;canvas&gt;, &lt;svg&gt;</w:t>
       </w:r>
     </w:p>
     <w:p>
@@ -736,36 +718,8 @@
           <w:sz w:val="24"/>
           <w:szCs w:val="24"/>
         </w:rPr>
-        <w:t xml:space="preserve">Local storage: </w:t>
-      </w:r>
-      <w:proofErr w:type="spellStart"/>
-      <w:r>
-        <w:rPr>
-          <w:rFonts w:ascii="Times New Roman" w:hAnsi="Times New Roman" w:cs="Times New Roman"/>
-          <w:sz w:val="24"/>
-          <w:szCs w:val="24"/>
-        </w:rPr>
-        <w:t>localStorage</w:t>
-      </w:r>
-      <w:proofErr w:type="spellEnd"/>
-      <w:r>
-        <w:rPr>
-          <w:rFonts w:ascii="Times New Roman" w:hAnsi="Times New Roman" w:cs="Times New Roman"/>
-          <w:sz w:val="24"/>
-          <w:szCs w:val="24"/>
-        </w:rPr>
-        <w:t xml:space="preserve">, </w:t>
-      </w:r>
-      <w:proofErr w:type="spellStart"/>
-      <w:r>
-        <w:rPr>
-          <w:rFonts w:ascii="Times New Roman" w:hAnsi="Times New Roman" w:cs="Times New Roman"/>
-          <w:sz w:val="24"/>
-          <w:szCs w:val="24"/>
-        </w:rPr>
-        <w:t>sessionStorage</w:t>
-      </w:r>
-      <w:proofErr w:type="spellEnd"/>
+        <w:t>Local storage: localStorage, sessionStorage</w:t>
+      </w:r>
     </w:p>
     <w:p>
       <w:pPr>
@@ -815,23 +769,13 @@
           <w:szCs w:val="24"/>
         </w:rPr>
       </w:pPr>
-      <w:proofErr w:type="spellStart"/>
-      <w:r>
-        <w:rPr>
-          <w:rFonts w:ascii="Times New Roman" w:hAnsi="Times New Roman" w:cs="Times New Roman"/>
-          <w:sz w:val="24"/>
-          <w:szCs w:val="24"/>
-        </w:rPr>
-        <w:t>id</w:t>
-      </w:r>
-      <w:proofErr w:type="spellEnd"/>
-      <w:r>
-        <w:rPr>
-          <w:rFonts w:ascii="Times New Roman" w:hAnsi="Times New Roman" w:cs="Times New Roman"/>
-          <w:sz w:val="24"/>
-          <w:szCs w:val="24"/>
-        </w:rPr>
-        <w:t xml:space="preserve"> is unique; used once per page.</w:t>
+      <w:r>
+        <w:rPr>
+          <w:rFonts w:ascii="Times New Roman" w:hAnsi="Times New Roman" w:cs="Times New Roman"/>
+          <w:sz w:val="24"/>
+          <w:szCs w:val="24"/>
+        </w:rPr>
+        <w:t>id is unique; used once per page.</w:t>
       </w:r>
     </w:p>
     <w:p>
@@ -939,43 +883,7 @@
           <w:sz w:val="24"/>
           <w:szCs w:val="24"/>
         </w:rPr>
-        <w:t xml:space="preserve">It breaks the uniqueness rule. JavaScript’s </w:t>
-      </w:r>
-      <w:proofErr w:type="spellStart"/>
-      <w:r>
-        <w:rPr>
-          <w:rFonts w:ascii="Times New Roman" w:hAnsi="Times New Roman" w:cs="Times New Roman"/>
-          <w:sz w:val="24"/>
-          <w:szCs w:val="24"/>
-        </w:rPr>
-        <w:t>getElementById</w:t>
-      </w:r>
-      <w:proofErr w:type="spellEnd"/>
-      <w:r>
-        <w:rPr>
-          <w:rFonts w:ascii="Times New Roman" w:hAnsi="Times New Roman" w:cs="Times New Roman"/>
-          <w:sz w:val="24"/>
-          <w:szCs w:val="24"/>
-        </w:rPr>
-        <w:t xml:space="preserve">() returns only the first match, and CSS </w:t>
-      </w:r>
-      <w:proofErr w:type="spellStart"/>
-      <w:r>
-        <w:rPr>
-          <w:rFonts w:ascii="Times New Roman" w:hAnsi="Times New Roman" w:cs="Times New Roman"/>
-          <w:sz w:val="24"/>
-          <w:szCs w:val="24"/>
-        </w:rPr>
-        <w:t>behavior</w:t>
-      </w:r>
-      <w:proofErr w:type="spellEnd"/>
-      <w:r>
-        <w:rPr>
-          <w:rFonts w:ascii="Times New Roman" w:hAnsi="Times New Roman" w:cs="Times New Roman"/>
-          <w:sz w:val="24"/>
-          <w:szCs w:val="24"/>
-        </w:rPr>
-        <w:t xml:space="preserve"> becomes unpredictable.</w:t>
+        <w:t>It breaks the uniqueness rule. JavaScript’s getElementById() returns only the first match, and CSS behavior becomes unpredictable.</w:t>
       </w:r>
     </w:p>
     <w:p>
@@ -1443,25 +1351,7 @@
           <w:sz w:val="24"/>
           <w:szCs w:val="24"/>
         </w:rPr>
-        <w:t xml:space="preserve">It makes the body a flex container, allowing us to </w:t>
-      </w:r>
-      <w:proofErr w:type="spellStart"/>
-      <w:r>
-        <w:rPr>
-          <w:rFonts w:ascii="Times New Roman" w:hAnsi="Times New Roman" w:cs="Times New Roman"/>
-          <w:sz w:val="24"/>
-          <w:szCs w:val="24"/>
-        </w:rPr>
-        <w:t>center</w:t>
-      </w:r>
-      <w:proofErr w:type="spellEnd"/>
-      <w:r>
-        <w:rPr>
-          <w:rFonts w:ascii="Times New Roman" w:hAnsi="Times New Roman" w:cs="Times New Roman"/>
-          <w:sz w:val="24"/>
-          <w:szCs w:val="24"/>
-        </w:rPr>
-        <w:t xml:space="preserve"> the form both horizontally and vertically using justify-content and align-items.</w:t>
+        <w:t>It makes the body a flex container, allowing us to center the form both horizontally and vertically using justify-content and align-items.</w:t>
       </w:r>
     </w:p>
     <w:p>
@@ -1541,25 +1431,7 @@
           <w:sz w:val="24"/>
           <w:szCs w:val="24"/>
         </w:rPr>
-        <w:t xml:space="preserve">HTML5 introduced new input types (email, </w:t>
-      </w:r>
-      <w:proofErr w:type="spellStart"/>
-      <w:r>
-        <w:rPr>
-          <w:rFonts w:ascii="Times New Roman" w:hAnsi="Times New Roman" w:cs="Times New Roman"/>
-          <w:sz w:val="24"/>
-          <w:szCs w:val="24"/>
-        </w:rPr>
-        <w:t>url</w:t>
-      </w:r>
-      <w:proofErr w:type="spellEnd"/>
-      <w:r>
-        <w:rPr>
-          <w:rFonts w:ascii="Times New Roman" w:hAnsi="Times New Roman" w:cs="Times New Roman"/>
-          <w:sz w:val="24"/>
-          <w:szCs w:val="24"/>
-        </w:rPr>
-        <w:t>, date, number, etc.), form validation attributes (required, min, max, pattern), and improved accessibility with label, placeholder, and autocomplete.</w:t>
+        <w:t>HTML5 introduced new input types (email, url, date, number, etc.), form validation attributes (required, min, max, pattern), and improved accessibility with label, placeholder, and autocomplete.</w:t>
       </w:r>
     </w:p>
     <w:tbl>
@@ -2317,144 +2189,24 @@
           <w:sz w:val="24"/>
           <w:szCs w:val="24"/>
         </w:rPr>
-        <w:t xml:space="preserve">How does HTML5 handle offline storage? Compare </w:t>
-      </w:r>
-      <w:proofErr w:type="spellStart"/>
-      <w:r>
-        <w:rPr>
-          <w:rFonts w:ascii="Times New Roman" w:hAnsi="Times New Roman" w:cs="Times New Roman"/>
-          <w:b/>
-          <w:bCs/>
-          <w:color w:val="833C0B" w:themeColor="accent2" w:themeShade="80"/>
-          <w:sz w:val="24"/>
-          <w:szCs w:val="24"/>
-        </w:rPr>
-        <w:t>localStorage</w:t>
-      </w:r>
-      <w:proofErr w:type="spellEnd"/>
-      <w:r>
-        <w:rPr>
-          <w:rFonts w:ascii="Times New Roman" w:hAnsi="Times New Roman" w:cs="Times New Roman"/>
-          <w:b/>
-          <w:bCs/>
-          <w:color w:val="833C0B" w:themeColor="accent2" w:themeShade="80"/>
-          <w:sz w:val="24"/>
-          <w:szCs w:val="24"/>
-        </w:rPr>
-        <w:t xml:space="preserve"> vs </w:t>
-      </w:r>
-      <w:proofErr w:type="spellStart"/>
-      <w:r>
-        <w:rPr>
-          <w:rFonts w:ascii="Times New Roman" w:hAnsi="Times New Roman" w:cs="Times New Roman"/>
-          <w:b/>
-          <w:bCs/>
-          <w:color w:val="833C0B" w:themeColor="accent2" w:themeShade="80"/>
-          <w:sz w:val="24"/>
-          <w:szCs w:val="24"/>
-        </w:rPr>
-        <w:t>sessionStorage</w:t>
-      </w:r>
-      <w:proofErr w:type="spellEnd"/>
-      <w:r>
-        <w:rPr>
-          <w:rFonts w:ascii="Times New Roman" w:hAnsi="Times New Roman" w:cs="Times New Roman"/>
-          <w:b/>
-          <w:bCs/>
-          <w:color w:val="833C0B" w:themeColor="accent2" w:themeShade="80"/>
-          <w:sz w:val="24"/>
-          <w:szCs w:val="24"/>
-        </w:rPr>
-        <w:t xml:space="preserve"> vs cookies.</w:t>
-      </w:r>
-    </w:p>
-    <w:p>
-      <w:pPr>
-        <w:rPr>
-          <w:rFonts w:ascii="Times New Roman" w:hAnsi="Times New Roman" w:cs="Times New Roman"/>
-          <w:sz w:val="24"/>
-          <w:szCs w:val="24"/>
-        </w:rPr>
-      </w:pPr>
-      <w:r>
-        <w:rPr>
-          <w:rFonts w:ascii="Times New Roman" w:hAnsi="Times New Roman" w:cs="Times New Roman"/>
-          <w:sz w:val="24"/>
-          <w:szCs w:val="24"/>
-        </w:rPr>
-        <w:t xml:space="preserve">HTML5 introduced </w:t>
-      </w:r>
-      <w:proofErr w:type="spellStart"/>
-      <w:r>
-        <w:rPr>
-          <w:rFonts w:ascii="Times New Roman" w:hAnsi="Times New Roman" w:cs="Times New Roman"/>
-          <w:sz w:val="24"/>
-          <w:szCs w:val="24"/>
-        </w:rPr>
-        <w:t>localStorage</w:t>
-      </w:r>
-      <w:proofErr w:type="spellEnd"/>
-      <w:r>
-        <w:rPr>
-          <w:rFonts w:ascii="Times New Roman" w:hAnsi="Times New Roman" w:cs="Times New Roman"/>
-          <w:sz w:val="24"/>
-          <w:szCs w:val="24"/>
-        </w:rPr>
-        <w:t xml:space="preserve"> and </w:t>
-      </w:r>
-      <w:proofErr w:type="spellStart"/>
-      <w:r>
-        <w:rPr>
-          <w:rFonts w:ascii="Times New Roman" w:hAnsi="Times New Roman" w:cs="Times New Roman"/>
-          <w:sz w:val="24"/>
-          <w:szCs w:val="24"/>
-        </w:rPr>
-        <w:t>sessionStorage</w:t>
-      </w:r>
-      <w:proofErr w:type="spellEnd"/>
-      <w:r>
-        <w:rPr>
-          <w:rFonts w:ascii="Times New Roman" w:hAnsi="Times New Roman" w:cs="Times New Roman"/>
-          <w:sz w:val="24"/>
-          <w:szCs w:val="24"/>
-        </w:rPr>
-        <w:t xml:space="preserve"> as more efficient, client-side storage options compared to cookies. While </w:t>
-      </w:r>
-      <w:proofErr w:type="spellStart"/>
-      <w:r>
-        <w:rPr>
-          <w:rFonts w:ascii="Times New Roman" w:hAnsi="Times New Roman" w:cs="Times New Roman"/>
-          <w:sz w:val="24"/>
-          <w:szCs w:val="24"/>
-        </w:rPr>
-        <w:t>localStorage</w:t>
-      </w:r>
-      <w:proofErr w:type="spellEnd"/>
-      <w:r>
-        <w:rPr>
-          <w:rFonts w:ascii="Times New Roman" w:hAnsi="Times New Roman" w:cs="Times New Roman"/>
-          <w:sz w:val="24"/>
-          <w:szCs w:val="24"/>
-        </w:rPr>
-        <w:t xml:space="preserve"> stores data persistently, </w:t>
-      </w:r>
-      <w:proofErr w:type="spellStart"/>
-      <w:r>
-        <w:rPr>
-          <w:rFonts w:ascii="Times New Roman" w:hAnsi="Times New Roman" w:cs="Times New Roman"/>
-          <w:sz w:val="24"/>
-          <w:szCs w:val="24"/>
-        </w:rPr>
-        <w:t>sessionStorage</w:t>
-      </w:r>
-      <w:proofErr w:type="spellEnd"/>
-      <w:r>
-        <w:rPr>
-          <w:rFonts w:ascii="Times New Roman" w:hAnsi="Times New Roman" w:cs="Times New Roman"/>
-          <w:sz w:val="24"/>
-          <w:szCs w:val="24"/>
-        </w:rPr>
-        <w:t xml:space="preserve"> is limited to a tab session. Unlike cookies, neither are sent to the server automatically, reducing network load.</w:t>
+        <w:t>How does HTML5 handle offline storage? Compare localStorage vs sessionStorage vs cookies.</w:t>
+      </w:r>
+    </w:p>
+    <w:p>
+      <w:pPr>
+        <w:rPr>
+          <w:rFonts w:ascii="Times New Roman" w:hAnsi="Times New Roman" w:cs="Times New Roman"/>
+          <w:sz w:val="24"/>
+          <w:szCs w:val="24"/>
+        </w:rPr>
+      </w:pPr>
+      <w:r>
+        <w:rPr>
+          <w:rFonts w:ascii="Times New Roman" w:hAnsi="Times New Roman" w:cs="Times New Roman"/>
+          <w:sz w:val="24"/>
+          <w:szCs w:val="24"/>
+        </w:rPr>
+        <w:t>HTML5 introduced localStorage and sessionStorage as more efficient, client-side storage options compared to cookies. While localStorage stores data persistently, sessionStorage is limited to a tab session. Unlike cookies, neither are sent to the server automatically, reducing network load.</w:t>
       </w:r>
     </w:p>
     <w:p>
@@ -2591,25 +2343,7 @@
           <w:sz w:val="24"/>
           <w:szCs w:val="24"/>
         </w:rPr>
-        <w:t xml:space="preserve">It makes the body a flex container, allowing us to </w:t>
-      </w:r>
-      <w:proofErr w:type="spellStart"/>
-      <w:r>
-        <w:rPr>
-          <w:rFonts w:ascii="Times New Roman" w:hAnsi="Times New Roman" w:cs="Times New Roman"/>
-          <w:sz w:val="24"/>
-          <w:szCs w:val="24"/>
-        </w:rPr>
-        <w:t>center</w:t>
-      </w:r>
-      <w:proofErr w:type="spellEnd"/>
-      <w:r>
-        <w:rPr>
-          <w:rFonts w:ascii="Times New Roman" w:hAnsi="Times New Roman" w:cs="Times New Roman"/>
-          <w:sz w:val="24"/>
-          <w:szCs w:val="24"/>
-        </w:rPr>
-        <w:t xml:space="preserve"> the form both horizontally and vertically using justify-content and align-items.</w:t>
+        <w:t>It makes the body a flex container, allowing us to center the form both horizontally and vertically using justify-content and align-items.</w:t>
       </w:r>
     </w:p>
     <w:p>
@@ -3417,143 +3151,41 @@
           <w:sz w:val="24"/>
           <w:szCs w:val="24"/>
         </w:rPr>
-        <w:t xml:space="preserve">Difference between </w:t>
-      </w:r>
-      <w:proofErr w:type="spellStart"/>
-      <w:r>
-        <w:rPr>
-          <w:rFonts w:ascii="Times New Roman" w:hAnsi="Times New Roman" w:cs="Times New Roman"/>
-          <w:b/>
-          <w:bCs/>
-          <w:color w:val="833C0B" w:themeColor="accent2" w:themeShade="80"/>
-          <w:sz w:val="24"/>
-          <w:szCs w:val="24"/>
-        </w:rPr>
-        <w:t>em</w:t>
-      </w:r>
-      <w:proofErr w:type="spellEnd"/>
-      <w:r>
-        <w:rPr>
-          <w:rFonts w:ascii="Times New Roman" w:hAnsi="Times New Roman" w:cs="Times New Roman"/>
-          <w:b/>
-          <w:bCs/>
-          <w:color w:val="833C0B" w:themeColor="accent2" w:themeShade="80"/>
-          <w:sz w:val="24"/>
-          <w:szCs w:val="24"/>
-        </w:rPr>
-        <w:t xml:space="preserve">, rem, %, </w:t>
-      </w:r>
-      <w:proofErr w:type="spellStart"/>
-      <w:r>
-        <w:rPr>
-          <w:rFonts w:ascii="Times New Roman" w:hAnsi="Times New Roman" w:cs="Times New Roman"/>
-          <w:b/>
-          <w:bCs/>
-          <w:color w:val="833C0B" w:themeColor="accent2" w:themeShade="80"/>
-          <w:sz w:val="24"/>
-          <w:szCs w:val="24"/>
-        </w:rPr>
-        <w:t>px</w:t>
-      </w:r>
-      <w:proofErr w:type="spellEnd"/>
-      <w:r>
-        <w:rPr>
-          <w:rFonts w:ascii="Times New Roman" w:hAnsi="Times New Roman" w:cs="Times New Roman"/>
-          <w:b/>
-          <w:bCs/>
-          <w:color w:val="833C0B" w:themeColor="accent2" w:themeShade="80"/>
-          <w:sz w:val="24"/>
-          <w:szCs w:val="24"/>
-        </w:rPr>
-        <w:t xml:space="preserve"> in CSS?</w:t>
-      </w:r>
-    </w:p>
-    <w:p>
-      <w:pPr>
-        <w:rPr>
-          <w:rFonts w:ascii="Times New Roman" w:hAnsi="Times New Roman" w:cs="Times New Roman"/>
-          <w:sz w:val="24"/>
-          <w:szCs w:val="24"/>
-        </w:rPr>
-      </w:pPr>
-      <w:r>
-        <w:rPr>
-          <w:rFonts w:ascii="Times New Roman" w:hAnsi="Times New Roman" w:cs="Times New Roman"/>
-          <w:sz w:val="24"/>
-          <w:szCs w:val="24"/>
-        </w:rPr>
-        <w:t xml:space="preserve">I use rem for consistent scalable typography across the app, </w:t>
-      </w:r>
-      <w:proofErr w:type="spellStart"/>
-      <w:r>
-        <w:rPr>
-          <w:rFonts w:ascii="Times New Roman" w:hAnsi="Times New Roman" w:cs="Times New Roman"/>
-          <w:sz w:val="24"/>
-          <w:szCs w:val="24"/>
-        </w:rPr>
-        <w:t>em</w:t>
-      </w:r>
-      <w:proofErr w:type="spellEnd"/>
-      <w:r>
-        <w:rPr>
-          <w:rFonts w:ascii="Times New Roman" w:hAnsi="Times New Roman" w:cs="Times New Roman"/>
-          <w:sz w:val="24"/>
-          <w:szCs w:val="24"/>
-        </w:rPr>
-        <w:t xml:space="preserve"> for element-relative spacing, % for fluid layouts, and </w:t>
-      </w:r>
-      <w:proofErr w:type="spellStart"/>
-      <w:r>
-        <w:rPr>
-          <w:rFonts w:ascii="Times New Roman" w:hAnsi="Times New Roman" w:cs="Times New Roman"/>
-          <w:sz w:val="24"/>
-          <w:szCs w:val="24"/>
-        </w:rPr>
-        <w:t>px</w:t>
-      </w:r>
-      <w:proofErr w:type="spellEnd"/>
-      <w:r>
-        <w:rPr>
-          <w:rFonts w:ascii="Times New Roman" w:hAnsi="Times New Roman" w:cs="Times New Roman"/>
-          <w:sz w:val="24"/>
-          <w:szCs w:val="24"/>
-        </w:rPr>
-        <w:t xml:space="preserve"> only when precise control is needed.</w:t>
-      </w:r>
-    </w:p>
-    <w:p>
-      <w:pPr>
-        <w:rPr>
-          <w:rFonts w:ascii="Times New Roman" w:hAnsi="Times New Roman" w:cs="Times New Roman"/>
-          <w:sz w:val="24"/>
-          <w:szCs w:val="24"/>
-        </w:rPr>
-      </w:pPr>
-      <w:r>
-        <w:rPr>
-          <w:rFonts w:ascii="Times New Roman" w:hAnsi="Times New Roman" w:cs="Times New Roman"/>
-          <w:sz w:val="24"/>
-          <w:szCs w:val="24"/>
-        </w:rPr>
-        <w:t xml:space="preserve">In my Nokia project, we switched from </w:t>
-      </w:r>
-      <w:proofErr w:type="spellStart"/>
-      <w:r>
-        <w:rPr>
-          <w:rFonts w:ascii="Times New Roman" w:hAnsi="Times New Roman" w:cs="Times New Roman"/>
-          <w:sz w:val="24"/>
-          <w:szCs w:val="24"/>
-        </w:rPr>
-        <w:t>px</w:t>
-      </w:r>
-      <w:proofErr w:type="spellEnd"/>
-      <w:r>
-        <w:rPr>
-          <w:rFonts w:ascii="Times New Roman" w:hAnsi="Times New Roman" w:cs="Times New Roman"/>
-          <w:sz w:val="24"/>
-          <w:szCs w:val="24"/>
-        </w:rPr>
-        <w:t xml:space="preserve"> to rem for accessibility and responsiveness — especially for large-screen dashboards.</w:t>
+        <w:t>Difference between em, rem, %, px in CSS?</w:t>
+      </w:r>
+    </w:p>
+    <w:p>
+      <w:pPr>
+        <w:rPr>
+          <w:rFonts w:ascii="Times New Roman" w:hAnsi="Times New Roman" w:cs="Times New Roman"/>
+          <w:sz w:val="24"/>
+          <w:szCs w:val="24"/>
+        </w:rPr>
+      </w:pPr>
+      <w:r>
+        <w:rPr>
+          <w:rFonts w:ascii="Times New Roman" w:hAnsi="Times New Roman" w:cs="Times New Roman"/>
+          <w:sz w:val="24"/>
+          <w:szCs w:val="24"/>
+        </w:rPr>
+        <w:t>I use rem for consistent scalable typography across the app, em for element-relative spacing, % for fluid layouts, and px only when precise control is needed.</w:t>
+      </w:r>
+    </w:p>
+    <w:p>
+      <w:pPr>
+        <w:rPr>
+          <w:rFonts w:ascii="Times New Roman" w:hAnsi="Times New Roman" w:cs="Times New Roman"/>
+          <w:sz w:val="24"/>
+          <w:szCs w:val="24"/>
+        </w:rPr>
+      </w:pPr>
+      <w:r>
+        <w:rPr>
+          <w:rFonts w:ascii="Times New Roman" w:hAnsi="Times New Roman" w:cs="Times New Roman"/>
+          <w:sz w:val="24"/>
+          <w:szCs w:val="24"/>
+        </w:rPr>
+        <w:t>In my Nokia project, we switched from px to rem for accessibility and responsiveness — especially for large-screen dashboards.</w:t>
       </w:r>
     </w:p>
     <w:p>
@@ -3844,21 +3476,8 @@
           <w:sz w:val="24"/>
           <w:szCs w:val="24"/>
         </w:rPr>
-        <w:t xml:space="preserve">Explain what kind of application we can built using </w:t>
-      </w:r>
-      <w:proofErr w:type="spellStart"/>
-      <w:r>
-        <w:rPr>
-          <w:rFonts w:ascii="Times New Roman" w:hAnsi="Times New Roman" w:cs="Times New Roman"/>
-          <w:b/>
-          <w:bCs/>
-          <w:color w:val="833C0B" w:themeColor="accent2" w:themeShade="80"/>
-          <w:sz w:val="24"/>
-          <w:szCs w:val="24"/>
-        </w:rPr>
-        <w:t>Javascript</w:t>
-      </w:r>
-      <w:proofErr w:type="spellEnd"/>
+        <w:t>Explain what kind of application we can built using Javascript</w:t>
+      </w:r>
       <w:r>
         <w:rPr>
           <w:rFonts w:ascii="Times New Roman" w:hAnsi="Times New Roman" w:cs="Times New Roman"/>
@@ -3967,31 +3586,7 @@
           <w:sz w:val="24"/>
           <w:szCs w:val="24"/>
         </w:rPr>
-        <w:t>What is .</w:t>
-      </w:r>
-      <w:proofErr w:type="spellStart"/>
-      <w:r>
-        <w:rPr>
-          <w:rFonts w:ascii="Times New Roman" w:hAnsi="Times New Roman" w:cs="Times New Roman"/>
-          <w:b/>
-          <w:bCs/>
-          <w:color w:val="833C0B" w:themeColor="accent2" w:themeShade="80"/>
-          <w:sz w:val="24"/>
-          <w:szCs w:val="24"/>
-        </w:rPr>
-        <w:t>classList</w:t>
-      </w:r>
-      <w:proofErr w:type="spellEnd"/>
-      <w:r>
-        <w:rPr>
-          <w:rFonts w:ascii="Times New Roman" w:hAnsi="Times New Roman" w:cs="Times New Roman"/>
-          <w:b/>
-          <w:bCs/>
-          <w:color w:val="833C0B" w:themeColor="accent2" w:themeShade="80"/>
-          <w:sz w:val="24"/>
-          <w:szCs w:val="24"/>
-        </w:rPr>
-        <w:t xml:space="preserve"> in JavaScript?</w:t>
+        <w:t>What is .classList in JavaScript?</w:t>
       </w:r>
     </w:p>
     <w:p>
@@ -4014,223 +3609,275 @@
           <w:lang w:eastAsia="en-IN"/>
           <w14:ligatures w14:val="none"/>
         </w:rPr>
+        <w:t>.classList is a JavaScript property used to access the list of CSS classes assigned to an HTML element. It provides methods to add, remove, toggle, or check classes on that element.</w:t>
+      </w:r>
+    </w:p>
+    <w:p>
+      <w:pPr>
+        <w:rPr>
+          <w:rFonts w:ascii="Times New Roman" w:hAnsi="Times New Roman" w:cs="Times New Roman"/>
+          <w:b/>
+          <w:bCs/>
+          <w:color w:val="833C0B" w:themeColor="accent2" w:themeShade="80"/>
+          <w:sz w:val="24"/>
+          <w:szCs w:val="24"/>
+        </w:rPr>
+      </w:pPr>
+      <w:r>
+        <w:rPr>
+          <w:rFonts w:ascii="Times New Roman" w:hAnsi="Times New Roman" w:cs="Times New Roman"/>
+          <w:b/>
+          <w:bCs/>
+          <w:color w:val="833C0B" w:themeColor="accent2" w:themeShade="80"/>
+          <w:sz w:val="24"/>
+          <w:szCs w:val="24"/>
+        </w:rPr>
+        <w:t>What are variables and explain the rules to create a variable</w:t>
+      </w:r>
+      <w:r>
+        <w:rPr>
+          <w:rFonts w:ascii="Times New Roman" w:hAnsi="Times New Roman" w:cs="Times New Roman"/>
+          <w:b/>
+          <w:bCs/>
+          <w:color w:val="833C0B" w:themeColor="accent2" w:themeShade="80"/>
+          <w:sz w:val="24"/>
+          <w:szCs w:val="24"/>
+        </w:rPr>
+        <w:t>?</w:t>
+      </w:r>
+    </w:p>
+    <w:p>
+      <w:pPr>
+        <w:rPr>
+          <w:rFonts w:ascii="Times New Roman" w:hAnsi="Times New Roman" w:cs="Times New Roman"/>
+          <w:sz w:val="24"/>
+          <w:szCs w:val="24"/>
+        </w:rPr>
+      </w:pPr>
+      <w:r>
+        <w:rPr>
+          <w:rFonts w:ascii="Times New Roman" w:hAnsi="Times New Roman" w:cs="Times New Roman"/>
+          <w:sz w:val="24"/>
+          <w:szCs w:val="24"/>
+        </w:rPr>
+        <w:t>Variables in JavaScript are used to store data that can be referenced and manipulated within a program.</w:t>
+      </w:r>
+    </w:p>
+    <w:p>
+      <w:pPr>
+        <w:rPr>
+          <w:rFonts w:ascii="Times New Roman" w:hAnsi="Times New Roman" w:cs="Times New Roman"/>
+          <w:sz w:val="24"/>
+          <w:szCs w:val="24"/>
+        </w:rPr>
+      </w:pPr>
+      <w:r>
+        <w:rPr>
+          <w:rFonts w:ascii="Times New Roman" w:hAnsi="Times New Roman" w:cs="Times New Roman"/>
+          <w:sz w:val="24"/>
+          <w:szCs w:val="24"/>
+        </w:rPr>
+        <w:t xml:space="preserve">Rules to follow while making use of variables </w:t>
+      </w:r>
+    </w:p>
+    <w:p>
+      <w:pPr>
+        <w:rPr>
+          <w:rFonts w:ascii="Times New Roman" w:hAnsi="Times New Roman" w:cs="Times New Roman"/>
+          <w:sz w:val="24"/>
+          <w:szCs w:val="24"/>
+        </w:rPr>
+      </w:pPr>
+      <w:r>
+        <w:rPr>
+          <w:rFonts w:ascii="Times New Roman" w:hAnsi="Times New Roman" w:cs="Times New Roman"/>
+          <w:sz w:val="24"/>
+          <w:szCs w:val="24"/>
+        </w:rPr>
+        <w:t xml:space="preserve">Variable name should contain only letter,digits,symbols($) and (_)underscore </w:t>
+      </w:r>
+    </w:p>
+    <w:p>
+      <w:pPr>
+        <w:rPr>
+          <w:rFonts w:ascii="Times New Roman" w:hAnsi="Times New Roman" w:cs="Times New Roman"/>
+          <w:sz w:val="24"/>
+          <w:szCs w:val="24"/>
+        </w:rPr>
+      </w:pPr>
+      <w:r>
+        <w:rPr>
+          <w:rFonts w:ascii="Times New Roman" w:hAnsi="Times New Roman" w:cs="Times New Roman"/>
+          <w:sz w:val="24"/>
+          <w:szCs w:val="24"/>
+        </w:rPr>
+        <w:t xml:space="preserve">First character must not be the digits </w:t>
+      </w:r>
+    </w:p>
+    <w:p>
+      <w:pPr>
+        <w:rPr>
+          <w:rFonts w:ascii="Times New Roman" w:hAnsi="Times New Roman" w:cs="Times New Roman"/>
+          <w:sz w:val="24"/>
+          <w:szCs w:val="24"/>
+        </w:rPr>
+      </w:pPr>
+      <w:r>
+        <w:rPr>
+          <w:rFonts w:ascii="Times New Roman" w:hAnsi="Times New Roman" w:cs="Times New Roman"/>
+          <w:sz w:val="24"/>
+          <w:szCs w:val="24"/>
+        </w:rPr>
+        <w:t>Variable Names should be in camelCase</w:t>
+      </w:r>
+    </w:p>
+    <w:p>
+      <w:pPr>
+        <w:rPr>
+          <w:rFonts w:ascii="Times New Roman" w:hAnsi="Times New Roman" w:cs="Times New Roman"/>
+          <w:b/>
+          <w:bCs/>
+          <w:color w:val="833C0B" w:themeColor="accent2" w:themeShade="80"/>
+          <w:sz w:val="24"/>
+          <w:szCs w:val="24"/>
+        </w:rPr>
+      </w:pPr>
+      <w:r>
+        <w:rPr>
+          <w:rFonts w:ascii="Times New Roman" w:hAnsi="Times New Roman" w:cs="Times New Roman"/>
+          <w:b/>
+          <w:bCs/>
+          <w:color w:val="833C0B" w:themeColor="accent2" w:themeShade="80"/>
+          <w:sz w:val="24"/>
+          <w:szCs w:val="24"/>
+        </w:rPr>
+        <w:t xml:space="preserve">What are Data types </w:t>
+      </w:r>
+      <w:r>
+        <w:rPr>
+          <w:rFonts w:ascii="Times New Roman" w:hAnsi="Times New Roman" w:cs="Times New Roman"/>
+          <w:b/>
+          <w:bCs/>
+          <w:color w:val="833C0B" w:themeColor="accent2" w:themeShade="80"/>
+          <w:sz w:val="24"/>
+          <w:szCs w:val="24"/>
+        </w:rPr>
+        <w:t>?</w:t>
+      </w:r>
+    </w:p>
+    <w:p>
+      <w:pPr>
+        <w:rPr>
+          <w:rFonts w:ascii="Times New Roman" w:hAnsi="Times New Roman" w:cs="Times New Roman"/>
+          <w:sz w:val="24"/>
+          <w:szCs w:val="24"/>
+        </w:rPr>
+      </w:pPr>
+      <w:r>
+        <w:rPr>
+          <w:rFonts w:ascii="Times New Roman" w:hAnsi="Times New Roman" w:cs="Times New Roman"/>
+          <w:sz w:val="24"/>
+          <w:szCs w:val="24"/>
+        </w:rPr>
+        <w:t>Data types define the kind of data that can be stored and manipulated within a program</w:t>
+      </w:r>
+      <w:r>
+        <w:rPr>
+          <w:rFonts w:ascii="Times New Roman" w:hAnsi="Times New Roman" w:cs="Times New Roman"/>
+          <w:sz w:val="24"/>
+          <w:szCs w:val="24"/>
+        </w:rPr>
         <w:t>.</w:t>
       </w:r>
-      <w:proofErr w:type="spellStart"/>
-      <w:r>
-        <w:rPr>
-          <w:rFonts w:ascii="Times New Roman" w:eastAsia="Times New Roman" w:hAnsi="Times New Roman" w:cs="Times New Roman"/>
-          <w:kern w:val="0"/>
-          <w:sz w:val="24"/>
-          <w:szCs w:val="24"/>
-          <w:lang w:eastAsia="en-IN"/>
-          <w14:ligatures w14:val="none"/>
-        </w:rPr>
-        <w:t>classList</w:t>
-      </w:r>
-      <w:proofErr w:type="spellEnd"/>
-      <w:r>
-        <w:rPr>
-          <w:rFonts w:ascii="Times New Roman" w:eastAsia="Times New Roman" w:hAnsi="Times New Roman" w:cs="Times New Roman"/>
-          <w:kern w:val="0"/>
-          <w:sz w:val="24"/>
-          <w:szCs w:val="24"/>
-          <w:lang w:eastAsia="en-IN"/>
-          <w14:ligatures w14:val="none"/>
-        </w:rPr>
-        <w:t xml:space="preserve"> is a JavaScript property used to access the list of CSS classes assigned to an HTML element. It provides methods to add, remove, toggle, or check classes on that element.</w:t>
-      </w:r>
-    </w:p>
-    <w:p>
-      <w:pPr>
-        <w:rPr>
-          <w:rFonts w:ascii="Times New Roman" w:hAnsi="Times New Roman" w:cs="Times New Roman"/>
-          <w:b/>
-          <w:bCs/>
-          <w:color w:val="833C0B" w:themeColor="accent2" w:themeShade="80"/>
-          <w:sz w:val="24"/>
-          <w:szCs w:val="24"/>
-        </w:rPr>
-      </w:pPr>
-      <w:r>
-        <w:rPr>
-          <w:rFonts w:ascii="Times New Roman" w:hAnsi="Times New Roman" w:cs="Times New Roman"/>
-          <w:b/>
-          <w:bCs/>
-          <w:color w:val="833C0B" w:themeColor="accent2" w:themeShade="80"/>
-          <w:sz w:val="24"/>
-          <w:szCs w:val="24"/>
-        </w:rPr>
-        <w:t>What are variables and explain the rules to create a variable</w:t>
-      </w:r>
-      <w:r>
-        <w:rPr>
-          <w:rFonts w:ascii="Times New Roman" w:hAnsi="Times New Roman" w:cs="Times New Roman"/>
-          <w:b/>
-          <w:bCs/>
-          <w:color w:val="833C0B" w:themeColor="accent2" w:themeShade="80"/>
-          <w:sz w:val="24"/>
-          <w:szCs w:val="24"/>
-        </w:rPr>
-        <w:t>?</w:t>
-      </w:r>
-    </w:p>
-    <w:p>
-      <w:pPr>
-        <w:rPr>
-          <w:rFonts w:ascii="Times New Roman" w:hAnsi="Times New Roman" w:cs="Times New Roman"/>
-          <w:sz w:val="24"/>
-          <w:szCs w:val="24"/>
-        </w:rPr>
-      </w:pPr>
-      <w:r>
-        <w:rPr>
-          <w:rFonts w:ascii="Times New Roman" w:hAnsi="Times New Roman" w:cs="Times New Roman"/>
-          <w:sz w:val="24"/>
-          <w:szCs w:val="24"/>
-        </w:rPr>
-        <w:t>Variables in JavaScript are used to store data that can be referenced and manipulated within a program.</w:t>
-      </w:r>
-    </w:p>
-    <w:p>
-      <w:pPr>
-        <w:rPr>
-          <w:rFonts w:ascii="Times New Roman" w:hAnsi="Times New Roman" w:cs="Times New Roman"/>
-          <w:sz w:val="24"/>
-          <w:szCs w:val="24"/>
-        </w:rPr>
-      </w:pPr>
-      <w:r>
-        <w:rPr>
-          <w:rFonts w:ascii="Times New Roman" w:hAnsi="Times New Roman" w:cs="Times New Roman"/>
-          <w:sz w:val="24"/>
-          <w:szCs w:val="24"/>
-        </w:rPr>
-        <w:t xml:space="preserve">Rules to follow while making use of variables </w:t>
-      </w:r>
-    </w:p>
-    <w:p>
-      <w:pPr>
-        <w:rPr>
-          <w:rFonts w:ascii="Times New Roman" w:hAnsi="Times New Roman" w:cs="Times New Roman"/>
-          <w:sz w:val="24"/>
-          <w:szCs w:val="24"/>
-        </w:rPr>
-      </w:pPr>
-      <w:r>
-        <w:rPr>
-          <w:rFonts w:ascii="Times New Roman" w:hAnsi="Times New Roman" w:cs="Times New Roman"/>
-          <w:sz w:val="24"/>
-          <w:szCs w:val="24"/>
-        </w:rPr>
-        <w:t xml:space="preserve">Variable name should contain only </w:t>
-      </w:r>
-      <w:proofErr w:type="spellStart"/>
-      <w:r>
-        <w:rPr>
-          <w:rFonts w:ascii="Times New Roman" w:hAnsi="Times New Roman" w:cs="Times New Roman"/>
-          <w:sz w:val="24"/>
-          <w:szCs w:val="24"/>
-        </w:rPr>
-        <w:t>letter,digits,symbols</w:t>
-      </w:r>
-      <w:proofErr w:type="spellEnd"/>
-      <w:r>
-        <w:rPr>
-          <w:rFonts w:ascii="Times New Roman" w:hAnsi="Times New Roman" w:cs="Times New Roman"/>
-          <w:sz w:val="24"/>
-          <w:szCs w:val="24"/>
-        </w:rPr>
-        <w:t xml:space="preserve">($) and (_)underscore </w:t>
-      </w:r>
-    </w:p>
-    <w:p>
-      <w:pPr>
-        <w:rPr>
-          <w:rFonts w:ascii="Times New Roman" w:hAnsi="Times New Roman" w:cs="Times New Roman"/>
-          <w:sz w:val="24"/>
-          <w:szCs w:val="24"/>
-        </w:rPr>
-      </w:pPr>
-      <w:r>
-        <w:rPr>
-          <w:rFonts w:ascii="Times New Roman" w:hAnsi="Times New Roman" w:cs="Times New Roman"/>
-          <w:sz w:val="24"/>
-          <w:szCs w:val="24"/>
-        </w:rPr>
-        <w:t xml:space="preserve">First character must not be the digits </w:t>
-      </w:r>
-    </w:p>
-    <w:p>
-      <w:pPr>
-        <w:rPr>
-          <w:rFonts w:ascii="Times New Roman" w:hAnsi="Times New Roman" w:cs="Times New Roman"/>
-          <w:sz w:val="24"/>
-          <w:szCs w:val="24"/>
-        </w:rPr>
-      </w:pPr>
-      <w:r>
-        <w:rPr>
-          <w:rFonts w:ascii="Times New Roman" w:hAnsi="Times New Roman" w:cs="Times New Roman"/>
-          <w:sz w:val="24"/>
-          <w:szCs w:val="24"/>
-        </w:rPr>
-        <w:t>Variable Names should be in camelCase</w:t>
-      </w:r>
-    </w:p>
-    <w:p>
-      <w:pPr>
-        <w:rPr>
-          <w:rFonts w:ascii="Times New Roman" w:hAnsi="Times New Roman" w:cs="Times New Roman"/>
-          <w:b/>
-          <w:bCs/>
-          <w:color w:val="833C0B" w:themeColor="accent2" w:themeShade="80"/>
-          <w:sz w:val="24"/>
-          <w:szCs w:val="24"/>
-        </w:rPr>
-      </w:pPr>
-      <w:r>
-        <w:rPr>
-          <w:rFonts w:ascii="Times New Roman" w:hAnsi="Times New Roman" w:cs="Times New Roman"/>
-          <w:b/>
-          <w:bCs/>
-          <w:color w:val="833C0B" w:themeColor="accent2" w:themeShade="80"/>
-          <w:sz w:val="24"/>
-          <w:szCs w:val="24"/>
-        </w:rPr>
-        <w:t xml:space="preserve">What are Data types </w:t>
-      </w:r>
-      <w:r>
-        <w:rPr>
-          <w:rFonts w:ascii="Times New Roman" w:hAnsi="Times New Roman" w:cs="Times New Roman"/>
-          <w:b/>
-          <w:bCs/>
-          <w:color w:val="833C0B" w:themeColor="accent2" w:themeShade="80"/>
-          <w:sz w:val="24"/>
-          <w:szCs w:val="24"/>
-        </w:rPr>
-        <w:t>?</w:t>
-      </w:r>
-    </w:p>
-    <w:p>
-      <w:pPr>
-        <w:rPr>
-          <w:rFonts w:ascii="Times New Roman" w:hAnsi="Times New Roman" w:cs="Times New Roman"/>
-          <w:sz w:val="24"/>
-          <w:szCs w:val="24"/>
-        </w:rPr>
-      </w:pPr>
-      <w:r>
-        <w:rPr>
-          <w:rFonts w:ascii="Times New Roman" w:hAnsi="Times New Roman" w:cs="Times New Roman"/>
-          <w:sz w:val="24"/>
-          <w:szCs w:val="24"/>
-        </w:rPr>
-        <w:t>Data types define the kind of data that can be stored and manipulated within a program</w:t>
-      </w:r>
-      <w:r>
-        <w:rPr>
-          <w:rFonts w:ascii="Times New Roman" w:hAnsi="Times New Roman" w:cs="Times New Roman"/>
+    </w:p>
+    <w:p>
+      <w:pPr>
+        <w:rPr>
+          <w:rFonts w:ascii="Times New Roman" w:hAnsi="Times New Roman" w:cs="Times New Roman"/>
+          <w:color w:val="7030A0"/>
+          <w:sz w:val="24"/>
+          <w:szCs w:val="24"/>
+        </w:rPr>
+      </w:pPr>
+      <w:r>
+        <w:rPr>
+          <w:rFonts w:ascii="Times New Roman" w:hAnsi="Times New Roman" w:cs="Times New Roman"/>
+          <w:color w:val="7030A0"/>
+          <w:sz w:val="24"/>
+          <w:szCs w:val="24"/>
+        </w:rPr>
+        <w:t>Primitive Data Types:</w:t>
+      </w:r>
+    </w:p>
+    <w:p>
+      <w:pPr>
+        <w:rPr>
+          <w:rFonts w:ascii="Times New Roman" w:hAnsi="Times New Roman" w:cs="Times New Roman"/>
+          <w:color w:val="7030A0"/>
+          <w:sz w:val="24"/>
+          <w:szCs w:val="24"/>
+        </w:rPr>
+      </w:pPr>
+      <w:r>
+        <w:rPr>
+          <w:rFonts w:ascii="Times New Roman" w:hAnsi="Times New Roman" w:cs="Times New Roman"/>
+          <w:color w:val="7030A0"/>
+          <w:sz w:val="24"/>
+          <w:szCs w:val="24"/>
+        </w:rPr>
+        <w:t>Non-Primitive Data Types</w:t>
+      </w:r>
+    </w:p>
+    <w:p>
+      <w:pPr>
+        <w:rPr>
+          <w:rFonts w:ascii="Times New Roman" w:hAnsi="Times New Roman" w:cs="Times New Roman"/>
+          <w:b/>
+          <w:bCs/>
+          <w:color w:val="833C0B" w:themeColor="accent2" w:themeShade="80"/>
+          <w:sz w:val="24"/>
+          <w:szCs w:val="24"/>
+        </w:rPr>
+      </w:pPr>
+      <w:r>
+        <w:rPr>
+          <w:rFonts w:ascii="Times New Roman" w:hAnsi="Times New Roman" w:cs="Times New Roman"/>
+          <w:b/>
+          <w:bCs/>
+          <w:color w:val="833C0B" w:themeColor="accent2" w:themeShade="80"/>
+          <w:sz w:val="24"/>
+          <w:szCs w:val="24"/>
+        </w:rPr>
+        <w:t xml:space="preserve">Explain Primitive and </w:t>
+      </w:r>
+      <w:r>
+        <w:rPr>
+          <w:rFonts w:ascii="Times New Roman" w:hAnsi="Times New Roman" w:cs="Times New Roman"/>
+          <w:b/>
+          <w:bCs/>
+          <w:color w:val="833C0B" w:themeColor="accent2" w:themeShade="80"/>
+          <w:sz w:val="24"/>
+          <w:szCs w:val="24"/>
+        </w:rPr>
+        <w:t>Non-Primitive</w:t>
+      </w:r>
+      <w:r>
+        <w:rPr>
+          <w:rFonts w:ascii="Times New Roman" w:hAnsi="Times New Roman" w:cs="Times New Roman"/>
+          <w:b/>
+          <w:bCs/>
+          <w:color w:val="833C0B" w:themeColor="accent2" w:themeShade="80"/>
+          <w:sz w:val="24"/>
+          <w:szCs w:val="24"/>
+        </w:rPr>
+        <w:t xml:space="preserve"> Data type</w:t>
+      </w:r>
+      <w:r>
+        <w:rPr>
+          <w:rFonts w:ascii="Times New Roman" w:hAnsi="Times New Roman" w:cs="Times New Roman"/>
+          <w:b/>
+          <w:bCs/>
+          <w:color w:val="833C0B" w:themeColor="accent2" w:themeShade="80"/>
           <w:sz w:val="24"/>
           <w:szCs w:val="24"/>
         </w:rPr>
@@ -4241,68 +3888,46 @@
       <w:pPr>
         <w:rPr>
           <w:rFonts w:ascii="Times New Roman" w:hAnsi="Times New Roman" w:cs="Times New Roman"/>
-          <w:color w:val="7030A0"/>
-          <w:sz w:val="24"/>
-          <w:szCs w:val="24"/>
-        </w:rPr>
-      </w:pPr>
-      <w:r>
-        <w:rPr>
-          <w:rFonts w:ascii="Times New Roman" w:hAnsi="Times New Roman" w:cs="Times New Roman"/>
-          <w:color w:val="7030A0"/>
-          <w:sz w:val="24"/>
-          <w:szCs w:val="24"/>
-        </w:rPr>
-        <w:t>Primitive Data Types:</w:t>
-      </w:r>
-    </w:p>
-    <w:p>
-      <w:pPr>
-        <w:rPr>
-          <w:rFonts w:ascii="Times New Roman" w:hAnsi="Times New Roman" w:cs="Times New Roman"/>
-          <w:color w:val="7030A0"/>
-          <w:sz w:val="24"/>
-          <w:szCs w:val="24"/>
-        </w:rPr>
-      </w:pPr>
-      <w:r>
-        <w:rPr>
-          <w:rFonts w:ascii="Times New Roman" w:hAnsi="Times New Roman" w:cs="Times New Roman"/>
-          <w:color w:val="7030A0"/>
-          <w:sz w:val="24"/>
-          <w:szCs w:val="24"/>
-        </w:rPr>
-        <w:t>Non-Primitive Data Types</w:t>
-      </w:r>
-    </w:p>
-    <w:p>
-      <w:pPr>
-        <w:rPr>
-          <w:rFonts w:ascii="Times New Roman" w:hAnsi="Times New Roman" w:cs="Times New Roman"/>
-          <w:b/>
-          <w:bCs/>
-          <w:color w:val="833C0B" w:themeColor="accent2" w:themeShade="80"/>
-          <w:sz w:val="24"/>
-          <w:szCs w:val="24"/>
-        </w:rPr>
-      </w:pPr>
-      <w:r>
-        <w:rPr>
-          <w:rFonts w:ascii="Times New Roman" w:hAnsi="Times New Roman" w:cs="Times New Roman"/>
-          <w:b/>
-          <w:bCs/>
-          <w:color w:val="833C0B" w:themeColor="accent2" w:themeShade="80"/>
-          <w:sz w:val="24"/>
-          <w:szCs w:val="24"/>
-        </w:rPr>
-        <w:t xml:space="preserve">Explain Primitive and </w:t>
-      </w:r>
-      <w:r>
-        <w:rPr>
-          <w:rFonts w:ascii="Times New Roman" w:hAnsi="Times New Roman" w:cs="Times New Roman"/>
-          <w:b/>
-          <w:bCs/>
-          <w:color w:val="833C0B" w:themeColor="accent2" w:themeShade="80"/>
+          <w:sz w:val="24"/>
+          <w:szCs w:val="24"/>
+        </w:rPr>
+      </w:pPr>
+      <w:r>
+        <w:rPr>
+          <w:rFonts w:ascii="Times New Roman" w:hAnsi="Times New Roman" w:cs="Times New Roman"/>
+          <w:sz w:val="24"/>
+          <w:szCs w:val="24"/>
+        </w:rPr>
+        <w:t>JavaScript has 7 primitive types like.</w:t>
+      </w:r>
+    </w:p>
+    <w:p>
+      <w:pPr>
+        <w:rPr>
+          <w:rFonts w:ascii="Times New Roman" w:hAnsi="Times New Roman" w:cs="Times New Roman"/>
+          <w:sz w:val="24"/>
+          <w:szCs w:val="24"/>
+        </w:rPr>
+      </w:pPr>
+      <w:r>
+        <w:rPr>
+          <w:rFonts w:ascii="Times New Roman" w:hAnsi="Times New Roman" w:cs="Times New Roman"/>
+          <w:sz w:val="24"/>
+          <w:szCs w:val="24"/>
+        </w:rPr>
+        <w:t>Data Types: String, Number, Boolean, Undefined, Null, Symbol, BigInt which hold a single value and are immutable.</w:t>
+      </w:r>
+      <w:r>
+        <w:rPr>
+          <w:rFonts w:ascii="Times New Roman" w:hAnsi="Times New Roman" w:cs="Times New Roman"/>
+          <w:sz w:val="24"/>
+          <w:szCs w:val="24"/>
+        </w:rPr>
+        <w:br/>
+      </w:r>
+      <w:r>
+        <w:rPr>
+          <w:rFonts w:ascii="Times New Roman" w:hAnsi="Times New Roman" w:cs="Times New Roman"/>
           <w:sz w:val="24"/>
           <w:szCs w:val="24"/>
         </w:rPr>
@@ -4311,76 +3936,10 @@
       <w:r>
         <w:rPr>
           <w:rFonts w:ascii="Times New Roman" w:hAnsi="Times New Roman" w:cs="Times New Roman"/>
-          <w:b/>
-          <w:bCs/>
-          <w:color w:val="833C0B" w:themeColor="accent2" w:themeShade="80"/>
-          <w:sz w:val="24"/>
-          <w:szCs w:val="24"/>
-        </w:rPr>
-        <w:t xml:space="preserve"> Data type</w:t>
-      </w:r>
-      <w:r>
-        <w:rPr>
-          <w:rFonts w:ascii="Times New Roman" w:hAnsi="Times New Roman" w:cs="Times New Roman"/>
-          <w:b/>
-          <w:bCs/>
-          <w:color w:val="833C0B" w:themeColor="accent2" w:themeShade="80"/>
-          <w:sz w:val="24"/>
-          <w:szCs w:val="24"/>
-        </w:rPr>
-        <w:t>.</w:t>
-      </w:r>
-    </w:p>
-    <w:p>
-      <w:pPr>
-        <w:rPr>
-          <w:rFonts w:ascii="Times New Roman" w:hAnsi="Times New Roman" w:cs="Times New Roman"/>
-          <w:sz w:val="24"/>
-          <w:szCs w:val="24"/>
-        </w:rPr>
-      </w:pPr>
-      <w:r>
-        <w:rPr>
-          <w:rFonts w:ascii="Times New Roman" w:hAnsi="Times New Roman" w:cs="Times New Roman"/>
-          <w:sz w:val="24"/>
-          <w:szCs w:val="24"/>
-        </w:rPr>
-        <w:t>JavaScript has 7 primitive types like.</w:t>
-      </w:r>
-    </w:p>
-    <w:p>
-      <w:pPr>
-        <w:rPr>
-          <w:rFonts w:ascii="Times New Roman" w:hAnsi="Times New Roman" w:cs="Times New Roman"/>
-          <w:sz w:val="24"/>
-          <w:szCs w:val="24"/>
-        </w:rPr>
-      </w:pPr>
-      <w:r>
-        <w:rPr>
-          <w:rFonts w:ascii="Times New Roman" w:hAnsi="Times New Roman" w:cs="Times New Roman"/>
-          <w:sz w:val="24"/>
-          <w:szCs w:val="24"/>
-        </w:rPr>
-        <w:t xml:space="preserve">Data Types: String, Number, Boolean, Undefined, Null, Symbol, </w:t>
-      </w:r>
-      <w:proofErr w:type="spellStart"/>
-      <w:r>
-        <w:rPr>
-          <w:rFonts w:ascii="Times New Roman" w:hAnsi="Times New Roman" w:cs="Times New Roman"/>
-          <w:sz w:val="24"/>
-          <w:szCs w:val="24"/>
-        </w:rPr>
-        <w:t>BigInt</w:t>
-      </w:r>
-      <w:proofErr w:type="spellEnd"/>
-      <w:r>
-        <w:rPr>
-          <w:rFonts w:ascii="Times New Roman" w:hAnsi="Times New Roman" w:cs="Times New Roman"/>
-          <w:sz w:val="24"/>
-          <w:szCs w:val="24"/>
-        </w:rPr>
-        <w:t xml:space="preserve"> which hold a single value and are immutable.</w:t>
+          <w:sz w:val="24"/>
+          <w:szCs w:val="24"/>
+        </w:rPr>
+        <w:t>(Reference) types like arrays and objects store more complex data structures and are passed by reference.</w:t>
       </w:r>
       <w:r>
         <w:rPr>
@@ -4389,67 +3948,7 @@
           <w:szCs w:val="24"/>
         </w:rPr>
         <w:br/>
-      </w:r>
-      <w:r>
-        <w:rPr>
-          <w:rFonts w:ascii="Times New Roman" w:hAnsi="Times New Roman" w:cs="Times New Roman"/>
-          <w:sz w:val="24"/>
-          <w:szCs w:val="24"/>
-        </w:rPr>
-        <w:t>Non-Primitive</w:t>
-      </w:r>
-      <w:r>
-        <w:rPr>
-          <w:rFonts w:ascii="Times New Roman" w:hAnsi="Times New Roman" w:cs="Times New Roman"/>
-          <w:sz w:val="24"/>
-          <w:szCs w:val="24"/>
-        </w:rPr>
-        <w:t>(Reference) types like arrays and objects store more complex data structures and are passed by reference.</w:t>
-      </w:r>
-      <w:r>
-        <w:rPr>
-          <w:rFonts w:ascii="Times New Roman" w:hAnsi="Times New Roman" w:cs="Times New Roman"/>
-          <w:sz w:val="24"/>
-          <w:szCs w:val="24"/>
-        </w:rPr>
-        <w:br/>
-        <w:t xml:space="preserve">I often use </w:t>
-      </w:r>
-      <w:proofErr w:type="spellStart"/>
-      <w:r>
-        <w:rPr>
-          <w:rFonts w:ascii="Times New Roman" w:hAnsi="Times New Roman" w:cs="Times New Roman"/>
-          <w:sz w:val="24"/>
-          <w:szCs w:val="24"/>
-        </w:rPr>
-        <w:t>typeof</w:t>
-      </w:r>
-      <w:proofErr w:type="spellEnd"/>
-      <w:r>
-        <w:rPr>
-          <w:rFonts w:ascii="Times New Roman" w:hAnsi="Times New Roman" w:cs="Times New Roman"/>
-          <w:sz w:val="24"/>
-          <w:szCs w:val="24"/>
-        </w:rPr>
-        <w:t xml:space="preserve"> and </w:t>
-      </w:r>
-      <w:proofErr w:type="spellStart"/>
-      <w:r>
-        <w:rPr>
-          <w:rFonts w:ascii="Times New Roman" w:hAnsi="Times New Roman" w:cs="Times New Roman"/>
-          <w:sz w:val="24"/>
-          <w:szCs w:val="24"/>
-        </w:rPr>
-        <w:t>Array.isArray</w:t>
-      </w:r>
-      <w:proofErr w:type="spellEnd"/>
-      <w:r>
-        <w:rPr>
-          <w:rFonts w:ascii="Times New Roman" w:hAnsi="Times New Roman" w:cs="Times New Roman"/>
-          <w:sz w:val="24"/>
-          <w:szCs w:val="24"/>
-        </w:rPr>
-        <w:t>() to safely check types before operations.</w:t>
+        <w:t>I often use typeof and Array.isArray() to safely check types before operations.</w:t>
       </w:r>
     </w:p>
     <w:p>
@@ -4827,25 +4326,7 @@
           <w:sz w:val="24"/>
           <w:szCs w:val="24"/>
         </w:rPr>
-        <w:t xml:space="preserve">In contrast, accessing variables declared with let or const before initialization will throw a </w:t>
-      </w:r>
-      <w:proofErr w:type="spellStart"/>
-      <w:r>
-        <w:rPr>
-          <w:rFonts w:ascii="Times New Roman" w:hAnsi="Times New Roman" w:cs="Times New Roman"/>
-          <w:sz w:val="24"/>
-          <w:szCs w:val="24"/>
-        </w:rPr>
-        <w:t>ReferenceError</w:t>
-      </w:r>
-      <w:proofErr w:type="spellEnd"/>
-      <w:r>
-        <w:rPr>
-          <w:rFonts w:ascii="Times New Roman" w:hAnsi="Times New Roman" w:cs="Times New Roman"/>
-          <w:sz w:val="24"/>
-          <w:szCs w:val="24"/>
-        </w:rPr>
-        <w:t>.</w:t>
+        <w:t>In contrast, accessing variables declared with let or const before initialization will throw a ReferenceError.</w:t>
       </w:r>
     </w:p>
     <w:p>
@@ -5067,7 +4548,6 @@
         </w:rPr>
         <w:t xml:space="preserve"> is JavaScript's </w:t>
       </w:r>
-      <w:proofErr w:type="spellStart"/>
       <w:r>
         <w:rPr>
           <w:rFonts w:ascii="Times New Roman" w:hAnsi="Times New Roman" w:cs="Times New Roman"/>
@@ -5084,7 +4564,6 @@
         </w:rPr>
         <w:t>w</w:t>
       </w:r>
-      <w:proofErr w:type="spellEnd"/>
       <w:r>
         <w:rPr>
           <w:rFonts w:ascii="Times New Roman" w:hAnsi="Times New Roman" w:cs="Times New Roman"/>
@@ -6137,466 +5616,434 @@
           <w:sz w:val="24"/>
           <w:szCs w:val="24"/>
         </w:rPr>
-        <w:t xml:space="preserve">What is promise in </w:t>
-      </w:r>
-      <w:proofErr w:type="spellStart"/>
-      <w:r>
-        <w:rPr>
-          <w:rFonts w:ascii="Times New Roman" w:hAnsi="Times New Roman" w:cs="Times New Roman"/>
-          <w:b/>
-          <w:bCs/>
-          <w:color w:val="833C0B" w:themeColor="accent2" w:themeShade="80"/>
-          <w:sz w:val="24"/>
-          <w:szCs w:val="24"/>
-        </w:rPr>
-        <w:t>Javascript</w:t>
-      </w:r>
-      <w:proofErr w:type="spellEnd"/>
-      <w:r>
-        <w:rPr>
-          <w:rFonts w:ascii="Times New Roman" w:hAnsi="Times New Roman" w:cs="Times New Roman"/>
-          <w:b/>
-          <w:bCs/>
-          <w:color w:val="833C0B" w:themeColor="accent2" w:themeShade="80"/>
-          <w:sz w:val="24"/>
-          <w:szCs w:val="24"/>
-        </w:rPr>
+        <w:t xml:space="preserve">What is promise in Javascript </w:t>
+      </w:r>
+    </w:p>
+    <w:p>
+      <w:pPr>
+        <w:rPr>
+          <w:rFonts w:ascii="Times New Roman" w:hAnsi="Times New Roman" w:cs="Times New Roman"/>
+          <w:sz w:val="24"/>
+          <w:szCs w:val="24"/>
+        </w:rPr>
+      </w:pPr>
+      <w:r>
+        <w:rPr>
+          <w:rFonts w:ascii="Times New Roman" w:hAnsi="Times New Roman" w:cs="Times New Roman"/>
+          <w:sz w:val="24"/>
+          <w:szCs w:val="24"/>
+        </w:rPr>
+        <w:t xml:space="preserve">JavaScript Promises help manage asynchronous code by allowing us to handle success and failure in a structured way. They improve readability and avoid callback hell. Promises have three states: </w:t>
+      </w:r>
+      <w:r>
+        <w:rPr>
+          <w:rFonts w:ascii="Times New Roman" w:hAnsi="Times New Roman" w:cs="Times New Roman"/>
+          <w:b/>
+          <w:bCs/>
+          <w:sz w:val="24"/>
+          <w:szCs w:val="24"/>
+        </w:rPr>
+        <w:t>pending</w:t>
+      </w:r>
+      <w:r>
+        <w:rPr>
+          <w:rFonts w:ascii="Times New Roman" w:hAnsi="Times New Roman" w:cs="Times New Roman"/>
+          <w:sz w:val="24"/>
+          <w:szCs w:val="24"/>
+        </w:rPr>
+        <w:t xml:space="preserve">, </w:t>
+      </w:r>
+      <w:r>
+        <w:rPr>
+          <w:rFonts w:ascii="Times New Roman" w:hAnsi="Times New Roman" w:cs="Times New Roman"/>
+          <w:b/>
+          <w:bCs/>
+          <w:sz w:val="24"/>
+          <w:szCs w:val="24"/>
+        </w:rPr>
+        <w:t>fulfilled</w:t>
+      </w:r>
+      <w:r>
+        <w:rPr>
+          <w:rFonts w:ascii="Times New Roman" w:hAnsi="Times New Roman" w:cs="Times New Roman"/>
+          <w:sz w:val="24"/>
+          <w:szCs w:val="24"/>
+        </w:rPr>
+        <w:t xml:space="preserve">, and </w:t>
+      </w:r>
+      <w:r>
+        <w:rPr>
+          <w:rFonts w:ascii="Times New Roman" w:hAnsi="Times New Roman" w:cs="Times New Roman"/>
+          <w:b/>
+          <w:bCs/>
+          <w:sz w:val="24"/>
+          <w:szCs w:val="24"/>
+        </w:rPr>
+        <w:t>rejected</w:t>
+      </w:r>
+    </w:p>
+    <w:p>
+      <w:pPr>
+        <w:rPr>
+          <w:rFonts w:ascii="Times New Roman" w:hAnsi="Times New Roman" w:cs="Times New Roman"/>
+          <w:sz w:val="24"/>
+          <w:szCs w:val="24"/>
+        </w:rPr>
+      </w:pPr>
+      <w:r>
+        <w:rPr>
+          <w:rFonts w:ascii="Times New Roman" w:hAnsi="Times New Roman" w:cs="Times New Roman"/>
+          <w:sz w:val="24"/>
+          <w:szCs w:val="24"/>
+        </w:rPr>
+        <w:t>Methods:</w:t>
+      </w:r>
+    </w:p>
+    <w:p>
+      <w:pPr>
+        <w:rPr>
+          <w:rFonts w:ascii="Times New Roman" w:hAnsi="Times New Roman" w:cs="Times New Roman"/>
+          <w:sz w:val="24"/>
+          <w:szCs w:val="24"/>
+        </w:rPr>
+      </w:pPr>
+      <w:r>
+        <w:rPr>
+          <w:rFonts w:ascii="Times New Roman" w:hAnsi="Times New Roman" w:cs="Times New Roman"/>
+          <w:sz w:val="24"/>
+          <w:szCs w:val="24"/>
+        </w:rPr>
+        <w:t>.</w:t>
+      </w:r>
+      <w:r>
+        <w:rPr>
+          <w:rFonts w:ascii="Times New Roman" w:hAnsi="Times New Roman" w:cs="Times New Roman"/>
+          <w:sz w:val="24"/>
+          <w:szCs w:val="24"/>
+        </w:rPr>
+        <w:t>then(): Handles fulfillment and optionally rejection.</w:t>
+      </w:r>
+    </w:p>
+    <w:p>
+      <w:pPr>
+        <w:rPr>
+          <w:rFonts w:ascii="Times New Roman" w:hAnsi="Times New Roman" w:cs="Times New Roman"/>
+          <w:sz w:val="24"/>
+          <w:szCs w:val="24"/>
+        </w:rPr>
+      </w:pPr>
+      <w:r>
+        <w:rPr>
+          <w:rFonts w:ascii="Times New Roman" w:hAnsi="Times New Roman" w:cs="Times New Roman"/>
+          <w:sz w:val="24"/>
+          <w:szCs w:val="24"/>
+        </w:rPr>
+        <w:t>.</w:t>
+      </w:r>
+      <w:r>
+        <w:rPr>
+          <w:rFonts w:ascii="Times New Roman" w:hAnsi="Times New Roman" w:cs="Times New Roman"/>
+          <w:sz w:val="24"/>
+          <w:szCs w:val="24"/>
+        </w:rPr>
+        <w:t>catch(): Handles rejection.</w:t>
+      </w:r>
+    </w:p>
+    <w:p>
+      <w:pPr>
+        <w:rPr>
+          <w:rFonts w:ascii="Times New Roman" w:hAnsi="Times New Roman" w:cs="Times New Roman"/>
+          <w:sz w:val="24"/>
+          <w:szCs w:val="24"/>
+        </w:rPr>
+      </w:pPr>
+      <w:r>
+        <w:rPr>
+          <w:rFonts w:ascii="Times New Roman" w:hAnsi="Times New Roman" w:cs="Times New Roman"/>
+          <w:sz w:val="24"/>
+          <w:szCs w:val="24"/>
+        </w:rPr>
+        <w:t>.</w:t>
+      </w:r>
+      <w:r>
+        <w:rPr>
+          <w:rFonts w:ascii="Times New Roman" w:hAnsi="Times New Roman" w:cs="Times New Roman"/>
+          <w:sz w:val="24"/>
+          <w:szCs w:val="24"/>
+        </w:rPr>
+        <w:t>finally(): Runs regardless of fulfillment or rejection.</w:t>
+      </w:r>
+    </w:p>
+    <w:p>
+      <w:pPr>
+        <w:rPr>
+          <w:rFonts w:ascii="Times New Roman" w:hAnsi="Times New Roman" w:cs="Times New Roman"/>
+          <w:sz w:val="24"/>
+          <w:szCs w:val="24"/>
+        </w:rPr>
+      </w:pPr>
+      <w:r>
+        <w:rPr>
+          <w:rFonts w:ascii="Times New Roman" w:hAnsi="Times New Roman" w:cs="Times New Roman"/>
+          <w:sz w:val="24"/>
+          <w:szCs w:val="24"/>
+        </w:rPr>
+        <w:t xml:space="preserve">Advanced </w:t>
+      </w:r>
+      <w:r>
+        <w:rPr>
+          <w:rFonts w:ascii="Times New Roman" w:hAnsi="Times New Roman" w:cs="Times New Roman"/>
+          <w:sz w:val="24"/>
+          <w:szCs w:val="24"/>
+        </w:rPr>
+        <w:t>Methods: Promise.all(), Promise.race(), Promise.allSettled(), Promise.any().</w:t>
+      </w:r>
+    </w:p>
+    <w:p>
+      <w:pPr>
+        <w:rPr>
+          <w:rFonts w:ascii="Times New Roman" w:hAnsi="Times New Roman" w:cs="Times New Roman"/>
+          <w:b/>
+          <w:bCs/>
+          <w:color w:val="833C0B" w:themeColor="accent2" w:themeShade="80"/>
+          <w:sz w:val="24"/>
+          <w:szCs w:val="24"/>
+        </w:rPr>
+      </w:pPr>
+      <w:r>
+        <w:rPr>
+          <w:rFonts w:ascii="Times New Roman" w:hAnsi="Times New Roman" w:cs="Times New Roman"/>
+          <w:b/>
+          <w:bCs/>
+          <w:color w:val="833C0B" w:themeColor="accent2" w:themeShade="80"/>
+          <w:sz w:val="24"/>
+          <w:szCs w:val="24"/>
+        </w:rPr>
+        <w:t>Promise.all(), Promise.race(), Promise.allSettled(), Promise.any()</w:t>
+      </w:r>
+    </w:p>
+    <w:p>
+      <w:pPr>
+        <w:rPr>
+          <w:rFonts w:ascii="Times New Roman" w:hAnsi="Times New Roman" w:cs="Times New Roman"/>
+          <w:b/>
+          <w:bCs/>
+          <w:sz w:val="24"/>
+          <w:szCs w:val="24"/>
+        </w:rPr>
+      </w:pPr>
+      <w:r>
+        <w:rPr>
+          <w:rFonts w:ascii="Times New Roman" w:hAnsi="Times New Roman" w:cs="Times New Roman"/>
+          <w:b/>
+          <w:bCs/>
+          <w:sz w:val="24"/>
+          <w:szCs w:val="24"/>
+        </w:rPr>
+        <w:t>must-know</w:t>
+      </w:r>
+      <w:r>
+        <w:rPr>
+          <w:rFonts w:ascii="Times New Roman" w:hAnsi="Times New Roman" w:cs="Times New Roman"/>
+          <w:sz w:val="24"/>
+          <w:szCs w:val="24"/>
+        </w:rPr>
+        <w:t xml:space="preserve"> for handling </w:t>
+      </w:r>
+      <w:r>
+        <w:rPr>
+          <w:rFonts w:ascii="Times New Roman" w:hAnsi="Times New Roman" w:cs="Times New Roman"/>
+          <w:b/>
+          <w:bCs/>
+          <w:sz w:val="24"/>
+          <w:szCs w:val="24"/>
+        </w:rPr>
+        <w:t>multiple promises in parallel</w:t>
+      </w:r>
+    </w:p>
+    <w:p>
+      <w:pPr>
+        <w:rPr>
+          <w:rFonts w:ascii="Times New Roman" w:hAnsi="Times New Roman" w:cs="Times New Roman"/>
+          <w:b/>
+          <w:bCs/>
+          <w:color w:val="7030A0"/>
+          <w:sz w:val="24"/>
+          <w:szCs w:val="24"/>
+        </w:rPr>
+      </w:pPr>
+      <w:r>
+        <w:rPr>
+          <w:rFonts w:ascii="Times New Roman" w:hAnsi="Times New Roman" w:cs="Times New Roman"/>
+          <w:b/>
+          <w:bCs/>
+          <w:color w:val="7030A0"/>
+          <w:sz w:val="24"/>
+          <w:szCs w:val="24"/>
+        </w:rPr>
+        <w:t>Promise.all()</w:t>
+      </w:r>
+      <w:r>
+        <w:rPr>
+          <w:rFonts w:ascii="Times New Roman" w:hAnsi="Times New Roman" w:cs="Times New Roman"/>
+          <w:b/>
+          <w:bCs/>
+          <w:color w:val="7030A0"/>
+          <w:sz w:val="24"/>
+          <w:szCs w:val="24"/>
+        </w:rPr>
+        <w:t>:</w:t>
+      </w:r>
+      <w:r>
+        <w:rPr>
+          <w:rFonts w:ascii="Times New Roman" w:hAnsi="Times New Roman" w:cs="Times New Roman"/>
+          <w:sz w:val="24"/>
+          <w:szCs w:val="24"/>
+        </w:rPr>
+        <w:t>If any promise rejects → .catch() is triggered immediately</w:t>
+      </w:r>
+      <w:r>
+        <w:rPr>
+          <w:rFonts w:ascii="Times New Roman" w:hAnsi="Times New Roman" w:cs="Times New Roman"/>
+          <w:sz w:val="24"/>
+          <w:szCs w:val="24"/>
+        </w:rPr>
+        <w:t xml:space="preserve">, </w:t>
+      </w:r>
+      <w:r>
+        <w:rPr>
+          <w:rFonts w:ascii="Times New Roman" w:hAnsi="Times New Roman" w:cs="Times New Roman"/>
+          <w:sz w:val="24"/>
+          <w:szCs w:val="24"/>
+        </w:rPr>
+        <w:t>all async tasks must succeed before continuing</w:t>
+      </w:r>
+    </w:p>
+    <w:p>
+      <w:pPr>
+        <w:rPr>
+          <w:rFonts w:ascii="Times New Roman" w:hAnsi="Times New Roman" w:cs="Times New Roman"/>
+          <w:sz w:val="24"/>
+          <w:szCs w:val="24"/>
+        </w:rPr>
+      </w:pPr>
+      <w:r>
+        <w:rPr>
+          <w:rFonts w:ascii="Times New Roman" w:hAnsi="Times New Roman" w:cs="Times New Roman"/>
+          <w:b/>
+          <w:bCs/>
+          <w:color w:val="7030A0"/>
+          <w:sz w:val="24"/>
+          <w:szCs w:val="24"/>
+        </w:rPr>
+        <w:t>Promise.race()</w:t>
+      </w:r>
+      <w:r>
+        <w:rPr>
+          <w:rFonts w:ascii="Times New Roman" w:hAnsi="Times New Roman" w:cs="Times New Roman"/>
+          <w:b/>
+          <w:bCs/>
+          <w:color w:val="7030A0"/>
+          <w:sz w:val="24"/>
+          <w:szCs w:val="24"/>
+        </w:rPr>
+        <w:t xml:space="preserve">: </w:t>
+      </w:r>
+      <w:r>
+        <w:rPr>
+          <w:rFonts w:ascii="Times New Roman" w:hAnsi="Times New Roman" w:cs="Times New Roman"/>
+          <w:sz w:val="24"/>
+          <w:szCs w:val="24"/>
+        </w:rPr>
+        <w:t>Resolves or rejects as soon as the first promise settles (resolves OR rejects).</w:t>
+      </w:r>
+    </w:p>
+    <w:p>
+      <w:pPr>
+        <w:rPr>
+          <w:rFonts w:ascii="Times New Roman" w:hAnsi="Times New Roman" w:cs="Times New Roman"/>
+          <w:sz w:val="24"/>
+          <w:szCs w:val="24"/>
+        </w:rPr>
+      </w:pPr>
+      <w:r>
+        <w:rPr>
+          <w:rFonts w:ascii="Times New Roman" w:hAnsi="Times New Roman" w:cs="Times New Roman"/>
+          <w:sz w:val="24"/>
+          <w:szCs w:val="24"/>
+        </w:rPr>
+        <w:t>Fastest result wins, whether resolved or rejected.</w:t>
+      </w:r>
+    </w:p>
+    <w:p>
+      <w:pPr>
+        <w:rPr>
+          <w:rFonts w:ascii="Times New Roman" w:hAnsi="Times New Roman" w:cs="Times New Roman"/>
+          <w:b/>
+          <w:bCs/>
+          <w:color w:val="7030A0"/>
+          <w:sz w:val="24"/>
+          <w:szCs w:val="24"/>
+        </w:rPr>
+      </w:pPr>
+      <w:r>
+        <w:rPr>
+          <w:rFonts w:ascii="Times New Roman" w:hAnsi="Times New Roman" w:cs="Times New Roman"/>
+          <w:b/>
+          <w:bCs/>
+          <w:color w:val="7030A0"/>
+          <w:sz w:val="24"/>
+          <w:szCs w:val="24"/>
+        </w:rPr>
+        <w:t>Promise.allSettled()</w:t>
+      </w:r>
+      <w:r>
+        <w:rPr>
+          <w:rFonts w:ascii="Times New Roman" w:hAnsi="Times New Roman" w:cs="Times New Roman"/>
+          <w:b/>
+          <w:bCs/>
+          <w:color w:val="7030A0"/>
+          <w:sz w:val="24"/>
+          <w:szCs w:val="24"/>
+        </w:rPr>
+        <w:t xml:space="preserve">: </w:t>
+      </w:r>
+      <w:r>
+        <w:rPr>
+          <w:rFonts w:ascii="Times New Roman" w:hAnsi="Times New Roman" w:cs="Times New Roman"/>
+          <w:sz w:val="24"/>
+          <w:szCs w:val="24"/>
+        </w:rPr>
+        <w:t>Waits for all promises to settle (either resolve or reject). Always resolves with a summary of results.</w:t>
+      </w:r>
+      <w:r>
         <w:t xml:space="preserve"> </w:t>
       </w:r>
-    </w:p>
-    <w:p>
-      <w:pPr>
-        <w:rPr>
-          <w:rFonts w:ascii="Times New Roman" w:hAnsi="Times New Roman" w:cs="Times New Roman"/>
-          <w:sz w:val="24"/>
-          <w:szCs w:val="24"/>
-        </w:rPr>
-      </w:pPr>
-      <w:r>
-        <w:rPr>
-          <w:rFonts w:ascii="Times New Roman" w:hAnsi="Times New Roman" w:cs="Times New Roman"/>
-          <w:sz w:val="24"/>
-          <w:szCs w:val="24"/>
-        </w:rPr>
-        <w:t xml:space="preserve">JavaScript Promises help manage asynchronous code by allowing us to handle success and failure in a structured way. They improve readability and avoid callback hell. Promises have three states: </w:t>
-      </w:r>
-      <w:r>
-        <w:rPr>
-          <w:rFonts w:ascii="Times New Roman" w:hAnsi="Times New Roman" w:cs="Times New Roman"/>
-          <w:b/>
-          <w:bCs/>
-          <w:sz w:val="24"/>
-          <w:szCs w:val="24"/>
-        </w:rPr>
-        <w:t>pending</w:t>
-      </w:r>
-      <w:r>
-        <w:rPr>
-          <w:rFonts w:ascii="Times New Roman" w:hAnsi="Times New Roman" w:cs="Times New Roman"/>
-          <w:sz w:val="24"/>
-          <w:szCs w:val="24"/>
-        </w:rPr>
-        <w:t xml:space="preserve">, </w:t>
-      </w:r>
-      <w:r>
-        <w:rPr>
-          <w:rFonts w:ascii="Times New Roman" w:hAnsi="Times New Roman" w:cs="Times New Roman"/>
-          <w:b/>
-          <w:bCs/>
-          <w:sz w:val="24"/>
-          <w:szCs w:val="24"/>
-        </w:rPr>
-        <w:t>fulfilled</w:t>
-      </w:r>
-      <w:r>
-        <w:rPr>
-          <w:rFonts w:ascii="Times New Roman" w:hAnsi="Times New Roman" w:cs="Times New Roman"/>
-          <w:sz w:val="24"/>
-          <w:szCs w:val="24"/>
-        </w:rPr>
-        <w:t xml:space="preserve">, and </w:t>
-      </w:r>
-      <w:r>
-        <w:rPr>
-          <w:rFonts w:ascii="Times New Roman" w:hAnsi="Times New Roman" w:cs="Times New Roman"/>
-          <w:b/>
-          <w:bCs/>
-          <w:sz w:val="24"/>
-          <w:szCs w:val="24"/>
-        </w:rPr>
-        <w:t>rejected</w:t>
-      </w:r>
-    </w:p>
-    <w:p>
-      <w:pPr>
-        <w:rPr>
-          <w:rFonts w:ascii="Times New Roman" w:hAnsi="Times New Roman" w:cs="Times New Roman"/>
-          <w:sz w:val="24"/>
-          <w:szCs w:val="24"/>
-        </w:rPr>
-      </w:pPr>
-      <w:r>
-        <w:rPr>
-          <w:rFonts w:ascii="Times New Roman" w:hAnsi="Times New Roman" w:cs="Times New Roman"/>
-          <w:sz w:val="24"/>
-          <w:szCs w:val="24"/>
-        </w:rPr>
-        <w:t>Methods:</w:t>
-      </w:r>
-    </w:p>
-    <w:p>
-      <w:pPr>
-        <w:rPr>
-          <w:rFonts w:ascii="Times New Roman" w:hAnsi="Times New Roman" w:cs="Times New Roman"/>
-          <w:sz w:val="24"/>
-          <w:szCs w:val="24"/>
-        </w:rPr>
-      </w:pPr>
-      <w:r>
-        <w:rPr>
-          <w:rFonts w:ascii="Times New Roman" w:hAnsi="Times New Roman" w:cs="Times New Roman"/>
-          <w:sz w:val="24"/>
-          <w:szCs w:val="24"/>
-        </w:rPr>
-        <w:t>.</w:t>
-      </w:r>
-      <w:r>
-        <w:rPr>
-          <w:rFonts w:ascii="Times New Roman" w:hAnsi="Times New Roman" w:cs="Times New Roman"/>
-          <w:sz w:val="24"/>
-          <w:szCs w:val="24"/>
-        </w:rPr>
-        <w:t xml:space="preserve">then(): Handles </w:t>
-      </w:r>
-      <w:proofErr w:type="spellStart"/>
-      <w:r>
-        <w:rPr>
-          <w:rFonts w:ascii="Times New Roman" w:hAnsi="Times New Roman" w:cs="Times New Roman"/>
-          <w:sz w:val="24"/>
-          <w:szCs w:val="24"/>
-        </w:rPr>
-        <w:t>fulfillment</w:t>
-      </w:r>
-      <w:proofErr w:type="spellEnd"/>
-      <w:r>
-        <w:rPr>
-          <w:rFonts w:ascii="Times New Roman" w:hAnsi="Times New Roman" w:cs="Times New Roman"/>
-          <w:sz w:val="24"/>
-          <w:szCs w:val="24"/>
-        </w:rPr>
-        <w:t xml:space="preserve"> and optionally rejection.</w:t>
-      </w:r>
-    </w:p>
-    <w:p>
-      <w:pPr>
-        <w:rPr>
-          <w:rFonts w:ascii="Times New Roman" w:hAnsi="Times New Roman" w:cs="Times New Roman"/>
-          <w:sz w:val="24"/>
-          <w:szCs w:val="24"/>
-        </w:rPr>
-      </w:pPr>
-      <w:r>
-        <w:rPr>
-          <w:rFonts w:ascii="Times New Roman" w:hAnsi="Times New Roman" w:cs="Times New Roman"/>
-          <w:sz w:val="24"/>
-          <w:szCs w:val="24"/>
-        </w:rPr>
-        <w:t>.</w:t>
-      </w:r>
-      <w:r>
-        <w:rPr>
-          <w:rFonts w:ascii="Times New Roman" w:hAnsi="Times New Roman" w:cs="Times New Roman"/>
-          <w:sz w:val="24"/>
-          <w:szCs w:val="24"/>
-        </w:rPr>
-        <w:t>catch(): Handles rejection.</w:t>
-      </w:r>
-    </w:p>
-    <w:p>
-      <w:pPr>
-        <w:rPr>
-          <w:rFonts w:ascii="Times New Roman" w:hAnsi="Times New Roman" w:cs="Times New Roman"/>
-          <w:sz w:val="24"/>
-          <w:szCs w:val="24"/>
-        </w:rPr>
-      </w:pPr>
-      <w:r>
-        <w:rPr>
-          <w:rFonts w:ascii="Times New Roman" w:hAnsi="Times New Roman" w:cs="Times New Roman"/>
-          <w:sz w:val="24"/>
-          <w:szCs w:val="24"/>
-        </w:rPr>
-        <w:t>.</w:t>
-      </w:r>
-      <w:r>
-        <w:rPr>
-          <w:rFonts w:ascii="Times New Roman" w:hAnsi="Times New Roman" w:cs="Times New Roman"/>
-          <w:sz w:val="24"/>
-          <w:szCs w:val="24"/>
-        </w:rPr>
-        <w:t xml:space="preserve">finally(): Runs regardless of </w:t>
-      </w:r>
-      <w:proofErr w:type="spellStart"/>
-      <w:r>
-        <w:rPr>
-          <w:rFonts w:ascii="Times New Roman" w:hAnsi="Times New Roman" w:cs="Times New Roman"/>
-          <w:sz w:val="24"/>
-          <w:szCs w:val="24"/>
-        </w:rPr>
-        <w:t>fulfillment</w:t>
-      </w:r>
-      <w:proofErr w:type="spellEnd"/>
-      <w:r>
-        <w:rPr>
-          <w:rFonts w:ascii="Times New Roman" w:hAnsi="Times New Roman" w:cs="Times New Roman"/>
-          <w:sz w:val="24"/>
-          <w:szCs w:val="24"/>
-        </w:rPr>
-        <w:t xml:space="preserve"> or rejection.</w:t>
-      </w:r>
-    </w:p>
-    <w:p>
-      <w:pPr>
-        <w:rPr>
-          <w:rFonts w:ascii="Times New Roman" w:hAnsi="Times New Roman" w:cs="Times New Roman"/>
-          <w:sz w:val="24"/>
-          <w:szCs w:val="24"/>
-        </w:rPr>
-      </w:pPr>
-      <w:r>
-        <w:rPr>
-          <w:rFonts w:ascii="Times New Roman" w:hAnsi="Times New Roman" w:cs="Times New Roman"/>
-          <w:sz w:val="24"/>
-          <w:szCs w:val="24"/>
-        </w:rPr>
-        <w:t xml:space="preserve">Advanced </w:t>
-      </w:r>
-      <w:r>
-        <w:rPr>
-          <w:rFonts w:ascii="Times New Roman" w:hAnsi="Times New Roman" w:cs="Times New Roman"/>
-          <w:sz w:val="24"/>
-          <w:szCs w:val="24"/>
-        </w:rPr>
-        <w:t xml:space="preserve">Methods: </w:t>
-      </w:r>
-      <w:proofErr w:type="spellStart"/>
-      <w:r>
-        <w:rPr>
-          <w:rFonts w:ascii="Times New Roman" w:hAnsi="Times New Roman" w:cs="Times New Roman"/>
-          <w:sz w:val="24"/>
-          <w:szCs w:val="24"/>
-        </w:rPr>
-        <w:t>Promise.all</w:t>
-      </w:r>
-      <w:proofErr w:type="spellEnd"/>
-      <w:r>
-        <w:rPr>
-          <w:rFonts w:ascii="Times New Roman" w:hAnsi="Times New Roman" w:cs="Times New Roman"/>
-          <w:sz w:val="24"/>
-          <w:szCs w:val="24"/>
-        </w:rPr>
-        <w:t xml:space="preserve">(), </w:t>
-      </w:r>
-      <w:proofErr w:type="spellStart"/>
-      <w:r>
-        <w:rPr>
-          <w:rFonts w:ascii="Times New Roman" w:hAnsi="Times New Roman" w:cs="Times New Roman"/>
-          <w:sz w:val="24"/>
-          <w:szCs w:val="24"/>
-        </w:rPr>
-        <w:t>Promise.race</w:t>
-      </w:r>
-      <w:proofErr w:type="spellEnd"/>
-      <w:r>
-        <w:rPr>
-          <w:rFonts w:ascii="Times New Roman" w:hAnsi="Times New Roman" w:cs="Times New Roman"/>
-          <w:sz w:val="24"/>
-          <w:szCs w:val="24"/>
-        </w:rPr>
-        <w:t xml:space="preserve">(), </w:t>
-      </w:r>
-      <w:proofErr w:type="spellStart"/>
-      <w:r>
-        <w:rPr>
-          <w:rFonts w:ascii="Times New Roman" w:hAnsi="Times New Roman" w:cs="Times New Roman"/>
-          <w:sz w:val="24"/>
-          <w:szCs w:val="24"/>
-        </w:rPr>
-        <w:t>Promise.allSettled</w:t>
-      </w:r>
-      <w:proofErr w:type="spellEnd"/>
-      <w:r>
-        <w:rPr>
-          <w:rFonts w:ascii="Times New Roman" w:hAnsi="Times New Roman" w:cs="Times New Roman"/>
-          <w:sz w:val="24"/>
-          <w:szCs w:val="24"/>
-        </w:rPr>
-        <w:t xml:space="preserve">(), </w:t>
-      </w:r>
-      <w:proofErr w:type="spellStart"/>
-      <w:r>
-        <w:rPr>
-          <w:rFonts w:ascii="Times New Roman" w:hAnsi="Times New Roman" w:cs="Times New Roman"/>
-          <w:sz w:val="24"/>
-          <w:szCs w:val="24"/>
-        </w:rPr>
-        <w:t>Promise.any</w:t>
-      </w:r>
-      <w:proofErr w:type="spellEnd"/>
-      <w:r>
-        <w:rPr>
-          <w:rFonts w:ascii="Times New Roman" w:hAnsi="Times New Roman" w:cs="Times New Roman"/>
-          <w:sz w:val="24"/>
-          <w:szCs w:val="24"/>
-        </w:rPr>
-        <w:t>().</w:t>
-      </w:r>
-    </w:p>
-    <w:p>
-      <w:pPr>
-        <w:rPr>
-          <w:rFonts w:ascii="Times New Roman" w:hAnsi="Times New Roman" w:cs="Times New Roman"/>
-          <w:b/>
-          <w:bCs/>
-          <w:color w:val="833C0B" w:themeColor="accent2" w:themeShade="80"/>
-          <w:sz w:val="24"/>
-          <w:szCs w:val="24"/>
-        </w:rPr>
-      </w:pPr>
-      <w:proofErr w:type="spellStart"/>
-      <w:r>
-        <w:rPr>
-          <w:rFonts w:ascii="Times New Roman" w:hAnsi="Times New Roman" w:cs="Times New Roman"/>
-          <w:b/>
-          <w:bCs/>
-          <w:color w:val="833C0B" w:themeColor="accent2" w:themeShade="80"/>
-          <w:sz w:val="24"/>
-          <w:szCs w:val="24"/>
-        </w:rPr>
-        <w:t>Promise.all</w:t>
-      </w:r>
-      <w:proofErr w:type="spellEnd"/>
-      <w:r>
-        <w:rPr>
-          <w:rFonts w:ascii="Times New Roman" w:hAnsi="Times New Roman" w:cs="Times New Roman"/>
-          <w:b/>
-          <w:bCs/>
-          <w:color w:val="833C0B" w:themeColor="accent2" w:themeShade="80"/>
-          <w:sz w:val="24"/>
-          <w:szCs w:val="24"/>
-        </w:rPr>
-        <w:t xml:space="preserve">(), </w:t>
-      </w:r>
-      <w:proofErr w:type="spellStart"/>
-      <w:r>
-        <w:rPr>
-          <w:rFonts w:ascii="Times New Roman" w:hAnsi="Times New Roman" w:cs="Times New Roman"/>
-          <w:b/>
-          <w:bCs/>
-          <w:color w:val="833C0B" w:themeColor="accent2" w:themeShade="80"/>
-          <w:sz w:val="24"/>
-          <w:szCs w:val="24"/>
-        </w:rPr>
-        <w:t>Promise.race</w:t>
-      </w:r>
-      <w:proofErr w:type="spellEnd"/>
-      <w:r>
-        <w:rPr>
-          <w:rFonts w:ascii="Times New Roman" w:hAnsi="Times New Roman" w:cs="Times New Roman"/>
-          <w:b/>
-          <w:bCs/>
-          <w:color w:val="833C0B" w:themeColor="accent2" w:themeShade="80"/>
-          <w:sz w:val="24"/>
-          <w:szCs w:val="24"/>
-        </w:rPr>
-        <w:t xml:space="preserve">(), </w:t>
-      </w:r>
-      <w:proofErr w:type="spellStart"/>
-      <w:r>
-        <w:rPr>
-          <w:rFonts w:ascii="Times New Roman" w:hAnsi="Times New Roman" w:cs="Times New Roman"/>
-          <w:b/>
-          <w:bCs/>
-          <w:color w:val="833C0B" w:themeColor="accent2" w:themeShade="80"/>
-          <w:sz w:val="24"/>
-          <w:szCs w:val="24"/>
-        </w:rPr>
-        <w:t>Promise.allSettled</w:t>
-      </w:r>
-      <w:proofErr w:type="spellEnd"/>
-      <w:r>
-        <w:rPr>
-          <w:rFonts w:ascii="Times New Roman" w:hAnsi="Times New Roman" w:cs="Times New Roman"/>
-          <w:b/>
-          <w:bCs/>
-          <w:color w:val="833C0B" w:themeColor="accent2" w:themeShade="80"/>
-          <w:sz w:val="24"/>
-          <w:szCs w:val="24"/>
-        </w:rPr>
-        <w:t xml:space="preserve">(), </w:t>
-      </w:r>
-      <w:proofErr w:type="spellStart"/>
-      <w:r>
-        <w:rPr>
-          <w:rFonts w:ascii="Times New Roman" w:hAnsi="Times New Roman" w:cs="Times New Roman"/>
-          <w:b/>
-          <w:bCs/>
-          <w:color w:val="833C0B" w:themeColor="accent2" w:themeShade="80"/>
-          <w:sz w:val="24"/>
-          <w:szCs w:val="24"/>
-        </w:rPr>
-        <w:t>Promise.any</w:t>
-      </w:r>
-      <w:proofErr w:type="spellEnd"/>
-      <w:r>
-        <w:rPr>
-          <w:rFonts w:ascii="Times New Roman" w:hAnsi="Times New Roman" w:cs="Times New Roman"/>
-          <w:b/>
-          <w:bCs/>
-          <w:color w:val="833C0B" w:themeColor="accent2" w:themeShade="80"/>
-          <w:sz w:val="24"/>
-          <w:szCs w:val="24"/>
-        </w:rPr>
-        <w:t>()</w:t>
-      </w:r>
-    </w:p>
-    <w:p>
-      <w:pPr>
-        <w:rPr>
-          <w:rFonts w:ascii="Times New Roman" w:hAnsi="Times New Roman" w:cs="Times New Roman"/>
-          <w:b/>
-          <w:bCs/>
-          <w:sz w:val="24"/>
-          <w:szCs w:val="24"/>
-        </w:rPr>
-      </w:pPr>
-      <w:r>
-        <w:rPr>
-          <w:rFonts w:ascii="Times New Roman" w:hAnsi="Times New Roman" w:cs="Times New Roman"/>
-          <w:b/>
-          <w:bCs/>
-          <w:sz w:val="24"/>
-          <w:szCs w:val="24"/>
-        </w:rPr>
-        <w:t>must-know</w:t>
-      </w:r>
-      <w:r>
-        <w:rPr>
-          <w:rFonts w:ascii="Times New Roman" w:hAnsi="Times New Roman" w:cs="Times New Roman"/>
-          <w:sz w:val="24"/>
-          <w:szCs w:val="24"/>
-        </w:rPr>
-        <w:t xml:space="preserve"> for handling </w:t>
-      </w:r>
-      <w:r>
-        <w:rPr>
-          <w:rFonts w:ascii="Times New Roman" w:hAnsi="Times New Roman" w:cs="Times New Roman"/>
-          <w:b/>
-          <w:bCs/>
-          <w:sz w:val="24"/>
-          <w:szCs w:val="24"/>
-        </w:rPr>
-        <w:t>multiple promises in parallel</w:t>
+      <w:r>
+        <w:rPr>
+          <w:rFonts w:ascii="Times New Roman" w:hAnsi="Times New Roman" w:cs="Times New Roman"/>
+          <w:sz w:val="24"/>
+          <w:szCs w:val="24"/>
+        </w:rPr>
+        <w:t xml:space="preserve">When you want to know the result of </w:t>
+      </w:r>
+      <w:r>
+        <w:rPr>
+          <w:rFonts w:ascii="Times New Roman" w:hAnsi="Times New Roman" w:cs="Times New Roman"/>
+          <w:b/>
+          <w:bCs/>
+          <w:sz w:val="24"/>
+          <w:szCs w:val="24"/>
+        </w:rPr>
+        <w:t>every promise</w:t>
+      </w:r>
+      <w:r>
+        <w:rPr>
+          <w:rFonts w:ascii="Times New Roman" w:hAnsi="Times New Roman" w:cs="Times New Roman"/>
+          <w:sz w:val="24"/>
+          <w:szCs w:val="24"/>
+        </w:rPr>
+        <w:t>, regardless of success/failure</w:t>
       </w:r>
     </w:p>
     <w:p>
@@ -6610,7 +6057,6 @@
           <w:szCs w:val="24"/>
         </w:rPr>
       </w:pPr>
-      <w:proofErr w:type="spellStart"/>
       <w:r>
         <w:rPr>
           <w:rFonts w:ascii="Times New Roman" w:hAnsi="Times New Roman" w:cs="Times New Roman"/>
@@ -6620,9 +6066,8 @@
           <w:sz w:val="24"/>
           <w:szCs w:val="24"/>
         </w:rPr>
-        <w:t>Promise.all</w:t>
-      </w:r>
-      <w:proofErr w:type="spellEnd"/>
+        <w:t>Promise.any()</w:t>
+      </w:r>
       <w:r>
         <w:rPr>
           <w:rFonts w:ascii="Times New Roman" w:hAnsi="Times New Roman" w:cs="Times New Roman"/>
@@ -6632,85 +6077,6 @@
           <w:sz w:val="24"/>
           <w:szCs w:val="24"/>
         </w:rPr>
-        <w:t>()</w:t>
-      </w:r>
-      <w:r>
-        <w:rPr>
-          <w:rFonts w:ascii="Times New Roman" w:hAnsi="Times New Roman" w:cs="Times New Roman"/>
-          <w:b/>
-          <w:bCs/>
-          <w:color w:val="7030A0"/>
-          <w:sz w:val="24"/>
-          <w:szCs w:val="24"/>
-        </w:rPr>
-        <w:t>:</w:t>
-      </w:r>
-      <w:r>
-        <w:rPr>
-          <w:rFonts w:ascii="Times New Roman" w:hAnsi="Times New Roman" w:cs="Times New Roman"/>
-          <w:sz w:val="24"/>
-          <w:szCs w:val="24"/>
-        </w:rPr>
-        <w:t>If any promise rejects → .catch() is triggered immediately</w:t>
-      </w:r>
-      <w:r>
-        <w:rPr>
-          <w:rFonts w:ascii="Times New Roman" w:hAnsi="Times New Roman" w:cs="Times New Roman"/>
-          <w:sz w:val="24"/>
-          <w:szCs w:val="24"/>
-        </w:rPr>
-        <w:t xml:space="preserve">, </w:t>
-      </w:r>
-      <w:r>
-        <w:rPr>
-          <w:rFonts w:ascii="Times New Roman" w:hAnsi="Times New Roman" w:cs="Times New Roman"/>
-          <w:sz w:val="24"/>
-          <w:szCs w:val="24"/>
-        </w:rPr>
-        <w:t>all async tasks must succeed before continuing</w:t>
-      </w:r>
-    </w:p>
-    <w:p>
-      <w:pPr>
-        <w:rPr>
-          <w:rFonts w:ascii="Times New Roman" w:hAnsi="Times New Roman" w:cs="Times New Roman"/>
-          <w:sz w:val="24"/>
-          <w:szCs w:val="24"/>
-        </w:rPr>
-      </w:pPr>
-      <w:proofErr w:type="spellStart"/>
-      <w:r>
-        <w:rPr>
-          <w:rFonts w:ascii="Times New Roman" w:hAnsi="Times New Roman" w:cs="Times New Roman"/>
-          <w:b/>
-          <w:bCs/>
-          <w:color w:val="7030A0"/>
-          <w:sz w:val="24"/>
-          <w:szCs w:val="24"/>
-        </w:rPr>
-        <w:t>Promise.race</w:t>
-      </w:r>
-      <w:proofErr w:type="spellEnd"/>
-      <w:r>
-        <w:rPr>
-          <w:rFonts w:ascii="Times New Roman" w:hAnsi="Times New Roman" w:cs="Times New Roman"/>
-          <w:b/>
-          <w:bCs/>
-          <w:color w:val="7030A0"/>
-          <w:sz w:val="24"/>
-          <w:szCs w:val="24"/>
-        </w:rPr>
-        <w:t>()</w:t>
-      </w:r>
-      <w:r>
-        <w:rPr>
-          <w:rFonts w:ascii="Times New Roman" w:hAnsi="Times New Roman" w:cs="Times New Roman"/>
-          <w:b/>
-          <w:bCs/>
-          <w:color w:val="7030A0"/>
-          <w:sz w:val="24"/>
-          <w:szCs w:val="24"/>
-        </w:rPr>
         <w:t xml:space="preserve">: </w:t>
       </w:r>
       <w:r>
@@ -6719,162 +6085,6 @@
           <w:sz w:val="24"/>
           <w:szCs w:val="24"/>
         </w:rPr>
-        <w:t>Resolves or rejects as soon as the first promise settles (resolves OR rejects).</w:t>
-      </w:r>
-    </w:p>
-    <w:p>
-      <w:pPr>
-        <w:rPr>
-          <w:rFonts w:ascii="Times New Roman" w:hAnsi="Times New Roman" w:cs="Times New Roman"/>
-          <w:sz w:val="24"/>
-          <w:szCs w:val="24"/>
-        </w:rPr>
-      </w:pPr>
-      <w:r>
-        <w:rPr>
-          <w:rFonts w:ascii="Times New Roman" w:hAnsi="Times New Roman" w:cs="Times New Roman"/>
-          <w:sz w:val="24"/>
-          <w:szCs w:val="24"/>
-        </w:rPr>
-        <w:t>Fastest result wins, whether resolved or rejected.</w:t>
-      </w:r>
-    </w:p>
-    <w:p>
-      <w:pPr>
-        <w:rPr>
-          <w:rFonts w:ascii="Times New Roman" w:hAnsi="Times New Roman" w:cs="Times New Roman"/>
-          <w:b/>
-          <w:bCs/>
-          <w:color w:val="7030A0"/>
-          <w:sz w:val="24"/>
-          <w:szCs w:val="24"/>
-        </w:rPr>
-      </w:pPr>
-      <w:proofErr w:type="spellStart"/>
-      <w:r>
-        <w:rPr>
-          <w:rFonts w:ascii="Times New Roman" w:hAnsi="Times New Roman" w:cs="Times New Roman"/>
-          <w:b/>
-          <w:bCs/>
-          <w:color w:val="7030A0"/>
-          <w:sz w:val="24"/>
-          <w:szCs w:val="24"/>
-        </w:rPr>
-        <w:t>Promise.allSettled</w:t>
-      </w:r>
-      <w:proofErr w:type="spellEnd"/>
-      <w:r>
-        <w:rPr>
-          <w:rFonts w:ascii="Times New Roman" w:hAnsi="Times New Roman" w:cs="Times New Roman"/>
-          <w:b/>
-          <w:bCs/>
-          <w:color w:val="7030A0"/>
-          <w:sz w:val="24"/>
-          <w:szCs w:val="24"/>
-        </w:rPr>
-        <w:t>()</w:t>
-      </w:r>
-      <w:r>
-        <w:rPr>
-          <w:rFonts w:ascii="Times New Roman" w:hAnsi="Times New Roman" w:cs="Times New Roman"/>
-          <w:b/>
-          <w:bCs/>
-          <w:color w:val="7030A0"/>
-          <w:sz w:val="24"/>
-          <w:szCs w:val="24"/>
-        </w:rPr>
-        <w:t xml:space="preserve">: </w:t>
-      </w:r>
-      <w:r>
-        <w:rPr>
-          <w:rFonts w:ascii="Times New Roman" w:hAnsi="Times New Roman" w:cs="Times New Roman"/>
-          <w:sz w:val="24"/>
-          <w:szCs w:val="24"/>
-        </w:rPr>
-        <w:t>Waits for all promises to settle (either resolve or reject). Always resolves with a summary of results.</w:t>
-      </w:r>
-      <w:r>
-        <w:t xml:space="preserve"> </w:t>
-      </w:r>
-      <w:r>
-        <w:rPr>
-          <w:rFonts w:ascii="Times New Roman" w:hAnsi="Times New Roman" w:cs="Times New Roman"/>
-          <w:sz w:val="24"/>
-          <w:szCs w:val="24"/>
-        </w:rPr>
-        <w:t xml:space="preserve">When you want to know the result of </w:t>
-      </w:r>
-      <w:r>
-        <w:rPr>
-          <w:rFonts w:ascii="Times New Roman" w:hAnsi="Times New Roman" w:cs="Times New Roman"/>
-          <w:b/>
-          <w:bCs/>
-          <w:sz w:val="24"/>
-          <w:szCs w:val="24"/>
-        </w:rPr>
-        <w:t>every promise</w:t>
-      </w:r>
-      <w:r>
-        <w:rPr>
-          <w:rFonts w:ascii="Times New Roman" w:hAnsi="Times New Roman" w:cs="Times New Roman"/>
-          <w:sz w:val="24"/>
-          <w:szCs w:val="24"/>
-        </w:rPr>
-        <w:t>, regardless of success/failure</w:t>
-      </w:r>
-    </w:p>
-    <w:p>
-      <w:pPr>
-        <w:rPr>
-          <w:rFonts w:ascii="Times New Roman" w:hAnsi="Times New Roman" w:cs="Times New Roman"/>
-          <w:b/>
-          <w:bCs/>
-          <w:color w:val="7030A0"/>
-          <w:sz w:val="24"/>
-          <w:szCs w:val="24"/>
-        </w:rPr>
-      </w:pPr>
-      <w:proofErr w:type="spellStart"/>
-      <w:r>
-        <w:rPr>
-          <w:rFonts w:ascii="Times New Roman" w:hAnsi="Times New Roman" w:cs="Times New Roman"/>
-          <w:b/>
-          <w:bCs/>
-          <w:color w:val="7030A0"/>
-          <w:sz w:val="24"/>
-          <w:szCs w:val="24"/>
-        </w:rPr>
-        <w:t>Promise.any</w:t>
-      </w:r>
-      <w:proofErr w:type="spellEnd"/>
-      <w:r>
-        <w:rPr>
-          <w:rFonts w:ascii="Times New Roman" w:hAnsi="Times New Roman" w:cs="Times New Roman"/>
-          <w:b/>
-          <w:bCs/>
-          <w:color w:val="7030A0"/>
-          <w:sz w:val="24"/>
-          <w:szCs w:val="24"/>
-        </w:rPr>
-        <w:t>()</w:t>
-      </w:r>
-      <w:r>
-        <w:rPr>
-          <w:rFonts w:ascii="Times New Roman" w:hAnsi="Times New Roman" w:cs="Times New Roman"/>
-          <w:b/>
-          <w:bCs/>
-          <w:color w:val="7030A0"/>
-          <w:sz w:val="24"/>
-          <w:szCs w:val="24"/>
-        </w:rPr>
-        <w:t xml:space="preserve">: </w:t>
-      </w:r>
-      <w:r>
-        <w:rPr>
-          <w:rFonts w:ascii="Times New Roman" w:hAnsi="Times New Roman" w:cs="Times New Roman"/>
-          <w:sz w:val="24"/>
-          <w:szCs w:val="24"/>
-        </w:rPr>
         <w:t>Only fails if all promises fail.</w:t>
       </w:r>
     </w:p>
@@ -6898,31 +6108,7 @@
           <w:sz w:val="24"/>
           <w:szCs w:val="24"/>
         </w:rPr>
-        <w:t xml:space="preserve">Explain different States of Promise in </w:t>
-      </w:r>
-      <w:proofErr w:type="spellStart"/>
-      <w:r>
-        <w:rPr>
-          <w:rFonts w:ascii="Times New Roman" w:hAnsi="Times New Roman" w:cs="Times New Roman"/>
-          <w:b/>
-          <w:bCs/>
-          <w:color w:val="833C0B" w:themeColor="accent2" w:themeShade="80"/>
-          <w:sz w:val="24"/>
-          <w:szCs w:val="24"/>
-        </w:rPr>
-        <w:t>Javascript</w:t>
-      </w:r>
-      <w:proofErr w:type="spellEnd"/>
-      <w:r>
-        <w:rPr>
-          <w:rFonts w:ascii="Times New Roman" w:hAnsi="Times New Roman" w:cs="Times New Roman"/>
-          <w:b/>
-          <w:bCs/>
-          <w:color w:val="833C0B" w:themeColor="accent2" w:themeShade="80"/>
-          <w:sz w:val="24"/>
-          <w:szCs w:val="24"/>
-        </w:rPr>
-        <w:t xml:space="preserve"> </w:t>
+        <w:t xml:space="preserve">Explain different States of Promise in Javascript </w:t>
       </w:r>
     </w:p>
     <w:p>
@@ -7037,316 +6223,274 @@
           <w:sz w:val="24"/>
           <w:szCs w:val="24"/>
         </w:rPr>
-        <w:t xml:space="preserve">What is difference between promise and callback in </w:t>
-      </w:r>
-      <w:proofErr w:type="spellStart"/>
-      <w:r>
-        <w:rPr>
-          <w:rFonts w:ascii="Times New Roman" w:hAnsi="Times New Roman" w:cs="Times New Roman"/>
-          <w:b/>
-          <w:bCs/>
-          <w:color w:val="833C0B" w:themeColor="accent2" w:themeShade="80"/>
-          <w:sz w:val="24"/>
-          <w:szCs w:val="24"/>
-        </w:rPr>
-        <w:t>Javascript</w:t>
-      </w:r>
-      <w:proofErr w:type="spellEnd"/>
-      <w:r>
-        <w:rPr>
-          <w:rFonts w:ascii="Times New Roman" w:hAnsi="Times New Roman" w:cs="Times New Roman"/>
-          <w:b/>
-          <w:bCs/>
-          <w:color w:val="833C0B" w:themeColor="accent2" w:themeShade="80"/>
+        <w:t xml:space="preserve">What is difference between promise and callback in Javascript </w:t>
+      </w:r>
+    </w:p>
+    <w:p>
+      <w:pPr>
+        <w:rPr>
+          <w:rFonts w:ascii="Times New Roman" w:hAnsi="Times New Roman" w:cs="Times New Roman"/>
+          <w:sz w:val="24"/>
+          <w:szCs w:val="24"/>
+        </w:rPr>
+      </w:pPr>
+      <w:r>
+        <w:rPr>
+          <w:rFonts w:ascii="Times New Roman" w:hAnsi="Times New Roman" w:cs="Times New Roman"/>
+          <w:sz w:val="24"/>
+          <w:szCs w:val="24"/>
+        </w:rPr>
+        <w:t>Callbacks: Functions passed to other functions to be executed later. Can lead to deeply nested code and complex error handling.</w:t>
+      </w:r>
+    </w:p>
+    <w:p>
+      <w:pPr>
+        <w:rPr>
+          <w:rFonts w:ascii="Times New Roman" w:hAnsi="Times New Roman" w:cs="Times New Roman"/>
+          <w:sz w:val="24"/>
+          <w:szCs w:val="24"/>
+        </w:rPr>
+      </w:pPr>
+      <w:r>
+        <w:rPr>
+          <w:rFonts w:ascii="Times New Roman" w:hAnsi="Times New Roman" w:cs="Times New Roman"/>
+          <w:sz w:val="24"/>
+          <w:szCs w:val="24"/>
+        </w:rPr>
+        <w:t>Promises: Objects that represent the completion of asynchronous operations. Provide better readability, chaining, and error handling.</w:t>
+      </w:r>
+    </w:p>
+    <w:p>
+      <w:pPr>
+        <w:rPr>
+          <w:rFonts w:ascii="Times New Roman" w:hAnsi="Times New Roman" w:cs="Times New Roman"/>
+          <w:sz w:val="24"/>
+          <w:szCs w:val="24"/>
+        </w:rPr>
+      </w:pPr>
+      <w:r>
+        <w:rPr>
+          <w:rFonts w:ascii="Times New Roman" w:hAnsi="Times New Roman" w:cs="Times New Roman"/>
+          <w:sz w:val="24"/>
+          <w:szCs w:val="24"/>
+        </w:rPr>
+        <w:t>Promises are generally preferred over callbacks for handling asynchronous operations due to their cleaner syntax, better error management, and improved composability.</w:t>
+      </w:r>
+    </w:p>
+    <w:p>
+      <w:pPr>
+        <w:rPr>
+          <w:rFonts w:ascii="Times New Roman" w:hAnsi="Times New Roman" w:cs="Times New Roman"/>
+          <w:b/>
+          <w:bCs/>
+          <w:color w:val="833C0B" w:themeColor="accent2" w:themeShade="80"/>
+          <w:sz w:val="24"/>
+          <w:szCs w:val="24"/>
+        </w:rPr>
+      </w:pPr>
+      <w:r>
+        <w:rPr>
+          <w:rFonts w:ascii="Times New Roman" w:hAnsi="Times New Roman" w:cs="Times New Roman"/>
+          <w:b/>
+          <w:bCs/>
+          <w:color w:val="833C0B" w:themeColor="accent2" w:themeShade="80"/>
+          <w:sz w:val="24"/>
+          <w:szCs w:val="24"/>
+        </w:rPr>
+        <w:t xml:space="preserve">What is Promise.all() in JavaScript, and how is it useful? </w:t>
+      </w:r>
+    </w:p>
+    <w:p>
+      <w:pPr>
+        <w:rPr>
+          <w:rFonts w:ascii="Times New Roman" w:hAnsi="Times New Roman" w:cs="Times New Roman"/>
+          <w:sz w:val="24"/>
+          <w:szCs w:val="24"/>
+        </w:rPr>
+      </w:pPr>
+      <w:r>
+        <w:rPr>
+          <w:rFonts w:ascii="Times New Roman" w:hAnsi="Times New Roman" w:cs="Times New Roman"/>
+          <w:sz w:val="24"/>
+          <w:szCs w:val="24"/>
+        </w:rPr>
+        <w:t>Promise.all() is a method that takes an array of Promises and returns a single Promise that:</w:t>
+      </w:r>
+    </w:p>
+    <w:p>
+      <w:pPr>
+        <w:rPr>
+          <w:rFonts w:ascii="Times New Roman" w:hAnsi="Times New Roman" w:cs="Times New Roman"/>
+          <w:sz w:val="24"/>
+          <w:szCs w:val="24"/>
+        </w:rPr>
+      </w:pPr>
+      <w:r>
+        <w:rPr>
+          <w:rFonts w:ascii="Times New Roman" w:hAnsi="Times New Roman" w:cs="Times New Roman"/>
+          <w:sz w:val="24"/>
+          <w:szCs w:val="24"/>
+        </w:rPr>
+        <w:t>Resolves when all of the input promises are resolved.</w:t>
+      </w:r>
+    </w:p>
+    <w:p>
+      <w:pPr>
+        <w:rPr>
+          <w:rFonts w:ascii="Times New Roman" w:hAnsi="Times New Roman" w:cs="Times New Roman"/>
+          <w:sz w:val="24"/>
+          <w:szCs w:val="24"/>
+        </w:rPr>
+      </w:pPr>
+      <w:r>
+        <w:rPr>
+          <w:rFonts w:ascii="Times New Roman" w:hAnsi="Times New Roman" w:cs="Times New Roman"/>
+          <w:sz w:val="24"/>
+          <w:szCs w:val="24"/>
+        </w:rPr>
+        <w:t>Rejects immediately if any one of the input promises is rejected.</w:t>
+      </w:r>
+    </w:p>
+    <w:p>
+      <w:pPr>
+        <w:rPr>
+          <w:rFonts w:ascii="Times New Roman" w:hAnsi="Times New Roman" w:cs="Times New Roman"/>
+          <w:b/>
+          <w:bCs/>
+          <w:color w:val="833C0B" w:themeColor="accent2" w:themeShade="80"/>
+          <w:sz w:val="24"/>
+          <w:szCs w:val="24"/>
+        </w:rPr>
+      </w:pPr>
+      <w:r>
+        <w:rPr>
+          <w:rFonts w:ascii="Times New Roman" w:hAnsi="Times New Roman" w:cs="Times New Roman"/>
+          <w:b/>
+          <w:bCs/>
+          <w:color w:val="833C0B" w:themeColor="accent2" w:themeShade="80"/>
+          <w:sz w:val="24"/>
+          <w:szCs w:val="24"/>
+        </w:rPr>
+        <w:t>"What is currying in JavaScript? How is it different from partial application? Show an example and a real-time use case where currying might be helpful</w:t>
+      </w:r>
+      <w:r>
+        <w:rPr>
+          <w:rFonts w:ascii="Times New Roman" w:hAnsi="Times New Roman" w:cs="Times New Roman"/>
+          <w:b/>
+          <w:bCs/>
+          <w:color w:val="833C0B" w:themeColor="accent2" w:themeShade="80"/>
+          <w:sz w:val="24"/>
+          <w:szCs w:val="24"/>
+        </w:rPr>
+        <w:t>?</w:t>
+      </w:r>
+    </w:p>
+    <w:p>
+      <w:pPr>
+        <w:rPr>
+          <w:rFonts w:ascii="Times New Roman" w:hAnsi="Times New Roman" w:cs="Times New Roman"/>
+          <w:sz w:val="24"/>
+          <w:szCs w:val="24"/>
+        </w:rPr>
+      </w:pPr>
+      <w:r>
+        <w:rPr>
+          <w:rFonts w:ascii="Times New Roman" w:hAnsi="Times New Roman" w:cs="Times New Roman"/>
+          <w:sz w:val="24"/>
+          <w:szCs w:val="24"/>
+        </w:rPr>
+        <w:t>Currying is the process of transforming a function with multiple arguments into a sequence of functions, each taking one argument at a time.</w:t>
+      </w:r>
+    </w:p>
+    <w:p>
+      <w:pPr>
+        <w:rPr>
+          <w:rFonts w:ascii="Times New Roman" w:hAnsi="Times New Roman" w:cs="Times New Roman"/>
+          <w:sz w:val="24"/>
+          <w:szCs w:val="24"/>
+        </w:rPr>
+      </w:pPr>
+      <w:r>
+        <w:rPr>
+          <w:rFonts w:ascii="Times New Roman" w:hAnsi="Times New Roman" w:cs="Times New Roman"/>
+          <w:sz w:val="24"/>
+          <w:szCs w:val="24"/>
+        </w:rPr>
+        <w:t xml:space="preserve">Breaks a function into a chain of functions, </w:t>
+      </w:r>
+      <w:r>
+        <w:rPr>
+          <w:rFonts w:ascii="Times New Roman" w:hAnsi="Times New Roman" w:cs="Times New Roman"/>
+          <w:b/>
+          <w:bCs/>
+          <w:sz w:val="24"/>
+          <w:szCs w:val="24"/>
+        </w:rPr>
+        <w:t>each taking one argument</w:t>
+      </w:r>
+      <w:r>
+        <w:rPr>
+          <w:rFonts w:ascii="Times New Roman" w:hAnsi="Times New Roman" w:cs="Times New Roman"/>
+          <w:sz w:val="24"/>
+          <w:szCs w:val="24"/>
+        </w:rPr>
+        <w:t>.</w:t>
+      </w:r>
+    </w:p>
+    <w:p>
+      <w:pPr>
+        <w:rPr>
+          <w:rFonts w:ascii="Times New Roman" w:hAnsi="Times New Roman" w:cs="Times New Roman"/>
+          <w:b/>
+          <w:bCs/>
+          <w:color w:val="833C0B" w:themeColor="accent2" w:themeShade="80"/>
+          <w:sz w:val="24"/>
+          <w:szCs w:val="24"/>
+        </w:rPr>
+      </w:pPr>
+      <w:r>
+        <w:rPr>
+          <w:rFonts w:ascii="Times New Roman" w:hAnsi="Times New Roman" w:cs="Times New Roman"/>
+          <w:b/>
+          <w:bCs/>
+          <w:color w:val="833C0B" w:themeColor="accent2" w:themeShade="80"/>
+          <w:sz w:val="24"/>
+          <w:szCs w:val="24"/>
+        </w:rPr>
+        <w:t xml:space="preserve">What is Callback </w:t>
+      </w:r>
+    </w:p>
+    <w:p>
+      <w:pPr>
+        <w:rPr>
+          <w:rFonts w:ascii="Times New Roman" w:hAnsi="Times New Roman" w:cs="Times New Roman"/>
+          <w:sz w:val="24"/>
+          <w:szCs w:val="24"/>
+        </w:rPr>
+      </w:pPr>
+      <w:r>
+        <w:rPr>
+          <w:rFonts w:ascii="Times New Roman" w:hAnsi="Times New Roman" w:cs="Times New Roman"/>
+          <w:sz w:val="24"/>
+          <w:szCs w:val="24"/>
+        </w:rPr>
+        <w:t>A callback is a function that is passed as an argument to another function to be "called back" at a later time(exception,</w:t>
+      </w:r>
+      <w:r>
+        <w:rPr>
+          <w:rFonts w:ascii="Times New Roman" w:hAnsi="Times New Roman" w:cs="Times New Roman"/>
           <w:sz w:val="24"/>
           <w:szCs w:val="24"/>
         </w:rPr>
         <w:t xml:space="preserve"> </w:t>
       </w:r>
-    </w:p>
-    <w:p>
-      <w:pPr>
-        <w:rPr>
-          <w:rFonts w:ascii="Times New Roman" w:hAnsi="Times New Roman" w:cs="Times New Roman"/>
-          <w:sz w:val="24"/>
-          <w:szCs w:val="24"/>
-        </w:rPr>
-      </w:pPr>
-      <w:r>
-        <w:rPr>
-          <w:rFonts w:ascii="Times New Roman" w:hAnsi="Times New Roman" w:cs="Times New Roman"/>
-          <w:sz w:val="24"/>
-          <w:szCs w:val="24"/>
-        </w:rPr>
-        <w:t>Callbacks: Functions passed to other functions to be executed later. Can lead to deeply nested code and complex error handling.</w:t>
-      </w:r>
-    </w:p>
-    <w:p>
-      <w:pPr>
-        <w:rPr>
-          <w:rFonts w:ascii="Times New Roman" w:hAnsi="Times New Roman" w:cs="Times New Roman"/>
-          <w:sz w:val="24"/>
-          <w:szCs w:val="24"/>
-        </w:rPr>
-      </w:pPr>
-      <w:r>
-        <w:rPr>
-          <w:rFonts w:ascii="Times New Roman" w:hAnsi="Times New Roman" w:cs="Times New Roman"/>
-          <w:sz w:val="24"/>
-          <w:szCs w:val="24"/>
-        </w:rPr>
-        <w:t>Promises: Objects that represent the completion of asynchronous operations. Provide better readability, chaining, and error handling.</w:t>
-      </w:r>
-    </w:p>
-    <w:p>
-      <w:pPr>
-        <w:rPr>
-          <w:rFonts w:ascii="Times New Roman" w:hAnsi="Times New Roman" w:cs="Times New Roman"/>
-          <w:sz w:val="24"/>
-          <w:szCs w:val="24"/>
-        </w:rPr>
-      </w:pPr>
-      <w:r>
-        <w:rPr>
-          <w:rFonts w:ascii="Times New Roman" w:hAnsi="Times New Roman" w:cs="Times New Roman"/>
-          <w:sz w:val="24"/>
-          <w:szCs w:val="24"/>
-        </w:rPr>
-        <w:t>Promises are generally preferred over callbacks for handling asynchronous operations due to their cleaner syntax, better error management, and improved composability.</w:t>
-      </w:r>
-    </w:p>
-    <w:p>
-      <w:pPr>
-        <w:rPr>
-          <w:rFonts w:ascii="Times New Roman" w:hAnsi="Times New Roman" w:cs="Times New Roman"/>
-          <w:b/>
-          <w:bCs/>
-          <w:color w:val="833C0B" w:themeColor="accent2" w:themeShade="80"/>
-          <w:sz w:val="24"/>
-          <w:szCs w:val="24"/>
-        </w:rPr>
-      </w:pPr>
-      <w:r>
-        <w:rPr>
-          <w:rFonts w:ascii="Times New Roman" w:hAnsi="Times New Roman" w:cs="Times New Roman"/>
-          <w:b/>
-          <w:bCs/>
-          <w:color w:val="833C0B" w:themeColor="accent2" w:themeShade="80"/>
-          <w:sz w:val="24"/>
-          <w:szCs w:val="24"/>
-        </w:rPr>
-        <w:t xml:space="preserve">What is </w:t>
-      </w:r>
-      <w:proofErr w:type="spellStart"/>
-      <w:r>
-        <w:rPr>
-          <w:rFonts w:ascii="Times New Roman" w:hAnsi="Times New Roman" w:cs="Times New Roman"/>
-          <w:b/>
-          <w:bCs/>
-          <w:color w:val="833C0B" w:themeColor="accent2" w:themeShade="80"/>
-          <w:sz w:val="24"/>
-          <w:szCs w:val="24"/>
-        </w:rPr>
-        <w:t>Promise.all</w:t>
-      </w:r>
-      <w:proofErr w:type="spellEnd"/>
-      <w:r>
-        <w:rPr>
-          <w:rFonts w:ascii="Times New Roman" w:hAnsi="Times New Roman" w:cs="Times New Roman"/>
-          <w:b/>
-          <w:bCs/>
-          <w:color w:val="833C0B" w:themeColor="accent2" w:themeShade="80"/>
-          <w:sz w:val="24"/>
-          <w:szCs w:val="24"/>
-        </w:rPr>
-        <w:t xml:space="preserve">() in JavaScript, and how is it useful? </w:t>
-      </w:r>
-    </w:p>
-    <w:p>
-      <w:pPr>
-        <w:rPr>
-          <w:rFonts w:ascii="Times New Roman" w:hAnsi="Times New Roman" w:cs="Times New Roman"/>
-          <w:sz w:val="24"/>
-          <w:szCs w:val="24"/>
-        </w:rPr>
-      </w:pPr>
-      <w:proofErr w:type="spellStart"/>
-      <w:r>
-        <w:rPr>
-          <w:rFonts w:ascii="Times New Roman" w:hAnsi="Times New Roman" w:cs="Times New Roman"/>
-          <w:sz w:val="24"/>
-          <w:szCs w:val="24"/>
-        </w:rPr>
-        <w:t>Promise.all</w:t>
-      </w:r>
-      <w:proofErr w:type="spellEnd"/>
-      <w:r>
-        <w:rPr>
-          <w:rFonts w:ascii="Times New Roman" w:hAnsi="Times New Roman" w:cs="Times New Roman"/>
-          <w:sz w:val="24"/>
-          <w:szCs w:val="24"/>
-        </w:rPr>
-        <w:t>() is a method that takes an array of Promises and returns a single Promise that:</w:t>
-      </w:r>
-    </w:p>
-    <w:p>
-      <w:pPr>
-        <w:rPr>
-          <w:rFonts w:ascii="Times New Roman" w:hAnsi="Times New Roman" w:cs="Times New Roman"/>
-          <w:sz w:val="24"/>
-          <w:szCs w:val="24"/>
-        </w:rPr>
-      </w:pPr>
-      <w:r>
-        <w:rPr>
-          <w:rFonts w:ascii="Times New Roman" w:hAnsi="Times New Roman" w:cs="Times New Roman"/>
-          <w:sz w:val="24"/>
-          <w:szCs w:val="24"/>
-        </w:rPr>
-        <w:t>Resolves when all of the input promises are resolved.</w:t>
-      </w:r>
-    </w:p>
-    <w:p>
-      <w:pPr>
-        <w:rPr>
-          <w:rFonts w:ascii="Times New Roman" w:hAnsi="Times New Roman" w:cs="Times New Roman"/>
-          <w:sz w:val="24"/>
-          <w:szCs w:val="24"/>
-        </w:rPr>
-      </w:pPr>
-      <w:r>
-        <w:rPr>
-          <w:rFonts w:ascii="Times New Roman" w:hAnsi="Times New Roman" w:cs="Times New Roman"/>
-          <w:sz w:val="24"/>
-          <w:szCs w:val="24"/>
-        </w:rPr>
-        <w:t>Rejects immediately if any one of the input promises is rejected.</w:t>
-      </w:r>
-    </w:p>
-    <w:p>
-      <w:pPr>
-        <w:rPr>
-          <w:rFonts w:ascii="Times New Roman" w:hAnsi="Times New Roman" w:cs="Times New Roman"/>
-          <w:b/>
-          <w:bCs/>
-          <w:color w:val="833C0B" w:themeColor="accent2" w:themeShade="80"/>
-          <w:sz w:val="24"/>
-          <w:szCs w:val="24"/>
-        </w:rPr>
-      </w:pPr>
-      <w:r>
-        <w:rPr>
-          <w:rFonts w:ascii="Times New Roman" w:hAnsi="Times New Roman" w:cs="Times New Roman"/>
-          <w:b/>
-          <w:bCs/>
-          <w:color w:val="833C0B" w:themeColor="accent2" w:themeShade="80"/>
-          <w:sz w:val="24"/>
-          <w:szCs w:val="24"/>
-        </w:rPr>
-        <w:t>"What is currying in JavaScript? How is it different from partial application? Show an example and a real-time use case where currying might be helpful</w:t>
-      </w:r>
-      <w:r>
-        <w:rPr>
-          <w:rFonts w:ascii="Times New Roman" w:hAnsi="Times New Roman" w:cs="Times New Roman"/>
-          <w:b/>
-          <w:bCs/>
-          <w:color w:val="833C0B" w:themeColor="accent2" w:themeShade="80"/>
-          <w:sz w:val="24"/>
-          <w:szCs w:val="24"/>
-        </w:rPr>
-        <w:t>?</w:t>
-      </w:r>
-    </w:p>
-    <w:p>
-      <w:pPr>
-        <w:rPr>
-          <w:rFonts w:ascii="Times New Roman" w:hAnsi="Times New Roman" w:cs="Times New Roman"/>
-          <w:sz w:val="24"/>
-          <w:szCs w:val="24"/>
-        </w:rPr>
-      </w:pPr>
-      <w:r>
-        <w:rPr>
-          <w:rFonts w:ascii="Times New Roman" w:hAnsi="Times New Roman" w:cs="Times New Roman"/>
-          <w:sz w:val="24"/>
-          <w:szCs w:val="24"/>
-        </w:rPr>
-        <w:t>Currying is the process of transforming a function with multiple arguments into a sequence of functions, each taking one argument at a time.</w:t>
-      </w:r>
-    </w:p>
-    <w:p>
-      <w:pPr>
-        <w:rPr>
-          <w:rFonts w:ascii="Times New Roman" w:hAnsi="Times New Roman" w:cs="Times New Roman"/>
-          <w:sz w:val="24"/>
-          <w:szCs w:val="24"/>
-        </w:rPr>
-      </w:pPr>
-      <w:r>
-        <w:rPr>
-          <w:rFonts w:ascii="Times New Roman" w:hAnsi="Times New Roman" w:cs="Times New Roman"/>
-          <w:sz w:val="24"/>
-          <w:szCs w:val="24"/>
-        </w:rPr>
-        <w:t xml:space="preserve">Breaks a function into a chain of functions, </w:t>
-      </w:r>
-      <w:r>
-        <w:rPr>
-          <w:rFonts w:ascii="Times New Roman" w:hAnsi="Times New Roman" w:cs="Times New Roman"/>
-          <w:b/>
-          <w:bCs/>
-          <w:sz w:val="24"/>
-          <w:szCs w:val="24"/>
-        </w:rPr>
-        <w:t>each taking one argument</w:t>
-      </w:r>
-      <w:r>
-        <w:rPr>
-          <w:rFonts w:ascii="Times New Roman" w:hAnsi="Times New Roman" w:cs="Times New Roman"/>
-          <w:sz w:val="24"/>
-          <w:szCs w:val="24"/>
-        </w:rPr>
-        <w:t>.</w:t>
-      </w:r>
-    </w:p>
-    <w:p>
-      <w:pPr>
-        <w:rPr>
-          <w:rFonts w:ascii="Times New Roman" w:hAnsi="Times New Roman" w:cs="Times New Roman"/>
-          <w:b/>
-          <w:bCs/>
-          <w:color w:val="833C0B" w:themeColor="accent2" w:themeShade="80"/>
-          <w:sz w:val="24"/>
-          <w:szCs w:val="24"/>
-        </w:rPr>
-      </w:pPr>
-      <w:r>
-        <w:rPr>
-          <w:rFonts w:ascii="Times New Roman" w:hAnsi="Times New Roman" w:cs="Times New Roman"/>
-          <w:b/>
-          <w:bCs/>
-          <w:color w:val="833C0B" w:themeColor="accent2" w:themeShade="80"/>
-          <w:sz w:val="24"/>
-          <w:szCs w:val="24"/>
-        </w:rPr>
-        <w:t xml:space="preserve">What is Callback </w:t>
-      </w:r>
-    </w:p>
-    <w:p>
-      <w:pPr>
-        <w:rPr>
-          <w:rFonts w:ascii="Times New Roman" w:hAnsi="Times New Roman" w:cs="Times New Roman"/>
-          <w:sz w:val="24"/>
-          <w:szCs w:val="24"/>
-        </w:rPr>
-      </w:pPr>
-      <w:r>
-        <w:rPr>
-          <w:rFonts w:ascii="Times New Roman" w:hAnsi="Times New Roman" w:cs="Times New Roman"/>
-          <w:sz w:val="24"/>
-          <w:szCs w:val="24"/>
-        </w:rPr>
-        <w:t>A callback is a function that is passed as an argument to another function to be "called back" at a later time(exception,</w:t>
+      <w:r>
+        <w:rPr>
+          <w:rFonts w:ascii="Times New Roman" w:hAnsi="Times New Roman" w:cs="Times New Roman"/>
+          <w:sz w:val="24"/>
+          <w:szCs w:val="24"/>
+        </w:rPr>
+        <w:t>deadlock,</w:t>
       </w:r>
       <w:r>
         <w:rPr>
@@ -7362,22 +6506,6 @@
           <w:sz w:val="24"/>
           <w:szCs w:val="24"/>
         </w:rPr>
-        <w:t>deadlock,</w:t>
-      </w:r>
-      <w:r>
-        <w:rPr>
-          <w:rFonts w:ascii="Times New Roman" w:hAnsi="Times New Roman" w:cs="Times New Roman"/>
-          <w:sz w:val="24"/>
-          <w:szCs w:val="24"/>
-        </w:rPr>
-        <w:t xml:space="preserve"> </w:t>
-      </w:r>
-      <w:r>
-        <w:rPr>
-          <w:rFonts w:ascii="Times New Roman" w:hAnsi="Times New Roman" w:cs="Times New Roman"/>
-          <w:sz w:val="24"/>
-          <w:szCs w:val="24"/>
-        </w:rPr>
         <w:t>successful)</w:t>
       </w:r>
     </w:p>
@@ -7401,31 +6529,7 @@
           <w:sz w:val="24"/>
           <w:szCs w:val="24"/>
         </w:rPr>
-        <w:t xml:space="preserve">What is higher order function in </w:t>
-      </w:r>
-      <w:proofErr w:type="spellStart"/>
-      <w:r>
-        <w:rPr>
-          <w:rFonts w:ascii="Times New Roman" w:hAnsi="Times New Roman" w:cs="Times New Roman"/>
-          <w:b/>
-          <w:bCs/>
-          <w:color w:val="833C0B" w:themeColor="accent2" w:themeShade="80"/>
-          <w:sz w:val="24"/>
-          <w:szCs w:val="24"/>
-        </w:rPr>
-        <w:t>Javascript</w:t>
-      </w:r>
-      <w:proofErr w:type="spellEnd"/>
-      <w:r>
-        <w:rPr>
-          <w:rFonts w:ascii="Times New Roman" w:hAnsi="Times New Roman" w:cs="Times New Roman"/>
-          <w:b/>
-          <w:bCs/>
-          <w:color w:val="833C0B" w:themeColor="accent2" w:themeShade="80"/>
-          <w:sz w:val="24"/>
-          <w:szCs w:val="24"/>
-        </w:rPr>
-        <w:t xml:space="preserve"> </w:t>
+        <w:t xml:space="preserve">What is higher order function in Javascript </w:t>
       </w:r>
     </w:p>
     <w:p>
@@ -7476,25 +6580,7 @@
           <w:sz w:val="24"/>
           <w:szCs w:val="24"/>
         </w:rPr>
-        <w:t xml:space="preserve">Returning Functions: Enables dynamic creation of functions with specialized </w:t>
-      </w:r>
-      <w:proofErr w:type="spellStart"/>
-      <w:r>
-        <w:rPr>
-          <w:rFonts w:ascii="Times New Roman" w:hAnsi="Times New Roman" w:cs="Times New Roman"/>
-          <w:sz w:val="24"/>
-          <w:szCs w:val="24"/>
-        </w:rPr>
-        <w:t>behavior</w:t>
-      </w:r>
-      <w:proofErr w:type="spellEnd"/>
-      <w:r>
-        <w:rPr>
-          <w:rFonts w:ascii="Times New Roman" w:hAnsi="Times New Roman" w:cs="Times New Roman"/>
-          <w:sz w:val="24"/>
-          <w:szCs w:val="24"/>
-        </w:rPr>
-        <w:t>.</w:t>
+        <w:t>Returning Functions: Enables dynamic creation of functions with specialized behavior.</w:t>
       </w:r>
     </w:p>
     <w:p>
@@ -7534,31 +6620,7 @@
           <w:sz w:val="24"/>
           <w:szCs w:val="24"/>
         </w:rPr>
-        <w:t xml:space="preserve">Explain different types of function in </w:t>
-      </w:r>
-      <w:proofErr w:type="spellStart"/>
-      <w:r>
-        <w:rPr>
-          <w:rFonts w:ascii="Times New Roman" w:hAnsi="Times New Roman" w:cs="Times New Roman"/>
-          <w:b/>
-          <w:bCs/>
-          <w:color w:val="833C0B" w:themeColor="accent2" w:themeShade="80"/>
-          <w:sz w:val="24"/>
-          <w:szCs w:val="24"/>
-        </w:rPr>
-        <w:t>Javascript</w:t>
-      </w:r>
-      <w:proofErr w:type="spellEnd"/>
-      <w:r>
-        <w:rPr>
-          <w:rFonts w:ascii="Times New Roman" w:hAnsi="Times New Roman" w:cs="Times New Roman"/>
-          <w:b/>
-          <w:bCs/>
-          <w:color w:val="833C0B" w:themeColor="accent2" w:themeShade="80"/>
-          <w:sz w:val="24"/>
-          <w:szCs w:val="24"/>
-        </w:rPr>
-        <w:t xml:space="preserve"> </w:t>
+        <w:t xml:space="preserve">Explain different types of function in Javascript </w:t>
       </w:r>
     </w:p>
     <w:p>
@@ -7699,21 +6761,1039 @@
           <w:sz w:val="24"/>
           <w:szCs w:val="24"/>
         </w:rPr>
-        <w:t xml:space="preserve">What is arrow function in </w:t>
-      </w:r>
-      <w:proofErr w:type="spellStart"/>
-      <w:r>
-        <w:rPr>
-          <w:rFonts w:ascii="Times New Roman" w:hAnsi="Times New Roman" w:cs="Times New Roman"/>
-          <w:b/>
-          <w:bCs/>
-          <w:color w:val="833C0B" w:themeColor="accent2" w:themeShade="80"/>
-          <w:sz w:val="24"/>
-          <w:szCs w:val="24"/>
-        </w:rPr>
-        <w:t>Javascript</w:t>
-      </w:r>
-      <w:proofErr w:type="spellEnd"/>
+        <w:t xml:space="preserve">What is arrow function in Javascript </w:t>
+      </w:r>
+    </w:p>
+    <w:p>
+      <w:pPr>
+        <w:rPr>
+          <w:rFonts w:ascii="Times New Roman" w:hAnsi="Times New Roman" w:cs="Times New Roman"/>
+          <w:sz w:val="24"/>
+          <w:szCs w:val="24"/>
+        </w:rPr>
+      </w:pPr>
+      <w:r>
+        <w:rPr>
+          <w:rFonts w:ascii="Times New Roman" w:hAnsi="Times New Roman" w:cs="Times New Roman"/>
+          <w:sz w:val="24"/>
+          <w:szCs w:val="24"/>
+        </w:rPr>
+        <w:t>Arrow functions are useful for creating short and readable functions, A concise way to write function expressions</w:t>
+      </w:r>
+    </w:p>
+    <w:p>
+      <w:pPr>
+        <w:rPr>
+          <w:rFonts w:ascii="Times New Roman" w:hAnsi="Times New Roman" w:cs="Times New Roman"/>
+          <w:sz w:val="24"/>
+          <w:szCs w:val="24"/>
+        </w:rPr>
+      </w:pPr>
+      <w:r>
+        <w:rPr>
+          <w:rFonts w:ascii="Times New Roman" w:hAnsi="Times New Roman" w:cs="Times New Roman"/>
+          <w:sz w:val="24"/>
+          <w:szCs w:val="24"/>
+        </w:rPr>
+        <w:t>Syntax: (parameters) =&gt; { body }</w:t>
+      </w:r>
+    </w:p>
+    <w:p>
+      <w:pPr>
+        <w:rPr>
+          <w:rFonts w:ascii="Times New Roman" w:hAnsi="Times New Roman" w:cs="Times New Roman"/>
+          <w:sz w:val="24"/>
+          <w:szCs w:val="24"/>
+        </w:rPr>
+      </w:pPr>
+      <w:r>
+        <w:rPr>
+          <w:rFonts w:ascii="Times New Roman" w:hAnsi="Times New Roman" w:cs="Times New Roman"/>
+          <w:sz w:val="24"/>
+          <w:szCs w:val="24"/>
+        </w:rPr>
+        <w:t xml:space="preserve">Arrow functions do not have their own </w:t>
+      </w:r>
+      <w:r>
+        <w:rPr>
+          <w:rFonts w:ascii="Times New Roman" w:hAnsi="Times New Roman" w:cs="Times New Roman"/>
+          <w:b/>
+          <w:bCs/>
+          <w:sz w:val="24"/>
+          <w:szCs w:val="24"/>
+        </w:rPr>
+        <w:t>this.</w:t>
+      </w:r>
+    </w:p>
+    <w:p>
+      <w:pPr>
+        <w:rPr>
+          <w:rFonts w:ascii="Times New Roman" w:hAnsi="Times New Roman" w:cs="Times New Roman"/>
+          <w:sz w:val="24"/>
+          <w:szCs w:val="24"/>
+        </w:rPr>
+      </w:pPr>
+      <w:r>
+        <w:rPr>
+          <w:rFonts w:ascii="Times New Roman" w:hAnsi="Times New Roman" w:cs="Times New Roman"/>
+          <w:sz w:val="24"/>
+          <w:szCs w:val="24"/>
+        </w:rPr>
+        <w:t>They inherit this from the lexical scope where they were defined (i.e., the surrounding context).</w:t>
+      </w:r>
+    </w:p>
+    <w:p>
+      <w:pPr>
+        <w:rPr>
+          <w:rFonts w:ascii="Times New Roman" w:hAnsi="Times New Roman" w:cs="Times New Roman"/>
+          <w:sz w:val="24"/>
+          <w:szCs w:val="24"/>
+        </w:rPr>
+      </w:pPr>
+      <w:r>
+        <w:rPr>
+          <w:rFonts w:ascii="Times New Roman" w:hAnsi="Times New Roman" w:cs="Times New Roman"/>
+          <w:sz w:val="24"/>
+          <w:szCs w:val="24"/>
+        </w:rPr>
+        <w:t>In this case, the arrow function is defined in the global scope, so this === window in browser or undefined (in strict mode / Node).</w:t>
+      </w:r>
+    </w:p>
+    <w:p>
+      <w:pPr>
+        <w:rPr>
+          <w:rFonts w:ascii="Times New Roman" w:hAnsi="Times New Roman" w:cs="Times New Roman"/>
+          <w:sz w:val="24"/>
+          <w:szCs w:val="24"/>
+        </w:rPr>
+      </w:pPr>
+      <w:r>
+        <w:rPr>
+          <w:rFonts w:ascii="Times New Roman" w:hAnsi="Times New Roman" w:cs="Times New Roman"/>
+          <w:sz w:val="24"/>
+          <w:szCs w:val="24"/>
+        </w:rPr>
+        <w:t>So, this.name is undefined.</w:t>
+      </w:r>
+    </w:p>
+    <w:p>
+      <w:pPr>
+        <w:rPr>
+          <w:rFonts w:ascii="Times New Roman" w:hAnsi="Times New Roman" w:cs="Times New Roman"/>
+          <w:b/>
+          <w:bCs/>
+          <w:color w:val="833C0B" w:themeColor="accent2" w:themeShade="80"/>
+          <w:sz w:val="24"/>
+          <w:szCs w:val="24"/>
+        </w:rPr>
+      </w:pPr>
+      <w:r>
+        <w:rPr>
+          <w:rFonts w:ascii="Times New Roman" w:hAnsi="Times New Roman" w:cs="Times New Roman"/>
+          <w:b/>
+          <w:bCs/>
+          <w:color w:val="833C0B" w:themeColor="accent2" w:themeShade="80"/>
+          <w:sz w:val="24"/>
+          <w:szCs w:val="24"/>
+        </w:rPr>
+        <w:t>Why we use call, apply bind method in</w:t>
+      </w:r>
+    </w:p>
+    <w:p>
+      <w:pPr>
+        <w:rPr>
+          <w:rFonts w:ascii="Times New Roman" w:hAnsi="Times New Roman" w:cs="Times New Roman"/>
+          <w:sz w:val="24"/>
+          <w:szCs w:val="24"/>
+        </w:rPr>
+      </w:pPr>
+      <w:r>
+        <w:rPr>
+          <w:rFonts w:ascii="Times New Roman" w:hAnsi="Times New Roman" w:cs="Times New Roman"/>
+          <w:sz w:val="24"/>
+          <w:szCs w:val="24"/>
+        </w:rPr>
+        <w:t>call: Invokes the function immediately with a specified this and arguments.</w:t>
+      </w:r>
+    </w:p>
+    <w:p>
+      <w:pPr>
+        <w:rPr>
+          <w:rFonts w:ascii="Times New Roman" w:hAnsi="Times New Roman" w:cs="Times New Roman"/>
+          <w:sz w:val="24"/>
+          <w:szCs w:val="24"/>
+        </w:rPr>
+      </w:pPr>
+      <w:r>
+        <w:rPr>
+          <w:rFonts w:ascii="Times New Roman" w:hAnsi="Times New Roman" w:cs="Times New Roman"/>
+          <w:sz w:val="24"/>
+          <w:szCs w:val="24"/>
+        </w:rPr>
+        <w:t>apply: Invokes the function immediately with a specified this and an array of arguments.</w:t>
+      </w:r>
+    </w:p>
+    <w:p>
+      <w:pPr>
+        <w:rPr>
+          <w:rFonts w:ascii="Times New Roman" w:hAnsi="Times New Roman" w:cs="Times New Roman"/>
+          <w:sz w:val="24"/>
+          <w:szCs w:val="24"/>
+        </w:rPr>
+      </w:pPr>
+      <w:r>
+        <w:rPr>
+          <w:rFonts w:ascii="Times New Roman" w:hAnsi="Times New Roman" w:cs="Times New Roman"/>
+          <w:sz w:val="24"/>
+          <w:szCs w:val="24"/>
+        </w:rPr>
+        <w:t>bind: Creates a new function with a specified this and optional pre-filled arguments, to be invoked later.</w:t>
+      </w:r>
+    </w:p>
+    <w:p>
+      <w:pPr>
+        <w:rPr>
+          <w:rFonts w:ascii="Times New Roman" w:hAnsi="Times New Roman" w:cs="Times New Roman"/>
+          <w:b/>
+          <w:bCs/>
+          <w:color w:val="833C0B" w:themeColor="accent2" w:themeShade="80"/>
+          <w:sz w:val="24"/>
+          <w:szCs w:val="24"/>
+        </w:rPr>
+      </w:pPr>
+      <w:r>
+        <w:rPr>
+          <w:rFonts w:ascii="Times New Roman" w:hAnsi="Times New Roman" w:cs="Times New Roman"/>
+          <w:b/>
+          <w:bCs/>
+          <w:color w:val="833C0B" w:themeColor="accent2" w:themeShade="80"/>
+          <w:sz w:val="24"/>
+          <w:szCs w:val="24"/>
+        </w:rPr>
+        <w:t xml:space="preserve">What </w:t>
+      </w:r>
+      <w:r>
+        <w:rPr>
+          <w:rFonts w:ascii="Times New Roman" w:hAnsi="Times New Roman" w:cs="Times New Roman"/>
+          <w:b/>
+          <w:bCs/>
+          <w:color w:val="833C0B" w:themeColor="accent2" w:themeShade="80"/>
+          <w:sz w:val="24"/>
+          <w:szCs w:val="24"/>
+        </w:rPr>
+        <w:t>is</w:t>
+      </w:r>
+      <w:r>
+        <w:rPr>
+          <w:rFonts w:ascii="Times New Roman" w:hAnsi="Times New Roman" w:cs="Times New Roman"/>
+          <w:b/>
+          <w:bCs/>
+          <w:color w:val="833C0B" w:themeColor="accent2" w:themeShade="80"/>
+          <w:sz w:val="24"/>
+          <w:szCs w:val="24"/>
+        </w:rPr>
+        <w:t xml:space="preserve"> the array method , string method </w:t>
+      </w:r>
+    </w:p>
+    <w:p>
+      <w:pPr>
+        <w:rPr>
+          <w:rFonts w:ascii="Times New Roman" w:hAnsi="Times New Roman" w:cs="Times New Roman"/>
+          <w:sz w:val="24"/>
+          <w:szCs w:val="24"/>
+        </w:rPr>
+      </w:pPr>
+      <w:r>
+        <w:rPr>
+          <w:rFonts w:ascii="Times New Roman" w:hAnsi="Times New Roman" w:cs="Times New Roman"/>
+          <w:sz w:val="24"/>
+          <w:szCs w:val="24"/>
+        </w:rPr>
+        <w:t>In JavaScript, array and string methods are built-in functions that allow us to manipulate and process arrays and strings efficiently.</w:t>
+      </w:r>
+    </w:p>
+    <w:p>
+      <w:pPr>
+        <w:rPr>
+          <w:rFonts w:ascii="Times New Roman" w:hAnsi="Times New Roman" w:cs="Times New Roman"/>
+          <w:sz w:val="24"/>
+          <w:szCs w:val="24"/>
+        </w:rPr>
+      </w:pPr>
+      <w:r>
+        <w:rPr>
+          <w:rFonts w:ascii="Times New Roman" w:hAnsi="Times New Roman" w:cs="Times New Roman"/>
+          <w:sz w:val="24"/>
+          <w:szCs w:val="24"/>
+        </w:rPr>
+        <w:t>Array Methods</w:t>
+      </w:r>
+    </w:p>
+    <w:p>
+      <w:pPr>
+        <w:rPr>
+          <w:rFonts w:ascii="Times New Roman" w:hAnsi="Times New Roman" w:cs="Times New Roman"/>
+          <w:sz w:val="24"/>
+          <w:szCs w:val="24"/>
+        </w:rPr>
+      </w:pPr>
+      <w:r>
+        <w:rPr>
+          <w:rFonts w:ascii="Times New Roman" w:hAnsi="Times New Roman" w:cs="Times New Roman"/>
+          <w:sz w:val="24"/>
+          <w:szCs w:val="24"/>
+        </w:rPr>
+        <w:t>Used to perform operations like adding, removing, or transforming elements in an array.</w:t>
+      </w:r>
+    </w:p>
+    <w:p>
+      <w:pPr>
+        <w:rPr>
+          <w:rFonts w:ascii="Times New Roman" w:hAnsi="Times New Roman" w:cs="Times New Roman"/>
+          <w:sz w:val="24"/>
+          <w:szCs w:val="24"/>
+        </w:rPr>
+      </w:pPr>
+      <w:r>
+        <w:rPr>
+          <w:rFonts w:ascii="Times New Roman" w:hAnsi="Times New Roman" w:cs="Times New Roman"/>
+          <w:sz w:val="24"/>
+          <w:szCs w:val="24"/>
+        </w:rPr>
+        <w:t>Common examples:</w:t>
+      </w:r>
+    </w:p>
+    <w:p>
+      <w:pPr>
+        <w:rPr>
+          <w:rFonts w:ascii="Times New Roman" w:hAnsi="Times New Roman" w:cs="Times New Roman"/>
+          <w:sz w:val="24"/>
+          <w:szCs w:val="24"/>
+        </w:rPr>
+      </w:pPr>
+      <w:r>
+        <w:rPr>
+          <w:rFonts w:ascii="Times New Roman" w:hAnsi="Times New Roman" w:cs="Times New Roman"/>
+          <w:sz w:val="24"/>
+          <w:szCs w:val="24"/>
+        </w:rPr>
+        <w:t>map() – transforms each element</w:t>
+      </w:r>
+    </w:p>
+    <w:p>
+      <w:pPr>
+        <w:rPr>
+          <w:rFonts w:ascii="Times New Roman" w:hAnsi="Times New Roman" w:cs="Times New Roman"/>
+          <w:sz w:val="24"/>
+          <w:szCs w:val="24"/>
+        </w:rPr>
+      </w:pPr>
+      <w:r>
+        <w:rPr>
+          <w:rFonts w:ascii="Times New Roman" w:hAnsi="Times New Roman" w:cs="Times New Roman"/>
+          <w:sz w:val="24"/>
+          <w:szCs w:val="24"/>
+        </w:rPr>
+        <w:t>filter() – filters elements based on condition</w:t>
+      </w:r>
+    </w:p>
+    <w:p>
+      <w:pPr>
+        <w:rPr>
+          <w:rFonts w:ascii="Times New Roman" w:hAnsi="Times New Roman" w:cs="Times New Roman"/>
+          <w:sz w:val="24"/>
+          <w:szCs w:val="24"/>
+        </w:rPr>
+      </w:pPr>
+      <w:r>
+        <w:rPr>
+          <w:rFonts w:ascii="Times New Roman" w:hAnsi="Times New Roman" w:cs="Times New Roman"/>
+          <w:sz w:val="24"/>
+          <w:szCs w:val="24"/>
+        </w:rPr>
+        <w:t>reduce() – reduces the array to a single value</w:t>
+      </w:r>
+    </w:p>
+    <w:p>
+      <w:pPr>
+        <w:rPr>
+          <w:rFonts w:ascii="Times New Roman" w:hAnsi="Times New Roman" w:cs="Times New Roman"/>
+          <w:sz w:val="24"/>
+          <w:szCs w:val="24"/>
+        </w:rPr>
+      </w:pPr>
+      <w:r>
+        <w:rPr>
+          <w:rFonts w:ascii="Times New Roman" w:hAnsi="Times New Roman" w:cs="Times New Roman"/>
+          <w:sz w:val="24"/>
+          <w:szCs w:val="24"/>
+        </w:rPr>
+        <w:t>push() / pop() – add/remove from the end</w:t>
+      </w:r>
+    </w:p>
+    <w:p>
+      <w:pPr>
+        <w:rPr>
+          <w:rFonts w:ascii="Times New Roman" w:hAnsi="Times New Roman" w:cs="Times New Roman"/>
+          <w:sz w:val="24"/>
+          <w:szCs w:val="24"/>
+        </w:rPr>
+      </w:pPr>
+      <w:r>
+        <w:rPr>
+          <w:rFonts w:ascii="Times New Roman" w:hAnsi="Times New Roman" w:cs="Times New Roman"/>
+          <w:sz w:val="24"/>
+          <w:szCs w:val="24"/>
+        </w:rPr>
+        <w:t>includes() – checks if a value exists</w:t>
+      </w:r>
+    </w:p>
+    <w:p>
+      <w:pPr>
+        <w:rPr>
+          <w:rFonts w:ascii="Times New Roman" w:hAnsi="Times New Roman" w:cs="Times New Roman"/>
+          <w:sz w:val="24"/>
+          <w:szCs w:val="24"/>
+        </w:rPr>
+      </w:pPr>
+      <w:r>
+        <w:rPr>
+          <w:rFonts w:ascii="Times New Roman" w:hAnsi="Times New Roman" w:cs="Times New Roman"/>
+          <w:sz w:val="24"/>
+          <w:szCs w:val="24"/>
+        </w:rPr>
+        <w:t>“I commonly use map, filter, and reduce in React for rendering and data transformation.”</w:t>
+      </w:r>
+    </w:p>
+    <w:p>
+      <w:pPr>
+        <w:rPr>
+          <w:rFonts w:ascii="Times New Roman" w:hAnsi="Times New Roman" w:cs="Times New Roman"/>
+          <w:sz w:val="24"/>
+          <w:szCs w:val="24"/>
+        </w:rPr>
+      </w:pPr>
+      <w:r>
+        <w:rPr>
+          <w:rFonts w:ascii="Times New Roman" w:hAnsi="Times New Roman" w:cs="Times New Roman"/>
+          <w:sz w:val="24"/>
+          <w:szCs w:val="24"/>
+        </w:rPr>
+        <w:t>String Methods</w:t>
+      </w:r>
+    </w:p>
+    <w:p>
+      <w:pPr>
+        <w:rPr>
+          <w:rFonts w:ascii="Times New Roman" w:hAnsi="Times New Roman" w:cs="Times New Roman"/>
+          <w:sz w:val="24"/>
+          <w:szCs w:val="24"/>
+        </w:rPr>
+      </w:pPr>
+      <w:r>
+        <w:rPr>
+          <w:rFonts w:ascii="Times New Roman" w:hAnsi="Times New Roman" w:cs="Times New Roman"/>
+          <w:sz w:val="24"/>
+          <w:szCs w:val="24"/>
+        </w:rPr>
+        <w:t>Used for manipulating and analyzing text.</w:t>
+      </w:r>
+    </w:p>
+    <w:p>
+      <w:pPr>
+        <w:rPr>
+          <w:rFonts w:ascii="Times New Roman" w:hAnsi="Times New Roman" w:cs="Times New Roman"/>
+          <w:sz w:val="24"/>
+          <w:szCs w:val="24"/>
+        </w:rPr>
+      </w:pPr>
+      <w:r>
+        <w:rPr>
+          <w:rFonts w:ascii="Times New Roman" w:hAnsi="Times New Roman" w:cs="Times New Roman"/>
+          <w:sz w:val="24"/>
+          <w:szCs w:val="24"/>
+        </w:rPr>
+        <w:t>Common examples:</w:t>
+      </w:r>
+    </w:p>
+    <w:p>
+      <w:pPr>
+        <w:rPr>
+          <w:rFonts w:ascii="Times New Roman" w:hAnsi="Times New Roman" w:cs="Times New Roman"/>
+          <w:sz w:val="24"/>
+          <w:szCs w:val="24"/>
+        </w:rPr>
+      </w:pPr>
+      <w:r>
+        <w:rPr>
+          <w:rFonts w:ascii="Times New Roman" w:hAnsi="Times New Roman" w:cs="Times New Roman"/>
+          <w:sz w:val="24"/>
+          <w:szCs w:val="24"/>
+        </w:rPr>
+        <w:t>split() – converts a string to array</w:t>
+      </w:r>
+    </w:p>
+    <w:p>
+      <w:pPr>
+        <w:rPr>
+          <w:rFonts w:ascii="Times New Roman" w:hAnsi="Times New Roman" w:cs="Times New Roman"/>
+          <w:sz w:val="24"/>
+          <w:szCs w:val="24"/>
+        </w:rPr>
+      </w:pPr>
+      <w:r>
+        <w:rPr>
+          <w:rFonts w:ascii="Times New Roman" w:hAnsi="Times New Roman" w:cs="Times New Roman"/>
+          <w:sz w:val="24"/>
+          <w:szCs w:val="24"/>
+        </w:rPr>
+        <w:t>slice() – extracts part of a string</w:t>
+      </w:r>
+    </w:p>
+    <w:p>
+      <w:pPr>
+        <w:rPr>
+          <w:rFonts w:ascii="Times New Roman" w:hAnsi="Times New Roman" w:cs="Times New Roman"/>
+          <w:sz w:val="24"/>
+          <w:szCs w:val="24"/>
+        </w:rPr>
+      </w:pPr>
+      <w:r>
+        <w:rPr>
+          <w:rFonts w:ascii="Times New Roman" w:hAnsi="Times New Roman" w:cs="Times New Roman"/>
+          <w:sz w:val="24"/>
+          <w:szCs w:val="24"/>
+        </w:rPr>
+        <w:t>toUpperCase() / toLowerCase() – changes case</w:t>
+      </w:r>
+    </w:p>
+    <w:p>
+      <w:pPr>
+        <w:rPr>
+          <w:rFonts w:ascii="Times New Roman" w:hAnsi="Times New Roman" w:cs="Times New Roman"/>
+          <w:sz w:val="24"/>
+          <w:szCs w:val="24"/>
+        </w:rPr>
+      </w:pPr>
+      <w:r>
+        <w:rPr>
+          <w:rFonts w:ascii="Times New Roman" w:hAnsi="Times New Roman" w:cs="Times New Roman"/>
+          <w:sz w:val="24"/>
+          <w:szCs w:val="24"/>
+        </w:rPr>
+        <w:t>replace() – replaces part of a string</w:t>
+      </w:r>
+    </w:p>
+    <w:p>
+      <w:pPr>
+        <w:rPr>
+          <w:rFonts w:ascii="Times New Roman" w:hAnsi="Times New Roman" w:cs="Times New Roman"/>
+          <w:sz w:val="24"/>
+          <w:szCs w:val="24"/>
+        </w:rPr>
+      </w:pPr>
+      <w:r>
+        <w:rPr>
+          <w:rFonts w:ascii="Times New Roman" w:hAnsi="Times New Roman" w:cs="Times New Roman"/>
+          <w:sz w:val="24"/>
+          <w:szCs w:val="24"/>
+        </w:rPr>
+        <w:t>trim() – removes whitespace</w:t>
+      </w:r>
+    </w:p>
+    <w:p>
+      <w:pPr>
+        <w:rPr>
+          <w:rFonts w:ascii="Times New Roman" w:hAnsi="Times New Roman" w:cs="Times New Roman"/>
+          <w:sz w:val="24"/>
+          <w:szCs w:val="24"/>
+        </w:rPr>
+      </w:pPr>
+      <w:r>
+        <w:rPr>
+          <w:rFonts w:ascii="Times New Roman" w:hAnsi="Times New Roman" w:cs="Times New Roman"/>
+          <w:sz w:val="24"/>
+          <w:szCs w:val="24"/>
+        </w:rPr>
+        <w:t>“I often use trim() to clean input, and split() when handling CSV data or form values.”</w:t>
+      </w:r>
+    </w:p>
+    <w:p>
+      <w:pPr>
+        <w:rPr>
+          <w:rFonts w:ascii="Times New Roman" w:hAnsi="Times New Roman" w:cs="Times New Roman"/>
+          <w:b/>
+          <w:bCs/>
+          <w:color w:val="833C0B" w:themeColor="accent2" w:themeShade="80"/>
+          <w:sz w:val="24"/>
+          <w:szCs w:val="24"/>
+        </w:rPr>
+      </w:pPr>
+      <w:r>
+        <w:rPr>
+          <w:rFonts w:ascii="Times New Roman" w:hAnsi="Times New Roman" w:cs="Times New Roman"/>
+          <w:b/>
+          <w:bCs/>
+          <w:color w:val="833C0B" w:themeColor="accent2" w:themeShade="80"/>
+          <w:sz w:val="24"/>
+          <w:szCs w:val="24"/>
+        </w:rPr>
+        <w:t>What is the purpose of the array slice method?</w:t>
+      </w:r>
+    </w:p>
+    <w:p>
+      <w:pPr>
+        <w:rPr>
+          <w:rFonts w:ascii="Times New Roman" w:hAnsi="Times New Roman" w:cs="Times New Roman"/>
+          <w:b/>
+          <w:bCs/>
+          <w:color w:val="833C0B" w:themeColor="accent2" w:themeShade="80"/>
+          <w:sz w:val="24"/>
+          <w:szCs w:val="24"/>
+        </w:rPr>
+      </w:pPr>
+      <w:r>
+        <w:rPr>
+          <w:rFonts w:ascii="Times New Roman" w:hAnsi="Times New Roman" w:cs="Times New Roman"/>
+          <w:b/>
+          <w:bCs/>
+          <w:color w:val="833C0B" w:themeColor="accent2" w:themeShade="80"/>
+          <w:sz w:val="24"/>
+          <w:szCs w:val="24"/>
+        </w:rPr>
+        <w:t>What is the purpose of the array splice method?</w:t>
+      </w:r>
+    </w:p>
+    <w:p>
+      <w:pPr>
+        <w:rPr>
+          <w:rFonts w:ascii="Times New Roman" w:hAnsi="Times New Roman" w:cs="Times New Roman"/>
+          <w:b/>
+          <w:bCs/>
+          <w:color w:val="833C0B" w:themeColor="accent2" w:themeShade="80"/>
+          <w:sz w:val="24"/>
+          <w:szCs w:val="24"/>
+        </w:rPr>
+      </w:pPr>
+      <w:r>
+        <w:rPr>
+          <w:rFonts w:ascii="Times New Roman" w:hAnsi="Times New Roman" w:cs="Times New Roman"/>
+          <w:b/>
+          <w:bCs/>
+          <w:color w:val="833C0B" w:themeColor="accent2" w:themeShade="80"/>
+          <w:sz w:val="24"/>
+          <w:szCs w:val="24"/>
+        </w:rPr>
+        <w:t>What is the difference between slice and splice?</w:t>
+      </w:r>
+    </w:p>
+    <w:p>
+      <w:pPr>
+        <w:rPr>
+          <w:rFonts w:ascii="Times New Roman" w:hAnsi="Times New Roman" w:cs="Times New Roman"/>
+          <w:b/>
+          <w:bCs/>
+          <w:color w:val="833C0B" w:themeColor="accent2" w:themeShade="80"/>
+          <w:sz w:val="24"/>
+          <w:szCs w:val="24"/>
+        </w:rPr>
+      </w:pPr>
+      <w:r>
+        <w:rPr>
+          <w:rFonts w:ascii="Times New Roman" w:hAnsi="Times New Roman" w:cs="Times New Roman"/>
+          <w:b/>
+          <w:bCs/>
+          <w:color w:val="833C0B" w:themeColor="accent2" w:themeShade="80"/>
+          <w:sz w:val="24"/>
+          <w:szCs w:val="24"/>
+        </w:rPr>
+        <w:t>What is the difference between map and filter and reduce?</w:t>
+      </w:r>
+    </w:p>
+    <w:p>
+      <w:pPr>
+        <w:rPr>
+          <w:rFonts w:ascii="Times New Roman" w:hAnsi="Times New Roman" w:cs="Times New Roman"/>
+          <w:b/>
+          <w:bCs/>
+          <w:color w:val="833C0B" w:themeColor="accent2" w:themeShade="80"/>
+          <w:sz w:val="24"/>
+          <w:szCs w:val="24"/>
+        </w:rPr>
+      </w:pPr>
+      <w:r>
+        <w:rPr>
+          <w:rFonts w:ascii="Times New Roman" w:hAnsi="Times New Roman" w:cs="Times New Roman"/>
+          <w:b/>
+          <w:bCs/>
+          <w:color w:val="833C0B" w:themeColor="accent2" w:themeShade="80"/>
+          <w:sz w:val="24"/>
+          <w:szCs w:val="24"/>
+        </w:rPr>
+        <w:t>What are lambda expressions or arrow functions?</w:t>
+      </w:r>
+    </w:p>
+    <w:p>
+      <w:pPr>
+        <w:rPr>
+          <w:rFonts w:ascii="Times New Roman" w:hAnsi="Times New Roman" w:cs="Times New Roman"/>
+          <w:b/>
+          <w:bCs/>
+          <w:color w:val="833C0B" w:themeColor="accent2" w:themeShade="80"/>
+          <w:sz w:val="24"/>
+          <w:szCs w:val="24"/>
+        </w:rPr>
+      </w:pPr>
+      <w:r>
+        <w:rPr>
+          <w:rFonts w:ascii="Times New Roman" w:hAnsi="Times New Roman" w:cs="Times New Roman"/>
+          <w:b/>
+          <w:bCs/>
+          <w:color w:val="833C0B" w:themeColor="accent2" w:themeShade="80"/>
+          <w:sz w:val="24"/>
+          <w:szCs w:val="24"/>
+        </w:rPr>
+        <w:t>What is a first class function? Or What is a first order function?</w:t>
+      </w:r>
+    </w:p>
+    <w:p>
+      <w:pPr>
+        <w:rPr>
+          <w:rFonts w:ascii="Times New Roman" w:hAnsi="Times New Roman" w:cs="Times New Roman"/>
+          <w:b/>
+          <w:bCs/>
+          <w:color w:val="833C0B" w:themeColor="accent2" w:themeShade="80"/>
+          <w:sz w:val="24"/>
+          <w:szCs w:val="24"/>
+        </w:rPr>
+      </w:pPr>
+      <w:r>
+        <w:rPr>
+          <w:rFonts w:ascii="Times New Roman" w:hAnsi="Times New Roman" w:cs="Times New Roman"/>
+          <w:b/>
+          <w:bCs/>
+          <w:color w:val="833C0B" w:themeColor="accent2" w:themeShade="80"/>
+          <w:sz w:val="24"/>
+          <w:szCs w:val="24"/>
+        </w:rPr>
+        <w:t>What is a unary function?</w:t>
+      </w:r>
+    </w:p>
+    <w:p>
+      <w:pPr>
+        <w:rPr>
+          <w:rFonts w:ascii="Times New Roman" w:hAnsi="Times New Roman" w:cs="Times New Roman"/>
+          <w:b/>
+          <w:bCs/>
+          <w:color w:val="833C0B" w:themeColor="accent2" w:themeShade="80"/>
+          <w:sz w:val="24"/>
+          <w:szCs w:val="24"/>
+        </w:rPr>
+      </w:pPr>
+      <w:r>
+        <w:rPr>
+          <w:rFonts w:ascii="Times New Roman" w:hAnsi="Times New Roman" w:cs="Times New Roman"/>
+          <w:b/>
+          <w:bCs/>
+          <w:color w:val="833C0B" w:themeColor="accent2" w:themeShade="80"/>
+          <w:sz w:val="24"/>
+          <w:szCs w:val="24"/>
+        </w:rPr>
+        <w:t>What is the currying function?</w:t>
+      </w:r>
+    </w:p>
+    <w:p>
+      <w:pPr>
+        <w:rPr>
+          <w:rFonts w:ascii="Times New Roman" w:hAnsi="Times New Roman" w:cs="Times New Roman"/>
+          <w:b/>
+          <w:bCs/>
+          <w:color w:val="833C0B" w:themeColor="accent2" w:themeShade="80"/>
+          <w:sz w:val="24"/>
+          <w:szCs w:val="24"/>
+        </w:rPr>
+      </w:pPr>
+      <w:r>
+        <w:rPr>
+          <w:rFonts w:ascii="Times New Roman" w:hAnsi="Times New Roman" w:cs="Times New Roman"/>
+          <w:b/>
+          <w:bCs/>
+          <w:color w:val="833C0B" w:themeColor="accent2" w:themeShade="80"/>
+          <w:sz w:val="24"/>
+          <w:szCs w:val="24"/>
+        </w:rPr>
+        <w:t>What is a pure function?</w:t>
+      </w:r>
+    </w:p>
+    <w:p>
+      <w:pPr>
+        <w:rPr>
+          <w:rFonts w:ascii="Times New Roman" w:hAnsi="Times New Roman" w:cs="Times New Roman"/>
+          <w:b/>
+          <w:bCs/>
+          <w:color w:val="833C0B" w:themeColor="accent2" w:themeShade="80"/>
+          <w:sz w:val="24"/>
+          <w:szCs w:val="24"/>
+        </w:rPr>
+      </w:pPr>
+      <w:r>
+        <w:rPr>
+          <w:rFonts w:ascii="Times New Roman" w:hAnsi="Times New Roman" w:cs="Times New Roman"/>
+          <w:b/>
+          <w:bCs/>
+          <w:color w:val="833C0B" w:themeColor="accent2" w:themeShade="80"/>
+          <w:sz w:val="24"/>
+          <w:szCs w:val="24"/>
+        </w:rPr>
+        <w:t>What are the benefits of pure functions?</w:t>
+      </w:r>
+    </w:p>
+    <w:p>
+      <w:pPr>
+        <w:rPr>
+          <w:rFonts w:ascii="Times New Roman" w:hAnsi="Times New Roman" w:cs="Times New Roman"/>
+          <w:b/>
+          <w:bCs/>
+          <w:color w:val="833C0B" w:themeColor="accent2" w:themeShade="80"/>
+          <w:sz w:val="24"/>
+          <w:szCs w:val="24"/>
+        </w:rPr>
+      </w:pPr>
+      <w:r>
+        <w:rPr>
+          <w:rFonts w:ascii="Times New Roman" w:hAnsi="Times New Roman" w:cs="Times New Roman"/>
+          <w:b/>
+          <w:bCs/>
+          <w:color w:val="833C0B" w:themeColor="accent2" w:themeShade="80"/>
+          <w:sz w:val="24"/>
+          <w:szCs w:val="24"/>
+        </w:rPr>
+        <w:t xml:space="preserve">What is Null and undefined </w:t>
+      </w:r>
+      <w:r>
+        <w:rPr>
+          <w:rFonts w:ascii="Times New Roman" w:hAnsi="Times New Roman" w:cs="Times New Roman"/>
+          <w:b/>
+          <w:bCs/>
+          <w:color w:val="833C0B" w:themeColor="accent2" w:themeShade="80"/>
+          <w:sz w:val="24"/>
+          <w:szCs w:val="24"/>
+        </w:rPr>
+        <w:t xml:space="preserve">and NaN </w:t>
+      </w:r>
+      <w:r>
+        <w:rPr>
+          <w:rFonts w:ascii="Times New Roman" w:hAnsi="Times New Roman" w:cs="Times New Roman"/>
+          <w:b/>
+          <w:bCs/>
+          <w:color w:val="833C0B" w:themeColor="accent2" w:themeShade="80"/>
+          <w:sz w:val="24"/>
+          <w:szCs w:val="24"/>
+        </w:rPr>
+        <w:t>in javascrip</w:t>
+      </w:r>
+      <w:r>
+        <w:rPr>
+          <w:rFonts w:ascii="Times New Roman" w:hAnsi="Times New Roman" w:cs="Times New Roman"/>
+          <w:b/>
+          <w:bCs/>
+          <w:color w:val="833C0B" w:themeColor="accent2" w:themeShade="80"/>
+          <w:sz w:val="24"/>
+          <w:szCs w:val="24"/>
+        </w:rPr>
+        <w:t>t.</w:t>
+      </w:r>
+    </w:p>
+    <w:p>
+      <w:pPr>
+        <w:rPr>
+          <w:rFonts w:ascii="Times New Roman" w:hAnsi="Times New Roman" w:cs="Times New Roman"/>
+          <w:sz w:val="24"/>
+          <w:szCs w:val="24"/>
+        </w:rPr>
+      </w:pPr>
+      <w:r>
+        <w:rPr>
+          <w:rFonts w:ascii="Times New Roman" w:hAnsi="Times New Roman" w:cs="Times New Roman"/>
+          <w:sz w:val="24"/>
+          <w:szCs w:val="24"/>
+        </w:rPr>
+        <w:t>In JavaScript, both null and undefined represent the absence of a value</w:t>
+      </w:r>
+    </w:p>
+    <w:p>
+      <w:pPr>
+        <w:rPr>
+          <w:rFonts w:ascii="Times New Roman" w:hAnsi="Times New Roman" w:cs="Times New Roman"/>
+          <w:sz w:val="24"/>
+          <w:szCs w:val="24"/>
+        </w:rPr>
+      </w:pPr>
+      <w:r>
+        <w:rPr>
+          <w:rFonts w:ascii="Times New Roman" w:hAnsi="Times New Roman" w:cs="Times New Roman"/>
+          <w:sz w:val="24"/>
+          <w:szCs w:val="24"/>
+        </w:rPr>
+        <w:t>undefined is a primitive value that indicates that a variable has been declared but not yet assigned a value.</w:t>
+      </w:r>
+    </w:p>
+    <w:p>
+      <w:pPr>
+        <w:rPr>
+          <w:rFonts w:ascii="Times New Roman" w:hAnsi="Times New Roman" w:cs="Times New Roman"/>
+          <w:sz w:val="24"/>
+          <w:szCs w:val="24"/>
+        </w:rPr>
+      </w:pPr>
+      <w:r>
+        <w:rPr>
+          <w:rFonts w:ascii="Times New Roman" w:hAnsi="Times New Roman" w:cs="Times New Roman"/>
+          <w:sz w:val="24"/>
+          <w:szCs w:val="24"/>
+        </w:rPr>
+        <w:t>null is a primitive value that represents the intentional absence of any object value. a variable should have no value or that an object reference is empty.</w:t>
+      </w:r>
+    </w:p>
+    <w:p>
+      <w:pPr>
+        <w:rPr>
+          <w:rFonts w:ascii="Times New Roman" w:hAnsi="Times New Roman" w:cs="Times New Roman"/>
+          <w:sz w:val="24"/>
+          <w:szCs w:val="24"/>
+        </w:rPr>
+      </w:pPr>
+      <w:r>
+        <w:rPr>
+          <w:rFonts w:ascii="Times New Roman" w:hAnsi="Times New Roman" w:cs="Times New Roman"/>
+          <w:sz w:val="24"/>
+          <w:szCs w:val="24"/>
+        </w:rPr>
+        <w:t xml:space="preserve">in javascript null means "reference to </w:t>
+      </w:r>
+      <w:r>
+        <w:rPr>
+          <w:rFonts w:ascii="Times New Roman" w:hAnsi="Times New Roman" w:cs="Times New Roman"/>
+          <w:sz w:val="24"/>
+          <w:szCs w:val="24"/>
+        </w:rPr>
+        <w:t>non-existing</w:t>
+      </w:r>
+      <w:r>
+        <w:rPr>
+          <w:rFonts w:ascii="Times New Roman" w:hAnsi="Times New Roman" w:cs="Times New Roman"/>
+          <w:sz w:val="24"/>
+          <w:szCs w:val="24"/>
+        </w:rPr>
+        <w:t xml:space="preserve"> object "</w:t>
+      </w:r>
+    </w:p>
+    <w:p>
+      <w:pPr>
+        <w:rPr>
+          <w:rFonts w:ascii="Times New Roman" w:hAnsi="Times New Roman" w:cs="Times New Roman"/>
+          <w:sz w:val="24"/>
+          <w:szCs w:val="24"/>
+        </w:rPr>
+      </w:pPr>
+      <w:r>
+        <w:rPr>
+          <w:rFonts w:ascii="Times New Roman" w:hAnsi="Times New Roman" w:cs="Times New Roman"/>
+          <w:sz w:val="24"/>
+          <w:szCs w:val="24"/>
+        </w:rPr>
+        <w:t>typeof null → "object"</w:t>
+      </w:r>
+    </w:p>
+    <w:p>
+      <w:pPr>
+        <w:rPr>
+          <w:rFonts w:ascii="Times New Roman" w:hAnsi="Times New Roman" w:cs="Times New Roman"/>
+          <w:sz w:val="24"/>
+          <w:szCs w:val="24"/>
+        </w:rPr>
+      </w:pPr>
+      <w:r>
+        <w:rPr>
+          <w:rFonts w:ascii="Times New Roman" w:hAnsi="Times New Roman" w:cs="Times New Roman"/>
+          <w:sz w:val="24"/>
+          <w:szCs w:val="24"/>
+        </w:rPr>
+        <w:t>typeof undefined → "undefined"</w:t>
+      </w:r>
+    </w:p>
+    <w:p>
+      <w:pPr>
+        <w:rPr>
+          <w:rFonts w:ascii="Times New Roman" w:hAnsi="Times New Roman" w:cs="Times New Roman"/>
+          <w:sz w:val="24"/>
+          <w:szCs w:val="24"/>
+        </w:rPr>
+      </w:pPr>
+      <w:r>
+        <w:rPr>
+          <w:rFonts w:ascii="Times New Roman" w:hAnsi="Times New Roman" w:cs="Times New Roman"/>
+          <w:sz w:val="24"/>
+          <w:szCs w:val="24"/>
+        </w:rPr>
+        <w:t>(typeof NaN);   // "number"</w:t>
+      </w:r>
+    </w:p>
+    <w:p>
+      <w:pPr>
+        <w:rPr>
+          <w:rFonts w:ascii="Times New Roman" w:hAnsi="Times New Roman" w:cs="Times New Roman"/>
+          <w:sz w:val="24"/>
+          <w:szCs w:val="24"/>
+        </w:rPr>
+      </w:pPr>
+      <w:r>
+        <w:rPr>
+          <w:rFonts w:ascii="Times New Roman" w:hAnsi="Times New Roman" w:cs="Times New Roman"/>
+          <w:sz w:val="24"/>
+          <w:szCs w:val="24"/>
+        </w:rPr>
+        <w:t>NaN</w:t>
+      </w:r>
+      <w:r>
+        <w:rPr>
+          <w:rFonts w:ascii="Times New Roman" w:hAnsi="Times New Roman" w:cs="Times New Roman"/>
+          <w:sz w:val="24"/>
+          <w:szCs w:val="24"/>
+        </w:rPr>
+        <w:t>:</w:t>
+      </w:r>
+      <w:r>
+        <w:rPr>
+          <w:rFonts w:ascii="Times New Roman" w:hAnsi="Times New Roman" w:cs="Times New Roman"/>
+          <w:sz w:val="24"/>
+          <w:szCs w:val="24"/>
+        </w:rPr>
+        <w:t xml:space="preserve"> "Not a Number" — result of invalid math operation</w:t>
+      </w:r>
+    </w:p>
+    <w:p>
+      <w:pPr>
+        <w:rPr>
+          <w:rFonts w:ascii="Times New Roman" w:hAnsi="Times New Roman" w:cs="Times New Roman"/>
+          <w:b/>
+          <w:bCs/>
+          <w:color w:val="833C0B" w:themeColor="accent2" w:themeShade="80"/>
+          <w:sz w:val="24"/>
+          <w:szCs w:val="24"/>
+        </w:rPr>
+      </w:pPr>
+      <w:r>
+        <w:rPr>
+          <w:rFonts w:ascii="Times New Roman" w:hAnsi="Times New Roman" w:cs="Times New Roman"/>
+          <w:b/>
+          <w:bCs/>
+          <w:color w:val="833C0B" w:themeColor="accent2" w:themeShade="80"/>
+          <w:sz w:val="24"/>
+          <w:szCs w:val="24"/>
+        </w:rPr>
+        <w:t>Why is type</w:t>
+      </w:r>
       <w:r>
         <w:rPr>
           <w:rFonts w:ascii="Times New Roman" w:hAnsi="Times New Roman" w:cs="Times New Roman"/>
@@ -7725,1546 +7805,202 @@
         </w:rPr>
         <w:t xml:space="preserve"> </w:t>
       </w:r>
-    </w:p>
-    <w:p>
-      <w:pPr>
-        <w:rPr>
-          <w:rFonts w:ascii="Times New Roman" w:hAnsi="Times New Roman" w:cs="Times New Roman"/>
-          <w:sz w:val="24"/>
-          <w:szCs w:val="24"/>
-        </w:rPr>
-      </w:pPr>
-      <w:r>
-        <w:rPr>
-          <w:rFonts w:ascii="Times New Roman" w:hAnsi="Times New Roman" w:cs="Times New Roman"/>
-          <w:sz w:val="24"/>
-          <w:szCs w:val="24"/>
-        </w:rPr>
-        <w:t>Arrow functions are useful for creating short and readable functions, A concise way to write function expressions</w:t>
-      </w:r>
-    </w:p>
-    <w:p>
-      <w:pPr>
-        <w:rPr>
-          <w:rFonts w:ascii="Times New Roman" w:hAnsi="Times New Roman" w:cs="Times New Roman"/>
-          <w:sz w:val="24"/>
-          <w:szCs w:val="24"/>
-        </w:rPr>
-      </w:pPr>
-      <w:r>
-        <w:rPr>
-          <w:rFonts w:ascii="Times New Roman" w:hAnsi="Times New Roman" w:cs="Times New Roman"/>
-          <w:sz w:val="24"/>
-          <w:szCs w:val="24"/>
-        </w:rPr>
-        <w:t>Syntax: (parameters) =&gt; { body }</w:t>
-      </w:r>
-    </w:p>
-    <w:p>
-      <w:pPr>
-        <w:rPr>
-          <w:rFonts w:ascii="Times New Roman" w:hAnsi="Times New Roman" w:cs="Times New Roman"/>
-          <w:sz w:val="24"/>
-          <w:szCs w:val="24"/>
-        </w:rPr>
-      </w:pPr>
-      <w:r>
-        <w:rPr>
-          <w:rFonts w:ascii="Times New Roman" w:hAnsi="Times New Roman" w:cs="Times New Roman"/>
-          <w:sz w:val="24"/>
-          <w:szCs w:val="24"/>
-        </w:rPr>
-        <w:t>Arrow functions do not have their own this.</w:t>
-      </w:r>
-    </w:p>
-    <w:p>
-      <w:pPr>
-        <w:rPr>
-          <w:rFonts w:ascii="Times New Roman" w:hAnsi="Times New Roman" w:cs="Times New Roman"/>
-          <w:sz w:val="24"/>
-          <w:szCs w:val="24"/>
-        </w:rPr>
-      </w:pPr>
-      <w:r>
-        <w:rPr>
-          <w:rFonts w:ascii="Times New Roman" w:hAnsi="Times New Roman" w:cs="Times New Roman"/>
-          <w:sz w:val="24"/>
-          <w:szCs w:val="24"/>
-        </w:rPr>
-        <w:t>They inherit this from the lexical scope where they were defined (i.e., the surrounding context).</w:t>
-      </w:r>
-    </w:p>
-    <w:p>
-      <w:pPr>
-        <w:rPr>
-          <w:rFonts w:ascii="Times New Roman" w:hAnsi="Times New Roman" w:cs="Times New Roman"/>
-          <w:sz w:val="24"/>
-          <w:szCs w:val="24"/>
-        </w:rPr>
-      </w:pPr>
-      <w:r>
-        <w:rPr>
-          <w:rFonts w:ascii="Times New Roman" w:hAnsi="Times New Roman" w:cs="Times New Roman"/>
-          <w:sz w:val="24"/>
-          <w:szCs w:val="24"/>
-        </w:rPr>
-        <w:t>In this case, the arrow function is defined in the global scope, so this === window (in browser) or undefined (in strict mode / Node).</w:t>
-      </w:r>
-    </w:p>
-    <w:p>
-      <w:pPr>
-        <w:rPr>
-          <w:rFonts w:ascii="Times New Roman" w:hAnsi="Times New Roman" w:cs="Times New Roman"/>
-          <w:sz w:val="24"/>
-          <w:szCs w:val="24"/>
-        </w:rPr>
-      </w:pPr>
-      <w:r>
-        <w:rPr>
-          <w:rFonts w:ascii="Times New Roman" w:hAnsi="Times New Roman" w:cs="Times New Roman"/>
-          <w:sz w:val="24"/>
-          <w:szCs w:val="24"/>
-        </w:rPr>
-        <w:t>So, this.name is undefined.</w:t>
-      </w:r>
-    </w:p>
-    <w:p>
-      <w:pPr>
-        <w:rPr>
-          <w:rFonts w:ascii="Times New Roman" w:hAnsi="Times New Roman" w:cs="Times New Roman"/>
-          <w:b/>
-          <w:bCs/>
-          <w:color w:val="833C0B" w:themeColor="accent2" w:themeShade="80"/>
-          <w:sz w:val="24"/>
-          <w:szCs w:val="24"/>
-        </w:rPr>
-      </w:pPr>
-      <w:r>
-        <w:rPr>
-          <w:rFonts w:ascii="Times New Roman" w:hAnsi="Times New Roman" w:cs="Times New Roman"/>
-          <w:b/>
-          <w:bCs/>
-          <w:color w:val="833C0B" w:themeColor="accent2" w:themeShade="80"/>
-          <w:sz w:val="24"/>
-          <w:szCs w:val="24"/>
-        </w:rPr>
-        <w:t>Why we use call, apply bind method in</w:t>
-      </w:r>
-    </w:p>
-    <w:p>
-      <w:pPr>
-        <w:rPr>
-          <w:rFonts w:ascii="Times New Roman" w:hAnsi="Times New Roman" w:cs="Times New Roman"/>
-          <w:sz w:val="24"/>
-          <w:szCs w:val="24"/>
-        </w:rPr>
-      </w:pPr>
-      <w:r>
-        <w:rPr>
-          <w:rFonts w:ascii="Times New Roman" w:hAnsi="Times New Roman" w:cs="Times New Roman"/>
-          <w:sz w:val="24"/>
-          <w:szCs w:val="24"/>
-        </w:rPr>
-        <w:t>call: Invokes the function immediately with a specified this and arguments.</w:t>
-      </w:r>
-    </w:p>
-    <w:p>
-      <w:pPr>
-        <w:rPr>
-          <w:rFonts w:ascii="Times New Roman" w:hAnsi="Times New Roman" w:cs="Times New Roman"/>
-          <w:sz w:val="24"/>
-          <w:szCs w:val="24"/>
-        </w:rPr>
-      </w:pPr>
-      <w:r>
-        <w:rPr>
-          <w:rFonts w:ascii="Times New Roman" w:hAnsi="Times New Roman" w:cs="Times New Roman"/>
-          <w:sz w:val="24"/>
-          <w:szCs w:val="24"/>
-        </w:rPr>
-        <w:t>apply: Invokes the function immediately with a specified this and an array of arguments.</w:t>
-      </w:r>
-    </w:p>
-    <w:p>
-      <w:pPr>
-        <w:rPr>
-          <w:rFonts w:ascii="Times New Roman" w:hAnsi="Times New Roman" w:cs="Times New Roman"/>
-          <w:sz w:val="24"/>
-          <w:szCs w:val="24"/>
-        </w:rPr>
-      </w:pPr>
-      <w:r>
-        <w:rPr>
-          <w:rFonts w:ascii="Times New Roman" w:hAnsi="Times New Roman" w:cs="Times New Roman"/>
-          <w:sz w:val="24"/>
-          <w:szCs w:val="24"/>
-        </w:rPr>
-        <w:t>bind: Creates a new function with a specified this and optional pre-filled arguments, to be invoked later.</w:t>
-      </w:r>
-    </w:p>
-    <w:p>
-      <w:pPr>
-        <w:rPr>
-          <w:rFonts w:ascii="Times New Roman" w:hAnsi="Times New Roman" w:cs="Times New Roman"/>
-          <w:b/>
-          <w:bCs/>
-          <w:color w:val="833C0B" w:themeColor="accent2" w:themeShade="80"/>
-          <w:sz w:val="24"/>
-          <w:szCs w:val="24"/>
-        </w:rPr>
-      </w:pPr>
-      <w:r>
-        <w:rPr>
-          <w:rFonts w:ascii="Times New Roman" w:hAnsi="Times New Roman" w:cs="Times New Roman"/>
-          <w:b/>
-          <w:bCs/>
-          <w:color w:val="833C0B" w:themeColor="accent2" w:themeShade="80"/>
-          <w:sz w:val="24"/>
-          <w:szCs w:val="24"/>
-        </w:rPr>
-        <w:t xml:space="preserve">What </w:t>
-      </w:r>
-      <w:r>
-        <w:rPr>
-          <w:rFonts w:ascii="Times New Roman" w:hAnsi="Times New Roman" w:cs="Times New Roman"/>
-          <w:b/>
-          <w:bCs/>
-          <w:color w:val="833C0B" w:themeColor="accent2" w:themeShade="80"/>
-          <w:sz w:val="24"/>
-          <w:szCs w:val="24"/>
-        </w:rPr>
-        <w:t>is</w:t>
-      </w:r>
-      <w:r>
-        <w:rPr>
-          <w:rFonts w:ascii="Times New Roman" w:hAnsi="Times New Roman" w:cs="Times New Roman"/>
-          <w:b/>
-          <w:bCs/>
-          <w:color w:val="833C0B" w:themeColor="accent2" w:themeShade="80"/>
-          <w:sz w:val="24"/>
-          <w:szCs w:val="24"/>
-        </w:rPr>
-        <w:t xml:space="preserve"> the array method , string method </w:t>
-      </w:r>
-    </w:p>
-    <w:p>
-      <w:pPr>
-        <w:rPr>
-          <w:rFonts w:ascii="Times New Roman" w:hAnsi="Times New Roman" w:cs="Times New Roman"/>
-          <w:sz w:val="24"/>
-          <w:szCs w:val="24"/>
-        </w:rPr>
-      </w:pPr>
-      <w:r>
-        <w:rPr>
-          <w:rFonts w:ascii="Times New Roman" w:hAnsi="Times New Roman" w:cs="Times New Roman"/>
-          <w:sz w:val="24"/>
-          <w:szCs w:val="24"/>
-        </w:rPr>
-        <w:t>In JavaScript, array and string methods are built-in functions that allow us to manipulate and process arrays and strings efficiently.</w:t>
-      </w:r>
-    </w:p>
-    <w:p>
-      <w:pPr>
-        <w:rPr>
-          <w:rFonts w:ascii="Times New Roman" w:hAnsi="Times New Roman" w:cs="Times New Roman"/>
-          <w:sz w:val="24"/>
-          <w:szCs w:val="24"/>
-        </w:rPr>
-      </w:pPr>
-      <w:r>
-        <w:rPr>
-          <w:rFonts w:ascii="Times New Roman" w:hAnsi="Times New Roman" w:cs="Times New Roman"/>
-          <w:sz w:val="24"/>
-          <w:szCs w:val="24"/>
-        </w:rPr>
-        <w:t>Array Methods</w:t>
-      </w:r>
-    </w:p>
-    <w:p>
-      <w:pPr>
-        <w:rPr>
-          <w:rFonts w:ascii="Times New Roman" w:hAnsi="Times New Roman" w:cs="Times New Roman"/>
-          <w:sz w:val="24"/>
-          <w:szCs w:val="24"/>
-        </w:rPr>
-      </w:pPr>
-      <w:r>
-        <w:rPr>
-          <w:rFonts w:ascii="Times New Roman" w:hAnsi="Times New Roman" w:cs="Times New Roman"/>
-          <w:sz w:val="24"/>
-          <w:szCs w:val="24"/>
-        </w:rPr>
-        <w:t>Used to perform operations like adding, removing, or transforming elements in an array.</w:t>
-      </w:r>
-    </w:p>
-    <w:p>
-      <w:pPr>
-        <w:rPr>
-          <w:rFonts w:ascii="Times New Roman" w:hAnsi="Times New Roman" w:cs="Times New Roman"/>
-          <w:sz w:val="24"/>
-          <w:szCs w:val="24"/>
-        </w:rPr>
-      </w:pPr>
-      <w:r>
-        <w:rPr>
-          <w:rFonts w:ascii="Times New Roman" w:hAnsi="Times New Roman" w:cs="Times New Roman"/>
-          <w:sz w:val="24"/>
-          <w:szCs w:val="24"/>
-        </w:rPr>
-        <w:t>Common examples:</w:t>
-      </w:r>
-    </w:p>
-    <w:p>
-      <w:pPr>
-        <w:rPr>
-          <w:rFonts w:ascii="Times New Roman" w:hAnsi="Times New Roman" w:cs="Times New Roman"/>
-          <w:sz w:val="24"/>
-          <w:szCs w:val="24"/>
-        </w:rPr>
-      </w:pPr>
-      <w:r>
-        <w:rPr>
-          <w:rFonts w:ascii="Times New Roman" w:hAnsi="Times New Roman" w:cs="Times New Roman"/>
-          <w:sz w:val="24"/>
-          <w:szCs w:val="24"/>
-        </w:rPr>
-        <w:t>map() – transforms each element</w:t>
-      </w:r>
-    </w:p>
-    <w:p>
-      <w:pPr>
-        <w:rPr>
-          <w:rFonts w:ascii="Times New Roman" w:hAnsi="Times New Roman" w:cs="Times New Roman"/>
-          <w:sz w:val="24"/>
-          <w:szCs w:val="24"/>
-        </w:rPr>
-      </w:pPr>
-      <w:r>
-        <w:rPr>
-          <w:rFonts w:ascii="Times New Roman" w:hAnsi="Times New Roman" w:cs="Times New Roman"/>
-          <w:sz w:val="24"/>
-          <w:szCs w:val="24"/>
-        </w:rPr>
-        <w:t>filter() – filters elements based on condition</w:t>
-      </w:r>
-    </w:p>
-    <w:p>
-      <w:pPr>
-        <w:rPr>
-          <w:rFonts w:ascii="Times New Roman" w:hAnsi="Times New Roman" w:cs="Times New Roman"/>
-          <w:sz w:val="24"/>
-          <w:szCs w:val="24"/>
-        </w:rPr>
-      </w:pPr>
-      <w:r>
-        <w:rPr>
-          <w:rFonts w:ascii="Times New Roman" w:hAnsi="Times New Roman" w:cs="Times New Roman"/>
-          <w:sz w:val="24"/>
-          <w:szCs w:val="24"/>
-        </w:rPr>
-        <w:t>reduce() – reduces the array to a single value</w:t>
-      </w:r>
-    </w:p>
-    <w:p>
-      <w:pPr>
-        <w:rPr>
-          <w:rFonts w:ascii="Times New Roman" w:hAnsi="Times New Roman" w:cs="Times New Roman"/>
-          <w:sz w:val="24"/>
-          <w:szCs w:val="24"/>
-        </w:rPr>
-      </w:pPr>
-      <w:r>
-        <w:rPr>
-          <w:rFonts w:ascii="Times New Roman" w:hAnsi="Times New Roman" w:cs="Times New Roman"/>
-          <w:sz w:val="24"/>
-          <w:szCs w:val="24"/>
-        </w:rPr>
-        <w:t>push() / pop() – add/remove from the end</w:t>
-      </w:r>
-    </w:p>
-    <w:p>
-      <w:pPr>
-        <w:rPr>
-          <w:rFonts w:ascii="Times New Roman" w:hAnsi="Times New Roman" w:cs="Times New Roman"/>
-          <w:sz w:val="24"/>
-          <w:szCs w:val="24"/>
-        </w:rPr>
-      </w:pPr>
-      <w:r>
-        <w:rPr>
-          <w:rFonts w:ascii="Times New Roman" w:hAnsi="Times New Roman" w:cs="Times New Roman"/>
-          <w:sz w:val="24"/>
-          <w:szCs w:val="24"/>
-        </w:rPr>
-        <w:t>includes() – checks if a value exists</w:t>
-      </w:r>
-    </w:p>
-    <w:p>
-      <w:pPr>
-        <w:rPr>
-          <w:rFonts w:ascii="Times New Roman" w:hAnsi="Times New Roman" w:cs="Times New Roman"/>
-          <w:sz w:val="24"/>
-          <w:szCs w:val="24"/>
-        </w:rPr>
-      </w:pPr>
-      <w:r>
-        <w:rPr>
-          <w:rFonts w:ascii="Times New Roman" w:hAnsi="Times New Roman" w:cs="Times New Roman"/>
-          <w:sz w:val="24"/>
-          <w:szCs w:val="24"/>
-        </w:rPr>
-        <w:t>“I commonly use map, filter, and reduce in React for rendering and data transformation.”</w:t>
-      </w:r>
-    </w:p>
-    <w:p>
-      <w:pPr>
-        <w:rPr>
-          <w:rFonts w:ascii="Times New Roman" w:hAnsi="Times New Roman" w:cs="Times New Roman"/>
-          <w:sz w:val="24"/>
-          <w:szCs w:val="24"/>
-        </w:rPr>
-      </w:pPr>
-      <w:r>
-        <w:rPr>
-          <w:rFonts w:ascii="Times New Roman" w:hAnsi="Times New Roman" w:cs="Times New Roman"/>
-          <w:sz w:val="24"/>
-          <w:szCs w:val="24"/>
-        </w:rPr>
-        <w:t>String Methods</w:t>
-      </w:r>
-    </w:p>
-    <w:p>
-      <w:pPr>
-        <w:rPr>
-          <w:rFonts w:ascii="Times New Roman" w:hAnsi="Times New Roman" w:cs="Times New Roman"/>
-          <w:sz w:val="24"/>
-          <w:szCs w:val="24"/>
-        </w:rPr>
-      </w:pPr>
-      <w:r>
-        <w:rPr>
-          <w:rFonts w:ascii="Times New Roman" w:hAnsi="Times New Roman" w:cs="Times New Roman"/>
-          <w:sz w:val="24"/>
-          <w:szCs w:val="24"/>
-        </w:rPr>
-        <w:t xml:space="preserve">Used for manipulating and </w:t>
-      </w:r>
-      <w:proofErr w:type="spellStart"/>
-      <w:r>
-        <w:rPr>
-          <w:rFonts w:ascii="Times New Roman" w:hAnsi="Times New Roman" w:cs="Times New Roman"/>
-          <w:sz w:val="24"/>
-          <w:szCs w:val="24"/>
-        </w:rPr>
-        <w:t>analyzing</w:t>
-      </w:r>
-      <w:proofErr w:type="spellEnd"/>
-      <w:r>
-        <w:rPr>
-          <w:rFonts w:ascii="Times New Roman" w:hAnsi="Times New Roman" w:cs="Times New Roman"/>
-          <w:sz w:val="24"/>
-          <w:szCs w:val="24"/>
-        </w:rPr>
-        <w:t xml:space="preserve"> text.</w:t>
-      </w:r>
-    </w:p>
-    <w:p>
-      <w:pPr>
-        <w:rPr>
-          <w:rFonts w:ascii="Times New Roman" w:hAnsi="Times New Roman" w:cs="Times New Roman"/>
-          <w:sz w:val="24"/>
-          <w:szCs w:val="24"/>
-        </w:rPr>
-      </w:pPr>
-      <w:r>
-        <w:rPr>
-          <w:rFonts w:ascii="Times New Roman" w:hAnsi="Times New Roman" w:cs="Times New Roman"/>
-          <w:sz w:val="24"/>
-          <w:szCs w:val="24"/>
-        </w:rPr>
-        <w:t>Common examples:</w:t>
-      </w:r>
-    </w:p>
-    <w:p>
-      <w:pPr>
-        <w:rPr>
-          <w:rFonts w:ascii="Times New Roman" w:hAnsi="Times New Roman" w:cs="Times New Roman"/>
-          <w:sz w:val="24"/>
-          <w:szCs w:val="24"/>
-        </w:rPr>
-      </w:pPr>
-      <w:r>
-        <w:rPr>
-          <w:rFonts w:ascii="Times New Roman" w:hAnsi="Times New Roman" w:cs="Times New Roman"/>
-          <w:sz w:val="24"/>
-          <w:szCs w:val="24"/>
-        </w:rPr>
-        <w:t>split() – converts a string to array</w:t>
-      </w:r>
-    </w:p>
-    <w:p>
-      <w:pPr>
-        <w:rPr>
-          <w:rFonts w:ascii="Times New Roman" w:hAnsi="Times New Roman" w:cs="Times New Roman"/>
-          <w:sz w:val="24"/>
-          <w:szCs w:val="24"/>
-        </w:rPr>
-      </w:pPr>
-      <w:r>
-        <w:rPr>
-          <w:rFonts w:ascii="Times New Roman" w:hAnsi="Times New Roman" w:cs="Times New Roman"/>
-          <w:sz w:val="24"/>
-          <w:szCs w:val="24"/>
-        </w:rPr>
-        <w:t>slice() – extracts part of a string</w:t>
-      </w:r>
-    </w:p>
-    <w:p>
-      <w:pPr>
-        <w:rPr>
-          <w:rFonts w:ascii="Times New Roman" w:hAnsi="Times New Roman" w:cs="Times New Roman"/>
-          <w:sz w:val="24"/>
-          <w:szCs w:val="24"/>
-        </w:rPr>
-      </w:pPr>
-      <w:proofErr w:type="spellStart"/>
-      <w:r>
-        <w:rPr>
-          <w:rFonts w:ascii="Times New Roman" w:hAnsi="Times New Roman" w:cs="Times New Roman"/>
-          <w:sz w:val="24"/>
-          <w:szCs w:val="24"/>
-        </w:rPr>
-        <w:t>toUpperCase</w:t>
-      </w:r>
-      <w:proofErr w:type="spellEnd"/>
-      <w:r>
-        <w:rPr>
-          <w:rFonts w:ascii="Times New Roman" w:hAnsi="Times New Roman" w:cs="Times New Roman"/>
-          <w:sz w:val="24"/>
-          <w:szCs w:val="24"/>
-        </w:rPr>
-        <w:t xml:space="preserve">() / </w:t>
-      </w:r>
-      <w:proofErr w:type="spellStart"/>
-      <w:r>
-        <w:rPr>
-          <w:rFonts w:ascii="Times New Roman" w:hAnsi="Times New Roman" w:cs="Times New Roman"/>
-          <w:sz w:val="24"/>
-          <w:szCs w:val="24"/>
-        </w:rPr>
-        <w:t>toLowerCase</w:t>
-      </w:r>
-      <w:proofErr w:type="spellEnd"/>
-      <w:r>
-        <w:rPr>
-          <w:rFonts w:ascii="Times New Roman" w:hAnsi="Times New Roman" w:cs="Times New Roman"/>
-          <w:sz w:val="24"/>
-          <w:szCs w:val="24"/>
-        </w:rPr>
-        <w:t>() – changes case</w:t>
-      </w:r>
-    </w:p>
-    <w:p>
-      <w:pPr>
-        <w:rPr>
-          <w:rFonts w:ascii="Times New Roman" w:hAnsi="Times New Roman" w:cs="Times New Roman"/>
-          <w:sz w:val="24"/>
-          <w:szCs w:val="24"/>
-        </w:rPr>
-      </w:pPr>
-      <w:r>
-        <w:rPr>
-          <w:rFonts w:ascii="Times New Roman" w:hAnsi="Times New Roman" w:cs="Times New Roman"/>
-          <w:sz w:val="24"/>
-          <w:szCs w:val="24"/>
-        </w:rPr>
-        <w:t>replace() – replaces part of a string</w:t>
-      </w:r>
-    </w:p>
-    <w:p>
-      <w:pPr>
-        <w:rPr>
-          <w:rFonts w:ascii="Times New Roman" w:hAnsi="Times New Roman" w:cs="Times New Roman"/>
-          <w:sz w:val="24"/>
-          <w:szCs w:val="24"/>
-        </w:rPr>
-      </w:pPr>
-      <w:r>
-        <w:rPr>
-          <w:rFonts w:ascii="Times New Roman" w:hAnsi="Times New Roman" w:cs="Times New Roman"/>
-          <w:sz w:val="24"/>
-          <w:szCs w:val="24"/>
-        </w:rPr>
-        <w:t>trim() – removes whitespace</w:t>
-      </w:r>
-    </w:p>
-    <w:p>
-      <w:pPr>
-        <w:rPr>
-          <w:rFonts w:ascii="Times New Roman" w:hAnsi="Times New Roman" w:cs="Times New Roman"/>
-          <w:sz w:val="24"/>
-          <w:szCs w:val="24"/>
-        </w:rPr>
-      </w:pPr>
-      <w:r>
-        <w:rPr>
-          <w:rFonts w:ascii="Times New Roman" w:hAnsi="Times New Roman" w:cs="Times New Roman"/>
-          <w:sz w:val="24"/>
-          <w:szCs w:val="24"/>
-        </w:rPr>
-        <w:t>“I often use trim() to clean input, and split() when handling CSV data or form values.”</w:t>
-      </w:r>
-    </w:p>
-    <w:p>
-      <w:pPr>
-        <w:rPr>
-          <w:rFonts w:ascii="Times New Roman" w:hAnsi="Times New Roman" w:cs="Times New Roman"/>
-          <w:b/>
-          <w:bCs/>
-          <w:color w:val="833C0B" w:themeColor="accent2" w:themeShade="80"/>
-          <w:sz w:val="24"/>
-          <w:szCs w:val="24"/>
-        </w:rPr>
-      </w:pPr>
-      <w:r>
-        <w:rPr>
-          <w:rFonts w:ascii="Times New Roman" w:hAnsi="Times New Roman" w:cs="Times New Roman"/>
-          <w:b/>
-          <w:bCs/>
-          <w:color w:val="833C0B" w:themeColor="accent2" w:themeShade="80"/>
-          <w:sz w:val="24"/>
-          <w:szCs w:val="24"/>
-        </w:rPr>
-        <w:t>What is the purpose of the array slice method?</w:t>
-      </w:r>
-    </w:p>
-    <w:p>
-      <w:pPr>
-        <w:rPr>
-          <w:rFonts w:ascii="Times New Roman" w:hAnsi="Times New Roman" w:cs="Times New Roman"/>
-          <w:b/>
-          <w:bCs/>
-          <w:color w:val="833C0B" w:themeColor="accent2" w:themeShade="80"/>
-          <w:sz w:val="24"/>
-          <w:szCs w:val="24"/>
-        </w:rPr>
-      </w:pPr>
-      <w:r>
-        <w:rPr>
-          <w:rFonts w:ascii="Times New Roman" w:hAnsi="Times New Roman" w:cs="Times New Roman"/>
-          <w:b/>
-          <w:bCs/>
-          <w:color w:val="833C0B" w:themeColor="accent2" w:themeShade="80"/>
-          <w:sz w:val="24"/>
-          <w:szCs w:val="24"/>
-        </w:rPr>
-        <w:t>What is the purpose of the array splice method?</w:t>
-      </w:r>
-    </w:p>
-    <w:p>
-      <w:pPr>
-        <w:rPr>
-          <w:rFonts w:ascii="Times New Roman" w:hAnsi="Times New Roman" w:cs="Times New Roman"/>
-          <w:b/>
-          <w:bCs/>
-          <w:color w:val="833C0B" w:themeColor="accent2" w:themeShade="80"/>
-          <w:sz w:val="24"/>
-          <w:szCs w:val="24"/>
-        </w:rPr>
-      </w:pPr>
-      <w:r>
-        <w:rPr>
-          <w:rFonts w:ascii="Times New Roman" w:hAnsi="Times New Roman" w:cs="Times New Roman"/>
-          <w:b/>
-          <w:bCs/>
-          <w:color w:val="833C0B" w:themeColor="accent2" w:themeShade="80"/>
-          <w:sz w:val="24"/>
-          <w:szCs w:val="24"/>
-        </w:rPr>
-        <w:t>What is the difference between slice and splice?</w:t>
-      </w:r>
-    </w:p>
-    <w:p>
-      <w:pPr>
-        <w:rPr>
-          <w:rFonts w:ascii="Times New Roman" w:hAnsi="Times New Roman" w:cs="Times New Roman"/>
-          <w:b/>
-          <w:bCs/>
-          <w:color w:val="833C0B" w:themeColor="accent2" w:themeShade="80"/>
-          <w:sz w:val="24"/>
-          <w:szCs w:val="24"/>
-        </w:rPr>
-      </w:pPr>
-      <w:r>
-        <w:rPr>
-          <w:rFonts w:ascii="Times New Roman" w:hAnsi="Times New Roman" w:cs="Times New Roman"/>
-          <w:b/>
-          <w:bCs/>
-          <w:color w:val="833C0B" w:themeColor="accent2" w:themeShade="80"/>
-          <w:sz w:val="24"/>
-          <w:szCs w:val="24"/>
-        </w:rPr>
-        <w:t>What is the difference between map and filter and reduce?</w:t>
-      </w:r>
-    </w:p>
-    <w:p>
-      <w:pPr>
-        <w:rPr>
-          <w:rFonts w:ascii="Times New Roman" w:hAnsi="Times New Roman" w:cs="Times New Roman"/>
-          <w:b/>
-          <w:bCs/>
-          <w:color w:val="833C0B" w:themeColor="accent2" w:themeShade="80"/>
-          <w:sz w:val="24"/>
-          <w:szCs w:val="24"/>
-        </w:rPr>
-      </w:pPr>
-      <w:r>
-        <w:rPr>
-          <w:rFonts w:ascii="Times New Roman" w:hAnsi="Times New Roman" w:cs="Times New Roman"/>
-          <w:b/>
-          <w:bCs/>
-          <w:color w:val="833C0B" w:themeColor="accent2" w:themeShade="80"/>
-          <w:sz w:val="24"/>
-          <w:szCs w:val="24"/>
-        </w:rPr>
-        <w:t>What are lambda expressions or arrow functions?</w:t>
-      </w:r>
-    </w:p>
-    <w:p>
-      <w:pPr>
-        <w:rPr>
-          <w:rFonts w:ascii="Times New Roman" w:hAnsi="Times New Roman" w:cs="Times New Roman"/>
-          <w:b/>
-          <w:bCs/>
-          <w:color w:val="833C0B" w:themeColor="accent2" w:themeShade="80"/>
-          <w:sz w:val="24"/>
-          <w:szCs w:val="24"/>
-        </w:rPr>
-      </w:pPr>
-      <w:r>
-        <w:rPr>
-          <w:rFonts w:ascii="Times New Roman" w:hAnsi="Times New Roman" w:cs="Times New Roman"/>
-          <w:b/>
-          <w:bCs/>
-          <w:color w:val="833C0B" w:themeColor="accent2" w:themeShade="80"/>
-          <w:sz w:val="24"/>
-          <w:szCs w:val="24"/>
-        </w:rPr>
-        <w:t xml:space="preserve">What is a </w:t>
-      </w:r>
-      <w:proofErr w:type="gramStart"/>
-      <w:r>
-        <w:rPr>
-          <w:rFonts w:ascii="Times New Roman" w:hAnsi="Times New Roman" w:cs="Times New Roman"/>
-          <w:b/>
-          <w:bCs/>
-          <w:color w:val="833C0B" w:themeColor="accent2" w:themeShade="80"/>
-          <w:sz w:val="24"/>
-          <w:szCs w:val="24"/>
-        </w:rPr>
-        <w:t>first class</w:t>
-      </w:r>
-      <w:proofErr w:type="gramEnd"/>
-      <w:r>
-        <w:rPr>
-          <w:rFonts w:ascii="Times New Roman" w:hAnsi="Times New Roman" w:cs="Times New Roman"/>
-          <w:b/>
-          <w:bCs/>
-          <w:color w:val="833C0B" w:themeColor="accent2" w:themeShade="80"/>
-          <w:sz w:val="24"/>
-          <w:szCs w:val="24"/>
-        </w:rPr>
-        <w:t xml:space="preserve"> function? Or What is a first order function?</w:t>
-      </w:r>
-    </w:p>
-    <w:p>
-      <w:pPr>
-        <w:rPr>
-          <w:rFonts w:ascii="Times New Roman" w:hAnsi="Times New Roman" w:cs="Times New Roman"/>
-          <w:b/>
-          <w:bCs/>
-          <w:color w:val="833C0B" w:themeColor="accent2" w:themeShade="80"/>
-          <w:sz w:val="24"/>
-          <w:szCs w:val="24"/>
-        </w:rPr>
-      </w:pPr>
-      <w:r>
-        <w:rPr>
-          <w:rFonts w:ascii="Times New Roman" w:hAnsi="Times New Roman" w:cs="Times New Roman"/>
-          <w:b/>
-          <w:bCs/>
-          <w:color w:val="833C0B" w:themeColor="accent2" w:themeShade="80"/>
-          <w:sz w:val="24"/>
-          <w:szCs w:val="24"/>
-        </w:rPr>
-        <w:t>What is a unary function?</w:t>
-      </w:r>
-    </w:p>
-    <w:p>
-      <w:pPr>
-        <w:rPr>
-          <w:rFonts w:ascii="Times New Roman" w:hAnsi="Times New Roman" w:cs="Times New Roman"/>
-          <w:b/>
-          <w:bCs/>
-          <w:color w:val="833C0B" w:themeColor="accent2" w:themeShade="80"/>
-          <w:sz w:val="24"/>
-          <w:szCs w:val="24"/>
-        </w:rPr>
-      </w:pPr>
-      <w:r>
-        <w:rPr>
-          <w:rFonts w:ascii="Times New Roman" w:hAnsi="Times New Roman" w:cs="Times New Roman"/>
-          <w:b/>
-          <w:bCs/>
-          <w:color w:val="833C0B" w:themeColor="accent2" w:themeShade="80"/>
-          <w:sz w:val="24"/>
-          <w:szCs w:val="24"/>
-        </w:rPr>
-        <w:t>What is the currying function?</w:t>
-      </w:r>
-    </w:p>
-    <w:p>
-      <w:pPr>
-        <w:rPr>
-          <w:rFonts w:ascii="Times New Roman" w:hAnsi="Times New Roman" w:cs="Times New Roman"/>
-          <w:b/>
-          <w:bCs/>
-          <w:color w:val="833C0B" w:themeColor="accent2" w:themeShade="80"/>
-          <w:sz w:val="24"/>
-          <w:szCs w:val="24"/>
-        </w:rPr>
-      </w:pPr>
-      <w:r>
-        <w:rPr>
-          <w:rFonts w:ascii="Times New Roman" w:hAnsi="Times New Roman" w:cs="Times New Roman"/>
-          <w:b/>
-          <w:bCs/>
-          <w:color w:val="833C0B" w:themeColor="accent2" w:themeShade="80"/>
-          <w:sz w:val="24"/>
-          <w:szCs w:val="24"/>
-        </w:rPr>
-        <w:t>What is a pure function?</w:t>
-      </w:r>
-    </w:p>
-    <w:p>
-      <w:pPr>
-        <w:rPr>
-          <w:rFonts w:ascii="Times New Roman" w:hAnsi="Times New Roman" w:cs="Times New Roman"/>
-          <w:b/>
-          <w:bCs/>
-          <w:color w:val="833C0B" w:themeColor="accent2" w:themeShade="80"/>
-          <w:sz w:val="24"/>
-          <w:szCs w:val="24"/>
-        </w:rPr>
-      </w:pPr>
-      <w:r>
-        <w:rPr>
-          <w:rFonts w:ascii="Times New Roman" w:hAnsi="Times New Roman" w:cs="Times New Roman"/>
-          <w:b/>
-          <w:bCs/>
-          <w:color w:val="833C0B" w:themeColor="accent2" w:themeShade="80"/>
-          <w:sz w:val="24"/>
-          <w:szCs w:val="24"/>
-        </w:rPr>
-        <w:t>What are the benefits of pure functions?</w:t>
-      </w:r>
-    </w:p>
-    <w:p>
-      <w:pPr>
-        <w:rPr>
-          <w:rFonts w:ascii="Times New Roman" w:hAnsi="Times New Roman" w:cs="Times New Roman"/>
-          <w:b/>
-          <w:bCs/>
-          <w:color w:val="833C0B" w:themeColor="accent2" w:themeShade="80"/>
-          <w:sz w:val="24"/>
-          <w:szCs w:val="24"/>
-        </w:rPr>
-      </w:pPr>
-      <w:r>
-        <w:rPr>
-          <w:rFonts w:ascii="Times New Roman" w:hAnsi="Times New Roman" w:cs="Times New Roman"/>
-          <w:b/>
-          <w:bCs/>
-          <w:color w:val="833C0B" w:themeColor="accent2" w:themeShade="80"/>
-          <w:sz w:val="24"/>
-          <w:szCs w:val="24"/>
-        </w:rPr>
-        <w:t xml:space="preserve">What is Null and undefined </w:t>
-      </w:r>
-      <w:r>
-        <w:rPr>
-          <w:rFonts w:ascii="Times New Roman" w:hAnsi="Times New Roman" w:cs="Times New Roman"/>
-          <w:b/>
-          <w:bCs/>
-          <w:color w:val="833C0B" w:themeColor="accent2" w:themeShade="80"/>
-          <w:sz w:val="24"/>
-          <w:szCs w:val="24"/>
-        </w:rPr>
-        <w:t xml:space="preserve">and </w:t>
-      </w:r>
-      <w:proofErr w:type="spellStart"/>
-      <w:r>
-        <w:rPr>
-          <w:rFonts w:ascii="Times New Roman" w:hAnsi="Times New Roman" w:cs="Times New Roman"/>
-          <w:b/>
-          <w:bCs/>
-          <w:color w:val="833C0B" w:themeColor="accent2" w:themeShade="80"/>
-          <w:sz w:val="24"/>
-          <w:szCs w:val="24"/>
-        </w:rPr>
-        <w:t>NaN</w:t>
-      </w:r>
-      <w:proofErr w:type="spellEnd"/>
-      <w:r>
-        <w:rPr>
-          <w:rFonts w:ascii="Times New Roman" w:hAnsi="Times New Roman" w:cs="Times New Roman"/>
-          <w:b/>
-          <w:bCs/>
-          <w:color w:val="833C0B" w:themeColor="accent2" w:themeShade="80"/>
-          <w:sz w:val="24"/>
-          <w:szCs w:val="24"/>
-        </w:rPr>
+      <w:r>
+        <w:rPr>
+          <w:rFonts w:ascii="Times New Roman" w:hAnsi="Times New Roman" w:cs="Times New Roman"/>
+          <w:b/>
+          <w:bCs/>
+          <w:color w:val="833C0B" w:themeColor="accent2" w:themeShade="80"/>
+          <w:sz w:val="24"/>
+          <w:szCs w:val="24"/>
+        </w:rPr>
+        <w:t>of null === "object"?</w:t>
+      </w:r>
+    </w:p>
+    <w:p>
+      <w:pPr>
+        <w:rPr>
+          <w:rFonts w:ascii="Times New Roman" w:hAnsi="Times New Roman" w:cs="Times New Roman"/>
+          <w:sz w:val="24"/>
+          <w:szCs w:val="24"/>
+        </w:rPr>
+      </w:pPr>
+      <w:r>
+        <w:rPr>
+          <w:rFonts w:ascii="Times New Roman" w:hAnsi="Times New Roman" w:cs="Times New Roman"/>
+          <w:sz w:val="24"/>
+          <w:szCs w:val="24"/>
+        </w:rPr>
+        <w:t>typeof null returns 'object' due to a legacy bug in JavaScript’s implementation. Although null is a primitive, it's incorrectly tagged as an object in memory. To truly check for null, we should use a strict comparison like value === null.</w:t>
+      </w:r>
+    </w:p>
+    <w:p>
+      <w:pPr>
+        <w:rPr>
+          <w:rFonts w:ascii="Times New Roman" w:hAnsi="Times New Roman" w:cs="Times New Roman"/>
+          <w:b/>
+          <w:bCs/>
+          <w:color w:val="833C0B" w:themeColor="accent2" w:themeShade="80"/>
+          <w:sz w:val="24"/>
+          <w:szCs w:val="24"/>
+        </w:rPr>
+      </w:pPr>
+      <w:r>
+        <w:rPr>
+          <w:rFonts w:ascii="Times New Roman" w:hAnsi="Times New Roman" w:cs="Times New Roman"/>
+          <w:b/>
+          <w:bCs/>
+          <w:color w:val="833C0B" w:themeColor="accent2" w:themeShade="80"/>
+          <w:sz w:val="24"/>
+          <w:szCs w:val="24"/>
+        </w:rPr>
+        <w:t xml:space="preserve">What are the possible ways to create </w:t>
+      </w:r>
+      <w:r>
+        <w:rPr>
+          <w:rFonts w:ascii="Times New Roman" w:hAnsi="Times New Roman" w:cs="Times New Roman"/>
+          <w:b/>
+          <w:bCs/>
+          <w:color w:val="833C0B" w:themeColor="accent2" w:themeShade="80"/>
+          <w:sz w:val="24"/>
+          <w:szCs w:val="24"/>
+        </w:rPr>
+        <w:t>Array</w:t>
+      </w:r>
+      <w:r>
+        <w:rPr>
+          <w:rFonts w:ascii="Times New Roman" w:hAnsi="Times New Roman" w:cs="Times New Roman"/>
+          <w:b/>
+          <w:bCs/>
+          <w:color w:val="833C0B" w:themeColor="accent2" w:themeShade="80"/>
+          <w:sz w:val="24"/>
+          <w:szCs w:val="24"/>
+        </w:rPr>
+        <w:t xml:space="preserve"> in JavaScript?</w:t>
+      </w:r>
+    </w:p>
+    <w:p>
+      <w:pPr>
+        <w:rPr>
+          <w:rFonts w:ascii="Times New Roman" w:hAnsi="Times New Roman" w:cs="Times New Roman"/>
+          <w:sz w:val="24"/>
+          <w:szCs w:val="24"/>
+        </w:rPr>
+      </w:pPr>
+      <w:r>
+        <w:rPr>
+          <w:rFonts w:ascii="Times New Roman" w:hAnsi="Times New Roman" w:cs="Times New Roman"/>
+          <w:sz w:val="24"/>
+          <w:szCs w:val="24"/>
+        </w:rPr>
+        <w:t>1.</w:t>
+      </w:r>
+      <w:r>
+        <w:rPr>
+          <w:rFonts w:ascii="Times New Roman" w:hAnsi="Times New Roman" w:cs="Times New Roman"/>
+          <w:sz w:val="24"/>
+          <w:szCs w:val="24"/>
+        </w:rPr>
+        <w:t xml:space="preserve">let arr = [“a”,1,true,{name: jahna”}] </w:t>
+      </w:r>
+    </w:p>
+    <w:p>
+      <w:pPr>
+        <w:rPr>
+          <w:rFonts w:ascii="Times New Roman" w:hAnsi="Times New Roman" w:cs="Times New Roman"/>
+          <w:sz w:val="24"/>
+          <w:szCs w:val="24"/>
+        </w:rPr>
+      </w:pPr>
+      <w:r>
+        <w:rPr>
+          <w:rFonts w:ascii="Times New Roman" w:hAnsi="Times New Roman" w:cs="Times New Roman"/>
+          <w:sz w:val="24"/>
+          <w:szCs w:val="24"/>
+        </w:rPr>
+        <w:t>2.</w:t>
+      </w:r>
+      <w:r>
+        <w:rPr>
+          <w:rFonts w:ascii="Times New Roman" w:hAnsi="Times New Roman" w:cs="Times New Roman"/>
+          <w:sz w:val="24"/>
+          <w:szCs w:val="24"/>
+        </w:rPr>
+        <w:t>Let arr = new Array (“a”,1,true,{name: jahna”}</w:t>
+      </w:r>
+    </w:p>
+    <w:p>
+      <w:pPr>
+        <w:rPr>
+          <w:rFonts w:ascii="Times New Roman" w:hAnsi="Times New Roman" w:cs="Times New Roman"/>
+          <w:sz w:val="24"/>
+          <w:szCs w:val="24"/>
+        </w:rPr>
+      </w:pPr>
+      <w:r>
+        <w:rPr>
+          <w:rFonts w:ascii="Times New Roman" w:hAnsi="Times New Roman" w:cs="Times New Roman"/>
+          <w:sz w:val="24"/>
+          <w:szCs w:val="24"/>
+        </w:rPr>
+        <w:t>3.</w:t>
+      </w:r>
+      <w:r>
+        <w:rPr>
+          <w:rFonts w:ascii="Times New Roman" w:hAnsi="Times New Roman" w:cs="Times New Roman"/>
+          <w:sz w:val="24"/>
+          <w:szCs w:val="24"/>
+        </w:rPr>
+        <w:t>let arr = Array.of("a", 1, true, { name: "jahna" });</w:t>
+      </w:r>
+    </w:p>
+    <w:p>
+      <w:pPr>
+        <w:rPr>
+          <w:rFonts w:ascii="Times New Roman" w:hAnsi="Times New Roman" w:cs="Times New Roman"/>
+          <w:sz w:val="24"/>
+          <w:szCs w:val="24"/>
+        </w:rPr>
+      </w:pPr>
+      <w:r>
+        <w:rPr>
+          <w:rFonts w:ascii="Times New Roman" w:hAnsi="Times New Roman" w:cs="Times New Roman"/>
+          <w:sz w:val="24"/>
+          <w:szCs w:val="24"/>
+        </w:rPr>
+        <w:t>4.</w:t>
+      </w:r>
+      <w:r>
+        <w:rPr>
+          <w:rFonts w:ascii="Times New Roman" w:hAnsi="Times New Roman" w:cs="Times New Roman"/>
+          <w:sz w:val="24"/>
+          <w:szCs w:val="24"/>
+        </w:rPr>
+        <w:t>let arr = Array.from("hello");  // ['h', 'e', 'l', 'l', 'o']</w:t>
+      </w:r>
+    </w:p>
+    <w:p>
+      <w:pPr>
+        <w:rPr>
+          <w:rFonts w:ascii="Times New Roman" w:hAnsi="Times New Roman" w:cs="Times New Roman"/>
+          <w:sz w:val="24"/>
+          <w:szCs w:val="24"/>
+        </w:rPr>
+      </w:pPr>
+      <w:r>
+        <w:rPr>
+          <w:rFonts w:ascii="Times New Roman" w:hAnsi="Times New Roman" w:cs="Times New Roman"/>
+          <w:sz w:val="24"/>
+          <w:szCs w:val="24"/>
+        </w:rPr>
+        <w:t>5.</w:t>
+      </w:r>
+      <w:r>
         <w:t xml:space="preserve"> </w:t>
       </w:r>
       <w:r>
         <w:rPr>
           <w:rFonts w:ascii="Times New Roman" w:hAnsi="Times New Roman" w:cs="Times New Roman"/>
-          <w:b/>
-          <w:bCs/>
-          <w:color w:val="833C0B" w:themeColor="accent2" w:themeShade="80"/>
-          <w:sz w:val="24"/>
-          <w:szCs w:val="24"/>
-        </w:rPr>
-        <w:t xml:space="preserve">in </w:t>
-      </w:r>
-      <w:proofErr w:type="spellStart"/>
-      <w:r>
-        <w:rPr>
-          <w:rFonts w:ascii="Times New Roman" w:hAnsi="Times New Roman" w:cs="Times New Roman"/>
-          <w:b/>
-          <w:bCs/>
-          <w:color w:val="833C0B" w:themeColor="accent2" w:themeShade="80"/>
-          <w:sz w:val="24"/>
-          <w:szCs w:val="24"/>
-        </w:rPr>
-        <w:t>javascrip</w:t>
-      </w:r>
-      <w:r>
-        <w:rPr>
-          <w:rFonts w:ascii="Times New Roman" w:hAnsi="Times New Roman" w:cs="Times New Roman"/>
-          <w:b/>
-          <w:bCs/>
-          <w:color w:val="833C0B" w:themeColor="accent2" w:themeShade="80"/>
-          <w:sz w:val="24"/>
-          <w:szCs w:val="24"/>
-        </w:rPr>
-        <w:t>t</w:t>
-      </w:r>
-      <w:proofErr w:type="spellEnd"/>
-      <w:r>
-        <w:rPr>
-          <w:rFonts w:ascii="Times New Roman" w:hAnsi="Times New Roman" w:cs="Times New Roman"/>
-          <w:b/>
-          <w:bCs/>
-          <w:color w:val="833C0B" w:themeColor="accent2" w:themeShade="80"/>
-          <w:sz w:val="24"/>
-          <w:szCs w:val="24"/>
-        </w:rPr>
-        <w:t>.</w:t>
-      </w:r>
-    </w:p>
-    <w:p>
-      <w:pPr>
-        <w:rPr>
-          <w:rFonts w:ascii="Times New Roman" w:hAnsi="Times New Roman" w:cs="Times New Roman"/>
-          <w:sz w:val="24"/>
-          <w:szCs w:val="24"/>
-        </w:rPr>
-      </w:pPr>
-      <w:r>
-        <w:rPr>
-          <w:rFonts w:ascii="Times New Roman" w:hAnsi="Times New Roman" w:cs="Times New Roman"/>
-          <w:sz w:val="24"/>
-          <w:szCs w:val="24"/>
-        </w:rPr>
-        <w:t>In JavaScript, both null and undefined represent the absence of a value</w:t>
-      </w:r>
-    </w:p>
-    <w:p>
-      <w:pPr>
-        <w:rPr>
-          <w:rFonts w:ascii="Times New Roman" w:hAnsi="Times New Roman" w:cs="Times New Roman"/>
-          <w:sz w:val="24"/>
-          <w:szCs w:val="24"/>
-        </w:rPr>
-      </w:pPr>
-      <w:r>
-        <w:rPr>
-          <w:rFonts w:ascii="Times New Roman" w:hAnsi="Times New Roman" w:cs="Times New Roman"/>
-          <w:sz w:val="24"/>
-          <w:szCs w:val="24"/>
-        </w:rPr>
-        <w:t>undefined is a primitive value that indicates that a variable has been declared but not yet assigned a value.</w:t>
-      </w:r>
-    </w:p>
-    <w:p>
-      <w:pPr>
-        <w:rPr>
-          <w:rFonts w:ascii="Times New Roman" w:hAnsi="Times New Roman" w:cs="Times New Roman"/>
-          <w:sz w:val="24"/>
-          <w:szCs w:val="24"/>
-        </w:rPr>
-      </w:pPr>
-      <w:r>
-        <w:rPr>
-          <w:rFonts w:ascii="Times New Roman" w:hAnsi="Times New Roman" w:cs="Times New Roman"/>
-          <w:sz w:val="24"/>
-          <w:szCs w:val="24"/>
-        </w:rPr>
-        <w:t>null is a primitive value that represents the intentional absence of any object value. a variable should have no value or that an object reference is empty.</w:t>
-      </w:r>
-    </w:p>
-    <w:p>
-      <w:pPr>
-        <w:rPr>
-          <w:rFonts w:ascii="Times New Roman" w:hAnsi="Times New Roman" w:cs="Times New Roman"/>
-          <w:sz w:val="24"/>
-          <w:szCs w:val="24"/>
-        </w:rPr>
-      </w:pPr>
-      <w:r>
-        <w:rPr>
-          <w:rFonts w:ascii="Times New Roman" w:hAnsi="Times New Roman" w:cs="Times New Roman"/>
-          <w:sz w:val="24"/>
-          <w:szCs w:val="24"/>
-        </w:rPr>
-        <w:t xml:space="preserve">in </w:t>
-      </w:r>
-      <w:proofErr w:type="spellStart"/>
-      <w:r>
-        <w:rPr>
-          <w:rFonts w:ascii="Times New Roman" w:hAnsi="Times New Roman" w:cs="Times New Roman"/>
-          <w:sz w:val="24"/>
-          <w:szCs w:val="24"/>
-        </w:rPr>
-        <w:t>javascript</w:t>
-      </w:r>
-      <w:proofErr w:type="spellEnd"/>
-      <w:r>
-        <w:rPr>
-          <w:rFonts w:ascii="Times New Roman" w:hAnsi="Times New Roman" w:cs="Times New Roman"/>
-          <w:sz w:val="24"/>
-          <w:szCs w:val="24"/>
-        </w:rPr>
-        <w:t xml:space="preserve"> null means "reference to </w:t>
-      </w:r>
-      <w:r>
-        <w:rPr>
-          <w:rFonts w:ascii="Times New Roman" w:hAnsi="Times New Roman" w:cs="Times New Roman"/>
-          <w:sz w:val="24"/>
-          <w:szCs w:val="24"/>
-        </w:rPr>
-        <w:t>non-existing</w:t>
-      </w:r>
-      <w:r>
-        <w:rPr>
-          <w:rFonts w:ascii="Times New Roman" w:hAnsi="Times New Roman" w:cs="Times New Roman"/>
-          <w:sz w:val="24"/>
-          <w:szCs w:val="24"/>
-        </w:rPr>
-        <w:t xml:space="preserve"> object "</w:t>
-      </w:r>
-    </w:p>
-    <w:p>
-      <w:pPr>
-        <w:rPr>
-          <w:rFonts w:ascii="Times New Roman" w:hAnsi="Times New Roman" w:cs="Times New Roman"/>
-          <w:sz w:val="24"/>
-          <w:szCs w:val="24"/>
-        </w:rPr>
-      </w:pPr>
-      <w:proofErr w:type="spellStart"/>
-      <w:r>
-        <w:rPr>
-          <w:rFonts w:ascii="Times New Roman" w:hAnsi="Times New Roman" w:cs="Times New Roman"/>
-          <w:sz w:val="24"/>
-          <w:szCs w:val="24"/>
-        </w:rPr>
-        <w:t>typeof</w:t>
-      </w:r>
-      <w:proofErr w:type="spellEnd"/>
-      <w:r>
-        <w:rPr>
-          <w:rFonts w:ascii="Times New Roman" w:hAnsi="Times New Roman" w:cs="Times New Roman"/>
-          <w:sz w:val="24"/>
-          <w:szCs w:val="24"/>
-        </w:rPr>
-        <w:t xml:space="preserve"> null → "object"</w:t>
-      </w:r>
-    </w:p>
-    <w:p>
-      <w:pPr>
-        <w:rPr>
-          <w:rFonts w:ascii="Times New Roman" w:hAnsi="Times New Roman" w:cs="Times New Roman"/>
-          <w:sz w:val="24"/>
-          <w:szCs w:val="24"/>
-        </w:rPr>
-      </w:pPr>
-      <w:proofErr w:type="spellStart"/>
-      <w:r>
-        <w:rPr>
-          <w:rFonts w:ascii="Times New Roman" w:hAnsi="Times New Roman" w:cs="Times New Roman"/>
-          <w:sz w:val="24"/>
-          <w:szCs w:val="24"/>
-        </w:rPr>
-        <w:t>typeof</w:t>
-      </w:r>
-      <w:proofErr w:type="spellEnd"/>
-      <w:r>
-        <w:rPr>
-          <w:rFonts w:ascii="Times New Roman" w:hAnsi="Times New Roman" w:cs="Times New Roman"/>
-          <w:sz w:val="24"/>
-          <w:szCs w:val="24"/>
-        </w:rPr>
-        <w:t xml:space="preserve"> undefined → "undefined"</w:t>
-      </w:r>
-    </w:p>
-    <w:p>
-      <w:pPr>
-        <w:rPr>
-          <w:rFonts w:ascii="Times New Roman" w:hAnsi="Times New Roman" w:cs="Times New Roman"/>
-          <w:sz w:val="24"/>
-          <w:szCs w:val="24"/>
-        </w:rPr>
-      </w:pPr>
-      <w:r>
-        <w:rPr>
-          <w:rFonts w:ascii="Times New Roman" w:hAnsi="Times New Roman" w:cs="Times New Roman"/>
-          <w:sz w:val="24"/>
-          <w:szCs w:val="24"/>
-        </w:rPr>
-        <w:t>(</w:t>
-      </w:r>
-      <w:proofErr w:type="spellStart"/>
-      <w:r>
-        <w:rPr>
-          <w:rFonts w:ascii="Times New Roman" w:hAnsi="Times New Roman" w:cs="Times New Roman"/>
-          <w:sz w:val="24"/>
-          <w:szCs w:val="24"/>
-        </w:rPr>
-        <w:t>typeof</w:t>
-      </w:r>
-      <w:proofErr w:type="spellEnd"/>
-      <w:r>
-        <w:rPr>
-          <w:rFonts w:ascii="Times New Roman" w:hAnsi="Times New Roman" w:cs="Times New Roman"/>
-          <w:sz w:val="24"/>
-          <w:szCs w:val="24"/>
-        </w:rPr>
-        <w:t xml:space="preserve"> </w:t>
-      </w:r>
-      <w:proofErr w:type="spellStart"/>
-      <w:r>
-        <w:rPr>
-          <w:rFonts w:ascii="Times New Roman" w:hAnsi="Times New Roman" w:cs="Times New Roman"/>
-          <w:sz w:val="24"/>
-          <w:szCs w:val="24"/>
-        </w:rPr>
-        <w:t>NaN</w:t>
-      </w:r>
-      <w:proofErr w:type="spellEnd"/>
-      <w:r>
-        <w:rPr>
-          <w:rFonts w:ascii="Times New Roman" w:hAnsi="Times New Roman" w:cs="Times New Roman"/>
-          <w:sz w:val="24"/>
-          <w:szCs w:val="24"/>
-        </w:rPr>
-        <w:t>);   // "number"</w:t>
-      </w:r>
-    </w:p>
-    <w:p>
-      <w:pPr>
-        <w:rPr>
-          <w:rFonts w:ascii="Times New Roman" w:hAnsi="Times New Roman" w:cs="Times New Roman"/>
-          <w:sz w:val="24"/>
-          <w:szCs w:val="24"/>
-        </w:rPr>
-      </w:pPr>
-      <w:proofErr w:type="spellStart"/>
-      <w:r>
-        <w:rPr>
-          <w:rFonts w:ascii="Times New Roman" w:hAnsi="Times New Roman" w:cs="Times New Roman"/>
-          <w:sz w:val="24"/>
-          <w:szCs w:val="24"/>
-        </w:rPr>
-        <w:t>NaN</w:t>
-      </w:r>
-      <w:proofErr w:type="spellEnd"/>
-      <w:r>
-        <w:rPr>
-          <w:rFonts w:ascii="Times New Roman" w:hAnsi="Times New Roman" w:cs="Times New Roman"/>
-          <w:sz w:val="24"/>
-          <w:szCs w:val="24"/>
-        </w:rPr>
-        <w:t>:</w:t>
-      </w:r>
-      <w:r>
-        <w:rPr>
-          <w:rFonts w:ascii="Times New Roman" w:hAnsi="Times New Roman" w:cs="Times New Roman"/>
-          <w:sz w:val="24"/>
-          <w:szCs w:val="24"/>
-        </w:rPr>
-        <w:t xml:space="preserve"> "Not a Number" — result of invalid math operation</w:t>
-      </w:r>
-    </w:p>
-    <w:p>
-      <w:pPr>
-        <w:rPr>
-          <w:rFonts w:ascii="Times New Roman" w:hAnsi="Times New Roman" w:cs="Times New Roman"/>
-          <w:b/>
-          <w:bCs/>
-          <w:color w:val="833C0B" w:themeColor="accent2" w:themeShade="80"/>
-          <w:sz w:val="24"/>
-          <w:szCs w:val="24"/>
-        </w:rPr>
-      </w:pPr>
-      <w:r>
-        <w:rPr>
-          <w:rFonts w:ascii="Times New Roman" w:hAnsi="Times New Roman" w:cs="Times New Roman"/>
-          <w:b/>
-          <w:bCs/>
-          <w:color w:val="833C0B" w:themeColor="accent2" w:themeShade="80"/>
-          <w:sz w:val="24"/>
-          <w:szCs w:val="24"/>
-        </w:rPr>
-        <w:t>Why is type</w:t>
-      </w:r>
-      <w:r>
-        <w:rPr>
-          <w:rFonts w:ascii="Times New Roman" w:hAnsi="Times New Roman" w:cs="Times New Roman"/>
-          <w:b/>
-          <w:bCs/>
-          <w:color w:val="833C0B" w:themeColor="accent2" w:themeShade="80"/>
-          <w:sz w:val="24"/>
-          <w:szCs w:val="24"/>
-        </w:rPr>
-        <w:t xml:space="preserve"> </w:t>
-      </w:r>
-      <w:r>
-        <w:rPr>
-          <w:rFonts w:ascii="Times New Roman" w:hAnsi="Times New Roman" w:cs="Times New Roman"/>
-          <w:b/>
-          <w:bCs/>
-          <w:color w:val="833C0B" w:themeColor="accent2" w:themeShade="80"/>
-          <w:sz w:val="24"/>
-          <w:szCs w:val="24"/>
-        </w:rPr>
-        <w:t>of null === "object"?</w:t>
-      </w:r>
-    </w:p>
-    <w:p>
-      <w:pPr>
-        <w:rPr>
-          <w:rFonts w:ascii="Times New Roman" w:hAnsi="Times New Roman" w:cs="Times New Roman"/>
-          <w:sz w:val="24"/>
-          <w:szCs w:val="24"/>
-        </w:rPr>
-      </w:pPr>
-      <w:proofErr w:type="spellStart"/>
-      <w:r>
-        <w:rPr>
-          <w:rFonts w:ascii="Times New Roman" w:hAnsi="Times New Roman" w:cs="Times New Roman"/>
-          <w:sz w:val="24"/>
-          <w:szCs w:val="24"/>
-        </w:rPr>
-        <w:t>typeof</w:t>
-      </w:r>
-      <w:proofErr w:type="spellEnd"/>
-      <w:r>
-        <w:rPr>
-          <w:rFonts w:ascii="Times New Roman" w:hAnsi="Times New Roman" w:cs="Times New Roman"/>
-          <w:sz w:val="24"/>
-          <w:szCs w:val="24"/>
-        </w:rPr>
-        <w:t xml:space="preserve"> null returns 'object' due to a legacy bug in JavaScript’s implementation. Although null is a primitive, it's incorrectly tagged as an object in memory. To truly check for null, we should use a strict comparison like value === null.</w:t>
-      </w:r>
-    </w:p>
-    <w:p>
-      <w:pPr>
-        <w:rPr>
-          <w:rFonts w:ascii="Times New Roman" w:hAnsi="Times New Roman" w:cs="Times New Roman"/>
-          <w:b/>
-          <w:bCs/>
-          <w:color w:val="833C0B" w:themeColor="accent2" w:themeShade="80"/>
-          <w:sz w:val="24"/>
-          <w:szCs w:val="24"/>
-        </w:rPr>
-      </w:pPr>
-      <w:r>
-        <w:rPr>
-          <w:rFonts w:ascii="Times New Roman" w:hAnsi="Times New Roman" w:cs="Times New Roman"/>
-          <w:b/>
-          <w:bCs/>
-          <w:color w:val="833C0B" w:themeColor="accent2" w:themeShade="80"/>
-          <w:sz w:val="24"/>
-          <w:szCs w:val="24"/>
-        </w:rPr>
-        <w:t xml:space="preserve">What are the possible ways to create </w:t>
-      </w:r>
-      <w:r>
-        <w:rPr>
-          <w:rFonts w:ascii="Times New Roman" w:hAnsi="Times New Roman" w:cs="Times New Roman"/>
-          <w:b/>
-          <w:bCs/>
-          <w:color w:val="833C0B" w:themeColor="accent2" w:themeShade="80"/>
-          <w:sz w:val="24"/>
-          <w:szCs w:val="24"/>
-        </w:rPr>
-        <w:t>Array</w:t>
-      </w:r>
-      <w:r>
-        <w:rPr>
-          <w:rFonts w:ascii="Times New Roman" w:hAnsi="Times New Roman" w:cs="Times New Roman"/>
-          <w:b/>
-          <w:bCs/>
-          <w:color w:val="833C0B" w:themeColor="accent2" w:themeShade="80"/>
-          <w:sz w:val="24"/>
-          <w:szCs w:val="24"/>
-        </w:rPr>
-        <w:t xml:space="preserve"> in JavaScript?</w:t>
-      </w:r>
-    </w:p>
-    <w:p>
-      <w:pPr>
-        <w:rPr>
-          <w:rFonts w:ascii="Times New Roman" w:hAnsi="Times New Roman" w:cs="Times New Roman"/>
-          <w:sz w:val="24"/>
-          <w:szCs w:val="24"/>
-        </w:rPr>
-      </w:pPr>
-      <w:r>
-        <w:rPr>
-          <w:rFonts w:ascii="Times New Roman" w:hAnsi="Times New Roman" w:cs="Times New Roman"/>
-          <w:sz w:val="24"/>
-          <w:szCs w:val="24"/>
-        </w:rPr>
-        <w:t>1.</w:t>
-      </w:r>
-      <w:r>
-        <w:rPr>
-          <w:rFonts w:ascii="Times New Roman" w:hAnsi="Times New Roman" w:cs="Times New Roman"/>
-          <w:sz w:val="24"/>
-          <w:szCs w:val="24"/>
-        </w:rPr>
-        <w:t xml:space="preserve">let </w:t>
-      </w:r>
-      <w:proofErr w:type="spellStart"/>
-      <w:r>
-        <w:rPr>
-          <w:rFonts w:ascii="Times New Roman" w:hAnsi="Times New Roman" w:cs="Times New Roman"/>
-          <w:sz w:val="24"/>
-          <w:szCs w:val="24"/>
-        </w:rPr>
-        <w:t>arr</w:t>
-      </w:r>
-      <w:proofErr w:type="spellEnd"/>
-      <w:r>
-        <w:rPr>
-          <w:rFonts w:ascii="Times New Roman" w:hAnsi="Times New Roman" w:cs="Times New Roman"/>
-          <w:sz w:val="24"/>
-          <w:szCs w:val="24"/>
-        </w:rPr>
-        <w:t xml:space="preserve"> = [“a”,1,true,{name: jahna”}] </w:t>
-      </w:r>
-    </w:p>
-    <w:p>
-      <w:pPr>
-        <w:rPr>
-          <w:rFonts w:ascii="Times New Roman" w:hAnsi="Times New Roman" w:cs="Times New Roman"/>
-          <w:sz w:val="24"/>
-          <w:szCs w:val="24"/>
-        </w:rPr>
-      </w:pPr>
-      <w:r>
-        <w:rPr>
-          <w:rFonts w:ascii="Times New Roman" w:hAnsi="Times New Roman" w:cs="Times New Roman"/>
-          <w:sz w:val="24"/>
-          <w:szCs w:val="24"/>
-        </w:rPr>
-        <w:t>2.</w:t>
-      </w:r>
-      <w:r>
-        <w:rPr>
-          <w:rFonts w:ascii="Times New Roman" w:hAnsi="Times New Roman" w:cs="Times New Roman"/>
-          <w:sz w:val="24"/>
-          <w:szCs w:val="24"/>
-        </w:rPr>
-        <w:t xml:space="preserve">Let </w:t>
-      </w:r>
-      <w:proofErr w:type="spellStart"/>
-      <w:r>
-        <w:rPr>
-          <w:rFonts w:ascii="Times New Roman" w:hAnsi="Times New Roman" w:cs="Times New Roman"/>
-          <w:sz w:val="24"/>
-          <w:szCs w:val="24"/>
-        </w:rPr>
-        <w:t>arr</w:t>
-      </w:r>
-      <w:proofErr w:type="spellEnd"/>
-      <w:r>
-        <w:rPr>
-          <w:rFonts w:ascii="Times New Roman" w:hAnsi="Times New Roman" w:cs="Times New Roman"/>
-          <w:sz w:val="24"/>
-          <w:szCs w:val="24"/>
-        </w:rPr>
-        <w:t xml:space="preserve"> = new Array (“a”,1,true,{name: jahna”}</w:t>
-      </w:r>
-    </w:p>
-    <w:p>
-      <w:pPr>
-        <w:rPr>
-          <w:rFonts w:ascii="Times New Roman" w:hAnsi="Times New Roman" w:cs="Times New Roman"/>
-          <w:sz w:val="24"/>
-          <w:szCs w:val="24"/>
-        </w:rPr>
-      </w:pPr>
-      <w:r>
-        <w:rPr>
-          <w:rFonts w:ascii="Times New Roman" w:hAnsi="Times New Roman" w:cs="Times New Roman"/>
-          <w:sz w:val="24"/>
-          <w:szCs w:val="24"/>
-        </w:rPr>
-        <w:t>3.</w:t>
-      </w:r>
-      <w:r>
-        <w:rPr>
-          <w:rFonts w:ascii="Times New Roman" w:hAnsi="Times New Roman" w:cs="Times New Roman"/>
-          <w:sz w:val="24"/>
-          <w:szCs w:val="24"/>
-        </w:rPr>
-        <w:t xml:space="preserve">let </w:t>
-      </w:r>
-      <w:proofErr w:type="spellStart"/>
-      <w:r>
-        <w:rPr>
-          <w:rFonts w:ascii="Times New Roman" w:hAnsi="Times New Roman" w:cs="Times New Roman"/>
-          <w:sz w:val="24"/>
-          <w:szCs w:val="24"/>
-        </w:rPr>
-        <w:t>arr</w:t>
-      </w:r>
-      <w:proofErr w:type="spellEnd"/>
-      <w:r>
-        <w:rPr>
-          <w:rFonts w:ascii="Times New Roman" w:hAnsi="Times New Roman" w:cs="Times New Roman"/>
-          <w:sz w:val="24"/>
-          <w:szCs w:val="24"/>
-        </w:rPr>
-        <w:t xml:space="preserve"> = </w:t>
-      </w:r>
-      <w:proofErr w:type="spellStart"/>
-      <w:r>
-        <w:rPr>
-          <w:rFonts w:ascii="Times New Roman" w:hAnsi="Times New Roman" w:cs="Times New Roman"/>
-          <w:sz w:val="24"/>
-          <w:szCs w:val="24"/>
-        </w:rPr>
-        <w:t>Array.of</w:t>
-      </w:r>
-      <w:proofErr w:type="spellEnd"/>
-      <w:r>
-        <w:rPr>
-          <w:rFonts w:ascii="Times New Roman" w:hAnsi="Times New Roman" w:cs="Times New Roman"/>
-          <w:sz w:val="24"/>
-          <w:szCs w:val="24"/>
-        </w:rPr>
-        <w:t>("a", 1, true, { name: "jahna" });</w:t>
-      </w:r>
-    </w:p>
-    <w:p>
-      <w:pPr>
-        <w:rPr>
-          <w:rFonts w:ascii="Times New Roman" w:hAnsi="Times New Roman" w:cs="Times New Roman"/>
-          <w:sz w:val="24"/>
-          <w:szCs w:val="24"/>
-        </w:rPr>
-      </w:pPr>
-      <w:r>
-        <w:rPr>
-          <w:rFonts w:ascii="Times New Roman" w:hAnsi="Times New Roman" w:cs="Times New Roman"/>
-          <w:sz w:val="24"/>
-          <w:szCs w:val="24"/>
-        </w:rPr>
-        <w:t>4.</w:t>
-      </w:r>
-      <w:r>
-        <w:rPr>
-          <w:rFonts w:ascii="Times New Roman" w:hAnsi="Times New Roman" w:cs="Times New Roman"/>
-          <w:sz w:val="24"/>
-          <w:szCs w:val="24"/>
-        </w:rPr>
-        <w:t xml:space="preserve">let </w:t>
-      </w:r>
-      <w:proofErr w:type="spellStart"/>
-      <w:r>
-        <w:rPr>
-          <w:rFonts w:ascii="Times New Roman" w:hAnsi="Times New Roman" w:cs="Times New Roman"/>
-          <w:sz w:val="24"/>
-          <w:szCs w:val="24"/>
-        </w:rPr>
-        <w:t>arr</w:t>
-      </w:r>
-      <w:proofErr w:type="spellEnd"/>
-      <w:r>
-        <w:rPr>
-          <w:rFonts w:ascii="Times New Roman" w:hAnsi="Times New Roman" w:cs="Times New Roman"/>
-          <w:sz w:val="24"/>
-          <w:szCs w:val="24"/>
-        </w:rPr>
-        <w:t xml:space="preserve"> = </w:t>
-      </w:r>
-      <w:proofErr w:type="spellStart"/>
-      <w:r>
-        <w:rPr>
-          <w:rFonts w:ascii="Times New Roman" w:hAnsi="Times New Roman" w:cs="Times New Roman"/>
-          <w:sz w:val="24"/>
-          <w:szCs w:val="24"/>
-        </w:rPr>
-        <w:t>Array.from</w:t>
-      </w:r>
-      <w:proofErr w:type="spellEnd"/>
-      <w:r>
-        <w:rPr>
-          <w:rFonts w:ascii="Times New Roman" w:hAnsi="Times New Roman" w:cs="Times New Roman"/>
-          <w:sz w:val="24"/>
-          <w:szCs w:val="24"/>
-        </w:rPr>
-        <w:t>("hello");  // ['h', 'e', 'l', 'l', 'o']</w:t>
-      </w:r>
-    </w:p>
-    <w:p>
-      <w:pPr>
-        <w:rPr>
-          <w:rFonts w:ascii="Times New Roman" w:hAnsi="Times New Roman" w:cs="Times New Roman"/>
-          <w:sz w:val="24"/>
-          <w:szCs w:val="24"/>
-        </w:rPr>
-      </w:pPr>
-      <w:r>
-        <w:rPr>
-          <w:rFonts w:ascii="Times New Roman" w:hAnsi="Times New Roman" w:cs="Times New Roman"/>
-          <w:sz w:val="24"/>
-          <w:szCs w:val="24"/>
-        </w:rPr>
-        <w:t>5.</w:t>
-      </w:r>
-      <w:r>
-        <w:t xml:space="preserve"> </w:t>
-      </w:r>
-      <w:r>
-        <w:rPr>
-          <w:rFonts w:ascii="Times New Roman" w:hAnsi="Times New Roman" w:cs="Times New Roman"/>
           <w:sz w:val="24"/>
           <w:szCs w:val="24"/>
         </w:rPr>
@@ -9286,25 +8022,7 @@
           <w:sz w:val="24"/>
           <w:szCs w:val="24"/>
         </w:rPr>
-        <w:t xml:space="preserve">let </w:t>
-      </w:r>
-      <w:proofErr w:type="spellStart"/>
-      <w:r>
-        <w:rPr>
-          <w:rFonts w:ascii="Times New Roman" w:hAnsi="Times New Roman" w:cs="Times New Roman"/>
-          <w:sz w:val="24"/>
-          <w:szCs w:val="24"/>
-        </w:rPr>
-        <w:t>arr</w:t>
-      </w:r>
-      <w:proofErr w:type="spellEnd"/>
-      <w:r>
-        <w:rPr>
-          <w:rFonts w:ascii="Times New Roman" w:hAnsi="Times New Roman" w:cs="Times New Roman"/>
-          <w:sz w:val="24"/>
-          <w:szCs w:val="24"/>
-        </w:rPr>
-        <w:t xml:space="preserve"> = [...str]; // ['h', 'e', 'l', 'l', 'o']</w:t>
+        <w:t>let arr = [...str]; // ['h', 'e', 'l', 'l', 'o']</w:t>
       </w:r>
     </w:p>
     <w:p>
@@ -9415,114 +8133,48 @@
           <w:szCs w:val="24"/>
         </w:rPr>
       </w:pPr>
-      <w:proofErr w:type="spellStart"/>
-      <w:r>
-        <w:rPr>
-          <w:rFonts w:ascii="Times New Roman" w:hAnsi="Times New Roman" w:cs="Times New Roman"/>
-          <w:sz w:val="24"/>
-          <w:szCs w:val="24"/>
-        </w:rPr>
-        <w:t>Object.assign</w:t>
-      </w:r>
-      <w:proofErr w:type="spellEnd"/>
-      <w:r>
-        <w:rPr>
-          <w:rFonts w:ascii="Times New Roman" w:hAnsi="Times New Roman" w:cs="Times New Roman"/>
-          <w:sz w:val="24"/>
-          <w:szCs w:val="24"/>
-        </w:rPr>
-        <w:t xml:space="preserve">({}, </w:t>
-      </w:r>
-      <w:proofErr w:type="spellStart"/>
-      <w:r>
-        <w:rPr>
-          <w:rFonts w:ascii="Times New Roman" w:hAnsi="Times New Roman" w:cs="Times New Roman"/>
-          <w:sz w:val="24"/>
-          <w:szCs w:val="24"/>
-        </w:rPr>
-        <w:t>obj</w:t>
-      </w:r>
-      <w:proofErr w:type="spellEnd"/>
-      <w:r>
-        <w:rPr>
-          <w:rFonts w:ascii="Times New Roman" w:hAnsi="Times New Roman" w:cs="Times New Roman"/>
-          <w:sz w:val="24"/>
-          <w:szCs w:val="24"/>
-        </w:rPr>
-        <w:t>)</w:t>
-      </w:r>
-    </w:p>
-    <w:p>
-      <w:pPr>
-        <w:rPr>
-          <w:rFonts w:ascii="Times New Roman" w:hAnsi="Times New Roman" w:cs="Times New Roman"/>
-          <w:sz w:val="24"/>
-          <w:szCs w:val="24"/>
-        </w:rPr>
-      </w:pPr>
-      <w:r>
-        <w:rPr>
-          <w:rFonts w:ascii="Times New Roman" w:hAnsi="Times New Roman" w:cs="Times New Roman"/>
-          <w:sz w:val="24"/>
-          <w:szCs w:val="24"/>
-        </w:rPr>
-        <w:t>Spread syntax: { ...</w:t>
-      </w:r>
-      <w:proofErr w:type="spellStart"/>
-      <w:r>
-        <w:rPr>
-          <w:rFonts w:ascii="Times New Roman" w:hAnsi="Times New Roman" w:cs="Times New Roman"/>
-          <w:sz w:val="24"/>
-          <w:szCs w:val="24"/>
-        </w:rPr>
-        <w:t>obj</w:t>
-      </w:r>
-      <w:proofErr w:type="spellEnd"/>
-      <w:r>
-        <w:rPr>
-          <w:rFonts w:ascii="Times New Roman" w:hAnsi="Times New Roman" w:cs="Times New Roman"/>
-          <w:sz w:val="24"/>
-          <w:szCs w:val="24"/>
-        </w:rPr>
-        <w:t xml:space="preserve"> }</w:t>
-      </w:r>
-    </w:p>
-    <w:p>
-      <w:pPr>
-        <w:rPr>
-          <w:rFonts w:ascii="Times New Roman" w:hAnsi="Times New Roman" w:cs="Times New Roman"/>
-          <w:sz w:val="24"/>
-          <w:szCs w:val="24"/>
-        </w:rPr>
-      </w:pPr>
-      <w:proofErr w:type="spellStart"/>
-      <w:r>
-        <w:rPr>
-          <w:rFonts w:ascii="Times New Roman" w:hAnsi="Times New Roman" w:cs="Times New Roman"/>
-          <w:sz w:val="24"/>
-          <w:szCs w:val="24"/>
-        </w:rPr>
-        <w:t>array.slice</w:t>
-      </w:r>
-      <w:proofErr w:type="spellEnd"/>
-      <w:r>
-        <w:rPr>
-          <w:rFonts w:ascii="Times New Roman" w:hAnsi="Times New Roman" w:cs="Times New Roman"/>
-          <w:sz w:val="24"/>
-          <w:szCs w:val="24"/>
-        </w:rPr>
-        <w:t xml:space="preserve">() or </w:t>
-      </w:r>
-      <w:proofErr w:type="spellStart"/>
-      <w:r>
-        <w:rPr>
-          <w:rFonts w:ascii="Times New Roman" w:hAnsi="Times New Roman" w:cs="Times New Roman"/>
-          <w:sz w:val="24"/>
-          <w:szCs w:val="24"/>
-        </w:rPr>
-        <w:t>array.from</w:t>
-      </w:r>
-      <w:proofErr w:type="spellEnd"/>
+      <w:r>
+        <w:rPr>
+          <w:rFonts w:ascii="Times New Roman" w:hAnsi="Times New Roman" w:cs="Times New Roman"/>
+          <w:sz w:val="24"/>
+          <w:szCs w:val="24"/>
+        </w:rPr>
+        <w:t>Object.assign({}, obj)</w:t>
+      </w:r>
+    </w:p>
+    <w:p>
+      <w:pPr>
+        <w:rPr>
+          <w:rFonts w:ascii="Times New Roman" w:hAnsi="Times New Roman" w:cs="Times New Roman"/>
+          <w:sz w:val="24"/>
+          <w:szCs w:val="24"/>
+        </w:rPr>
+      </w:pPr>
+      <w:r>
+        <w:rPr>
+          <w:rFonts w:ascii="Times New Roman" w:hAnsi="Times New Roman" w:cs="Times New Roman"/>
+          <w:sz w:val="24"/>
+          <w:szCs w:val="24"/>
+        </w:rPr>
+        <w:t>Spread syntax: { ...obj }</w:t>
+      </w:r>
+    </w:p>
+    <w:p>
+      <w:pPr>
+        <w:rPr>
+          <w:rFonts w:ascii="Times New Roman" w:hAnsi="Times New Roman" w:cs="Times New Roman"/>
+          <w:sz w:val="24"/>
+          <w:szCs w:val="24"/>
+        </w:rPr>
+      </w:pPr>
+      <w:r>
+        <w:rPr>
+          <w:rFonts w:ascii="Times New Roman" w:hAnsi="Times New Roman" w:cs="Times New Roman"/>
+          <w:sz w:val="24"/>
+          <w:szCs w:val="24"/>
+        </w:rPr>
+        <w:t>array.slice() or array.from</w:t>
+      </w:r>
     </w:p>
     <w:tbl>
       <w:tblPr>
@@ -9777,7 +8429,6 @@
           <w:szCs w:val="24"/>
         </w:rPr>
       </w:pPr>
-      <w:proofErr w:type="spellStart"/>
       <w:r>
         <w:rPr>
           <w:rFonts w:ascii="Times New Roman" w:eastAsiaTheme="majorEastAsia" w:hAnsi="Times New Roman" w:cs="Times New Roman"/>
@@ -9786,10 +8437,11 @@
           <w:sz w:val="24"/>
           <w:szCs w:val="24"/>
         </w:rPr>
-        <w:t>spread.quantity</w:t>
-      </w:r>
-      <w:proofErr w:type="spellEnd"/>
-      <w:r>
+        <w:t>spread.quantity = 88;        // Primitive value — copied safely</w:t>
+      </w:r>
+    </w:p>
+    <w:p>
+      <w:pPr>
         <w:rPr>
           <w:rFonts w:ascii="Times New Roman" w:eastAsiaTheme="majorEastAsia" w:hAnsi="Times New Roman" w:cs="Times New Roman"/>
           <w:b/>
@@ -9797,11 +8449,8 @@
           <w:sz w:val="24"/>
           <w:szCs w:val="24"/>
         </w:rPr>
-        <w:t xml:space="preserve"> = 88;        // Primitive value — copied safely</w:t>
-      </w:r>
-    </w:p>
-    <w:p>
-      <w:pPr>
+      </w:pPr>
+      <w:r>
         <w:rPr>
           <w:rFonts w:ascii="Times New Roman" w:eastAsiaTheme="majorEastAsia" w:hAnsi="Times New Roman" w:cs="Times New Roman"/>
           <w:b/>
@@ -9809,9 +8458,11 @@
           <w:sz w:val="24"/>
           <w:szCs w:val="24"/>
         </w:rPr>
-      </w:pPr>
-      <w:proofErr w:type="spellStart"/>
-      <w:r>
+        <w:t>spread.dimensions.breadth = 22; //  Nested object — shared reference!</w:t>
+      </w:r>
+    </w:p>
+    <w:p>
+      <w:pPr>
         <w:rPr>
           <w:rFonts w:ascii="Times New Roman" w:eastAsiaTheme="majorEastAsia" w:hAnsi="Times New Roman" w:cs="Times New Roman"/>
           <w:b/>
@@ -9819,9 +8470,7 @@
           <w:sz w:val="24"/>
           <w:szCs w:val="24"/>
         </w:rPr>
-        <w:t>spread.dimensions.breadth</w:t>
-      </w:r>
-      <w:proofErr w:type="spellEnd"/>
+      </w:pPr>
       <w:r>
         <w:rPr>
           <w:rFonts w:ascii="Times New Roman" w:eastAsiaTheme="majorEastAsia" w:hAnsi="Times New Roman" w:cs="Times New Roman"/>
@@ -9830,7 +8479,7 @@
           <w:sz w:val="24"/>
           <w:szCs w:val="24"/>
         </w:rPr>
-        <w:t xml:space="preserve"> = 22; //  Nested object — shared reference!</w:t>
+        <w:t>spread.quantity is a primitive value, so it's copied by value.</w:t>
       </w:r>
     </w:p>
     <w:p>
@@ -9843,7 +8492,6 @@
           <w:szCs w:val="24"/>
         </w:rPr>
       </w:pPr>
-      <w:proofErr w:type="spellStart"/>
       <w:r>
         <w:rPr>
           <w:rFonts w:ascii="Times New Roman" w:eastAsiaTheme="majorEastAsia" w:hAnsi="Times New Roman" w:cs="Times New Roman"/>
@@ -9852,10 +8500,95 @@
           <w:sz w:val="24"/>
           <w:szCs w:val="24"/>
         </w:rPr>
-        <w:t>spread.quantity</w:t>
-      </w:r>
-      <w:proofErr w:type="spellEnd"/>
-      <w:r>
+        <w:t>spread.dimensions is a nested object, so it's copied by reference.</w:t>
+      </w:r>
+    </w:p>
+    <w:p>
+      <w:pPr>
+        <w:rPr>
+          <w:rFonts w:ascii="Times New Roman" w:hAnsi="Times New Roman" w:cs="Times New Roman"/>
+          <w:sz w:val="24"/>
+          <w:szCs w:val="24"/>
+        </w:rPr>
+      </w:pPr>
+      <w:r>
+        <w:rPr>
+          <w:rFonts w:ascii="Times New Roman" w:hAnsi="Times New Roman" w:cs="Times New Roman"/>
+          <w:sz w:val="24"/>
+          <w:szCs w:val="24"/>
+        </w:rPr>
+        <w:t>Deep Copy:</w:t>
+      </w:r>
+      <w:r>
+        <w:rPr>
+          <w:rFonts w:ascii="Times New Roman" w:hAnsi="Times New Roman" w:cs="Times New Roman"/>
+          <w:sz w:val="24"/>
+          <w:szCs w:val="24"/>
+        </w:rPr>
+        <w:t xml:space="preserve"> </w:t>
+      </w:r>
+      <w:r>
+        <w:rPr>
+          <w:rFonts w:ascii="Times New Roman" w:hAnsi="Times New Roman" w:cs="Times New Roman"/>
+          <w:sz w:val="24"/>
+          <w:szCs w:val="24"/>
+        </w:rPr>
+        <w:t>it won’t disturb the original one.</w:t>
+      </w:r>
+    </w:p>
+    <w:p>
+      <w:pPr>
+        <w:rPr>
+          <w:rFonts w:ascii="Times New Roman" w:hAnsi="Times New Roman" w:cs="Times New Roman"/>
+          <w:sz w:val="24"/>
+          <w:szCs w:val="24"/>
+        </w:rPr>
+      </w:pPr>
+      <w:r>
+        <w:rPr>
+          <w:rFonts w:ascii="Times New Roman" w:hAnsi="Times New Roman" w:cs="Times New Roman"/>
+          <w:sz w:val="24"/>
+          <w:szCs w:val="24"/>
+        </w:rPr>
+        <w:t xml:space="preserve">JSON.parse(JSON.stringify()) </w:t>
+      </w:r>
+    </w:p>
+    <w:p>
+      <w:pPr>
+        <w:rPr>
+          <w:rFonts w:ascii="Times New Roman" w:hAnsi="Times New Roman" w:cs="Times New Roman"/>
+          <w:sz w:val="24"/>
+          <w:szCs w:val="24"/>
+        </w:rPr>
+      </w:pPr>
+      <w:r>
+        <w:rPr>
+          <w:rFonts w:ascii="Times New Roman" w:hAnsi="Times New Roman" w:cs="Times New Roman"/>
+          <w:sz w:val="24"/>
+          <w:szCs w:val="24"/>
+        </w:rPr>
+        <w:t>structuredClone(obj) (modern, recommended)</w:t>
+      </w:r>
+    </w:p>
+    <w:p>
+      <w:pPr>
+        <w:rPr>
+          <w:rFonts w:ascii="Times New Roman" w:hAnsi="Times New Roman" w:cs="Times New Roman"/>
+          <w:sz w:val="24"/>
+          <w:szCs w:val="24"/>
+        </w:rPr>
+      </w:pPr>
+      <w:r>
+        <w:rPr>
+          <w:rFonts w:ascii="Times New Roman" w:hAnsi="Times New Roman" w:cs="Times New Roman"/>
+          <w:sz w:val="24"/>
+          <w:szCs w:val="24"/>
+        </w:rPr>
+        <w:t>Recursion or using libraries like lodash.cloneDeep</w:t>
+      </w:r>
+    </w:p>
+    <w:p>
+      <w:pPr>
         <w:rPr>
           <w:rFonts w:ascii="Times New Roman" w:eastAsiaTheme="majorEastAsia" w:hAnsi="Times New Roman" w:cs="Times New Roman"/>
           <w:b/>
@@ -9863,11 +8596,8 @@
           <w:sz w:val="24"/>
           <w:szCs w:val="24"/>
         </w:rPr>
-        <w:t xml:space="preserve"> is a primitive value, so it's copied by value.</w:t>
-      </w:r>
-    </w:p>
-    <w:p>
-      <w:pPr>
+      </w:pPr>
+      <w:r>
         <w:rPr>
           <w:rFonts w:ascii="Times New Roman" w:eastAsiaTheme="majorEastAsia" w:hAnsi="Times New Roman" w:cs="Times New Roman"/>
           <w:b/>
@@ -9875,9 +8605,11 @@
           <w:sz w:val="24"/>
           <w:szCs w:val="24"/>
         </w:rPr>
-      </w:pPr>
-      <w:proofErr w:type="spellStart"/>
-      <w:r>
+        <w:t>const deepClone = JSON.parse(JSON.stringify(item));</w:t>
+      </w:r>
+    </w:p>
+    <w:p>
+      <w:pPr>
         <w:rPr>
           <w:rFonts w:ascii="Times New Roman" w:eastAsiaTheme="majorEastAsia" w:hAnsi="Times New Roman" w:cs="Times New Roman"/>
           <w:b/>
@@ -9885,9 +8617,7 @@
           <w:sz w:val="24"/>
           <w:szCs w:val="24"/>
         </w:rPr>
-        <w:t>spread.dimensions</w:t>
-      </w:r>
-      <w:proofErr w:type="spellEnd"/>
+      </w:pPr>
       <w:r>
         <w:rPr>
           <w:rFonts w:ascii="Times New Roman" w:eastAsiaTheme="majorEastAsia" w:hAnsi="Times New Roman" w:cs="Times New Roman"/>
@@ -9896,158 +8626,8 @@
           <w:sz w:val="24"/>
           <w:szCs w:val="24"/>
         </w:rPr>
-        <w:t xml:space="preserve"> is a nested object, so it's copied by reference.</w:t>
-      </w:r>
-    </w:p>
-    <w:p>
-      <w:pPr>
-        <w:rPr>
-          <w:rFonts w:ascii="Times New Roman" w:hAnsi="Times New Roman" w:cs="Times New Roman"/>
-          <w:sz w:val="24"/>
-          <w:szCs w:val="24"/>
-        </w:rPr>
-      </w:pPr>
-      <w:r>
-        <w:rPr>
-          <w:rFonts w:ascii="Times New Roman" w:hAnsi="Times New Roman" w:cs="Times New Roman"/>
-          <w:sz w:val="24"/>
-          <w:szCs w:val="24"/>
-        </w:rPr>
-        <w:t>Deep Copy:</w:t>
-      </w:r>
-      <w:r>
-        <w:rPr>
-          <w:rFonts w:ascii="Times New Roman" w:hAnsi="Times New Roman" w:cs="Times New Roman"/>
-          <w:sz w:val="24"/>
-          <w:szCs w:val="24"/>
-        </w:rPr>
-        <w:t xml:space="preserve"> </w:t>
-      </w:r>
-      <w:r>
-        <w:rPr>
-          <w:rFonts w:ascii="Times New Roman" w:hAnsi="Times New Roman" w:cs="Times New Roman"/>
-          <w:sz w:val="24"/>
-          <w:szCs w:val="24"/>
-        </w:rPr>
-        <w:t>it won’t disturb the original one.</w:t>
-      </w:r>
-    </w:p>
-    <w:p>
-      <w:pPr>
-        <w:rPr>
-          <w:rFonts w:ascii="Times New Roman" w:hAnsi="Times New Roman" w:cs="Times New Roman"/>
-          <w:sz w:val="24"/>
-          <w:szCs w:val="24"/>
-        </w:rPr>
-      </w:pPr>
-      <w:proofErr w:type="spellStart"/>
-      <w:r>
-        <w:rPr>
-          <w:rFonts w:ascii="Times New Roman" w:hAnsi="Times New Roman" w:cs="Times New Roman"/>
-          <w:sz w:val="24"/>
-          <w:szCs w:val="24"/>
-        </w:rPr>
-        <w:t>JSON.parse</w:t>
-      </w:r>
-      <w:proofErr w:type="spellEnd"/>
-      <w:r>
-        <w:rPr>
-          <w:rFonts w:ascii="Times New Roman" w:hAnsi="Times New Roman" w:cs="Times New Roman"/>
-          <w:sz w:val="24"/>
-          <w:szCs w:val="24"/>
-        </w:rPr>
-        <w:t>(</w:t>
-      </w:r>
-      <w:proofErr w:type="spellStart"/>
-      <w:r>
-        <w:rPr>
-          <w:rFonts w:ascii="Times New Roman" w:hAnsi="Times New Roman" w:cs="Times New Roman"/>
-          <w:sz w:val="24"/>
-          <w:szCs w:val="24"/>
-        </w:rPr>
-        <w:t>JSON.stringify</w:t>
-      </w:r>
-      <w:proofErr w:type="spellEnd"/>
-      <w:r>
-        <w:rPr>
-          <w:rFonts w:ascii="Times New Roman" w:hAnsi="Times New Roman" w:cs="Times New Roman"/>
-          <w:sz w:val="24"/>
-          <w:szCs w:val="24"/>
-        </w:rPr>
-        <w:t xml:space="preserve">()) </w:t>
-      </w:r>
-    </w:p>
-    <w:p>
-      <w:pPr>
-        <w:rPr>
-          <w:rFonts w:ascii="Times New Roman" w:hAnsi="Times New Roman" w:cs="Times New Roman"/>
-          <w:sz w:val="24"/>
-          <w:szCs w:val="24"/>
-        </w:rPr>
-      </w:pPr>
-      <w:proofErr w:type="spellStart"/>
-      <w:r>
-        <w:rPr>
-          <w:rFonts w:ascii="Times New Roman" w:hAnsi="Times New Roman" w:cs="Times New Roman"/>
-          <w:sz w:val="24"/>
-          <w:szCs w:val="24"/>
-        </w:rPr>
-        <w:t>structuredClone</w:t>
-      </w:r>
-      <w:proofErr w:type="spellEnd"/>
-      <w:r>
-        <w:rPr>
-          <w:rFonts w:ascii="Times New Roman" w:hAnsi="Times New Roman" w:cs="Times New Roman"/>
-          <w:sz w:val="24"/>
-          <w:szCs w:val="24"/>
-        </w:rPr>
-        <w:t>(</w:t>
-      </w:r>
-      <w:proofErr w:type="spellStart"/>
-      <w:r>
-        <w:rPr>
-          <w:rFonts w:ascii="Times New Roman" w:hAnsi="Times New Roman" w:cs="Times New Roman"/>
-          <w:sz w:val="24"/>
-          <w:szCs w:val="24"/>
-        </w:rPr>
-        <w:t>obj</w:t>
-      </w:r>
-      <w:proofErr w:type="spellEnd"/>
-      <w:r>
-        <w:rPr>
-          <w:rFonts w:ascii="Times New Roman" w:hAnsi="Times New Roman" w:cs="Times New Roman"/>
-          <w:sz w:val="24"/>
-          <w:szCs w:val="24"/>
-        </w:rPr>
-        <w:t>) (modern, recommended)</w:t>
-      </w:r>
-    </w:p>
-    <w:p>
-      <w:pPr>
-        <w:rPr>
-          <w:rFonts w:ascii="Times New Roman" w:hAnsi="Times New Roman" w:cs="Times New Roman"/>
-          <w:sz w:val="24"/>
-          <w:szCs w:val="24"/>
-        </w:rPr>
-      </w:pPr>
-      <w:r>
-        <w:rPr>
-          <w:rFonts w:ascii="Times New Roman" w:hAnsi="Times New Roman" w:cs="Times New Roman"/>
-          <w:sz w:val="24"/>
-          <w:szCs w:val="24"/>
-        </w:rPr>
-        <w:t xml:space="preserve">Recursion or using libraries like </w:t>
-      </w:r>
-      <w:proofErr w:type="spellStart"/>
-      <w:r>
-        <w:rPr>
-          <w:rFonts w:ascii="Times New Roman" w:hAnsi="Times New Roman" w:cs="Times New Roman"/>
-          <w:sz w:val="24"/>
-          <w:szCs w:val="24"/>
-        </w:rPr>
-        <w:t>lodash.cloneDeep</w:t>
-      </w:r>
-      <w:proofErr w:type="spellEnd"/>
+        <w:t>deepClone.dimensions.breadth = 99;</w:t>
+      </w:r>
     </w:p>
     <w:p>
       <w:pPr>
@@ -10067,10 +8647,11 @@
           <w:sz w:val="24"/>
           <w:szCs w:val="24"/>
         </w:rPr>
-        <w:t xml:space="preserve">const </w:t>
-      </w:r>
-      <w:proofErr w:type="spellStart"/>
-      <w:r>
+        <w:t xml:space="preserve">console.log('deepClone breadth', deepClone.dimensions.breadth); // 99 </w:t>
+      </w:r>
+    </w:p>
+    <w:p>
+      <w:pPr>
         <w:rPr>
           <w:rFonts w:ascii="Times New Roman" w:eastAsiaTheme="majorEastAsia" w:hAnsi="Times New Roman" w:cs="Times New Roman"/>
           <w:b/>
@@ -10078,9 +8659,7 @@
           <w:sz w:val="24"/>
           <w:szCs w:val="24"/>
         </w:rPr>
-        <w:t>deepClone</w:t>
-      </w:r>
-      <w:proofErr w:type="spellEnd"/>
+      </w:pPr>
       <w:r>
         <w:rPr>
           <w:rFonts w:ascii="Times New Roman" w:eastAsiaTheme="majorEastAsia" w:hAnsi="Times New Roman" w:cs="Times New Roman"/>
@@ -10089,192 +8668,7 @@
           <w:sz w:val="24"/>
           <w:szCs w:val="24"/>
         </w:rPr>
-        <w:t xml:space="preserve"> = </w:t>
-      </w:r>
-      <w:proofErr w:type="spellStart"/>
-      <w:r>
-        <w:rPr>
-          <w:rFonts w:ascii="Times New Roman" w:eastAsiaTheme="majorEastAsia" w:hAnsi="Times New Roman" w:cs="Times New Roman"/>
-          <w:b/>
-          <w:color w:val="7030A0"/>
-          <w:sz w:val="24"/>
-          <w:szCs w:val="24"/>
-        </w:rPr>
-        <w:t>JSON.parse</w:t>
-      </w:r>
-      <w:proofErr w:type="spellEnd"/>
-      <w:r>
-        <w:rPr>
-          <w:rFonts w:ascii="Times New Roman" w:eastAsiaTheme="majorEastAsia" w:hAnsi="Times New Roman" w:cs="Times New Roman"/>
-          <w:b/>
-          <w:color w:val="7030A0"/>
-          <w:sz w:val="24"/>
-          <w:szCs w:val="24"/>
-        </w:rPr>
-        <w:t>(</w:t>
-      </w:r>
-      <w:proofErr w:type="spellStart"/>
-      <w:r>
-        <w:rPr>
-          <w:rFonts w:ascii="Times New Roman" w:eastAsiaTheme="majorEastAsia" w:hAnsi="Times New Roman" w:cs="Times New Roman"/>
-          <w:b/>
-          <w:color w:val="7030A0"/>
-          <w:sz w:val="24"/>
-          <w:szCs w:val="24"/>
-        </w:rPr>
-        <w:t>JSON.stringify</w:t>
-      </w:r>
-      <w:proofErr w:type="spellEnd"/>
-      <w:r>
-        <w:rPr>
-          <w:rFonts w:ascii="Times New Roman" w:eastAsiaTheme="majorEastAsia" w:hAnsi="Times New Roman" w:cs="Times New Roman"/>
-          <w:b/>
-          <w:color w:val="7030A0"/>
-          <w:sz w:val="24"/>
-          <w:szCs w:val="24"/>
-        </w:rPr>
-        <w:t>(item));</w:t>
-      </w:r>
-    </w:p>
-    <w:p>
-      <w:pPr>
-        <w:rPr>
-          <w:rFonts w:ascii="Times New Roman" w:eastAsiaTheme="majorEastAsia" w:hAnsi="Times New Roman" w:cs="Times New Roman"/>
-          <w:b/>
-          <w:color w:val="7030A0"/>
-          <w:sz w:val="24"/>
-          <w:szCs w:val="24"/>
-        </w:rPr>
-      </w:pPr>
-      <w:proofErr w:type="spellStart"/>
-      <w:r>
-        <w:rPr>
-          <w:rFonts w:ascii="Times New Roman" w:eastAsiaTheme="majorEastAsia" w:hAnsi="Times New Roman" w:cs="Times New Roman"/>
-          <w:b/>
-          <w:color w:val="7030A0"/>
-          <w:sz w:val="24"/>
-          <w:szCs w:val="24"/>
-        </w:rPr>
-        <w:t>deepClone.dimensions.breadth</w:t>
-      </w:r>
-      <w:proofErr w:type="spellEnd"/>
-      <w:r>
-        <w:rPr>
-          <w:rFonts w:ascii="Times New Roman" w:eastAsiaTheme="majorEastAsia" w:hAnsi="Times New Roman" w:cs="Times New Roman"/>
-          <w:b/>
-          <w:color w:val="7030A0"/>
-          <w:sz w:val="24"/>
-          <w:szCs w:val="24"/>
-        </w:rPr>
-        <w:t xml:space="preserve"> = 99;</w:t>
-      </w:r>
-    </w:p>
-    <w:p>
-      <w:pPr>
-        <w:rPr>
-          <w:rFonts w:ascii="Times New Roman" w:eastAsiaTheme="majorEastAsia" w:hAnsi="Times New Roman" w:cs="Times New Roman"/>
-          <w:b/>
-          <w:color w:val="7030A0"/>
-          <w:sz w:val="24"/>
-          <w:szCs w:val="24"/>
-        </w:rPr>
-      </w:pPr>
-      <w:r>
-        <w:rPr>
-          <w:rFonts w:ascii="Times New Roman" w:eastAsiaTheme="majorEastAsia" w:hAnsi="Times New Roman" w:cs="Times New Roman"/>
-          <w:b/>
-          <w:color w:val="7030A0"/>
-          <w:sz w:val="24"/>
-          <w:szCs w:val="24"/>
-        </w:rPr>
-        <w:t>console.log('</w:t>
-      </w:r>
-      <w:proofErr w:type="spellStart"/>
-      <w:r>
-        <w:rPr>
-          <w:rFonts w:ascii="Times New Roman" w:eastAsiaTheme="majorEastAsia" w:hAnsi="Times New Roman" w:cs="Times New Roman"/>
-          <w:b/>
-          <w:color w:val="7030A0"/>
-          <w:sz w:val="24"/>
-          <w:szCs w:val="24"/>
-        </w:rPr>
-        <w:t>deepClone</w:t>
-      </w:r>
-      <w:proofErr w:type="spellEnd"/>
-      <w:r>
-        <w:rPr>
-          <w:rFonts w:ascii="Times New Roman" w:eastAsiaTheme="majorEastAsia" w:hAnsi="Times New Roman" w:cs="Times New Roman"/>
-          <w:b/>
-          <w:color w:val="7030A0"/>
-          <w:sz w:val="24"/>
-          <w:szCs w:val="24"/>
-        </w:rPr>
-        <w:t xml:space="preserve"> breadth', </w:t>
-      </w:r>
-      <w:proofErr w:type="spellStart"/>
-      <w:r>
-        <w:rPr>
-          <w:rFonts w:ascii="Times New Roman" w:eastAsiaTheme="majorEastAsia" w:hAnsi="Times New Roman" w:cs="Times New Roman"/>
-          <w:b/>
-          <w:color w:val="7030A0"/>
-          <w:sz w:val="24"/>
-          <w:szCs w:val="24"/>
-        </w:rPr>
-        <w:t>deepClone.dimensions.breadth</w:t>
-      </w:r>
-      <w:proofErr w:type="spellEnd"/>
-      <w:r>
-        <w:rPr>
-          <w:rFonts w:ascii="Times New Roman" w:eastAsiaTheme="majorEastAsia" w:hAnsi="Times New Roman" w:cs="Times New Roman"/>
-          <w:b/>
-          <w:color w:val="7030A0"/>
-          <w:sz w:val="24"/>
-          <w:szCs w:val="24"/>
-        </w:rPr>
-        <w:t xml:space="preserve">); // 99 </w:t>
-      </w:r>
-    </w:p>
-    <w:p>
-      <w:pPr>
-        <w:rPr>
-          <w:rFonts w:ascii="Times New Roman" w:eastAsiaTheme="majorEastAsia" w:hAnsi="Times New Roman" w:cs="Times New Roman"/>
-          <w:b/>
-          <w:color w:val="7030A0"/>
-          <w:sz w:val="24"/>
-          <w:szCs w:val="24"/>
-        </w:rPr>
-      </w:pPr>
-      <w:r>
-        <w:rPr>
-          <w:rFonts w:ascii="Times New Roman" w:eastAsiaTheme="majorEastAsia" w:hAnsi="Times New Roman" w:cs="Times New Roman"/>
-          <w:b/>
-          <w:color w:val="7030A0"/>
-          <w:sz w:val="24"/>
-          <w:szCs w:val="24"/>
-        </w:rPr>
-        <w:t xml:space="preserve">console.log('item breadth', </w:t>
-      </w:r>
-      <w:proofErr w:type="spellStart"/>
-      <w:r>
-        <w:rPr>
-          <w:rFonts w:ascii="Times New Roman" w:eastAsiaTheme="majorEastAsia" w:hAnsi="Times New Roman" w:cs="Times New Roman"/>
-          <w:b/>
-          <w:color w:val="7030A0"/>
-          <w:sz w:val="24"/>
-          <w:szCs w:val="24"/>
-        </w:rPr>
-        <w:t>item.dimensions.breadth</w:t>
-      </w:r>
-      <w:proofErr w:type="spellEnd"/>
-      <w:r>
-        <w:rPr>
-          <w:rFonts w:ascii="Times New Roman" w:eastAsiaTheme="majorEastAsia" w:hAnsi="Times New Roman" w:cs="Times New Roman"/>
-          <w:b/>
-          <w:color w:val="7030A0"/>
-          <w:sz w:val="24"/>
-          <w:szCs w:val="24"/>
-        </w:rPr>
-        <w:t>);   // 22 (unchanged)</w:t>
+        <w:t>console.log('item breadth', item.dimensions.breadth);   // 22 (unchanged)</w:t>
       </w:r>
     </w:p>
     <w:p>
@@ -10343,31 +8737,7 @@
           <w:sz w:val="24"/>
           <w:szCs w:val="24"/>
         </w:rPr>
-        <w:t xml:space="preserve">What is the difference between map and </w:t>
-      </w:r>
-      <w:proofErr w:type="spellStart"/>
-      <w:r>
-        <w:rPr>
-          <w:rFonts w:ascii="Times New Roman" w:hAnsi="Times New Roman" w:cs="Times New Roman"/>
-          <w:b/>
-          <w:bCs/>
-          <w:color w:val="833C0B" w:themeColor="accent2" w:themeShade="80"/>
-          <w:sz w:val="24"/>
-          <w:szCs w:val="24"/>
-        </w:rPr>
-        <w:t>forEach</w:t>
-      </w:r>
-      <w:proofErr w:type="spellEnd"/>
-      <w:r>
-        <w:rPr>
-          <w:rFonts w:ascii="Times New Roman" w:hAnsi="Times New Roman" w:cs="Times New Roman"/>
-          <w:b/>
-          <w:bCs/>
-          <w:color w:val="833C0B" w:themeColor="accent2" w:themeShade="80"/>
-          <w:sz w:val="24"/>
-          <w:szCs w:val="24"/>
-        </w:rPr>
-        <w:t xml:space="preserve"> functions?</w:t>
+        <w:t>What is the difference between map and forEach functions?</w:t>
       </w:r>
     </w:p>
     <w:p>
@@ -10410,31 +8780,7 @@
           <w:sz w:val="24"/>
           <w:szCs w:val="24"/>
         </w:rPr>
-        <w:t xml:space="preserve">What are truthy and </w:t>
-      </w:r>
-      <w:proofErr w:type="spellStart"/>
-      <w:r>
-        <w:rPr>
-          <w:rFonts w:ascii="Times New Roman" w:hAnsi="Times New Roman" w:cs="Times New Roman"/>
-          <w:b/>
-          <w:bCs/>
-          <w:color w:val="833C0B" w:themeColor="accent2" w:themeShade="80"/>
-          <w:sz w:val="24"/>
-          <w:szCs w:val="24"/>
-        </w:rPr>
-        <w:t>falsy</w:t>
-      </w:r>
-      <w:proofErr w:type="spellEnd"/>
-      <w:r>
-        <w:rPr>
-          <w:rFonts w:ascii="Times New Roman" w:hAnsi="Times New Roman" w:cs="Times New Roman"/>
-          <w:b/>
-          <w:bCs/>
-          <w:color w:val="833C0B" w:themeColor="accent2" w:themeShade="80"/>
-          <w:sz w:val="24"/>
-          <w:szCs w:val="24"/>
-        </w:rPr>
-        <w:t xml:space="preserve"> values?</w:t>
+        <w:t>What are truthy and falsy values?</w:t>
       </w:r>
       <w:r>
         <w:rPr>
@@ -10443,35 +8789,8 @@
           <w:szCs w:val="24"/>
         </w:rPr>
         <w:br/>
-      </w:r>
-      <w:proofErr w:type="spellStart"/>
-      <w:r>
-        <w:rPr>
-          <w:rFonts w:ascii="Times New Roman" w:hAnsi="Times New Roman" w:cs="Times New Roman"/>
-          <w:sz w:val="24"/>
-          <w:szCs w:val="24"/>
-        </w:rPr>
-        <w:t>Falsy</w:t>
-      </w:r>
-      <w:proofErr w:type="spellEnd"/>
-      <w:r>
-        <w:rPr>
-          <w:rFonts w:ascii="Times New Roman" w:hAnsi="Times New Roman" w:cs="Times New Roman"/>
-          <w:sz w:val="24"/>
-          <w:szCs w:val="24"/>
-        </w:rPr>
-        <w:t xml:space="preserve"> values: false, 0, "", null, undefined, </w:t>
-      </w:r>
-      <w:proofErr w:type="spellStart"/>
-      <w:r>
-        <w:rPr>
-          <w:rFonts w:ascii="Times New Roman" w:hAnsi="Times New Roman" w:cs="Times New Roman"/>
-          <w:sz w:val="24"/>
-          <w:szCs w:val="24"/>
-        </w:rPr>
-        <w:t>NaN</w:t>
-      </w:r>
-      <w:proofErr w:type="spellEnd"/>
+        <w:t>Falsy values: false, 0, "", null, undefined, NaN</w:t>
+      </w:r>
       <w:r>
         <w:rPr>
           <w:rFonts w:ascii="Times New Roman" w:hAnsi="Times New Roman" w:cs="Times New Roman"/>
@@ -10502,79 +8821,7 @@
           <w:sz w:val="24"/>
           <w:szCs w:val="24"/>
         </w:rPr>
-        <w:t xml:space="preserve">What is </w:t>
-      </w:r>
-      <w:proofErr w:type="spellStart"/>
-      <w:r>
-        <w:rPr>
-          <w:rFonts w:ascii="Times New Roman" w:hAnsi="Times New Roman" w:cs="Times New Roman"/>
-          <w:b/>
-          <w:bCs/>
-          <w:color w:val="833C0B" w:themeColor="accent2" w:themeShade="80"/>
-          <w:sz w:val="24"/>
-          <w:szCs w:val="24"/>
-        </w:rPr>
-        <w:t>setTimeOut</w:t>
-      </w:r>
-      <w:proofErr w:type="spellEnd"/>
-      <w:r>
-        <w:rPr>
-          <w:rFonts w:ascii="Times New Roman" w:hAnsi="Times New Roman" w:cs="Times New Roman"/>
-          <w:b/>
-          <w:bCs/>
-          <w:color w:val="833C0B" w:themeColor="accent2" w:themeShade="80"/>
-          <w:sz w:val="24"/>
-          <w:szCs w:val="24"/>
-        </w:rPr>
-        <w:t xml:space="preserve"> and </w:t>
-      </w:r>
-      <w:proofErr w:type="spellStart"/>
-      <w:r>
-        <w:rPr>
-          <w:rFonts w:ascii="Times New Roman" w:hAnsi="Times New Roman" w:cs="Times New Roman"/>
-          <w:b/>
-          <w:bCs/>
-          <w:color w:val="833C0B" w:themeColor="accent2" w:themeShade="80"/>
-          <w:sz w:val="24"/>
-          <w:szCs w:val="24"/>
-        </w:rPr>
-        <w:t>setInterval</w:t>
-      </w:r>
-      <w:proofErr w:type="spellEnd"/>
-      <w:r>
-        <w:rPr>
-          <w:rFonts w:ascii="Times New Roman" w:hAnsi="Times New Roman" w:cs="Times New Roman"/>
-          <w:b/>
-          <w:bCs/>
-          <w:color w:val="833C0B" w:themeColor="accent2" w:themeShade="80"/>
-          <w:sz w:val="24"/>
-          <w:szCs w:val="24"/>
-        </w:rPr>
-        <w:t xml:space="preserve"> in </w:t>
-      </w:r>
-      <w:proofErr w:type="spellStart"/>
-      <w:r>
-        <w:rPr>
-          <w:rFonts w:ascii="Times New Roman" w:hAnsi="Times New Roman" w:cs="Times New Roman"/>
-          <w:b/>
-          <w:bCs/>
-          <w:color w:val="833C0B" w:themeColor="accent2" w:themeShade="80"/>
-          <w:sz w:val="24"/>
-          <w:szCs w:val="24"/>
-        </w:rPr>
-        <w:t>Javascript</w:t>
-      </w:r>
-      <w:proofErr w:type="spellEnd"/>
-      <w:r>
-        <w:rPr>
-          <w:rFonts w:ascii="Times New Roman" w:hAnsi="Times New Roman" w:cs="Times New Roman"/>
-          <w:b/>
-          <w:bCs/>
-          <w:color w:val="833C0B" w:themeColor="accent2" w:themeShade="80"/>
-          <w:sz w:val="24"/>
-          <w:szCs w:val="24"/>
-        </w:rPr>
-        <w:t xml:space="preserve"> </w:t>
+        <w:t xml:space="preserve">What is setTimeOut and setInterval in Javascript </w:t>
       </w:r>
     </w:p>
     <w:p>
@@ -10698,23 +8945,13 @@
           <w:szCs w:val="24"/>
         </w:rPr>
       </w:pPr>
-      <w:proofErr w:type="spellStart"/>
-      <w:r>
-        <w:rPr>
-          <w:rFonts w:ascii="Times New Roman" w:hAnsi="Times New Roman" w:cs="Times New Roman"/>
-          <w:sz w:val="24"/>
-          <w:szCs w:val="24"/>
-        </w:rPr>
-        <w:t>setInterval</w:t>
-      </w:r>
-      <w:proofErr w:type="spellEnd"/>
-      <w:r>
-        <w:rPr>
-          <w:rFonts w:ascii="Times New Roman" w:hAnsi="Times New Roman" w:cs="Times New Roman"/>
-          <w:sz w:val="24"/>
-          <w:szCs w:val="24"/>
-        </w:rPr>
-        <w:t>()</w:t>
+      <w:r>
+        <w:rPr>
+          <w:rFonts w:ascii="Times New Roman" w:hAnsi="Times New Roman" w:cs="Times New Roman"/>
+          <w:sz w:val="24"/>
+          <w:szCs w:val="24"/>
+        </w:rPr>
+        <w:t>setInterval()</w:t>
       </w:r>
     </w:p>
     <w:p>
@@ -10767,23 +9004,13 @@
                 <w:szCs w:val="24"/>
               </w:rPr>
             </w:pPr>
-            <w:proofErr w:type="spellStart"/>
             <w:r>
               <w:rPr>
                 <w:rFonts w:ascii="Times New Roman" w:hAnsi="Times New Roman" w:cs="Times New Roman"/>
                 <w:sz w:val="24"/>
                 <w:szCs w:val="24"/>
               </w:rPr>
-              <w:t>setInterval</w:t>
-            </w:r>
-            <w:proofErr w:type="spellEnd"/>
-            <w:r>
-              <w:rPr>
-                <w:rFonts w:ascii="Times New Roman" w:hAnsi="Times New Roman" w:cs="Times New Roman"/>
-                <w:sz w:val="24"/>
-                <w:szCs w:val="24"/>
-              </w:rPr>
-              <w:t>(() =&gt; {</w:t>
+              <w:t>setInterval(() =&gt; {</w:t>
             </w:r>
           </w:p>
           <w:p>
@@ -10843,21 +9070,8 @@
           <w:sz w:val="24"/>
           <w:szCs w:val="24"/>
         </w:rPr>
-        <w:t xml:space="preserve">What are is map, filter , reducer in </w:t>
-      </w:r>
-      <w:proofErr w:type="spellStart"/>
-      <w:r>
-        <w:rPr>
-          <w:rFonts w:ascii="Times New Roman" w:hAnsi="Times New Roman" w:cs="Times New Roman"/>
-          <w:b/>
-          <w:bCs/>
-          <w:color w:val="833C0B" w:themeColor="accent2" w:themeShade="80"/>
-          <w:sz w:val="24"/>
-          <w:szCs w:val="24"/>
-        </w:rPr>
-        <w:t>javascript</w:t>
-      </w:r>
-      <w:proofErr w:type="spellEnd"/>
+        <w:t>What are is map, filter , reducer in javascript</w:t>
+      </w:r>
       <w:r>
         <w:rPr>
           <w:rFonts w:ascii="Times New Roman" w:hAnsi="Times New Roman" w:cs="Times New Roman"/>
@@ -11073,21 +9287,8 @@
           <w:sz w:val="24"/>
           <w:szCs w:val="24"/>
         </w:rPr>
-        <w:t xml:space="preserve">What is closure in </w:t>
-      </w:r>
-      <w:proofErr w:type="spellStart"/>
-      <w:r>
-        <w:rPr>
-          <w:rFonts w:ascii="Times New Roman" w:hAnsi="Times New Roman" w:cs="Times New Roman"/>
-          <w:b/>
-          <w:bCs/>
-          <w:color w:val="833C0B" w:themeColor="accent2" w:themeShade="80"/>
-          <w:sz w:val="24"/>
-          <w:szCs w:val="24"/>
-        </w:rPr>
-        <w:t>Javascript</w:t>
-      </w:r>
-      <w:proofErr w:type="spellEnd"/>
+        <w:t>What is closure in Javascript</w:t>
+      </w:r>
       <w:r>
         <w:rPr>
           <w:rFonts w:ascii="Times New Roman" w:hAnsi="Times New Roman" w:cs="Times New Roman"/>
@@ -11501,152 +9702,64 @@
           <w:sz w:val="24"/>
           <w:szCs w:val="24"/>
         </w:rPr>
-        <w:t xml:space="preserve">Ler </w:t>
-      </w:r>
-      <w:proofErr w:type="spellStart"/>
-      <w:r>
-        <w:rPr>
-          <w:rFonts w:ascii="Times New Roman" w:hAnsi="Times New Roman" w:cs="Times New Roman"/>
-          <w:sz w:val="24"/>
-          <w:szCs w:val="24"/>
-        </w:rPr>
-        <w:t>arr</w:t>
-      </w:r>
-      <w:proofErr w:type="spellEnd"/>
-      <w:r>
-        <w:rPr>
-          <w:rFonts w:ascii="Times New Roman" w:hAnsi="Times New Roman" w:cs="Times New Roman"/>
-          <w:sz w:val="24"/>
-          <w:szCs w:val="24"/>
-        </w:rPr>
-        <w:t xml:space="preserve"> = [1,2,3,4]</w:t>
-      </w:r>
-    </w:p>
-    <w:p>
-      <w:pPr>
-        <w:rPr>
-          <w:rFonts w:ascii="Times New Roman" w:hAnsi="Times New Roman" w:cs="Times New Roman"/>
-          <w:sz w:val="24"/>
-          <w:szCs w:val="24"/>
-        </w:rPr>
-      </w:pPr>
-      <w:proofErr w:type="spellStart"/>
-      <w:r>
-        <w:rPr>
-          <w:rFonts w:ascii="Times New Roman" w:hAnsi="Times New Roman" w:cs="Times New Roman"/>
-          <w:sz w:val="24"/>
-          <w:szCs w:val="24"/>
-        </w:rPr>
-        <w:t>arr.length</w:t>
-      </w:r>
-      <w:proofErr w:type="spellEnd"/>
-      <w:r>
-        <w:rPr>
-          <w:rFonts w:ascii="Times New Roman" w:hAnsi="Times New Roman" w:cs="Times New Roman"/>
-          <w:sz w:val="24"/>
-          <w:szCs w:val="24"/>
-        </w:rPr>
-        <w:t xml:space="preserve"> = 0 or </w:t>
-      </w:r>
-      <w:proofErr w:type="spellStart"/>
-      <w:r>
-        <w:rPr>
-          <w:rFonts w:ascii="Times New Roman" w:hAnsi="Times New Roman" w:cs="Times New Roman"/>
-          <w:sz w:val="24"/>
-          <w:szCs w:val="24"/>
-        </w:rPr>
-        <w:t>arr</w:t>
-      </w:r>
-      <w:proofErr w:type="spellEnd"/>
-      <w:r>
-        <w:rPr>
-          <w:rFonts w:ascii="Times New Roman" w:hAnsi="Times New Roman" w:cs="Times New Roman"/>
-          <w:sz w:val="24"/>
-          <w:szCs w:val="24"/>
-        </w:rPr>
-        <w:t xml:space="preserve"> = [];</w:t>
-      </w:r>
-    </w:p>
-    <w:p>
-      <w:pPr>
-        <w:rPr>
-          <w:rFonts w:ascii="Times New Roman" w:hAnsi="Times New Roman" w:cs="Times New Roman"/>
-          <w:b/>
-          <w:bCs/>
-          <w:color w:val="833C0B" w:themeColor="accent2" w:themeShade="80"/>
-          <w:sz w:val="24"/>
-          <w:szCs w:val="24"/>
-        </w:rPr>
-      </w:pPr>
-      <w:r>
-        <w:rPr>
-          <w:rFonts w:ascii="Times New Roman" w:hAnsi="Times New Roman" w:cs="Times New Roman"/>
-          <w:b/>
-          <w:bCs/>
-          <w:color w:val="833C0B" w:themeColor="accent2" w:themeShade="80"/>
-          <w:sz w:val="24"/>
-          <w:szCs w:val="24"/>
-        </w:rPr>
-        <w:t xml:space="preserve">What is the difference between number type and </w:t>
-      </w:r>
-      <w:proofErr w:type="spellStart"/>
-      <w:r>
-        <w:rPr>
-          <w:rFonts w:ascii="Times New Roman" w:hAnsi="Times New Roman" w:cs="Times New Roman"/>
-          <w:b/>
-          <w:bCs/>
-          <w:color w:val="833C0B" w:themeColor="accent2" w:themeShade="80"/>
-          <w:sz w:val="24"/>
-          <w:szCs w:val="24"/>
-        </w:rPr>
-        <w:t>BigInt</w:t>
-      </w:r>
-      <w:proofErr w:type="spellEnd"/>
-      <w:r>
-        <w:rPr>
-          <w:rFonts w:ascii="Times New Roman" w:hAnsi="Times New Roman" w:cs="Times New Roman"/>
-          <w:b/>
-          <w:bCs/>
-          <w:color w:val="833C0B" w:themeColor="accent2" w:themeShade="80"/>
-          <w:sz w:val="24"/>
-          <w:szCs w:val="24"/>
-        </w:rPr>
-        <w:t xml:space="preserve"> type </w:t>
-      </w:r>
-    </w:p>
-    <w:p>
-      <w:pPr>
-        <w:rPr>
-          <w:rFonts w:ascii="Times New Roman" w:hAnsi="Times New Roman" w:cs="Times New Roman"/>
-          <w:sz w:val="24"/>
-          <w:szCs w:val="24"/>
-        </w:rPr>
-      </w:pPr>
-      <w:r>
-        <w:rPr>
-          <w:rFonts w:ascii="Times New Roman" w:hAnsi="Times New Roman" w:cs="Times New Roman"/>
-          <w:sz w:val="24"/>
-          <w:szCs w:val="24"/>
-        </w:rPr>
-        <w:t xml:space="preserve">Both Number and </w:t>
-      </w:r>
-      <w:proofErr w:type="spellStart"/>
-      <w:r>
-        <w:rPr>
-          <w:rFonts w:ascii="Times New Roman" w:hAnsi="Times New Roman" w:cs="Times New Roman"/>
-          <w:sz w:val="24"/>
-          <w:szCs w:val="24"/>
-        </w:rPr>
-        <w:t>BigInt</w:t>
-      </w:r>
-      <w:proofErr w:type="spellEnd"/>
-      <w:r>
-        <w:rPr>
-          <w:rFonts w:ascii="Times New Roman" w:hAnsi="Times New Roman" w:cs="Times New Roman"/>
-          <w:sz w:val="24"/>
-          <w:szCs w:val="24"/>
-        </w:rPr>
-        <w:t xml:space="preserve"> are used to represent numeric values, but they differ in size limits and precision.</w:t>
+        <w:t>Ler arr = [1,2,3,4]</w:t>
+      </w:r>
+    </w:p>
+    <w:p>
+      <w:pPr>
+        <w:rPr>
+          <w:rFonts w:ascii="Times New Roman" w:hAnsi="Times New Roman" w:cs="Times New Roman"/>
+          <w:sz w:val="24"/>
+          <w:szCs w:val="24"/>
+        </w:rPr>
+      </w:pPr>
+      <w:r>
+        <w:rPr>
+          <w:rFonts w:ascii="Times New Roman" w:hAnsi="Times New Roman" w:cs="Times New Roman"/>
+          <w:sz w:val="24"/>
+          <w:szCs w:val="24"/>
+        </w:rPr>
+        <w:t>arr.length = 0 or arr = [];</w:t>
+      </w:r>
+    </w:p>
+    <w:p>
+      <w:pPr>
+        <w:rPr>
+          <w:rFonts w:ascii="Times New Roman" w:hAnsi="Times New Roman" w:cs="Times New Roman"/>
+          <w:b/>
+          <w:bCs/>
+          <w:color w:val="833C0B" w:themeColor="accent2" w:themeShade="80"/>
+          <w:sz w:val="24"/>
+          <w:szCs w:val="24"/>
+        </w:rPr>
+      </w:pPr>
+      <w:r>
+        <w:rPr>
+          <w:rFonts w:ascii="Times New Roman" w:hAnsi="Times New Roman" w:cs="Times New Roman"/>
+          <w:b/>
+          <w:bCs/>
+          <w:color w:val="833C0B" w:themeColor="accent2" w:themeShade="80"/>
+          <w:sz w:val="24"/>
+          <w:szCs w:val="24"/>
+        </w:rPr>
+        <w:t xml:space="preserve">What is the difference between number type and BigInt type </w:t>
+      </w:r>
+    </w:p>
+    <w:p>
+      <w:pPr>
+        <w:rPr>
+          <w:rFonts w:ascii="Times New Roman" w:hAnsi="Times New Roman" w:cs="Times New Roman"/>
+          <w:sz w:val="24"/>
+          <w:szCs w:val="24"/>
+        </w:rPr>
+      </w:pPr>
+      <w:r>
+        <w:rPr>
+          <w:rFonts w:ascii="Times New Roman" w:hAnsi="Times New Roman" w:cs="Times New Roman"/>
+          <w:sz w:val="24"/>
+          <w:szCs w:val="24"/>
+        </w:rPr>
+        <w:t>Both Number and BigInt are used to represent numeric values, but they differ in size limits and precision.</w:t>
       </w:r>
     </w:p>
     <w:p>
@@ -11720,120 +9833,61 @@
           <w:sz w:val="24"/>
           <w:szCs w:val="24"/>
         </w:rPr>
-        <w:t>t</w:t>
-      </w:r>
-      <w:r>
-        <w:rPr>
-          <w:rFonts w:ascii="Times New Roman" w:hAnsi="Times New Roman" w:cs="Times New Roman"/>
-          <w:sz w:val="24"/>
-          <w:szCs w:val="24"/>
-        </w:rPr>
-        <w:t>his keyword refers to the context in which a function is called — not necessarily where it was defined.</w:t>
-      </w:r>
-    </w:p>
-    <w:p>
-      <w:pPr>
-        <w:rPr>
-          <w:rFonts w:ascii="Times New Roman" w:hAnsi="Times New Roman" w:cs="Times New Roman"/>
-          <w:sz w:val="24"/>
-          <w:szCs w:val="24"/>
-        </w:rPr>
-      </w:pPr>
-      <w:r>
-        <w:rPr>
-          <w:rFonts w:ascii="Times New Roman" w:hAnsi="Times New Roman" w:cs="Times New Roman"/>
-          <w:sz w:val="24"/>
-          <w:szCs w:val="24"/>
-        </w:rPr>
-        <w:t>Its value is dynamic and depends on how the function is invoked, not where it's written.</w:t>
-      </w:r>
-    </w:p>
-    <w:p>
-      <w:pPr>
-        <w:rPr>
-          <w:rFonts w:ascii="Times New Roman" w:hAnsi="Times New Roman" w:cs="Times New Roman"/>
-          <w:sz w:val="24"/>
-          <w:szCs w:val="24"/>
-        </w:rPr>
-      </w:pPr>
-      <w:r>
-        <w:rPr>
-          <w:rFonts w:ascii="Times New Roman" w:hAnsi="Times New Roman" w:cs="Times New Roman"/>
-          <w:sz w:val="24"/>
-          <w:szCs w:val="24"/>
-        </w:rPr>
-        <w:t xml:space="preserve">In a </w:t>
-      </w:r>
-      <w:r>
-        <w:rPr>
-          <w:rFonts w:ascii="Times New Roman" w:hAnsi="Times New Roman" w:cs="Times New Roman"/>
-          <w:b/>
-          <w:bCs/>
-          <w:sz w:val="24"/>
-          <w:szCs w:val="24"/>
-        </w:rPr>
-        <w:t>regular function</w:t>
-      </w:r>
-      <w:r>
-        <w:rPr>
-          <w:rFonts w:ascii="Times New Roman" w:hAnsi="Times New Roman" w:cs="Times New Roman"/>
-          <w:sz w:val="24"/>
-          <w:szCs w:val="24"/>
-        </w:rPr>
-        <w:t xml:space="preserve">, this refers to the </w:t>
-      </w:r>
-      <w:r>
-        <w:rPr>
-          <w:rFonts w:ascii="Times New Roman" w:hAnsi="Times New Roman" w:cs="Times New Roman"/>
-          <w:b/>
-          <w:bCs/>
-          <w:sz w:val="24"/>
-          <w:szCs w:val="24"/>
-        </w:rPr>
-        <w:t>object that calls the function</w:t>
-      </w:r>
-      <w:r>
-        <w:rPr>
-          <w:rFonts w:ascii="Times New Roman" w:hAnsi="Times New Roman" w:cs="Times New Roman"/>
-          <w:sz w:val="24"/>
-          <w:szCs w:val="24"/>
-        </w:rPr>
-        <w:t xml:space="preserve"> — it’s dynamically scoped.</w:t>
-      </w:r>
-    </w:p>
-    <w:p>
-      <w:pPr>
-        <w:rPr>
-          <w:rFonts w:ascii="Times New Roman" w:hAnsi="Times New Roman" w:cs="Times New Roman"/>
-          <w:sz w:val="24"/>
-          <w:szCs w:val="24"/>
-        </w:rPr>
-      </w:pPr>
-      <w:r>
-        <w:rPr>
-          <w:rFonts w:ascii="Times New Roman" w:hAnsi="Times New Roman" w:cs="Times New Roman"/>
-          <w:sz w:val="24"/>
-          <w:szCs w:val="24"/>
-        </w:rPr>
-        <w:t xml:space="preserve">In an </w:t>
-      </w:r>
-      <w:r>
-        <w:rPr>
-          <w:rFonts w:ascii="Times New Roman" w:hAnsi="Times New Roman" w:cs="Times New Roman"/>
-          <w:b/>
-          <w:bCs/>
-          <w:sz w:val="24"/>
-          <w:szCs w:val="24"/>
-        </w:rPr>
-        <w:t>arrow function</w:t>
-      </w:r>
-      <w:r>
-        <w:rPr>
-          <w:rFonts w:ascii="Times New Roman" w:hAnsi="Times New Roman" w:cs="Times New Roman"/>
-          <w:sz w:val="24"/>
-          <w:szCs w:val="24"/>
-        </w:rPr>
-        <w:t xml:space="preserve">, this is </w:t>
+        <w:t>this refers to the object that is executing the current function.</w:t>
+      </w:r>
+      <w:r>
+        <w:rPr>
+          <w:rFonts w:ascii="Times New Roman" w:hAnsi="Times New Roman" w:cs="Times New Roman"/>
+          <w:sz w:val="24"/>
+          <w:szCs w:val="24"/>
+        </w:rPr>
+        <w:br/>
+        <w:t xml:space="preserve">In regular functions, this is </w:t>
+      </w:r>
+      <w:r>
+        <w:rPr>
+          <w:rFonts w:ascii="Times New Roman" w:hAnsi="Times New Roman" w:cs="Times New Roman"/>
+          <w:b/>
+          <w:bCs/>
+          <w:sz w:val="24"/>
+          <w:szCs w:val="24"/>
+        </w:rPr>
+        <w:t>dynamically scoped</w:t>
+      </w:r>
+      <w:r>
+        <w:rPr>
+          <w:rFonts w:ascii="Times New Roman" w:hAnsi="Times New Roman" w:cs="Times New Roman"/>
+          <w:sz w:val="24"/>
+          <w:szCs w:val="24"/>
+        </w:rPr>
+        <w:t xml:space="preserve"> — it depends on </w:t>
+      </w:r>
+      <w:r>
+        <w:rPr>
+          <w:rFonts w:ascii="Times New Roman" w:hAnsi="Times New Roman" w:cs="Times New Roman"/>
+          <w:b/>
+          <w:bCs/>
+          <w:sz w:val="24"/>
+          <w:szCs w:val="24"/>
+        </w:rPr>
+        <w:t>how the function is called</w:t>
+      </w:r>
+      <w:r>
+        <w:rPr>
+          <w:rFonts w:ascii="Times New Roman" w:hAnsi="Times New Roman" w:cs="Times New Roman"/>
+          <w:sz w:val="24"/>
+          <w:szCs w:val="24"/>
+        </w:rPr>
+        <w:t>.</w:t>
+      </w:r>
+      <w:r>
+        <w:rPr>
+          <w:rFonts w:ascii="Times New Roman" w:hAnsi="Times New Roman" w:cs="Times New Roman"/>
+          <w:sz w:val="24"/>
+          <w:szCs w:val="24"/>
+        </w:rPr>
+        <w:br/>
+        <w:t xml:space="preserve">In arrow functions, this is </w:t>
       </w:r>
       <w:r>
         <w:rPr>
@@ -11851,61 +9905,25 @@
           <w:sz w:val="24"/>
           <w:szCs w:val="24"/>
         </w:rPr>
-        <w:t xml:space="preserve"> — it does </w:t>
-      </w:r>
-      <w:r>
-        <w:rPr>
-          <w:rFonts w:ascii="Times New Roman" w:hAnsi="Times New Roman" w:cs="Times New Roman"/>
-          <w:b/>
-          <w:bCs/>
-          <w:sz w:val="24"/>
-          <w:szCs w:val="24"/>
-        </w:rPr>
-        <w:t>not</w:t>
-      </w:r>
-      <w:r>
-        <w:rPr>
-          <w:rFonts w:ascii="Times New Roman" w:hAnsi="Times New Roman" w:cs="Times New Roman"/>
-          <w:sz w:val="24"/>
-          <w:szCs w:val="24"/>
-        </w:rPr>
-        <w:t xml:space="preserve"> have its own this. Instead, it inherits this from the </w:t>
-      </w:r>
-      <w:r>
-        <w:rPr>
-          <w:rFonts w:ascii="Times New Roman" w:hAnsi="Times New Roman" w:cs="Times New Roman"/>
-          <w:b/>
-          <w:bCs/>
-          <w:sz w:val="24"/>
-          <w:szCs w:val="24"/>
-        </w:rPr>
-        <w:t>surrounding (outer) scope</w:t>
-      </w:r>
-      <w:r>
-        <w:rPr>
-          <w:rFonts w:ascii="Times New Roman" w:hAnsi="Times New Roman" w:cs="Times New Roman"/>
-          <w:sz w:val="24"/>
-          <w:szCs w:val="24"/>
-        </w:rPr>
-        <w:t xml:space="preserve"> where the function was </w:t>
-      </w:r>
-      <w:r>
-        <w:rPr>
-          <w:rFonts w:ascii="Times New Roman" w:hAnsi="Times New Roman" w:cs="Times New Roman"/>
-          <w:b/>
-          <w:bCs/>
-          <w:sz w:val="24"/>
-          <w:szCs w:val="24"/>
-        </w:rPr>
-        <w:t>defined</w:t>
-      </w:r>
-      <w:r>
-        <w:rPr>
-          <w:rFonts w:ascii="Times New Roman" w:hAnsi="Times New Roman" w:cs="Times New Roman"/>
-          <w:sz w:val="24"/>
-          <w:szCs w:val="24"/>
-        </w:rPr>
-        <w:t>, not where it is called.</w:t>
+        <w:t xml:space="preserve"> — it doesn’t have its own this, but instead </w:t>
+      </w:r>
+      <w:r>
+        <w:rPr>
+          <w:rFonts w:ascii="Times New Roman" w:hAnsi="Times New Roman" w:cs="Times New Roman"/>
+          <w:b/>
+          <w:bCs/>
+          <w:sz w:val="24"/>
+          <w:szCs w:val="24"/>
+        </w:rPr>
+        <w:t>inherits it from the surrounding context where it was defined</w:t>
+      </w:r>
+      <w:r>
+        <w:rPr>
+          <w:rFonts w:ascii="Times New Roman" w:hAnsi="Times New Roman" w:cs="Times New Roman"/>
+          <w:sz w:val="24"/>
+          <w:szCs w:val="24"/>
+        </w:rPr>
+        <w:t>, not where it’s called.</w:t>
       </w:r>
     </w:p>
     <w:p>
@@ -12058,42 +10076,7 @@
           <w:szCs w:val="24"/>
         </w:rPr>
         <w:tab/>
-      </w:r>
-      <w:proofErr w:type="spellStart"/>
-      <w:r>
-        <w:rPr>
-          <w:rFonts w:ascii="Times New Roman" w:hAnsi="Times New Roman" w:cs="Times New Roman"/>
-          <w:sz w:val="24"/>
-          <w:szCs w:val="24"/>
-        </w:rPr>
-        <w:t>func.call</w:t>
-      </w:r>
-      <w:proofErr w:type="spellEnd"/>
-      <w:r>
-        <w:rPr>
-          <w:rFonts w:ascii="Times New Roman" w:hAnsi="Times New Roman" w:cs="Times New Roman"/>
-          <w:sz w:val="24"/>
-          <w:szCs w:val="24"/>
-        </w:rPr>
-        <w:t>(</w:t>
-      </w:r>
-      <w:proofErr w:type="spellStart"/>
-      <w:r>
-        <w:rPr>
-          <w:rFonts w:ascii="Times New Roman" w:hAnsi="Times New Roman" w:cs="Times New Roman"/>
-          <w:sz w:val="24"/>
-          <w:szCs w:val="24"/>
-        </w:rPr>
-        <w:t>thisArg</w:t>
-      </w:r>
-      <w:proofErr w:type="spellEnd"/>
-      <w:r>
-        <w:rPr>
-          <w:rFonts w:ascii="Times New Roman" w:hAnsi="Times New Roman" w:cs="Times New Roman"/>
-          <w:sz w:val="24"/>
-          <w:szCs w:val="24"/>
-        </w:rPr>
-        <w:t>, arg1, arg2, ...);</w:t>
+        <w:t>func.call(thisArg, arg1, arg2, ...);</w:t>
       </w:r>
     </w:p>
     <w:p>
@@ -12145,42 +10128,7 @@
           <w:szCs w:val="24"/>
         </w:rPr>
         <w:tab/>
-      </w:r>
-      <w:proofErr w:type="spellStart"/>
-      <w:r>
-        <w:rPr>
-          <w:rFonts w:ascii="Times New Roman" w:hAnsi="Times New Roman" w:cs="Times New Roman"/>
-          <w:sz w:val="24"/>
-          <w:szCs w:val="24"/>
-        </w:rPr>
-        <w:t>func.apply</w:t>
-      </w:r>
-      <w:proofErr w:type="spellEnd"/>
-      <w:r>
-        <w:rPr>
-          <w:rFonts w:ascii="Times New Roman" w:hAnsi="Times New Roman" w:cs="Times New Roman"/>
-          <w:sz w:val="24"/>
-          <w:szCs w:val="24"/>
-        </w:rPr>
-        <w:t>(</w:t>
-      </w:r>
-      <w:proofErr w:type="spellStart"/>
-      <w:r>
-        <w:rPr>
-          <w:rFonts w:ascii="Times New Roman" w:hAnsi="Times New Roman" w:cs="Times New Roman"/>
-          <w:sz w:val="24"/>
-          <w:szCs w:val="24"/>
-        </w:rPr>
-        <w:t>thisArg</w:t>
-      </w:r>
-      <w:proofErr w:type="spellEnd"/>
-      <w:r>
-        <w:rPr>
-          <w:rFonts w:ascii="Times New Roman" w:hAnsi="Times New Roman" w:cs="Times New Roman"/>
-          <w:sz w:val="24"/>
-          <w:szCs w:val="24"/>
-        </w:rPr>
-        <w:t>, [arg1, arg2, ...]);</w:t>
+        <w:t>func.apply(thisArg, [arg1, arg2, ...]);</w:t>
       </w:r>
     </w:p>
     <w:p>
@@ -12303,88 +10251,24 @@
           <w:sz w:val="24"/>
           <w:szCs w:val="24"/>
         </w:rPr>
-        <w:t xml:space="preserve">const </w:t>
-      </w:r>
-      <w:proofErr w:type="spellStart"/>
-      <w:r>
-        <w:rPr>
-          <w:rFonts w:ascii="Times New Roman" w:hAnsi="Times New Roman" w:cs="Times New Roman"/>
-          <w:sz w:val="24"/>
-          <w:szCs w:val="24"/>
-        </w:rPr>
-        <w:t>boundFunc</w:t>
-      </w:r>
-      <w:proofErr w:type="spellEnd"/>
-      <w:r>
-        <w:rPr>
-          <w:rFonts w:ascii="Times New Roman" w:hAnsi="Times New Roman" w:cs="Times New Roman"/>
-          <w:sz w:val="24"/>
-          <w:szCs w:val="24"/>
-        </w:rPr>
-        <w:t xml:space="preserve"> = </w:t>
-      </w:r>
-      <w:proofErr w:type="spellStart"/>
-      <w:r>
-        <w:rPr>
-          <w:rFonts w:ascii="Times New Roman" w:hAnsi="Times New Roman" w:cs="Times New Roman"/>
-          <w:sz w:val="24"/>
-          <w:szCs w:val="24"/>
-        </w:rPr>
-        <w:t>func.bind</w:t>
-      </w:r>
-      <w:proofErr w:type="spellEnd"/>
-      <w:r>
-        <w:rPr>
-          <w:rFonts w:ascii="Times New Roman" w:hAnsi="Times New Roman" w:cs="Times New Roman"/>
-          <w:sz w:val="24"/>
-          <w:szCs w:val="24"/>
-        </w:rPr>
-        <w:t>(</w:t>
-      </w:r>
-      <w:proofErr w:type="spellStart"/>
-      <w:r>
-        <w:rPr>
-          <w:rFonts w:ascii="Times New Roman" w:hAnsi="Times New Roman" w:cs="Times New Roman"/>
-          <w:sz w:val="24"/>
-          <w:szCs w:val="24"/>
-        </w:rPr>
-        <w:t>thisArg</w:t>
-      </w:r>
-      <w:proofErr w:type="spellEnd"/>
-      <w:r>
-        <w:rPr>
-          <w:rFonts w:ascii="Times New Roman" w:hAnsi="Times New Roman" w:cs="Times New Roman"/>
-          <w:sz w:val="24"/>
-          <w:szCs w:val="24"/>
-        </w:rPr>
-        <w:t>, arg1, arg2);</w:t>
-      </w:r>
-    </w:p>
-    <w:p>
-      <w:pPr>
-        <w:rPr>
-          <w:rFonts w:ascii="Times New Roman" w:hAnsi="Times New Roman" w:cs="Times New Roman"/>
-          <w:sz w:val="24"/>
-          <w:szCs w:val="24"/>
-        </w:rPr>
-      </w:pPr>
-      <w:proofErr w:type="spellStart"/>
-      <w:r>
-        <w:rPr>
-          <w:rFonts w:ascii="Times New Roman" w:hAnsi="Times New Roman" w:cs="Times New Roman"/>
-          <w:sz w:val="24"/>
-          <w:szCs w:val="24"/>
-        </w:rPr>
-        <w:t>boundFunc</w:t>
-      </w:r>
-      <w:proofErr w:type="spellEnd"/>
-      <w:r>
-        <w:rPr>
-          <w:rFonts w:ascii="Times New Roman" w:hAnsi="Times New Roman" w:cs="Times New Roman"/>
-          <w:sz w:val="24"/>
-          <w:szCs w:val="24"/>
-        </w:rPr>
-        <w:t>(); // later</w:t>
+        <w:t>const boundFunc = func.bind(thisArg, arg1, arg2);</w:t>
+      </w:r>
+    </w:p>
+    <w:p>
+      <w:pPr>
+        <w:rPr>
+          <w:rFonts w:ascii="Times New Roman" w:hAnsi="Times New Roman" w:cs="Times New Roman"/>
+          <w:sz w:val="24"/>
+          <w:szCs w:val="24"/>
+        </w:rPr>
+      </w:pPr>
+      <w:r>
+        <w:rPr>
+          <w:rFonts w:ascii="Times New Roman" w:hAnsi="Times New Roman" w:cs="Times New Roman"/>
+          <w:sz w:val="24"/>
+          <w:szCs w:val="24"/>
+        </w:rPr>
+        <w:t>boundFunc(); // later</w:t>
       </w:r>
     </w:p>
     <w:p>
@@ -12560,25 +10444,7 @@
           <w:sz w:val="24"/>
           <w:szCs w:val="24"/>
         </w:rPr>
-        <w:t xml:space="preserve">Storing structured data (e.g., </w:t>
-      </w:r>
-      <w:proofErr w:type="spellStart"/>
-      <w:r>
-        <w:rPr>
-          <w:rFonts w:ascii="Times New Roman" w:hAnsi="Times New Roman" w:cs="Times New Roman"/>
-          <w:sz w:val="24"/>
-          <w:szCs w:val="24"/>
-        </w:rPr>
-        <w:t>localStorage</w:t>
-      </w:r>
-      <w:proofErr w:type="spellEnd"/>
-      <w:r>
-        <w:rPr>
-          <w:rFonts w:ascii="Times New Roman" w:hAnsi="Times New Roman" w:cs="Times New Roman"/>
-          <w:sz w:val="24"/>
-          <w:szCs w:val="24"/>
-        </w:rPr>
-        <w:t>)</w:t>
+        <w:t>Storing structured data (e.g., localStorage)</w:t>
       </w:r>
     </w:p>
     <w:p>
@@ -12712,52 +10578,24 @@
           <w:sz w:val="24"/>
           <w:szCs w:val="24"/>
         </w:rPr>
-        <w:t xml:space="preserve">How to create element dynamically using </w:t>
-      </w:r>
-      <w:proofErr w:type="spellStart"/>
-      <w:r>
-        <w:rPr>
-          <w:rFonts w:ascii="Times New Roman" w:hAnsi="Times New Roman" w:cs="Times New Roman"/>
-          <w:sz w:val="24"/>
-          <w:szCs w:val="24"/>
-        </w:rPr>
-        <w:t>Javascript</w:t>
-      </w:r>
-      <w:proofErr w:type="spellEnd"/>
-    </w:p>
-    <w:p>
-      <w:pPr>
-        <w:rPr>
-          <w:rFonts w:ascii="Times New Roman" w:hAnsi="Times New Roman" w:cs="Times New Roman"/>
-          <w:sz w:val="24"/>
-          <w:szCs w:val="24"/>
-        </w:rPr>
-      </w:pPr>
-      <w:r>
-        <w:rPr>
-          <w:rFonts w:ascii="Times New Roman" w:hAnsi="Times New Roman" w:cs="Times New Roman"/>
-          <w:sz w:val="24"/>
-          <w:szCs w:val="24"/>
-        </w:rPr>
-        <w:t xml:space="preserve">can use </w:t>
-      </w:r>
-      <w:proofErr w:type="spellStart"/>
-      <w:r>
-        <w:rPr>
-          <w:rFonts w:ascii="Times New Roman" w:hAnsi="Times New Roman" w:cs="Times New Roman"/>
-          <w:sz w:val="24"/>
-          <w:szCs w:val="24"/>
-        </w:rPr>
-        <w:t>document.createElement</w:t>
-      </w:r>
-      <w:proofErr w:type="spellEnd"/>
-      <w:r>
-        <w:rPr>
-          <w:rFonts w:ascii="Times New Roman" w:hAnsi="Times New Roman" w:cs="Times New Roman"/>
-          <w:sz w:val="24"/>
-          <w:szCs w:val="24"/>
-        </w:rPr>
-        <w:t>() to create a new HTML element and append() to insert it into the DOM."</w:t>
+        <w:t>How to create element dynamically using Javascript</w:t>
+      </w:r>
+    </w:p>
+    <w:p>
+      <w:pPr>
+        <w:rPr>
+          <w:rFonts w:ascii="Times New Roman" w:hAnsi="Times New Roman" w:cs="Times New Roman"/>
+          <w:sz w:val="24"/>
+          <w:szCs w:val="24"/>
+        </w:rPr>
+      </w:pPr>
+      <w:r>
+        <w:rPr>
+          <w:rFonts w:ascii="Times New Roman" w:hAnsi="Times New Roman" w:cs="Times New Roman"/>
+          <w:sz w:val="24"/>
+          <w:szCs w:val="24"/>
+        </w:rPr>
+        <w:t>can use document.createElement() to create a new HTML element and append() to insert it into the DOM."</w:t>
       </w:r>
       <w:r>
         <w:rPr>
@@ -12788,31 +10626,7 @@
           <w:sz w:val="24"/>
           <w:szCs w:val="24"/>
         </w:rPr>
-        <w:t xml:space="preserve">Explain Closures in </w:t>
-      </w:r>
-      <w:proofErr w:type="spellStart"/>
-      <w:r>
-        <w:rPr>
-          <w:rFonts w:ascii="Times New Roman" w:hAnsi="Times New Roman" w:cs="Times New Roman"/>
-          <w:b/>
-          <w:bCs/>
-          <w:color w:val="833C0B" w:themeColor="accent2" w:themeShade="80"/>
-          <w:sz w:val="24"/>
-          <w:szCs w:val="24"/>
-        </w:rPr>
-        <w:t>Javascript</w:t>
-      </w:r>
-      <w:proofErr w:type="spellEnd"/>
-      <w:r>
-        <w:rPr>
-          <w:rFonts w:ascii="Times New Roman" w:hAnsi="Times New Roman" w:cs="Times New Roman"/>
-          <w:b/>
-          <w:bCs/>
-          <w:color w:val="833C0B" w:themeColor="accent2" w:themeShade="80"/>
-          <w:sz w:val="24"/>
-          <w:szCs w:val="24"/>
-        </w:rPr>
-        <w:t xml:space="preserve"> </w:t>
+        <w:t xml:space="preserve">Explain Closures in Javascript </w:t>
       </w:r>
       <w:r>
         <w:rPr>
@@ -12857,18 +10671,8 @@
           <w:sz w:val="24"/>
           <w:szCs w:val="24"/>
         </w:rPr>
-        <w:t xml:space="preserve">Explain different Scopes in </w:t>
-      </w:r>
-      <w:proofErr w:type="spellStart"/>
-      <w:r>
-        <w:rPr>
-          <w:rFonts w:ascii="Times New Roman" w:hAnsi="Times New Roman" w:cs="Times New Roman"/>
-          <w:sz w:val="24"/>
-          <w:szCs w:val="24"/>
-        </w:rPr>
-        <w:t>Javascript</w:t>
-      </w:r>
-      <w:proofErr w:type="spellEnd"/>
+        <w:t>Explain different Scopes in Javascript</w:t>
+      </w:r>
       <w:r>
         <w:rPr>
           <w:rFonts w:ascii="Times New Roman" w:hAnsi="Times New Roman" w:cs="Times New Roman"/>
@@ -13244,21 +11048,8 @@
           <w:sz w:val="24"/>
           <w:szCs w:val="24"/>
         </w:rPr>
-        <w:t xml:space="preserve">What is Destructing in the </w:t>
-      </w:r>
-      <w:proofErr w:type="spellStart"/>
-      <w:r>
-        <w:rPr>
-          <w:rFonts w:ascii="Times New Roman" w:hAnsi="Times New Roman" w:cs="Times New Roman"/>
-          <w:b/>
-          <w:bCs/>
-          <w:color w:val="833C0B" w:themeColor="accent2" w:themeShade="80"/>
-          <w:sz w:val="24"/>
-          <w:szCs w:val="24"/>
-        </w:rPr>
-        <w:t>Javascript</w:t>
-      </w:r>
-      <w:proofErr w:type="spellEnd"/>
+        <w:t>What is Destructing in the Javascript</w:t>
+      </w:r>
     </w:p>
     <w:p>
       <w:pPr>
@@ -13541,25 +11332,7 @@
           <w:sz w:val="24"/>
           <w:szCs w:val="24"/>
         </w:rPr>
-        <w:t xml:space="preserve">When you call it like </w:t>
-      </w:r>
-      <w:proofErr w:type="spellStart"/>
-      <w:r>
-        <w:rPr>
-          <w:rFonts w:ascii="Times New Roman" w:hAnsi="Times New Roman" w:cs="Times New Roman"/>
-          <w:sz w:val="24"/>
-          <w:szCs w:val="24"/>
-        </w:rPr>
-        <w:t>user.regularFunction</w:t>
-      </w:r>
-      <w:proofErr w:type="spellEnd"/>
-      <w:r>
-        <w:rPr>
-          <w:rFonts w:ascii="Times New Roman" w:hAnsi="Times New Roman" w:cs="Times New Roman"/>
-          <w:sz w:val="24"/>
-          <w:szCs w:val="24"/>
-        </w:rPr>
-        <w:t>(), the this refers to the user object</w:t>
+        <w:t>When you call it like user.regularFunction(), the this refers to the user object</w:t>
       </w:r>
       <w:r>
         <w:rPr>
@@ -13845,31 +11618,7 @@
           <w:sz w:val="24"/>
           <w:szCs w:val="24"/>
         </w:rPr>
-        <w:t xml:space="preserve">Explain difference between map() and </w:t>
-      </w:r>
-      <w:proofErr w:type="spellStart"/>
-      <w:r>
-        <w:rPr>
-          <w:rFonts w:ascii="Times New Roman" w:hAnsi="Times New Roman" w:cs="Times New Roman"/>
-          <w:b/>
-          <w:bCs/>
-          <w:color w:val="833C0B" w:themeColor="accent2" w:themeShade="80"/>
-          <w:sz w:val="24"/>
-          <w:szCs w:val="24"/>
-        </w:rPr>
-        <w:t>forEach</w:t>
-      </w:r>
-      <w:proofErr w:type="spellEnd"/>
-      <w:r>
-        <w:rPr>
-          <w:rFonts w:ascii="Times New Roman" w:hAnsi="Times New Roman" w:cs="Times New Roman"/>
-          <w:b/>
-          <w:bCs/>
-          <w:color w:val="833C0B" w:themeColor="accent2" w:themeShade="80"/>
-          <w:sz w:val="24"/>
-          <w:szCs w:val="24"/>
-        </w:rPr>
-        <w:t xml:space="preserve">() </w:t>
+        <w:t xml:space="preserve">Explain difference between map() and forEach() </w:t>
       </w:r>
     </w:p>
     <w:p>
@@ -13903,60 +11652,24 @@
           <w:sz w:val="24"/>
           <w:szCs w:val="24"/>
         </w:rPr>
-        <w:t xml:space="preserve">Use </w:t>
-      </w:r>
-      <w:proofErr w:type="spellStart"/>
-      <w:r>
-        <w:rPr>
-          <w:rFonts w:ascii="Times New Roman" w:hAnsi="Times New Roman" w:cs="Times New Roman"/>
-          <w:sz w:val="24"/>
-          <w:szCs w:val="24"/>
-        </w:rPr>
-        <w:t>forEach</w:t>
-      </w:r>
-      <w:proofErr w:type="spellEnd"/>
-      <w:r>
-        <w:rPr>
-          <w:rFonts w:ascii="Times New Roman" w:hAnsi="Times New Roman" w:cs="Times New Roman"/>
-          <w:sz w:val="24"/>
-          <w:szCs w:val="24"/>
-        </w:rPr>
-        <w:t>() when you need to execute a function for each element of the array without modifying or creating a new array.</w:t>
-      </w:r>
-    </w:p>
-    <w:p>
-      <w:pPr>
-        <w:rPr>
-          <w:rFonts w:ascii="Times New Roman" w:hAnsi="Times New Roman" w:cs="Times New Roman"/>
-          <w:sz w:val="24"/>
-          <w:szCs w:val="24"/>
-        </w:rPr>
-      </w:pPr>
-      <w:r>
-        <w:rPr>
-          <w:rFonts w:ascii="Times New Roman" w:hAnsi="Times New Roman" w:cs="Times New Roman"/>
-          <w:sz w:val="24"/>
-          <w:szCs w:val="24"/>
-        </w:rPr>
-        <w:t xml:space="preserve">map() and </w:t>
-      </w:r>
-      <w:proofErr w:type="spellStart"/>
-      <w:r>
-        <w:rPr>
-          <w:rFonts w:ascii="Times New Roman" w:hAnsi="Times New Roman" w:cs="Times New Roman"/>
-          <w:sz w:val="24"/>
-          <w:szCs w:val="24"/>
-        </w:rPr>
-        <w:t>forEach</w:t>
-      </w:r>
-      <w:proofErr w:type="spellEnd"/>
-      <w:r>
-        <w:rPr>
-          <w:rFonts w:ascii="Times New Roman" w:hAnsi="Times New Roman" w:cs="Times New Roman"/>
-          <w:sz w:val="24"/>
-          <w:szCs w:val="24"/>
-        </w:rPr>
-        <w:t>() are both methods used to iterate over arrays</w:t>
+        <w:t>Use forEach() when you need to execute a function for each element of the array without modifying or creating a new array.</w:t>
+      </w:r>
+    </w:p>
+    <w:p>
+      <w:pPr>
+        <w:rPr>
+          <w:rFonts w:ascii="Times New Roman" w:hAnsi="Times New Roman" w:cs="Times New Roman"/>
+          <w:sz w:val="24"/>
+          <w:szCs w:val="24"/>
+        </w:rPr>
+      </w:pPr>
+      <w:r>
+        <w:rPr>
+          <w:rFonts w:ascii="Times New Roman" w:hAnsi="Times New Roman" w:cs="Times New Roman"/>
+          <w:sz w:val="24"/>
+          <w:szCs w:val="24"/>
+        </w:rPr>
+        <w:t>map() and forEach() are both methods used to iterate over arrays</w:t>
       </w:r>
     </w:p>
     <w:tbl>
@@ -13997,7 +11710,6 @@
                 <w14:ligatures w14:val="none"/>
               </w:rPr>
             </w:pPr>
-            <w:proofErr w:type="spellStart"/>
             <w:r>
               <w:rPr>
                 <w:rFonts w:ascii="Times New Roman" w:eastAsia="Times New Roman" w:hAnsi="Times New Roman" w:cs="Times New Roman"/>
@@ -14009,7 +11721,6 @@
               </w:rPr>
               <w:t>forEach</w:t>
             </w:r>
-            <w:proofErr w:type="spellEnd"/>
           </w:p>
         </w:tc>
         <w:tc>
@@ -14169,31 +11880,7 @@
                 <w:lang w:eastAsia="en-IN"/>
                 <w14:ligatures w14:val="none"/>
               </w:rPr>
-              <w:t xml:space="preserve">Since </w:t>
-            </w:r>
-            <w:proofErr w:type="spellStart"/>
-            <w:r>
-              <w:rPr>
-                <w:rFonts w:ascii="Times New Roman" w:eastAsia="Times New Roman" w:hAnsi="Times New Roman" w:cs="Times New Roman"/>
-                <w:kern w:val="0"/>
-                <w:sz w:val="24"/>
-                <w:szCs w:val="24"/>
-                <w:lang w:eastAsia="en-IN"/>
-                <w14:ligatures w14:val="none"/>
-              </w:rPr>
-              <w:t>forEach</w:t>
-            </w:r>
-            <w:proofErr w:type="spellEnd"/>
-            <w:r>
-              <w:rPr>
-                <w:rFonts w:ascii="Times New Roman" w:eastAsia="Times New Roman" w:hAnsi="Times New Roman" w:cs="Times New Roman"/>
-                <w:kern w:val="0"/>
-                <w:sz w:val="24"/>
-                <w:szCs w:val="24"/>
-                <w:lang w:eastAsia="en-IN"/>
-                <w14:ligatures w14:val="none"/>
-              </w:rPr>
-              <w:t>() returns undefined, it cannot be chained with other array methods.</w:t>
+              <w:t>Since forEach() returns undefined, it cannot be chained with other array methods.</w:t>
             </w:r>
           </w:p>
         </w:tc>
@@ -14265,21 +11952,8 @@
           <w:sz w:val="24"/>
           <w:szCs w:val="24"/>
         </w:rPr>
-        <w:t xml:space="preserve">What are events in </w:t>
-      </w:r>
-      <w:proofErr w:type="spellStart"/>
-      <w:r>
-        <w:rPr>
-          <w:rFonts w:ascii="Times New Roman" w:hAnsi="Times New Roman" w:cs="Times New Roman"/>
-          <w:b/>
-          <w:bCs/>
-          <w:color w:val="833C0B" w:themeColor="accent2" w:themeShade="80"/>
-          <w:sz w:val="24"/>
-          <w:szCs w:val="24"/>
-        </w:rPr>
-        <w:t>Javascript</w:t>
-      </w:r>
-      <w:proofErr w:type="spellEnd"/>
+        <w:t>What are events in Javascript</w:t>
+      </w:r>
       <w:r>
         <w:rPr>
           <w:rFonts w:ascii="Times New Roman" w:hAnsi="Times New Roman" w:cs="Times New Roman"/>
@@ -14373,18 +12047,8 @@
           <w:sz w:val="24"/>
           <w:szCs w:val="24"/>
         </w:rPr>
-        <w:t xml:space="preserve">Form Events </w:t>
-      </w:r>
-      <w:proofErr w:type="gramStart"/>
-      <w:r>
-        <w:rPr>
-          <w:rFonts w:ascii="Times New Roman" w:hAnsi="Times New Roman" w:cs="Times New Roman"/>
-          <w:sz w:val="24"/>
-          <w:szCs w:val="24"/>
-        </w:rPr>
-        <w:t>etc..</w:t>
-      </w:r>
-      <w:proofErr w:type="gramEnd"/>
+        <w:t>Form Events etc..</w:t>
+      </w:r>
     </w:p>
     <w:p>
       <w:pPr>
@@ -14516,60 +12180,24 @@
           <w:sz w:val="24"/>
           <w:szCs w:val="24"/>
         </w:rPr>
-        <w:t>Callback Queue (</w:t>
-      </w:r>
-      <w:proofErr w:type="spellStart"/>
-      <w:r>
-        <w:rPr>
-          <w:rFonts w:ascii="Times New Roman" w:hAnsi="Times New Roman" w:cs="Times New Roman"/>
-          <w:sz w:val="24"/>
-          <w:szCs w:val="24"/>
-        </w:rPr>
-        <w:t>Macrotask</w:t>
-      </w:r>
-      <w:proofErr w:type="spellEnd"/>
-      <w:r>
-        <w:rPr>
-          <w:rFonts w:ascii="Times New Roman" w:hAnsi="Times New Roman" w:cs="Times New Roman"/>
-          <w:sz w:val="24"/>
-          <w:szCs w:val="24"/>
-        </w:rPr>
-        <w:t xml:space="preserve"> Queue): Once the async operation completes, the callback is placed in the queue.</w:t>
-      </w:r>
-    </w:p>
-    <w:p>
-      <w:pPr>
-        <w:rPr>
-          <w:rFonts w:ascii="Times New Roman" w:hAnsi="Times New Roman" w:cs="Times New Roman"/>
-          <w:sz w:val="24"/>
-          <w:szCs w:val="24"/>
-        </w:rPr>
-      </w:pPr>
-      <w:r>
-        <w:rPr>
-          <w:rFonts w:ascii="Times New Roman" w:hAnsi="Times New Roman" w:cs="Times New Roman"/>
-          <w:sz w:val="24"/>
-          <w:szCs w:val="24"/>
-        </w:rPr>
-        <w:t xml:space="preserve">Microtask Queue: Promises and </w:t>
-      </w:r>
-      <w:proofErr w:type="spellStart"/>
-      <w:r>
-        <w:rPr>
-          <w:rFonts w:ascii="Times New Roman" w:hAnsi="Times New Roman" w:cs="Times New Roman"/>
-          <w:sz w:val="24"/>
-          <w:szCs w:val="24"/>
-        </w:rPr>
-        <w:t>queueMicrotask</w:t>
-      </w:r>
-      <w:proofErr w:type="spellEnd"/>
-      <w:r>
-        <w:rPr>
-          <w:rFonts w:ascii="Times New Roman" w:hAnsi="Times New Roman" w:cs="Times New Roman"/>
-          <w:sz w:val="24"/>
-          <w:szCs w:val="24"/>
-        </w:rPr>
-        <w:t>() callbacks go here (higher priority than callback queue).</w:t>
+        <w:t>Callback Queue (Macrotask Queue): Once the async operation completes, the callback is placed in the queue.</w:t>
+      </w:r>
+    </w:p>
+    <w:p>
+      <w:pPr>
+        <w:rPr>
+          <w:rFonts w:ascii="Times New Roman" w:hAnsi="Times New Roman" w:cs="Times New Roman"/>
+          <w:sz w:val="24"/>
+          <w:szCs w:val="24"/>
+        </w:rPr>
+      </w:pPr>
+      <w:r>
+        <w:rPr>
+          <w:rFonts w:ascii="Times New Roman" w:hAnsi="Times New Roman" w:cs="Times New Roman"/>
+          <w:sz w:val="24"/>
+          <w:szCs w:val="24"/>
+        </w:rPr>
+        <w:t>Microtask Queue: Promises and queueMicrotask() callbacks go here (higher priority than callback queue).</w:t>
       </w:r>
     </w:p>
     <w:p>
@@ -14628,25 +12256,7 @@
           <w:sz w:val="24"/>
           <w:szCs w:val="24"/>
         </w:rPr>
-        <w:t xml:space="preserve">Then it processes one </w:t>
-      </w:r>
-      <w:proofErr w:type="spellStart"/>
-      <w:r>
-        <w:rPr>
-          <w:rFonts w:ascii="Times New Roman" w:hAnsi="Times New Roman" w:cs="Times New Roman"/>
-          <w:sz w:val="24"/>
-          <w:szCs w:val="24"/>
-        </w:rPr>
-        <w:t>macrotask</w:t>
-      </w:r>
-      <w:proofErr w:type="spellEnd"/>
-      <w:r>
-        <w:rPr>
-          <w:rFonts w:ascii="Times New Roman" w:hAnsi="Times New Roman" w:cs="Times New Roman"/>
-          <w:sz w:val="24"/>
-          <w:szCs w:val="24"/>
-        </w:rPr>
-        <w:t xml:space="preserve"> from the callback queue</w:t>
+        <w:t>Then it processes one macrotask from the callback queue</w:t>
       </w:r>
     </w:p>
     <w:tbl>
@@ -14883,31 +12493,7 @@
                 <w:sz w:val="24"/>
                 <w:szCs w:val="24"/>
               </w:rPr>
-              <w:t xml:space="preserve"> </w:t>
-            </w:r>
-            <w:proofErr w:type="spellStart"/>
-            <w:r>
-              <w:rPr>
-                <w:rFonts w:ascii="Times New Roman" w:hAnsi="Times New Roman" w:cs="Times New Roman"/>
-                <w:b/>
-                <w:bCs/>
-                <w:color w:val="1F3864" w:themeColor="accent1" w:themeShade="80"/>
-                <w:sz w:val="24"/>
-                <w:szCs w:val="24"/>
-              </w:rPr>
-              <w:t>Macrotask</w:t>
-            </w:r>
-            <w:proofErr w:type="spellEnd"/>
-            <w:r>
-              <w:rPr>
-                <w:rFonts w:ascii="Times New Roman" w:hAnsi="Times New Roman" w:cs="Times New Roman"/>
-                <w:b/>
-                <w:bCs/>
-                <w:color w:val="1F3864" w:themeColor="accent1" w:themeShade="80"/>
-                <w:sz w:val="24"/>
-                <w:szCs w:val="24"/>
-              </w:rPr>
-              <w:t xml:space="preserve"> Queue (setTimeout, events)</w:t>
+              <w:t xml:space="preserve"> Macrotask Queue (setTimeout, events)</w:t>
             </w:r>
           </w:p>
           <w:p>
@@ -15016,21 +12602,8 @@
                 <w:sz w:val="24"/>
                 <w:szCs w:val="24"/>
               </w:rPr>
-              <w:t xml:space="preserve">       → Then run ONE </w:t>
+              <w:t xml:space="preserve">       → Then run ONE macrotask</w:t>
             </w:r>
-            <w:proofErr w:type="spellStart"/>
-            <w:r>
-              <w:rPr>
-                <w:rFonts w:ascii="Times New Roman" w:hAnsi="Times New Roman" w:cs="Times New Roman"/>
-                <w:b/>
-                <w:bCs/>
-                <w:color w:val="1F3864" w:themeColor="accent1" w:themeShade="80"/>
-                <w:sz w:val="24"/>
-                <w:szCs w:val="24"/>
-              </w:rPr>
-              <w:t>macrotask</w:t>
-            </w:r>
-            <w:proofErr w:type="spellEnd"/>
           </w:p>
         </w:tc>
       </w:tr>
@@ -15352,25 +12925,7 @@
           <w:sz w:val="24"/>
           <w:szCs w:val="24"/>
         </w:rPr>
-        <w:t xml:space="preserve">Function declarations are hoisted and can be called before they are defined, while function expressions are not hoisted and must be defined </w:t>
-      </w:r>
-      <w:proofErr w:type="gramStart"/>
-      <w:r>
-        <w:rPr>
-          <w:rFonts w:ascii="Times New Roman" w:hAnsi="Times New Roman" w:cs="Times New Roman"/>
-          <w:sz w:val="24"/>
-          <w:szCs w:val="24"/>
-        </w:rPr>
-        <w:t>before</w:t>
-      </w:r>
-      <w:proofErr w:type="gramEnd"/>
-      <w:r>
-        <w:rPr>
-          <w:rFonts w:ascii="Times New Roman" w:hAnsi="Times New Roman" w:cs="Times New Roman"/>
-          <w:sz w:val="24"/>
-          <w:szCs w:val="24"/>
-        </w:rPr>
-        <w:t xml:space="preserve"> they are called.</w:t>
+        <w:t>Function declarations are hoisted and can be called before they are defined, while function expressions are not hoisted and must be defined before they are called.</w:t>
       </w:r>
     </w:p>
     <w:p>
@@ -15404,7 +12959,6 @@
         <w:br/>
         <w:t>I use Promises and async/</w:t>
       </w:r>
-      <w:proofErr w:type="gramStart"/>
       <w:r>
         <w:rPr>
           <w:rFonts w:ascii="Times New Roman" w:hAnsi="Times New Roman" w:cs="Times New Roman"/>
@@ -15413,7 +12967,6 @@
         </w:rPr>
         <w:t>await</w:t>
       </w:r>
-      <w:proofErr w:type="gramEnd"/>
       <w:r>
         <w:rPr>
           <w:rFonts w:ascii="Times New Roman" w:hAnsi="Times New Roman" w:cs="Times New Roman"/>
@@ -15496,25 +13049,7 @@
           <w:szCs w:val="24"/>
         </w:rPr>
         <w:br/>
-        <w:t xml:space="preserve">- Factory Pattern: For object creation with dynamic </w:t>
-      </w:r>
-      <w:proofErr w:type="spellStart"/>
-      <w:r>
-        <w:rPr>
-          <w:rFonts w:ascii="Times New Roman" w:hAnsi="Times New Roman" w:cs="Times New Roman"/>
-          <w:sz w:val="24"/>
-          <w:szCs w:val="24"/>
-        </w:rPr>
-        <w:t>behavior</w:t>
-      </w:r>
-      <w:proofErr w:type="spellEnd"/>
-      <w:r>
-        <w:rPr>
-          <w:rFonts w:ascii="Times New Roman" w:hAnsi="Times New Roman" w:cs="Times New Roman"/>
-          <w:sz w:val="24"/>
-          <w:szCs w:val="24"/>
-        </w:rPr>
-        <w:t>.</w:t>
+        <w:t>- Factory Pattern: For object creation with dynamic behavior.</w:t>
       </w:r>
       <w:r>
         <w:rPr>
@@ -15563,31 +13098,7 @@
           <w:sz w:val="24"/>
           <w:szCs w:val="24"/>
         </w:rPr>
-        <w:t xml:space="preserve"> detail, including the roles of the Call Stack, Heap, Web APIs, Callback Queue (Task Queue), and Microtask Queue. How does this mechanism enable JavaScript's non-blocking, asynchronous </w:t>
-      </w:r>
-      <w:proofErr w:type="spellStart"/>
-      <w:r>
-        <w:rPr>
-          <w:rFonts w:ascii="Times New Roman" w:hAnsi="Times New Roman" w:cs="Times New Roman"/>
-          <w:b/>
-          <w:bCs/>
-          <w:color w:val="833C0B" w:themeColor="accent2" w:themeShade="80"/>
-          <w:sz w:val="24"/>
-          <w:szCs w:val="24"/>
-        </w:rPr>
-        <w:t>behavior</w:t>
-      </w:r>
-      <w:proofErr w:type="spellEnd"/>
-      <w:r>
-        <w:rPr>
-          <w:rFonts w:ascii="Times New Roman" w:hAnsi="Times New Roman" w:cs="Times New Roman"/>
-          <w:b/>
-          <w:bCs/>
-          <w:color w:val="833C0B" w:themeColor="accent2" w:themeShade="80"/>
-          <w:sz w:val="24"/>
-          <w:szCs w:val="24"/>
-        </w:rPr>
-        <w:t>, and what are common pitfalls related to it?</w:t>
+        <w:t xml:space="preserve"> detail, including the roles of the Call Stack, Heap, Web APIs, Callback Queue (Task Queue), and Microtask Queue. How does this mechanism enable JavaScript's non-blocking, asynchronous behavior, and what are common pitfalls related to it?</w:t>
       </w:r>
     </w:p>
     <w:p>
@@ -16489,59 +14000,13 @@
           <w:szCs w:val="24"/>
         </w:rPr>
       </w:pPr>
-      <w:proofErr w:type="spellStart"/>
-      <w:r>
-        <w:rPr>
-          <w:rFonts w:ascii="Times New Roman" w:hAnsi="Times New Roman" w:cs="Times New Roman"/>
-          <w:sz w:val="24"/>
-          <w:szCs w:val="24"/>
-        </w:rPr>
-        <w:t>array.reduce</w:t>
-      </w:r>
-      <w:proofErr w:type="spellEnd"/>
-      <w:r>
-        <w:rPr>
-          <w:rFonts w:ascii="Times New Roman" w:hAnsi="Times New Roman" w:cs="Times New Roman"/>
-          <w:sz w:val="24"/>
-          <w:szCs w:val="24"/>
-        </w:rPr>
-        <w:t xml:space="preserve">((accumulator, </w:t>
-      </w:r>
-      <w:proofErr w:type="spellStart"/>
-      <w:r>
-        <w:rPr>
-          <w:rFonts w:ascii="Times New Roman" w:hAnsi="Times New Roman" w:cs="Times New Roman"/>
-          <w:sz w:val="24"/>
-          <w:szCs w:val="24"/>
-        </w:rPr>
-        <w:t>currentValue</w:t>
-      </w:r>
-      <w:proofErr w:type="spellEnd"/>
-      <w:r>
-        <w:rPr>
-          <w:rFonts w:ascii="Times New Roman" w:hAnsi="Times New Roman" w:cs="Times New Roman"/>
-          <w:sz w:val="24"/>
-          <w:szCs w:val="24"/>
-        </w:rPr>
-        <w:t xml:space="preserve">) =&gt; { ... }, </w:t>
-      </w:r>
-      <w:proofErr w:type="spellStart"/>
-      <w:r>
-        <w:rPr>
-          <w:rFonts w:ascii="Times New Roman" w:hAnsi="Times New Roman" w:cs="Times New Roman"/>
-          <w:sz w:val="24"/>
-          <w:szCs w:val="24"/>
-        </w:rPr>
-        <w:t>initialValue</w:t>
-      </w:r>
-      <w:proofErr w:type="spellEnd"/>
-      <w:r>
-        <w:rPr>
-          <w:rFonts w:ascii="Times New Roman" w:hAnsi="Times New Roman" w:cs="Times New Roman"/>
-          <w:sz w:val="24"/>
-          <w:szCs w:val="24"/>
-        </w:rPr>
-        <w:t>);</w:t>
+      <w:r>
+        <w:rPr>
+          <w:rFonts w:ascii="Times New Roman" w:hAnsi="Times New Roman" w:cs="Times New Roman"/>
+          <w:sz w:val="24"/>
+          <w:szCs w:val="24"/>
+        </w:rPr>
+        <w:t>array.reduce((accumulator, currentValue) =&gt; { ... }, initialValue);</w:t>
       </w:r>
     </w:p>
     <w:p>
@@ -17242,7 +14707,6 @@
           <w:szCs w:val="24"/>
         </w:rPr>
       </w:pPr>
-      <w:proofErr w:type="spellStart"/>
       <w:r>
         <w:rPr>
           <w:rFonts w:ascii="Times New Roman" w:hAnsi="Times New Roman" w:cs="Times New Roman"/>
@@ -17251,7 +14715,6 @@
         </w:rPr>
         <w:t>DataTypes</w:t>
       </w:r>
-      <w:proofErr w:type="spellEnd"/>
     </w:p>
     <w:p>
       <w:pPr>
@@ -17450,25 +14913,7 @@
                 <w:sz w:val="24"/>
                 <w:szCs w:val="24"/>
               </w:rPr>
-              <w:t xml:space="preserve">console.log(b); // </w:t>
-            </w:r>
-            <w:proofErr w:type="spellStart"/>
-            <w:r>
-              <w:rPr>
-                <w:rFonts w:ascii="Times New Roman" w:hAnsi="Times New Roman" w:cs="Times New Roman"/>
-                <w:sz w:val="24"/>
-                <w:szCs w:val="24"/>
-              </w:rPr>
-              <w:t>ReferenceError</w:t>
-            </w:r>
-            <w:proofErr w:type="spellEnd"/>
-            <w:r>
-              <w:rPr>
-                <w:rFonts w:ascii="Times New Roman" w:hAnsi="Times New Roman" w:cs="Times New Roman"/>
-                <w:sz w:val="24"/>
-                <w:szCs w:val="24"/>
-              </w:rPr>
-              <w:t>: Cannot access 'b' before initialization</w:t>
+              <w:t>console.log(b); // ReferenceError: Cannot access 'b' before initialization</w:t>
             </w:r>
           </w:p>
           <w:p>
@@ -17594,7 +15039,6 @@
           <w:szCs w:val="24"/>
         </w:rPr>
       </w:pPr>
-      <w:proofErr w:type="spellStart"/>
       <w:r>
         <w:rPr>
           <w:rStyle w:val="HTMLCode"/>
@@ -17613,9 +15057,16 @@
             <w14:round/>
           </w14:textOutline>
         </w:rPr>
-        <w:t>typeof</w:t>
-      </w:r>
-      <w:proofErr w:type="spellEnd"/>
+        <w:t>typeof []</w:t>
+      </w:r>
+      <w:r>
+        <w:rPr>
+          <w:rFonts w:ascii="Times New Roman" w:hAnsi="Times New Roman" w:cs="Times New Roman"/>
+          <w:sz w:val="24"/>
+          <w:szCs w:val="24"/>
+        </w:rPr>
+        <w:t xml:space="preserve"> is </w:t>
+      </w:r>
       <w:r>
         <w:rPr>
           <w:rStyle w:val="HTMLCode"/>
@@ -17634,15 +15085,15 @@
             <w14:round/>
           </w14:textOutline>
         </w:rPr>
-        <w:t xml:space="preserve"> []</w:t>
-      </w:r>
-      <w:r>
-        <w:rPr>
-          <w:rFonts w:ascii="Times New Roman" w:hAnsi="Times New Roman" w:cs="Times New Roman"/>
-          <w:sz w:val="24"/>
-          <w:szCs w:val="24"/>
-        </w:rPr>
-        <w:t xml:space="preserve"> is </w:t>
+        <w:t>"object"</w:t>
+      </w:r>
+      <w:r>
+        <w:rPr>
+          <w:rFonts w:ascii="Times New Roman" w:hAnsi="Times New Roman" w:cs="Times New Roman"/>
+          <w:sz w:val="24"/>
+          <w:szCs w:val="24"/>
+        </w:rPr>
+        <w:t xml:space="preserve"> and </w:t>
       </w:r>
       <w:r>
         <w:rPr>
@@ -17662,57 +15113,7 @@
             <w14:round/>
           </w14:textOutline>
         </w:rPr>
-        <w:t>"object"</w:t>
-      </w:r>
-      <w:r>
-        <w:rPr>
-          <w:rFonts w:ascii="Times New Roman" w:hAnsi="Times New Roman" w:cs="Times New Roman"/>
-          <w:sz w:val="24"/>
-          <w:szCs w:val="24"/>
-        </w:rPr>
-        <w:t xml:space="preserve"> and </w:t>
-      </w:r>
-      <w:proofErr w:type="spellStart"/>
-      <w:r>
-        <w:rPr>
-          <w:rStyle w:val="HTMLCode"/>
-          <w:rFonts w:ascii="Times New Roman" w:eastAsiaTheme="minorHAnsi" w:hAnsi="Times New Roman" w:cs="Times New Roman"/>
-          <w:color w:val="000000" w:themeColor="text1"/>
-          <w:sz w:val="24"/>
-          <w:szCs w:val="24"/>
-          <w14:shadow w14:blurRad="38100" w14:dist="19050" w14:dir="2700000" w14:sx="100000" w14:sy="100000" w14:kx="0" w14:ky="0" w14:algn="tl">
-            <w14:schemeClr w14:val="dk1">
-              <w14:alpha w14:val="60000"/>
-            </w14:schemeClr>
-          </w14:shadow>
-          <w14:textOutline w14:w="0" w14:cap="flat" w14:cmpd="sng" w14:algn="ctr">
-            <w14:noFill/>
-            <w14:prstDash w14:val="solid"/>
-            <w14:round/>
-          </w14:textOutline>
-        </w:rPr>
-        <w:t>typeof</w:t>
-      </w:r>
-      <w:proofErr w:type="spellEnd"/>
-      <w:r>
-        <w:rPr>
-          <w:rStyle w:val="HTMLCode"/>
-          <w:rFonts w:ascii="Times New Roman" w:eastAsiaTheme="minorHAnsi" w:hAnsi="Times New Roman" w:cs="Times New Roman"/>
-          <w:color w:val="000000" w:themeColor="text1"/>
-          <w:sz w:val="24"/>
-          <w:szCs w:val="24"/>
-          <w14:shadow w14:blurRad="38100" w14:dist="19050" w14:dir="2700000" w14:sx="100000" w14:sy="100000" w14:kx="0" w14:ky="0" w14:algn="tl">
-            <w14:schemeClr w14:val="dk1">
-              <w14:alpha w14:val="60000"/>
-            </w14:schemeClr>
-          </w14:shadow>
-          <w14:textOutline w14:w="0" w14:cap="flat" w14:cmpd="sng" w14:algn="ctr">
-            <w14:noFill/>
-            <w14:prstDash w14:val="solid"/>
-            <w14:round/>
-          </w14:textOutline>
-        </w:rPr>
-        <w:t xml:space="preserve"> false</w:t>
+        <w:t>typeof false</w:t>
       </w:r>
       <w:r>
         <w:rPr>
@@ -17820,43 +15221,7 @@
                 <w:sz w:val="24"/>
                 <w:szCs w:val="24"/>
               </w:rPr>
-              <w:t>console.log(</w:t>
-            </w:r>
-            <w:proofErr w:type="spellStart"/>
-            <w:r>
-              <w:rPr>
-                <w:rFonts w:ascii="Times New Roman" w:hAnsi="Times New Roman" w:cs="Times New Roman"/>
-                <w:sz w:val="24"/>
-                <w:szCs w:val="24"/>
-              </w:rPr>
-              <w:t>NaN</w:t>
-            </w:r>
-            <w:proofErr w:type="spellEnd"/>
-            <w:r>
-              <w:rPr>
-                <w:rFonts w:ascii="Times New Roman" w:hAnsi="Times New Roman" w:cs="Times New Roman"/>
-                <w:sz w:val="24"/>
-                <w:szCs w:val="24"/>
-              </w:rPr>
-              <w:t xml:space="preserve"> === </w:t>
-            </w:r>
-            <w:proofErr w:type="spellStart"/>
-            <w:r>
-              <w:rPr>
-                <w:rFonts w:ascii="Times New Roman" w:hAnsi="Times New Roman" w:cs="Times New Roman"/>
-                <w:sz w:val="24"/>
-                <w:szCs w:val="24"/>
-              </w:rPr>
-              <w:t>NaN</w:t>
-            </w:r>
-            <w:proofErr w:type="spellEnd"/>
-            <w:r>
-              <w:rPr>
-                <w:rFonts w:ascii="Times New Roman" w:hAnsi="Times New Roman" w:cs="Times New Roman"/>
-                <w:sz w:val="24"/>
-                <w:szCs w:val="24"/>
-              </w:rPr>
-              <w:t>);         // false</w:t>
+              <w:t>console.log(NaN === NaN);         // false</w:t>
             </w:r>
           </w:p>
           <w:p>
@@ -17873,43 +15238,7 @@
                 <w:sz w:val="24"/>
                 <w:szCs w:val="24"/>
               </w:rPr>
-              <w:t>console.log(Object.is(</w:t>
-            </w:r>
-            <w:proofErr w:type="spellStart"/>
-            <w:r>
-              <w:rPr>
-                <w:rFonts w:ascii="Times New Roman" w:hAnsi="Times New Roman" w:cs="Times New Roman"/>
-                <w:sz w:val="24"/>
-                <w:szCs w:val="24"/>
-              </w:rPr>
-              <w:t>NaN</w:t>
-            </w:r>
-            <w:proofErr w:type="spellEnd"/>
-            <w:r>
-              <w:rPr>
-                <w:rFonts w:ascii="Times New Roman" w:hAnsi="Times New Roman" w:cs="Times New Roman"/>
-                <w:sz w:val="24"/>
-                <w:szCs w:val="24"/>
-              </w:rPr>
-              <w:t xml:space="preserve">, </w:t>
-            </w:r>
-            <w:proofErr w:type="spellStart"/>
-            <w:r>
-              <w:rPr>
-                <w:rFonts w:ascii="Times New Roman" w:hAnsi="Times New Roman" w:cs="Times New Roman"/>
-                <w:sz w:val="24"/>
-                <w:szCs w:val="24"/>
-              </w:rPr>
-              <w:t>NaN</w:t>
-            </w:r>
-            <w:proofErr w:type="spellEnd"/>
-            <w:r>
-              <w:rPr>
-                <w:rFonts w:ascii="Times New Roman" w:hAnsi="Times New Roman" w:cs="Times New Roman"/>
-                <w:sz w:val="24"/>
-                <w:szCs w:val="24"/>
-              </w:rPr>
-              <w:t>));  //  true</w:t>
+              <w:t>console.log(Object.is(NaN, NaN));  //  true</w:t>
             </w:r>
           </w:p>
         </w:tc>
@@ -17937,61 +15266,7 @@
           <w:sz w:val="24"/>
           <w:szCs w:val="24"/>
         </w:rPr>
-        <w:t xml:space="preserve">n JavaScript, </w:t>
-      </w:r>
-      <w:proofErr w:type="spellStart"/>
-      <w:r>
-        <w:rPr>
-          <w:rFonts w:ascii="Times New Roman" w:hAnsi="Times New Roman" w:cs="Times New Roman"/>
-          <w:sz w:val="24"/>
-          <w:szCs w:val="24"/>
-        </w:rPr>
-        <w:t>NaN</w:t>
-      </w:r>
-      <w:proofErr w:type="spellEnd"/>
-      <w:r>
-        <w:rPr>
-          <w:rFonts w:ascii="Times New Roman" w:hAnsi="Times New Roman" w:cs="Times New Roman"/>
-          <w:sz w:val="24"/>
-          <w:szCs w:val="24"/>
-        </w:rPr>
-        <w:t xml:space="preserve"> is not equal to itself with ===, which can be confusing. Object.is() is introduced to correctly compare edge cases like </w:t>
-      </w:r>
-      <w:proofErr w:type="spellStart"/>
-      <w:r>
-        <w:rPr>
-          <w:rFonts w:ascii="Times New Roman" w:hAnsi="Times New Roman" w:cs="Times New Roman"/>
-          <w:sz w:val="24"/>
-          <w:szCs w:val="24"/>
-        </w:rPr>
-        <w:t>NaN</w:t>
-      </w:r>
-      <w:proofErr w:type="spellEnd"/>
-      <w:r>
-        <w:rPr>
-          <w:rFonts w:ascii="Times New Roman" w:hAnsi="Times New Roman" w:cs="Times New Roman"/>
-          <w:sz w:val="24"/>
-          <w:szCs w:val="24"/>
-        </w:rPr>
-        <w:t xml:space="preserve"> === </w:t>
-      </w:r>
-      <w:proofErr w:type="spellStart"/>
-      <w:r>
-        <w:rPr>
-          <w:rFonts w:ascii="Times New Roman" w:hAnsi="Times New Roman" w:cs="Times New Roman"/>
-          <w:sz w:val="24"/>
-          <w:szCs w:val="24"/>
-        </w:rPr>
-        <w:t>NaN</w:t>
-      </w:r>
-      <w:proofErr w:type="spellEnd"/>
-      <w:r>
-        <w:rPr>
-          <w:rFonts w:ascii="Times New Roman" w:hAnsi="Times New Roman" w:cs="Times New Roman"/>
-          <w:sz w:val="24"/>
-          <w:szCs w:val="24"/>
-        </w:rPr>
-        <w:t>, and also distinguish +0 and -0.</w:t>
+        <w:t>n JavaScript, NaN is not equal to itself with ===, which can be confusing. Object.is() is introduced to correctly compare edge cases like NaN === NaN, and also distinguish +0 and -0.</w:t>
       </w:r>
     </w:p>
     <w:p>
@@ -18392,25 +15667,7 @@
                 <w:sz w:val="24"/>
                 <w:szCs w:val="24"/>
               </w:rPr>
-              <w:t>To fix Number((0.1 + 0.2).</w:t>
-            </w:r>
-            <w:proofErr w:type="spellStart"/>
-            <w:r>
-              <w:rPr>
-                <w:rFonts w:ascii="Times New Roman" w:hAnsi="Times New Roman" w:cs="Times New Roman"/>
-                <w:sz w:val="24"/>
-                <w:szCs w:val="24"/>
-              </w:rPr>
-              <w:t>toFixed</w:t>
-            </w:r>
-            <w:proofErr w:type="spellEnd"/>
-            <w:r>
-              <w:rPr>
-                <w:rFonts w:ascii="Times New Roman" w:hAnsi="Times New Roman" w:cs="Times New Roman"/>
-                <w:sz w:val="24"/>
-                <w:szCs w:val="24"/>
-              </w:rPr>
-              <w:t>(2)) === 0.3 // true</w:t>
+              <w:t>To fix Number((0.1 + 0.2).toFixed(2)) === 0.3 // true</w:t>
             </w:r>
           </w:p>
         </w:tc>
@@ -18735,43 +15992,7 @@
                 <w:sz w:val="24"/>
                 <w:szCs w:val="24"/>
               </w:rPr>
-              <w:t xml:space="preserve">and operand so it </w:t>
-            </w:r>
-            <w:proofErr w:type="gramStart"/>
-            <w:r>
-              <w:rPr>
-                <w:rFonts w:ascii="Times New Roman" w:hAnsi="Times New Roman" w:cs="Times New Roman"/>
-                <w:sz w:val="24"/>
-                <w:szCs w:val="24"/>
-              </w:rPr>
-              <w:t>return</w:t>
-            </w:r>
-            <w:proofErr w:type="gramEnd"/>
-            <w:r>
-              <w:rPr>
-                <w:rFonts w:ascii="Times New Roman" w:hAnsi="Times New Roman" w:cs="Times New Roman"/>
-                <w:sz w:val="24"/>
-                <w:szCs w:val="24"/>
-              </w:rPr>
-              <w:t xml:space="preserve"> second value </w:t>
-            </w:r>
-            <w:proofErr w:type="spellStart"/>
-            <w:r>
-              <w:rPr>
-                <w:rFonts w:ascii="Times New Roman" w:hAnsi="Times New Roman" w:cs="Times New Roman"/>
-                <w:sz w:val="24"/>
-                <w:szCs w:val="24"/>
-              </w:rPr>
-              <w:t>bcz</w:t>
-            </w:r>
-            <w:proofErr w:type="spellEnd"/>
-            <w:r>
-              <w:rPr>
-                <w:rFonts w:ascii="Times New Roman" w:hAnsi="Times New Roman" w:cs="Times New Roman"/>
-                <w:sz w:val="24"/>
-                <w:szCs w:val="24"/>
-              </w:rPr>
-              <w:t xml:space="preserve"> 1</w:t>
+              <w:t>and operand so it return second value bcz 1</w:t>
             </w:r>
             <w:r>
               <w:rPr>
@@ -18887,25 +16108,7 @@
                 <w:sz w:val="24"/>
                 <w:szCs w:val="24"/>
               </w:rPr>
-              <w:t xml:space="preserve">!0                  // true (0 is </w:t>
-            </w:r>
-            <w:proofErr w:type="spellStart"/>
-            <w:r>
-              <w:rPr>
-                <w:rFonts w:ascii="Times New Roman" w:hAnsi="Times New Roman" w:cs="Times New Roman"/>
-                <w:sz w:val="24"/>
-                <w:szCs w:val="24"/>
-              </w:rPr>
-              <w:t>falsy</w:t>
-            </w:r>
-            <w:proofErr w:type="spellEnd"/>
-            <w:r>
-              <w:rPr>
-                <w:rFonts w:ascii="Times New Roman" w:hAnsi="Times New Roman" w:cs="Times New Roman"/>
-                <w:sz w:val="24"/>
-                <w:szCs w:val="24"/>
-              </w:rPr>
-              <w:t>)</w:t>
+              <w:t>!0                  // true (0 is falsy)</w:t>
             </w:r>
           </w:p>
         </w:tc>
@@ -19504,23 +16707,13 @@
                 <w:szCs w:val="24"/>
               </w:rPr>
             </w:pPr>
-            <w:proofErr w:type="spellStart"/>
             <w:r>
               <w:rPr>
                 <w:rFonts w:ascii="Times New Roman" w:hAnsi="Times New Roman" w:cs="Times New Roman"/>
                 <w:sz w:val="24"/>
                 <w:szCs w:val="24"/>
               </w:rPr>
-              <w:t>b.push</w:t>
-            </w:r>
-            <w:proofErr w:type="spellEnd"/>
-            <w:r>
-              <w:rPr>
-                <w:rFonts w:ascii="Times New Roman" w:hAnsi="Times New Roman" w:cs="Times New Roman"/>
-                <w:sz w:val="24"/>
-                <w:szCs w:val="24"/>
-              </w:rPr>
-              <w:t>(4);</w:t>
+              <w:t>b.push(4);</w:t>
             </w:r>
           </w:p>
           <w:p>
@@ -20132,23 +17325,13 @@
         </w:rPr>
         <w:cr/>
       </w:r>
-      <w:proofErr w:type="spellStart"/>
-      <w:r>
-        <w:rPr>
-          <w:rFonts w:ascii="Times New Roman" w:hAnsi="Times New Roman" w:cs="Times New Roman"/>
-          <w:sz w:val="24"/>
-          <w:szCs w:val="24"/>
-        </w:rPr>
-        <w:t>sayHi</w:t>
-      </w:r>
-      <w:proofErr w:type="spellEnd"/>
-      <w:r>
-        <w:rPr>
-          <w:rFonts w:ascii="Times New Roman" w:hAnsi="Times New Roman" w:cs="Times New Roman"/>
-          <w:sz w:val="24"/>
-          <w:szCs w:val="24"/>
-        </w:rPr>
-        <w:t>() is a regular function (hoisted)</w:t>
+      <w:r>
+        <w:rPr>
+          <w:rFonts w:ascii="Times New Roman" w:hAnsi="Times New Roman" w:cs="Times New Roman"/>
+          <w:sz w:val="24"/>
+          <w:szCs w:val="24"/>
+        </w:rPr>
+        <w:t>sayHi() is a regular function (hoisted)</w:t>
       </w:r>
     </w:p>
     <w:p>
@@ -21303,7 +18486,6 @@
   <w:style w:type="character" w:default="1" w:styleId="DefaultParagraphFont">
     <w:name w:val="Default Paragraph Font"/>
     <w:uiPriority w:val="1"/>
-    <w:semiHidden/>
     <w:unhideWhenUsed/>
   </w:style>
   <w:style w:type="table" w:default="1" w:styleId="TableNormal">

--- a/Prereq - Interview prep.docx
+++ b/Prereq - Interview prep.docx
@@ -684,7 +684,25 @@
           <w:sz w:val="24"/>
           <w:szCs w:val="24"/>
         </w:rPr>
-        <w:t>Graphics: &lt;canvas&gt;, &lt;svg&gt;</w:t>
+        <w:t>Graphics: &lt;canvas&gt;, &lt;</w:t>
+      </w:r>
+      <w:proofErr w:type="spellStart"/>
+      <w:r>
+        <w:rPr>
+          <w:rFonts w:ascii="Times New Roman" w:hAnsi="Times New Roman" w:cs="Times New Roman"/>
+          <w:sz w:val="24"/>
+          <w:szCs w:val="24"/>
+        </w:rPr>
+        <w:t>svg</w:t>
+      </w:r>
+      <w:proofErr w:type="spellEnd"/>
+      <w:r>
+        <w:rPr>
+          <w:rFonts w:ascii="Times New Roman" w:hAnsi="Times New Roman" w:cs="Times New Roman"/>
+          <w:sz w:val="24"/>
+          <w:szCs w:val="24"/>
+        </w:rPr>
+        <w:t>&gt;</w:t>
       </w:r>
     </w:p>
     <w:p>
@@ -718,8 +736,36 @@
           <w:sz w:val="24"/>
           <w:szCs w:val="24"/>
         </w:rPr>
-        <w:t>Local storage: localStorage, sessionStorage</w:t>
-      </w:r>
+        <w:t xml:space="preserve">Local storage: </w:t>
+      </w:r>
+      <w:proofErr w:type="spellStart"/>
+      <w:r>
+        <w:rPr>
+          <w:rFonts w:ascii="Times New Roman" w:hAnsi="Times New Roman" w:cs="Times New Roman"/>
+          <w:sz w:val="24"/>
+          <w:szCs w:val="24"/>
+        </w:rPr>
+        <w:t>localStorage</w:t>
+      </w:r>
+      <w:proofErr w:type="spellEnd"/>
+      <w:r>
+        <w:rPr>
+          <w:rFonts w:ascii="Times New Roman" w:hAnsi="Times New Roman" w:cs="Times New Roman"/>
+          <w:sz w:val="24"/>
+          <w:szCs w:val="24"/>
+        </w:rPr>
+        <w:t xml:space="preserve">, </w:t>
+      </w:r>
+      <w:proofErr w:type="spellStart"/>
+      <w:r>
+        <w:rPr>
+          <w:rFonts w:ascii="Times New Roman" w:hAnsi="Times New Roman" w:cs="Times New Roman"/>
+          <w:sz w:val="24"/>
+          <w:szCs w:val="24"/>
+        </w:rPr>
+        <w:t>sessionStorage</w:t>
+      </w:r>
+      <w:proofErr w:type="spellEnd"/>
     </w:p>
     <w:p>
       <w:pPr>
@@ -769,13 +815,23 @@
           <w:szCs w:val="24"/>
         </w:rPr>
       </w:pPr>
-      <w:r>
-        <w:rPr>
-          <w:rFonts w:ascii="Times New Roman" w:hAnsi="Times New Roman" w:cs="Times New Roman"/>
-          <w:sz w:val="24"/>
-          <w:szCs w:val="24"/>
-        </w:rPr>
-        <w:t>id is unique; used once per page.</w:t>
+      <w:proofErr w:type="spellStart"/>
+      <w:r>
+        <w:rPr>
+          <w:rFonts w:ascii="Times New Roman" w:hAnsi="Times New Roman" w:cs="Times New Roman"/>
+          <w:sz w:val="24"/>
+          <w:szCs w:val="24"/>
+        </w:rPr>
+        <w:t>id</w:t>
+      </w:r>
+      <w:proofErr w:type="spellEnd"/>
+      <w:r>
+        <w:rPr>
+          <w:rFonts w:ascii="Times New Roman" w:hAnsi="Times New Roman" w:cs="Times New Roman"/>
+          <w:sz w:val="24"/>
+          <w:szCs w:val="24"/>
+        </w:rPr>
+        <w:t xml:space="preserve"> is unique; used once per page.</w:t>
       </w:r>
     </w:p>
     <w:p>
@@ -883,7 +939,43 @@
           <w:sz w:val="24"/>
           <w:szCs w:val="24"/>
         </w:rPr>
-        <w:t>It breaks the uniqueness rule. JavaScript’s getElementById() returns only the first match, and CSS behavior becomes unpredictable.</w:t>
+        <w:t xml:space="preserve">It breaks the uniqueness rule. JavaScript’s </w:t>
+      </w:r>
+      <w:proofErr w:type="spellStart"/>
+      <w:r>
+        <w:rPr>
+          <w:rFonts w:ascii="Times New Roman" w:hAnsi="Times New Roman" w:cs="Times New Roman"/>
+          <w:sz w:val="24"/>
+          <w:szCs w:val="24"/>
+        </w:rPr>
+        <w:t>getElementById</w:t>
+      </w:r>
+      <w:proofErr w:type="spellEnd"/>
+      <w:r>
+        <w:rPr>
+          <w:rFonts w:ascii="Times New Roman" w:hAnsi="Times New Roman" w:cs="Times New Roman"/>
+          <w:sz w:val="24"/>
+          <w:szCs w:val="24"/>
+        </w:rPr>
+        <w:t xml:space="preserve">() returns only the first match, and CSS </w:t>
+      </w:r>
+      <w:proofErr w:type="spellStart"/>
+      <w:r>
+        <w:rPr>
+          <w:rFonts w:ascii="Times New Roman" w:hAnsi="Times New Roman" w:cs="Times New Roman"/>
+          <w:sz w:val="24"/>
+          <w:szCs w:val="24"/>
+        </w:rPr>
+        <w:t>behavior</w:t>
+      </w:r>
+      <w:proofErr w:type="spellEnd"/>
+      <w:r>
+        <w:rPr>
+          <w:rFonts w:ascii="Times New Roman" w:hAnsi="Times New Roman" w:cs="Times New Roman"/>
+          <w:sz w:val="24"/>
+          <w:szCs w:val="24"/>
+        </w:rPr>
+        <w:t xml:space="preserve"> becomes unpredictable.</w:t>
       </w:r>
     </w:p>
     <w:p>
@@ -1351,7 +1443,25 @@
           <w:sz w:val="24"/>
           <w:szCs w:val="24"/>
         </w:rPr>
-        <w:t>It makes the body a flex container, allowing us to center the form both horizontally and vertically using justify-content and align-items.</w:t>
+        <w:t xml:space="preserve">It makes the body a flex container, allowing us to </w:t>
+      </w:r>
+      <w:proofErr w:type="spellStart"/>
+      <w:r>
+        <w:rPr>
+          <w:rFonts w:ascii="Times New Roman" w:hAnsi="Times New Roman" w:cs="Times New Roman"/>
+          <w:sz w:val="24"/>
+          <w:szCs w:val="24"/>
+        </w:rPr>
+        <w:t>center</w:t>
+      </w:r>
+      <w:proofErr w:type="spellEnd"/>
+      <w:r>
+        <w:rPr>
+          <w:rFonts w:ascii="Times New Roman" w:hAnsi="Times New Roman" w:cs="Times New Roman"/>
+          <w:sz w:val="24"/>
+          <w:szCs w:val="24"/>
+        </w:rPr>
+        <w:t xml:space="preserve"> the form both horizontally and vertically using justify-content and align-items.</w:t>
       </w:r>
     </w:p>
     <w:p>
@@ -1431,7 +1541,25 @@
           <w:sz w:val="24"/>
           <w:szCs w:val="24"/>
         </w:rPr>
-        <w:t>HTML5 introduced new input types (email, url, date, number, etc.), form validation attributes (required, min, max, pattern), and improved accessibility with label, placeholder, and autocomplete.</w:t>
+        <w:t xml:space="preserve">HTML5 introduced new input types (email, </w:t>
+      </w:r>
+      <w:proofErr w:type="spellStart"/>
+      <w:r>
+        <w:rPr>
+          <w:rFonts w:ascii="Times New Roman" w:hAnsi="Times New Roman" w:cs="Times New Roman"/>
+          <w:sz w:val="24"/>
+          <w:szCs w:val="24"/>
+        </w:rPr>
+        <w:t>url</w:t>
+      </w:r>
+      <w:proofErr w:type="spellEnd"/>
+      <w:r>
+        <w:rPr>
+          <w:rFonts w:ascii="Times New Roman" w:hAnsi="Times New Roman" w:cs="Times New Roman"/>
+          <w:sz w:val="24"/>
+          <w:szCs w:val="24"/>
+        </w:rPr>
+        <w:t>, date, number, etc.), form validation attributes (required, min, max, pattern), and improved accessibility with label, placeholder, and autocomplete.</w:t>
       </w:r>
     </w:p>
     <w:tbl>
@@ -1957,7 +2085,42 @@
           <w:sz w:val="24"/>
           <w:szCs w:val="24"/>
         </w:rPr>
-        <w:t>What are data- attributes? How and when should you use them?*</w:t>
+        <w:t>What are data- attributes? How and when should you use them?</w:t>
+      </w:r>
+    </w:p>
+    <w:p>
+      <w:pPr>
+        <w:rPr>
+          <w:rFonts w:ascii="Times New Roman" w:hAnsi="Times New Roman" w:cs="Times New Roman"/>
+          <w:sz w:val="24"/>
+          <w:szCs w:val="24"/>
+        </w:rPr>
+      </w:pPr>
+      <w:r>
+        <w:rPr>
+          <w:rFonts w:ascii="Times New Roman" w:hAnsi="Times New Roman" w:cs="Times New Roman"/>
+          <w:sz w:val="24"/>
+          <w:szCs w:val="24"/>
+        </w:rPr>
+        <w:t xml:space="preserve">Data attributes are custom HTML attributes starting with data- that let you store extra metadata on elements. They’re useful for small, element-specific values like IDs, configs, or states, which JavaScript can read via </w:t>
+      </w:r>
+      <w:proofErr w:type="spellStart"/>
+      <w:r>
+        <w:rPr>
+          <w:rFonts w:ascii="Times New Roman" w:hAnsi="Times New Roman" w:cs="Times New Roman"/>
+          <w:sz w:val="24"/>
+          <w:szCs w:val="24"/>
+        </w:rPr>
+        <w:t>element.dataset</w:t>
+      </w:r>
+      <w:proofErr w:type="spellEnd"/>
+      <w:r>
+        <w:rPr>
+          <w:rFonts w:ascii="Times New Roman" w:hAnsi="Times New Roman" w:cs="Times New Roman"/>
+          <w:sz w:val="24"/>
+          <w:szCs w:val="24"/>
+        </w:rPr>
+        <w:t>. They’re not for large or sensitive data, just for lightweight info tied directly to the DOM.”</w:t>
       </w:r>
     </w:p>
     <w:p>
@@ -2189,24 +2352,144 @@
           <w:sz w:val="24"/>
           <w:szCs w:val="24"/>
         </w:rPr>
-        <w:t>How does HTML5 handle offline storage? Compare localStorage vs sessionStorage vs cookies.</w:t>
-      </w:r>
-    </w:p>
-    <w:p>
-      <w:pPr>
-        <w:rPr>
-          <w:rFonts w:ascii="Times New Roman" w:hAnsi="Times New Roman" w:cs="Times New Roman"/>
-          <w:sz w:val="24"/>
-          <w:szCs w:val="24"/>
-        </w:rPr>
-      </w:pPr>
-      <w:r>
-        <w:rPr>
-          <w:rFonts w:ascii="Times New Roman" w:hAnsi="Times New Roman" w:cs="Times New Roman"/>
-          <w:sz w:val="24"/>
-          <w:szCs w:val="24"/>
-        </w:rPr>
-        <w:t>HTML5 introduced localStorage and sessionStorage as more efficient, client-side storage options compared to cookies. While localStorage stores data persistently, sessionStorage is limited to a tab session. Unlike cookies, neither are sent to the server automatically, reducing network load.</w:t>
+        <w:t xml:space="preserve">How does HTML5 handle offline storage? Compare </w:t>
+      </w:r>
+      <w:proofErr w:type="spellStart"/>
+      <w:r>
+        <w:rPr>
+          <w:rFonts w:ascii="Times New Roman" w:hAnsi="Times New Roman" w:cs="Times New Roman"/>
+          <w:b/>
+          <w:bCs/>
+          <w:color w:val="833C0B" w:themeColor="accent2" w:themeShade="80"/>
+          <w:sz w:val="24"/>
+          <w:szCs w:val="24"/>
+        </w:rPr>
+        <w:t>localStorage</w:t>
+      </w:r>
+      <w:proofErr w:type="spellEnd"/>
+      <w:r>
+        <w:rPr>
+          <w:rFonts w:ascii="Times New Roman" w:hAnsi="Times New Roman" w:cs="Times New Roman"/>
+          <w:b/>
+          <w:bCs/>
+          <w:color w:val="833C0B" w:themeColor="accent2" w:themeShade="80"/>
+          <w:sz w:val="24"/>
+          <w:szCs w:val="24"/>
+        </w:rPr>
+        <w:t xml:space="preserve"> vs </w:t>
+      </w:r>
+      <w:proofErr w:type="spellStart"/>
+      <w:r>
+        <w:rPr>
+          <w:rFonts w:ascii="Times New Roman" w:hAnsi="Times New Roman" w:cs="Times New Roman"/>
+          <w:b/>
+          <w:bCs/>
+          <w:color w:val="833C0B" w:themeColor="accent2" w:themeShade="80"/>
+          <w:sz w:val="24"/>
+          <w:szCs w:val="24"/>
+        </w:rPr>
+        <w:t>sessionStorage</w:t>
+      </w:r>
+      <w:proofErr w:type="spellEnd"/>
+      <w:r>
+        <w:rPr>
+          <w:rFonts w:ascii="Times New Roman" w:hAnsi="Times New Roman" w:cs="Times New Roman"/>
+          <w:b/>
+          <w:bCs/>
+          <w:color w:val="833C0B" w:themeColor="accent2" w:themeShade="80"/>
+          <w:sz w:val="24"/>
+          <w:szCs w:val="24"/>
+        </w:rPr>
+        <w:t xml:space="preserve"> vs cookies.</w:t>
+      </w:r>
+    </w:p>
+    <w:p>
+      <w:pPr>
+        <w:rPr>
+          <w:rFonts w:ascii="Times New Roman" w:hAnsi="Times New Roman" w:cs="Times New Roman"/>
+          <w:sz w:val="24"/>
+          <w:szCs w:val="24"/>
+        </w:rPr>
+      </w:pPr>
+      <w:r>
+        <w:rPr>
+          <w:rFonts w:ascii="Times New Roman" w:hAnsi="Times New Roman" w:cs="Times New Roman"/>
+          <w:sz w:val="24"/>
+          <w:szCs w:val="24"/>
+        </w:rPr>
+        <w:t xml:space="preserve">HTML5 introduced </w:t>
+      </w:r>
+      <w:proofErr w:type="spellStart"/>
+      <w:r>
+        <w:rPr>
+          <w:rFonts w:ascii="Times New Roman" w:hAnsi="Times New Roman" w:cs="Times New Roman"/>
+          <w:sz w:val="24"/>
+          <w:szCs w:val="24"/>
+        </w:rPr>
+        <w:t>localStorage</w:t>
+      </w:r>
+      <w:proofErr w:type="spellEnd"/>
+      <w:r>
+        <w:rPr>
+          <w:rFonts w:ascii="Times New Roman" w:hAnsi="Times New Roman" w:cs="Times New Roman"/>
+          <w:sz w:val="24"/>
+          <w:szCs w:val="24"/>
+        </w:rPr>
+        <w:t xml:space="preserve"> and </w:t>
+      </w:r>
+      <w:proofErr w:type="spellStart"/>
+      <w:r>
+        <w:rPr>
+          <w:rFonts w:ascii="Times New Roman" w:hAnsi="Times New Roman" w:cs="Times New Roman"/>
+          <w:sz w:val="24"/>
+          <w:szCs w:val="24"/>
+        </w:rPr>
+        <w:t>sessionStorage</w:t>
+      </w:r>
+      <w:proofErr w:type="spellEnd"/>
+      <w:r>
+        <w:rPr>
+          <w:rFonts w:ascii="Times New Roman" w:hAnsi="Times New Roman" w:cs="Times New Roman"/>
+          <w:sz w:val="24"/>
+          <w:szCs w:val="24"/>
+        </w:rPr>
+        <w:t xml:space="preserve"> as more efficient, client-side storage options compared to cookies. While </w:t>
+      </w:r>
+      <w:proofErr w:type="spellStart"/>
+      <w:r>
+        <w:rPr>
+          <w:rFonts w:ascii="Times New Roman" w:hAnsi="Times New Roman" w:cs="Times New Roman"/>
+          <w:sz w:val="24"/>
+          <w:szCs w:val="24"/>
+        </w:rPr>
+        <w:t>localStorage</w:t>
+      </w:r>
+      <w:proofErr w:type="spellEnd"/>
+      <w:r>
+        <w:rPr>
+          <w:rFonts w:ascii="Times New Roman" w:hAnsi="Times New Roman" w:cs="Times New Roman"/>
+          <w:sz w:val="24"/>
+          <w:szCs w:val="24"/>
+        </w:rPr>
+        <w:t xml:space="preserve"> stores data persistently, </w:t>
+      </w:r>
+      <w:proofErr w:type="spellStart"/>
+      <w:r>
+        <w:rPr>
+          <w:rFonts w:ascii="Times New Roman" w:hAnsi="Times New Roman" w:cs="Times New Roman"/>
+          <w:sz w:val="24"/>
+          <w:szCs w:val="24"/>
+        </w:rPr>
+        <w:t>sessionStorage</w:t>
+      </w:r>
+      <w:proofErr w:type="spellEnd"/>
+      <w:r>
+        <w:rPr>
+          <w:rFonts w:ascii="Times New Roman" w:hAnsi="Times New Roman" w:cs="Times New Roman"/>
+          <w:sz w:val="24"/>
+          <w:szCs w:val="24"/>
+        </w:rPr>
+        <w:t xml:space="preserve"> is limited to a tab session. Unlike cookies, neither are sent to the server automatically, reducing network load.</w:t>
       </w:r>
     </w:p>
     <w:p>
@@ -2343,7 +2626,25 @@
           <w:sz w:val="24"/>
           <w:szCs w:val="24"/>
         </w:rPr>
-        <w:t>It makes the body a flex container, allowing us to center the form both horizontally and vertically using justify-content and align-items.</w:t>
+        <w:t xml:space="preserve">It makes the body a flex container, allowing us to </w:t>
+      </w:r>
+      <w:proofErr w:type="spellStart"/>
+      <w:r>
+        <w:rPr>
+          <w:rFonts w:ascii="Times New Roman" w:hAnsi="Times New Roman" w:cs="Times New Roman"/>
+          <w:sz w:val="24"/>
+          <w:szCs w:val="24"/>
+        </w:rPr>
+        <w:t>center</w:t>
+      </w:r>
+      <w:proofErr w:type="spellEnd"/>
+      <w:r>
+        <w:rPr>
+          <w:rFonts w:ascii="Times New Roman" w:hAnsi="Times New Roman" w:cs="Times New Roman"/>
+          <w:sz w:val="24"/>
+          <w:szCs w:val="24"/>
+        </w:rPr>
+        <w:t xml:space="preserve"> the form both horizontally and vertically using justify-content and align-items.</w:t>
       </w:r>
     </w:p>
     <w:p>
@@ -3151,41 +3452,143 @@
           <w:sz w:val="24"/>
           <w:szCs w:val="24"/>
         </w:rPr>
-        <w:t>Difference between em, rem, %, px in CSS?</w:t>
-      </w:r>
-    </w:p>
-    <w:p>
-      <w:pPr>
-        <w:rPr>
-          <w:rFonts w:ascii="Times New Roman" w:hAnsi="Times New Roman" w:cs="Times New Roman"/>
-          <w:sz w:val="24"/>
-          <w:szCs w:val="24"/>
-        </w:rPr>
-      </w:pPr>
-      <w:r>
-        <w:rPr>
-          <w:rFonts w:ascii="Times New Roman" w:hAnsi="Times New Roman" w:cs="Times New Roman"/>
-          <w:sz w:val="24"/>
-          <w:szCs w:val="24"/>
-        </w:rPr>
-        <w:t>I use rem for consistent scalable typography across the app, em for element-relative spacing, % for fluid layouts, and px only when precise control is needed.</w:t>
-      </w:r>
-    </w:p>
-    <w:p>
-      <w:pPr>
-        <w:rPr>
-          <w:rFonts w:ascii="Times New Roman" w:hAnsi="Times New Roman" w:cs="Times New Roman"/>
-          <w:sz w:val="24"/>
-          <w:szCs w:val="24"/>
-        </w:rPr>
-      </w:pPr>
-      <w:r>
-        <w:rPr>
-          <w:rFonts w:ascii="Times New Roman" w:hAnsi="Times New Roman" w:cs="Times New Roman"/>
-          <w:sz w:val="24"/>
-          <w:szCs w:val="24"/>
-        </w:rPr>
-        <w:t>In my Nokia project, we switched from px to rem for accessibility and responsiveness — especially for large-screen dashboards.</w:t>
+        <w:t xml:space="preserve">Difference between </w:t>
+      </w:r>
+      <w:proofErr w:type="spellStart"/>
+      <w:r>
+        <w:rPr>
+          <w:rFonts w:ascii="Times New Roman" w:hAnsi="Times New Roman" w:cs="Times New Roman"/>
+          <w:b/>
+          <w:bCs/>
+          <w:color w:val="833C0B" w:themeColor="accent2" w:themeShade="80"/>
+          <w:sz w:val="24"/>
+          <w:szCs w:val="24"/>
+        </w:rPr>
+        <w:t>em</w:t>
+      </w:r>
+      <w:proofErr w:type="spellEnd"/>
+      <w:r>
+        <w:rPr>
+          <w:rFonts w:ascii="Times New Roman" w:hAnsi="Times New Roman" w:cs="Times New Roman"/>
+          <w:b/>
+          <w:bCs/>
+          <w:color w:val="833C0B" w:themeColor="accent2" w:themeShade="80"/>
+          <w:sz w:val="24"/>
+          <w:szCs w:val="24"/>
+        </w:rPr>
+        <w:t xml:space="preserve">, rem, %, </w:t>
+      </w:r>
+      <w:proofErr w:type="spellStart"/>
+      <w:r>
+        <w:rPr>
+          <w:rFonts w:ascii="Times New Roman" w:hAnsi="Times New Roman" w:cs="Times New Roman"/>
+          <w:b/>
+          <w:bCs/>
+          <w:color w:val="833C0B" w:themeColor="accent2" w:themeShade="80"/>
+          <w:sz w:val="24"/>
+          <w:szCs w:val="24"/>
+        </w:rPr>
+        <w:t>px</w:t>
+      </w:r>
+      <w:proofErr w:type="spellEnd"/>
+      <w:r>
+        <w:rPr>
+          <w:rFonts w:ascii="Times New Roman" w:hAnsi="Times New Roman" w:cs="Times New Roman"/>
+          <w:b/>
+          <w:bCs/>
+          <w:color w:val="833C0B" w:themeColor="accent2" w:themeShade="80"/>
+          <w:sz w:val="24"/>
+          <w:szCs w:val="24"/>
+        </w:rPr>
+        <w:t xml:space="preserve"> in CSS?</w:t>
+      </w:r>
+    </w:p>
+    <w:p>
+      <w:pPr>
+        <w:rPr>
+          <w:rFonts w:ascii="Times New Roman" w:hAnsi="Times New Roman" w:cs="Times New Roman"/>
+          <w:sz w:val="24"/>
+          <w:szCs w:val="24"/>
+        </w:rPr>
+      </w:pPr>
+      <w:r>
+        <w:rPr>
+          <w:rFonts w:ascii="Times New Roman" w:hAnsi="Times New Roman" w:cs="Times New Roman"/>
+          <w:sz w:val="24"/>
+          <w:szCs w:val="24"/>
+        </w:rPr>
+        <w:t xml:space="preserve">I use rem for consistent scalable typography across the app, </w:t>
+      </w:r>
+      <w:proofErr w:type="spellStart"/>
+      <w:r>
+        <w:rPr>
+          <w:rFonts w:ascii="Times New Roman" w:hAnsi="Times New Roman" w:cs="Times New Roman"/>
+          <w:sz w:val="24"/>
+          <w:szCs w:val="24"/>
+        </w:rPr>
+        <w:t>em</w:t>
+      </w:r>
+      <w:proofErr w:type="spellEnd"/>
+      <w:r>
+        <w:rPr>
+          <w:rFonts w:ascii="Times New Roman" w:hAnsi="Times New Roman" w:cs="Times New Roman"/>
+          <w:sz w:val="24"/>
+          <w:szCs w:val="24"/>
+        </w:rPr>
+        <w:t xml:space="preserve"> for element-relative spacing, % for fluid layouts, and </w:t>
+      </w:r>
+      <w:proofErr w:type="spellStart"/>
+      <w:r>
+        <w:rPr>
+          <w:rFonts w:ascii="Times New Roman" w:hAnsi="Times New Roman" w:cs="Times New Roman"/>
+          <w:sz w:val="24"/>
+          <w:szCs w:val="24"/>
+        </w:rPr>
+        <w:t>px</w:t>
+      </w:r>
+      <w:proofErr w:type="spellEnd"/>
+      <w:r>
+        <w:rPr>
+          <w:rFonts w:ascii="Times New Roman" w:hAnsi="Times New Roman" w:cs="Times New Roman"/>
+          <w:sz w:val="24"/>
+          <w:szCs w:val="24"/>
+        </w:rPr>
+        <w:t xml:space="preserve"> only when precise control is needed.</w:t>
+      </w:r>
+    </w:p>
+    <w:p>
+      <w:pPr>
+        <w:rPr>
+          <w:rFonts w:ascii="Times New Roman" w:hAnsi="Times New Roman" w:cs="Times New Roman"/>
+          <w:sz w:val="24"/>
+          <w:szCs w:val="24"/>
+        </w:rPr>
+      </w:pPr>
+      <w:r>
+        <w:rPr>
+          <w:rFonts w:ascii="Times New Roman" w:hAnsi="Times New Roman" w:cs="Times New Roman"/>
+          <w:sz w:val="24"/>
+          <w:szCs w:val="24"/>
+        </w:rPr>
+        <w:t xml:space="preserve">In my Nokia project, we switched from </w:t>
+      </w:r>
+      <w:proofErr w:type="spellStart"/>
+      <w:r>
+        <w:rPr>
+          <w:rFonts w:ascii="Times New Roman" w:hAnsi="Times New Roman" w:cs="Times New Roman"/>
+          <w:sz w:val="24"/>
+          <w:szCs w:val="24"/>
+        </w:rPr>
+        <w:t>px</w:t>
+      </w:r>
+      <w:proofErr w:type="spellEnd"/>
+      <w:r>
+        <w:rPr>
+          <w:rFonts w:ascii="Times New Roman" w:hAnsi="Times New Roman" w:cs="Times New Roman"/>
+          <w:sz w:val="24"/>
+          <w:szCs w:val="24"/>
+        </w:rPr>
+        <w:t xml:space="preserve"> to rem for accessibility and responsiveness — especially for large-screen dashboards.</w:t>
       </w:r>
     </w:p>
     <w:p>
@@ -3476,8 +3879,21 @@
           <w:sz w:val="24"/>
           <w:szCs w:val="24"/>
         </w:rPr>
-        <w:t>Explain what kind of application we can built using Javascript</w:t>
-      </w:r>
+        <w:t xml:space="preserve">Explain what kind of application we can built using </w:t>
+      </w:r>
+      <w:proofErr w:type="spellStart"/>
+      <w:r>
+        <w:rPr>
+          <w:rFonts w:ascii="Times New Roman" w:hAnsi="Times New Roman" w:cs="Times New Roman"/>
+          <w:b/>
+          <w:bCs/>
+          <w:color w:val="833C0B" w:themeColor="accent2" w:themeShade="80"/>
+          <w:sz w:val="24"/>
+          <w:szCs w:val="24"/>
+        </w:rPr>
+        <w:t>Javascript</w:t>
+      </w:r>
+      <w:proofErr w:type="spellEnd"/>
       <w:r>
         <w:rPr>
           <w:rFonts w:ascii="Times New Roman" w:hAnsi="Times New Roman" w:cs="Times New Roman"/>
@@ -3586,7 +4002,31 @@
           <w:sz w:val="24"/>
           <w:szCs w:val="24"/>
         </w:rPr>
-        <w:t>What is .classList in JavaScript?</w:t>
+        <w:t>What is .</w:t>
+      </w:r>
+      <w:proofErr w:type="spellStart"/>
+      <w:r>
+        <w:rPr>
+          <w:rFonts w:ascii="Times New Roman" w:hAnsi="Times New Roman" w:cs="Times New Roman"/>
+          <w:b/>
+          <w:bCs/>
+          <w:color w:val="833C0B" w:themeColor="accent2" w:themeShade="80"/>
+          <w:sz w:val="24"/>
+          <w:szCs w:val="24"/>
+        </w:rPr>
+        <w:t>classList</w:t>
+      </w:r>
+      <w:proofErr w:type="spellEnd"/>
+      <w:r>
+        <w:rPr>
+          <w:rFonts w:ascii="Times New Roman" w:hAnsi="Times New Roman" w:cs="Times New Roman"/>
+          <w:b/>
+          <w:bCs/>
+          <w:color w:val="833C0B" w:themeColor="accent2" w:themeShade="80"/>
+          <w:sz w:val="24"/>
+          <w:szCs w:val="24"/>
+        </w:rPr>
+        <w:t xml:space="preserve"> in JavaScript?</w:t>
       </w:r>
     </w:p>
     <w:p>
@@ -3609,7 +4049,31 @@
           <w:lang w:eastAsia="en-IN"/>
           <w14:ligatures w14:val="none"/>
         </w:rPr>
-        <w:t>.classList is a JavaScript property used to access the list of CSS classes assigned to an HTML element. It provides methods to add, remove, toggle, or check classes on that element.</w:t>
+        <w:t>.</w:t>
+      </w:r>
+      <w:proofErr w:type="spellStart"/>
+      <w:r>
+        <w:rPr>
+          <w:rFonts w:ascii="Times New Roman" w:eastAsia="Times New Roman" w:hAnsi="Times New Roman" w:cs="Times New Roman"/>
+          <w:kern w:val="0"/>
+          <w:sz w:val="24"/>
+          <w:szCs w:val="24"/>
+          <w:lang w:eastAsia="en-IN"/>
+          <w14:ligatures w14:val="none"/>
+        </w:rPr>
+        <w:t>classList</w:t>
+      </w:r>
+      <w:proofErr w:type="spellEnd"/>
+      <w:r>
+        <w:rPr>
+          <w:rFonts w:ascii="Times New Roman" w:eastAsia="Times New Roman" w:hAnsi="Times New Roman" w:cs="Times New Roman"/>
+          <w:kern w:val="0"/>
+          <w:sz w:val="24"/>
+          <w:szCs w:val="24"/>
+          <w:lang w:eastAsia="en-IN"/>
+          <w14:ligatures w14:val="none"/>
+        </w:rPr>
+        <w:t xml:space="preserve"> is a JavaScript property used to access the list of CSS classes assigned to an HTML element. It provides methods to add, remove, toggle, or check classes on that element.</w:t>
       </w:r>
     </w:p>
     <w:p>
@@ -3694,7 +4158,25 @@
           <w:sz w:val="24"/>
           <w:szCs w:val="24"/>
         </w:rPr>
-        <w:t xml:space="preserve">Variable name should contain only letter,digits,symbols($) and (_)underscore </w:t>
+        <w:t xml:space="preserve">Variable name should contain only </w:t>
+      </w:r>
+      <w:proofErr w:type="spellStart"/>
+      <w:r>
+        <w:rPr>
+          <w:rFonts w:ascii="Times New Roman" w:hAnsi="Times New Roman" w:cs="Times New Roman"/>
+          <w:sz w:val="24"/>
+          <w:szCs w:val="24"/>
+        </w:rPr>
+        <w:t>letter,digits,symbols</w:t>
+      </w:r>
+      <w:proofErr w:type="spellEnd"/>
+      <w:r>
+        <w:rPr>
+          <w:rFonts w:ascii="Times New Roman" w:hAnsi="Times New Roman" w:cs="Times New Roman"/>
+          <w:sz w:val="24"/>
+          <w:szCs w:val="24"/>
+        </w:rPr>
+        <w:t xml:space="preserve">($) and (_)underscore </w:t>
       </w:r>
     </w:p>
     <w:p>
@@ -3915,7 +4397,25 @@
           <w:sz w:val="24"/>
           <w:szCs w:val="24"/>
         </w:rPr>
-        <w:t>Data Types: String, Number, Boolean, Undefined, Null, Symbol, BigInt which hold a single value and are immutable.</w:t>
+        <w:t xml:space="preserve">Data Types: String, Number, Boolean, Undefined, Null, Symbol, </w:t>
+      </w:r>
+      <w:proofErr w:type="spellStart"/>
+      <w:r>
+        <w:rPr>
+          <w:rFonts w:ascii="Times New Roman" w:hAnsi="Times New Roman" w:cs="Times New Roman"/>
+          <w:sz w:val="24"/>
+          <w:szCs w:val="24"/>
+        </w:rPr>
+        <w:t>BigInt</w:t>
+      </w:r>
+      <w:proofErr w:type="spellEnd"/>
+      <w:r>
+        <w:rPr>
+          <w:rFonts w:ascii="Times New Roman" w:hAnsi="Times New Roman" w:cs="Times New Roman"/>
+          <w:sz w:val="24"/>
+          <w:szCs w:val="24"/>
+        </w:rPr>
+        <w:t xml:space="preserve"> which hold a single value and are immutable.</w:t>
       </w:r>
       <w:r>
         <w:rPr>
@@ -3948,7 +4448,43 @@
           <w:szCs w:val="24"/>
         </w:rPr>
         <w:br/>
-        <w:t>I often use typeof and Array.isArray() to safely check types before operations.</w:t>
+        <w:t xml:space="preserve">I often use </w:t>
+      </w:r>
+      <w:proofErr w:type="spellStart"/>
+      <w:r>
+        <w:rPr>
+          <w:rFonts w:ascii="Times New Roman" w:hAnsi="Times New Roman" w:cs="Times New Roman"/>
+          <w:sz w:val="24"/>
+          <w:szCs w:val="24"/>
+        </w:rPr>
+        <w:t>typeof</w:t>
+      </w:r>
+      <w:proofErr w:type="spellEnd"/>
+      <w:r>
+        <w:rPr>
+          <w:rFonts w:ascii="Times New Roman" w:hAnsi="Times New Roman" w:cs="Times New Roman"/>
+          <w:sz w:val="24"/>
+          <w:szCs w:val="24"/>
+        </w:rPr>
+        <w:t xml:space="preserve"> and </w:t>
+      </w:r>
+      <w:proofErr w:type="spellStart"/>
+      <w:r>
+        <w:rPr>
+          <w:rFonts w:ascii="Times New Roman" w:hAnsi="Times New Roman" w:cs="Times New Roman"/>
+          <w:sz w:val="24"/>
+          <w:szCs w:val="24"/>
+        </w:rPr>
+        <w:t>Array.isArray</w:t>
+      </w:r>
+      <w:proofErr w:type="spellEnd"/>
+      <w:r>
+        <w:rPr>
+          <w:rFonts w:ascii="Times New Roman" w:hAnsi="Times New Roman" w:cs="Times New Roman"/>
+          <w:sz w:val="24"/>
+          <w:szCs w:val="24"/>
+        </w:rPr>
+        <w:t>() to safely check types before operations.</w:t>
       </w:r>
     </w:p>
     <w:p>
@@ -4326,7 +4862,25 @@
           <w:sz w:val="24"/>
           <w:szCs w:val="24"/>
         </w:rPr>
-        <w:t>In contrast, accessing variables declared with let or const before initialization will throw a ReferenceError.</w:t>
+        <w:t xml:space="preserve">In contrast, accessing variables declared with let or const before initialization will throw a </w:t>
+      </w:r>
+      <w:proofErr w:type="spellStart"/>
+      <w:r>
+        <w:rPr>
+          <w:rFonts w:ascii="Times New Roman" w:hAnsi="Times New Roman" w:cs="Times New Roman"/>
+          <w:sz w:val="24"/>
+          <w:szCs w:val="24"/>
+        </w:rPr>
+        <w:t>ReferenceError</w:t>
+      </w:r>
+      <w:proofErr w:type="spellEnd"/>
+      <w:r>
+        <w:rPr>
+          <w:rFonts w:ascii="Times New Roman" w:hAnsi="Times New Roman" w:cs="Times New Roman"/>
+          <w:sz w:val="24"/>
+          <w:szCs w:val="24"/>
+        </w:rPr>
+        <w:t>.</w:t>
       </w:r>
     </w:p>
     <w:p>
@@ -4548,6 +5102,7 @@
         </w:rPr>
         <w:t xml:space="preserve"> is JavaScript's </w:t>
       </w:r>
+      <w:proofErr w:type="spellStart"/>
       <w:r>
         <w:rPr>
           <w:rFonts w:ascii="Times New Roman" w:hAnsi="Times New Roman" w:cs="Times New Roman"/>
@@ -4564,6 +5119,7 @@
         </w:rPr>
         <w:t>w</w:t>
       </w:r>
+      <w:proofErr w:type="spellEnd"/>
       <w:r>
         <w:rPr>
           <w:rFonts w:ascii="Times New Roman" w:hAnsi="Times New Roman" w:cs="Times New Roman"/>
@@ -5616,7 +6172,31 @@
           <w:sz w:val="24"/>
           <w:szCs w:val="24"/>
         </w:rPr>
-        <w:t xml:space="preserve">What is promise in Javascript </w:t>
+        <w:t xml:space="preserve">What is promise in </w:t>
+      </w:r>
+      <w:proofErr w:type="spellStart"/>
+      <w:r>
+        <w:rPr>
+          <w:rFonts w:ascii="Times New Roman" w:hAnsi="Times New Roman" w:cs="Times New Roman"/>
+          <w:b/>
+          <w:bCs/>
+          <w:color w:val="833C0B" w:themeColor="accent2" w:themeShade="80"/>
+          <w:sz w:val="24"/>
+          <w:szCs w:val="24"/>
+        </w:rPr>
+        <w:t>Javascript</w:t>
+      </w:r>
+      <w:proofErr w:type="spellEnd"/>
+      <w:r>
+        <w:rPr>
+          <w:rFonts w:ascii="Times New Roman" w:hAnsi="Times New Roman" w:cs="Times New Roman"/>
+          <w:b/>
+          <w:bCs/>
+          <w:color w:val="833C0B" w:themeColor="accent2" w:themeShade="80"/>
+          <w:sz w:val="24"/>
+          <w:szCs w:val="24"/>
+        </w:rPr>
+        <w:t xml:space="preserve"> </w:t>
       </w:r>
     </w:p>
     <w:p>
@@ -5721,7 +6301,25 @@
           <w:sz w:val="24"/>
           <w:szCs w:val="24"/>
         </w:rPr>
-        <w:t>then(): Handles fulfillment and optionally rejection.</w:t>
+        <w:t xml:space="preserve">then(): Handles </w:t>
+      </w:r>
+      <w:proofErr w:type="spellStart"/>
+      <w:r>
+        <w:rPr>
+          <w:rFonts w:ascii="Times New Roman" w:hAnsi="Times New Roman" w:cs="Times New Roman"/>
+          <w:sz w:val="24"/>
+          <w:szCs w:val="24"/>
+        </w:rPr>
+        <w:t>fulfillment</w:t>
+      </w:r>
+      <w:proofErr w:type="spellEnd"/>
+      <w:r>
+        <w:rPr>
+          <w:rFonts w:ascii="Times New Roman" w:hAnsi="Times New Roman" w:cs="Times New Roman"/>
+          <w:sz w:val="24"/>
+          <w:szCs w:val="24"/>
+        </w:rPr>
+        <w:t xml:space="preserve"> and optionally rejection.</w:t>
       </w:r>
     </w:p>
     <w:p>
@@ -5771,7 +6369,25 @@
           <w:sz w:val="24"/>
           <w:szCs w:val="24"/>
         </w:rPr>
-        <w:t>finally(): Runs regardless of fulfillment or rejection.</w:t>
+        <w:t xml:space="preserve">finally(): Runs regardless of </w:t>
+      </w:r>
+      <w:proofErr w:type="spellStart"/>
+      <w:r>
+        <w:rPr>
+          <w:rFonts w:ascii="Times New Roman" w:hAnsi="Times New Roman" w:cs="Times New Roman"/>
+          <w:sz w:val="24"/>
+          <w:szCs w:val="24"/>
+        </w:rPr>
+        <w:t>fulfillment</w:t>
+      </w:r>
+      <w:proofErr w:type="spellEnd"/>
+      <w:r>
+        <w:rPr>
+          <w:rFonts w:ascii="Times New Roman" w:hAnsi="Times New Roman" w:cs="Times New Roman"/>
+          <w:sz w:val="24"/>
+          <w:szCs w:val="24"/>
+        </w:rPr>
+        <w:t xml:space="preserve"> or rejection.</w:t>
       </w:r>
     </w:p>
     <w:p>
@@ -5796,30 +6412,187 @@
           <w:sz w:val="24"/>
           <w:szCs w:val="24"/>
         </w:rPr>
-        <w:t>Methods: Promise.all(), Promise.race(), Promise.allSettled(), Promise.any().</w:t>
-      </w:r>
-    </w:p>
-    <w:p>
-      <w:pPr>
-        <w:rPr>
-          <w:rFonts w:ascii="Times New Roman" w:hAnsi="Times New Roman" w:cs="Times New Roman"/>
-          <w:b/>
-          <w:bCs/>
-          <w:color w:val="833C0B" w:themeColor="accent2" w:themeShade="80"/>
-          <w:sz w:val="24"/>
-          <w:szCs w:val="24"/>
-        </w:rPr>
-      </w:pPr>
-      <w:r>
-        <w:rPr>
-          <w:rFonts w:ascii="Times New Roman" w:hAnsi="Times New Roman" w:cs="Times New Roman"/>
-          <w:b/>
-          <w:bCs/>
-          <w:color w:val="833C0B" w:themeColor="accent2" w:themeShade="80"/>
-          <w:sz w:val="24"/>
-          <w:szCs w:val="24"/>
-        </w:rPr>
-        <w:t>Promise.all(), Promise.race(), Promise.allSettled(), Promise.any()</w:t>
+        <w:t xml:space="preserve">Methods: </w:t>
+      </w:r>
+      <w:proofErr w:type="spellStart"/>
+      <w:r>
+        <w:rPr>
+          <w:rFonts w:ascii="Times New Roman" w:hAnsi="Times New Roman" w:cs="Times New Roman"/>
+          <w:sz w:val="24"/>
+          <w:szCs w:val="24"/>
+        </w:rPr>
+        <w:t>Promise.all</w:t>
+      </w:r>
+      <w:proofErr w:type="spellEnd"/>
+      <w:r>
+        <w:rPr>
+          <w:rFonts w:ascii="Times New Roman" w:hAnsi="Times New Roman" w:cs="Times New Roman"/>
+          <w:sz w:val="24"/>
+          <w:szCs w:val="24"/>
+        </w:rPr>
+        <w:t xml:space="preserve">(), </w:t>
+      </w:r>
+      <w:proofErr w:type="spellStart"/>
+      <w:r>
+        <w:rPr>
+          <w:rFonts w:ascii="Times New Roman" w:hAnsi="Times New Roman" w:cs="Times New Roman"/>
+          <w:sz w:val="24"/>
+          <w:szCs w:val="24"/>
+        </w:rPr>
+        <w:t>Promise.race</w:t>
+      </w:r>
+      <w:proofErr w:type="spellEnd"/>
+      <w:r>
+        <w:rPr>
+          <w:rFonts w:ascii="Times New Roman" w:hAnsi="Times New Roman" w:cs="Times New Roman"/>
+          <w:sz w:val="24"/>
+          <w:szCs w:val="24"/>
+        </w:rPr>
+        <w:t xml:space="preserve">(), </w:t>
+      </w:r>
+      <w:proofErr w:type="spellStart"/>
+      <w:r>
+        <w:rPr>
+          <w:rFonts w:ascii="Times New Roman" w:hAnsi="Times New Roman" w:cs="Times New Roman"/>
+          <w:sz w:val="24"/>
+          <w:szCs w:val="24"/>
+        </w:rPr>
+        <w:t>Promise.allSettled</w:t>
+      </w:r>
+      <w:proofErr w:type="spellEnd"/>
+      <w:r>
+        <w:rPr>
+          <w:rFonts w:ascii="Times New Roman" w:hAnsi="Times New Roman" w:cs="Times New Roman"/>
+          <w:sz w:val="24"/>
+          <w:szCs w:val="24"/>
+        </w:rPr>
+        <w:t xml:space="preserve">(), </w:t>
+      </w:r>
+      <w:proofErr w:type="spellStart"/>
+      <w:r>
+        <w:rPr>
+          <w:rFonts w:ascii="Times New Roman" w:hAnsi="Times New Roman" w:cs="Times New Roman"/>
+          <w:sz w:val="24"/>
+          <w:szCs w:val="24"/>
+        </w:rPr>
+        <w:t>Promise.any</w:t>
+      </w:r>
+      <w:proofErr w:type="spellEnd"/>
+      <w:r>
+        <w:rPr>
+          <w:rFonts w:ascii="Times New Roman" w:hAnsi="Times New Roman" w:cs="Times New Roman"/>
+          <w:sz w:val="24"/>
+          <w:szCs w:val="24"/>
+        </w:rPr>
+        <w:t>().</w:t>
+      </w:r>
+    </w:p>
+    <w:p>
+      <w:pPr>
+        <w:rPr>
+          <w:rFonts w:ascii="Times New Roman" w:hAnsi="Times New Roman" w:cs="Times New Roman"/>
+          <w:b/>
+          <w:bCs/>
+          <w:color w:val="833C0B" w:themeColor="accent2" w:themeShade="80"/>
+          <w:sz w:val="24"/>
+          <w:szCs w:val="24"/>
+        </w:rPr>
+      </w:pPr>
+      <w:proofErr w:type="spellStart"/>
+      <w:r>
+        <w:rPr>
+          <w:rFonts w:ascii="Times New Roman" w:hAnsi="Times New Roman" w:cs="Times New Roman"/>
+          <w:b/>
+          <w:bCs/>
+          <w:color w:val="833C0B" w:themeColor="accent2" w:themeShade="80"/>
+          <w:sz w:val="24"/>
+          <w:szCs w:val="24"/>
+        </w:rPr>
+        <w:t>Promise.all</w:t>
+      </w:r>
+      <w:proofErr w:type="spellEnd"/>
+      <w:r>
+        <w:rPr>
+          <w:rFonts w:ascii="Times New Roman" w:hAnsi="Times New Roman" w:cs="Times New Roman"/>
+          <w:b/>
+          <w:bCs/>
+          <w:color w:val="833C0B" w:themeColor="accent2" w:themeShade="80"/>
+          <w:sz w:val="24"/>
+          <w:szCs w:val="24"/>
+        </w:rPr>
+        <w:t xml:space="preserve">(), </w:t>
+      </w:r>
+      <w:proofErr w:type="spellStart"/>
+      <w:r>
+        <w:rPr>
+          <w:rFonts w:ascii="Times New Roman" w:hAnsi="Times New Roman" w:cs="Times New Roman"/>
+          <w:b/>
+          <w:bCs/>
+          <w:color w:val="833C0B" w:themeColor="accent2" w:themeShade="80"/>
+          <w:sz w:val="24"/>
+          <w:szCs w:val="24"/>
+        </w:rPr>
+        <w:t>Promise.race</w:t>
+      </w:r>
+      <w:proofErr w:type="spellEnd"/>
+      <w:r>
+        <w:rPr>
+          <w:rFonts w:ascii="Times New Roman" w:hAnsi="Times New Roman" w:cs="Times New Roman"/>
+          <w:b/>
+          <w:bCs/>
+          <w:color w:val="833C0B" w:themeColor="accent2" w:themeShade="80"/>
+          <w:sz w:val="24"/>
+          <w:szCs w:val="24"/>
+        </w:rPr>
+        <w:t xml:space="preserve">(), </w:t>
+      </w:r>
+      <w:proofErr w:type="spellStart"/>
+      <w:r>
+        <w:rPr>
+          <w:rFonts w:ascii="Times New Roman" w:hAnsi="Times New Roman" w:cs="Times New Roman"/>
+          <w:b/>
+          <w:bCs/>
+          <w:color w:val="833C0B" w:themeColor="accent2" w:themeShade="80"/>
+          <w:sz w:val="24"/>
+          <w:szCs w:val="24"/>
+        </w:rPr>
+        <w:t>Promise.allSettled</w:t>
+      </w:r>
+      <w:proofErr w:type="spellEnd"/>
+      <w:r>
+        <w:rPr>
+          <w:rFonts w:ascii="Times New Roman" w:hAnsi="Times New Roman" w:cs="Times New Roman"/>
+          <w:b/>
+          <w:bCs/>
+          <w:color w:val="833C0B" w:themeColor="accent2" w:themeShade="80"/>
+          <w:sz w:val="24"/>
+          <w:szCs w:val="24"/>
+        </w:rPr>
+        <w:t xml:space="preserve">(), </w:t>
+      </w:r>
+      <w:proofErr w:type="spellStart"/>
+      <w:r>
+        <w:rPr>
+          <w:rFonts w:ascii="Times New Roman" w:hAnsi="Times New Roman" w:cs="Times New Roman"/>
+          <w:b/>
+          <w:bCs/>
+          <w:color w:val="833C0B" w:themeColor="accent2" w:themeShade="80"/>
+          <w:sz w:val="24"/>
+          <w:szCs w:val="24"/>
+        </w:rPr>
+        <w:t>Promise.any</w:t>
+      </w:r>
+      <w:proofErr w:type="spellEnd"/>
+      <w:r>
+        <w:rPr>
+          <w:rFonts w:ascii="Times New Roman" w:hAnsi="Times New Roman" w:cs="Times New Roman"/>
+          <w:b/>
+          <w:bCs/>
+          <w:color w:val="833C0B" w:themeColor="accent2" w:themeShade="80"/>
+          <w:sz w:val="24"/>
+          <w:szCs w:val="24"/>
+        </w:rPr>
+        <w:t>()</w:t>
       </w:r>
     </w:p>
     <w:p>
@@ -5872,6 +6645,7 @@
           <w:szCs w:val="24"/>
         </w:rPr>
       </w:pPr>
+      <w:proofErr w:type="spellStart"/>
       <w:r>
         <w:rPr>
           <w:rFonts w:ascii="Times New Roman" w:hAnsi="Times New Roman" w:cs="Times New Roman"/>
@@ -5881,8 +6655,9 @@
           <w:sz w:val="24"/>
           <w:szCs w:val="24"/>
         </w:rPr>
-        <w:t>Promise.all()</w:t>
-      </w:r>
+        <w:t>Promise.all</w:t>
+      </w:r>
+      <w:proofErr w:type="spellEnd"/>
       <w:r>
         <w:rPr>
           <w:rFonts w:ascii="Times New Roman" w:hAnsi="Times New Roman" w:cs="Times New Roman"/>
@@ -5892,6 +6667,17 @@
           <w:sz w:val="24"/>
           <w:szCs w:val="24"/>
         </w:rPr>
+        <w:t>()</w:t>
+      </w:r>
+      <w:r>
+        <w:rPr>
+          <w:rFonts w:ascii="Times New Roman" w:hAnsi="Times New Roman" w:cs="Times New Roman"/>
+          <w:b/>
+          <w:bCs/>
+          <w:color w:val="7030A0"/>
+          <w:sz w:val="24"/>
+          <w:szCs w:val="24"/>
+        </w:rPr>
         <w:t>:</w:t>
       </w:r>
       <w:r>
@@ -5927,6 +6713,7 @@
           <w:szCs w:val="24"/>
         </w:rPr>
       </w:pPr>
+      <w:proofErr w:type="spellStart"/>
       <w:r>
         <w:rPr>
           <w:rFonts w:ascii="Times New Roman" w:hAnsi="Times New Roman" w:cs="Times New Roman"/>
@@ -5936,8 +6723,9 @@
           <w:sz w:val="24"/>
           <w:szCs w:val="24"/>
         </w:rPr>
-        <w:t>Promise.race()</w:t>
-      </w:r>
+        <w:t>Promise.race</w:t>
+      </w:r>
+      <w:proofErr w:type="spellEnd"/>
       <w:r>
         <w:rPr>
           <w:rFonts w:ascii="Times New Roman" w:hAnsi="Times New Roman" w:cs="Times New Roman"/>
@@ -5947,6 +6735,17 @@
           <w:sz w:val="24"/>
           <w:szCs w:val="24"/>
         </w:rPr>
+        <w:t>()</w:t>
+      </w:r>
+      <w:r>
+        <w:rPr>
+          <w:rFonts w:ascii="Times New Roman" w:hAnsi="Times New Roman" w:cs="Times New Roman"/>
+          <w:b/>
+          <w:bCs/>
+          <w:color w:val="7030A0"/>
+          <w:sz w:val="24"/>
+          <w:szCs w:val="24"/>
+        </w:rPr>
         <w:t xml:space="preserve">: </w:t>
       </w:r>
       <w:r>
@@ -5986,6 +6785,7 @@
           <w:szCs w:val="24"/>
         </w:rPr>
       </w:pPr>
+      <w:proofErr w:type="spellStart"/>
       <w:r>
         <w:rPr>
           <w:rFonts w:ascii="Times New Roman" w:hAnsi="Times New Roman" w:cs="Times New Roman"/>
@@ -5995,8 +6795,9 @@
           <w:sz w:val="24"/>
           <w:szCs w:val="24"/>
         </w:rPr>
-        <w:t>Promise.allSettled()</w:t>
-      </w:r>
+        <w:t>Promise.allSettled</w:t>
+      </w:r>
+      <w:proofErr w:type="spellEnd"/>
       <w:r>
         <w:rPr>
           <w:rFonts w:ascii="Times New Roman" w:hAnsi="Times New Roman" w:cs="Times New Roman"/>
@@ -6006,6 +6807,17 @@
           <w:sz w:val="24"/>
           <w:szCs w:val="24"/>
         </w:rPr>
+        <w:t>()</w:t>
+      </w:r>
+      <w:r>
+        <w:rPr>
+          <w:rFonts w:ascii="Times New Roman" w:hAnsi="Times New Roman" w:cs="Times New Roman"/>
+          <w:b/>
+          <w:bCs/>
+          <w:color w:val="7030A0"/>
+          <w:sz w:val="24"/>
+          <w:szCs w:val="24"/>
+        </w:rPr>
         <w:t xml:space="preserve">: </w:t>
       </w:r>
       <w:r>
@@ -6057,6 +6869,7 @@
           <w:szCs w:val="24"/>
         </w:rPr>
       </w:pPr>
+      <w:proofErr w:type="spellStart"/>
       <w:r>
         <w:rPr>
           <w:rFonts w:ascii="Times New Roman" w:hAnsi="Times New Roman" w:cs="Times New Roman"/>
@@ -6066,8 +6879,9 @@
           <w:sz w:val="24"/>
           <w:szCs w:val="24"/>
         </w:rPr>
-        <w:t>Promise.any()</w:t>
-      </w:r>
+        <w:t>Promise.any</w:t>
+      </w:r>
+      <w:proofErr w:type="spellEnd"/>
       <w:r>
         <w:rPr>
           <w:rFonts w:ascii="Times New Roman" w:hAnsi="Times New Roman" w:cs="Times New Roman"/>
@@ -6077,6 +6891,17 @@
           <w:sz w:val="24"/>
           <w:szCs w:val="24"/>
         </w:rPr>
+        <w:t>()</w:t>
+      </w:r>
+      <w:r>
+        <w:rPr>
+          <w:rFonts w:ascii="Times New Roman" w:hAnsi="Times New Roman" w:cs="Times New Roman"/>
+          <w:b/>
+          <w:bCs/>
+          <w:color w:val="7030A0"/>
+          <w:sz w:val="24"/>
+          <w:szCs w:val="24"/>
+        </w:rPr>
         <w:t xml:space="preserve">: </w:t>
       </w:r>
       <w:r>
@@ -6108,7 +6933,31 @@
           <w:sz w:val="24"/>
           <w:szCs w:val="24"/>
         </w:rPr>
-        <w:t xml:space="preserve">Explain different States of Promise in Javascript </w:t>
+        <w:t xml:space="preserve">Explain different States of Promise in </w:t>
+      </w:r>
+      <w:proofErr w:type="spellStart"/>
+      <w:r>
+        <w:rPr>
+          <w:rFonts w:ascii="Times New Roman" w:hAnsi="Times New Roman" w:cs="Times New Roman"/>
+          <w:b/>
+          <w:bCs/>
+          <w:color w:val="833C0B" w:themeColor="accent2" w:themeShade="80"/>
+          <w:sz w:val="24"/>
+          <w:szCs w:val="24"/>
+        </w:rPr>
+        <w:t>Javascript</w:t>
+      </w:r>
+      <w:proofErr w:type="spellEnd"/>
+      <w:r>
+        <w:rPr>
+          <w:rFonts w:ascii="Times New Roman" w:hAnsi="Times New Roman" w:cs="Times New Roman"/>
+          <w:b/>
+          <w:bCs/>
+          <w:color w:val="833C0B" w:themeColor="accent2" w:themeShade="80"/>
+          <w:sz w:val="24"/>
+          <w:szCs w:val="24"/>
+        </w:rPr>
+        <w:t xml:space="preserve"> </w:t>
       </w:r>
     </w:p>
     <w:p>
@@ -6223,7 +7072,31 @@
           <w:sz w:val="24"/>
           <w:szCs w:val="24"/>
         </w:rPr>
-        <w:t xml:space="preserve">What is difference between promise and callback in Javascript </w:t>
+        <w:t xml:space="preserve">What is difference between promise and callback in </w:t>
+      </w:r>
+      <w:proofErr w:type="spellStart"/>
+      <w:r>
+        <w:rPr>
+          <w:rFonts w:ascii="Times New Roman" w:hAnsi="Times New Roman" w:cs="Times New Roman"/>
+          <w:b/>
+          <w:bCs/>
+          <w:color w:val="833C0B" w:themeColor="accent2" w:themeShade="80"/>
+          <w:sz w:val="24"/>
+          <w:szCs w:val="24"/>
+        </w:rPr>
+        <w:t>Javascript</w:t>
+      </w:r>
+      <w:proofErr w:type="spellEnd"/>
+      <w:r>
+        <w:rPr>
+          <w:rFonts w:ascii="Times New Roman" w:hAnsi="Times New Roman" w:cs="Times New Roman"/>
+          <w:b/>
+          <w:bCs/>
+          <w:color w:val="833C0B" w:themeColor="accent2" w:themeShade="80"/>
+          <w:sz w:val="24"/>
+          <w:szCs w:val="24"/>
+        </w:rPr>
+        <w:t xml:space="preserve"> </w:t>
       </w:r>
     </w:p>
     <w:p>
@@ -6297,24 +7170,58 @@
           <w:sz w:val="24"/>
           <w:szCs w:val="24"/>
         </w:rPr>
-        <w:t xml:space="preserve">What is Promise.all() in JavaScript, and how is it useful? </w:t>
-      </w:r>
-    </w:p>
-    <w:p>
-      <w:pPr>
-        <w:rPr>
-          <w:rFonts w:ascii="Times New Roman" w:hAnsi="Times New Roman" w:cs="Times New Roman"/>
-          <w:sz w:val="24"/>
-          <w:szCs w:val="24"/>
-        </w:rPr>
-      </w:pPr>
-      <w:r>
-        <w:rPr>
-          <w:rFonts w:ascii="Times New Roman" w:hAnsi="Times New Roman" w:cs="Times New Roman"/>
-          <w:sz w:val="24"/>
-          <w:szCs w:val="24"/>
-        </w:rPr>
-        <w:t>Promise.all() is a method that takes an array of Promises and returns a single Promise that:</w:t>
+        <w:t xml:space="preserve">What is </w:t>
+      </w:r>
+      <w:proofErr w:type="spellStart"/>
+      <w:r>
+        <w:rPr>
+          <w:rFonts w:ascii="Times New Roman" w:hAnsi="Times New Roman" w:cs="Times New Roman"/>
+          <w:b/>
+          <w:bCs/>
+          <w:color w:val="833C0B" w:themeColor="accent2" w:themeShade="80"/>
+          <w:sz w:val="24"/>
+          <w:szCs w:val="24"/>
+        </w:rPr>
+        <w:t>Promise.all</w:t>
+      </w:r>
+      <w:proofErr w:type="spellEnd"/>
+      <w:r>
+        <w:rPr>
+          <w:rFonts w:ascii="Times New Roman" w:hAnsi="Times New Roman" w:cs="Times New Roman"/>
+          <w:b/>
+          <w:bCs/>
+          <w:color w:val="833C0B" w:themeColor="accent2" w:themeShade="80"/>
+          <w:sz w:val="24"/>
+          <w:szCs w:val="24"/>
+        </w:rPr>
+        <w:t xml:space="preserve">() in JavaScript, and how is it useful? </w:t>
+      </w:r>
+    </w:p>
+    <w:p>
+      <w:pPr>
+        <w:rPr>
+          <w:rFonts w:ascii="Times New Roman" w:hAnsi="Times New Roman" w:cs="Times New Roman"/>
+          <w:sz w:val="24"/>
+          <w:szCs w:val="24"/>
+        </w:rPr>
+      </w:pPr>
+      <w:proofErr w:type="spellStart"/>
+      <w:r>
+        <w:rPr>
+          <w:rFonts w:ascii="Times New Roman" w:hAnsi="Times New Roman" w:cs="Times New Roman"/>
+          <w:sz w:val="24"/>
+          <w:szCs w:val="24"/>
+        </w:rPr>
+        <w:t>Promise.all</w:t>
+      </w:r>
+      <w:proofErr w:type="spellEnd"/>
+      <w:r>
+        <w:rPr>
+          <w:rFonts w:ascii="Times New Roman" w:hAnsi="Times New Roman" w:cs="Times New Roman"/>
+          <w:sz w:val="24"/>
+          <w:szCs w:val="24"/>
+        </w:rPr>
+        <w:t>() is a method that takes an array of Promises and returns a single Promise that:</w:t>
       </w:r>
     </w:p>
     <w:p>
@@ -6529,7 +7436,31 @@
           <w:sz w:val="24"/>
           <w:szCs w:val="24"/>
         </w:rPr>
-        <w:t xml:space="preserve">What is higher order function in Javascript </w:t>
+        <w:t xml:space="preserve">What is higher order function in </w:t>
+      </w:r>
+      <w:proofErr w:type="spellStart"/>
+      <w:r>
+        <w:rPr>
+          <w:rFonts w:ascii="Times New Roman" w:hAnsi="Times New Roman" w:cs="Times New Roman"/>
+          <w:b/>
+          <w:bCs/>
+          <w:color w:val="833C0B" w:themeColor="accent2" w:themeShade="80"/>
+          <w:sz w:val="24"/>
+          <w:szCs w:val="24"/>
+        </w:rPr>
+        <w:t>Javascript</w:t>
+      </w:r>
+      <w:proofErr w:type="spellEnd"/>
+      <w:r>
+        <w:rPr>
+          <w:rFonts w:ascii="Times New Roman" w:hAnsi="Times New Roman" w:cs="Times New Roman"/>
+          <w:b/>
+          <w:bCs/>
+          <w:color w:val="833C0B" w:themeColor="accent2" w:themeShade="80"/>
+          <w:sz w:val="24"/>
+          <w:szCs w:val="24"/>
+        </w:rPr>
+        <w:t xml:space="preserve"> </w:t>
       </w:r>
     </w:p>
     <w:p>
@@ -6580,7 +7511,25 @@
           <w:sz w:val="24"/>
           <w:szCs w:val="24"/>
         </w:rPr>
-        <w:t>Returning Functions: Enables dynamic creation of functions with specialized behavior.</w:t>
+        <w:t xml:space="preserve">Returning Functions: Enables dynamic creation of functions with specialized </w:t>
+      </w:r>
+      <w:proofErr w:type="spellStart"/>
+      <w:r>
+        <w:rPr>
+          <w:rFonts w:ascii="Times New Roman" w:hAnsi="Times New Roman" w:cs="Times New Roman"/>
+          <w:sz w:val="24"/>
+          <w:szCs w:val="24"/>
+        </w:rPr>
+        <w:t>behavior</w:t>
+      </w:r>
+      <w:proofErr w:type="spellEnd"/>
+      <w:r>
+        <w:rPr>
+          <w:rFonts w:ascii="Times New Roman" w:hAnsi="Times New Roman" w:cs="Times New Roman"/>
+          <w:sz w:val="24"/>
+          <w:szCs w:val="24"/>
+        </w:rPr>
+        <w:t>.</w:t>
       </w:r>
     </w:p>
     <w:p>
@@ -6620,7 +7569,31 @@
           <w:sz w:val="24"/>
           <w:szCs w:val="24"/>
         </w:rPr>
-        <w:t xml:space="preserve">Explain different types of function in Javascript </w:t>
+        <w:t xml:space="preserve">Explain different types of function in </w:t>
+      </w:r>
+      <w:proofErr w:type="spellStart"/>
+      <w:r>
+        <w:rPr>
+          <w:rFonts w:ascii="Times New Roman" w:hAnsi="Times New Roman" w:cs="Times New Roman"/>
+          <w:b/>
+          <w:bCs/>
+          <w:color w:val="833C0B" w:themeColor="accent2" w:themeShade="80"/>
+          <w:sz w:val="24"/>
+          <w:szCs w:val="24"/>
+        </w:rPr>
+        <w:t>Javascript</w:t>
+      </w:r>
+      <w:proofErr w:type="spellEnd"/>
+      <w:r>
+        <w:rPr>
+          <w:rFonts w:ascii="Times New Roman" w:hAnsi="Times New Roman" w:cs="Times New Roman"/>
+          <w:b/>
+          <w:bCs/>
+          <w:color w:val="833C0B" w:themeColor="accent2" w:themeShade="80"/>
+          <w:sz w:val="24"/>
+          <w:szCs w:val="24"/>
+        </w:rPr>
+        <w:t xml:space="preserve"> </w:t>
       </w:r>
     </w:p>
     <w:p>
@@ -6761,7 +7734,31 @@
           <w:sz w:val="24"/>
           <w:szCs w:val="24"/>
         </w:rPr>
-        <w:t xml:space="preserve">What is arrow function in Javascript </w:t>
+        <w:t xml:space="preserve">What is arrow function in </w:t>
+      </w:r>
+      <w:proofErr w:type="spellStart"/>
+      <w:r>
+        <w:rPr>
+          <w:rFonts w:ascii="Times New Roman" w:hAnsi="Times New Roman" w:cs="Times New Roman"/>
+          <w:b/>
+          <w:bCs/>
+          <w:color w:val="833C0B" w:themeColor="accent2" w:themeShade="80"/>
+          <w:sz w:val="24"/>
+          <w:szCs w:val="24"/>
+        </w:rPr>
+        <w:t>Javascript</w:t>
+      </w:r>
+      <w:proofErr w:type="spellEnd"/>
+      <w:r>
+        <w:rPr>
+          <w:rFonts w:ascii="Times New Roman" w:hAnsi="Times New Roman" w:cs="Times New Roman"/>
+          <w:b/>
+          <w:bCs/>
+          <w:color w:val="833C0B" w:themeColor="accent2" w:themeShade="80"/>
+          <w:sz w:val="24"/>
+          <w:szCs w:val="24"/>
+        </w:rPr>
+        <w:t xml:space="preserve"> </w:t>
       </w:r>
     </w:p>
     <w:p>
@@ -7196,7 +8193,25 @@
           <w:sz w:val="24"/>
           <w:szCs w:val="24"/>
         </w:rPr>
-        <w:t>Used for manipulating and analyzing text.</w:t>
+        <w:t xml:space="preserve">Used for manipulating and </w:t>
+      </w:r>
+      <w:proofErr w:type="spellStart"/>
+      <w:r>
+        <w:rPr>
+          <w:rFonts w:ascii="Times New Roman" w:hAnsi="Times New Roman" w:cs="Times New Roman"/>
+          <w:sz w:val="24"/>
+          <w:szCs w:val="24"/>
+        </w:rPr>
+        <w:t>analyzing</w:t>
+      </w:r>
+      <w:proofErr w:type="spellEnd"/>
+      <w:r>
+        <w:rPr>
+          <w:rFonts w:ascii="Times New Roman" w:hAnsi="Times New Roman" w:cs="Times New Roman"/>
+          <w:sz w:val="24"/>
+          <w:szCs w:val="24"/>
+        </w:rPr>
+        <w:t xml:space="preserve"> text.</w:t>
       </w:r>
     </w:p>
     <w:p>
@@ -7258,13 +8273,41 @@
           <w:szCs w:val="24"/>
         </w:rPr>
       </w:pPr>
-      <w:r>
-        <w:rPr>
-          <w:rFonts w:ascii="Times New Roman" w:hAnsi="Times New Roman" w:cs="Times New Roman"/>
-          <w:sz w:val="24"/>
-          <w:szCs w:val="24"/>
-        </w:rPr>
-        <w:t>toUpperCase() / toLowerCase() – changes case</w:t>
+      <w:proofErr w:type="spellStart"/>
+      <w:r>
+        <w:rPr>
+          <w:rFonts w:ascii="Times New Roman" w:hAnsi="Times New Roman" w:cs="Times New Roman"/>
+          <w:sz w:val="24"/>
+          <w:szCs w:val="24"/>
+        </w:rPr>
+        <w:t>toUpperCase</w:t>
+      </w:r>
+      <w:proofErr w:type="spellEnd"/>
+      <w:r>
+        <w:rPr>
+          <w:rFonts w:ascii="Times New Roman" w:hAnsi="Times New Roman" w:cs="Times New Roman"/>
+          <w:sz w:val="24"/>
+          <w:szCs w:val="24"/>
+        </w:rPr>
+        <w:t xml:space="preserve">() / </w:t>
+      </w:r>
+      <w:proofErr w:type="spellStart"/>
+      <w:r>
+        <w:rPr>
+          <w:rFonts w:ascii="Times New Roman" w:hAnsi="Times New Roman" w:cs="Times New Roman"/>
+          <w:sz w:val="24"/>
+          <w:szCs w:val="24"/>
+        </w:rPr>
+        <w:t>toLowerCase</w:t>
+      </w:r>
+      <w:proofErr w:type="spellEnd"/>
+      <w:r>
+        <w:rPr>
+          <w:rFonts w:ascii="Times New Roman" w:hAnsi="Times New Roman" w:cs="Times New Roman"/>
+          <w:sz w:val="24"/>
+          <w:szCs w:val="24"/>
+        </w:rPr>
+        <w:t>() – changes case</w:t>
       </w:r>
     </w:p>
     <w:p>
@@ -7453,7 +8496,31 @@
           <w:sz w:val="24"/>
           <w:szCs w:val="24"/>
         </w:rPr>
-        <w:t>What is a first class function? Or What is a first order function?</w:t>
+        <w:t xml:space="preserve">What is a </w:t>
+      </w:r>
+      <w:proofErr w:type="gramStart"/>
+      <w:r>
+        <w:rPr>
+          <w:rFonts w:ascii="Times New Roman" w:hAnsi="Times New Roman" w:cs="Times New Roman"/>
+          <w:b/>
+          <w:bCs/>
+          <w:color w:val="833C0B" w:themeColor="accent2" w:themeShade="80"/>
+          <w:sz w:val="24"/>
+          <w:szCs w:val="24"/>
+        </w:rPr>
+        <w:t>first class</w:t>
+      </w:r>
+      <w:proofErr w:type="gramEnd"/>
+      <w:r>
+        <w:rPr>
+          <w:rFonts w:ascii="Times New Roman" w:hAnsi="Times New Roman" w:cs="Times New Roman"/>
+          <w:b/>
+          <w:bCs/>
+          <w:color w:val="833C0B" w:themeColor="accent2" w:themeShade="80"/>
+          <w:sz w:val="24"/>
+          <w:szCs w:val="24"/>
+        </w:rPr>
+        <w:t xml:space="preserve"> function? Or What is a first order function?</w:t>
       </w:r>
     </w:p>
     <w:p>
@@ -7579,29 +8646,77 @@
           <w:sz w:val="24"/>
           <w:szCs w:val="24"/>
         </w:rPr>
-        <w:t xml:space="preserve">and NaN </w:t>
-      </w:r>
-      <w:r>
-        <w:rPr>
-          <w:rFonts w:ascii="Times New Roman" w:hAnsi="Times New Roman" w:cs="Times New Roman"/>
-          <w:b/>
-          <w:bCs/>
-          <w:color w:val="833C0B" w:themeColor="accent2" w:themeShade="80"/>
-          <w:sz w:val="24"/>
-          <w:szCs w:val="24"/>
-        </w:rPr>
-        <w:t>in javascrip</w:t>
-      </w:r>
-      <w:r>
-        <w:rPr>
-          <w:rFonts w:ascii="Times New Roman" w:hAnsi="Times New Roman" w:cs="Times New Roman"/>
-          <w:b/>
-          <w:bCs/>
-          <w:color w:val="833C0B" w:themeColor="accent2" w:themeShade="80"/>
-          <w:sz w:val="24"/>
-          <w:szCs w:val="24"/>
-        </w:rPr>
-        <w:t>t.</w:t>
+        <w:t xml:space="preserve">and </w:t>
+      </w:r>
+      <w:proofErr w:type="spellStart"/>
+      <w:r>
+        <w:rPr>
+          <w:rFonts w:ascii="Times New Roman" w:hAnsi="Times New Roman" w:cs="Times New Roman"/>
+          <w:b/>
+          <w:bCs/>
+          <w:color w:val="833C0B" w:themeColor="accent2" w:themeShade="80"/>
+          <w:sz w:val="24"/>
+          <w:szCs w:val="24"/>
+        </w:rPr>
+        <w:t>NaN</w:t>
+      </w:r>
+      <w:proofErr w:type="spellEnd"/>
+      <w:r>
+        <w:rPr>
+          <w:rFonts w:ascii="Times New Roman" w:hAnsi="Times New Roman" w:cs="Times New Roman"/>
+          <w:b/>
+          <w:bCs/>
+          <w:color w:val="833C0B" w:themeColor="accent2" w:themeShade="80"/>
+          <w:sz w:val="24"/>
+          <w:szCs w:val="24"/>
+        </w:rPr>
+        <w:t xml:space="preserve"> </w:t>
+      </w:r>
+      <w:r>
+        <w:rPr>
+          <w:rFonts w:ascii="Times New Roman" w:hAnsi="Times New Roman" w:cs="Times New Roman"/>
+          <w:b/>
+          <w:bCs/>
+          <w:color w:val="833C0B" w:themeColor="accent2" w:themeShade="80"/>
+          <w:sz w:val="24"/>
+          <w:szCs w:val="24"/>
+        </w:rPr>
+        <w:t xml:space="preserve">in </w:t>
+      </w:r>
+      <w:proofErr w:type="spellStart"/>
+      <w:r>
+        <w:rPr>
+          <w:rFonts w:ascii="Times New Roman" w:hAnsi="Times New Roman" w:cs="Times New Roman"/>
+          <w:b/>
+          <w:bCs/>
+          <w:color w:val="833C0B" w:themeColor="accent2" w:themeShade="80"/>
+          <w:sz w:val="24"/>
+          <w:szCs w:val="24"/>
+        </w:rPr>
+        <w:t>javascrip</w:t>
+      </w:r>
+      <w:r>
+        <w:rPr>
+          <w:rFonts w:ascii="Times New Roman" w:hAnsi="Times New Roman" w:cs="Times New Roman"/>
+          <w:b/>
+          <w:bCs/>
+          <w:color w:val="833C0B" w:themeColor="accent2" w:themeShade="80"/>
+          <w:sz w:val="24"/>
+          <w:szCs w:val="24"/>
+        </w:rPr>
+        <w:t>t</w:t>
+      </w:r>
+      <w:proofErr w:type="spellEnd"/>
+      <w:r>
+        <w:rPr>
+          <w:rFonts w:ascii="Times New Roman" w:hAnsi="Times New Roman" w:cs="Times New Roman"/>
+          <w:b/>
+          <w:bCs/>
+          <w:color w:val="833C0B" w:themeColor="accent2" w:themeShade="80"/>
+          <w:sz w:val="24"/>
+          <w:szCs w:val="24"/>
+        </w:rPr>
+        <w:t>.</w:t>
       </w:r>
     </w:p>
     <w:p>
@@ -7669,7 +8784,25 @@
           <w:sz w:val="24"/>
           <w:szCs w:val="24"/>
         </w:rPr>
-        <w:t xml:space="preserve">in javascript null means "reference to </w:t>
+        <w:t xml:space="preserve">in </w:t>
+      </w:r>
+      <w:proofErr w:type="spellStart"/>
+      <w:r>
+        <w:rPr>
+          <w:rFonts w:ascii="Times New Roman" w:hAnsi="Times New Roman" w:cs="Times New Roman"/>
+          <w:sz w:val="24"/>
+          <w:szCs w:val="24"/>
+        </w:rPr>
+        <w:t>javascript</w:t>
+      </w:r>
+      <w:proofErr w:type="spellEnd"/>
+      <w:r>
+        <w:rPr>
+          <w:rFonts w:ascii="Times New Roman" w:hAnsi="Times New Roman" w:cs="Times New Roman"/>
+          <w:sz w:val="24"/>
+          <w:szCs w:val="24"/>
+        </w:rPr>
+        <w:t xml:space="preserve"> null means "reference to </w:t>
       </w:r>
       <w:r>
         <w:rPr>
@@ -7696,57 +8829,87 @@
           <w:szCs w:val="24"/>
         </w:rPr>
       </w:pPr>
-      <w:r>
-        <w:rPr>
-          <w:rFonts w:ascii="Times New Roman" w:hAnsi="Times New Roman" w:cs="Times New Roman"/>
-          <w:sz w:val="24"/>
-          <w:szCs w:val="24"/>
-        </w:rPr>
-        <w:t>typeof null → "object"</w:t>
-      </w:r>
-    </w:p>
-    <w:p>
-      <w:pPr>
-        <w:rPr>
-          <w:rFonts w:ascii="Times New Roman" w:hAnsi="Times New Roman" w:cs="Times New Roman"/>
-          <w:sz w:val="24"/>
-          <w:szCs w:val="24"/>
-        </w:rPr>
-      </w:pPr>
-      <w:r>
-        <w:rPr>
-          <w:rFonts w:ascii="Times New Roman" w:hAnsi="Times New Roman" w:cs="Times New Roman"/>
-          <w:sz w:val="24"/>
-          <w:szCs w:val="24"/>
-        </w:rPr>
-        <w:t>typeof undefined → "undefined"</w:t>
-      </w:r>
-    </w:p>
-    <w:p>
-      <w:pPr>
-        <w:rPr>
-          <w:rFonts w:ascii="Times New Roman" w:hAnsi="Times New Roman" w:cs="Times New Roman"/>
-          <w:sz w:val="24"/>
-          <w:szCs w:val="24"/>
-        </w:rPr>
-      </w:pPr>
-      <w:r>
-        <w:rPr>
-          <w:rFonts w:ascii="Times New Roman" w:hAnsi="Times New Roman" w:cs="Times New Roman"/>
-          <w:sz w:val="24"/>
-          <w:szCs w:val="24"/>
-        </w:rPr>
-        <w:t>(typeof NaN);   // "number"</w:t>
-      </w:r>
-    </w:p>
-    <w:p>
-      <w:pPr>
-        <w:rPr>
-          <w:rFonts w:ascii="Times New Roman" w:hAnsi="Times New Roman" w:cs="Times New Roman"/>
-          <w:sz w:val="24"/>
-          <w:szCs w:val="24"/>
-        </w:rPr>
-      </w:pPr>
+      <w:proofErr w:type="spellStart"/>
+      <w:r>
+        <w:rPr>
+          <w:rFonts w:ascii="Times New Roman" w:hAnsi="Times New Roman" w:cs="Times New Roman"/>
+          <w:sz w:val="24"/>
+          <w:szCs w:val="24"/>
+        </w:rPr>
+        <w:t>typeof</w:t>
+      </w:r>
+      <w:proofErr w:type="spellEnd"/>
+      <w:r>
+        <w:rPr>
+          <w:rFonts w:ascii="Times New Roman" w:hAnsi="Times New Roman" w:cs="Times New Roman"/>
+          <w:sz w:val="24"/>
+          <w:szCs w:val="24"/>
+        </w:rPr>
+        <w:t xml:space="preserve"> null → "object"</w:t>
+      </w:r>
+    </w:p>
+    <w:p>
+      <w:pPr>
+        <w:rPr>
+          <w:rFonts w:ascii="Times New Roman" w:hAnsi="Times New Roman" w:cs="Times New Roman"/>
+          <w:sz w:val="24"/>
+          <w:szCs w:val="24"/>
+        </w:rPr>
+      </w:pPr>
+      <w:proofErr w:type="spellStart"/>
+      <w:r>
+        <w:rPr>
+          <w:rFonts w:ascii="Times New Roman" w:hAnsi="Times New Roman" w:cs="Times New Roman"/>
+          <w:sz w:val="24"/>
+          <w:szCs w:val="24"/>
+        </w:rPr>
+        <w:t>typeof</w:t>
+      </w:r>
+      <w:proofErr w:type="spellEnd"/>
+      <w:r>
+        <w:rPr>
+          <w:rFonts w:ascii="Times New Roman" w:hAnsi="Times New Roman" w:cs="Times New Roman"/>
+          <w:sz w:val="24"/>
+          <w:szCs w:val="24"/>
+        </w:rPr>
+        <w:t xml:space="preserve"> undefined → "undefined"</w:t>
+      </w:r>
+    </w:p>
+    <w:p>
+      <w:pPr>
+        <w:rPr>
+          <w:rFonts w:ascii="Times New Roman" w:hAnsi="Times New Roman" w:cs="Times New Roman"/>
+          <w:sz w:val="24"/>
+          <w:szCs w:val="24"/>
+        </w:rPr>
+      </w:pPr>
+      <w:r>
+        <w:rPr>
+          <w:rFonts w:ascii="Times New Roman" w:hAnsi="Times New Roman" w:cs="Times New Roman"/>
+          <w:sz w:val="24"/>
+          <w:szCs w:val="24"/>
+        </w:rPr>
+        <w:t>(</w:t>
+      </w:r>
+      <w:proofErr w:type="spellStart"/>
+      <w:r>
+        <w:rPr>
+          <w:rFonts w:ascii="Times New Roman" w:hAnsi="Times New Roman" w:cs="Times New Roman"/>
+          <w:sz w:val="24"/>
+          <w:szCs w:val="24"/>
+        </w:rPr>
+        <w:t>typeof</w:t>
+      </w:r>
+      <w:proofErr w:type="spellEnd"/>
+      <w:r>
+        <w:rPr>
+          <w:rFonts w:ascii="Times New Roman" w:hAnsi="Times New Roman" w:cs="Times New Roman"/>
+          <w:sz w:val="24"/>
+          <w:szCs w:val="24"/>
+        </w:rPr>
+        <w:t xml:space="preserve"> </w:t>
+      </w:r>
+      <w:proofErr w:type="spellStart"/>
       <w:r>
         <w:rPr>
           <w:rFonts w:ascii="Times New Roman" w:hAnsi="Times New Roman" w:cs="Times New Roman"/>
@@ -7755,6 +8918,34 @@
         </w:rPr>
         <w:t>NaN</w:t>
       </w:r>
+      <w:proofErr w:type="spellEnd"/>
+      <w:r>
+        <w:rPr>
+          <w:rFonts w:ascii="Times New Roman" w:hAnsi="Times New Roman" w:cs="Times New Roman"/>
+          <w:sz w:val="24"/>
+          <w:szCs w:val="24"/>
+        </w:rPr>
+        <w:t>);   // "number"</w:t>
+      </w:r>
+    </w:p>
+    <w:p>
+      <w:pPr>
+        <w:rPr>
+          <w:rFonts w:ascii="Times New Roman" w:hAnsi="Times New Roman" w:cs="Times New Roman"/>
+          <w:sz w:val="24"/>
+          <w:szCs w:val="24"/>
+        </w:rPr>
+      </w:pPr>
+      <w:proofErr w:type="spellStart"/>
+      <w:r>
+        <w:rPr>
+          <w:rFonts w:ascii="Times New Roman" w:hAnsi="Times New Roman" w:cs="Times New Roman"/>
+          <w:sz w:val="24"/>
+          <w:szCs w:val="24"/>
+        </w:rPr>
+        <w:t>NaN</w:t>
+      </w:r>
+      <w:proofErr w:type="spellEnd"/>
       <w:r>
         <w:rPr>
           <w:rFonts w:ascii="Times New Roman" w:hAnsi="Times New Roman" w:cs="Times New Roman"/>
@@ -7825,13 +9016,23 @@
           <w:szCs w:val="24"/>
         </w:rPr>
       </w:pPr>
-      <w:r>
-        <w:rPr>
-          <w:rFonts w:ascii="Times New Roman" w:hAnsi="Times New Roman" w:cs="Times New Roman"/>
-          <w:sz w:val="24"/>
-          <w:szCs w:val="24"/>
-        </w:rPr>
-        <w:t>typeof null returns 'object' due to a legacy bug in JavaScript’s implementation. Although null is a primitive, it's incorrectly tagged as an object in memory. To truly check for null, we should use a strict comparison like value === null.</w:t>
+      <w:proofErr w:type="spellStart"/>
+      <w:r>
+        <w:rPr>
+          <w:rFonts w:ascii="Times New Roman" w:hAnsi="Times New Roman" w:cs="Times New Roman"/>
+          <w:sz w:val="24"/>
+          <w:szCs w:val="24"/>
+        </w:rPr>
+        <w:t>typeof</w:t>
+      </w:r>
+      <w:proofErr w:type="spellEnd"/>
+      <w:r>
+        <w:rPr>
+          <w:rFonts w:ascii="Times New Roman" w:hAnsi="Times New Roman" w:cs="Times New Roman"/>
+          <w:sz w:val="24"/>
+          <w:szCs w:val="24"/>
+        </w:rPr>
+        <w:t xml:space="preserve"> null returns 'object' due to a legacy bug in JavaScript’s implementation. Although null is a primitive, it's incorrectly tagged as an object in memory. To truly check for null, we should use a strict comparison like value === null.</w:t>
       </w:r>
     </w:p>
     <w:p>
@@ -7901,7 +9102,25 @@
           <w:sz w:val="24"/>
           <w:szCs w:val="24"/>
         </w:rPr>
-        <w:t xml:space="preserve">let arr = [“a”,1,true,{name: jahna”}] </w:t>
+        <w:t xml:space="preserve">let </w:t>
+      </w:r>
+      <w:proofErr w:type="spellStart"/>
+      <w:r>
+        <w:rPr>
+          <w:rFonts w:ascii="Times New Roman" w:hAnsi="Times New Roman" w:cs="Times New Roman"/>
+          <w:sz w:val="24"/>
+          <w:szCs w:val="24"/>
+        </w:rPr>
+        <w:t>arr</w:t>
+      </w:r>
+      <w:proofErr w:type="spellEnd"/>
+      <w:r>
+        <w:rPr>
+          <w:rFonts w:ascii="Times New Roman" w:hAnsi="Times New Roman" w:cs="Times New Roman"/>
+          <w:sz w:val="24"/>
+          <w:szCs w:val="24"/>
+        </w:rPr>
+        <w:t xml:space="preserve"> = [“a”,1,true,{name: jahna”}] </w:t>
       </w:r>
     </w:p>
     <w:p>
@@ -7926,7 +9145,25 @@
           <w:sz w:val="24"/>
           <w:szCs w:val="24"/>
         </w:rPr>
-        <w:t>Let arr = new Array (“a”,1,true,{name: jahna”}</w:t>
+        <w:t xml:space="preserve">Let </w:t>
+      </w:r>
+      <w:proofErr w:type="spellStart"/>
+      <w:r>
+        <w:rPr>
+          <w:rFonts w:ascii="Times New Roman" w:hAnsi="Times New Roman" w:cs="Times New Roman"/>
+          <w:sz w:val="24"/>
+          <w:szCs w:val="24"/>
+        </w:rPr>
+        <w:t>arr</w:t>
+      </w:r>
+      <w:proofErr w:type="spellEnd"/>
+      <w:r>
+        <w:rPr>
+          <w:rFonts w:ascii="Times New Roman" w:hAnsi="Times New Roman" w:cs="Times New Roman"/>
+          <w:sz w:val="24"/>
+          <w:szCs w:val="24"/>
+        </w:rPr>
+        <w:t xml:space="preserve"> = new Array (“a”,1,true,{name: jahna”}</w:t>
       </w:r>
     </w:p>
     <w:p>
@@ -7951,7 +9188,43 @@
           <w:sz w:val="24"/>
           <w:szCs w:val="24"/>
         </w:rPr>
-        <w:t>let arr = Array.of("a", 1, true, { name: "jahna" });</w:t>
+        <w:t xml:space="preserve">let </w:t>
+      </w:r>
+      <w:proofErr w:type="spellStart"/>
+      <w:r>
+        <w:rPr>
+          <w:rFonts w:ascii="Times New Roman" w:hAnsi="Times New Roman" w:cs="Times New Roman"/>
+          <w:sz w:val="24"/>
+          <w:szCs w:val="24"/>
+        </w:rPr>
+        <w:t>arr</w:t>
+      </w:r>
+      <w:proofErr w:type="spellEnd"/>
+      <w:r>
+        <w:rPr>
+          <w:rFonts w:ascii="Times New Roman" w:hAnsi="Times New Roman" w:cs="Times New Roman"/>
+          <w:sz w:val="24"/>
+          <w:szCs w:val="24"/>
+        </w:rPr>
+        <w:t xml:space="preserve"> = </w:t>
+      </w:r>
+      <w:proofErr w:type="spellStart"/>
+      <w:r>
+        <w:rPr>
+          <w:rFonts w:ascii="Times New Roman" w:hAnsi="Times New Roman" w:cs="Times New Roman"/>
+          <w:sz w:val="24"/>
+          <w:szCs w:val="24"/>
+        </w:rPr>
+        <w:t>Array.of</w:t>
+      </w:r>
+      <w:proofErr w:type="spellEnd"/>
+      <w:r>
+        <w:rPr>
+          <w:rFonts w:ascii="Times New Roman" w:hAnsi="Times New Roman" w:cs="Times New Roman"/>
+          <w:sz w:val="24"/>
+          <w:szCs w:val="24"/>
+        </w:rPr>
+        <w:t>("a", 1, true, { name: "jahna" });</w:t>
       </w:r>
     </w:p>
     <w:p>
@@ -7976,7 +9249,43 @@
           <w:sz w:val="24"/>
           <w:szCs w:val="24"/>
         </w:rPr>
-        <w:t>let arr = Array.from("hello");  // ['h', 'e', 'l', 'l', 'o']</w:t>
+        <w:t xml:space="preserve">let </w:t>
+      </w:r>
+      <w:proofErr w:type="spellStart"/>
+      <w:r>
+        <w:rPr>
+          <w:rFonts w:ascii="Times New Roman" w:hAnsi="Times New Roman" w:cs="Times New Roman"/>
+          <w:sz w:val="24"/>
+          <w:szCs w:val="24"/>
+        </w:rPr>
+        <w:t>arr</w:t>
+      </w:r>
+      <w:proofErr w:type="spellEnd"/>
+      <w:r>
+        <w:rPr>
+          <w:rFonts w:ascii="Times New Roman" w:hAnsi="Times New Roman" w:cs="Times New Roman"/>
+          <w:sz w:val="24"/>
+          <w:szCs w:val="24"/>
+        </w:rPr>
+        <w:t xml:space="preserve"> = </w:t>
+      </w:r>
+      <w:proofErr w:type="spellStart"/>
+      <w:r>
+        <w:rPr>
+          <w:rFonts w:ascii="Times New Roman" w:hAnsi="Times New Roman" w:cs="Times New Roman"/>
+          <w:sz w:val="24"/>
+          <w:szCs w:val="24"/>
+        </w:rPr>
+        <w:t>Array.from</w:t>
+      </w:r>
+      <w:proofErr w:type="spellEnd"/>
+      <w:r>
+        <w:rPr>
+          <w:rFonts w:ascii="Times New Roman" w:hAnsi="Times New Roman" w:cs="Times New Roman"/>
+          <w:sz w:val="24"/>
+          <w:szCs w:val="24"/>
+        </w:rPr>
+        <w:t>("hello");  // ['h', 'e', 'l', 'l', 'o']</w:t>
       </w:r>
     </w:p>
     <w:p>
@@ -8022,7 +9331,25 @@
           <w:sz w:val="24"/>
           <w:szCs w:val="24"/>
         </w:rPr>
-        <w:t>let arr = [...str]; // ['h', 'e', 'l', 'l', 'o']</w:t>
+        <w:t xml:space="preserve">let </w:t>
+      </w:r>
+      <w:proofErr w:type="spellStart"/>
+      <w:r>
+        <w:rPr>
+          <w:rFonts w:ascii="Times New Roman" w:hAnsi="Times New Roman" w:cs="Times New Roman"/>
+          <w:sz w:val="24"/>
+          <w:szCs w:val="24"/>
+        </w:rPr>
+        <w:t>arr</w:t>
+      </w:r>
+      <w:proofErr w:type="spellEnd"/>
+      <w:r>
+        <w:rPr>
+          <w:rFonts w:ascii="Times New Roman" w:hAnsi="Times New Roman" w:cs="Times New Roman"/>
+          <w:sz w:val="24"/>
+          <w:szCs w:val="24"/>
+        </w:rPr>
+        <w:t xml:space="preserve"> = [...str]; // ['h', 'e', 'l', 'l', 'o']</w:t>
       </w:r>
     </w:p>
     <w:p>
@@ -8133,48 +9460,114 @@
           <w:szCs w:val="24"/>
         </w:rPr>
       </w:pPr>
-      <w:r>
-        <w:rPr>
-          <w:rFonts w:ascii="Times New Roman" w:hAnsi="Times New Roman" w:cs="Times New Roman"/>
-          <w:sz w:val="24"/>
-          <w:szCs w:val="24"/>
-        </w:rPr>
-        <w:t>Object.assign({}, obj)</w:t>
-      </w:r>
-    </w:p>
-    <w:p>
-      <w:pPr>
-        <w:rPr>
-          <w:rFonts w:ascii="Times New Roman" w:hAnsi="Times New Roman" w:cs="Times New Roman"/>
-          <w:sz w:val="24"/>
-          <w:szCs w:val="24"/>
-        </w:rPr>
-      </w:pPr>
-      <w:r>
-        <w:rPr>
-          <w:rFonts w:ascii="Times New Roman" w:hAnsi="Times New Roman" w:cs="Times New Roman"/>
-          <w:sz w:val="24"/>
-          <w:szCs w:val="24"/>
-        </w:rPr>
-        <w:t>Spread syntax: { ...obj }</w:t>
-      </w:r>
-    </w:p>
-    <w:p>
-      <w:pPr>
-        <w:rPr>
-          <w:rFonts w:ascii="Times New Roman" w:hAnsi="Times New Roman" w:cs="Times New Roman"/>
-          <w:sz w:val="24"/>
-          <w:szCs w:val="24"/>
-        </w:rPr>
-      </w:pPr>
-      <w:r>
-        <w:rPr>
-          <w:rFonts w:ascii="Times New Roman" w:hAnsi="Times New Roman" w:cs="Times New Roman"/>
-          <w:sz w:val="24"/>
-          <w:szCs w:val="24"/>
-        </w:rPr>
-        <w:t>array.slice() or array.from</w:t>
-      </w:r>
+      <w:proofErr w:type="spellStart"/>
+      <w:r>
+        <w:rPr>
+          <w:rFonts w:ascii="Times New Roman" w:hAnsi="Times New Roman" w:cs="Times New Roman"/>
+          <w:sz w:val="24"/>
+          <w:szCs w:val="24"/>
+        </w:rPr>
+        <w:t>Object.assign</w:t>
+      </w:r>
+      <w:proofErr w:type="spellEnd"/>
+      <w:r>
+        <w:rPr>
+          <w:rFonts w:ascii="Times New Roman" w:hAnsi="Times New Roman" w:cs="Times New Roman"/>
+          <w:sz w:val="24"/>
+          <w:szCs w:val="24"/>
+        </w:rPr>
+        <w:t xml:space="preserve">({}, </w:t>
+      </w:r>
+      <w:proofErr w:type="spellStart"/>
+      <w:r>
+        <w:rPr>
+          <w:rFonts w:ascii="Times New Roman" w:hAnsi="Times New Roman" w:cs="Times New Roman"/>
+          <w:sz w:val="24"/>
+          <w:szCs w:val="24"/>
+        </w:rPr>
+        <w:t>obj</w:t>
+      </w:r>
+      <w:proofErr w:type="spellEnd"/>
+      <w:r>
+        <w:rPr>
+          <w:rFonts w:ascii="Times New Roman" w:hAnsi="Times New Roman" w:cs="Times New Roman"/>
+          <w:sz w:val="24"/>
+          <w:szCs w:val="24"/>
+        </w:rPr>
+        <w:t>)</w:t>
+      </w:r>
+    </w:p>
+    <w:p>
+      <w:pPr>
+        <w:rPr>
+          <w:rFonts w:ascii="Times New Roman" w:hAnsi="Times New Roman" w:cs="Times New Roman"/>
+          <w:sz w:val="24"/>
+          <w:szCs w:val="24"/>
+        </w:rPr>
+      </w:pPr>
+      <w:r>
+        <w:rPr>
+          <w:rFonts w:ascii="Times New Roman" w:hAnsi="Times New Roman" w:cs="Times New Roman"/>
+          <w:sz w:val="24"/>
+          <w:szCs w:val="24"/>
+        </w:rPr>
+        <w:t>Spread syntax: { ...</w:t>
+      </w:r>
+      <w:proofErr w:type="spellStart"/>
+      <w:r>
+        <w:rPr>
+          <w:rFonts w:ascii="Times New Roman" w:hAnsi="Times New Roman" w:cs="Times New Roman"/>
+          <w:sz w:val="24"/>
+          <w:szCs w:val="24"/>
+        </w:rPr>
+        <w:t>obj</w:t>
+      </w:r>
+      <w:proofErr w:type="spellEnd"/>
+      <w:r>
+        <w:rPr>
+          <w:rFonts w:ascii="Times New Roman" w:hAnsi="Times New Roman" w:cs="Times New Roman"/>
+          <w:sz w:val="24"/>
+          <w:szCs w:val="24"/>
+        </w:rPr>
+        <w:t xml:space="preserve"> }</w:t>
+      </w:r>
+    </w:p>
+    <w:p>
+      <w:pPr>
+        <w:rPr>
+          <w:rFonts w:ascii="Times New Roman" w:hAnsi="Times New Roman" w:cs="Times New Roman"/>
+          <w:sz w:val="24"/>
+          <w:szCs w:val="24"/>
+        </w:rPr>
+      </w:pPr>
+      <w:proofErr w:type="spellStart"/>
+      <w:r>
+        <w:rPr>
+          <w:rFonts w:ascii="Times New Roman" w:hAnsi="Times New Roman" w:cs="Times New Roman"/>
+          <w:sz w:val="24"/>
+          <w:szCs w:val="24"/>
+        </w:rPr>
+        <w:t>array.slice</w:t>
+      </w:r>
+      <w:proofErr w:type="spellEnd"/>
+      <w:r>
+        <w:rPr>
+          <w:rFonts w:ascii="Times New Roman" w:hAnsi="Times New Roman" w:cs="Times New Roman"/>
+          <w:sz w:val="24"/>
+          <w:szCs w:val="24"/>
+        </w:rPr>
+        <w:t xml:space="preserve">() or </w:t>
+      </w:r>
+      <w:proofErr w:type="spellStart"/>
+      <w:r>
+        <w:rPr>
+          <w:rFonts w:ascii="Times New Roman" w:hAnsi="Times New Roman" w:cs="Times New Roman"/>
+          <w:sz w:val="24"/>
+          <w:szCs w:val="24"/>
+        </w:rPr>
+        <w:t>array.from</w:t>
+      </w:r>
+      <w:proofErr w:type="spellEnd"/>
     </w:p>
     <w:tbl>
       <w:tblPr>
@@ -8429,6 +9822,7 @@
           <w:szCs w:val="24"/>
         </w:rPr>
       </w:pPr>
+      <w:proofErr w:type="spellStart"/>
       <w:r>
         <w:rPr>
           <w:rFonts w:ascii="Times New Roman" w:eastAsiaTheme="majorEastAsia" w:hAnsi="Times New Roman" w:cs="Times New Roman"/>
@@ -8437,11 +9831,10 @@
           <w:sz w:val="24"/>
           <w:szCs w:val="24"/>
         </w:rPr>
-        <w:t>spread.quantity = 88;        // Primitive value — copied safely</w:t>
-      </w:r>
-    </w:p>
-    <w:p>
-      <w:pPr>
+        <w:t>spread.quantity</w:t>
+      </w:r>
+      <w:proofErr w:type="spellEnd"/>
+      <w:r>
         <w:rPr>
           <w:rFonts w:ascii="Times New Roman" w:eastAsiaTheme="majorEastAsia" w:hAnsi="Times New Roman" w:cs="Times New Roman"/>
           <w:b/>
@@ -8449,8 +9842,11 @@
           <w:sz w:val="24"/>
           <w:szCs w:val="24"/>
         </w:rPr>
-      </w:pPr>
-      <w:r>
+        <w:t xml:space="preserve"> = 88;        // Primitive value — copied safely</w:t>
+      </w:r>
+    </w:p>
+    <w:p>
+      <w:pPr>
         <w:rPr>
           <w:rFonts w:ascii="Times New Roman" w:eastAsiaTheme="majorEastAsia" w:hAnsi="Times New Roman" w:cs="Times New Roman"/>
           <w:b/>
@@ -8458,11 +9854,9 @@
           <w:sz w:val="24"/>
           <w:szCs w:val="24"/>
         </w:rPr>
-        <w:t>spread.dimensions.breadth = 22; //  Nested object — shared reference!</w:t>
-      </w:r>
-    </w:p>
-    <w:p>
-      <w:pPr>
+      </w:pPr>
+      <w:proofErr w:type="spellStart"/>
+      <w:r>
         <w:rPr>
           <w:rFonts w:ascii="Times New Roman" w:eastAsiaTheme="majorEastAsia" w:hAnsi="Times New Roman" w:cs="Times New Roman"/>
           <w:b/>
@@ -8470,7 +9864,9 @@
           <w:sz w:val="24"/>
           <w:szCs w:val="24"/>
         </w:rPr>
-      </w:pPr>
+        <w:t>spread.dimensions.breadth</w:t>
+      </w:r>
+      <w:proofErr w:type="spellEnd"/>
       <w:r>
         <w:rPr>
           <w:rFonts w:ascii="Times New Roman" w:eastAsiaTheme="majorEastAsia" w:hAnsi="Times New Roman" w:cs="Times New Roman"/>
@@ -8479,7 +9875,7 @@
           <w:sz w:val="24"/>
           <w:szCs w:val="24"/>
         </w:rPr>
-        <w:t>spread.quantity is a primitive value, so it's copied by value.</w:t>
+        <w:t xml:space="preserve"> = 22; //  Nested object — shared reference!</w:t>
       </w:r>
     </w:p>
     <w:p>
@@ -8492,6 +9888,7 @@
           <w:szCs w:val="24"/>
         </w:rPr>
       </w:pPr>
+      <w:proofErr w:type="spellStart"/>
       <w:r>
         <w:rPr>
           <w:rFonts w:ascii="Times New Roman" w:eastAsiaTheme="majorEastAsia" w:hAnsi="Times New Roman" w:cs="Times New Roman"/>
@@ -8500,7 +9897,51 @@
           <w:sz w:val="24"/>
           <w:szCs w:val="24"/>
         </w:rPr>
-        <w:t>spread.dimensions is a nested object, so it's copied by reference.</w:t>
+        <w:t>spread.quantity</w:t>
+      </w:r>
+      <w:proofErr w:type="spellEnd"/>
+      <w:r>
+        <w:rPr>
+          <w:rFonts w:ascii="Times New Roman" w:eastAsiaTheme="majorEastAsia" w:hAnsi="Times New Roman" w:cs="Times New Roman"/>
+          <w:b/>
+          <w:color w:val="7030A0"/>
+          <w:sz w:val="24"/>
+          <w:szCs w:val="24"/>
+        </w:rPr>
+        <w:t xml:space="preserve"> is a primitive value, so it's copied by value.</w:t>
+      </w:r>
+    </w:p>
+    <w:p>
+      <w:pPr>
+        <w:rPr>
+          <w:rFonts w:ascii="Times New Roman" w:eastAsiaTheme="majorEastAsia" w:hAnsi="Times New Roman" w:cs="Times New Roman"/>
+          <w:b/>
+          <w:color w:val="7030A0"/>
+          <w:sz w:val="24"/>
+          <w:szCs w:val="24"/>
+        </w:rPr>
+      </w:pPr>
+      <w:proofErr w:type="spellStart"/>
+      <w:r>
+        <w:rPr>
+          <w:rFonts w:ascii="Times New Roman" w:eastAsiaTheme="majorEastAsia" w:hAnsi="Times New Roman" w:cs="Times New Roman"/>
+          <w:b/>
+          <w:color w:val="7030A0"/>
+          <w:sz w:val="24"/>
+          <w:szCs w:val="24"/>
+        </w:rPr>
+        <w:t>spread.dimensions</w:t>
+      </w:r>
+      <w:proofErr w:type="spellEnd"/>
+      <w:r>
+        <w:rPr>
+          <w:rFonts w:ascii="Times New Roman" w:eastAsiaTheme="majorEastAsia" w:hAnsi="Times New Roman" w:cs="Times New Roman"/>
+          <w:b/>
+          <w:color w:val="7030A0"/>
+          <w:sz w:val="24"/>
+          <w:szCs w:val="24"/>
+        </w:rPr>
+        <w:t xml:space="preserve"> is a nested object, so it's copied by reference.</w:t>
       </w:r>
     </w:p>
     <w:p>
@@ -8544,48 +9985,114 @@
           <w:szCs w:val="24"/>
         </w:rPr>
       </w:pPr>
-      <w:r>
-        <w:rPr>
-          <w:rFonts w:ascii="Times New Roman" w:hAnsi="Times New Roman" w:cs="Times New Roman"/>
-          <w:sz w:val="24"/>
-          <w:szCs w:val="24"/>
-        </w:rPr>
-        <w:t xml:space="preserve">JSON.parse(JSON.stringify()) </w:t>
-      </w:r>
-    </w:p>
-    <w:p>
-      <w:pPr>
-        <w:rPr>
-          <w:rFonts w:ascii="Times New Roman" w:hAnsi="Times New Roman" w:cs="Times New Roman"/>
-          <w:sz w:val="24"/>
-          <w:szCs w:val="24"/>
-        </w:rPr>
-      </w:pPr>
-      <w:r>
-        <w:rPr>
-          <w:rFonts w:ascii="Times New Roman" w:hAnsi="Times New Roman" w:cs="Times New Roman"/>
-          <w:sz w:val="24"/>
-          <w:szCs w:val="24"/>
-        </w:rPr>
-        <w:t>structuredClone(obj) (modern, recommended)</w:t>
-      </w:r>
-    </w:p>
-    <w:p>
-      <w:pPr>
-        <w:rPr>
-          <w:rFonts w:ascii="Times New Roman" w:hAnsi="Times New Roman" w:cs="Times New Roman"/>
-          <w:sz w:val="24"/>
-          <w:szCs w:val="24"/>
-        </w:rPr>
-      </w:pPr>
-      <w:r>
-        <w:rPr>
-          <w:rFonts w:ascii="Times New Roman" w:hAnsi="Times New Roman" w:cs="Times New Roman"/>
-          <w:sz w:val="24"/>
-          <w:szCs w:val="24"/>
-        </w:rPr>
-        <w:t>Recursion or using libraries like lodash.cloneDeep</w:t>
-      </w:r>
+      <w:proofErr w:type="spellStart"/>
+      <w:r>
+        <w:rPr>
+          <w:rFonts w:ascii="Times New Roman" w:hAnsi="Times New Roman" w:cs="Times New Roman"/>
+          <w:sz w:val="24"/>
+          <w:szCs w:val="24"/>
+        </w:rPr>
+        <w:t>JSON.parse</w:t>
+      </w:r>
+      <w:proofErr w:type="spellEnd"/>
+      <w:r>
+        <w:rPr>
+          <w:rFonts w:ascii="Times New Roman" w:hAnsi="Times New Roman" w:cs="Times New Roman"/>
+          <w:sz w:val="24"/>
+          <w:szCs w:val="24"/>
+        </w:rPr>
+        <w:t>(</w:t>
+      </w:r>
+      <w:proofErr w:type="spellStart"/>
+      <w:r>
+        <w:rPr>
+          <w:rFonts w:ascii="Times New Roman" w:hAnsi="Times New Roman" w:cs="Times New Roman"/>
+          <w:sz w:val="24"/>
+          <w:szCs w:val="24"/>
+        </w:rPr>
+        <w:t>JSON.stringify</w:t>
+      </w:r>
+      <w:proofErr w:type="spellEnd"/>
+      <w:r>
+        <w:rPr>
+          <w:rFonts w:ascii="Times New Roman" w:hAnsi="Times New Roman" w:cs="Times New Roman"/>
+          <w:sz w:val="24"/>
+          <w:szCs w:val="24"/>
+        </w:rPr>
+        <w:t xml:space="preserve">()) </w:t>
+      </w:r>
+    </w:p>
+    <w:p>
+      <w:pPr>
+        <w:rPr>
+          <w:rFonts w:ascii="Times New Roman" w:hAnsi="Times New Roman" w:cs="Times New Roman"/>
+          <w:sz w:val="24"/>
+          <w:szCs w:val="24"/>
+        </w:rPr>
+      </w:pPr>
+      <w:proofErr w:type="spellStart"/>
+      <w:r>
+        <w:rPr>
+          <w:rFonts w:ascii="Times New Roman" w:hAnsi="Times New Roman" w:cs="Times New Roman"/>
+          <w:sz w:val="24"/>
+          <w:szCs w:val="24"/>
+        </w:rPr>
+        <w:t>structuredClone</w:t>
+      </w:r>
+      <w:proofErr w:type="spellEnd"/>
+      <w:r>
+        <w:rPr>
+          <w:rFonts w:ascii="Times New Roman" w:hAnsi="Times New Roman" w:cs="Times New Roman"/>
+          <w:sz w:val="24"/>
+          <w:szCs w:val="24"/>
+        </w:rPr>
+        <w:t>(</w:t>
+      </w:r>
+      <w:proofErr w:type="spellStart"/>
+      <w:r>
+        <w:rPr>
+          <w:rFonts w:ascii="Times New Roman" w:hAnsi="Times New Roman" w:cs="Times New Roman"/>
+          <w:sz w:val="24"/>
+          <w:szCs w:val="24"/>
+        </w:rPr>
+        <w:t>obj</w:t>
+      </w:r>
+      <w:proofErr w:type="spellEnd"/>
+      <w:r>
+        <w:rPr>
+          <w:rFonts w:ascii="Times New Roman" w:hAnsi="Times New Roman" w:cs="Times New Roman"/>
+          <w:sz w:val="24"/>
+          <w:szCs w:val="24"/>
+        </w:rPr>
+        <w:t>) (modern, recommended)</w:t>
+      </w:r>
+    </w:p>
+    <w:p>
+      <w:pPr>
+        <w:rPr>
+          <w:rFonts w:ascii="Times New Roman" w:hAnsi="Times New Roman" w:cs="Times New Roman"/>
+          <w:sz w:val="24"/>
+          <w:szCs w:val="24"/>
+        </w:rPr>
+      </w:pPr>
+      <w:r>
+        <w:rPr>
+          <w:rFonts w:ascii="Times New Roman" w:hAnsi="Times New Roman" w:cs="Times New Roman"/>
+          <w:sz w:val="24"/>
+          <w:szCs w:val="24"/>
+        </w:rPr>
+        <w:t xml:space="preserve">Recursion or using libraries like </w:t>
+      </w:r>
+      <w:proofErr w:type="spellStart"/>
+      <w:r>
+        <w:rPr>
+          <w:rFonts w:ascii="Times New Roman" w:hAnsi="Times New Roman" w:cs="Times New Roman"/>
+          <w:sz w:val="24"/>
+          <w:szCs w:val="24"/>
+        </w:rPr>
+        <w:t>lodash.cloneDeep</w:t>
+      </w:r>
+      <w:proofErr w:type="spellEnd"/>
     </w:p>
     <w:p>
       <w:pPr>
@@ -8605,11 +10112,10 @@
           <w:sz w:val="24"/>
           <w:szCs w:val="24"/>
         </w:rPr>
-        <w:t>const deepClone = JSON.parse(JSON.stringify(item));</w:t>
-      </w:r>
-    </w:p>
-    <w:p>
-      <w:pPr>
+        <w:t xml:space="preserve">const </w:t>
+      </w:r>
+      <w:proofErr w:type="spellStart"/>
+      <w:r>
         <w:rPr>
           <w:rFonts w:ascii="Times New Roman" w:eastAsiaTheme="majorEastAsia" w:hAnsi="Times New Roman" w:cs="Times New Roman"/>
           <w:b/>
@@ -8617,7 +10123,9 @@
           <w:sz w:val="24"/>
           <w:szCs w:val="24"/>
         </w:rPr>
-      </w:pPr>
+        <w:t>deepClone</w:t>
+      </w:r>
+      <w:proofErr w:type="spellEnd"/>
       <w:r>
         <w:rPr>
           <w:rFonts w:ascii="Times New Roman" w:eastAsiaTheme="majorEastAsia" w:hAnsi="Times New Roman" w:cs="Times New Roman"/>
@@ -8626,11 +10134,10 @@
           <w:sz w:val="24"/>
           <w:szCs w:val="24"/>
         </w:rPr>
-        <w:t>deepClone.dimensions.breadth = 99;</w:t>
-      </w:r>
-    </w:p>
-    <w:p>
-      <w:pPr>
+        <w:t xml:space="preserve"> = </w:t>
+      </w:r>
+      <w:proofErr w:type="spellStart"/>
+      <w:r>
         <w:rPr>
           <w:rFonts w:ascii="Times New Roman" w:eastAsiaTheme="majorEastAsia" w:hAnsi="Times New Roman" w:cs="Times New Roman"/>
           <w:b/>
@@ -8638,7 +10145,9 @@
           <w:sz w:val="24"/>
           <w:szCs w:val="24"/>
         </w:rPr>
-      </w:pPr>
+        <w:t>JSON.parse</w:t>
+      </w:r>
+      <w:proofErr w:type="spellEnd"/>
       <w:r>
         <w:rPr>
           <w:rFonts w:ascii="Times New Roman" w:eastAsiaTheme="majorEastAsia" w:hAnsi="Times New Roman" w:cs="Times New Roman"/>
@@ -8647,11 +10156,10 @@
           <w:sz w:val="24"/>
           <w:szCs w:val="24"/>
         </w:rPr>
-        <w:t xml:space="preserve">console.log('deepClone breadth', deepClone.dimensions.breadth); // 99 </w:t>
-      </w:r>
-    </w:p>
-    <w:p>
-      <w:pPr>
+        <w:t>(</w:t>
+      </w:r>
+      <w:proofErr w:type="spellStart"/>
+      <w:r>
         <w:rPr>
           <w:rFonts w:ascii="Times New Roman" w:eastAsiaTheme="majorEastAsia" w:hAnsi="Times New Roman" w:cs="Times New Roman"/>
           <w:b/>
@@ -8659,7 +10167,9 @@
           <w:sz w:val="24"/>
           <w:szCs w:val="24"/>
         </w:rPr>
-      </w:pPr>
+        <w:t>JSON.stringify</w:t>
+      </w:r>
+      <w:proofErr w:type="spellEnd"/>
       <w:r>
         <w:rPr>
           <w:rFonts w:ascii="Times New Roman" w:eastAsiaTheme="majorEastAsia" w:hAnsi="Times New Roman" w:cs="Times New Roman"/>
@@ -8668,7 +10178,148 @@
           <w:sz w:val="24"/>
           <w:szCs w:val="24"/>
         </w:rPr>
-        <w:t>console.log('item breadth', item.dimensions.breadth);   // 22 (unchanged)</w:t>
+        <w:t>(item));</w:t>
+      </w:r>
+    </w:p>
+    <w:p>
+      <w:pPr>
+        <w:rPr>
+          <w:rFonts w:ascii="Times New Roman" w:eastAsiaTheme="majorEastAsia" w:hAnsi="Times New Roman" w:cs="Times New Roman"/>
+          <w:b/>
+          <w:color w:val="7030A0"/>
+          <w:sz w:val="24"/>
+          <w:szCs w:val="24"/>
+        </w:rPr>
+      </w:pPr>
+      <w:proofErr w:type="spellStart"/>
+      <w:r>
+        <w:rPr>
+          <w:rFonts w:ascii="Times New Roman" w:eastAsiaTheme="majorEastAsia" w:hAnsi="Times New Roman" w:cs="Times New Roman"/>
+          <w:b/>
+          <w:color w:val="7030A0"/>
+          <w:sz w:val="24"/>
+          <w:szCs w:val="24"/>
+        </w:rPr>
+        <w:t>deepClone.dimensions.breadth</w:t>
+      </w:r>
+      <w:proofErr w:type="spellEnd"/>
+      <w:r>
+        <w:rPr>
+          <w:rFonts w:ascii="Times New Roman" w:eastAsiaTheme="majorEastAsia" w:hAnsi="Times New Roman" w:cs="Times New Roman"/>
+          <w:b/>
+          <w:color w:val="7030A0"/>
+          <w:sz w:val="24"/>
+          <w:szCs w:val="24"/>
+        </w:rPr>
+        <w:t xml:space="preserve"> = 99;</w:t>
+      </w:r>
+    </w:p>
+    <w:p>
+      <w:pPr>
+        <w:rPr>
+          <w:rFonts w:ascii="Times New Roman" w:eastAsiaTheme="majorEastAsia" w:hAnsi="Times New Roman" w:cs="Times New Roman"/>
+          <w:b/>
+          <w:color w:val="7030A0"/>
+          <w:sz w:val="24"/>
+          <w:szCs w:val="24"/>
+        </w:rPr>
+      </w:pPr>
+      <w:r>
+        <w:rPr>
+          <w:rFonts w:ascii="Times New Roman" w:eastAsiaTheme="majorEastAsia" w:hAnsi="Times New Roman" w:cs="Times New Roman"/>
+          <w:b/>
+          <w:color w:val="7030A0"/>
+          <w:sz w:val="24"/>
+          <w:szCs w:val="24"/>
+        </w:rPr>
+        <w:t>console.log('</w:t>
+      </w:r>
+      <w:proofErr w:type="spellStart"/>
+      <w:r>
+        <w:rPr>
+          <w:rFonts w:ascii="Times New Roman" w:eastAsiaTheme="majorEastAsia" w:hAnsi="Times New Roman" w:cs="Times New Roman"/>
+          <w:b/>
+          <w:color w:val="7030A0"/>
+          <w:sz w:val="24"/>
+          <w:szCs w:val="24"/>
+        </w:rPr>
+        <w:t>deepClone</w:t>
+      </w:r>
+      <w:proofErr w:type="spellEnd"/>
+      <w:r>
+        <w:rPr>
+          <w:rFonts w:ascii="Times New Roman" w:eastAsiaTheme="majorEastAsia" w:hAnsi="Times New Roman" w:cs="Times New Roman"/>
+          <w:b/>
+          <w:color w:val="7030A0"/>
+          <w:sz w:val="24"/>
+          <w:szCs w:val="24"/>
+        </w:rPr>
+        <w:t xml:space="preserve"> breadth', </w:t>
+      </w:r>
+      <w:proofErr w:type="spellStart"/>
+      <w:r>
+        <w:rPr>
+          <w:rFonts w:ascii="Times New Roman" w:eastAsiaTheme="majorEastAsia" w:hAnsi="Times New Roman" w:cs="Times New Roman"/>
+          <w:b/>
+          <w:color w:val="7030A0"/>
+          <w:sz w:val="24"/>
+          <w:szCs w:val="24"/>
+        </w:rPr>
+        <w:t>deepClone.dimensions.breadth</w:t>
+      </w:r>
+      <w:proofErr w:type="spellEnd"/>
+      <w:r>
+        <w:rPr>
+          <w:rFonts w:ascii="Times New Roman" w:eastAsiaTheme="majorEastAsia" w:hAnsi="Times New Roman" w:cs="Times New Roman"/>
+          <w:b/>
+          <w:color w:val="7030A0"/>
+          <w:sz w:val="24"/>
+          <w:szCs w:val="24"/>
+        </w:rPr>
+        <w:t xml:space="preserve">); // 99 </w:t>
+      </w:r>
+    </w:p>
+    <w:p>
+      <w:pPr>
+        <w:rPr>
+          <w:rFonts w:ascii="Times New Roman" w:eastAsiaTheme="majorEastAsia" w:hAnsi="Times New Roman" w:cs="Times New Roman"/>
+          <w:b/>
+          <w:color w:val="7030A0"/>
+          <w:sz w:val="24"/>
+          <w:szCs w:val="24"/>
+        </w:rPr>
+      </w:pPr>
+      <w:r>
+        <w:rPr>
+          <w:rFonts w:ascii="Times New Roman" w:eastAsiaTheme="majorEastAsia" w:hAnsi="Times New Roman" w:cs="Times New Roman"/>
+          <w:b/>
+          <w:color w:val="7030A0"/>
+          <w:sz w:val="24"/>
+          <w:szCs w:val="24"/>
+        </w:rPr>
+        <w:t xml:space="preserve">console.log('item breadth', </w:t>
+      </w:r>
+      <w:proofErr w:type="spellStart"/>
+      <w:r>
+        <w:rPr>
+          <w:rFonts w:ascii="Times New Roman" w:eastAsiaTheme="majorEastAsia" w:hAnsi="Times New Roman" w:cs="Times New Roman"/>
+          <w:b/>
+          <w:color w:val="7030A0"/>
+          <w:sz w:val="24"/>
+          <w:szCs w:val="24"/>
+        </w:rPr>
+        <w:t>item.dimensions.breadth</w:t>
+      </w:r>
+      <w:proofErr w:type="spellEnd"/>
+      <w:r>
+        <w:rPr>
+          <w:rFonts w:ascii="Times New Roman" w:eastAsiaTheme="majorEastAsia" w:hAnsi="Times New Roman" w:cs="Times New Roman"/>
+          <w:b/>
+          <w:color w:val="7030A0"/>
+          <w:sz w:val="24"/>
+          <w:szCs w:val="24"/>
+        </w:rPr>
+        <w:t>);   // 22 (unchanged)</w:t>
       </w:r>
     </w:p>
     <w:p>
@@ -8737,7 +10388,31 @@
           <w:sz w:val="24"/>
           <w:szCs w:val="24"/>
         </w:rPr>
-        <w:t>What is the difference between map and forEach functions?</w:t>
+        <w:t xml:space="preserve">What is the difference between map and </w:t>
+      </w:r>
+      <w:proofErr w:type="spellStart"/>
+      <w:r>
+        <w:rPr>
+          <w:rFonts w:ascii="Times New Roman" w:hAnsi="Times New Roman" w:cs="Times New Roman"/>
+          <w:b/>
+          <w:bCs/>
+          <w:color w:val="833C0B" w:themeColor="accent2" w:themeShade="80"/>
+          <w:sz w:val="24"/>
+          <w:szCs w:val="24"/>
+        </w:rPr>
+        <w:t>forEach</w:t>
+      </w:r>
+      <w:proofErr w:type="spellEnd"/>
+      <w:r>
+        <w:rPr>
+          <w:rFonts w:ascii="Times New Roman" w:hAnsi="Times New Roman" w:cs="Times New Roman"/>
+          <w:b/>
+          <w:bCs/>
+          <w:color w:val="833C0B" w:themeColor="accent2" w:themeShade="80"/>
+          <w:sz w:val="24"/>
+          <w:szCs w:val="24"/>
+        </w:rPr>
+        <w:t xml:space="preserve"> functions?</w:t>
       </w:r>
     </w:p>
     <w:p>
@@ -8780,7 +10455,31 @@
           <w:sz w:val="24"/>
           <w:szCs w:val="24"/>
         </w:rPr>
-        <w:t>What are truthy and falsy values?</w:t>
+        <w:t xml:space="preserve">What are truthy and </w:t>
+      </w:r>
+      <w:proofErr w:type="spellStart"/>
+      <w:r>
+        <w:rPr>
+          <w:rFonts w:ascii="Times New Roman" w:hAnsi="Times New Roman" w:cs="Times New Roman"/>
+          <w:b/>
+          <w:bCs/>
+          <w:color w:val="833C0B" w:themeColor="accent2" w:themeShade="80"/>
+          <w:sz w:val="24"/>
+          <w:szCs w:val="24"/>
+        </w:rPr>
+        <w:t>falsy</w:t>
+      </w:r>
+      <w:proofErr w:type="spellEnd"/>
+      <w:r>
+        <w:rPr>
+          <w:rFonts w:ascii="Times New Roman" w:hAnsi="Times New Roman" w:cs="Times New Roman"/>
+          <w:b/>
+          <w:bCs/>
+          <w:color w:val="833C0B" w:themeColor="accent2" w:themeShade="80"/>
+          <w:sz w:val="24"/>
+          <w:szCs w:val="24"/>
+        </w:rPr>
+        <w:t xml:space="preserve"> values?</w:t>
       </w:r>
       <w:r>
         <w:rPr>
@@ -8789,8 +10488,35 @@
           <w:szCs w:val="24"/>
         </w:rPr>
         <w:br/>
-        <w:t>Falsy values: false, 0, "", null, undefined, NaN</w:t>
-      </w:r>
+      </w:r>
+      <w:proofErr w:type="spellStart"/>
+      <w:r>
+        <w:rPr>
+          <w:rFonts w:ascii="Times New Roman" w:hAnsi="Times New Roman" w:cs="Times New Roman"/>
+          <w:sz w:val="24"/>
+          <w:szCs w:val="24"/>
+        </w:rPr>
+        <w:t>Falsy</w:t>
+      </w:r>
+      <w:proofErr w:type="spellEnd"/>
+      <w:r>
+        <w:rPr>
+          <w:rFonts w:ascii="Times New Roman" w:hAnsi="Times New Roman" w:cs="Times New Roman"/>
+          <w:sz w:val="24"/>
+          <w:szCs w:val="24"/>
+        </w:rPr>
+        <w:t xml:space="preserve"> values: false, 0, "", null, undefined, </w:t>
+      </w:r>
+      <w:proofErr w:type="spellStart"/>
+      <w:r>
+        <w:rPr>
+          <w:rFonts w:ascii="Times New Roman" w:hAnsi="Times New Roman" w:cs="Times New Roman"/>
+          <w:sz w:val="24"/>
+          <w:szCs w:val="24"/>
+        </w:rPr>
+        <w:t>NaN</w:t>
+      </w:r>
+      <w:proofErr w:type="spellEnd"/>
       <w:r>
         <w:rPr>
           <w:rFonts w:ascii="Times New Roman" w:hAnsi="Times New Roman" w:cs="Times New Roman"/>
@@ -8821,7 +10547,79 @@
           <w:sz w:val="24"/>
           <w:szCs w:val="24"/>
         </w:rPr>
-        <w:t xml:space="preserve">What is setTimeOut and setInterval in Javascript </w:t>
+        <w:t xml:space="preserve">What is </w:t>
+      </w:r>
+      <w:proofErr w:type="spellStart"/>
+      <w:r>
+        <w:rPr>
+          <w:rFonts w:ascii="Times New Roman" w:hAnsi="Times New Roman" w:cs="Times New Roman"/>
+          <w:b/>
+          <w:bCs/>
+          <w:color w:val="833C0B" w:themeColor="accent2" w:themeShade="80"/>
+          <w:sz w:val="24"/>
+          <w:szCs w:val="24"/>
+        </w:rPr>
+        <w:t>setTimeOut</w:t>
+      </w:r>
+      <w:proofErr w:type="spellEnd"/>
+      <w:r>
+        <w:rPr>
+          <w:rFonts w:ascii="Times New Roman" w:hAnsi="Times New Roman" w:cs="Times New Roman"/>
+          <w:b/>
+          <w:bCs/>
+          <w:color w:val="833C0B" w:themeColor="accent2" w:themeShade="80"/>
+          <w:sz w:val="24"/>
+          <w:szCs w:val="24"/>
+        </w:rPr>
+        <w:t xml:space="preserve"> and </w:t>
+      </w:r>
+      <w:proofErr w:type="spellStart"/>
+      <w:r>
+        <w:rPr>
+          <w:rFonts w:ascii="Times New Roman" w:hAnsi="Times New Roman" w:cs="Times New Roman"/>
+          <w:b/>
+          <w:bCs/>
+          <w:color w:val="833C0B" w:themeColor="accent2" w:themeShade="80"/>
+          <w:sz w:val="24"/>
+          <w:szCs w:val="24"/>
+        </w:rPr>
+        <w:t>setInterval</w:t>
+      </w:r>
+      <w:proofErr w:type="spellEnd"/>
+      <w:r>
+        <w:rPr>
+          <w:rFonts w:ascii="Times New Roman" w:hAnsi="Times New Roman" w:cs="Times New Roman"/>
+          <w:b/>
+          <w:bCs/>
+          <w:color w:val="833C0B" w:themeColor="accent2" w:themeShade="80"/>
+          <w:sz w:val="24"/>
+          <w:szCs w:val="24"/>
+        </w:rPr>
+        <w:t xml:space="preserve"> in </w:t>
+      </w:r>
+      <w:proofErr w:type="spellStart"/>
+      <w:r>
+        <w:rPr>
+          <w:rFonts w:ascii="Times New Roman" w:hAnsi="Times New Roman" w:cs="Times New Roman"/>
+          <w:b/>
+          <w:bCs/>
+          <w:color w:val="833C0B" w:themeColor="accent2" w:themeShade="80"/>
+          <w:sz w:val="24"/>
+          <w:szCs w:val="24"/>
+        </w:rPr>
+        <w:t>Javascript</w:t>
+      </w:r>
+      <w:proofErr w:type="spellEnd"/>
+      <w:r>
+        <w:rPr>
+          <w:rFonts w:ascii="Times New Roman" w:hAnsi="Times New Roman" w:cs="Times New Roman"/>
+          <w:b/>
+          <w:bCs/>
+          <w:color w:val="833C0B" w:themeColor="accent2" w:themeShade="80"/>
+          <w:sz w:val="24"/>
+          <w:szCs w:val="24"/>
+        </w:rPr>
+        <w:t xml:space="preserve"> </w:t>
       </w:r>
     </w:p>
     <w:p>
@@ -8945,13 +10743,23 @@
           <w:szCs w:val="24"/>
         </w:rPr>
       </w:pPr>
-      <w:r>
-        <w:rPr>
-          <w:rFonts w:ascii="Times New Roman" w:hAnsi="Times New Roman" w:cs="Times New Roman"/>
-          <w:sz w:val="24"/>
-          <w:szCs w:val="24"/>
-        </w:rPr>
-        <w:t>setInterval()</w:t>
+      <w:proofErr w:type="spellStart"/>
+      <w:r>
+        <w:rPr>
+          <w:rFonts w:ascii="Times New Roman" w:hAnsi="Times New Roman" w:cs="Times New Roman"/>
+          <w:sz w:val="24"/>
+          <w:szCs w:val="24"/>
+        </w:rPr>
+        <w:t>setInterval</w:t>
+      </w:r>
+      <w:proofErr w:type="spellEnd"/>
+      <w:r>
+        <w:rPr>
+          <w:rFonts w:ascii="Times New Roman" w:hAnsi="Times New Roman" w:cs="Times New Roman"/>
+          <w:sz w:val="24"/>
+          <w:szCs w:val="24"/>
+        </w:rPr>
+        <w:t>()</w:t>
       </w:r>
     </w:p>
     <w:p>
@@ -9004,13 +10812,23 @@
                 <w:szCs w:val="24"/>
               </w:rPr>
             </w:pPr>
+            <w:proofErr w:type="spellStart"/>
             <w:r>
               <w:rPr>
                 <w:rFonts w:ascii="Times New Roman" w:hAnsi="Times New Roman" w:cs="Times New Roman"/>
                 <w:sz w:val="24"/>
                 <w:szCs w:val="24"/>
               </w:rPr>
-              <w:t>setInterval(() =&gt; {</w:t>
+              <w:t>setInterval</w:t>
+            </w:r>
+            <w:proofErr w:type="spellEnd"/>
+            <w:r>
+              <w:rPr>
+                <w:rFonts w:ascii="Times New Roman" w:hAnsi="Times New Roman" w:cs="Times New Roman"/>
+                <w:sz w:val="24"/>
+                <w:szCs w:val="24"/>
+              </w:rPr>
+              <w:t>(() =&gt; {</w:t>
             </w:r>
           </w:p>
           <w:p>
@@ -9070,8 +10888,21 @@
           <w:sz w:val="24"/>
           <w:szCs w:val="24"/>
         </w:rPr>
-        <w:t>What are is map, filter , reducer in javascript</w:t>
-      </w:r>
+        <w:t xml:space="preserve">What are is map, filter , reducer in </w:t>
+      </w:r>
+      <w:proofErr w:type="spellStart"/>
+      <w:r>
+        <w:rPr>
+          <w:rFonts w:ascii="Times New Roman" w:hAnsi="Times New Roman" w:cs="Times New Roman"/>
+          <w:b/>
+          <w:bCs/>
+          <w:color w:val="833C0B" w:themeColor="accent2" w:themeShade="80"/>
+          <w:sz w:val="24"/>
+          <w:szCs w:val="24"/>
+        </w:rPr>
+        <w:t>javascript</w:t>
+      </w:r>
+      <w:proofErr w:type="spellEnd"/>
       <w:r>
         <w:rPr>
           <w:rFonts w:ascii="Times New Roman" w:hAnsi="Times New Roman" w:cs="Times New Roman"/>
@@ -9287,8 +11118,21 @@
           <w:sz w:val="24"/>
           <w:szCs w:val="24"/>
         </w:rPr>
-        <w:t>What is closure in Javascript</w:t>
-      </w:r>
+        <w:t xml:space="preserve">What is closure in </w:t>
+      </w:r>
+      <w:proofErr w:type="spellStart"/>
+      <w:r>
+        <w:rPr>
+          <w:rFonts w:ascii="Times New Roman" w:hAnsi="Times New Roman" w:cs="Times New Roman"/>
+          <w:b/>
+          <w:bCs/>
+          <w:color w:val="833C0B" w:themeColor="accent2" w:themeShade="80"/>
+          <w:sz w:val="24"/>
+          <w:szCs w:val="24"/>
+        </w:rPr>
+        <w:t>Javascript</w:t>
+      </w:r>
+      <w:proofErr w:type="spellEnd"/>
       <w:r>
         <w:rPr>
           <w:rFonts w:ascii="Times New Roman" w:hAnsi="Times New Roman" w:cs="Times New Roman"/>
@@ -9702,64 +11546,152 @@
           <w:sz w:val="24"/>
           <w:szCs w:val="24"/>
         </w:rPr>
-        <w:t>Ler arr = [1,2,3,4]</w:t>
-      </w:r>
-    </w:p>
-    <w:p>
-      <w:pPr>
-        <w:rPr>
-          <w:rFonts w:ascii="Times New Roman" w:hAnsi="Times New Roman" w:cs="Times New Roman"/>
-          <w:sz w:val="24"/>
-          <w:szCs w:val="24"/>
-        </w:rPr>
-      </w:pPr>
-      <w:r>
-        <w:rPr>
-          <w:rFonts w:ascii="Times New Roman" w:hAnsi="Times New Roman" w:cs="Times New Roman"/>
-          <w:sz w:val="24"/>
-          <w:szCs w:val="24"/>
-        </w:rPr>
-        <w:t>arr.length = 0 or arr = [];</w:t>
-      </w:r>
-    </w:p>
-    <w:p>
-      <w:pPr>
-        <w:rPr>
-          <w:rFonts w:ascii="Times New Roman" w:hAnsi="Times New Roman" w:cs="Times New Roman"/>
-          <w:b/>
-          <w:bCs/>
-          <w:color w:val="833C0B" w:themeColor="accent2" w:themeShade="80"/>
-          <w:sz w:val="24"/>
-          <w:szCs w:val="24"/>
-        </w:rPr>
-      </w:pPr>
-      <w:r>
-        <w:rPr>
-          <w:rFonts w:ascii="Times New Roman" w:hAnsi="Times New Roman" w:cs="Times New Roman"/>
-          <w:b/>
-          <w:bCs/>
-          <w:color w:val="833C0B" w:themeColor="accent2" w:themeShade="80"/>
-          <w:sz w:val="24"/>
-          <w:szCs w:val="24"/>
-        </w:rPr>
-        <w:t xml:space="preserve">What is the difference between number type and BigInt type </w:t>
-      </w:r>
-    </w:p>
-    <w:p>
-      <w:pPr>
-        <w:rPr>
-          <w:rFonts w:ascii="Times New Roman" w:hAnsi="Times New Roman" w:cs="Times New Roman"/>
-          <w:sz w:val="24"/>
-          <w:szCs w:val="24"/>
-        </w:rPr>
-      </w:pPr>
-      <w:r>
-        <w:rPr>
-          <w:rFonts w:ascii="Times New Roman" w:hAnsi="Times New Roman" w:cs="Times New Roman"/>
-          <w:sz w:val="24"/>
-          <w:szCs w:val="24"/>
-        </w:rPr>
-        <w:t>Both Number and BigInt are used to represent numeric values, but they differ in size limits and precision.</w:t>
+        <w:t xml:space="preserve">Ler </w:t>
+      </w:r>
+      <w:proofErr w:type="spellStart"/>
+      <w:r>
+        <w:rPr>
+          <w:rFonts w:ascii="Times New Roman" w:hAnsi="Times New Roman" w:cs="Times New Roman"/>
+          <w:sz w:val="24"/>
+          <w:szCs w:val="24"/>
+        </w:rPr>
+        <w:t>arr</w:t>
+      </w:r>
+      <w:proofErr w:type="spellEnd"/>
+      <w:r>
+        <w:rPr>
+          <w:rFonts w:ascii="Times New Roman" w:hAnsi="Times New Roman" w:cs="Times New Roman"/>
+          <w:sz w:val="24"/>
+          <w:szCs w:val="24"/>
+        </w:rPr>
+        <w:t xml:space="preserve"> = [1,2,3,4]</w:t>
+      </w:r>
+    </w:p>
+    <w:p>
+      <w:pPr>
+        <w:rPr>
+          <w:rFonts w:ascii="Times New Roman" w:hAnsi="Times New Roman" w:cs="Times New Roman"/>
+          <w:sz w:val="24"/>
+          <w:szCs w:val="24"/>
+        </w:rPr>
+      </w:pPr>
+      <w:proofErr w:type="spellStart"/>
+      <w:r>
+        <w:rPr>
+          <w:rFonts w:ascii="Times New Roman" w:hAnsi="Times New Roman" w:cs="Times New Roman"/>
+          <w:sz w:val="24"/>
+          <w:szCs w:val="24"/>
+        </w:rPr>
+        <w:t>arr.length</w:t>
+      </w:r>
+      <w:proofErr w:type="spellEnd"/>
+      <w:r>
+        <w:rPr>
+          <w:rFonts w:ascii="Times New Roman" w:hAnsi="Times New Roman" w:cs="Times New Roman"/>
+          <w:sz w:val="24"/>
+          <w:szCs w:val="24"/>
+        </w:rPr>
+        <w:t xml:space="preserve"> = 0 or </w:t>
+      </w:r>
+      <w:proofErr w:type="spellStart"/>
+      <w:r>
+        <w:rPr>
+          <w:rFonts w:ascii="Times New Roman" w:hAnsi="Times New Roman" w:cs="Times New Roman"/>
+          <w:sz w:val="24"/>
+          <w:szCs w:val="24"/>
+        </w:rPr>
+        <w:t>arr</w:t>
+      </w:r>
+      <w:proofErr w:type="spellEnd"/>
+      <w:r>
+        <w:rPr>
+          <w:rFonts w:ascii="Times New Roman" w:hAnsi="Times New Roman" w:cs="Times New Roman"/>
+          <w:sz w:val="24"/>
+          <w:szCs w:val="24"/>
+        </w:rPr>
+        <w:t xml:space="preserve"> = [];</w:t>
+      </w:r>
+    </w:p>
+    <w:p>
+      <w:pPr>
+        <w:rPr>
+          <w:rFonts w:ascii="Times New Roman" w:hAnsi="Times New Roman" w:cs="Times New Roman"/>
+          <w:b/>
+          <w:bCs/>
+          <w:color w:val="833C0B" w:themeColor="accent2" w:themeShade="80"/>
+          <w:sz w:val="24"/>
+          <w:szCs w:val="24"/>
+        </w:rPr>
+      </w:pPr>
+      <w:r>
+        <w:rPr>
+          <w:rFonts w:ascii="Times New Roman" w:hAnsi="Times New Roman" w:cs="Times New Roman"/>
+          <w:b/>
+          <w:bCs/>
+          <w:color w:val="833C0B" w:themeColor="accent2" w:themeShade="80"/>
+          <w:sz w:val="24"/>
+          <w:szCs w:val="24"/>
+        </w:rPr>
+        <w:t xml:space="preserve">What is the difference between number type and </w:t>
+      </w:r>
+      <w:proofErr w:type="spellStart"/>
+      <w:r>
+        <w:rPr>
+          <w:rFonts w:ascii="Times New Roman" w:hAnsi="Times New Roman" w:cs="Times New Roman"/>
+          <w:b/>
+          <w:bCs/>
+          <w:color w:val="833C0B" w:themeColor="accent2" w:themeShade="80"/>
+          <w:sz w:val="24"/>
+          <w:szCs w:val="24"/>
+        </w:rPr>
+        <w:t>BigInt</w:t>
+      </w:r>
+      <w:proofErr w:type="spellEnd"/>
+      <w:r>
+        <w:rPr>
+          <w:rFonts w:ascii="Times New Roman" w:hAnsi="Times New Roman" w:cs="Times New Roman"/>
+          <w:b/>
+          <w:bCs/>
+          <w:color w:val="833C0B" w:themeColor="accent2" w:themeShade="80"/>
+          <w:sz w:val="24"/>
+          <w:szCs w:val="24"/>
+        </w:rPr>
+        <w:t xml:space="preserve"> type </w:t>
+      </w:r>
+    </w:p>
+    <w:p>
+      <w:pPr>
+        <w:rPr>
+          <w:rFonts w:ascii="Times New Roman" w:hAnsi="Times New Roman" w:cs="Times New Roman"/>
+          <w:sz w:val="24"/>
+          <w:szCs w:val="24"/>
+        </w:rPr>
+      </w:pPr>
+      <w:r>
+        <w:rPr>
+          <w:rFonts w:ascii="Times New Roman" w:hAnsi="Times New Roman" w:cs="Times New Roman"/>
+          <w:sz w:val="24"/>
+          <w:szCs w:val="24"/>
+        </w:rPr>
+        <w:t xml:space="preserve">Both Number and </w:t>
+      </w:r>
+      <w:proofErr w:type="spellStart"/>
+      <w:r>
+        <w:rPr>
+          <w:rFonts w:ascii="Times New Roman" w:hAnsi="Times New Roman" w:cs="Times New Roman"/>
+          <w:sz w:val="24"/>
+          <w:szCs w:val="24"/>
+        </w:rPr>
+        <w:t>BigInt</w:t>
+      </w:r>
+      <w:proofErr w:type="spellEnd"/>
+      <w:r>
+        <w:rPr>
+          <w:rFonts w:ascii="Times New Roman" w:hAnsi="Times New Roman" w:cs="Times New Roman"/>
+          <w:sz w:val="24"/>
+          <w:szCs w:val="24"/>
+        </w:rPr>
+        <w:t xml:space="preserve"> are used to represent numeric values, but they differ in size limits and precision.</w:t>
       </w:r>
     </w:p>
     <w:p>
@@ -10076,7 +12008,42 @@
           <w:szCs w:val="24"/>
         </w:rPr>
         <w:tab/>
-        <w:t>func.call(thisArg, arg1, arg2, ...);</w:t>
+      </w:r>
+      <w:proofErr w:type="spellStart"/>
+      <w:r>
+        <w:rPr>
+          <w:rFonts w:ascii="Times New Roman" w:hAnsi="Times New Roman" w:cs="Times New Roman"/>
+          <w:sz w:val="24"/>
+          <w:szCs w:val="24"/>
+        </w:rPr>
+        <w:t>func.call</w:t>
+      </w:r>
+      <w:proofErr w:type="spellEnd"/>
+      <w:r>
+        <w:rPr>
+          <w:rFonts w:ascii="Times New Roman" w:hAnsi="Times New Roman" w:cs="Times New Roman"/>
+          <w:sz w:val="24"/>
+          <w:szCs w:val="24"/>
+        </w:rPr>
+        <w:t>(</w:t>
+      </w:r>
+      <w:proofErr w:type="spellStart"/>
+      <w:r>
+        <w:rPr>
+          <w:rFonts w:ascii="Times New Roman" w:hAnsi="Times New Roman" w:cs="Times New Roman"/>
+          <w:sz w:val="24"/>
+          <w:szCs w:val="24"/>
+        </w:rPr>
+        <w:t>thisArg</w:t>
+      </w:r>
+      <w:proofErr w:type="spellEnd"/>
+      <w:r>
+        <w:rPr>
+          <w:rFonts w:ascii="Times New Roman" w:hAnsi="Times New Roman" w:cs="Times New Roman"/>
+          <w:sz w:val="24"/>
+          <w:szCs w:val="24"/>
+        </w:rPr>
+        <w:t>, arg1, arg2, ...);</w:t>
       </w:r>
     </w:p>
     <w:p>
@@ -10128,7 +12095,42 @@
           <w:szCs w:val="24"/>
         </w:rPr>
         <w:tab/>
-        <w:t>func.apply(thisArg, [arg1, arg2, ...]);</w:t>
+      </w:r>
+      <w:proofErr w:type="spellStart"/>
+      <w:r>
+        <w:rPr>
+          <w:rFonts w:ascii="Times New Roman" w:hAnsi="Times New Roman" w:cs="Times New Roman"/>
+          <w:sz w:val="24"/>
+          <w:szCs w:val="24"/>
+        </w:rPr>
+        <w:t>func.apply</w:t>
+      </w:r>
+      <w:proofErr w:type="spellEnd"/>
+      <w:r>
+        <w:rPr>
+          <w:rFonts w:ascii="Times New Roman" w:hAnsi="Times New Roman" w:cs="Times New Roman"/>
+          <w:sz w:val="24"/>
+          <w:szCs w:val="24"/>
+        </w:rPr>
+        <w:t>(</w:t>
+      </w:r>
+      <w:proofErr w:type="spellStart"/>
+      <w:r>
+        <w:rPr>
+          <w:rFonts w:ascii="Times New Roman" w:hAnsi="Times New Roman" w:cs="Times New Roman"/>
+          <w:sz w:val="24"/>
+          <w:szCs w:val="24"/>
+        </w:rPr>
+        <w:t>thisArg</w:t>
+      </w:r>
+      <w:proofErr w:type="spellEnd"/>
+      <w:r>
+        <w:rPr>
+          <w:rFonts w:ascii="Times New Roman" w:hAnsi="Times New Roman" w:cs="Times New Roman"/>
+          <w:sz w:val="24"/>
+          <w:szCs w:val="24"/>
+        </w:rPr>
+        <w:t>, [arg1, arg2, ...]);</w:t>
       </w:r>
     </w:p>
     <w:p>
@@ -10251,24 +12253,88 @@
           <w:sz w:val="24"/>
           <w:szCs w:val="24"/>
         </w:rPr>
-        <w:t>const boundFunc = func.bind(thisArg, arg1, arg2);</w:t>
-      </w:r>
-    </w:p>
-    <w:p>
-      <w:pPr>
-        <w:rPr>
-          <w:rFonts w:ascii="Times New Roman" w:hAnsi="Times New Roman" w:cs="Times New Roman"/>
-          <w:sz w:val="24"/>
-          <w:szCs w:val="24"/>
-        </w:rPr>
-      </w:pPr>
-      <w:r>
-        <w:rPr>
-          <w:rFonts w:ascii="Times New Roman" w:hAnsi="Times New Roman" w:cs="Times New Roman"/>
-          <w:sz w:val="24"/>
-          <w:szCs w:val="24"/>
-        </w:rPr>
-        <w:t>boundFunc(); // later</w:t>
+        <w:t xml:space="preserve">const </w:t>
+      </w:r>
+      <w:proofErr w:type="spellStart"/>
+      <w:r>
+        <w:rPr>
+          <w:rFonts w:ascii="Times New Roman" w:hAnsi="Times New Roman" w:cs="Times New Roman"/>
+          <w:sz w:val="24"/>
+          <w:szCs w:val="24"/>
+        </w:rPr>
+        <w:t>boundFunc</w:t>
+      </w:r>
+      <w:proofErr w:type="spellEnd"/>
+      <w:r>
+        <w:rPr>
+          <w:rFonts w:ascii="Times New Roman" w:hAnsi="Times New Roman" w:cs="Times New Roman"/>
+          <w:sz w:val="24"/>
+          <w:szCs w:val="24"/>
+        </w:rPr>
+        <w:t xml:space="preserve"> = </w:t>
+      </w:r>
+      <w:proofErr w:type="spellStart"/>
+      <w:r>
+        <w:rPr>
+          <w:rFonts w:ascii="Times New Roman" w:hAnsi="Times New Roman" w:cs="Times New Roman"/>
+          <w:sz w:val="24"/>
+          <w:szCs w:val="24"/>
+        </w:rPr>
+        <w:t>func.bind</w:t>
+      </w:r>
+      <w:proofErr w:type="spellEnd"/>
+      <w:r>
+        <w:rPr>
+          <w:rFonts w:ascii="Times New Roman" w:hAnsi="Times New Roman" w:cs="Times New Roman"/>
+          <w:sz w:val="24"/>
+          <w:szCs w:val="24"/>
+        </w:rPr>
+        <w:t>(</w:t>
+      </w:r>
+      <w:proofErr w:type="spellStart"/>
+      <w:r>
+        <w:rPr>
+          <w:rFonts w:ascii="Times New Roman" w:hAnsi="Times New Roman" w:cs="Times New Roman"/>
+          <w:sz w:val="24"/>
+          <w:szCs w:val="24"/>
+        </w:rPr>
+        <w:t>thisArg</w:t>
+      </w:r>
+      <w:proofErr w:type="spellEnd"/>
+      <w:r>
+        <w:rPr>
+          <w:rFonts w:ascii="Times New Roman" w:hAnsi="Times New Roman" w:cs="Times New Roman"/>
+          <w:sz w:val="24"/>
+          <w:szCs w:val="24"/>
+        </w:rPr>
+        <w:t>, arg1, arg2);</w:t>
+      </w:r>
+    </w:p>
+    <w:p>
+      <w:pPr>
+        <w:rPr>
+          <w:rFonts w:ascii="Times New Roman" w:hAnsi="Times New Roman" w:cs="Times New Roman"/>
+          <w:sz w:val="24"/>
+          <w:szCs w:val="24"/>
+        </w:rPr>
+      </w:pPr>
+      <w:proofErr w:type="spellStart"/>
+      <w:r>
+        <w:rPr>
+          <w:rFonts w:ascii="Times New Roman" w:hAnsi="Times New Roman" w:cs="Times New Roman"/>
+          <w:sz w:val="24"/>
+          <w:szCs w:val="24"/>
+        </w:rPr>
+        <w:t>boundFunc</w:t>
+      </w:r>
+      <w:proofErr w:type="spellEnd"/>
+      <w:r>
+        <w:rPr>
+          <w:rFonts w:ascii="Times New Roman" w:hAnsi="Times New Roman" w:cs="Times New Roman"/>
+          <w:sz w:val="24"/>
+          <w:szCs w:val="24"/>
+        </w:rPr>
+        <w:t>(); // later</w:t>
       </w:r>
     </w:p>
     <w:p>
@@ -10444,7 +12510,25 @@
           <w:sz w:val="24"/>
           <w:szCs w:val="24"/>
         </w:rPr>
-        <w:t>Storing structured data (e.g., localStorage)</w:t>
+        <w:t xml:space="preserve">Storing structured data (e.g., </w:t>
+      </w:r>
+      <w:proofErr w:type="spellStart"/>
+      <w:r>
+        <w:rPr>
+          <w:rFonts w:ascii="Times New Roman" w:hAnsi="Times New Roman" w:cs="Times New Roman"/>
+          <w:sz w:val="24"/>
+          <w:szCs w:val="24"/>
+        </w:rPr>
+        <w:t>localStorage</w:t>
+      </w:r>
+      <w:proofErr w:type="spellEnd"/>
+      <w:r>
+        <w:rPr>
+          <w:rFonts w:ascii="Times New Roman" w:hAnsi="Times New Roman" w:cs="Times New Roman"/>
+          <w:sz w:val="24"/>
+          <w:szCs w:val="24"/>
+        </w:rPr>
+        <w:t>)</w:t>
       </w:r>
     </w:p>
     <w:p>
@@ -10578,24 +12662,52 @@
           <w:sz w:val="24"/>
           <w:szCs w:val="24"/>
         </w:rPr>
-        <w:t>How to create element dynamically using Javascript</w:t>
-      </w:r>
-    </w:p>
-    <w:p>
-      <w:pPr>
-        <w:rPr>
-          <w:rFonts w:ascii="Times New Roman" w:hAnsi="Times New Roman" w:cs="Times New Roman"/>
-          <w:sz w:val="24"/>
-          <w:szCs w:val="24"/>
-        </w:rPr>
-      </w:pPr>
-      <w:r>
-        <w:rPr>
-          <w:rFonts w:ascii="Times New Roman" w:hAnsi="Times New Roman" w:cs="Times New Roman"/>
-          <w:sz w:val="24"/>
-          <w:szCs w:val="24"/>
-        </w:rPr>
-        <w:t>can use document.createElement() to create a new HTML element and append() to insert it into the DOM."</w:t>
+        <w:t xml:space="preserve">How to create element dynamically using </w:t>
+      </w:r>
+      <w:proofErr w:type="spellStart"/>
+      <w:r>
+        <w:rPr>
+          <w:rFonts w:ascii="Times New Roman" w:hAnsi="Times New Roman" w:cs="Times New Roman"/>
+          <w:sz w:val="24"/>
+          <w:szCs w:val="24"/>
+        </w:rPr>
+        <w:t>Javascript</w:t>
+      </w:r>
+      <w:proofErr w:type="spellEnd"/>
+    </w:p>
+    <w:p>
+      <w:pPr>
+        <w:rPr>
+          <w:rFonts w:ascii="Times New Roman" w:hAnsi="Times New Roman" w:cs="Times New Roman"/>
+          <w:sz w:val="24"/>
+          <w:szCs w:val="24"/>
+        </w:rPr>
+      </w:pPr>
+      <w:r>
+        <w:rPr>
+          <w:rFonts w:ascii="Times New Roman" w:hAnsi="Times New Roman" w:cs="Times New Roman"/>
+          <w:sz w:val="24"/>
+          <w:szCs w:val="24"/>
+        </w:rPr>
+        <w:t xml:space="preserve">can use </w:t>
+      </w:r>
+      <w:proofErr w:type="spellStart"/>
+      <w:r>
+        <w:rPr>
+          <w:rFonts w:ascii="Times New Roman" w:hAnsi="Times New Roman" w:cs="Times New Roman"/>
+          <w:sz w:val="24"/>
+          <w:szCs w:val="24"/>
+        </w:rPr>
+        <w:t>document.createElement</w:t>
+      </w:r>
+      <w:proofErr w:type="spellEnd"/>
+      <w:r>
+        <w:rPr>
+          <w:rFonts w:ascii="Times New Roman" w:hAnsi="Times New Roman" w:cs="Times New Roman"/>
+          <w:sz w:val="24"/>
+          <w:szCs w:val="24"/>
+        </w:rPr>
+        <w:t>() to create a new HTML element and append() to insert it into the DOM."</w:t>
       </w:r>
       <w:r>
         <w:rPr>
@@ -10626,7 +12738,31 @@
           <w:sz w:val="24"/>
           <w:szCs w:val="24"/>
         </w:rPr>
-        <w:t xml:space="preserve">Explain Closures in Javascript </w:t>
+        <w:t xml:space="preserve">Explain Closures in </w:t>
+      </w:r>
+      <w:proofErr w:type="spellStart"/>
+      <w:r>
+        <w:rPr>
+          <w:rFonts w:ascii="Times New Roman" w:hAnsi="Times New Roman" w:cs="Times New Roman"/>
+          <w:b/>
+          <w:bCs/>
+          <w:color w:val="833C0B" w:themeColor="accent2" w:themeShade="80"/>
+          <w:sz w:val="24"/>
+          <w:szCs w:val="24"/>
+        </w:rPr>
+        <w:t>Javascript</w:t>
+      </w:r>
+      <w:proofErr w:type="spellEnd"/>
+      <w:r>
+        <w:rPr>
+          <w:rFonts w:ascii="Times New Roman" w:hAnsi="Times New Roman" w:cs="Times New Roman"/>
+          <w:b/>
+          <w:bCs/>
+          <w:color w:val="833C0B" w:themeColor="accent2" w:themeShade="80"/>
+          <w:sz w:val="24"/>
+          <w:szCs w:val="24"/>
+        </w:rPr>
+        <w:t xml:space="preserve"> </w:t>
       </w:r>
       <w:r>
         <w:rPr>
@@ -10671,8 +12807,18 @@
           <w:sz w:val="24"/>
           <w:szCs w:val="24"/>
         </w:rPr>
-        <w:t>Explain different Scopes in Javascript</w:t>
-      </w:r>
+        <w:t xml:space="preserve">Explain different Scopes in </w:t>
+      </w:r>
+      <w:proofErr w:type="spellStart"/>
+      <w:r>
+        <w:rPr>
+          <w:rFonts w:ascii="Times New Roman" w:hAnsi="Times New Roman" w:cs="Times New Roman"/>
+          <w:sz w:val="24"/>
+          <w:szCs w:val="24"/>
+        </w:rPr>
+        <w:t>Javascript</w:t>
+      </w:r>
+      <w:proofErr w:type="spellEnd"/>
       <w:r>
         <w:rPr>
           <w:rFonts w:ascii="Times New Roman" w:hAnsi="Times New Roman" w:cs="Times New Roman"/>
@@ -11048,8 +13194,21 @@
           <w:sz w:val="24"/>
           <w:szCs w:val="24"/>
         </w:rPr>
-        <w:t>What is Destructing in the Javascript</w:t>
-      </w:r>
+        <w:t xml:space="preserve">What is Destructing in the </w:t>
+      </w:r>
+      <w:proofErr w:type="spellStart"/>
+      <w:r>
+        <w:rPr>
+          <w:rFonts w:ascii="Times New Roman" w:hAnsi="Times New Roman" w:cs="Times New Roman"/>
+          <w:b/>
+          <w:bCs/>
+          <w:color w:val="833C0B" w:themeColor="accent2" w:themeShade="80"/>
+          <w:sz w:val="24"/>
+          <w:szCs w:val="24"/>
+        </w:rPr>
+        <w:t>Javascript</w:t>
+      </w:r>
+      <w:proofErr w:type="spellEnd"/>
     </w:p>
     <w:p>
       <w:pPr>
@@ -11332,7 +13491,25 @@
           <w:sz w:val="24"/>
           <w:szCs w:val="24"/>
         </w:rPr>
-        <w:t>When you call it like user.regularFunction(), the this refers to the user object</w:t>
+        <w:t xml:space="preserve">When you call it like </w:t>
+      </w:r>
+      <w:proofErr w:type="spellStart"/>
+      <w:r>
+        <w:rPr>
+          <w:rFonts w:ascii="Times New Roman" w:hAnsi="Times New Roman" w:cs="Times New Roman"/>
+          <w:sz w:val="24"/>
+          <w:szCs w:val="24"/>
+        </w:rPr>
+        <w:t>user.regularFunction</w:t>
+      </w:r>
+      <w:proofErr w:type="spellEnd"/>
+      <w:r>
+        <w:rPr>
+          <w:rFonts w:ascii="Times New Roman" w:hAnsi="Times New Roman" w:cs="Times New Roman"/>
+          <w:sz w:val="24"/>
+          <w:szCs w:val="24"/>
+        </w:rPr>
+        <w:t>(), the this refers to the user object</w:t>
       </w:r>
       <w:r>
         <w:rPr>
@@ -11618,7 +13795,31 @@
           <w:sz w:val="24"/>
           <w:szCs w:val="24"/>
         </w:rPr>
-        <w:t xml:space="preserve">Explain difference between map() and forEach() </w:t>
+        <w:t xml:space="preserve">Explain difference between map() and </w:t>
+      </w:r>
+      <w:proofErr w:type="spellStart"/>
+      <w:r>
+        <w:rPr>
+          <w:rFonts w:ascii="Times New Roman" w:hAnsi="Times New Roman" w:cs="Times New Roman"/>
+          <w:b/>
+          <w:bCs/>
+          <w:color w:val="833C0B" w:themeColor="accent2" w:themeShade="80"/>
+          <w:sz w:val="24"/>
+          <w:szCs w:val="24"/>
+        </w:rPr>
+        <w:t>forEach</w:t>
+      </w:r>
+      <w:proofErr w:type="spellEnd"/>
+      <w:r>
+        <w:rPr>
+          <w:rFonts w:ascii="Times New Roman" w:hAnsi="Times New Roman" w:cs="Times New Roman"/>
+          <w:b/>
+          <w:bCs/>
+          <w:color w:val="833C0B" w:themeColor="accent2" w:themeShade="80"/>
+          <w:sz w:val="24"/>
+          <w:szCs w:val="24"/>
+        </w:rPr>
+        <w:t xml:space="preserve">() </w:t>
       </w:r>
     </w:p>
     <w:p>
@@ -11652,24 +13853,60 @@
           <w:sz w:val="24"/>
           <w:szCs w:val="24"/>
         </w:rPr>
-        <w:t>Use forEach() when you need to execute a function for each element of the array without modifying or creating a new array.</w:t>
-      </w:r>
-    </w:p>
-    <w:p>
-      <w:pPr>
-        <w:rPr>
-          <w:rFonts w:ascii="Times New Roman" w:hAnsi="Times New Roman" w:cs="Times New Roman"/>
-          <w:sz w:val="24"/>
-          <w:szCs w:val="24"/>
-        </w:rPr>
-      </w:pPr>
-      <w:r>
-        <w:rPr>
-          <w:rFonts w:ascii="Times New Roman" w:hAnsi="Times New Roman" w:cs="Times New Roman"/>
-          <w:sz w:val="24"/>
-          <w:szCs w:val="24"/>
-        </w:rPr>
-        <w:t>map() and forEach() are both methods used to iterate over arrays</w:t>
+        <w:t xml:space="preserve">Use </w:t>
+      </w:r>
+      <w:proofErr w:type="spellStart"/>
+      <w:r>
+        <w:rPr>
+          <w:rFonts w:ascii="Times New Roman" w:hAnsi="Times New Roman" w:cs="Times New Roman"/>
+          <w:sz w:val="24"/>
+          <w:szCs w:val="24"/>
+        </w:rPr>
+        <w:t>forEach</w:t>
+      </w:r>
+      <w:proofErr w:type="spellEnd"/>
+      <w:r>
+        <w:rPr>
+          <w:rFonts w:ascii="Times New Roman" w:hAnsi="Times New Roman" w:cs="Times New Roman"/>
+          <w:sz w:val="24"/>
+          <w:szCs w:val="24"/>
+        </w:rPr>
+        <w:t>() when you need to execute a function for each element of the array without modifying or creating a new array.</w:t>
+      </w:r>
+    </w:p>
+    <w:p>
+      <w:pPr>
+        <w:rPr>
+          <w:rFonts w:ascii="Times New Roman" w:hAnsi="Times New Roman" w:cs="Times New Roman"/>
+          <w:sz w:val="24"/>
+          <w:szCs w:val="24"/>
+        </w:rPr>
+      </w:pPr>
+      <w:r>
+        <w:rPr>
+          <w:rFonts w:ascii="Times New Roman" w:hAnsi="Times New Roman" w:cs="Times New Roman"/>
+          <w:sz w:val="24"/>
+          <w:szCs w:val="24"/>
+        </w:rPr>
+        <w:t xml:space="preserve">map() and </w:t>
+      </w:r>
+      <w:proofErr w:type="spellStart"/>
+      <w:r>
+        <w:rPr>
+          <w:rFonts w:ascii="Times New Roman" w:hAnsi="Times New Roman" w:cs="Times New Roman"/>
+          <w:sz w:val="24"/>
+          <w:szCs w:val="24"/>
+        </w:rPr>
+        <w:t>forEach</w:t>
+      </w:r>
+      <w:proofErr w:type="spellEnd"/>
+      <w:r>
+        <w:rPr>
+          <w:rFonts w:ascii="Times New Roman" w:hAnsi="Times New Roman" w:cs="Times New Roman"/>
+          <w:sz w:val="24"/>
+          <w:szCs w:val="24"/>
+        </w:rPr>
+        <w:t>() are both methods used to iterate over arrays</w:t>
       </w:r>
     </w:p>
     <w:tbl>
@@ -11694,7 +13931,6 @@
               <w:bottom w:val="single" w:sz="4" w:space="0" w:color="auto"/>
               <w:right w:val="single" w:sz="4" w:space="0" w:color="auto"/>
             </w:tcBorders>
-            <w:shd w:val="clear" w:color="auto" w:fill="auto"/>
             <w:noWrap/>
             <w:vAlign w:val="bottom"/>
             <w:hideMark/>
@@ -11710,6 +13946,7 @@
                 <w14:ligatures w14:val="none"/>
               </w:rPr>
             </w:pPr>
+            <w:proofErr w:type="spellStart"/>
             <w:r>
               <w:rPr>
                 <w:rFonts w:ascii="Times New Roman" w:eastAsia="Times New Roman" w:hAnsi="Times New Roman" w:cs="Times New Roman"/>
@@ -11721,6 +13958,7 @@
               </w:rPr>
               <w:t>forEach</w:t>
             </w:r>
+            <w:proofErr w:type="spellEnd"/>
           </w:p>
         </w:tc>
         <w:tc>
@@ -11732,7 +13970,6 @@
               <w:bottom w:val="single" w:sz="4" w:space="0" w:color="auto"/>
               <w:right w:val="single" w:sz="4" w:space="0" w:color="auto"/>
             </w:tcBorders>
-            <w:shd w:val="clear" w:color="auto" w:fill="auto"/>
             <w:noWrap/>
             <w:vAlign w:val="bottom"/>
             <w:hideMark/>
@@ -11775,7 +14012,6 @@
               <w:bottom w:val="single" w:sz="4" w:space="0" w:color="auto"/>
               <w:right w:val="single" w:sz="4" w:space="0" w:color="auto"/>
             </w:tcBorders>
-            <w:shd w:val="clear" w:color="auto" w:fill="auto"/>
             <w:noWrap/>
             <w:vAlign w:val="bottom"/>
             <w:hideMark/>
@@ -11813,7 +14049,6 @@
               <w:bottom w:val="single" w:sz="4" w:space="0" w:color="auto"/>
               <w:right w:val="single" w:sz="4" w:space="0" w:color="auto"/>
             </w:tcBorders>
-            <w:shd w:val="clear" w:color="auto" w:fill="auto"/>
             <w:noWrap/>
             <w:vAlign w:val="bottom"/>
             <w:hideMark/>
@@ -11856,7 +14091,6 @@
               <w:bottom w:val="single" w:sz="4" w:space="0" w:color="auto"/>
               <w:right w:val="single" w:sz="4" w:space="0" w:color="auto"/>
             </w:tcBorders>
-            <w:shd w:val="clear" w:color="auto" w:fill="auto"/>
             <w:vAlign w:val="bottom"/>
             <w:hideMark/>
           </w:tcPr>
@@ -11880,7 +14114,31 @@
                 <w:lang w:eastAsia="en-IN"/>
                 <w14:ligatures w14:val="none"/>
               </w:rPr>
-              <w:t>Since forEach() returns undefined, it cannot be chained with other array methods.</w:t>
+              <w:t xml:space="preserve">Since </w:t>
+            </w:r>
+            <w:proofErr w:type="spellStart"/>
+            <w:r>
+              <w:rPr>
+                <w:rFonts w:ascii="Times New Roman" w:eastAsia="Times New Roman" w:hAnsi="Times New Roman" w:cs="Times New Roman"/>
+                <w:kern w:val="0"/>
+                <w:sz w:val="24"/>
+                <w:szCs w:val="24"/>
+                <w:lang w:eastAsia="en-IN"/>
+                <w14:ligatures w14:val="none"/>
+              </w:rPr>
+              <w:t>forEach</w:t>
+            </w:r>
+            <w:proofErr w:type="spellEnd"/>
+            <w:r>
+              <w:rPr>
+                <w:rFonts w:ascii="Times New Roman" w:eastAsia="Times New Roman" w:hAnsi="Times New Roman" w:cs="Times New Roman"/>
+                <w:kern w:val="0"/>
+                <w:sz w:val="24"/>
+                <w:szCs w:val="24"/>
+                <w:lang w:eastAsia="en-IN"/>
+                <w14:ligatures w14:val="none"/>
+              </w:rPr>
+              <w:t>() returns undefined, it cannot be chained with other array methods.</w:t>
             </w:r>
           </w:p>
         </w:tc>
@@ -11893,7 +14151,6 @@
               <w:bottom w:val="single" w:sz="4" w:space="0" w:color="auto"/>
               <w:right w:val="single" w:sz="4" w:space="0" w:color="auto"/>
             </w:tcBorders>
-            <w:shd w:val="clear" w:color="auto" w:fill="auto"/>
             <w:vAlign w:val="bottom"/>
             <w:hideMark/>
           </w:tcPr>
@@ -11952,8 +14209,21 @@
           <w:sz w:val="24"/>
           <w:szCs w:val="24"/>
         </w:rPr>
-        <w:t>What are events in Javascript</w:t>
-      </w:r>
+        <w:t xml:space="preserve">What are events in </w:t>
+      </w:r>
+      <w:proofErr w:type="spellStart"/>
+      <w:r>
+        <w:rPr>
+          <w:rFonts w:ascii="Times New Roman" w:hAnsi="Times New Roman" w:cs="Times New Roman"/>
+          <w:b/>
+          <w:bCs/>
+          <w:color w:val="833C0B" w:themeColor="accent2" w:themeShade="80"/>
+          <w:sz w:val="24"/>
+          <w:szCs w:val="24"/>
+        </w:rPr>
+        <w:t>Javascript</w:t>
+      </w:r>
+      <w:proofErr w:type="spellEnd"/>
       <w:r>
         <w:rPr>
           <w:rFonts w:ascii="Times New Roman" w:hAnsi="Times New Roman" w:cs="Times New Roman"/>
@@ -12047,8 +14317,18 @@
           <w:sz w:val="24"/>
           <w:szCs w:val="24"/>
         </w:rPr>
-        <w:t>Form Events etc..</w:t>
-      </w:r>
+        <w:t xml:space="preserve">Form Events </w:t>
+      </w:r>
+      <w:proofErr w:type="gramStart"/>
+      <w:r>
+        <w:rPr>
+          <w:rFonts w:ascii="Times New Roman" w:hAnsi="Times New Roman" w:cs="Times New Roman"/>
+          <w:sz w:val="24"/>
+          <w:szCs w:val="24"/>
+        </w:rPr>
+        <w:t>etc..</w:t>
+      </w:r>
+      <w:proofErr w:type="gramEnd"/>
     </w:p>
     <w:p>
       <w:pPr>
@@ -12180,24 +14460,60 @@
           <w:sz w:val="24"/>
           <w:szCs w:val="24"/>
         </w:rPr>
-        <w:t>Callback Queue (Macrotask Queue): Once the async operation completes, the callback is placed in the queue.</w:t>
-      </w:r>
-    </w:p>
-    <w:p>
-      <w:pPr>
-        <w:rPr>
-          <w:rFonts w:ascii="Times New Roman" w:hAnsi="Times New Roman" w:cs="Times New Roman"/>
-          <w:sz w:val="24"/>
-          <w:szCs w:val="24"/>
-        </w:rPr>
-      </w:pPr>
-      <w:r>
-        <w:rPr>
-          <w:rFonts w:ascii="Times New Roman" w:hAnsi="Times New Roman" w:cs="Times New Roman"/>
-          <w:sz w:val="24"/>
-          <w:szCs w:val="24"/>
-        </w:rPr>
-        <w:t>Microtask Queue: Promises and queueMicrotask() callbacks go here (higher priority than callback queue).</w:t>
+        <w:t>Callback Queue (</w:t>
+      </w:r>
+      <w:proofErr w:type="spellStart"/>
+      <w:r>
+        <w:rPr>
+          <w:rFonts w:ascii="Times New Roman" w:hAnsi="Times New Roman" w:cs="Times New Roman"/>
+          <w:sz w:val="24"/>
+          <w:szCs w:val="24"/>
+        </w:rPr>
+        <w:t>Macrotask</w:t>
+      </w:r>
+      <w:proofErr w:type="spellEnd"/>
+      <w:r>
+        <w:rPr>
+          <w:rFonts w:ascii="Times New Roman" w:hAnsi="Times New Roman" w:cs="Times New Roman"/>
+          <w:sz w:val="24"/>
+          <w:szCs w:val="24"/>
+        </w:rPr>
+        <w:t xml:space="preserve"> Queue): Once the async operation completes, the callback is placed in the queue.</w:t>
+      </w:r>
+    </w:p>
+    <w:p>
+      <w:pPr>
+        <w:rPr>
+          <w:rFonts w:ascii="Times New Roman" w:hAnsi="Times New Roman" w:cs="Times New Roman"/>
+          <w:sz w:val="24"/>
+          <w:szCs w:val="24"/>
+        </w:rPr>
+      </w:pPr>
+      <w:r>
+        <w:rPr>
+          <w:rFonts w:ascii="Times New Roman" w:hAnsi="Times New Roman" w:cs="Times New Roman"/>
+          <w:sz w:val="24"/>
+          <w:szCs w:val="24"/>
+        </w:rPr>
+        <w:t xml:space="preserve">Microtask Queue: Promises and </w:t>
+      </w:r>
+      <w:proofErr w:type="spellStart"/>
+      <w:r>
+        <w:rPr>
+          <w:rFonts w:ascii="Times New Roman" w:hAnsi="Times New Roman" w:cs="Times New Roman"/>
+          <w:sz w:val="24"/>
+          <w:szCs w:val="24"/>
+        </w:rPr>
+        <w:t>queueMicrotask</w:t>
+      </w:r>
+      <w:proofErr w:type="spellEnd"/>
+      <w:r>
+        <w:rPr>
+          <w:rFonts w:ascii="Times New Roman" w:hAnsi="Times New Roman" w:cs="Times New Roman"/>
+          <w:sz w:val="24"/>
+          <w:szCs w:val="24"/>
+        </w:rPr>
+        <w:t>() callbacks go here (higher priority than callback queue).</w:t>
       </w:r>
     </w:p>
     <w:p>
@@ -12256,7 +14572,25 @@
           <w:sz w:val="24"/>
           <w:szCs w:val="24"/>
         </w:rPr>
-        <w:t>Then it processes one macrotask from the callback queue</w:t>
+        <w:t xml:space="preserve">Then it processes one </w:t>
+      </w:r>
+      <w:proofErr w:type="spellStart"/>
+      <w:r>
+        <w:rPr>
+          <w:rFonts w:ascii="Times New Roman" w:hAnsi="Times New Roman" w:cs="Times New Roman"/>
+          <w:sz w:val="24"/>
+          <w:szCs w:val="24"/>
+        </w:rPr>
+        <w:t>macrotask</w:t>
+      </w:r>
+      <w:proofErr w:type="spellEnd"/>
+      <w:r>
+        <w:rPr>
+          <w:rFonts w:ascii="Times New Roman" w:hAnsi="Times New Roman" w:cs="Times New Roman"/>
+          <w:sz w:val="24"/>
+          <w:szCs w:val="24"/>
+        </w:rPr>
+        <w:t xml:space="preserve"> from the callback queue</w:t>
       </w:r>
     </w:p>
     <w:tbl>
@@ -12493,7 +14827,31 @@
                 <w:sz w:val="24"/>
                 <w:szCs w:val="24"/>
               </w:rPr>
-              <w:t xml:space="preserve"> Macrotask Queue (setTimeout, events)</w:t>
+              <w:t xml:space="preserve"> </w:t>
+            </w:r>
+            <w:proofErr w:type="spellStart"/>
+            <w:r>
+              <w:rPr>
+                <w:rFonts w:ascii="Times New Roman" w:hAnsi="Times New Roman" w:cs="Times New Roman"/>
+                <w:b/>
+                <w:bCs/>
+                <w:color w:val="1F3864" w:themeColor="accent1" w:themeShade="80"/>
+                <w:sz w:val="24"/>
+                <w:szCs w:val="24"/>
+              </w:rPr>
+              <w:t>Macrotask</w:t>
+            </w:r>
+            <w:proofErr w:type="spellEnd"/>
+            <w:r>
+              <w:rPr>
+                <w:rFonts w:ascii="Times New Roman" w:hAnsi="Times New Roman" w:cs="Times New Roman"/>
+                <w:b/>
+                <w:bCs/>
+                <w:color w:val="1F3864" w:themeColor="accent1" w:themeShade="80"/>
+                <w:sz w:val="24"/>
+                <w:szCs w:val="24"/>
+              </w:rPr>
+              <w:t xml:space="preserve"> Queue (setTimeout, events)</w:t>
             </w:r>
           </w:p>
           <w:p>
@@ -12602,8 +14960,21 @@
                 <w:sz w:val="24"/>
                 <w:szCs w:val="24"/>
               </w:rPr>
-              <w:t xml:space="preserve">       → Then run ONE macrotask</w:t>
+              <w:t xml:space="preserve">       → Then run ONE </w:t>
             </w:r>
+            <w:proofErr w:type="spellStart"/>
+            <w:r>
+              <w:rPr>
+                <w:rFonts w:ascii="Times New Roman" w:hAnsi="Times New Roman" w:cs="Times New Roman"/>
+                <w:b/>
+                <w:bCs/>
+                <w:color w:val="1F3864" w:themeColor="accent1" w:themeShade="80"/>
+                <w:sz w:val="24"/>
+                <w:szCs w:val="24"/>
+              </w:rPr>
+              <w:t>macrotask</w:t>
+            </w:r>
+            <w:proofErr w:type="spellEnd"/>
           </w:p>
         </w:tc>
       </w:tr>
@@ -12959,6 +15330,7 @@
         <w:br/>
         <w:t>I use Promises and async/</w:t>
       </w:r>
+      <w:proofErr w:type="gramStart"/>
       <w:r>
         <w:rPr>
           <w:rFonts w:ascii="Times New Roman" w:hAnsi="Times New Roman" w:cs="Times New Roman"/>
@@ -12967,6 +15339,7 @@
         </w:rPr>
         <w:t>await</w:t>
       </w:r>
+      <w:proofErr w:type="gramEnd"/>
       <w:r>
         <w:rPr>
           <w:rFonts w:ascii="Times New Roman" w:hAnsi="Times New Roman" w:cs="Times New Roman"/>
@@ -13049,7 +15422,25 @@
           <w:szCs w:val="24"/>
         </w:rPr>
         <w:br/>
-        <w:t>- Factory Pattern: For object creation with dynamic behavior.</w:t>
+        <w:t xml:space="preserve">- Factory Pattern: For object creation with dynamic </w:t>
+      </w:r>
+      <w:proofErr w:type="spellStart"/>
+      <w:r>
+        <w:rPr>
+          <w:rFonts w:ascii="Times New Roman" w:hAnsi="Times New Roman" w:cs="Times New Roman"/>
+          <w:sz w:val="24"/>
+          <w:szCs w:val="24"/>
+        </w:rPr>
+        <w:t>behavior</w:t>
+      </w:r>
+      <w:proofErr w:type="spellEnd"/>
+      <w:r>
+        <w:rPr>
+          <w:rFonts w:ascii="Times New Roman" w:hAnsi="Times New Roman" w:cs="Times New Roman"/>
+          <w:sz w:val="24"/>
+          <w:szCs w:val="24"/>
+        </w:rPr>
+        <w:t>.</w:t>
       </w:r>
       <w:r>
         <w:rPr>
@@ -13098,7 +15489,31 @@
           <w:sz w:val="24"/>
           <w:szCs w:val="24"/>
         </w:rPr>
-        <w:t xml:space="preserve"> detail, including the roles of the Call Stack, Heap, Web APIs, Callback Queue (Task Queue), and Microtask Queue. How does this mechanism enable JavaScript's non-blocking, asynchronous behavior, and what are common pitfalls related to it?</w:t>
+        <w:t xml:space="preserve"> detail, including the roles of the Call Stack, Heap, Web APIs, Callback Queue (Task Queue), and Microtask Queue. How does this mechanism enable JavaScript's non-blocking, asynchronous </w:t>
+      </w:r>
+      <w:proofErr w:type="spellStart"/>
+      <w:r>
+        <w:rPr>
+          <w:rFonts w:ascii="Times New Roman" w:hAnsi="Times New Roman" w:cs="Times New Roman"/>
+          <w:b/>
+          <w:bCs/>
+          <w:color w:val="833C0B" w:themeColor="accent2" w:themeShade="80"/>
+          <w:sz w:val="24"/>
+          <w:szCs w:val="24"/>
+        </w:rPr>
+        <w:t>behavior</w:t>
+      </w:r>
+      <w:proofErr w:type="spellEnd"/>
+      <w:r>
+        <w:rPr>
+          <w:rFonts w:ascii="Times New Roman" w:hAnsi="Times New Roman" w:cs="Times New Roman"/>
+          <w:b/>
+          <w:bCs/>
+          <w:color w:val="833C0B" w:themeColor="accent2" w:themeShade="80"/>
+          <w:sz w:val="24"/>
+          <w:szCs w:val="24"/>
+        </w:rPr>
+        <w:t>, and what are common pitfalls related to it?</w:t>
       </w:r>
     </w:p>
     <w:p>
@@ -14000,13 +16415,59 @@
           <w:szCs w:val="24"/>
         </w:rPr>
       </w:pPr>
-      <w:r>
-        <w:rPr>
-          <w:rFonts w:ascii="Times New Roman" w:hAnsi="Times New Roman" w:cs="Times New Roman"/>
-          <w:sz w:val="24"/>
-          <w:szCs w:val="24"/>
-        </w:rPr>
-        <w:t>array.reduce((accumulator, currentValue) =&gt; { ... }, initialValue);</w:t>
+      <w:proofErr w:type="spellStart"/>
+      <w:r>
+        <w:rPr>
+          <w:rFonts w:ascii="Times New Roman" w:hAnsi="Times New Roman" w:cs="Times New Roman"/>
+          <w:sz w:val="24"/>
+          <w:szCs w:val="24"/>
+        </w:rPr>
+        <w:t>array.reduce</w:t>
+      </w:r>
+      <w:proofErr w:type="spellEnd"/>
+      <w:r>
+        <w:rPr>
+          <w:rFonts w:ascii="Times New Roman" w:hAnsi="Times New Roman" w:cs="Times New Roman"/>
+          <w:sz w:val="24"/>
+          <w:szCs w:val="24"/>
+        </w:rPr>
+        <w:t xml:space="preserve">((accumulator, </w:t>
+      </w:r>
+      <w:proofErr w:type="spellStart"/>
+      <w:r>
+        <w:rPr>
+          <w:rFonts w:ascii="Times New Roman" w:hAnsi="Times New Roman" w:cs="Times New Roman"/>
+          <w:sz w:val="24"/>
+          <w:szCs w:val="24"/>
+        </w:rPr>
+        <w:t>currentValue</w:t>
+      </w:r>
+      <w:proofErr w:type="spellEnd"/>
+      <w:r>
+        <w:rPr>
+          <w:rFonts w:ascii="Times New Roman" w:hAnsi="Times New Roman" w:cs="Times New Roman"/>
+          <w:sz w:val="24"/>
+          <w:szCs w:val="24"/>
+        </w:rPr>
+        <w:t xml:space="preserve">) =&gt; { ... }, </w:t>
+      </w:r>
+      <w:proofErr w:type="spellStart"/>
+      <w:r>
+        <w:rPr>
+          <w:rFonts w:ascii="Times New Roman" w:hAnsi="Times New Roman" w:cs="Times New Roman"/>
+          <w:sz w:val="24"/>
+          <w:szCs w:val="24"/>
+        </w:rPr>
+        <w:t>initialValue</w:t>
+      </w:r>
+      <w:proofErr w:type="spellEnd"/>
+      <w:r>
+        <w:rPr>
+          <w:rFonts w:ascii="Times New Roman" w:hAnsi="Times New Roman" w:cs="Times New Roman"/>
+          <w:sz w:val="24"/>
+          <w:szCs w:val="24"/>
+        </w:rPr>
+        <w:t>);</w:t>
       </w:r>
     </w:p>
     <w:p>
@@ -14707,6 +17168,7 @@
           <w:szCs w:val="24"/>
         </w:rPr>
       </w:pPr>
+      <w:proofErr w:type="spellStart"/>
       <w:r>
         <w:rPr>
           <w:rFonts w:ascii="Times New Roman" w:hAnsi="Times New Roman" w:cs="Times New Roman"/>
@@ -14715,6 +17177,7 @@
         </w:rPr>
         <w:t>DataTypes</w:t>
       </w:r>
+      <w:proofErr w:type="spellEnd"/>
     </w:p>
     <w:p>
       <w:pPr>
@@ -14913,7 +17376,25 @@
                 <w:sz w:val="24"/>
                 <w:szCs w:val="24"/>
               </w:rPr>
-              <w:t>console.log(b); // ReferenceError: Cannot access 'b' before initialization</w:t>
+              <w:t xml:space="preserve">console.log(b); // </w:t>
+            </w:r>
+            <w:proofErr w:type="spellStart"/>
+            <w:r>
+              <w:rPr>
+                <w:rFonts w:ascii="Times New Roman" w:hAnsi="Times New Roman" w:cs="Times New Roman"/>
+                <w:sz w:val="24"/>
+                <w:szCs w:val="24"/>
+              </w:rPr>
+              <w:t>ReferenceError</w:t>
+            </w:r>
+            <w:proofErr w:type="spellEnd"/>
+            <w:r>
+              <w:rPr>
+                <w:rFonts w:ascii="Times New Roman" w:hAnsi="Times New Roman" w:cs="Times New Roman"/>
+                <w:sz w:val="24"/>
+                <w:szCs w:val="24"/>
+              </w:rPr>
+              <w:t>: Cannot access 'b' before initialization</w:t>
             </w:r>
           </w:p>
           <w:p>
@@ -15039,6 +17520,7 @@
           <w:szCs w:val="24"/>
         </w:rPr>
       </w:pPr>
+      <w:proofErr w:type="spellStart"/>
       <w:r>
         <w:rPr>
           <w:rStyle w:val="HTMLCode"/>
@@ -15057,16 +17539,9 @@
             <w14:round/>
           </w14:textOutline>
         </w:rPr>
-        <w:t>typeof []</w:t>
-      </w:r>
-      <w:r>
-        <w:rPr>
-          <w:rFonts w:ascii="Times New Roman" w:hAnsi="Times New Roman" w:cs="Times New Roman"/>
-          <w:sz w:val="24"/>
-          <w:szCs w:val="24"/>
-        </w:rPr>
-        <w:t xml:space="preserve"> is </w:t>
-      </w:r>
+        <w:t>typeof</w:t>
+      </w:r>
+      <w:proofErr w:type="spellEnd"/>
       <w:r>
         <w:rPr>
           <w:rStyle w:val="HTMLCode"/>
@@ -15085,15 +17560,15 @@
             <w14:round/>
           </w14:textOutline>
         </w:rPr>
-        <w:t>"object"</w:t>
-      </w:r>
-      <w:r>
-        <w:rPr>
-          <w:rFonts w:ascii="Times New Roman" w:hAnsi="Times New Roman" w:cs="Times New Roman"/>
-          <w:sz w:val="24"/>
-          <w:szCs w:val="24"/>
-        </w:rPr>
-        <w:t xml:space="preserve"> and </w:t>
+        <w:t xml:space="preserve"> []</w:t>
+      </w:r>
+      <w:r>
+        <w:rPr>
+          <w:rFonts w:ascii="Times New Roman" w:hAnsi="Times New Roman" w:cs="Times New Roman"/>
+          <w:sz w:val="24"/>
+          <w:szCs w:val="24"/>
+        </w:rPr>
+        <w:t xml:space="preserve"> is </w:t>
       </w:r>
       <w:r>
         <w:rPr>
@@ -15113,7 +17588,57 @@
             <w14:round/>
           </w14:textOutline>
         </w:rPr>
-        <w:t>typeof false</w:t>
+        <w:t>"object"</w:t>
+      </w:r>
+      <w:r>
+        <w:rPr>
+          <w:rFonts w:ascii="Times New Roman" w:hAnsi="Times New Roman" w:cs="Times New Roman"/>
+          <w:sz w:val="24"/>
+          <w:szCs w:val="24"/>
+        </w:rPr>
+        <w:t xml:space="preserve"> and </w:t>
+      </w:r>
+      <w:proofErr w:type="spellStart"/>
+      <w:r>
+        <w:rPr>
+          <w:rStyle w:val="HTMLCode"/>
+          <w:rFonts w:ascii="Times New Roman" w:eastAsiaTheme="minorHAnsi" w:hAnsi="Times New Roman" w:cs="Times New Roman"/>
+          <w:color w:val="000000" w:themeColor="text1"/>
+          <w:sz w:val="24"/>
+          <w:szCs w:val="24"/>
+          <w14:shadow w14:blurRad="38100" w14:dist="19050" w14:dir="2700000" w14:sx="100000" w14:sy="100000" w14:kx="0" w14:ky="0" w14:algn="tl">
+            <w14:schemeClr w14:val="dk1">
+              <w14:alpha w14:val="60000"/>
+            </w14:schemeClr>
+          </w14:shadow>
+          <w14:textOutline w14:w="0" w14:cap="flat" w14:cmpd="sng" w14:algn="ctr">
+            <w14:noFill/>
+            <w14:prstDash w14:val="solid"/>
+            <w14:round/>
+          </w14:textOutline>
+        </w:rPr>
+        <w:t>typeof</w:t>
+      </w:r>
+      <w:proofErr w:type="spellEnd"/>
+      <w:r>
+        <w:rPr>
+          <w:rStyle w:val="HTMLCode"/>
+          <w:rFonts w:ascii="Times New Roman" w:eastAsiaTheme="minorHAnsi" w:hAnsi="Times New Roman" w:cs="Times New Roman"/>
+          <w:color w:val="000000" w:themeColor="text1"/>
+          <w:sz w:val="24"/>
+          <w:szCs w:val="24"/>
+          <w14:shadow w14:blurRad="38100" w14:dist="19050" w14:dir="2700000" w14:sx="100000" w14:sy="100000" w14:kx="0" w14:ky="0" w14:algn="tl">
+            <w14:schemeClr w14:val="dk1">
+              <w14:alpha w14:val="60000"/>
+            </w14:schemeClr>
+          </w14:shadow>
+          <w14:textOutline w14:w="0" w14:cap="flat" w14:cmpd="sng" w14:algn="ctr">
+            <w14:noFill/>
+            <w14:prstDash w14:val="solid"/>
+            <w14:round/>
+          </w14:textOutline>
+        </w:rPr>
+        <w:t xml:space="preserve"> false</w:t>
       </w:r>
       <w:r>
         <w:rPr>
@@ -15221,7 +17746,43 @@
                 <w:sz w:val="24"/>
                 <w:szCs w:val="24"/>
               </w:rPr>
-              <w:t>console.log(NaN === NaN);         // false</w:t>
+              <w:t>console.log(</w:t>
+            </w:r>
+            <w:proofErr w:type="spellStart"/>
+            <w:r>
+              <w:rPr>
+                <w:rFonts w:ascii="Times New Roman" w:hAnsi="Times New Roman" w:cs="Times New Roman"/>
+                <w:sz w:val="24"/>
+                <w:szCs w:val="24"/>
+              </w:rPr>
+              <w:t>NaN</w:t>
+            </w:r>
+            <w:proofErr w:type="spellEnd"/>
+            <w:r>
+              <w:rPr>
+                <w:rFonts w:ascii="Times New Roman" w:hAnsi="Times New Roman" w:cs="Times New Roman"/>
+                <w:sz w:val="24"/>
+                <w:szCs w:val="24"/>
+              </w:rPr>
+              <w:t xml:space="preserve"> === </w:t>
+            </w:r>
+            <w:proofErr w:type="spellStart"/>
+            <w:r>
+              <w:rPr>
+                <w:rFonts w:ascii="Times New Roman" w:hAnsi="Times New Roman" w:cs="Times New Roman"/>
+                <w:sz w:val="24"/>
+                <w:szCs w:val="24"/>
+              </w:rPr>
+              <w:t>NaN</w:t>
+            </w:r>
+            <w:proofErr w:type="spellEnd"/>
+            <w:r>
+              <w:rPr>
+                <w:rFonts w:ascii="Times New Roman" w:hAnsi="Times New Roman" w:cs="Times New Roman"/>
+                <w:sz w:val="24"/>
+                <w:szCs w:val="24"/>
+              </w:rPr>
+              <w:t>);         // false</w:t>
             </w:r>
           </w:p>
           <w:p>
@@ -15238,7 +17799,43 @@
                 <w:sz w:val="24"/>
                 <w:szCs w:val="24"/>
               </w:rPr>
-              <w:t>console.log(Object.is(NaN, NaN));  //  true</w:t>
+              <w:t>console.log(Object.is(</w:t>
+            </w:r>
+            <w:proofErr w:type="spellStart"/>
+            <w:r>
+              <w:rPr>
+                <w:rFonts w:ascii="Times New Roman" w:hAnsi="Times New Roman" w:cs="Times New Roman"/>
+                <w:sz w:val="24"/>
+                <w:szCs w:val="24"/>
+              </w:rPr>
+              <w:t>NaN</w:t>
+            </w:r>
+            <w:proofErr w:type="spellEnd"/>
+            <w:r>
+              <w:rPr>
+                <w:rFonts w:ascii="Times New Roman" w:hAnsi="Times New Roman" w:cs="Times New Roman"/>
+                <w:sz w:val="24"/>
+                <w:szCs w:val="24"/>
+              </w:rPr>
+              <w:t xml:space="preserve">, </w:t>
+            </w:r>
+            <w:proofErr w:type="spellStart"/>
+            <w:r>
+              <w:rPr>
+                <w:rFonts w:ascii="Times New Roman" w:hAnsi="Times New Roman" w:cs="Times New Roman"/>
+                <w:sz w:val="24"/>
+                <w:szCs w:val="24"/>
+              </w:rPr>
+              <w:t>NaN</w:t>
+            </w:r>
+            <w:proofErr w:type="spellEnd"/>
+            <w:r>
+              <w:rPr>
+                <w:rFonts w:ascii="Times New Roman" w:hAnsi="Times New Roman" w:cs="Times New Roman"/>
+                <w:sz w:val="24"/>
+                <w:szCs w:val="24"/>
+              </w:rPr>
+              <w:t>));  //  true</w:t>
             </w:r>
           </w:p>
         </w:tc>
@@ -15266,7 +17863,61 @@
           <w:sz w:val="24"/>
           <w:szCs w:val="24"/>
         </w:rPr>
-        <w:t>n JavaScript, NaN is not equal to itself with ===, which can be confusing. Object.is() is introduced to correctly compare edge cases like NaN === NaN, and also distinguish +0 and -0.</w:t>
+        <w:t xml:space="preserve">n JavaScript, </w:t>
+      </w:r>
+      <w:proofErr w:type="spellStart"/>
+      <w:r>
+        <w:rPr>
+          <w:rFonts w:ascii="Times New Roman" w:hAnsi="Times New Roman" w:cs="Times New Roman"/>
+          <w:sz w:val="24"/>
+          <w:szCs w:val="24"/>
+        </w:rPr>
+        <w:t>NaN</w:t>
+      </w:r>
+      <w:proofErr w:type="spellEnd"/>
+      <w:r>
+        <w:rPr>
+          <w:rFonts w:ascii="Times New Roman" w:hAnsi="Times New Roman" w:cs="Times New Roman"/>
+          <w:sz w:val="24"/>
+          <w:szCs w:val="24"/>
+        </w:rPr>
+        <w:t xml:space="preserve"> is not equal to itself with ===, which can be confusing. Object.is() is introduced to correctly compare edge cases like </w:t>
+      </w:r>
+      <w:proofErr w:type="spellStart"/>
+      <w:r>
+        <w:rPr>
+          <w:rFonts w:ascii="Times New Roman" w:hAnsi="Times New Roman" w:cs="Times New Roman"/>
+          <w:sz w:val="24"/>
+          <w:szCs w:val="24"/>
+        </w:rPr>
+        <w:t>NaN</w:t>
+      </w:r>
+      <w:proofErr w:type="spellEnd"/>
+      <w:r>
+        <w:rPr>
+          <w:rFonts w:ascii="Times New Roman" w:hAnsi="Times New Roman" w:cs="Times New Roman"/>
+          <w:sz w:val="24"/>
+          <w:szCs w:val="24"/>
+        </w:rPr>
+        <w:t xml:space="preserve"> === </w:t>
+      </w:r>
+      <w:proofErr w:type="spellStart"/>
+      <w:r>
+        <w:rPr>
+          <w:rFonts w:ascii="Times New Roman" w:hAnsi="Times New Roman" w:cs="Times New Roman"/>
+          <w:sz w:val="24"/>
+          <w:szCs w:val="24"/>
+        </w:rPr>
+        <w:t>NaN</w:t>
+      </w:r>
+      <w:proofErr w:type="spellEnd"/>
+      <w:r>
+        <w:rPr>
+          <w:rFonts w:ascii="Times New Roman" w:hAnsi="Times New Roman" w:cs="Times New Roman"/>
+          <w:sz w:val="24"/>
+          <w:szCs w:val="24"/>
+        </w:rPr>
+        <w:t>, and also distinguish +0 and -0.</w:t>
       </w:r>
     </w:p>
     <w:p>
@@ -15667,7 +18318,25 @@
                 <w:sz w:val="24"/>
                 <w:szCs w:val="24"/>
               </w:rPr>
-              <w:t>To fix Number((0.1 + 0.2).toFixed(2)) === 0.3 // true</w:t>
+              <w:t>To fix Number((0.1 + 0.2).</w:t>
+            </w:r>
+            <w:proofErr w:type="spellStart"/>
+            <w:r>
+              <w:rPr>
+                <w:rFonts w:ascii="Times New Roman" w:hAnsi="Times New Roman" w:cs="Times New Roman"/>
+                <w:sz w:val="24"/>
+                <w:szCs w:val="24"/>
+              </w:rPr>
+              <w:t>toFixed</w:t>
+            </w:r>
+            <w:proofErr w:type="spellEnd"/>
+            <w:r>
+              <w:rPr>
+                <w:rFonts w:ascii="Times New Roman" w:hAnsi="Times New Roman" w:cs="Times New Roman"/>
+                <w:sz w:val="24"/>
+                <w:szCs w:val="24"/>
+              </w:rPr>
+              <w:t>(2)) === 0.3 // true</w:t>
             </w:r>
           </w:p>
         </w:tc>
@@ -15992,7 +18661,43 @@
                 <w:sz w:val="24"/>
                 <w:szCs w:val="24"/>
               </w:rPr>
-              <w:t>and operand so it return second value bcz 1</w:t>
+              <w:t xml:space="preserve">and operand so it </w:t>
+            </w:r>
+            <w:proofErr w:type="gramStart"/>
+            <w:r>
+              <w:rPr>
+                <w:rFonts w:ascii="Times New Roman" w:hAnsi="Times New Roman" w:cs="Times New Roman"/>
+                <w:sz w:val="24"/>
+                <w:szCs w:val="24"/>
+              </w:rPr>
+              <w:t>return</w:t>
+            </w:r>
+            <w:proofErr w:type="gramEnd"/>
+            <w:r>
+              <w:rPr>
+                <w:rFonts w:ascii="Times New Roman" w:hAnsi="Times New Roman" w:cs="Times New Roman"/>
+                <w:sz w:val="24"/>
+                <w:szCs w:val="24"/>
+              </w:rPr>
+              <w:t xml:space="preserve"> second value </w:t>
+            </w:r>
+            <w:proofErr w:type="spellStart"/>
+            <w:r>
+              <w:rPr>
+                <w:rFonts w:ascii="Times New Roman" w:hAnsi="Times New Roman" w:cs="Times New Roman"/>
+                <w:sz w:val="24"/>
+                <w:szCs w:val="24"/>
+              </w:rPr>
+              <w:t>bcz</w:t>
+            </w:r>
+            <w:proofErr w:type="spellEnd"/>
+            <w:r>
+              <w:rPr>
+                <w:rFonts w:ascii="Times New Roman" w:hAnsi="Times New Roman" w:cs="Times New Roman"/>
+                <w:sz w:val="24"/>
+                <w:szCs w:val="24"/>
+              </w:rPr>
+              <w:t xml:space="preserve"> 1</w:t>
             </w:r>
             <w:r>
               <w:rPr>
@@ -16035,13 +18740,23 @@
               </w:rPr>
               <w:br/>
             </w:r>
+            <w:proofErr w:type="spellStart"/>
             <w:r>
               <w:rPr>
                 <w:rFonts w:ascii="Times New Roman" w:hAnsi="Times New Roman" w:cs="Times New Roman"/>
                 <w:sz w:val="24"/>
                 <w:szCs w:val="24"/>
               </w:rPr>
-              <w:t xml:space="preserve">false || "Hi"       // "Hi" </w:t>
+              <w:t>false</w:t>
+            </w:r>
+            <w:proofErr w:type="spellEnd"/>
+            <w:r>
+              <w:rPr>
+                <w:rFonts w:ascii="Times New Roman" w:hAnsi="Times New Roman" w:cs="Times New Roman"/>
+                <w:sz w:val="24"/>
+                <w:szCs w:val="24"/>
+              </w:rPr>
+              <w:t xml:space="preserve"> || "Hi"       // "Hi" </w:t>
             </w:r>
             <w:r>
               <w:rPr>
@@ -16108,7 +18823,25 @@
                 <w:sz w:val="24"/>
                 <w:szCs w:val="24"/>
               </w:rPr>
-              <w:t>!0                  // true (0 is falsy)</w:t>
+              <w:t xml:space="preserve">!0                  // true (0 is </w:t>
+            </w:r>
+            <w:proofErr w:type="spellStart"/>
+            <w:r>
+              <w:rPr>
+                <w:rFonts w:ascii="Times New Roman" w:hAnsi="Times New Roman" w:cs="Times New Roman"/>
+                <w:sz w:val="24"/>
+                <w:szCs w:val="24"/>
+              </w:rPr>
+              <w:t>falsy</w:t>
+            </w:r>
+            <w:proofErr w:type="spellEnd"/>
+            <w:r>
+              <w:rPr>
+                <w:rFonts w:ascii="Times New Roman" w:hAnsi="Times New Roman" w:cs="Times New Roman"/>
+                <w:sz w:val="24"/>
+                <w:szCs w:val="24"/>
+              </w:rPr>
+              <w:t>)</w:t>
             </w:r>
           </w:p>
         </w:tc>
@@ -16707,13 +19440,23 @@
                 <w:szCs w:val="24"/>
               </w:rPr>
             </w:pPr>
+            <w:proofErr w:type="spellStart"/>
             <w:r>
               <w:rPr>
                 <w:rFonts w:ascii="Times New Roman" w:hAnsi="Times New Roman" w:cs="Times New Roman"/>
                 <w:sz w:val="24"/>
                 <w:szCs w:val="24"/>
               </w:rPr>
-              <w:t>b.push(4);</w:t>
+              <w:t>b.push</w:t>
+            </w:r>
+            <w:proofErr w:type="spellEnd"/>
+            <w:r>
+              <w:rPr>
+                <w:rFonts w:ascii="Times New Roman" w:hAnsi="Times New Roman" w:cs="Times New Roman"/>
+                <w:sz w:val="24"/>
+                <w:szCs w:val="24"/>
+              </w:rPr>
+              <w:t>(4);</w:t>
             </w:r>
           </w:p>
           <w:p>
@@ -17325,13 +20068,23 @@
         </w:rPr>
         <w:cr/>
       </w:r>
-      <w:r>
-        <w:rPr>
-          <w:rFonts w:ascii="Times New Roman" w:hAnsi="Times New Roman" w:cs="Times New Roman"/>
-          <w:sz w:val="24"/>
-          <w:szCs w:val="24"/>
-        </w:rPr>
-        <w:t>sayHi() is a regular function (hoisted)</w:t>
+      <w:proofErr w:type="spellStart"/>
+      <w:r>
+        <w:rPr>
+          <w:rFonts w:ascii="Times New Roman" w:hAnsi="Times New Roman" w:cs="Times New Roman"/>
+          <w:sz w:val="24"/>
+          <w:szCs w:val="24"/>
+        </w:rPr>
+        <w:t>sayHi</w:t>
+      </w:r>
+      <w:proofErr w:type="spellEnd"/>
+      <w:r>
+        <w:rPr>
+          <w:rFonts w:ascii="Times New Roman" w:hAnsi="Times New Roman" w:cs="Times New Roman"/>
+          <w:sz w:val="24"/>
+          <w:szCs w:val="24"/>
+        </w:rPr>
+        <w:t>() is a regular function (hoisted)</w:t>
       </w:r>
     </w:p>
     <w:p>

--- a/Prereq - Interview prep.docx
+++ b/Prereq - Interview prep.docx
@@ -2,6 +2,20 @@
 <file path=word/document.xml><?xml version="1.0" encoding="utf-8"?>
 <w:document xmlns:wpc="http://schemas.microsoft.com/office/word/2010/wordprocessingCanvas" xmlns:cx="http://schemas.microsoft.com/office/drawing/2014/chartex" xmlns:cx1="http://schemas.microsoft.com/office/drawing/2015/9/8/chartex" xmlns:cx2="http://schemas.microsoft.com/office/drawing/2015/10/21/chartex" xmlns:cx3="http://schemas.microsoft.com/office/drawing/2016/5/9/chartex" xmlns:cx4="http://schemas.microsoft.com/office/drawing/2016/5/10/chartex" xmlns:cx5="http://schemas.microsoft.com/office/drawing/2016/5/11/chartex" xmlns:cx6="http://schemas.microsoft.com/office/drawing/2016/5/12/chartex" xmlns:cx7="http://schemas.microsoft.com/office/drawing/2016/5/13/chartex" xmlns:cx8="http://schemas.microsoft.com/office/drawing/2016/5/14/chartex" xmlns:mc="http://schemas.openxmlformats.org/markup-compatibility/2006" xmlns:aink="http://schemas.microsoft.com/office/drawing/2016/ink" xmlns:am3d="http://schemas.microsoft.com/office/drawing/2017/model3d" xmlns:o="urn:schemas-microsoft-com:office:office" xmlns:oel="http://schemas.microsoft.com/office/2019/extlst" xmlns:r="http://schemas.openxmlformats.org/officeDocument/2006/relationships" xmlns:m="http://schemas.openxmlformats.org/officeDocument/2006/math" xmlns:v="urn:schemas-microsoft-com:vml" xmlns:wp14="http://schemas.microsoft.com/office/word/2010/wordprocessingDrawing" xmlns:wp="http://schemas.openxmlformats.org/drawingml/2006/wordprocessingDrawing" xmlns:w10="urn:schemas-microsoft-com:office:word" xmlns:w="http://schemas.openxmlformats.org/wordprocessingml/2006/main" xmlns:w14="http://schemas.microsoft.com/office/word/2010/wordml" xmlns:w15="http://schemas.microsoft.com/office/word/2012/wordml" xmlns:w16cex="http://schemas.microsoft.com/office/word/2018/wordml/cex" xmlns:w16cid="http://schemas.microsoft.com/office/word/2016/wordml/cid" xmlns:w16="http://schemas.microsoft.com/office/word/2018/wordml" xmlns:w16du="http://schemas.microsoft.com/office/word/2023/wordml/word16du" xmlns:w16sdtdh="http://schemas.microsoft.com/office/word/2020/wordml/sdtdatahash" xmlns:w16sdtfl="http://schemas.microsoft.com/office/word/2024/wordml/sdtformatlock" xmlns:w16se="http://schemas.microsoft.com/office/word/2015/wordml/symex" xmlns:wpg="http://schemas.microsoft.com/office/word/2010/wordprocessingGroup" xmlns:wpi="http://schemas.microsoft.com/office/word/2010/wordprocessingInk" xmlns:wne="http://schemas.microsoft.com/office/word/2006/wordml" xmlns:wps="http://schemas.microsoft.com/office/word/2010/wordprocessingShape" mc:Ignorable="w14 w15 w16se w16cid w16 w16cex w16sdtdh w16sdtfl w16du wp14">
   <w:body>
+    <w:p>
+      <w:pPr>
+        <w:pStyle w:val="Heading1"/>
+        <w:keepNext w:val="0"/>
+        <w:keepLines w:val="0"/>
+        <w:spacing w:before="0" w:after="160"/>
+        <w:rPr>
+          <w:rStyle w:val="Hyperlink"/>
+          <w:rFonts w:eastAsiaTheme="minorHAnsi"/>
+          <w:sz w:val="24"/>
+          <w:szCs w:val="24"/>
+        </w:rPr>
+      </w:pPr>
+    </w:p>
     <w:p>
       <w:pPr>
         <w:pStyle w:val="Heading1"/>
@@ -496,22 +510,20 @@
       <w:pPr>
         <w:rPr>
           <w:rFonts w:ascii="Times New Roman" w:hAnsi="Times New Roman" w:cs="Times New Roman"/>
-          <w:b/>
-          <w:bCs/>
-          <w:color w:val="833C0B" w:themeColor="accent2" w:themeShade="80"/>
-          <w:sz w:val="24"/>
-          <w:szCs w:val="24"/>
-        </w:rPr>
-      </w:pPr>
-      <w:r>
-        <w:rPr>
-          <w:rFonts w:ascii="Times New Roman" w:hAnsi="Times New Roman" w:cs="Times New Roman"/>
-          <w:b/>
-          <w:bCs/>
-          <w:color w:val="833C0B" w:themeColor="accent2" w:themeShade="80"/>
-          <w:sz w:val="24"/>
-          <w:szCs w:val="24"/>
-        </w:rPr>
+          <w:sz w:val="24"/>
+          <w:szCs w:val="24"/>
+        </w:rPr>
+      </w:pPr>
+      <w:r>
+        <w:rPr>
+          <w:rFonts w:ascii="Times New Roman" w:hAnsi="Times New Roman" w:cs="Times New Roman"/>
+          <w:b/>
+          <w:bCs/>
+          <w:color w:val="833C0B" w:themeColor="accent2" w:themeShade="80"/>
+          <w:sz w:val="24"/>
+          <w:szCs w:val="24"/>
+        </w:rPr>
+        <w:lastRenderedPageBreak/>
         <w:t>Tag in HTML?</w:t>
       </w:r>
     </w:p>
@@ -529,7 +541,6 @@
           <w:sz w:val="24"/>
           <w:szCs w:val="24"/>
         </w:rPr>
-        <w:lastRenderedPageBreak/>
         <w:t xml:space="preserve">Tag is a format of elements that structure </w:t>
       </w:r>
       <w:r>
@@ -684,7 +695,25 @@
           <w:sz w:val="24"/>
           <w:szCs w:val="24"/>
         </w:rPr>
-        <w:t>Graphics: &lt;canvas&gt;, &lt;svg&gt;</w:t>
+        <w:t>Graphics: &lt;canvas&gt;, &lt;</w:t>
+      </w:r>
+      <w:proofErr w:type="spellStart"/>
+      <w:r>
+        <w:rPr>
+          <w:rFonts w:ascii="Times New Roman" w:hAnsi="Times New Roman" w:cs="Times New Roman"/>
+          <w:sz w:val="24"/>
+          <w:szCs w:val="24"/>
+        </w:rPr>
+        <w:t>svg</w:t>
+      </w:r>
+      <w:proofErr w:type="spellEnd"/>
+      <w:r>
+        <w:rPr>
+          <w:rFonts w:ascii="Times New Roman" w:hAnsi="Times New Roman" w:cs="Times New Roman"/>
+          <w:sz w:val="24"/>
+          <w:szCs w:val="24"/>
+        </w:rPr>
+        <w:t>&gt;</w:t>
       </w:r>
     </w:p>
     <w:p>
@@ -718,8 +747,36 @@
           <w:sz w:val="24"/>
           <w:szCs w:val="24"/>
         </w:rPr>
-        <w:t>Local storage: localStorage, sessionStorage</w:t>
-      </w:r>
+        <w:t xml:space="preserve">Local storage: </w:t>
+      </w:r>
+      <w:proofErr w:type="spellStart"/>
+      <w:r>
+        <w:rPr>
+          <w:rFonts w:ascii="Times New Roman" w:hAnsi="Times New Roman" w:cs="Times New Roman"/>
+          <w:sz w:val="24"/>
+          <w:szCs w:val="24"/>
+        </w:rPr>
+        <w:t>localStorage</w:t>
+      </w:r>
+      <w:proofErr w:type="spellEnd"/>
+      <w:r>
+        <w:rPr>
+          <w:rFonts w:ascii="Times New Roman" w:hAnsi="Times New Roman" w:cs="Times New Roman"/>
+          <w:sz w:val="24"/>
+          <w:szCs w:val="24"/>
+        </w:rPr>
+        <w:t xml:space="preserve">, </w:t>
+      </w:r>
+      <w:proofErr w:type="spellStart"/>
+      <w:r>
+        <w:rPr>
+          <w:rFonts w:ascii="Times New Roman" w:hAnsi="Times New Roman" w:cs="Times New Roman"/>
+          <w:sz w:val="24"/>
+          <w:szCs w:val="24"/>
+        </w:rPr>
+        <w:t>sessionStorage</w:t>
+      </w:r>
+      <w:proofErr w:type="spellEnd"/>
     </w:p>
     <w:p>
       <w:pPr>
@@ -769,30 +826,58 @@
           <w:szCs w:val="24"/>
         </w:rPr>
       </w:pPr>
-      <w:r>
-        <w:rPr>
-          <w:rFonts w:ascii="Times New Roman" w:hAnsi="Times New Roman" w:cs="Times New Roman"/>
-          <w:sz w:val="24"/>
-          <w:szCs w:val="24"/>
-        </w:rPr>
-        <w:t>id is unique; used once per page.</w:t>
-      </w:r>
-    </w:p>
-    <w:p>
-      <w:pPr>
-        <w:rPr>
-          <w:rFonts w:ascii="Times New Roman" w:hAnsi="Times New Roman" w:cs="Times New Roman"/>
-          <w:sz w:val="24"/>
-          <w:szCs w:val="24"/>
-        </w:rPr>
-      </w:pPr>
-      <w:r>
-        <w:rPr>
-          <w:rFonts w:ascii="Times New Roman" w:hAnsi="Times New Roman" w:cs="Times New Roman"/>
-          <w:sz w:val="24"/>
-          <w:szCs w:val="24"/>
-        </w:rPr>
-        <w:t>An **id** is unique and used to identify a single element on a page. It’s commonly used for scripting (JavaScript) or deep linking (#anchor)</w:t>
+      <w:proofErr w:type="spellStart"/>
+      <w:r>
+        <w:rPr>
+          <w:rFonts w:ascii="Times New Roman" w:hAnsi="Times New Roman" w:cs="Times New Roman"/>
+          <w:sz w:val="24"/>
+          <w:szCs w:val="24"/>
+        </w:rPr>
+        <w:t>id</w:t>
+      </w:r>
+      <w:proofErr w:type="spellEnd"/>
+      <w:r>
+        <w:rPr>
+          <w:rFonts w:ascii="Times New Roman" w:hAnsi="Times New Roman" w:cs="Times New Roman"/>
+          <w:sz w:val="24"/>
+          <w:szCs w:val="24"/>
+        </w:rPr>
+        <w:t xml:space="preserve"> is unique; used once per page.</w:t>
+      </w:r>
+    </w:p>
+    <w:p>
+      <w:pPr>
+        <w:rPr>
+          <w:rFonts w:ascii="Times New Roman" w:hAnsi="Times New Roman" w:cs="Times New Roman"/>
+          <w:sz w:val="24"/>
+          <w:szCs w:val="24"/>
+        </w:rPr>
+      </w:pPr>
+      <w:r>
+        <w:rPr>
+          <w:rFonts w:ascii="Times New Roman" w:hAnsi="Times New Roman" w:cs="Times New Roman"/>
+          <w:sz w:val="24"/>
+          <w:szCs w:val="24"/>
+        </w:rPr>
+        <w:t xml:space="preserve">An </w:t>
+      </w:r>
+      <w:r>
+        <w:rPr>
+          <w:rFonts w:ascii="Times New Roman" w:hAnsi="Times New Roman" w:cs="Times New Roman"/>
+          <w:b/>
+          <w:bCs/>
+          <w:sz w:val="24"/>
+          <w:szCs w:val="24"/>
+        </w:rPr>
+        <w:t>id</w:t>
+      </w:r>
+      <w:r>
+        <w:rPr>
+          <w:rFonts w:ascii="Times New Roman" w:hAnsi="Times New Roman" w:cs="Times New Roman"/>
+          <w:sz w:val="24"/>
+          <w:szCs w:val="24"/>
+        </w:rPr>
+        <w:t xml:space="preserve"> is unique and used to identify a single element on a page. It’s commonly used for scripting (JavaScript) or deep linking (#anchor)</w:t>
       </w:r>
     </w:p>
     <w:p>
@@ -826,7 +911,25 @@
           <w:sz w:val="24"/>
           <w:szCs w:val="24"/>
         </w:rPr>
-        <w:t>A **class** is reusable and ideal for applying common styles to multiple elements.</w:t>
+        <w:t xml:space="preserve">A </w:t>
+      </w:r>
+      <w:r>
+        <w:rPr>
+          <w:rFonts w:ascii="Times New Roman" w:hAnsi="Times New Roman" w:cs="Times New Roman"/>
+          <w:b/>
+          <w:bCs/>
+          <w:sz w:val="24"/>
+          <w:szCs w:val="24"/>
+        </w:rPr>
+        <w:t>class</w:t>
+      </w:r>
+      <w:r>
+        <w:rPr>
+          <w:rFonts w:ascii="Times New Roman" w:hAnsi="Times New Roman" w:cs="Times New Roman"/>
+          <w:sz w:val="24"/>
+          <w:szCs w:val="24"/>
+        </w:rPr>
+        <w:t xml:space="preserve"> is reusable and ideal for applying common styles to multiple elements.</w:t>
       </w:r>
     </w:p>
     <w:p>
@@ -883,30 +986,88 @@
           <w:sz w:val="24"/>
           <w:szCs w:val="24"/>
         </w:rPr>
-        <w:t>It breaks the uniqueness rule. JavaScript’s getElementById() returns only the first match, and CSS behavior becomes unpredictable.</w:t>
-      </w:r>
-    </w:p>
-    <w:p>
-      <w:pPr>
-        <w:rPr>
-          <w:rFonts w:ascii="Times New Roman" w:hAnsi="Times New Roman" w:cs="Times New Roman"/>
-          <w:b/>
-          <w:bCs/>
-          <w:color w:val="833C0B" w:themeColor="accent2" w:themeShade="80"/>
-          <w:sz w:val="24"/>
-          <w:szCs w:val="24"/>
-        </w:rPr>
-      </w:pPr>
-      <w:r>
-        <w:rPr>
-          <w:rFonts w:ascii="Times New Roman" w:hAnsi="Times New Roman" w:cs="Times New Roman"/>
-          <w:b/>
-          <w:bCs/>
-          <w:color w:val="833C0B" w:themeColor="accent2" w:themeShade="80"/>
-          <w:sz w:val="24"/>
-          <w:szCs w:val="24"/>
-        </w:rPr>
-        <w:t>Explain the concept of semantic HTML. Why is it important?</w:t>
+        <w:t xml:space="preserve">It breaks the uniqueness rule. JavaScript’s </w:t>
+      </w:r>
+      <w:proofErr w:type="spellStart"/>
+      <w:r>
+        <w:rPr>
+          <w:rFonts w:ascii="Times New Roman" w:hAnsi="Times New Roman" w:cs="Times New Roman"/>
+          <w:sz w:val="24"/>
+          <w:szCs w:val="24"/>
+        </w:rPr>
+        <w:t>getElementById</w:t>
+      </w:r>
+      <w:proofErr w:type="spellEnd"/>
+      <w:r>
+        <w:rPr>
+          <w:rFonts w:ascii="Times New Roman" w:hAnsi="Times New Roman" w:cs="Times New Roman"/>
+          <w:sz w:val="24"/>
+          <w:szCs w:val="24"/>
+        </w:rPr>
+        <w:t xml:space="preserve">() returns only the first match, and CSS </w:t>
+      </w:r>
+      <w:proofErr w:type="spellStart"/>
+      <w:r>
+        <w:rPr>
+          <w:rFonts w:ascii="Times New Roman" w:hAnsi="Times New Roman" w:cs="Times New Roman"/>
+          <w:sz w:val="24"/>
+          <w:szCs w:val="24"/>
+        </w:rPr>
+        <w:t>behavior</w:t>
+      </w:r>
+      <w:proofErr w:type="spellEnd"/>
+      <w:r>
+        <w:rPr>
+          <w:rFonts w:ascii="Times New Roman" w:hAnsi="Times New Roman" w:cs="Times New Roman"/>
+          <w:sz w:val="24"/>
+          <w:szCs w:val="24"/>
+        </w:rPr>
+        <w:t xml:space="preserve"> becomes unpredictable.</w:t>
+      </w:r>
+    </w:p>
+    <w:p>
+      <w:pPr>
+        <w:rPr>
+          <w:rFonts w:ascii="Times New Roman" w:hAnsi="Times New Roman" w:cs="Times New Roman"/>
+          <w:b/>
+          <w:bCs/>
+          <w:color w:val="833C0B" w:themeColor="accent2" w:themeShade="80"/>
+          <w:sz w:val="24"/>
+          <w:szCs w:val="24"/>
+        </w:rPr>
+      </w:pPr>
+      <w:r>
+        <w:rPr>
+          <w:rFonts w:ascii="Times New Roman" w:hAnsi="Times New Roman" w:cs="Times New Roman"/>
+          <w:b/>
+          <w:bCs/>
+          <w:color w:val="833C0B" w:themeColor="accent2" w:themeShade="80"/>
+          <w:sz w:val="24"/>
+          <w:szCs w:val="24"/>
+        </w:rPr>
+        <w:t>Explain the concept of semantic HTML</w:t>
+      </w:r>
+      <w:r>
+        <w:rPr>
+          <w:rFonts w:ascii="Times New Roman" w:hAnsi="Times New Roman" w:cs="Times New Roman"/>
+          <w:b/>
+          <w:bCs/>
+          <w:color w:val="833C0B" w:themeColor="accent2" w:themeShade="80"/>
+          <w:sz w:val="24"/>
+          <w:szCs w:val="24"/>
+        </w:rPr>
+        <w:t>?</w:t>
+      </w:r>
+      <w:r>
+        <w:rPr>
+          <w:rFonts w:ascii="Times New Roman" w:hAnsi="Times New Roman" w:cs="Times New Roman"/>
+          <w:b/>
+          <w:bCs/>
+          <w:color w:val="833C0B" w:themeColor="accent2" w:themeShade="80"/>
+          <w:sz w:val="24"/>
+          <w:szCs w:val="24"/>
+        </w:rPr>
+        <w:t xml:space="preserve"> Why is it important?</w:t>
       </w:r>
     </w:p>
     <w:p>
@@ -1351,7 +1512,23 @@
           <w:sz w:val="24"/>
           <w:szCs w:val="24"/>
         </w:rPr>
-        <w:t>It makes the body a flex container, allowing us to center the form both horizontally and vertically using justify-content and align-items.</w:t>
+        <w:t xml:space="preserve">It makes the body a flex container, allowing us to </w:t>
+      </w:r>
+      <w:r>
+        <w:rPr>
+          <w:rFonts w:ascii="Times New Roman" w:hAnsi="Times New Roman" w:cs="Times New Roman"/>
+          <w:sz w:val="24"/>
+          <w:szCs w:val="24"/>
+        </w:rPr>
+        <w:t>canter</w:t>
+      </w:r>
+      <w:r>
+        <w:rPr>
+          <w:rFonts w:ascii="Times New Roman" w:hAnsi="Times New Roman" w:cs="Times New Roman"/>
+          <w:sz w:val="24"/>
+          <w:szCs w:val="24"/>
+        </w:rPr>
+        <w:t xml:space="preserve"> the form both horizontally and vertically using justify-content and align-items.</w:t>
       </w:r>
     </w:p>
     <w:p>
@@ -1431,7 +1608,25 @@
           <w:sz w:val="24"/>
           <w:szCs w:val="24"/>
         </w:rPr>
-        <w:t>HTML5 introduced new input types (email, url, date, number, etc.), form validation attributes (required, min, max, pattern), and improved accessibility with label, placeholder, and autocomplete.</w:t>
+        <w:t xml:space="preserve">HTML5 introduced new input types (email, </w:t>
+      </w:r>
+      <w:proofErr w:type="spellStart"/>
+      <w:r>
+        <w:rPr>
+          <w:rFonts w:ascii="Times New Roman" w:hAnsi="Times New Roman" w:cs="Times New Roman"/>
+          <w:sz w:val="24"/>
+          <w:szCs w:val="24"/>
+        </w:rPr>
+        <w:t>url</w:t>
+      </w:r>
+      <w:proofErr w:type="spellEnd"/>
+      <w:r>
+        <w:rPr>
+          <w:rFonts w:ascii="Times New Roman" w:hAnsi="Times New Roman" w:cs="Times New Roman"/>
+          <w:sz w:val="24"/>
+          <w:szCs w:val="24"/>
+        </w:rPr>
+        <w:t>, date, number, etc.), form validation attributes (required, min, max, pattern), and improved accessibility with label, placeholder, and autocomplete.</w:t>
       </w:r>
     </w:p>
     <w:tbl>
@@ -1974,7 +2169,25 @@
           <w:sz w:val="24"/>
           <w:szCs w:val="24"/>
         </w:rPr>
-        <w:t>Data attributes are custom HTML attributes starting with data- that let you store extra metadata on elements. They’re useful for small, element-specific values like IDs, configs, or states, which JavaScript can read via element.dataset. They’re not for large or sensitive data, just for lightweight info tied directly to the DOM.”</w:t>
+        <w:t xml:space="preserve">Data attributes are custom HTML attributes starting with data- that let you store extra metadata on elements. They’re useful for small, element-specific values like IDs, configs, or states, which JavaScript can read via </w:t>
+      </w:r>
+      <w:proofErr w:type="spellStart"/>
+      <w:r>
+        <w:rPr>
+          <w:rFonts w:ascii="Times New Roman" w:hAnsi="Times New Roman" w:cs="Times New Roman"/>
+          <w:sz w:val="24"/>
+          <w:szCs w:val="24"/>
+        </w:rPr>
+        <w:t>element.dataset</w:t>
+      </w:r>
+      <w:proofErr w:type="spellEnd"/>
+      <w:r>
+        <w:rPr>
+          <w:rFonts w:ascii="Times New Roman" w:hAnsi="Times New Roman" w:cs="Times New Roman"/>
+          <w:sz w:val="24"/>
+          <w:szCs w:val="24"/>
+        </w:rPr>
+        <w:t>. They’re not for large or sensitive data, just for lightweight info tied directly to the DOM.”</w:t>
       </w:r>
     </w:p>
     <w:p>
@@ -2206,24 +2419,144 @@
           <w:sz w:val="24"/>
           <w:szCs w:val="24"/>
         </w:rPr>
-        <w:t>How does HTML5 handle offline storage? Compare localStorage vs sessionStorage vs cookies.</w:t>
-      </w:r>
-    </w:p>
-    <w:p>
-      <w:pPr>
-        <w:rPr>
-          <w:rFonts w:ascii="Times New Roman" w:hAnsi="Times New Roman" w:cs="Times New Roman"/>
-          <w:sz w:val="24"/>
-          <w:szCs w:val="24"/>
-        </w:rPr>
-      </w:pPr>
-      <w:r>
-        <w:rPr>
-          <w:rFonts w:ascii="Times New Roman" w:hAnsi="Times New Roman" w:cs="Times New Roman"/>
-          <w:sz w:val="24"/>
-          <w:szCs w:val="24"/>
-        </w:rPr>
-        <w:t>HTML5 introduced localStorage and sessionStorage as more efficient, client-side storage options compared to cookies. While localStorage stores data persistently, sessionStorage is limited to a tab session. Unlike cookies, neither are sent to the server automatically, reducing network load.</w:t>
+        <w:t xml:space="preserve">How does HTML5 handle offline storage? Compare </w:t>
+      </w:r>
+      <w:proofErr w:type="spellStart"/>
+      <w:r>
+        <w:rPr>
+          <w:rFonts w:ascii="Times New Roman" w:hAnsi="Times New Roman" w:cs="Times New Roman"/>
+          <w:b/>
+          <w:bCs/>
+          <w:color w:val="833C0B" w:themeColor="accent2" w:themeShade="80"/>
+          <w:sz w:val="24"/>
+          <w:szCs w:val="24"/>
+        </w:rPr>
+        <w:t>localStorage</w:t>
+      </w:r>
+      <w:proofErr w:type="spellEnd"/>
+      <w:r>
+        <w:rPr>
+          <w:rFonts w:ascii="Times New Roman" w:hAnsi="Times New Roman" w:cs="Times New Roman"/>
+          <w:b/>
+          <w:bCs/>
+          <w:color w:val="833C0B" w:themeColor="accent2" w:themeShade="80"/>
+          <w:sz w:val="24"/>
+          <w:szCs w:val="24"/>
+        </w:rPr>
+        <w:t xml:space="preserve"> vs </w:t>
+      </w:r>
+      <w:proofErr w:type="spellStart"/>
+      <w:r>
+        <w:rPr>
+          <w:rFonts w:ascii="Times New Roman" w:hAnsi="Times New Roman" w:cs="Times New Roman"/>
+          <w:b/>
+          <w:bCs/>
+          <w:color w:val="833C0B" w:themeColor="accent2" w:themeShade="80"/>
+          <w:sz w:val="24"/>
+          <w:szCs w:val="24"/>
+        </w:rPr>
+        <w:t>sessionStorage</w:t>
+      </w:r>
+      <w:proofErr w:type="spellEnd"/>
+      <w:r>
+        <w:rPr>
+          <w:rFonts w:ascii="Times New Roman" w:hAnsi="Times New Roman" w:cs="Times New Roman"/>
+          <w:b/>
+          <w:bCs/>
+          <w:color w:val="833C0B" w:themeColor="accent2" w:themeShade="80"/>
+          <w:sz w:val="24"/>
+          <w:szCs w:val="24"/>
+        </w:rPr>
+        <w:t xml:space="preserve"> vs cookies.</w:t>
+      </w:r>
+    </w:p>
+    <w:p>
+      <w:pPr>
+        <w:rPr>
+          <w:rFonts w:ascii="Times New Roman" w:hAnsi="Times New Roman" w:cs="Times New Roman"/>
+          <w:sz w:val="24"/>
+          <w:szCs w:val="24"/>
+        </w:rPr>
+      </w:pPr>
+      <w:r>
+        <w:rPr>
+          <w:rFonts w:ascii="Times New Roman" w:hAnsi="Times New Roman" w:cs="Times New Roman"/>
+          <w:sz w:val="24"/>
+          <w:szCs w:val="24"/>
+        </w:rPr>
+        <w:t xml:space="preserve">HTML5 introduced </w:t>
+      </w:r>
+      <w:proofErr w:type="spellStart"/>
+      <w:r>
+        <w:rPr>
+          <w:rFonts w:ascii="Times New Roman" w:hAnsi="Times New Roman" w:cs="Times New Roman"/>
+          <w:sz w:val="24"/>
+          <w:szCs w:val="24"/>
+        </w:rPr>
+        <w:t>localStorage</w:t>
+      </w:r>
+      <w:proofErr w:type="spellEnd"/>
+      <w:r>
+        <w:rPr>
+          <w:rFonts w:ascii="Times New Roman" w:hAnsi="Times New Roman" w:cs="Times New Roman"/>
+          <w:sz w:val="24"/>
+          <w:szCs w:val="24"/>
+        </w:rPr>
+        <w:t xml:space="preserve"> and </w:t>
+      </w:r>
+      <w:proofErr w:type="spellStart"/>
+      <w:r>
+        <w:rPr>
+          <w:rFonts w:ascii="Times New Roman" w:hAnsi="Times New Roman" w:cs="Times New Roman"/>
+          <w:sz w:val="24"/>
+          <w:szCs w:val="24"/>
+        </w:rPr>
+        <w:t>sessionStorage</w:t>
+      </w:r>
+      <w:proofErr w:type="spellEnd"/>
+      <w:r>
+        <w:rPr>
+          <w:rFonts w:ascii="Times New Roman" w:hAnsi="Times New Roman" w:cs="Times New Roman"/>
+          <w:sz w:val="24"/>
+          <w:szCs w:val="24"/>
+        </w:rPr>
+        <w:t xml:space="preserve"> as more efficient, client-side storage options compared to cookies. While </w:t>
+      </w:r>
+      <w:proofErr w:type="spellStart"/>
+      <w:r>
+        <w:rPr>
+          <w:rFonts w:ascii="Times New Roman" w:hAnsi="Times New Roman" w:cs="Times New Roman"/>
+          <w:sz w:val="24"/>
+          <w:szCs w:val="24"/>
+        </w:rPr>
+        <w:t>localStorage</w:t>
+      </w:r>
+      <w:proofErr w:type="spellEnd"/>
+      <w:r>
+        <w:rPr>
+          <w:rFonts w:ascii="Times New Roman" w:hAnsi="Times New Roman" w:cs="Times New Roman"/>
+          <w:sz w:val="24"/>
+          <w:szCs w:val="24"/>
+        </w:rPr>
+        <w:t xml:space="preserve"> stores data persistently, </w:t>
+      </w:r>
+      <w:proofErr w:type="spellStart"/>
+      <w:r>
+        <w:rPr>
+          <w:rFonts w:ascii="Times New Roman" w:hAnsi="Times New Roman" w:cs="Times New Roman"/>
+          <w:sz w:val="24"/>
+          <w:szCs w:val="24"/>
+        </w:rPr>
+        <w:t>sessionStorage</w:t>
+      </w:r>
+      <w:proofErr w:type="spellEnd"/>
+      <w:r>
+        <w:rPr>
+          <w:rFonts w:ascii="Times New Roman" w:hAnsi="Times New Roman" w:cs="Times New Roman"/>
+          <w:sz w:val="24"/>
+          <w:szCs w:val="24"/>
+        </w:rPr>
+        <w:t xml:space="preserve"> is limited to a tab session. Unlike cookies, neither are sent to the server automatically, reducing network load.</w:t>
       </w:r>
     </w:p>
     <w:p>
@@ -2360,7 +2693,25 @@
           <w:sz w:val="24"/>
           <w:szCs w:val="24"/>
         </w:rPr>
-        <w:t>It makes the body a flex container, allowing us to center the form both horizontally and vertically using justify-content and align-items.</w:t>
+        <w:t xml:space="preserve">It makes the body a flex container, allowing us to </w:t>
+      </w:r>
+      <w:proofErr w:type="spellStart"/>
+      <w:r>
+        <w:rPr>
+          <w:rFonts w:ascii="Times New Roman" w:hAnsi="Times New Roman" w:cs="Times New Roman"/>
+          <w:sz w:val="24"/>
+          <w:szCs w:val="24"/>
+        </w:rPr>
+        <w:t>center</w:t>
+      </w:r>
+      <w:proofErr w:type="spellEnd"/>
+      <w:r>
+        <w:rPr>
+          <w:rFonts w:ascii="Times New Roman" w:hAnsi="Times New Roman" w:cs="Times New Roman"/>
+          <w:sz w:val="24"/>
+          <w:szCs w:val="24"/>
+        </w:rPr>
+        <w:t xml:space="preserve"> the form both horizontally and vertically using justify-content and align-items.</w:t>
       </w:r>
     </w:p>
     <w:p>
@@ -3168,41 +3519,143 @@
           <w:sz w:val="24"/>
           <w:szCs w:val="24"/>
         </w:rPr>
-        <w:t>Difference between em, rem, %, px in CSS?</w:t>
-      </w:r>
-    </w:p>
-    <w:p>
-      <w:pPr>
-        <w:rPr>
-          <w:rFonts w:ascii="Times New Roman" w:hAnsi="Times New Roman" w:cs="Times New Roman"/>
-          <w:sz w:val="24"/>
-          <w:szCs w:val="24"/>
-        </w:rPr>
-      </w:pPr>
-      <w:r>
-        <w:rPr>
-          <w:rFonts w:ascii="Times New Roman" w:hAnsi="Times New Roman" w:cs="Times New Roman"/>
-          <w:sz w:val="24"/>
-          <w:szCs w:val="24"/>
-        </w:rPr>
-        <w:t>I use rem for consistent scalable typography across the app, em for element-relative spacing, % for fluid layouts, and px only when precise control is needed.</w:t>
-      </w:r>
-    </w:p>
-    <w:p>
-      <w:pPr>
-        <w:rPr>
-          <w:rFonts w:ascii="Times New Roman" w:hAnsi="Times New Roman" w:cs="Times New Roman"/>
-          <w:sz w:val="24"/>
-          <w:szCs w:val="24"/>
-        </w:rPr>
-      </w:pPr>
-      <w:r>
-        <w:rPr>
-          <w:rFonts w:ascii="Times New Roman" w:hAnsi="Times New Roman" w:cs="Times New Roman"/>
-          <w:sz w:val="24"/>
-          <w:szCs w:val="24"/>
-        </w:rPr>
-        <w:t>In my Nokia project, we switched from px to rem for accessibility and responsiveness — especially for large-screen dashboards.</w:t>
+        <w:t xml:space="preserve">Difference between </w:t>
+      </w:r>
+      <w:proofErr w:type="spellStart"/>
+      <w:r>
+        <w:rPr>
+          <w:rFonts w:ascii="Times New Roman" w:hAnsi="Times New Roman" w:cs="Times New Roman"/>
+          <w:b/>
+          <w:bCs/>
+          <w:color w:val="833C0B" w:themeColor="accent2" w:themeShade="80"/>
+          <w:sz w:val="24"/>
+          <w:szCs w:val="24"/>
+        </w:rPr>
+        <w:t>em</w:t>
+      </w:r>
+      <w:proofErr w:type="spellEnd"/>
+      <w:r>
+        <w:rPr>
+          <w:rFonts w:ascii="Times New Roman" w:hAnsi="Times New Roman" w:cs="Times New Roman"/>
+          <w:b/>
+          <w:bCs/>
+          <w:color w:val="833C0B" w:themeColor="accent2" w:themeShade="80"/>
+          <w:sz w:val="24"/>
+          <w:szCs w:val="24"/>
+        </w:rPr>
+        <w:t xml:space="preserve">, rem, %, </w:t>
+      </w:r>
+      <w:proofErr w:type="spellStart"/>
+      <w:r>
+        <w:rPr>
+          <w:rFonts w:ascii="Times New Roman" w:hAnsi="Times New Roman" w:cs="Times New Roman"/>
+          <w:b/>
+          <w:bCs/>
+          <w:color w:val="833C0B" w:themeColor="accent2" w:themeShade="80"/>
+          <w:sz w:val="24"/>
+          <w:szCs w:val="24"/>
+        </w:rPr>
+        <w:t>px</w:t>
+      </w:r>
+      <w:proofErr w:type="spellEnd"/>
+      <w:r>
+        <w:rPr>
+          <w:rFonts w:ascii="Times New Roman" w:hAnsi="Times New Roman" w:cs="Times New Roman"/>
+          <w:b/>
+          <w:bCs/>
+          <w:color w:val="833C0B" w:themeColor="accent2" w:themeShade="80"/>
+          <w:sz w:val="24"/>
+          <w:szCs w:val="24"/>
+        </w:rPr>
+        <w:t xml:space="preserve"> in CSS?</w:t>
+      </w:r>
+    </w:p>
+    <w:p>
+      <w:pPr>
+        <w:rPr>
+          <w:rFonts w:ascii="Times New Roman" w:hAnsi="Times New Roman" w:cs="Times New Roman"/>
+          <w:sz w:val="24"/>
+          <w:szCs w:val="24"/>
+        </w:rPr>
+      </w:pPr>
+      <w:r>
+        <w:rPr>
+          <w:rFonts w:ascii="Times New Roman" w:hAnsi="Times New Roman" w:cs="Times New Roman"/>
+          <w:sz w:val="24"/>
+          <w:szCs w:val="24"/>
+        </w:rPr>
+        <w:t xml:space="preserve">I use rem for consistent scalable typography across the app, </w:t>
+      </w:r>
+      <w:proofErr w:type="spellStart"/>
+      <w:r>
+        <w:rPr>
+          <w:rFonts w:ascii="Times New Roman" w:hAnsi="Times New Roman" w:cs="Times New Roman"/>
+          <w:sz w:val="24"/>
+          <w:szCs w:val="24"/>
+        </w:rPr>
+        <w:t>em</w:t>
+      </w:r>
+      <w:proofErr w:type="spellEnd"/>
+      <w:r>
+        <w:rPr>
+          <w:rFonts w:ascii="Times New Roman" w:hAnsi="Times New Roman" w:cs="Times New Roman"/>
+          <w:sz w:val="24"/>
+          <w:szCs w:val="24"/>
+        </w:rPr>
+        <w:t xml:space="preserve"> for element-relative spacing, % for fluid layouts, and </w:t>
+      </w:r>
+      <w:proofErr w:type="spellStart"/>
+      <w:r>
+        <w:rPr>
+          <w:rFonts w:ascii="Times New Roman" w:hAnsi="Times New Roman" w:cs="Times New Roman"/>
+          <w:sz w:val="24"/>
+          <w:szCs w:val="24"/>
+        </w:rPr>
+        <w:t>px</w:t>
+      </w:r>
+      <w:proofErr w:type="spellEnd"/>
+      <w:r>
+        <w:rPr>
+          <w:rFonts w:ascii="Times New Roman" w:hAnsi="Times New Roman" w:cs="Times New Roman"/>
+          <w:sz w:val="24"/>
+          <w:szCs w:val="24"/>
+        </w:rPr>
+        <w:t xml:space="preserve"> only when precise control is needed.</w:t>
+      </w:r>
+    </w:p>
+    <w:p>
+      <w:pPr>
+        <w:rPr>
+          <w:rFonts w:ascii="Times New Roman" w:hAnsi="Times New Roman" w:cs="Times New Roman"/>
+          <w:sz w:val="24"/>
+          <w:szCs w:val="24"/>
+        </w:rPr>
+      </w:pPr>
+      <w:r>
+        <w:rPr>
+          <w:rFonts w:ascii="Times New Roman" w:hAnsi="Times New Roman" w:cs="Times New Roman"/>
+          <w:sz w:val="24"/>
+          <w:szCs w:val="24"/>
+        </w:rPr>
+        <w:t xml:space="preserve">In my Nokia project, we switched from </w:t>
+      </w:r>
+      <w:proofErr w:type="spellStart"/>
+      <w:r>
+        <w:rPr>
+          <w:rFonts w:ascii="Times New Roman" w:hAnsi="Times New Roman" w:cs="Times New Roman"/>
+          <w:sz w:val="24"/>
+          <w:szCs w:val="24"/>
+        </w:rPr>
+        <w:t>px</w:t>
+      </w:r>
+      <w:proofErr w:type="spellEnd"/>
+      <w:r>
+        <w:rPr>
+          <w:rFonts w:ascii="Times New Roman" w:hAnsi="Times New Roman" w:cs="Times New Roman"/>
+          <w:sz w:val="24"/>
+          <w:szCs w:val="24"/>
+        </w:rPr>
+        <w:t xml:space="preserve"> to rem for accessibility and responsiveness — especially for large-screen dashboards.</w:t>
       </w:r>
     </w:p>
     <w:p>
@@ -3493,8 +3946,21 @@
           <w:sz w:val="24"/>
           <w:szCs w:val="24"/>
         </w:rPr>
-        <w:t>Explain what kind of application we can built using Javascript</w:t>
-      </w:r>
+        <w:t xml:space="preserve">Explain what kind of application we can built using </w:t>
+      </w:r>
+      <w:proofErr w:type="spellStart"/>
+      <w:r>
+        <w:rPr>
+          <w:rFonts w:ascii="Times New Roman" w:hAnsi="Times New Roman" w:cs="Times New Roman"/>
+          <w:b/>
+          <w:bCs/>
+          <w:color w:val="833C0B" w:themeColor="accent2" w:themeShade="80"/>
+          <w:sz w:val="24"/>
+          <w:szCs w:val="24"/>
+        </w:rPr>
+        <w:t>Javascript</w:t>
+      </w:r>
+      <w:proofErr w:type="spellEnd"/>
       <w:r>
         <w:rPr>
           <w:rFonts w:ascii="Times New Roman" w:hAnsi="Times New Roman" w:cs="Times New Roman"/>
@@ -3603,7 +4069,31 @@
           <w:sz w:val="24"/>
           <w:szCs w:val="24"/>
         </w:rPr>
-        <w:t>What is .classList in JavaScript?</w:t>
+        <w:t>What is .</w:t>
+      </w:r>
+      <w:proofErr w:type="spellStart"/>
+      <w:r>
+        <w:rPr>
+          <w:rFonts w:ascii="Times New Roman" w:hAnsi="Times New Roman" w:cs="Times New Roman"/>
+          <w:b/>
+          <w:bCs/>
+          <w:color w:val="833C0B" w:themeColor="accent2" w:themeShade="80"/>
+          <w:sz w:val="24"/>
+          <w:szCs w:val="24"/>
+        </w:rPr>
+        <w:t>classList</w:t>
+      </w:r>
+      <w:proofErr w:type="spellEnd"/>
+      <w:r>
+        <w:rPr>
+          <w:rFonts w:ascii="Times New Roman" w:hAnsi="Times New Roman" w:cs="Times New Roman"/>
+          <w:b/>
+          <w:bCs/>
+          <w:color w:val="833C0B" w:themeColor="accent2" w:themeShade="80"/>
+          <w:sz w:val="24"/>
+          <w:szCs w:val="24"/>
+        </w:rPr>
+        <w:t xml:space="preserve"> in JavaScript?</w:t>
       </w:r>
     </w:p>
     <w:p>
@@ -3626,7 +4116,31 @@
           <w:lang w:eastAsia="en-IN"/>
           <w14:ligatures w14:val="none"/>
         </w:rPr>
-        <w:t>.classList is a JavaScript property used to access the list of CSS classes assigned to an HTML element. It provides methods to add, remove, toggle, or check classes on that element.</w:t>
+        <w:t>.</w:t>
+      </w:r>
+      <w:proofErr w:type="spellStart"/>
+      <w:r>
+        <w:rPr>
+          <w:rFonts w:ascii="Times New Roman" w:eastAsia="Times New Roman" w:hAnsi="Times New Roman" w:cs="Times New Roman"/>
+          <w:kern w:val="0"/>
+          <w:sz w:val="24"/>
+          <w:szCs w:val="24"/>
+          <w:lang w:eastAsia="en-IN"/>
+          <w14:ligatures w14:val="none"/>
+        </w:rPr>
+        <w:t>classList</w:t>
+      </w:r>
+      <w:proofErr w:type="spellEnd"/>
+      <w:r>
+        <w:rPr>
+          <w:rFonts w:ascii="Times New Roman" w:eastAsia="Times New Roman" w:hAnsi="Times New Roman" w:cs="Times New Roman"/>
+          <w:kern w:val="0"/>
+          <w:sz w:val="24"/>
+          <w:szCs w:val="24"/>
+          <w:lang w:eastAsia="en-IN"/>
+          <w14:ligatures w14:val="none"/>
+        </w:rPr>
+        <w:t xml:space="preserve"> is a JavaScript property used to access the list of CSS classes assigned to an HTML element. It provides methods to add, remove, toggle, or check classes on that element.</w:t>
       </w:r>
     </w:p>
     <w:p>
@@ -3711,7 +4225,25 @@
           <w:sz w:val="24"/>
           <w:szCs w:val="24"/>
         </w:rPr>
-        <w:t xml:space="preserve">Variable name should contain only letter,digits,symbols($) and (_)underscore </w:t>
+        <w:t xml:space="preserve">Variable name should contain only </w:t>
+      </w:r>
+      <w:proofErr w:type="spellStart"/>
+      <w:r>
+        <w:rPr>
+          <w:rFonts w:ascii="Times New Roman" w:hAnsi="Times New Roman" w:cs="Times New Roman"/>
+          <w:sz w:val="24"/>
+          <w:szCs w:val="24"/>
+        </w:rPr>
+        <w:t>letter,digits,symbols</w:t>
+      </w:r>
+      <w:proofErr w:type="spellEnd"/>
+      <w:r>
+        <w:rPr>
+          <w:rFonts w:ascii="Times New Roman" w:hAnsi="Times New Roman" w:cs="Times New Roman"/>
+          <w:sz w:val="24"/>
+          <w:szCs w:val="24"/>
+        </w:rPr>
+        <w:t xml:space="preserve">($) and (_)underscore </w:t>
       </w:r>
     </w:p>
     <w:p>
@@ -3932,7 +4464,25 @@
           <w:sz w:val="24"/>
           <w:szCs w:val="24"/>
         </w:rPr>
-        <w:t>Data Types: String, Number, Boolean, Undefined, Null, Symbol, BigInt which hold a single value and are immutable.</w:t>
+        <w:t xml:space="preserve">Data Types: String, Number, Boolean, Undefined, Null, Symbol, </w:t>
+      </w:r>
+      <w:proofErr w:type="spellStart"/>
+      <w:r>
+        <w:rPr>
+          <w:rFonts w:ascii="Times New Roman" w:hAnsi="Times New Roman" w:cs="Times New Roman"/>
+          <w:sz w:val="24"/>
+          <w:szCs w:val="24"/>
+        </w:rPr>
+        <w:t>BigInt</w:t>
+      </w:r>
+      <w:proofErr w:type="spellEnd"/>
+      <w:r>
+        <w:rPr>
+          <w:rFonts w:ascii="Times New Roman" w:hAnsi="Times New Roman" w:cs="Times New Roman"/>
+          <w:sz w:val="24"/>
+          <w:szCs w:val="24"/>
+        </w:rPr>
+        <w:t xml:space="preserve"> which hold a single value and are immutable.</w:t>
       </w:r>
       <w:r>
         <w:rPr>
@@ -3965,7 +4515,43 @@
           <w:szCs w:val="24"/>
         </w:rPr>
         <w:br/>
-        <w:t>I often use typeof and Array.isArray() to safely check types before operations.</w:t>
+        <w:t xml:space="preserve">I often use </w:t>
+      </w:r>
+      <w:proofErr w:type="spellStart"/>
+      <w:r>
+        <w:rPr>
+          <w:rFonts w:ascii="Times New Roman" w:hAnsi="Times New Roman" w:cs="Times New Roman"/>
+          <w:sz w:val="24"/>
+          <w:szCs w:val="24"/>
+        </w:rPr>
+        <w:t>typeof</w:t>
+      </w:r>
+      <w:proofErr w:type="spellEnd"/>
+      <w:r>
+        <w:rPr>
+          <w:rFonts w:ascii="Times New Roman" w:hAnsi="Times New Roman" w:cs="Times New Roman"/>
+          <w:sz w:val="24"/>
+          <w:szCs w:val="24"/>
+        </w:rPr>
+        <w:t xml:space="preserve"> and </w:t>
+      </w:r>
+      <w:proofErr w:type="spellStart"/>
+      <w:r>
+        <w:rPr>
+          <w:rFonts w:ascii="Times New Roman" w:hAnsi="Times New Roman" w:cs="Times New Roman"/>
+          <w:sz w:val="24"/>
+          <w:szCs w:val="24"/>
+        </w:rPr>
+        <w:t>Array.isArray</w:t>
+      </w:r>
+      <w:proofErr w:type="spellEnd"/>
+      <w:r>
+        <w:rPr>
+          <w:rFonts w:ascii="Times New Roman" w:hAnsi="Times New Roman" w:cs="Times New Roman"/>
+          <w:sz w:val="24"/>
+          <w:szCs w:val="24"/>
+        </w:rPr>
+        <w:t>() to safely check types before operations.</w:t>
       </w:r>
     </w:p>
     <w:p>
@@ -4098,7 +4684,25 @@
           <w:sz w:val="24"/>
           <w:szCs w:val="24"/>
         </w:rPr>
-        <w:t>In contrast, accessing variables declared with let or const before initialization will throw a ReferenceError.</w:t>
+        <w:t xml:space="preserve">In contrast, accessing variables declared with let or const before initialization will throw a </w:t>
+      </w:r>
+      <w:proofErr w:type="spellStart"/>
+      <w:r>
+        <w:rPr>
+          <w:rFonts w:ascii="Times New Roman" w:hAnsi="Times New Roman" w:cs="Times New Roman"/>
+          <w:sz w:val="24"/>
+          <w:szCs w:val="24"/>
+        </w:rPr>
+        <w:t>ReferenceError</w:t>
+      </w:r>
+      <w:proofErr w:type="spellEnd"/>
+      <w:r>
+        <w:rPr>
+          <w:rFonts w:ascii="Times New Roman" w:hAnsi="Times New Roman" w:cs="Times New Roman"/>
+          <w:sz w:val="24"/>
+          <w:szCs w:val="24"/>
+        </w:rPr>
+        <w:t>.</w:t>
       </w:r>
     </w:p>
     <w:p>
@@ -4318,7 +4922,25 @@
           <w:sz w:val="24"/>
           <w:szCs w:val="24"/>
         </w:rPr>
-        <w:t xml:space="preserve"> is JavaScript's behaviourw of moving </w:t>
+        <w:t xml:space="preserve"> is JavaScript's </w:t>
+      </w:r>
+      <w:proofErr w:type="spellStart"/>
+      <w:r>
+        <w:rPr>
+          <w:rFonts w:ascii="Times New Roman" w:hAnsi="Times New Roman" w:cs="Times New Roman"/>
+          <w:sz w:val="24"/>
+          <w:szCs w:val="24"/>
+        </w:rPr>
+        <w:t>behaviourw</w:t>
+      </w:r>
+      <w:proofErr w:type="spellEnd"/>
+      <w:r>
+        <w:rPr>
+          <w:rFonts w:ascii="Times New Roman" w:hAnsi="Times New Roman" w:cs="Times New Roman"/>
+          <w:sz w:val="24"/>
+          <w:szCs w:val="24"/>
+        </w:rPr>
+        <w:t xml:space="preserve"> of moving </w:t>
       </w:r>
       <w:r>
         <w:rPr>
@@ -5078,12 +5700,6 @@
         <w:gridCol w:w="4490"/>
       </w:tblGrid>
       <w:tr>
-        <w:tblPrEx>
-          <w:tblCellMar>
-            <w:top w:w="0" w:type="dxa"/>
-            <w:bottom w:w="0" w:type="dxa"/>
-          </w:tblCellMar>
-        </w:tblPrEx>
         <w:trPr>
           <w:trHeight w:val="3100"/>
         </w:trPr>
@@ -5106,7 +5722,25 @@
                 <w:sz w:val="24"/>
                 <w:szCs w:val="24"/>
               </w:rPr>
-              <w:t>function testVar() {</w:t>
+              <w:t xml:space="preserve">function </w:t>
+            </w:r>
+            <w:proofErr w:type="spellStart"/>
+            <w:r>
+              <w:rPr>
+                <w:rFonts w:ascii="Times New Roman" w:hAnsi="Times New Roman" w:cs="Times New Roman"/>
+                <w:sz w:val="24"/>
+                <w:szCs w:val="24"/>
+              </w:rPr>
+              <w:t>testVar</w:t>
+            </w:r>
+            <w:proofErr w:type="spellEnd"/>
+            <w:r>
+              <w:rPr>
+                <w:rFonts w:ascii="Times New Roman" w:hAnsi="Times New Roman" w:cs="Times New Roman"/>
+                <w:sz w:val="24"/>
+                <w:szCs w:val="24"/>
+              </w:rPr>
+              <w:t>() {</w:t>
             </w:r>
           </w:p>
           <w:p>
@@ -5207,13 +5841,23 @@
                 <w:szCs w:val="24"/>
               </w:rPr>
             </w:pPr>
+            <w:proofErr w:type="spellStart"/>
             <w:r>
               <w:rPr>
                 <w:rFonts w:ascii="Times New Roman" w:hAnsi="Times New Roman" w:cs="Times New Roman"/>
                 <w:sz w:val="24"/>
                 <w:szCs w:val="24"/>
               </w:rPr>
-              <w:t>testVar();</w:t>
+              <w:t>testVar</w:t>
+            </w:r>
+            <w:proofErr w:type="spellEnd"/>
+            <w:r>
+              <w:rPr>
+                <w:rFonts w:ascii="Times New Roman" w:hAnsi="Times New Roman" w:cs="Times New Roman"/>
+                <w:sz w:val="24"/>
+                <w:szCs w:val="24"/>
+              </w:rPr>
+              <w:t>();</w:t>
             </w:r>
           </w:p>
         </w:tc>
@@ -5303,12 +5947,6 @@
         <w:gridCol w:w="4550"/>
       </w:tblGrid>
       <w:tr>
-        <w:tblPrEx>
-          <w:tblCellMar>
-            <w:top w:w="0" w:type="dxa"/>
-            <w:bottom w:w="0" w:type="dxa"/>
-          </w:tblCellMar>
-        </w:tblPrEx>
         <w:trPr>
           <w:trHeight w:val="4480"/>
         </w:trPr>
@@ -5330,7 +5968,25 @@
                 <w:sz w:val="24"/>
                 <w:szCs w:val="24"/>
               </w:rPr>
-              <w:t xml:space="preserve">    function testLet() {</w:t>
+              <w:t xml:space="preserve">    function </w:t>
+            </w:r>
+            <w:proofErr w:type="spellStart"/>
+            <w:r>
+              <w:rPr>
+                <w:rFonts w:ascii="Times New Roman" w:hAnsi="Times New Roman" w:cs="Times New Roman"/>
+                <w:sz w:val="24"/>
+                <w:szCs w:val="24"/>
+              </w:rPr>
+              <w:t>testLet</w:t>
+            </w:r>
+            <w:proofErr w:type="spellEnd"/>
+            <w:r>
+              <w:rPr>
+                <w:rFonts w:ascii="Times New Roman" w:hAnsi="Times New Roman" w:cs="Times New Roman"/>
+                <w:sz w:val="24"/>
+                <w:szCs w:val="24"/>
+              </w:rPr>
+              <w:t>() {</w:t>
             </w:r>
           </w:p>
           <w:p>
@@ -5415,8 +6071,18 @@
                 <w:sz w:val="24"/>
                 <w:szCs w:val="24"/>
               </w:rPr>
-              <w:t xml:space="preserve">  console.log(b); //  ReferenceError</w:t>
+              <w:t xml:space="preserve">  console.log(b); //  </w:t>
             </w:r>
+            <w:proofErr w:type="spellStart"/>
+            <w:r>
+              <w:rPr>
+                <w:rFonts w:ascii="Times New Roman" w:hAnsi="Times New Roman" w:cs="Times New Roman"/>
+                <w:sz w:val="24"/>
+                <w:szCs w:val="24"/>
+              </w:rPr>
+              <w:t>ReferenceError</w:t>
+            </w:r>
+            <w:proofErr w:type="spellEnd"/>
           </w:p>
           <w:p>
             <w:pPr>
@@ -5432,8 +6098,18 @@
                 <w:sz w:val="24"/>
                 <w:szCs w:val="24"/>
               </w:rPr>
-              <w:t xml:space="preserve">  console.log(c); //  ReferenceError</w:t>
+              <w:t xml:space="preserve">  console.log(c); //  </w:t>
             </w:r>
+            <w:proofErr w:type="spellStart"/>
+            <w:r>
+              <w:rPr>
+                <w:rFonts w:ascii="Times New Roman" w:hAnsi="Times New Roman" w:cs="Times New Roman"/>
+                <w:sz w:val="24"/>
+                <w:szCs w:val="24"/>
+              </w:rPr>
+              <w:t>ReferenceError</w:t>
+            </w:r>
+            <w:proofErr w:type="spellEnd"/>
           </w:p>
           <w:p>
             <w:pPr>
@@ -5460,13 +6136,23 @@
                 <w:szCs w:val="24"/>
               </w:rPr>
             </w:pPr>
+            <w:proofErr w:type="spellStart"/>
             <w:r>
               <w:rPr>
                 <w:rFonts w:ascii="Times New Roman" w:hAnsi="Times New Roman" w:cs="Times New Roman"/>
                 <w:sz w:val="24"/>
                 <w:szCs w:val="24"/>
               </w:rPr>
-              <w:t>testLet();</w:t>
+              <w:t>testLet</w:t>
+            </w:r>
+            <w:proofErr w:type="spellEnd"/>
+            <w:r>
+              <w:rPr>
+                <w:rFonts w:ascii="Times New Roman" w:hAnsi="Times New Roman" w:cs="Times New Roman"/>
+                <w:sz w:val="24"/>
+                <w:szCs w:val="24"/>
+              </w:rPr>
+              <w:t>();</w:t>
             </w:r>
           </w:p>
           <w:p>
@@ -6067,7 +6753,31 @@
           <w:sz w:val="24"/>
           <w:szCs w:val="24"/>
         </w:rPr>
-        <w:t xml:space="preserve">What is promise in Javascript </w:t>
+        <w:t xml:space="preserve">What is promise in </w:t>
+      </w:r>
+      <w:proofErr w:type="spellStart"/>
+      <w:r>
+        <w:rPr>
+          <w:rFonts w:ascii="Times New Roman" w:hAnsi="Times New Roman" w:cs="Times New Roman"/>
+          <w:b/>
+          <w:bCs/>
+          <w:color w:val="833C0B" w:themeColor="accent2" w:themeShade="80"/>
+          <w:sz w:val="24"/>
+          <w:szCs w:val="24"/>
+        </w:rPr>
+        <w:t>Javascript</w:t>
+      </w:r>
+      <w:proofErr w:type="spellEnd"/>
+      <w:r>
+        <w:rPr>
+          <w:rFonts w:ascii="Times New Roman" w:hAnsi="Times New Roman" w:cs="Times New Roman"/>
+          <w:b/>
+          <w:bCs/>
+          <w:color w:val="833C0B" w:themeColor="accent2" w:themeShade="80"/>
+          <w:sz w:val="24"/>
+          <w:szCs w:val="24"/>
+        </w:rPr>
+        <w:t xml:space="preserve"> </w:t>
       </w:r>
     </w:p>
     <w:p>
@@ -6172,7 +6882,25 @@
           <w:sz w:val="24"/>
           <w:szCs w:val="24"/>
         </w:rPr>
-        <w:t>then(): Handles fulfillment and optionally rejection.</w:t>
+        <w:t xml:space="preserve">then(): Handles </w:t>
+      </w:r>
+      <w:proofErr w:type="spellStart"/>
+      <w:r>
+        <w:rPr>
+          <w:rFonts w:ascii="Times New Roman" w:hAnsi="Times New Roman" w:cs="Times New Roman"/>
+          <w:sz w:val="24"/>
+          <w:szCs w:val="24"/>
+        </w:rPr>
+        <w:t>fulfillment</w:t>
+      </w:r>
+      <w:proofErr w:type="spellEnd"/>
+      <w:r>
+        <w:rPr>
+          <w:rFonts w:ascii="Times New Roman" w:hAnsi="Times New Roman" w:cs="Times New Roman"/>
+          <w:sz w:val="24"/>
+          <w:szCs w:val="24"/>
+        </w:rPr>
+        <w:t xml:space="preserve"> and optionally rejection.</w:t>
       </w:r>
     </w:p>
     <w:p>
@@ -6222,7 +6950,25 @@
           <w:sz w:val="24"/>
           <w:szCs w:val="24"/>
         </w:rPr>
-        <w:t>finally(): Runs regardless of fulfillment or rejection.</w:t>
+        <w:t xml:space="preserve">finally(): Runs regardless of </w:t>
+      </w:r>
+      <w:proofErr w:type="spellStart"/>
+      <w:r>
+        <w:rPr>
+          <w:rFonts w:ascii="Times New Roman" w:hAnsi="Times New Roman" w:cs="Times New Roman"/>
+          <w:sz w:val="24"/>
+          <w:szCs w:val="24"/>
+        </w:rPr>
+        <w:t>fulfillment</w:t>
+      </w:r>
+      <w:proofErr w:type="spellEnd"/>
+      <w:r>
+        <w:rPr>
+          <w:rFonts w:ascii="Times New Roman" w:hAnsi="Times New Roman" w:cs="Times New Roman"/>
+          <w:sz w:val="24"/>
+          <w:szCs w:val="24"/>
+        </w:rPr>
+        <w:t xml:space="preserve"> or rejection.</w:t>
       </w:r>
     </w:p>
     <w:p>
@@ -6247,30 +6993,187 @@
           <w:sz w:val="24"/>
           <w:szCs w:val="24"/>
         </w:rPr>
-        <w:t>Methods: Promise.all(), Promise.race(), Promise.allSettled(), Promise.any().</w:t>
-      </w:r>
-    </w:p>
-    <w:p>
-      <w:pPr>
-        <w:rPr>
-          <w:rFonts w:ascii="Times New Roman" w:hAnsi="Times New Roman" w:cs="Times New Roman"/>
-          <w:b/>
-          <w:bCs/>
-          <w:color w:val="833C0B" w:themeColor="accent2" w:themeShade="80"/>
-          <w:sz w:val="24"/>
-          <w:szCs w:val="24"/>
-        </w:rPr>
-      </w:pPr>
-      <w:r>
-        <w:rPr>
-          <w:rFonts w:ascii="Times New Roman" w:hAnsi="Times New Roman" w:cs="Times New Roman"/>
-          <w:b/>
-          <w:bCs/>
-          <w:color w:val="833C0B" w:themeColor="accent2" w:themeShade="80"/>
-          <w:sz w:val="24"/>
-          <w:szCs w:val="24"/>
-        </w:rPr>
-        <w:t>Promise.all(), Promise.race(), Promise.allSettled(), Promise.any()</w:t>
+        <w:t xml:space="preserve">Methods: </w:t>
+      </w:r>
+      <w:proofErr w:type="spellStart"/>
+      <w:r>
+        <w:rPr>
+          <w:rFonts w:ascii="Times New Roman" w:hAnsi="Times New Roman" w:cs="Times New Roman"/>
+          <w:sz w:val="24"/>
+          <w:szCs w:val="24"/>
+        </w:rPr>
+        <w:t>Promise.all</w:t>
+      </w:r>
+      <w:proofErr w:type="spellEnd"/>
+      <w:r>
+        <w:rPr>
+          <w:rFonts w:ascii="Times New Roman" w:hAnsi="Times New Roman" w:cs="Times New Roman"/>
+          <w:sz w:val="24"/>
+          <w:szCs w:val="24"/>
+        </w:rPr>
+        <w:t xml:space="preserve">(), </w:t>
+      </w:r>
+      <w:proofErr w:type="spellStart"/>
+      <w:r>
+        <w:rPr>
+          <w:rFonts w:ascii="Times New Roman" w:hAnsi="Times New Roman" w:cs="Times New Roman"/>
+          <w:sz w:val="24"/>
+          <w:szCs w:val="24"/>
+        </w:rPr>
+        <w:t>Promise.race</w:t>
+      </w:r>
+      <w:proofErr w:type="spellEnd"/>
+      <w:r>
+        <w:rPr>
+          <w:rFonts w:ascii="Times New Roman" w:hAnsi="Times New Roman" w:cs="Times New Roman"/>
+          <w:sz w:val="24"/>
+          <w:szCs w:val="24"/>
+        </w:rPr>
+        <w:t xml:space="preserve">(), </w:t>
+      </w:r>
+      <w:proofErr w:type="spellStart"/>
+      <w:r>
+        <w:rPr>
+          <w:rFonts w:ascii="Times New Roman" w:hAnsi="Times New Roman" w:cs="Times New Roman"/>
+          <w:sz w:val="24"/>
+          <w:szCs w:val="24"/>
+        </w:rPr>
+        <w:t>Promise.allSettled</w:t>
+      </w:r>
+      <w:proofErr w:type="spellEnd"/>
+      <w:r>
+        <w:rPr>
+          <w:rFonts w:ascii="Times New Roman" w:hAnsi="Times New Roman" w:cs="Times New Roman"/>
+          <w:sz w:val="24"/>
+          <w:szCs w:val="24"/>
+        </w:rPr>
+        <w:t xml:space="preserve">(), </w:t>
+      </w:r>
+      <w:proofErr w:type="spellStart"/>
+      <w:r>
+        <w:rPr>
+          <w:rFonts w:ascii="Times New Roman" w:hAnsi="Times New Roman" w:cs="Times New Roman"/>
+          <w:sz w:val="24"/>
+          <w:szCs w:val="24"/>
+        </w:rPr>
+        <w:t>Promise.any</w:t>
+      </w:r>
+      <w:proofErr w:type="spellEnd"/>
+      <w:r>
+        <w:rPr>
+          <w:rFonts w:ascii="Times New Roman" w:hAnsi="Times New Roman" w:cs="Times New Roman"/>
+          <w:sz w:val="24"/>
+          <w:szCs w:val="24"/>
+        </w:rPr>
+        <w:t>().</w:t>
+      </w:r>
+    </w:p>
+    <w:p>
+      <w:pPr>
+        <w:rPr>
+          <w:rFonts w:ascii="Times New Roman" w:hAnsi="Times New Roman" w:cs="Times New Roman"/>
+          <w:b/>
+          <w:bCs/>
+          <w:color w:val="833C0B" w:themeColor="accent2" w:themeShade="80"/>
+          <w:sz w:val="24"/>
+          <w:szCs w:val="24"/>
+        </w:rPr>
+      </w:pPr>
+      <w:proofErr w:type="spellStart"/>
+      <w:r>
+        <w:rPr>
+          <w:rFonts w:ascii="Times New Roman" w:hAnsi="Times New Roman" w:cs="Times New Roman"/>
+          <w:b/>
+          <w:bCs/>
+          <w:color w:val="833C0B" w:themeColor="accent2" w:themeShade="80"/>
+          <w:sz w:val="24"/>
+          <w:szCs w:val="24"/>
+        </w:rPr>
+        <w:t>Promise.all</w:t>
+      </w:r>
+      <w:proofErr w:type="spellEnd"/>
+      <w:r>
+        <w:rPr>
+          <w:rFonts w:ascii="Times New Roman" w:hAnsi="Times New Roman" w:cs="Times New Roman"/>
+          <w:b/>
+          <w:bCs/>
+          <w:color w:val="833C0B" w:themeColor="accent2" w:themeShade="80"/>
+          <w:sz w:val="24"/>
+          <w:szCs w:val="24"/>
+        </w:rPr>
+        <w:t xml:space="preserve">(), </w:t>
+      </w:r>
+      <w:proofErr w:type="spellStart"/>
+      <w:r>
+        <w:rPr>
+          <w:rFonts w:ascii="Times New Roman" w:hAnsi="Times New Roman" w:cs="Times New Roman"/>
+          <w:b/>
+          <w:bCs/>
+          <w:color w:val="833C0B" w:themeColor="accent2" w:themeShade="80"/>
+          <w:sz w:val="24"/>
+          <w:szCs w:val="24"/>
+        </w:rPr>
+        <w:t>Promise.race</w:t>
+      </w:r>
+      <w:proofErr w:type="spellEnd"/>
+      <w:r>
+        <w:rPr>
+          <w:rFonts w:ascii="Times New Roman" w:hAnsi="Times New Roman" w:cs="Times New Roman"/>
+          <w:b/>
+          <w:bCs/>
+          <w:color w:val="833C0B" w:themeColor="accent2" w:themeShade="80"/>
+          <w:sz w:val="24"/>
+          <w:szCs w:val="24"/>
+        </w:rPr>
+        <w:t xml:space="preserve">(), </w:t>
+      </w:r>
+      <w:proofErr w:type="spellStart"/>
+      <w:r>
+        <w:rPr>
+          <w:rFonts w:ascii="Times New Roman" w:hAnsi="Times New Roman" w:cs="Times New Roman"/>
+          <w:b/>
+          <w:bCs/>
+          <w:color w:val="833C0B" w:themeColor="accent2" w:themeShade="80"/>
+          <w:sz w:val="24"/>
+          <w:szCs w:val="24"/>
+        </w:rPr>
+        <w:t>Promise.allSettled</w:t>
+      </w:r>
+      <w:proofErr w:type="spellEnd"/>
+      <w:r>
+        <w:rPr>
+          <w:rFonts w:ascii="Times New Roman" w:hAnsi="Times New Roman" w:cs="Times New Roman"/>
+          <w:b/>
+          <w:bCs/>
+          <w:color w:val="833C0B" w:themeColor="accent2" w:themeShade="80"/>
+          <w:sz w:val="24"/>
+          <w:szCs w:val="24"/>
+        </w:rPr>
+        <w:t xml:space="preserve">(), </w:t>
+      </w:r>
+      <w:proofErr w:type="spellStart"/>
+      <w:r>
+        <w:rPr>
+          <w:rFonts w:ascii="Times New Roman" w:hAnsi="Times New Roman" w:cs="Times New Roman"/>
+          <w:b/>
+          <w:bCs/>
+          <w:color w:val="833C0B" w:themeColor="accent2" w:themeShade="80"/>
+          <w:sz w:val="24"/>
+          <w:szCs w:val="24"/>
+        </w:rPr>
+        <w:t>Promise.any</w:t>
+      </w:r>
+      <w:proofErr w:type="spellEnd"/>
+      <w:r>
+        <w:rPr>
+          <w:rFonts w:ascii="Times New Roman" w:hAnsi="Times New Roman" w:cs="Times New Roman"/>
+          <w:b/>
+          <w:bCs/>
+          <w:color w:val="833C0B" w:themeColor="accent2" w:themeShade="80"/>
+          <w:sz w:val="24"/>
+          <w:szCs w:val="24"/>
+        </w:rPr>
+        <w:t>()</w:t>
       </w:r>
     </w:p>
     <w:p>
@@ -6323,6 +7226,7 @@
           <w:szCs w:val="24"/>
         </w:rPr>
       </w:pPr>
+      <w:proofErr w:type="spellStart"/>
       <w:r>
         <w:rPr>
           <w:rFonts w:ascii="Times New Roman" w:hAnsi="Times New Roman" w:cs="Times New Roman"/>
@@ -6332,8 +7236,9 @@
           <w:sz w:val="24"/>
           <w:szCs w:val="24"/>
         </w:rPr>
-        <w:t>Promise.all()</w:t>
-      </w:r>
+        <w:t>Promise.all</w:t>
+      </w:r>
+      <w:proofErr w:type="spellEnd"/>
       <w:r>
         <w:rPr>
           <w:rFonts w:ascii="Times New Roman" w:hAnsi="Times New Roman" w:cs="Times New Roman"/>
@@ -6343,6 +7248,17 @@
           <w:sz w:val="24"/>
           <w:szCs w:val="24"/>
         </w:rPr>
+        <w:t>()</w:t>
+      </w:r>
+      <w:r>
+        <w:rPr>
+          <w:rFonts w:ascii="Times New Roman" w:hAnsi="Times New Roman" w:cs="Times New Roman"/>
+          <w:b/>
+          <w:bCs/>
+          <w:color w:val="7030A0"/>
+          <w:sz w:val="24"/>
+          <w:szCs w:val="24"/>
+        </w:rPr>
         <w:t>:</w:t>
       </w:r>
       <w:r>
@@ -6378,6 +7294,7 @@
           <w:szCs w:val="24"/>
         </w:rPr>
       </w:pPr>
+      <w:proofErr w:type="spellStart"/>
       <w:r>
         <w:rPr>
           <w:rFonts w:ascii="Times New Roman" w:hAnsi="Times New Roman" w:cs="Times New Roman"/>
@@ -6387,8 +7304,9 @@
           <w:sz w:val="24"/>
           <w:szCs w:val="24"/>
         </w:rPr>
-        <w:t>Promise.race()</w:t>
-      </w:r>
+        <w:t>Promise.race</w:t>
+      </w:r>
+      <w:proofErr w:type="spellEnd"/>
       <w:r>
         <w:rPr>
           <w:rFonts w:ascii="Times New Roman" w:hAnsi="Times New Roman" w:cs="Times New Roman"/>
@@ -6398,6 +7316,17 @@
           <w:sz w:val="24"/>
           <w:szCs w:val="24"/>
         </w:rPr>
+        <w:t>()</w:t>
+      </w:r>
+      <w:r>
+        <w:rPr>
+          <w:rFonts w:ascii="Times New Roman" w:hAnsi="Times New Roman" w:cs="Times New Roman"/>
+          <w:b/>
+          <w:bCs/>
+          <w:color w:val="7030A0"/>
+          <w:sz w:val="24"/>
+          <w:szCs w:val="24"/>
+        </w:rPr>
         <w:t xml:space="preserve">: </w:t>
       </w:r>
       <w:r>
@@ -6437,6 +7366,7 @@
           <w:szCs w:val="24"/>
         </w:rPr>
       </w:pPr>
+      <w:proofErr w:type="spellStart"/>
       <w:r>
         <w:rPr>
           <w:rFonts w:ascii="Times New Roman" w:hAnsi="Times New Roman" w:cs="Times New Roman"/>
@@ -6446,8 +7376,9 @@
           <w:sz w:val="24"/>
           <w:szCs w:val="24"/>
         </w:rPr>
-        <w:t>Promise.allSettled()</w:t>
-      </w:r>
+        <w:t>Promise.allSettled</w:t>
+      </w:r>
+      <w:proofErr w:type="spellEnd"/>
       <w:r>
         <w:rPr>
           <w:rFonts w:ascii="Times New Roman" w:hAnsi="Times New Roman" w:cs="Times New Roman"/>
@@ -6457,6 +7388,17 @@
           <w:sz w:val="24"/>
           <w:szCs w:val="24"/>
         </w:rPr>
+        <w:t>()</w:t>
+      </w:r>
+      <w:r>
+        <w:rPr>
+          <w:rFonts w:ascii="Times New Roman" w:hAnsi="Times New Roman" w:cs="Times New Roman"/>
+          <w:b/>
+          <w:bCs/>
+          <w:color w:val="7030A0"/>
+          <w:sz w:val="24"/>
+          <w:szCs w:val="24"/>
+        </w:rPr>
         <w:t xml:space="preserve">: </w:t>
       </w:r>
       <w:r>
@@ -6508,6 +7450,7 @@
           <w:szCs w:val="24"/>
         </w:rPr>
       </w:pPr>
+      <w:proofErr w:type="spellStart"/>
       <w:r>
         <w:rPr>
           <w:rFonts w:ascii="Times New Roman" w:hAnsi="Times New Roman" w:cs="Times New Roman"/>
@@ -6517,8 +7460,9 @@
           <w:sz w:val="24"/>
           <w:szCs w:val="24"/>
         </w:rPr>
-        <w:t>Promise.any()</w:t>
-      </w:r>
+        <w:t>Promise.any</w:t>
+      </w:r>
+      <w:proofErr w:type="spellEnd"/>
       <w:r>
         <w:rPr>
           <w:rFonts w:ascii="Times New Roman" w:hAnsi="Times New Roman" w:cs="Times New Roman"/>
@@ -6528,6 +7472,17 @@
           <w:sz w:val="24"/>
           <w:szCs w:val="24"/>
         </w:rPr>
+        <w:t>()</w:t>
+      </w:r>
+      <w:r>
+        <w:rPr>
+          <w:rFonts w:ascii="Times New Roman" w:hAnsi="Times New Roman" w:cs="Times New Roman"/>
+          <w:b/>
+          <w:bCs/>
+          <w:color w:val="7030A0"/>
+          <w:sz w:val="24"/>
+          <w:szCs w:val="24"/>
+        </w:rPr>
         <w:t xml:space="preserve">: </w:t>
       </w:r>
       <w:r>
@@ -6559,7 +7514,31 @@
           <w:sz w:val="24"/>
           <w:szCs w:val="24"/>
         </w:rPr>
-        <w:t xml:space="preserve">Explain different States of Promise in Javascript </w:t>
+        <w:t xml:space="preserve">Explain different States of Promise in </w:t>
+      </w:r>
+      <w:proofErr w:type="spellStart"/>
+      <w:r>
+        <w:rPr>
+          <w:rFonts w:ascii="Times New Roman" w:hAnsi="Times New Roman" w:cs="Times New Roman"/>
+          <w:b/>
+          <w:bCs/>
+          <w:color w:val="833C0B" w:themeColor="accent2" w:themeShade="80"/>
+          <w:sz w:val="24"/>
+          <w:szCs w:val="24"/>
+        </w:rPr>
+        <w:t>Javascript</w:t>
+      </w:r>
+      <w:proofErr w:type="spellEnd"/>
+      <w:r>
+        <w:rPr>
+          <w:rFonts w:ascii="Times New Roman" w:hAnsi="Times New Roman" w:cs="Times New Roman"/>
+          <w:b/>
+          <w:bCs/>
+          <w:color w:val="833C0B" w:themeColor="accent2" w:themeShade="80"/>
+          <w:sz w:val="24"/>
+          <w:szCs w:val="24"/>
+        </w:rPr>
+        <w:t xml:space="preserve"> </w:t>
       </w:r>
     </w:p>
     <w:p>
@@ -6674,7 +7653,31 @@
           <w:sz w:val="24"/>
           <w:szCs w:val="24"/>
         </w:rPr>
-        <w:t xml:space="preserve">What is difference between promise and callback in Javascript </w:t>
+        <w:t xml:space="preserve">What is difference between promise and callback in </w:t>
+      </w:r>
+      <w:proofErr w:type="spellStart"/>
+      <w:r>
+        <w:rPr>
+          <w:rFonts w:ascii="Times New Roman" w:hAnsi="Times New Roman" w:cs="Times New Roman"/>
+          <w:b/>
+          <w:bCs/>
+          <w:color w:val="833C0B" w:themeColor="accent2" w:themeShade="80"/>
+          <w:sz w:val="24"/>
+          <w:szCs w:val="24"/>
+        </w:rPr>
+        <w:t>Javascript</w:t>
+      </w:r>
+      <w:proofErr w:type="spellEnd"/>
+      <w:r>
+        <w:rPr>
+          <w:rFonts w:ascii="Times New Roman" w:hAnsi="Times New Roman" w:cs="Times New Roman"/>
+          <w:b/>
+          <w:bCs/>
+          <w:color w:val="833C0B" w:themeColor="accent2" w:themeShade="80"/>
+          <w:sz w:val="24"/>
+          <w:szCs w:val="24"/>
+        </w:rPr>
+        <w:t xml:space="preserve"> </w:t>
       </w:r>
     </w:p>
     <w:p>
@@ -6748,24 +7751,58 @@
           <w:sz w:val="24"/>
           <w:szCs w:val="24"/>
         </w:rPr>
-        <w:t xml:space="preserve">What is Promise.all() in JavaScript, and how is it useful? </w:t>
-      </w:r>
-    </w:p>
-    <w:p>
-      <w:pPr>
-        <w:rPr>
-          <w:rFonts w:ascii="Times New Roman" w:hAnsi="Times New Roman" w:cs="Times New Roman"/>
-          <w:sz w:val="24"/>
-          <w:szCs w:val="24"/>
-        </w:rPr>
-      </w:pPr>
-      <w:r>
-        <w:rPr>
-          <w:rFonts w:ascii="Times New Roman" w:hAnsi="Times New Roman" w:cs="Times New Roman"/>
-          <w:sz w:val="24"/>
-          <w:szCs w:val="24"/>
-        </w:rPr>
-        <w:t>Promise.all() is a method that takes an array of Promises and returns a single Promise that:</w:t>
+        <w:t xml:space="preserve">What is </w:t>
+      </w:r>
+      <w:proofErr w:type="spellStart"/>
+      <w:r>
+        <w:rPr>
+          <w:rFonts w:ascii="Times New Roman" w:hAnsi="Times New Roman" w:cs="Times New Roman"/>
+          <w:b/>
+          <w:bCs/>
+          <w:color w:val="833C0B" w:themeColor="accent2" w:themeShade="80"/>
+          <w:sz w:val="24"/>
+          <w:szCs w:val="24"/>
+        </w:rPr>
+        <w:t>Promise.all</w:t>
+      </w:r>
+      <w:proofErr w:type="spellEnd"/>
+      <w:r>
+        <w:rPr>
+          <w:rFonts w:ascii="Times New Roman" w:hAnsi="Times New Roman" w:cs="Times New Roman"/>
+          <w:b/>
+          <w:bCs/>
+          <w:color w:val="833C0B" w:themeColor="accent2" w:themeShade="80"/>
+          <w:sz w:val="24"/>
+          <w:szCs w:val="24"/>
+        </w:rPr>
+        <w:t xml:space="preserve">() in JavaScript, and how is it useful? </w:t>
+      </w:r>
+    </w:p>
+    <w:p>
+      <w:pPr>
+        <w:rPr>
+          <w:rFonts w:ascii="Times New Roman" w:hAnsi="Times New Roman" w:cs="Times New Roman"/>
+          <w:sz w:val="24"/>
+          <w:szCs w:val="24"/>
+        </w:rPr>
+      </w:pPr>
+      <w:proofErr w:type="spellStart"/>
+      <w:r>
+        <w:rPr>
+          <w:rFonts w:ascii="Times New Roman" w:hAnsi="Times New Roman" w:cs="Times New Roman"/>
+          <w:sz w:val="24"/>
+          <w:szCs w:val="24"/>
+        </w:rPr>
+        <w:t>Promise.all</w:t>
+      </w:r>
+      <w:proofErr w:type="spellEnd"/>
+      <w:r>
+        <w:rPr>
+          <w:rFonts w:ascii="Times New Roman" w:hAnsi="Times New Roman" w:cs="Times New Roman"/>
+          <w:sz w:val="24"/>
+          <w:szCs w:val="24"/>
+        </w:rPr>
+        <w:t>() is a method that takes an array of Promises and returns a single Promise that:</w:t>
       </w:r>
     </w:p>
     <w:p>
@@ -6980,7 +8017,31 @@
           <w:sz w:val="24"/>
           <w:szCs w:val="24"/>
         </w:rPr>
-        <w:t xml:space="preserve">What is higher order function in Javascript </w:t>
+        <w:t xml:space="preserve">What is higher order function in </w:t>
+      </w:r>
+      <w:proofErr w:type="spellStart"/>
+      <w:r>
+        <w:rPr>
+          <w:rFonts w:ascii="Times New Roman" w:hAnsi="Times New Roman" w:cs="Times New Roman"/>
+          <w:b/>
+          <w:bCs/>
+          <w:color w:val="833C0B" w:themeColor="accent2" w:themeShade="80"/>
+          <w:sz w:val="24"/>
+          <w:szCs w:val="24"/>
+        </w:rPr>
+        <w:t>Javascript</w:t>
+      </w:r>
+      <w:proofErr w:type="spellEnd"/>
+      <w:r>
+        <w:rPr>
+          <w:rFonts w:ascii="Times New Roman" w:hAnsi="Times New Roman" w:cs="Times New Roman"/>
+          <w:b/>
+          <w:bCs/>
+          <w:color w:val="833C0B" w:themeColor="accent2" w:themeShade="80"/>
+          <w:sz w:val="24"/>
+          <w:szCs w:val="24"/>
+        </w:rPr>
+        <w:t xml:space="preserve"> </w:t>
       </w:r>
     </w:p>
     <w:p>
@@ -7031,7 +8092,25 @@
           <w:sz w:val="24"/>
           <w:szCs w:val="24"/>
         </w:rPr>
-        <w:t>Returning Functions: Enables dynamic creation of functions with specialized behavior.</w:t>
+        <w:t xml:space="preserve">Returning Functions: Enables dynamic creation of functions with specialized </w:t>
+      </w:r>
+      <w:proofErr w:type="spellStart"/>
+      <w:r>
+        <w:rPr>
+          <w:rFonts w:ascii="Times New Roman" w:hAnsi="Times New Roman" w:cs="Times New Roman"/>
+          <w:sz w:val="24"/>
+          <w:szCs w:val="24"/>
+        </w:rPr>
+        <w:t>behavior</w:t>
+      </w:r>
+      <w:proofErr w:type="spellEnd"/>
+      <w:r>
+        <w:rPr>
+          <w:rFonts w:ascii="Times New Roman" w:hAnsi="Times New Roman" w:cs="Times New Roman"/>
+          <w:sz w:val="24"/>
+          <w:szCs w:val="24"/>
+        </w:rPr>
+        <w:t>.</w:t>
       </w:r>
     </w:p>
     <w:p>
@@ -7093,7 +8172,31 @@
           <w:sz w:val="24"/>
           <w:szCs w:val="24"/>
         </w:rPr>
-        <w:t xml:space="preserve">different types of function in Javascript </w:t>
+        <w:t xml:space="preserve">different types of function in </w:t>
+      </w:r>
+      <w:proofErr w:type="spellStart"/>
+      <w:r>
+        <w:rPr>
+          <w:rFonts w:ascii="Times New Roman" w:hAnsi="Times New Roman" w:cs="Times New Roman"/>
+          <w:b/>
+          <w:bCs/>
+          <w:color w:val="833C0B" w:themeColor="accent2" w:themeShade="80"/>
+          <w:sz w:val="24"/>
+          <w:szCs w:val="24"/>
+        </w:rPr>
+        <w:t>Javascript</w:t>
+      </w:r>
+      <w:proofErr w:type="spellEnd"/>
+      <w:r>
+        <w:rPr>
+          <w:rFonts w:ascii="Times New Roman" w:hAnsi="Times New Roman" w:cs="Times New Roman"/>
+          <w:b/>
+          <w:bCs/>
+          <w:color w:val="833C0B" w:themeColor="accent2" w:themeShade="80"/>
+          <w:sz w:val="24"/>
+          <w:szCs w:val="24"/>
+        </w:rPr>
+        <w:t xml:space="preserve"> </w:t>
       </w:r>
     </w:p>
     <w:p>
@@ -7376,7 +8479,31 @@
           <w:sz w:val="24"/>
           <w:szCs w:val="24"/>
         </w:rPr>
-        <w:t xml:space="preserve">What is arrow function in Javascript </w:t>
+        <w:t xml:space="preserve">What is arrow function in </w:t>
+      </w:r>
+      <w:proofErr w:type="spellStart"/>
+      <w:r>
+        <w:rPr>
+          <w:rFonts w:ascii="Times New Roman" w:hAnsi="Times New Roman" w:cs="Times New Roman"/>
+          <w:b/>
+          <w:bCs/>
+          <w:color w:val="833C0B" w:themeColor="accent2" w:themeShade="80"/>
+          <w:sz w:val="24"/>
+          <w:szCs w:val="24"/>
+        </w:rPr>
+        <w:t>Javascript</w:t>
+      </w:r>
+      <w:proofErr w:type="spellEnd"/>
+      <w:r>
+        <w:rPr>
+          <w:rFonts w:ascii="Times New Roman" w:hAnsi="Times New Roman" w:cs="Times New Roman"/>
+          <w:b/>
+          <w:bCs/>
+          <w:color w:val="833C0B" w:themeColor="accent2" w:themeShade="80"/>
+          <w:sz w:val="24"/>
+          <w:szCs w:val="24"/>
+        </w:rPr>
+        <w:t xml:space="preserve"> </w:t>
       </w:r>
     </w:p>
     <w:p>
@@ -7873,7 +9000,25 @@
           <w:sz w:val="24"/>
           <w:szCs w:val="24"/>
         </w:rPr>
-        <w:t>Used for manipulating and analyzing text.</w:t>
+        <w:t xml:space="preserve">Used for manipulating and </w:t>
+      </w:r>
+      <w:proofErr w:type="spellStart"/>
+      <w:r>
+        <w:rPr>
+          <w:rFonts w:ascii="Times New Roman" w:hAnsi="Times New Roman" w:cs="Times New Roman"/>
+          <w:sz w:val="24"/>
+          <w:szCs w:val="24"/>
+        </w:rPr>
+        <w:t>analyzing</w:t>
+      </w:r>
+      <w:proofErr w:type="spellEnd"/>
+      <w:r>
+        <w:rPr>
+          <w:rFonts w:ascii="Times New Roman" w:hAnsi="Times New Roman" w:cs="Times New Roman"/>
+          <w:sz w:val="24"/>
+          <w:szCs w:val="24"/>
+        </w:rPr>
+        <w:t xml:space="preserve"> text.</w:t>
       </w:r>
     </w:p>
     <w:p>
@@ -7935,13 +9080,41 @@
           <w:szCs w:val="24"/>
         </w:rPr>
       </w:pPr>
-      <w:r>
-        <w:rPr>
-          <w:rFonts w:ascii="Times New Roman" w:hAnsi="Times New Roman" w:cs="Times New Roman"/>
-          <w:sz w:val="24"/>
-          <w:szCs w:val="24"/>
-        </w:rPr>
-        <w:t>toUpperCase() / toLowerCase() – changes case</w:t>
+      <w:proofErr w:type="spellStart"/>
+      <w:r>
+        <w:rPr>
+          <w:rFonts w:ascii="Times New Roman" w:hAnsi="Times New Roman" w:cs="Times New Roman"/>
+          <w:sz w:val="24"/>
+          <w:szCs w:val="24"/>
+        </w:rPr>
+        <w:t>toUpperCase</w:t>
+      </w:r>
+      <w:proofErr w:type="spellEnd"/>
+      <w:r>
+        <w:rPr>
+          <w:rFonts w:ascii="Times New Roman" w:hAnsi="Times New Roman" w:cs="Times New Roman"/>
+          <w:sz w:val="24"/>
+          <w:szCs w:val="24"/>
+        </w:rPr>
+        <w:t xml:space="preserve">() / </w:t>
+      </w:r>
+      <w:proofErr w:type="spellStart"/>
+      <w:r>
+        <w:rPr>
+          <w:rFonts w:ascii="Times New Roman" w:hAnsi="Times New Roman" w:cs="Times New Roman"/>
+          <w:sz w:val="24"/>
+          <w:szCs w:val="24"/>
+        </w:rPr>
+        <w:t>toLowerCase</w:t>
+      </w:r>
+      <w:proofErr w:type="spellEnd"/>
+      <w:r>
+        <w:rPr>
+          <w:rFonts w:ascii="Times New Roman" w:hAnsi="Times New Roman" w:cs="Times New Roman"/>
+          <w:sz w:val="24"/>
+          <w:szCs w:val="24"/>
+        </w:rPr>
+        <w:t>() – changes case</w:t>
       </w:r>
     </w:p>
     <w:p>
@@ -8170,7 +9343,31 @@
           <w:sz w:val="24"/>
           <w:szCs w:val="24"/>
         </w:rPr>
-        <w:t>What is a first class function? Or What is a first order function?</w:t>
+        <w:t xml:space="preserve">What is a </w:t>
+      </w:r>
+      <w:proofErr w:type="gramStart"/>
+      <w:r>
+        <w:rPr>
+          <w:rFonts w:ascii="Times New Roman" w:hAnsi="Times New Roman" w:cs="Times New Roman"/>
+          <w:b/>
+          <w:bCs/>
+          <w:color w:val="833C0B" w:themeColor="accent2" w:themeShade="80"/>
+          <w:sz w:val="24"/>
+          <w:szCs w:val="24"/>
+        </w:rPr>
+        <w:t>first class</w:t>
+      </w:r>
+      <w:proofErr w:type="gramEnd"/>
+      <w:r>
+        <w:rPr>
+          <w:rFonts w:ascii="Times New Roman" w:hAnsi="Times New Roman" w:cs="Times New Roman"/>
+          <w:b/>
+          <w:bCs/>
+          <w:color w:val="833C0B" w:themeColor="accent2" w:themeShade="80"/>
+          <w:sz w:val="24"/>
+          <w:szCs w:val="24"/>
+        </w:rPr>
+        <w:t xml:space="preserve"> function? Or What is a first order function?</w:t>
       </w:r>
     </w:p>
     <w:p>
@@ -8296,29 +9493,77 @@
           <w:sz w:val="24"/>
           <w:szCs w:val="24"/>
         </w:rPr>
-        <w:t xml:space="preserve">and NaN </w:t>
-      </w:r>
-      <w:r>
-        <w:rPr>
-          <w:rFonts w:ascii="Times New Roman" w:hAnsi="Times New Roman" w:cs="Times New Roman"/>
-          <w:b/>
-          <w:bCs/>
-          <w:color w:val="833C0B" w:themeColor="accent2" w:themeShade="80"/>
-          <w:sz w:val="24"/>
-          <w:szCs w:val="24"/>
-        </w:rPr>
-        <w:t>in javascrip</w:t>
-      </w:r>
-      <w:r>
-        <w:rPr>
-          <w:rFonts w:ascii="Times New Roman" w:hAnsi="Times New Roman" w:cs="Times New Roman"/>
-          <w:b/>
-          <w:bCs/>
-          <w:color w:val="833C0B" w:themeColor="accent2" w:themeShade="80"/>
-          <w:sz w:val="24"/>
-          <w:szCs w:val="24"/>
-        </w:rPr>
-        <w:t>t.</w:t>
+        <w:t xml:space="preserve">and </w:t>
+      </w:r>
+      <w:proofErr w:type="spellStart"/>
+      <w:r>
+        <w:rPr>
+          <w:rFonts w:ascii="Times New Roman" w:hAnsi="Times New Roman" w:cs="Times New Roman"/>
+          <w:b/>
+          <w:bCs/>
+          <w:color w:val="833C0B" w:themeColor="accent2" w:themeShade="80"/>
+          <w:sz w:val="24"/>
+          <w:szCs w:val="24"/>
+        </w:rPr>
+        <w:t>NaN</w:t>
+      </w:r>
+      <w:proofErr w:type="spellEnd"/>
+      <w:r>
+        <w:rPr>
+          <w:rFonts w:ascii="Times New Roman" w:hAnsi="Times New Roman" w:cs="Times New Roman"/>
+          <w:b/>
+          <w:bCs/>
+          <w:color w:val="833C0B" w:themeColor="accent2" w:themeShade="80"/>
+          <w:sz w:val="24"/>
+          <w:szCs w:val="24"/>
+        </w:rPr>
+        <w:t xml:space="preserve"> </w:t>
+      </w:r>
+      <w:r>
+        <w:rPr>
+          <w:rFonts w:ascii="Times New Roman" w:hAnsi="Times New Roman" w:cs="Times New Roman"/>
+          <w:b/>
+          <w:bCs/>
+          <w:color w:val="833C0B" w:themeColor="accent2" w:themeShade="80"/>
+          <w:sz w:val="24"/>
+          <w:szCs w:val="24"/>
+        </w:rPr>
+        <w:t xml:space="preserve">in </w:t>
+      </w:r>
+      <w:proofErr w:type="spellStart"/>
+      <w:r>
+        <w:rPr>
+          <w:rFonts w:ascii="Times New Roman" w:hAnsi="Times New Roman" w:cs="Times New Roman"/>
+          <w:b/>
+          <w:bCs/>
+          <w:color w:val="833C0B" w:themeColor="accent2" w:themeShade="80"/>
+          <w:sz w:val="24"/>
+          <w:szCs w:val="24"/>
+        </w:rPr>
+        <w:t>javascrip</w:t>
+      </w:r>
+      <w:r>
+        <w:rPr>
+          <w:rFonts w:ascii="Times New Roman" w:hAnsi="Times New Roman" w:cs="Times New Roman"/>
+          <w:b/>
+          <w:bCs/>
+          <w:color w:val="833C0B" w:themeColor="accent2" w:themeShade="80"/>
+          <w:sz w:val="24"/>
+          <w:szCs w:val="24"/>
+        </w:rPr>
+        <w:t>t</w:t>
+      </w:r>
+      <w:proofErr w:type="spellEnd"/>
+      <w:r>
+        <w:rPr>
+          <w:rFonts w:ascii="Times New Roman" w:hAnsi="Times New Roman" w:cs="Times New Roman"/>
+          <w:b/>
+          <w:bCs/>
+          <w:color w:val="833C0B" w:themeColor="accent2" w:themeShade="80"/>
+          <w:sz w:val="24"/>
+          <w:szCs w:val="24"/>
+        </w:rPr>
+        <w:t>.</w:t>
       </w:r>
     </w:p>
     <w:p>
@@ -8386,7 +9631,25 @@
           <w:sz w:val="24"/>
           <w:szCs w:val="24"/>
         </w:rPr>
-        <w:t xml:space="preserve">in javascript null means "reference to </w:t>
+        <w:t xml:space="preserve">in </w:t>
+      </w:r>
+      <w:proofErr w:type="spellStart"/>
+      <w:r>
+        <w:rPr>
+          <w:rFonts w:ascii="Times New Roman" w:hAnsi="Times New Roman" w:cs="Times New Roman"/>
+          <w:sz w:val="24"/>
+          <w:szCs w:val="24"/>
+        </w:rPr>
+        <w:t>javascript</w:t>
+      </w:r>
+      <w:proofErr w:type="spellEnd"/>
+      <w:r>
+        <w:rPr>
+          <w:rFonts w:ascii="Times New Roman" w:hAnsi="Times New Roman" w:cs="Times New Roman"/>
+          <w:sz w:val="24"/>
+          <w:szCs w:val="24"/>
+        </w:rPr>
+        <w:t xml:space="preserve"> null means "reference to </w:t>
       </w:r>
       <w:r>
         <w:rPr>
@@ -8413,57 +9676,87 @@
           <w:szCs w:val="24"/>
         </w:rPr>
       </w:pPr>
-      <w:r>
-        <w:rPr>
-          <w:rFonts w:ascii="Times New Roman" w:hAnsi="Times New Roman" w:cs="Times New Roman"/>
-          <w:sz w:val="24"/>
-          <w:szCs w:val="24"/>
-        </w:rPr>
-        <w:t>typeof null → "object"</w:t>
-      </w:r>
-    </w:p>
-    <w:p>
-      <w:pPr>
-        <w:rPr>
-          <w:rFonts w:ascii="Times New Roman" w:hAnsi="Times New Roman" w:cs="Times New Roman"/>
-          <w:sz w:val="24"/>
-          <w:szCs w:val="24"/>
-        </w:rPr>
-      </w:pPr>
-      <w:r>
-        <w:rPr>
-          <w:rFonts w:ascii="Times New Roman" w:hAnsi="Times New Roman" w:cs="Times New Roman"/>
-          <w:sz w:val="24"/>
-          <w:szCs w:val="24"/>
-        </w:rPr>
-        <w:t>typeof undefined → "undefined"</w:t>
-      </w:r>
-    </w:p>
-    <w:p>
-      <w:pPr>
-        <w:rPr>
-          <w:rFonts w:ascii="Times New Roman" w:hAnsi="Times New Roman" w:cs="Times New Roman"/>
-          <w:sz w:val="24"/>
-          <w:szCs w:val="24"/>
-        </w:rPr>
-      </w:pPr>
-      <w:r>
-        <w:rPr>
-          <w:rFonts w:ascii="Times New Roman" w:hAnsi="Times New Roman" w:cs="Times New Roman"/>
-          <w:sz w:val="24"/>
-          <w:szCs w:val="24"/>
-        </w:rPr>
-        <w:t>(typeof NaN);   // "number"</w:t>
-      </w:r>
-    </w:p>
-    <w:p>
-      <w:pPr>
-        <w:rPr>
-          <w:rFonts w:ascii="Times New Roman" w:hAnsi="Times New Roman" w:cs="Times New Roman"/>
-          <w:sz w:val="24"/>
-          <w:szCs w:val="24"/>
-        </w:rPr>
-      </w:pPr>
+      <w:proofErr w:type="spellStart"/>
+      <w:r>
+        <w:rPr>
+          <w:rFonts w:ascii="Times New Roman" w:hAnsi="Times New Roman" w:cs="Times New Roman"/>
+          <w:sz w:val="24"/>
+          <w:szCs w:val="24"/>
+        </w:rPr>
+        <w:t>typeof</w:t>
+      </w:r>
+      <w:proofErr w:type="spellEnd"/>
+      <w:r>
+        <w:rPr>
+          <w:rFonts w:ascii="Times New Roman" w:hAnsi="Times New Roman" w:cs="Times New Roman"/>
+          <w:sz w:val="24"/>
+          <w:szCs w:val="24"/>
+        </w:rPr>
+        <w:t xml:space="preserve"> null → "object"</w:t>
+      </w:r>
+    </w:p>
+    <w:p>
+      <w:pPr>
+        <w:rPr>
+          <w:rFonts w:ascii="Times New Roman" w:hAnsi="Times New Roman" w:cs="Times New Roman"/>
+          <w:sz w:val="24"/>
+          <w:szCs w:val="24"/>
+        </w:rPr>
+      </w:pPr>
+      <w:proofErr w:type="spellStart"/>
+      <w:r>
+        <w:rPr>
+          <w:rFonts w:ascii="Times New Roman" w:hAnsi="Times New Roman" w:cs="Times New Roman"/>
+          <w:sz w:val="24"/>
+          <w:szCs w:val="24"/>
+        </w:rPr>
+        <w:t>typeof</w:t>
+      </w:r>
+      <w:proofErr w:type="spellEnd"/>
+      <w:r>
+        <w:rPr>
+          <w:rFonts w:ascii="Times New Roman" w:hAnsi="Times New Roman" w:cs="Times New Roman"/>
+          <w:sz w:val="24"/>
+          <w:szCs w:val="24"/>
+        </w:rPr>
+        <w:t xml:space="preserve"> undefined → "undefined"</w:t>
+      </w:r>
+    </w:p>
+    <w:p>
+      <w:pPr>
+        <w:rPr>
+          <w:rFonts w:ascii="Times New Roman" w:hAnsi="Times New Roman" w:cs="Times New Roman"/>
+          <w:sz w:val="24"/>
+          <w:szCs w:val="24"/>
+        </w:rPr>
+      </w:pPr>
+      <w:r>
+        <w:rPr>
+          <w:rFonts w:ascii="Times New Roman" w:hAnsi="Times New Roman" w:cs="Times New Roman"/>
+          <w:sz w:val="24"/>
+          <w:szCs w:val="24"/>
+        </w:rPr>
+        <w:t>(</w:t>
+      </w:r>
+      <w:proofErr w:type="spellStart"/>
+      <w:r>
+        <w:rPr>
+          <w:rFonts w:ascii="Times New Roman" w:hAnsi="Times New Roman" w:cs="Times New Roman"/>
+          <w:sz w:val="24"/>
+          <w:szCs w:val="24"/>
+        </w:rPr>
+        <w:t>typeof</w:t>
+      </w:r>
+      <w:proofErr w:type="spellEnd"/>
+      <w:r>
+        <w:rPr>
+          <w:rFonts w:ascii="Times New Roman" w:hAnsi="Times New Roman" w:cs="Times New Roman"/>
+          <w:sz w:val="24"/>
+          <w:szCs w:val="24"/>
+        </w:rPr>
+        <w:t xml:space="preserve"> </w:t>
+      </w:r>
+      <w:proofErr w:type="spellStart"/>
       <w:r>
         <w:rPr>
           <w:rFonts w:ascii="Times New Roman" w:hAnsi="Times New Roman" w:cs="Times New Roman"/>
@@ -8472,6 +9765,34 @@
         </w:rPr>
         <w:t>NaN</w:t>
       </w:r>
+      <w:proofErr w:type="spellEnd"/>
+      <w:r>
+        <w:rPr>
+          <w:rFonts w:ascii="Times New Roman" w:hAnsi="Times New Roman" w:cs="Times New Roman"/>
+          <w:sz w:val="24"/>
+          <w:szCs w:val="24"/>
+        </w:rPr>
+        <w:t>);   // "number"</w:t>
+      </w:r>
+    </w:p>
+    <w:p>
+      <w:pPr>
+        <w:rPr>
+          <w:rFonts w:ascii="Times New Roman" w:hAnsi="Times New Roman" w:cs="Times New Roman"/>
+          <w:sz w:val="24"/>
+          <w:szCs w:val="24"/>
+        </w:rPr>
+      </w:pPr>
+      <w:proofErr w:type="spellStart"/>
+      <w:r>
+        <w:rPr>
+          <w:rFonts w:ascii="Times New Roman" w:hAnsi="Times New Roman" w:cs="Times New Roman"/>
+          <w:sz w:val="24"/>
+          <w:szCs w:val="24"/>
+        </w:rPr>
+        <w:t>NaN</w:t>
+      </w:r>
+      <w:proofErr w:type="spellEnd"/>
       <w:r>
         <w:rPr>
           <w:rFonts w:ascii="Times New Roman" w:hAnsi="Times New Roman" w:cs="Times New Roman"/>
@@ -8542,13 +9863,23 @@
           <w:szCs w:val="24"/>
         </w:rPr>
       </w:pPr>
-      <w:r>
-        <w:rPr>
-          <w:rFonts w:ascii="Times New Roman" w:hAnsi="Times New Roman" w:cs="Times New Roman"/>
-          <w:sz w:val="24"/>
-          <w:szCs w:val="24"/>
-        </w:rPr>
-        <w:t>typeof null returns 'object' due to a legacy bug in JavaScript’s implementation. Although null is a primitive, it's incorrectly tagged as an object in memory. To truly check for null, we should use a strict comparison like value === null.</w:t>
+      <w:proofErr w:type="spellStart"/>
+      <w:r>
+        <w:rPr>
+          <w:rFonts w:ascii="Times New Roman" w:hAnsi="Times New Roman" w:cs="Times New Roman"/>
+          <w:sz w:val="24"/>
+          <w:szCs w:val="24"/>
+        </w:rPr>
+        <w:t>typeof</w:t>
+      </w:r>
+      <w:proofErr w:type="spellEnd"/>
+      <w:r>
+        <w:rPr>
+          <w:rFonts w:ascii="Times New Roman" w:hAnsi="Times New Roman" w:cs="Times New Roman"/>
+          <w:sz w:val="24"/>
+          <w:szCs w:val="24"/>
+        </w:rPr>
+        <w:t xml:space="preserve"> null returns 'object' due to a legacy bug in JavaScript’s implementation. Although null is a primitive, it's incorrectly tagged as an object in memory. To truly check for null, we should use a strict comparison like value === null.</w:t>
       </w:r>
     </w:p>
     <w:p>
@@ -8618,7 +9949,25 @@
           <w:sz w:val="24"/>
           <w:szCs w:val="24"/>
         </w:rPr>
-        <w:t xml:space="preserve">let arr = [“a”,1,true,{name: jahna”}] </w:t>
+        <w:t xml:space="preserve">let </w:t>
+      </w:r>
+      <w:proofErr w:type="spellStart"/>
+      <w:r>
+        <w:rPr>
+          <w:rFonts w:ascii="Times New Roman" w:hAnsi="Times New Roman" w:cs="Times New Roman"/>
+          <w:sz w:val="24"/>
+          <w:szCs w:val="24"/>
+        </w:rPr>
+        <w:t>arr</w:t>
+      </w:r>
+      <w:proofErr w:type="spellEnd"/>
+      <w:r>
+        <w:rPr>
+          <w:rFonts w:ascii="Times New Roman" w:hAnsi="Times New Roman" w:cs="Times New Roman"/>
+          <w:sz w:val="24"/>
+          <w:szCs w:val="24"/>
+        </w:rPr>
+        <w:t xml:space="preserve"> = [“a”,1,true,{name: jahna”}] </w:t>
       </w:r>
     </w:p>
     <w:p>
@@ -8643,7 +9992,25 @@
           <w:sz w:val="24"/>
           <w:szCs w:val="24"/>
         </w:rPr>
-        <w:t>Let arr = new Array (“a”,1,true,{name: jahna”}</w:t>
+        <w:t xml:space="preserve">Let </w:t>
+      </w:r>
+      <w:proofErr w:type="spellStart"/>
+      <w:r>
+        <w:rPr>
+          <w:rFonts w:ascii="Times New Roman" w:hAnsi="Times New Roman" w:cs="Times New Roman"/>
+          <w:sz w:val="24"/>
+          <w:szCs w:val="24"/>
+        </w:rPr>
+        <w:t>arr</w:t>
+      </w:r>
+      <w:proofErr w:type="spellEnd"/>
+      <w:r>
+        <w:rPr>
+          <w:rFonts w:ascii="Times New Roman" w:hAnsi="Times New Roman" w:cs="Times New Roman"/>
+          <w:sz w:val="24"/>
+          <w:szCs w:val="24"/>
+        </w:rPr>
+        <w:t xml:space="preserve"> = new Array (“a”,1,true,{name: jahna”}</w:t>
       </w:r>
     </w:p>
     <w:p>
@@ -8668,7 +10035,43 @@
           <w:sz w:val="24"/>
           <w:szCs w:val="24"/>
         </w:rPr>
-        <w:t>let arr = Array.of("a", 1, true, { name: "jahna" });</w:t>
+        <w:t xml:space="preserve">let </w:t>
+      </w:r>
+      <w:proofErr w:type="spellStart"/>
+      <w:r>
+        <w:rPr>
+          <w:rFonts w:ascii="Times New Roman" w:hAnsi="Times New Roman" w:cs="Times New Roman"/>
+          <w:sz w:val="24"/>
+          <w:szCs w:val="24"/>
+        </w:rPr>
+        <w:t>arr</w:t>
+      </w:r>
+      <w:proofErr w:type="spellEnd"/>
+      <w:r>
+        <w:rPr>
+          <w:rFonts w:ascii="Times New Roman" w:hAnsi="Times New Roman" w:cs="Times New Roman"/>
+          <w:sz w:val="24"/>
+          <w:szCs w:val="24"/>
+        </w:rPr>
+        <w:t xml:space="preserve"> = </w:t>
+      </w:r>
+      <w:proofErr w:type="spellStart"/>
+      <w:r>
+        <w:rPr>
+          <w:rFonts w:ascii="Times New Roman" w:hAnsi="Times New Roman" w:cs="Times New Roman"/>
+          <w:sz w:val="24"/>
+          <w:szCs w:val="24"/>
+        </w:rPr>
+        <w:t>Array.of</w:t>
+      </w:r>
+      <w:proofErr w:type="spellEnd"/>
+      <w:r>
+        <w:rPr>
+          <w:rFonts w:ascii="Times New Roman" w:hAnsi="Times New Roman" w:cs="Times New Roman"/>
+          <w:sz w:val="24"/>
+          <w:szCs w:val="24"/>
+        </w:rPr>
+        <w:t>("a", 1, true, { name: "jahna" });</w:t>
       </w:r>
     </w:p>
     <w:p>
@@ -8693,7 +10096,43 @@
           <w:sz w:val="24"/>
           <w:szCs w:val="24"/>
         </w:rPr>
-        <w:t>let arr = Array.from("hello");  // ['h', 'e', 'l', 'l', 'o']</w:t>
+        <w:t xml:space="preserve">let </w:t>
+      </w:r>
+      <w:proofErr w:type="spellStart"/>
+      <w:r>
+        <w:rPr>
+          <w:rFonts w:ascii="Times New Roman" w:hAnsi="Times New Roman" w:cs="Times New Roman"/>
+          <w:sz w:val="24"/>
+          <w:szCs w:val="24"/>
+        </w:rPr>
+        <w:t>arr</w:t>
+      </w:r>
+      <w:proofErr w:type="spellEnd"/>
+      <w:r>
+        <w:rPr>
+          <w:rFonts w:ascii="Times New Roman" w:hAnsi="Times New Roman" w:cs="Times New Roman"/>
+          <w:sz w:val="24"/>
+          <w:szCs w:val="24"/>
+        </w:rPr>
+        <w:t xml:space="preserve"> = </w:t>
+      </w:r>
+      <w:proofErr w:type="spellStart"/>
+      <w:r>
+        <w:rPr>
+          <w:rFonts w:ascii="Times New Roman" w:hAnsi="Times New Roman" w:cs="Times New Roman"/>
+          <w:sz w:val="24"/>
+          <w:szCs w:val="24"/>
+        </w:rPr>
+        <w:t>Array.from</w:t>
+      </w:r>
+      <w:proofErr w:type="spellEnd"/>
+      <w:r>
+        <w:rPr>
+          <w:rFonts w:ascii="Times New Roman" w:hAnsi="Times New Roman" w:cs="Times New Roman"/>
+          <w:sz w:val="24"/>
+          <w:szCs w:val="24"/>
+        </w:rPr>
+        <w:t>("hello");  // ['h', 'e', 'l', 'l', 'o']</w:t>
       </w:r>
     </w:p>
     <w:p>
@@ -8739,7 +10178,25 @@
           <w:sz w:val="24"/>
           <w:szCs w:val="24"/>
         </w:rPr>
-        <w:t>let arr = [...str]; // ['h', 'e', 'l', 'l', 'o']</w:t>
+        <w:t xml:space="preserve">let </w:t>
+      </w:r>
+      <w:proofErr w:type="spellStart"/>
+      <w:r>
+        <w:rPr>
+          <w:rFonts w:ascii="Times New Roman" w:hAnsi="Times New Roman" w:cs="Times New Roman"/>
+          <w:sz w:val="24"/>
+          <w:szCs w:val="24"/>
+        </w:rPr>
+        <w:t>arr</w:t>
+      </w:r>
+      <w:proofErr w:type="spellEnd"/>
+      <w:r>
+        <w:rPr>
+          <w:rFonts w:ascii="Times New Roman" w:hAnsi="Times New Roman" w:cs="Times New Roman"/>
+          <w:sz w:val="24"/>
+          <w:szCs w:val="24"/>
+        </w:rPr>
+        <w:t xml:space="preserve"> = [...str]; // ['h', 'e', 'l', 'l', 'o']</w:t>
       </w:r>
     </w:p>
     <w:p>
@@ -8850,48 +10307,114 @@
           <w:szCs w:val="24"/>
         </w:rPr>
       </w:pPr>
-      <w:r>
-        <w:rPr>
-          <w:rFonts w:ascii="Times New Roman" w:hAnsi="Times New Roman" w:cs="Times New Roman"/>
-          <w:sz w:val="24"/>
-          <w:szCs w:val="24"/>
-        </w:rPr>
-        <w:t>Object.assign({}, obj)</w:t>
-      </w:r>
-    </w:p>
-    <w:p>
-      <w:pPr>
-        <w:rPr>
-          <w:rFonts w:ascii="Times New Roman" w:hAnsi="Times New Roman" w:cs="Times New Roman"/>
-          <w:sz w:val="24"/>
-          <w:szCs w:val="24"/>
-        </w:rPr>
-      </w:pPr>
-      <w:r>
-        <w:rPr>
-          <w:rFonts w:ascii="Times New Roman" w:hAnsi="Times New Roman" w:cs="Times New Roman"/>
-          <w:sz w:val="24"/>
-          <w:szCs w:val="24"/>
-        </w:rPr>
-        <w:t>Spread syntax: { ...obj }</w:t>
-      </w:r>
-    </w:p>
-    <w:p>
-      <w:pPr>
-        <w:rPr>
-          <w:rFonts w:ascii="Times New Roman" w:hAnsi="Times New Roman" w:cs="Times New Roman"/>
-          <w:sz w:val="24"/>
-          <w:szCs w:val="24"/>
-        </w:rPr>
-      </w:pPr>
-      <w:r>
-        <w:rPr>
-          <w:rFonts w:ascii="Times New Roman" w:hAnsi="Times New Roman" w:cs="Times New Roman"/>
-          <w:sz w:val="24"/>
-          <w:szCs w:val="24"/>
-        </w:rPr>
-        <w:t>array.slice() or array.from</w:t>
-      </w:r>
+      <w:proofErr w:type="spellStart"/>
+      <w:r>
+        <w:rPr>
+          <w:rFonts w:ascii="Times New Roman" w:hAnsi="Times New Roman" w:cs="Times New Roman"/>
+          <w:sz w:val="24"/>
+          <w:szCs w:val="24"/>
+        </w:rPr>
+        <w:t>Object.assign</w:t>
+      </w:r>
+      <w:proofErr w:type="spellEnd"/>
+      <w:r>
+        <w:rPr>
+          <w:rFonts w:ascii="Times New Roman" w:hAnsi="Times New Roman" w:cs="Times New Roman"/>
+          <w:sz w:val="24"/>
+          <w:szCs w:val="24"/>
+        </w:rPr>
+        <w:t xml:space="preserve">({}, </w:t>
+      </w:r>
+      <w:proofErr w:type="spellStart"/>
+      <w:r>
+        <w:rPr>
+          <w:rFonts w:ascii="Times New Roman" w:hAnsi="Times New Roman" w:cs="Times New Roman"/>
+          <w:sz w:val="24"/>
+          <w:szCs w:val="24"/>
+        </w:rPr>
+        <w:t>obj</w:t>
+      </w:r>
+      <w:proofErr w:type="spellEnd"/>
+      <w:r>
+        <w:rPr>
+          <w:rFonts w:ascii="Times New Roman" w:hAnsi="Times New Roman" w:cs="Times New Roman"/>
+          <w:sz w:val="24"/>
+          <w:szCs w:val="24"/>
+        </w:rPr>
+        <w:t>)</w:t>
+      </w:r>
+    </w:p>
+    <w:p>
+      <w:pPr>
+        <w:rPr>
+          <w:rFonts w:ascii="Times New Roman" w:hAnsi="Times New Roman" w:cs="Times New Roman"/>
+          <w:sz w:val="24"/>
+          <w:szCs w:val="24"/>
+        </w:rPr>
+      </w:pPr>
+      <w:r>
+        <w:rPr>
+          <w:rFonts w:ascii="Times New Roman" w:hAnsi="Times New Roman" w:cs="Times New Roman"/>
+          <w:sz w:val="24"/>
+          <w:szCs w:val="24"/>
+        </w:rPr>
+        <w:t>Spread syntax: { ...</w:t>
+      </w:r>
+      <w:proofErr w:type="spellStart"/>
+      <w:r>
+        <w:rPr>
+          <w:rFonts w:ascii="Times New Roman" w:hAnsi="Times New Roman" w:cs="Times New Roman"/>
+          <w:sz w:val="24"/>
+          <w:szCs w:val="24"/>
+        </w:rPr>
+        <w:t>obj</w:t>
+      </w:r>
+      <w:proofErr w:type="spellEnd"/>
+      <w:r>
+        <w:rPr>
+          <w:rFonts w:ascii="Times New Roman" w:hAnsi="Times New Roman" w:cs="Times New Roman"/>
+          <w:sz w:val="24"/>
+          <w:szCs w:val="24"/>
+        </w:rPr>
+        <w:t xml:space="preserve"> }</w:t>
+      </w:r>
+    </w:p>
+    <w:p>
+      <w:pPr>
+        <w:rPr>
+          <w:rFonts w:ascii="Times New Roman" w:hAnsi="Times New Roman" w:cs="Times New Roman"/>
+          <w:sz w:val="24"/>
+          <w:szCs w:val="24"/>
+        </w:rPr>
+      </w:pPr>
+      <w:proofErr w:type="spellStart"/>
+      <w:r>
+        <w:rPr>
+          <w:rFonts w:ascii="Times New Roman" w:hAnsi="Times New Roman" w:cs="Times New Roman"/>
+          <w:sz w:val="24"/>
+          <w:szCs w:val="24"/>
+        </w:rPr>
+        <w:t>array.slice</w:t>
+      </w:r>
+      <w:proofErr w:type="spellEnd"/>
+      <w:r>
+        <w:rPr>
+          <w:rFonts w:ascii="Times New Roman" w:hAnsi="Times New Roman" w:cs="Times New Roman"/>
+          <w:sz w:val="24"/>
+          <w:szCs w:val="24"/>
+        </w:rPr>
+        <w:t xml:space="preserve">() or </w:t>
+      </w:r>
+      <w:proofErr w:type="spellStart"/>
+      <w:r>
+        <w:rPr>
+          <w:rFonts w:ascii="Times New Roman" w:hAnsi="Times New Roman" w:cs="Times New Roman"/>
+          <w:sz w:val="24"/>
+          <w:szCs w:val="24"/>
+        </w:rPr>
+        <w:t>array.from</w:t>
+      </w:r>
+      <w:proofErr w:type="spellEnd"/>
     </w:p>
     <w:tbl>
       <w:tblPr>
@@ -9146,6 +10669,7 @@
           <w:szCs w:val="24"/>
         </w:rPr>
       </w:pPr>
+      <w:proofErr w:type="spellStart"/>
       <w:r>
         <w:rPr>
           <w:rFonts w:ascii="Times New Roman" w:eastAsiaTheme="majorEastAsia" w:hAnsi="Times New Roman" w:cs="Times New Roman"/>
@@ -9154,11 +10678,10 @@
           <w:sz w:val="24"/>
           <w:szCs w:val="24"/>
         </w:rPr>
-        <w:t>spread.quantity = 88;        // Primitive value — copied safely</w:t>
-      </w:r>
-    </w:p>
-    <w:p>
-      <w:pPr>
+        <w:t>spread.quantity</w:t>
+      </w:r>
+      <w:proofErr w:type="spellEnd"/>
+      <w:r>
         <w:rPr>
           <w:rFonts w:ascii="Times New Roman" w:eastAsiaTheme="majorEastAsia" w:hAnsi="Times New Roman" w:cs="Times New Roman"/>
           <w:b/>
@@ -9166,8 +10689,11 @@
           <w:sz w:val="24"/>
           <w:szCs w:val="24"/>
         </w:rPr>
-      </w:pPr>
-      <w:r>
+        <w:t xml:space="preserve"> = 88;        // Primitive value — copied safely</w:t>
+      </w:r>
+    </w:p>
+    <w:p>
+      <w:pPr>
         <w:rPr>
           <w:rFonts w:ascii="Times New Roman" w:eastAsiaTheme="majorEastAsia" w:hAnsi="Times New Roman" w:cs="Times New Roman"/>
           <w:b/>
@@ -9175,11 +10701,9 @@
           <w:sz w:val="24"/>
           <w:szCs w:val="24"/>
         </w:rPr>
-        <w:t>spread.dimensions.breadth = 22; //  Nested object — shared reference!</w:t>
-      </w:r>
-    </w:p>
-    <w:p>
-      <w:pPr>
+      </w:pPr>
+      <w:proofErr w:type="spellStart"/>
+      <w:r>
         <w:rPr>
           <w:rFonts w:ascii="Times New Roman" w:eastAsiaTheme="majorEastAsia" w:hAnsi="Times New Roman" w:cs="Times New Roman"/>
           <w:b/>
@@ -9187,7 +10711,9 @@
           <w:sz w:val="24"/>
           <w:szCs w:val="24"/>
         </w:rPr>
-      </w:pPr>
+        <w:t>spread.dimensions.breadth</w:t>
+      </w:r>
+      <w:proofErr w:type="spellEnd"/>
       <w:r>
         <w:rPr>
           <w:rFonts w:ascii="Times New Roman" w:eastAsiaTheme="majorEastAsia" w:hAnsi="Times New Roman" w:cs="Times New Roman"/>
@@ -9196,7 +10722,7 @@
           <w:sz w:val="24"/>
           <w:szCs w:val="24"/>
         </w:rPr>
-        <w:t>spread.quantity is a primitive value, so it's copied by value.</w:t>
+        <w:t xml:space="preserve"> = 22; //  Nested object — shared reference!</w:t>
       </w:r>
     </w:p>
     <w:p>
@@ -9209,6 +10735,7 @@
           <w:szCs w:val="24"/>
         </w:rPr>
       </w:pPr>
+      <w:proofErr w:type="spellStart"/>
       <w:r>
         <w:rPr>
           <w:rFonts w:ascii="Times New Roman" w:eastAsiaTheme="majorEastAsia" w:hAnsi="Times New Roman" w:cs="Times New Roman"/>
@@ -9217,7 +10744,51 @@
           <w:sz w:val="24"/>
           <w:szCs w:val="24"/>
         </w:rPr>
-        <w:t>spread.dimensions is a nested object, so it's copied by reference.</w:t>
+        <w:t>spread.quantity</w:t>
+      </w:r>
+      <w:proofErr w:type="spellEnd"/>
+      <w:r>
+        <w:rPr>
+          <w:rFonts w:ascii="Times New Roman" w:eastAsiaTheme="majorEastAsia" w:hAnsi="Times New Roman" w:cs="Times New Roman"/>
+          <w:b/>
+          <w:color w:val="7030A0"/>
+          <w:sz w:val="24"/>
+          <w:szCs w:val="24"/>
+        </w:rPr>
+        <w:t xml:space="preserve"> is a primitive value, so it's copied by value.</w:t>
+      </w:r>
+    </w:p>
+    <w:p>
+      <w:pPr>
+        <w:rPr>
+          <w:rFonts w:ascii="Times New Roman" w:eastAsiaTheme="majorEastAsia" w:hAnsi="Times New Roman" w:cs="Times New Roman"/>
+          <w:b/>
+          <w:color w:val="7030A0"/>
+          <w:sz w:val="24"/>
+          <w:szCs w:val="24"/>
+        </w:rPr>
+      </w:pPr>
+      <w:proofErr w:type="spellStart"/>
+      <w:r>
+        <w:rPr>
+          <w:rFonts w:ascii="Times New Roman" w:eastAsiaTheme="majorEastAsia" w:hAnsi="Times New Roman" w:cs="Times New Roman"/>
+          <w:b/>
+          <w:color w:val="7030A0"/>
+          <w:sz w:val="24"/>
+          <w:szCs w:val="24"/>
+        </w:rPr>
+        <w:t>spread.dimensions</w:t>
+      </w:r>
+      <w:proofErr w:type="spellEnd"/>
+      <w:r>
+        <w:rPr>
+          <w:rFonts w:ascii="Times New Roman" w:eastAsiaTheme="majorEastAsia" w:hAnsi="Times New Roman" w:cs="Times New Roman"/>
+          <w:b/>
+          <w:color w:val="7030A0"/>
+          <w:sz w:val="24"/>
+          <w:szCs w:val="24"/>
+        </w:rPr>
+        <w:t xml:space="preserve"> is a nested object, so it's copied by reference.</w:t>
       </w:r>
     </w:p>
     <w:p>
@@ -9261,48 +10832,114 @@
           <w:szCs w:val="24"/>
         </w:rPr>
       </w:pPr>
-      <w:r>
-        <w:rPr>
-          <w:rFonts w:ascii="Times New Roman" w:hAnsi="Times New Roman" w:cs="Times New Roman"/>
-          <w:sz w:val="24"/>
-          <w:szCs w:val="24"/>
-        </w:rPr>
-        <w:t xml:space="preserve">JSON.parse(JSON.stringify()) </w:t>
-      </w:r>
-    </w:p>
-    <w:p>
-      <w:pPr>
-        <w:rPr>
-          <w:rFonts w:ascii="Times New Roman" w:hAnsi="Times New Roman" w:cs="Times New Roman"/>
-          <w:sz w:val="24"/>
-          <w:szCs w:val="24"/>
-        </w:rPr>
-      </w:pPr>
-      <w:r>
-        <w:rPr>
-          <w:rFonts w:ascii="Times New Roman" w:hAnsi="Times New Roman" w:cs="Times New Roman"/>
-          <w:sz w:val="24"/>
-          <w:szCs w:val="24"/>
-        </w:rPr>
-        <w:t>structuredClone(obj) (modern, recommended)</w:t>
-      </w:r>
-    </w:p>
-    <w:p>
-      <w:pPr>
-        <w:rPr>
-          <w:rFonts w:ascii="Times New Roman" w:hAnsi="Times New Roman" w:cs="Times New Roman"/>
-          <w:sz w:val="24"/>
-          <w:szCs w:val="24"/>
-        </w:rPr>
-      </w:pPr>
-      <w:r>
-        <w:rPr>
-          <w:rFonts w:ascii="Times New Roman" w:hAnsi="Times New Roman" w:cs="Times New Roman"/>
-          <w:sz w:val="24"/>
-          <w:szCs w:val="24"/>
-        </w:rPr>
-        <w:t>Recursion or using libraries like lodash.cloneDeep</w:t>
-      </w:r>
+      <w:proofErr w:type="spellStart"/>
+      <w:r>
+        <w:rPr>
+          <w:rFonts w:ascii="Times New Roman" w:hAnsi="Times New Roman" w:cs="Times New Roman"/>
+          <w:sz w:val="24"/>
+          <w:szCs w:val="24"/>
+        </w:rPr>
+        <w:t>JSON.parse</w:t>
+      </w:r>
+      <w:proofErr w:type="spellEnd"/>
+      <w:r>
+        <w:rPr>
+          <w:rFonts w:ascii="Times New Roman" w:hAnsi="Times New Roman" w:cs="Times New Roman"/>
+          <w:sz w:val="24"/>
+          <w:szCs w:val="24"/>
+        </w:rPr>
+        <w:t>(</w:t>
+      </w:r>
+      <w:proofErr w:type="spellStart"/>
+      <w:r>
+        <w:rPr>
+          <w:rFonts w:ascii="Times New Roman" w:hAnsi="Times New Roman" w:cs="Times New Roman"/>
+          <w:sz w:val="24"/>
+          <w:szCs w:val="24"/>
+        </w:rPr>
+        <w:t>JSON.stringify</w:t>
+      </w:r>
+      <w:proofErr w:type="spellEnd"/>
+      <w:r>
+        <w:rPr>
+          <w:rFonts w:ascii="Times New Roman" w:hAnsi="Times New Roman" w:cs="Times New Roman"/>
+          <w:sz w:val="24"/>
+          <w:szCs w:val="24"/>
+        </w:rPr>
+        <w:t xml:space="preserve">()) </w:t>
+      </w:r>
+    </w:p>
+    <w:p>
+      <w:pPr>
+        <w:rPr>
+          <w:rFonts w:ascii="Times New Roman" w:hAnsi="Times New Roman" w:cs="Times New Roman"/>
+          <w:sz w:val="24"/>
+          <w:szCs w:val="24"/>
+        </w:rPr>
+      </w:pPr>
+      <w:proofErr w:type="spellStart"/>
+      <w:r>
+        <w:rPr>
+          <w:rFonts w:ascii="Times New Roman" w:hAnsi="Times New Roman" w:cs="Times New Roman"/>
+          <w:sz w:val="24"/>
+          <w:szCs w:val="24"/>
+        </w:rPr>
+        <w:t>structuredClone</w:t>
+      </w:r>
+      <w:proofErr w:type="spellEnd"/>
+      <w:r>
+        <w:rPr>
+          <w:rFonts w:ascii="Times New Roman" w:hAnsi="Times New Roman" w:cs="Times New Roman"/>
+          <w:sz w:val="24"/>
+          <w:szCs w:val="24"/>
+        </w:rPr>
+        <w:t>(</w:t>
+      </w:r>
+      <w:proofErr w:type="spellStart"/>
+      <w:r>
+        <w:rPr>
+          <w:rFonts w:ascii="Times New Roman" w:hAnsi="Times New Roman" w:cs="Times New Roman"/>
+          <w:sz w:val="24"/>
+          <w:szCs w:val="24"/>
+        </w:rPr>
+        <w:t>obj</w:t>
+      </w:r>
+      <w:proofErr w:type="spellEnd"/>
+      <w:r>
+        <w:rPr>
+          <w:rFonts w:ascii="Times New Roman" w:hAnsi="Times New Roman" w:cs="Times New Roman"/>
+          <w:sz w:val="24"/>
+          <w:szCs w:val="24"/>
+        </w:rPr>
+        <w:t>) (modern, recommended)</w:t>
+      </w:r>
+    </w:p>
+    <w:p>
+      <w:pPr>
+        <w:rPr>
+          <w:rFonts w:ascii="Times New Roman" w:hAnsi="Times New Roman" w:cs="Times New Roman"/>
+          <w:sz w:val="24"/>
+          <w:szCs w:val="24"/>
+        </w:rPr>
+      </w:pPr>
+      <w:r>
+        <w:rPr>
+          <w:rFonts w:ascii="Times New Roman" w:hAnsi="Times New Roman" w:cs="Times New Roman"/>
+          <w:sz w:val="24"/>
+          <w:szCs w:val="24"/>
+        </w:rPr>
+        <w:t xml:space="preserve">Recursion or using libraries like </w:t>
+      </w:r>
+      <w:proofErr w:type="spellStart"/>
+      <w:r>
+        <w:rPr>
+          <w:rFonts w:ascii="Times New Roman" w:hAnsi="Times New Roman" w:cs="Times New Roman"/>
+          <w:sz w:val="24"/>
+          <w:szCs w:val="24"/>
+        </w:rPr>
+        <w:t>lodash.cloneDeep</w:t>
+      </w:r>
+      <w:proofErr w:type="spellEnd"/>
     </w:p>
     <w:p>
       <w:pPr>
@@ -9322,11 +10959,10 @@
           <w:sz w:val="24"/>
           <w:szCs w:val="24"/>
         </w:rPr>
-        <w:t>const deepClone = JSON.parse(JSON.stringify(item));</w:t>
-      </w:r>
-    </w:p>
-    <w:p>
-      <w:pPr>
+        <w:t xml:space="preserve">const </w:t>
+      </w:r>
+      <w:proofErr w:type="spellStart"/>
+      <w:r>
         <w:rPr>
           <w:rFonts w:ascii="Times New Roman" w:eastAsiaTheme="majorEastAsia" w:hAnsi="Times New Roman" w:cs="Times New Roman"/>
           <w:b/>
@@ -9334,7 +10970,9 @@
           <w:sz w:val="24"/>
           <w:szCs w:val="24"/>
         </w:rPr>
-      </w:pPr>
+        <w:t>deepClone</w:t>
+      </w:r>
+      <w:proofErr w:type="spellEnd"/>
       <w:r>
         <w:rPr>
           <w:rFonts w:ascii="Times New Roman" w:eastAsiaTheme="majorEastAsia" w:hAnsi="Times New Roman" w:cs="Times New Roman"/>
@@ -9343,11 +10981,10 @@
           <w:sz w:val="24"/>
           <w:szCs w:val="24"/>
         </w:rPr>
-        <w:t>deepClone.dimensions.breadth = 99;</w:t>
-      </w:r>
-    </w:p>
-    <w:p>
-      <w:pPr>
+        <w:t xml:space="preserve"> = </w:t>
+      </w:r>
+      <w:proofErr w:type="spellStart"/>
+      <w:r>
         <w:rPr>
           <w:rFonts w:ascii="Times New Roman" w:eastAsiaTheme="majorEastAsia" w:hAnsi="Times New Roman" w:cs="Times New Roman"/>
           <w:b/>
@@ -9355,7 +10992,9 @@
           <w:sz w:val="24"/>
           <w:szCs w:val="24"/>
         </w:rPr>
-      </w:pPr>
+        <w:t>JSON.parse</w:t>
+      </w:r>
+      <w:proofErr w:type="spellEnd"/>
       <w:r>
         <w:rPr>
           <w:rFonts w:ascii="Times New Roman" w:eastAsiaTheme="majorEastAsia" w:hAnsi="Times New Roman" w:cs="Times New Roman"/>
@@ -9364,11 +11003,10 @@
           <w:sz w:val="24"/>
           <w:szCs w:val="24"/>
         </w:rPr>
-        <w:t xml:space="preserve">console.log('deepClone breadth', deepClone.dimensions.breadth); // 99 </w:t>
-      </w:r>
-    </w:p>
-    <w:p>
-      <w:pPr>
+        <w:t>(</w:t>
+      </w:r>
+      <w:proofErr w:type="spellStart"/>
+      <w:r>
         <w:rPr>
           <w:rFonts w:ascii="Times New Roman" w:eastAsiaTheme="majorEastAsia" w:hAnsi="Times New Roman" w:cs="Times New Roman"/>
           <w:b/>
@@ -9376,7 +11014,9 @@
           <w:sz w:val="24"/>
           <w:szCs w:val="24"/>
         </w:rPr>
-      </w:pPr>
+        <w:t>JSON.stringify</w:t>
+      </w:r>
+      <w:proofErr w:type="spellEnd"/>
       <w:r>
         <w:rPr>
           <w:rFonts w:ascii="Times New Roman" w:eastAsiaTheme="majorEastAsia" w:hAnsi="Times New Roman" w:cs="Times New Roman"/>
@@ -9385,7 +11025,148 @@
           <w:sz w:val="24"/>
           <w:szCs w:val="24"/>
         </w:rPr>
-        <w:t>console.log('item breadth', item.dimensions.breadth);   // 22 (unchanged)</w:t>
+        <w:t>(item));</w:t>
+      </w:r>
+    </w:p>
+    <w:p>
+      <w:pPr>
+        <w:rPr>
+          <w:rFonts w:ascii="Times New Roman" w:eastAsiaTheme="majorEastAsia" w:hAnsi="Times New Roman" w:cs="Times New Roman"/>
+          <w:b/>
+          <w:color w:val="7030A0"/>
+          <w:sz w:val="24"/>
+          <w:szCs w:val="24"/>
+        </w:rPr>
+      </w:pPr>
+      <w:proofErr w:type="spellStart"/>
+      <w:r>
+        <w:rPr>
+          <w:rFonts w:ascii="Times New Roman" w:eastAsiaTheme="majorEastAsia" w:hAnsi="Times New Roman" w:cs="Times New Roman"/>
+          <w:b/>
+          <w:color w:val="7030A0"/>
+          <w:sz w:val="24"/>
+          <w:szCs w:val="24"/>
+        </w:rPr>
+        <w:t>deepClone.dimensions.breadth</w:t>
+      </w:r>
+      <w:proofErr w:type="spellEnd"/>
+      <w:r>
+        <w:rPr>
+          <w:rFonts w:ascii="Times New Roman" w:eastAsiaTheme="majorEastAsia" w:hAnsi="Times New Roman" w:cs="Times New Roman"/>
+          <w:b/>
+          <w:color w:val="7030A0"/>
+          <w:sz w:val="24"/>
+          <w:szCs w:val="24"/>
+        </w:rPr>
+        <w:t xml:space="preserve"> = 99;</w:t>
+      </w:r>
+    </w:p>
+    <w:p>
+      <w:pPr>
+        <w:rPr>
+          <w:rFonts w:ascii="Times New Roman" w:eastAsiaTheme="majorEastAsia" w:hAnsi="Times New Roman" w:cs="Times New Roman"/>
+          <w:b/>
+          <w:color w:val="7030A0"/>
+          <w:sz w:val="24"/>
+          <w:szCs w:val="24"/>
+        </w:rPr>
+      </w:pPr>
+      <w:r>
+        <w:rPr>
+          <w:rFonts w:ascii="Times New Roman" w:eastAsiaTheme="majorEastAsia" w:hAnsi="Times New Roman" w:cs="Times New Roman"/>
+          <w:b/>
+          <w:color w:val="7030A0"/>
+          <w:sz w:val="24"/>
+          <w:szCs w:val="24"/>
+        </w:rPr>
+        <w:t>console.log('</w:t>
+      </w:r>
+      <w:proofErr w:type="spellStart"/>
+      <w:r>
+        <w:rPr>
+          <w:rFonts w:ascii="Times New Roman" w:eastAsiaTheme="majorEastAsia" w:hAnsi="Times New Roman" w:cs="Times New Roman"/>
+          <w:b/>
+          <w:color w:val="7030A0"/>
+          <w:sz w:val="24"/>
+          <w:szCs w:val="24"/>
+        </w:rPr>
+        <w:t>deepClone</w:t>
+      </w:r>
+      <w:proofErr w:type="spellEnd"/>
+      <w:r>
+        <w:rPr>
+          <w:rFonts w:ascii="Times New Roman" w:eastAsiaTheme="majorEastAsia" w:hAnsi="Times New Roman" w:cs="Times New Roman"/>
+          <w:b/>
+          <w:color w:val="7030A0"/>
+          <w:sz w:val="24"/>
+          <w:szCs w:val="24"/>
+        </w:rPr>
+        <w:t xml:space="preserve"> breadth', </w:t>
+      </w:r>
+      <w:proofErr w:type="spellStart"/>
+      <w:r>
+        <w:rPr>
+          <w:rFonts w:ascii="Times New Roman" w:eastAsiaTheme="majorEastAsia" w:hAnsi="Times New Roman" w:cs="Times New Roman"/>
+          <w:b/>
+          <w:color w:val="7030A0"/>
+          <w:sz w:val="24"/>
+          <w:szCs w:val="24"/>
+        </w:rPr>
+        <w:t>deepClone.dimensions.breadth</w:t>
+      </w:r>
+      <w:proofErr w:type="spellEnd"/>
+      <w:r>
+        <w:rPr>
+          <w:rFonts w:ascii="Times New Roman" w:eastAsiaTheme="majorEastAsia" w:hAnsi="Times New Roman" w:cs="Times New Roman"/>
+          <w:b/>
+          <w:color w:val="7030A0"/>
+          <w:sz w:val="24"/>
+          <w:szCs w:val="24"/>
+        </w:rPr>
+        <w:t xml:space="preserve">); // 99 </w:t>
+      </w:r>
+    </w:p>
+    <w:p>
+      <w:pPr>
+        <w:rPr>
+          <w:rFonts w:ascii="Times New Roman" w:eastAsiaTheme="majorEastAsia" w:hAnsi="Times New Roman" w:cs="Times New Roman"/>
+          <w:b/>
+          <w:color w:val="7030A0"/>
+          <w:sz w:val="24"/>
+          <w:szCs w:val="24"/>
+        </w:rPr>
+      </w:pPr>
+      <w:r>
+        <w:rPr>
+          <w:rFonts w:ascii="Times New Roman" w:eastAsiaTheme="majorEastAsia" w:hAnsi="Times New Roman" w:cs="Times New Roman"/>
+          <w:b/>
+          <w:color w:val="7030A0"/>
+          <w:sz w:val="24"/>
+          <w:szCs w:val="24"/>
+        </w:rPr>
+        <w:t xml:space="preserve">console.log('item breadth', </w:t>
+      </w:r>
+      <w:proofErr w:type="spellStart"/>
+      <w:r>
+        <w:rPr>
+          <w:rFonts w:ascii="Times New Roman" w:eastAsiaTheme="majorEastAsia" w:hAnsi="Times New Roman" w:cs="Times New Roman"/>
+          <w:b/>
+          <w:color w:val="7030A0"/>
+          <w:sz w:val="24"/>
+          <w:szCs w:val="24"/>
+        </w:rPr>
+        <w:t>item.dimensions.breadth</w:t>
+      </w:r>
+      <w:proofErr w:type="spellEnd"/>
+      <w:r>
+        <w:rPr>
+          <w:rFonts w:ascii="Times New Roman" w:eastAsiaTheme="majorEastAsia" w:hAnsi="Times New Roman" w:cs="Times New Roman"/>
+          <w:b/>
+          <w:color w:val="7030A0"/>
+          <w:sz w:val="24"/>
+          <w:szCs w:val="24"/>
+        </w:rPr>
+        <w:t>);   // 22 (unchanged)</w:t>
       </w:r>
     </w:p>
     <w:p>
@@ -9454,7 +11235,55 @@
           <w:sz w:val="24"/>
           <w:szCs w:val="24"/>
         </w:rPr>
-        <w:t>What is the difference between map and forEach functions?</w:t>
+        <w:t xml:space="preserve">What is the difference between map and </w:t>
+      </w:r>
+      <w:proofErr w:type="spellStart"/>
+      <w:r>
+        <w:rPr>
+          <w:rFonts w:ascii="Times New Roman" w:hAnsi="Times New Roman" w:cs="Times New Roman"/>
+          <w:b/>
+          <w:bCs/>
+          <w:color w:val="833C0B" w:themeColor="accent2" w:themeShade="80"/>
+          <w:sz w:val="24"/>
+          <w:szCs w:val="24"/>
+        </w:rPr>
+        <w:t>forEach</w:t>
+      </w:r>
+      <w:proofErr w:type="spellEnd"/>
+      <w:r>
+        <w:rPr>
+          <w:rFonts w:ascii="Times New Roman" w:hAnsi="Times New Roman" w:cs="Times New Roman"/>
+          <w:b/>
+          <w:bCs/>
+          <w:color w:val="833C0B" w:themeColor="accent2" w:themeShade="80"/>
+          <w:sz w:val="24"/>
+          <w:szCs w:val="24"/>
+        </w:rPr>
+        <w:t xml:space="preserve"> </w:t>
+      </w:r>
+      <w:proofErr w:type="gramStart"/>
+      <w:r>
+        <w:rPr>
+          <w:rFonts w:ascii="Times New Roman" w:hAnsi="Times New Roman" w:cs="Times New Roman"/>
+          <w:b/>
+          <w:bCs/>
+          <w:color w:val="833C0B" w:themeColor="accent2" w:themeShade="80"/>
+          <w:sz w:val="24"/>
+          <w:szCs w:val="24"/>
+        </w:rPr>
+        <w:t>functions</w:t>
+      </w:r>
+      <w:proofErr w:type="gramEnd"/>
+      <w:r>
+        <w:rPr>
+          <w:rFonts w:ascii="Times New Roman" w:hAnsi="Times New Roman" w:cs="Times New Roman"/>
+          <w:b/>
+          <w:bCs/>
+          <w:color w:val="833C0B" w:themeColor="accent2" w:themeShade="80"/>
+          <w:sz w:val="24"/>
+          <w:szCs w:val="24"/>
+        </w:rPr>
+        <w:t>?</w:t>
       </w:r>
     </w:p>
     <w:p>
@@ -9497,7 +11326,31 @@
           <w:sz w:val="24"/>
           <w:szCs w:val="24"/>
         </w:rPr>
-        <w:t>What are truthy and falsy values?</w:t>
+        <w:t xml:space="preserve">What are truthy and </w:t>
+      </w:r>
+      <w:proofErr w:type="spellStart"/>
+      <w:r>
+        <w:rPr>
+          <w:rFonts w:ascii="Times New Roman" w:hAnsi="Times New Roman" w:cs="Times New Roman"/>
+          <w:b/>
+          <w:bCs/>
+          <w:color w:val="833C0B" w:themeColor="accent2" w:themeShade="80"/>
+          <w:sz w:val="24"/>
+          <w:szCs w:val="24"/>
+        </w:rPr>
+        <w:t>falsy</w:t>
+      </w:r>
+      <w:proofErr w:type="spellEnd"/>
+      <w:r>
+        <w:rPr>
+          <w:rFonts w:ascii="Times New Roman" w:hAnsi="Times New Roman" w:cs="Times New Roman"/>
+          <w:b/>
+          <w:bCs/>
+          <w:color w:val="833C0B" w:themeColor="accent2" w:themeShade="80"/>
+          <w:sz w:val="24"/>
+          <w:szCs w:val="24"/>
+        </w:rPr>
+        <w:t xml:space="preserve"> values?</w:t>
       </w:r>
       <w:r>
         <w:rPr>
@@ -9506,8 +11359,35 @@
           <w:szCs w:val="24"/>
         </w:rPr>
         <w:br/>
-        <w:t>Falsy values: false, 0, "", null, undefined, NaN</w:t>
-      </w:r>
+      </w:r>
+      <w:proofErr w:type="spellStart"/>
+      <w:r>
+        <w:rPr>
+          <w:rFonts w:ascii="Times New Roman" w:hAnsi="Times New Roman" w:cs="Times New Roman"/>
+          <w:sz w:val="24"/>
+          <w:szCs w:val="24"/>
+        </w:rPr>
+        <w:t>Falsy</w:t>
+      </w:r>
+      <w:proofErr w:type="spellEnd"/>
+      <w:r>
+        <w:rPr>
+          <w:rFonts w:ascii="Times New Roman" w:hAnsi="Times New Roman" w:cs="Times New Roman"/>
+          <w:sz w:val="24"/>
+          <w:szCs w:val="24"/>
+        </w:rPr>
+        <w:t xml:space="preserve"> values: false, 0, "", null, undefined, </w:t>
+      </w:r>
+      <w:proofErr w:type="spellStart"/>
+      <w:r>
+        <w:rPr>
+          <w:rFonts w:ascii="Times New Roman" w:hAnsi="Times New Roman" w:cs="Times New Roman"/>
+          <w:sz w:val="24"/>
+          <w:szCs w:val="24"/>
+        </w:rPr>
+        <w:t>NaN</w:t>
+      </w:r>
+      <w:proofErr w:type="spellEnd"/>
       <w:r>
         <w:rPr>
           <w:rFonts w:ascii="Times New Roman" w:hAnsi="Times New Roman" w:cs="Times New Roman"/>
@@ -9538,7 +11418,79 @@
           <w:sz w:val="24"/>
           <w:szCs w:val="24"/>
         </w:rPr>
-        <w:t xml:space="preserve">What is setTimeOut and setInterval in Javascript </w:t>
+        <w:t xml:space="preserve">What is </w:t>
+      </w:r>
+      <w:proofErr w:type="spellStart"/>
+      <w:r>
+        <w:rPr>
+          <w:rFonts w:ascii="Times New Roman" w:hAnsi="Times New Roman" w:cs="Times New Roman"/>
+          <w:b/>
+          <w:bCs/>
+          <w:color w:val="833C0B" w:themeColor="accent2" w:themeShade="80"/>
+          <w:sz w:val="24"/>
+          <w:szCs w:val="24"/>
+        </w:rPr>
+        <w:t>setTimeOut</w:t>
+      </w:r>
+      <w:proofErr w:type="spellEnd"/>
+      <w:r>
+        <w:rPr>
+          <w:rFonts w:ascii="Times New Roman" w:hAnsi="Times New Roman" w:cs="Times New Roman"/>
+          <w:b/>
+          <w:bCs/>
+          <w:color w:val="833C0B" w:themeColor="accent2" w:themeShade="80"/>
+          <w:sz w:val="24"/>
+          <w:szCs w:val="24"/>
+        </w:rPr>
+        <w:t xml:space="preserve"> and </w:t>
+      </w:r>
+      <w:proofErr w:type="spellStart"/>
+      <w:r>
+        <w:rPr>
+          <w:rFonts w:ascii="Times New Roman" w:hAnsi="Times New Roman" w:cs="Times New Roman"/>
+          <w:b/>
+          <w:bCs/>
+          <w:color w:val="833C0B" w:themeColor="accent2" w:themeShade="80"/>
+          <w:sz w:val="24"/>
+          <w:szCs w:val="24"/>
+        </w:rPr>
+        <w:t>setInterval</w:t>
+      </w:r>
+      <w:proofErr w:type="spellEnd"/>
+      <w:r>
+        <w:rPr>
+          <w:rFonts w:ascii="Times New Roman" w:hAnsi="Times New Roman" w:cs="Times New Roman"/>
+          <w:b/>
+          <w:bCs/>
+          <w:color w:val="833C0B" w:themeColor="accent2" w:themeShade="80"/>
+          <w:sz w:val="24"/>
+          <w:szCs w:val="24"/>
+        </w:rPr>
+        <w:t xml:space="preserve"> in </w:t>
+      </w:r>
+      <w:proofErr w:type="spellStart"/>
+      <w:r>
+        <w:rPr>
+          <w:rFonts w:ascii="Times New Roman" w:hAnsi="Times New Roman" w:cs="Times New Roman"/>
+          <w:b/>
+          <w:bCs/>
+          <w:color w:val="833C0B" w:themeColor="accent2" w:themeShade="80"/>
+          <w:sz w:val="24"/>
+          <w:szCs w:val="24"/>
+        </w:rPr>
+        <w:t>Javascript</w:t>
+      </w:r>
+      <w:proofErr w:type="spellEnd"/>
+      <w:r>
+        <w:rPr>
+          <w:rFonts w:ascii="Times New Roman" w:hAnsi="Times New Roman" w:cs="Times New Roman"/>
+          <w:b/>
+          <w:bCs/>
+          <w:color w:val="833C0B" w:themeColor="accent2" w:themeShade="80"/>
+          <w:sz w:val="24"/>
+          <w:szCs w:val="24"/>
+        </w:rPr>
+        <w:t xml:space="preserve"> </w:t>
       </w:r>
     </w:p>
     <w:p>
@@ -9662,13 +11614,23 @@
           <w:szCs w:val="24"/>
         </w:rPr>
       </w:pPr>
-      <w:r>
-        <w:rPr>
-          <w:rFonts w:ascii="Times New Roman" w:hAnsi="Times New Roman" w:cs="Times New Roman"/>
-          <w:sz w:val="24"/>
-          <w:szCs w:val="24"/>
-        </w:rPr>
-        <w:t>setInterval()</w:t>
+      <w:proofErr w:type="spellStart"/>
+      <w:r>
+        <w:rPr>
+          <w:rFonts w:ascii="Times New Roman" w:hAnsi="Times New Roman" w:cs="Times New Roman"/>
+          <w:sz w:val="24"/>
+          <w:szCs w:val="24"/>
+        </w:rPr>
+        <w:t>setInterval</w:t>
+      </w:r>
+      <w:proofErr w:type="spellEnd"/>
+      <w:r>
+        <w:rPr>
+          <w:rFonts w:ascii="Times New Roman" w:hAnsi="Times New Roman" w:cs="Times New Roman"/>
+          <w:sz w:val="24"/>
+          <w:szCs w:val="24"/>
+        </w:rPr>
+        <w:t>()</w:t>
       </w:r>
     </w:p>
     <w:p>
@@ -9721,13 +11683,23 @@
                 <w:szCs w:val="24"/>
               </w:rPr>
             </w:pPr>
+            <w:proofErr w:type="spellStart"/>
             <w:r>
               <w:rPr>
                 <w:rFonts w:ascii="Times New Roman" w:hAnsi="Times New Roman" w:cs="Times New Roman"/>
                 <w:sz w:val="24"/>
                 <w:szCs w:val="24"/>
               </w:rPr>
-              <w:t>setInterval(() =&gt; {</w:t>
+              <w:t>setInterval</w:t>
+            </w:r>
+            <w:proofErr w:type="spellEnd"/>
+            <w:r>
+              <w:rPr>
+                <w:rFonts w:ascii="Times New Roman" w:hAnsi="Times New Roman" w:cs="Times New Roman"/>
+                <w:sz w:val="24"/>
+                <w:szCs w:val="24"/>
+              </w:rPr>
+              <w:t>(() =&gt; {</w:t>
             </w:r>
           </w:p>
           <w:p>
@@ -9787,8 +11759,21 @@
           <w:sz w:val="24"/>
           <w:szCs w:val="24"/>
         </w:rPr>
-        <w:t>What are is map, filter , reducer in javascript</w:t>
-      </w:r>
+        <w:t xml:space="preserve">What are is map, filter , reducer in </w:t>
+      </w:r>
+      <w:proofErr w:type="spellStart"/>
+      <w:r>
+        <w:rPr>
+          <w:rFonts w:ascii="Times New Roman" w:hAnsi="Times New Roman" w:cs="Times New Roman"/>
+          <w:b/>
+          <w:bCs/>
+          <w:color w:val="833C0B" w:themeColor="accent2" w:themeShade="80"/>
+          <w:sz w:val="24"/>
+          <w:szCs w:val="24"/>
+        </w:rPr>
+        <w:t>javascript</w:t>
+      </w:r>
+      <w:proofErr w:type="spellEnd"/>
       <w:r>
         <w:rPr>
           <w:rFonts w:ascii="Times New Roman" w:hAnsi="Times New Roman" w:cs="Times New Roman"/>
@@ -10004,8 +11989,21 @@
           <w:sz w:val="24"/>
           <w:szCs w:val="24"/>
         </w:rPr>
-        <w:t>What is closure in Javascript</w:t>
-      </w:r>
+        <w:t xml:space="preserve">What is closure in </w:t>
+      </w:r>
+      <w:proofErr w:type="spellStart"/>
+      <w:r>
+        <w:rPr>
+          <w:rFonts w:ascii="Times New Roman" w:hAnsi="Times New Roman" w:cs="Times New Roman"/>
+          <w:b/>
+          <w:bCs/>
+          <w:color w:val="833C0B" w:themeColor="accent2" w:themeShade="80"/>
+          <w:sz w:val="24"/>
+          <w:szCs w:val="24"/>
+        </w:rPr>
+        <w:t>Javascript</w:t>
+      </w:r>
+      <w:proofErr w:type="spellEnd"/>
       <w:r>
         <w:rPr>
           <w:rFonts w:ascii="Times New Roman" w:hAnsi="Times New Roman" w:cs="Times New Roman"/>
@@ -10589,64 +12587,152 @@
           <w:sz w:val="24"/>
           <w:szCs w:val="24"/>
         </w:rPr>
-        <w:t>Ler arr = [1,2,3,4]</w:t>
-      </w:r>
-    </w:p>
-    <w:p>
-      <w:pPr>
-        <w:rPr>
-          <w:rFonts w:ascii="Times New Roman" w:hAnsi="Times New Roman" w:cs="Times New Roman"/>
-          <w:sz w:val="24"/>
-          <w:szCs w:val="24"/>
-        </w:rPr>
-      </w:pPr>
-      <w:r>
-        <w:rPr>
-          <w:rFonts w:ascii="Times New Roman" w:hAnsi="Times New Roman" w:cs="Times New Roman"/>
-          <w:sz w:val="24"/>
-          <w:szCs w:val="24"/>
-        </w:rPr>
-        <w:t>arr.length = 0 or arr = [];</w:t>
-      </w:r>
-    </w:p>
-    <w:p>
-      <w:pPr>
-        <w:rPr>
-          <w:rFonts w:ascii="Times New Roman" w:hAnsi="Times New Roman" w:cs="Times New Roman"/>
-          <w:b/>
-          <w:bCs/>
-          <w:color w:val="833C0B" w:themeColor="accent2" w:themeShade="80"/>
-          <w:sz w:val="24"/>
-          <w:szCs w:val="24"/>
-        </w:rPr>
-      </w:pPr>
-      <w:r>
-        <w:rPr>
-          <w:rFonts w:ascii="Times New Roman" w:hAnsi="Times New Roman" w:cs="Times New Roman"/>
-          <w:b/>
-          <w:bCs/>
-          <w:color w:val="833C0B" w:themeColor="accent2" w:themeShade="80"/>
-          <w:sz w:val="24"/>
-          <w:szCs w:val="24"/>
-        </w:rPr>
-        <w:t xml:space="preserve">What is the difference between number type and BigInt type </w:t>
-      </w:r>
-    </w:p>
-    <w:p>
-      <w:pPr>
-        <w:rPr>
-          <w:rFonts w:ascii="Times New Roman" w:hAnsi="Times New Roman" w:cs="Times New Roman"/>
-          <w:sz w:val="24"/>
-          <w:szCs w:val="24"/>
-        </w:rPr>
-      </w:pPr>
-      <w:r>
-        <w:rPr>
-          <w:rFonts w:ascii="Times New Roman" w:hAnsi="Times New Roman" w:cs="Times New Roman"/>
-          <w:sz w:val="24"/>
-          <w:szCs w:val="24"/>
-        </w:rPr>
-        <w:t>Both Number and BigInt are used to represent numeric values, but they differ in size limits and precision.</w:t>
+        <w:t xml:space="preserve">Ler </w:t>
+      </w:r>
+      <w:proofErr w:type="spellStart"/>
+      <w:r>
+        <w:rPr>
+          <w:rFonts w:ascii="Times New Roman" w:hAnsi="Times New Roman" w:cs="Times New Roman"/>
+          <w:sz w:val="24"/>
+          <w:szCs w:val="24"/>
+        </w:rPr>
+        <w:t>arr</w:t>
+      </w:r>
+      <w:proofErr w:type="spellEnd"/>
+      <w:r>
+        <w:rPr>
+          <w:rFonts w:ascii="Times New Roman" w:hAnsi="Times New Roman" w:cs="Times New Roman"/>
+          <w:sz w:val="24"/>
+          <w:szCs w:val="24"/>
+        </w:rPr>
+        <w:t xml:space="preserve"> = [1,2,3,4]</w:t>
+      </w:r>
+    </w:p>
+    <w:p>
+      <w:pPr>
+        <w:rPr>
+          <w:rFonts w:ascii="Times New Roman" w:hAnsi="Times New Roman" w:cs="Times New Roman"/>
+          <w:sz w:val="24"/>
+          <w:szCs w:val="24"/>
+        </w:rPr>
+      </w:pPr>
+      <w:proofErr w:type="spellStart"/>
+      <w:r>
+        <w:rPr>
+          <w:rFonts w:ascii="Times New Roman" w:hAnsi="Times New Roman" w:cs="Times New Roman"/>
+          <w:sz w:val="24"/>
+          <w:szCs w:val="24"/>
+        </w:rPr>
+        <w:t>arr.length</w:t>
+      </w:r>
+      <w:proofErr w:type="spellEnd"/>
+      <w:r>
+        <w:rPr>
+          <w:rFonts w:ascii="Times New Roman" w:hAnsi="Times New Roman" w:cs="Times New Roman"/>
+          <w:sz w:val="24"/>
+          <w:szCs w:val="24"/>
+        </w:rPr>
+        <w:t xml:space="preserve"> = 0 or </w:t>
+      </w:r>
+      <w:proofErr w:type="spellStart"/>
+      <w:r>
+        <w:rPr>
+          <w:rFonts w:ascii="Times New Roman" w:hAnsi="Times New Roman" w:cs="Times New Roman"/>
+          <w:sz w:val="24"/>
+          <w:szCs w:val="24"/>
+        </w:rPr>
+        <w:t>arr</w:t>
+      </w:r>
+      <w:proofErr w:type="spellEnd"/>
+      <w:r>
+        <w:rPr>
+          <w:rFonts w:ascii="Times New Roman" w:hAnsi="Times New Roman" w:cs="Times New Roman"/>
+          <w:sz w:val="24"/>
+          <w:szCs w:val="24"/>
+        </w:rPr>
+        <w:t xml:space="preserve"> = [];</w:t>
+      </w:r>
+    </w:p>
+    <w:p>
+      <w:pPr>
+        <w:rPr>
+          <w:rFonts w:ascii="Times New Roman" w:hAnsi="Times New Roman" w:cs="Times New Roman"/>
+          <w:b/>
+          <w:bCs/>
+          <w:color w:val="833C0B" w:themeColor="accent2" w:themeShade="80"/>
+          <w:sz w:val="24"/>
+          <w:szCs w:val="24"/>
+        </w:rPr>
+      </w:pPr>
+      <w:r>
+        <w:rPr>
+          <w:rFonts w:ascii="Times New Roman" w:hAnsi="Times New Roman" w:cs="Times New Roman"/>
+          <w:b/>
+          <w:bCs/>
+          <w:color w:val="833C0B" w:themeColor="accent2" w:themeShade="80"/>
+          <w:sz w:val="24"/>
+          <w:szCs w:val="24"/>
+        </w:rPr>
+        <w:t xml:space="preserve">What is the difference between number type and </w:t>
+      </w:r>
+      <w:proofErr w:type="spellStart"/>
+      <w:r>
+        <w:rPr>
+          <w:rFonts w:ascii="Times New Roman" w:hAnsi="Times New Roman" w:cs="Times New Roman"/>
+          <w:b/>
+          <w:bCs/>
+          <w:color w:val="833C0B" w:themeColor="accent2" w:themeShade="80"/>
+          <w:sz w:val="24"/>
+          <w:szCs w:val="24"/>
+        </w:rPr>
+        <w:t>BigInt</w:t>
+      </w:r>
+      <w:proofErr w:type="spellEnd"/>
+      <w:r>
+        <w:rPr>
+          <w:rFonts w:ascii="Times New Roman" w:hAnsi="Times New Roman" w:cs="Times New Roman"/>
+          <w:b/>
+          <w:bCs/>
+          <w:color w:val="833C0B" w:themeColor="accent2" w:themeShade="80"/>
+          <w:sz w:val="24"/>
+          <w:szCs w:val="24"/>
+        </w:rPr>
+        <w:t xml:space="preserve"> type </w:t>
+      </w:r>
+    </w:p>
+    <w:p>
+      <w:pPr>
+        <w:rPr>
+          <w:rFonts w:ascii="Times New Roman" w:hAnsi="Times New Roman" w:cs="Times New Roman"/>
+          <w:sz w:val="24"/>
+          <w:szCs w:val="24"/>
+        </w:rPr>
+      </w:pPr>
+      <w:r>
+        <w:rPr>
+          <w:rFonts w:ascii="Times New Roman" w:hAnsi="Times New Roman" w:cs="Times New Roman"/>
+          <w:sz w:val="24"/>
+          <w:szCs w:val="24"/>
+        </w:rPr>
+        <w:t xml:space="preserve">Both Number and </w:t>
+      </w:r>
+      <w:proofErr w:type="spellStart"/>
+      <w:r>
+        <w:rPr>
+          <w:rFonts w:ascii="Times New Roman" w:hAnsi="Times New Roman" w:cs="Times New Roman"/>
+          <w:sz w:val="24"/>
+          <w:szCs w:val="24"/>
+        </w:rPr>
+        <w:t>BigInt</w:t>
+      </w:r>
+      <w:proofErr w:type="spellEnd"/>
+      <w:r>
+        <w:rPr>
+          <w:rFonts w:ascii="Times New Roman" w:hAnsi="Times New Roman" w:cs="Times New Roman"/>
+          <w:sz w:val="24"/>
+          <w:szCs w:val="24"/>
+        </w:rPr>
+        <w:t xml:space="preserve"> are used to represent numeric values, but they differ in size limits and precision.</w:t>
       </w:r>
     </w:p>
     <w:p>
@@ -10963,7 +13049,42 @@
           <w:szCs w:val="24"/>
         </w:rPr>
         <w:tab/>
-        <w:t>func.call(thisArg, arg1, arg2, ...);</w:t>
+      </w:r>
+      <w:proofErr w:type="spellStart"/>
+      <w:r>
+        <w:rPr>
+          <w:rFonts w:ascii="Times New Roman" w:hAnsi="Times New Roman" w:cs="Times New Roman"/>
+          <w:sz w:val="24"/>
+          <w:szCs w:val="24"/>
+        </w:rPr>
+        <w:t>func.call</w:t>
+      </w:r>
+      <w:proofErr w:type="spellEnd"/>
+      <w:r>
+        <w:rPr>
+          <w:rFonts w:ascii="Times New Roman" w:hAnsi="Times New Roman" w:cs="Times New Roman"/>
+          <w:sz w:val="24"/>
+          <w:szCs w:val="24"/>
+        </w:rPr>
+        <w:t>(</w:t>
+      </w:r>
+      <w:proofErr w:type="spellStart"/>
+      <w:r>
+        <w:rPr>
+          <w:rFonts w:ascii="Times New Roman" w:hAnsi="Times New Roman" w:cs="Times New Roman"/>
+          <w:sz w:val="24"/>
+          <w:szCs w:val="24"/>
+        </w:rPr>
+        <w:t>thisArg</w:t>
+      </w:r>
+      <w:proofErr w:type="spellEnd"/>
+      <w:r>
+        <w:rPr>
+          <w:rFonts w:ascii="Times New Roman" w:hAnsi="Times New Roman" w:cs="Times New Roman"/>
+          <w:sz w:val="24"/>
+          <w:szCs w:val="24"/>
+        </w:rPr>
+        <w:t>, arg1, arg2, ...);</w:t>
       </w:r>
     </w:p>
     <w:p>
@@ -11015,7 +13136,42 @@
           <w:szCs w:val="24"/>
         </w:rPr>
         <w:tab/>
-        <w:t>func.apply(thisArg, [arg1, arg2, ...]);</w:t>
+      </w:r>
+      <w:proofErr w:type="spellStart"/>
+      <w:r>
+        <w:rPr>
+          <w:rFonts w:ascii="Times New Roman" w:hAnsi="Times New Roman" w:cs="Times New Roman"/>
+          <w:sz w:val="24"/>
+          <w:szCs w:val="24"/>
+        </w:rPr>
+        <w:t>func.apply</w:t>
+      </w:r>
+      <w:proofErr w:type="spellEnd"/>
+      <w:r>
+        <w:rPr>
+          <w:rFonts w:ascii="Times New Roman" w:hAnsi="Times New Roman" w:cs="Times New Roman"/>
+          <w:sz w:val="24"/>
+          <w:szCs w:val="24"/>
+        </w:rPr>
+        <w:t>(</w:t>
+      </w:r>
+      <w:proofErr w:type="spellStart"/>
+      <w:r>
+        <w:rPr>
+          <w:rFonts w:ascii="Times New Roman" w:hAnsi="Times New Roman" w:cs="Times New Roman"/>
+          <w:sz w:val="24"/>
+          <w:szCs w:val="24"/>
+        </w:rPr>
+        <w:t>thisArg</w:t>
+      </w:r>
+      <w:proofErr w:type="spellEnd"/>
+      <w:r>
+        <w:rPr>
+          <w:rFonts w:ascii="Times New Roman" w:hAnsi="Times New Roman" w:cs="Times New Roman"/>
+          <w:sz w:val="24"/>
+          <w:szCs w:val="24"/>
+        </w:rPr>
+        <w:t>, [arg1, arg2, ...]);</w:t>
       </w:r>
     </w:p>
     <w:p>
@@ -11138,24 +13294,88 @@
           <w:sz w:val="24"/>
           <w:szCs w:val="24"/>
         </w:rPr>
-        <w:t>const boundFunc = func.bind(thisArg, arg1, arg2);</w:t>
-      </w:r>
-    </w:p>
-    <w:p>
-      <w:pPr>
-        <w:rPr>
-          <w:rFonts w:ascii="Times New Roman" w:hAnsi="Times New Roman" w:cs="Times New Roman"/>
-          <w:sz w:val="24"/>
-          <w:szCs w:val="24"/>
-        </w:rPr>
-      </w:pPr>
-      <w:r>
-        <w:rPr>
-          <w:rFonts w:ascii="Times New Roman" w:hAnsi="Times New Roman" w:cs="Times New Roman"/>
-          <w:sz w:val="24"/>
-          <w:szCs w:val="24"/>
-        </w:rPr>
-        <w:t>boundFunc(); // later</w:t>
+        <w:t xml:space="preserve">const </w:t>
+      </w:r>
+      <w:proofErr w:type="spellStart"/>
+      <w:r>
+        <w:rPr>
+          <w:rFonts w:ascii="Times New Roman" w:hAnsi="Times New Roman" w:cs="Times New Roman"/>
+          <w:sz w:val="24"/>
+          <w:szCs w:val="24"/>
+        </w:rPr>
+        <w:t>boundFunc</w:t>
+      </w:r>
+      <w:proofErr w:type="spellEnd"/>
+      <w:r>
+        <w:rPr>
+          <w:rFonts w:ascii="Times New Roman" w:hAnsi="Times New Roman" w:cs="Times New Roman"/>
+          <w:sz w:val="24"/>
+          <w:szCs w:val="24"/>
+        </w:rPr>
+        <w:t xml:space="preserve"> = </w:t>
+      </w:r>
+      <w:proofErr w:type="spellStart"/>
+      <w:r>
+        <w:rPr>
+          <w:rFonts w:ascii="Times New Roman" w:hAnsi="Times New Roman" w:cs="Times New Roman"/>
+          <w:sz w:val="24"/>
+          <w:szCs w:val="24"/>
+        </w:rPr>
+        <w:t>func.bind</w:t>
+      </w:r>
+      <w:proofErr w:type="spellEnd"/>
+      <w:r>
+        <w:rPr>
+          <w:rFonts w:ascii="Times New Roman" w:hAnsi="Times New Roman" w:cs="Times New Roman"/>
+          <w:sz w:val="24"/>
+          <w:szCs w:val="24"/>
+        </w:rPr>
+        <w:t>(</w:t>
+      </w:r>
+      <w:proofErr w:type="spellStart"/>
+      <w:r>
+        <w:rPr>
+          <w:rFonts w:ascii="Times New Roman" w:hAnsi="Times New Roman" w:cs="Times New Roman"/>
+          <w:sz w:val="24"/>
+          <w:szCs w:val="24"/>
+        </w:rPr>
+        <w:t>thisArg</w:t>
+      </w:r>
+      <w:proofErr w:type="spellEnd"/>
+      <w:r>
+        <w:rPr>
+          <w:rFonts w:ascii="Times New Roman" w:hAnsi="Times New Roman" w:cs="Times New Roman"/>
+          <w:sz w:val="24"/>
+          <w:szCs w:val="24"/>
+        </w:rPr>
+        <w:t>, arg1, arg2);</w:t>
+      </w:r>
+    </w:p>
+    <w:p>
+      <w:pPr>
+        <w:rPr>
+          <w:rFonts w:ascii="Times New Roman" w:hAnsi="Times New Roman" w:cs="Times New Roman"/>
+          <w:sz w:val="24"/>
+          <w:szCs w:val="24"/>
+        </w:rPr>
+      </w:pPr>
+      <w:proofErr w:type="spellStart"/>
+      <w:r>
+        <w:rPr>
+          <w:rFonts w:ascii="Times New Roman" w:hAnsi="Times New Roman" w:cs="Times New Roman"/>
+          <w:sz w:val="24"/>
+          <w:szCs w:val="24"/>
+        </w:rPr>
+        <w:t>boundFunc</w:t>
+      </w:r>
+      <w:proofErr w:type="spellEnd"/>
+      <w:r>
+        <w:rPr>
+          <w:rFonts w:ascii="Times New Roman" w:hAnsi="Times New Roman" w:cs="Times New Roman"/>
+          <w:sz w:val="24"/>
+          <w:szCs w:val="24"/>
+        </w:rPr>
+        <w:t>(); // later</w:t>
       </w:r>
     </w:p>
     <w:p>
@@ -11331,7 +13551,25 @@
           <w:sz w:val="24"/>
           <w:szCs w:val="24"/>
         </w:rPr>
-        <w:t>Storing structured data (e.g., localStorage)</w:t>
+        <w:t xml:space="preserve">Storing structured data (e.g., </w:t>
+      </w:r>
+      <w:proofErr w:type="spellStart"/>
+      <w:r>
+        <w:rPr>
+          <w:rFonts w:ascii="Times New Roman" w:hAnsi="Times New Roman" w:cs="Times New Roman"/>
+          <w:sz w:val="24"/>
+          <w:szCs w:val="24"/>
+        </w:rPr>
+        <w:t>localStorage</w:t>
+      </w:r>
+      <w:proofErr w:type="spellEnd"/>
+      <w:r>
+        <w:rPr>
+          <w:rFonts w:ascii="Times New Roman" w:hAnsi="Times New Roman" w:cs="Times New Roman"/>
+          <w:sz w:val="24"/>
+          <w:szCs w:val="24"/>
+        </w:rPr>
+        <w:t>)</w:t>
       </w:r>
     </w:p>
     <w:p>
@@ -11465,24 +13703,52 @@
           <w:sz w:val="24"/>
           <w:szCs w:val="24"/>
         </w:rPr>
-        <w:t>How to create element dynamically using Javascript</w:t>
-      </w:r>
-    </w:p>
-    <w:p>
-      <w:pPr>
-        <w:rPr>
-          <w:rFonts w:ascii="Times New Roman" w:hAnsi="Times New Roman" w:cs="Times New Roman"/>
-          <w:sz w:val="24"/>
-          <w:szCs w:val="24"/>
-        </w:rPr>
-      </w:pPr>
-      <w:r>
-        <w:rPr>
-          <w:rFonts w:ascii="Times New Roman" w:hAnsi="Times New Roman" w:cs="Times New Roman"/>
-          <w:sz w:val="24"/>
-          <w:szCs w:val="24"/>
-        </w:rPr>
-        <w:t>can use document.createElement() to create a new HTML element and append() to insert it into the DOM."</w:t>
+        <w:t xml:space="preserve">How to create element dynamically using </w:t>
+      </w:r>
+      <w:proofErr w:type="spellStart"/>
+      <w:r>
+        <w:rPr>
+          <w:rFonts w:ascii="Times New Roman" w:hAnsi="Times New Roman" w:cs="Times New Roman"/>
+          <w:sz w:val="24"/>
+          <w:szCs w:val="24"/>
+        </w:rPr>
+        <w:t>Javascript</w:t>
+      </w:r>
+      <w:proofErr w:type="spellEnd"/>
+    </w:p>
+    <w:p>
+      <w:pPr>
+        <w:rPr>
+          <w:rFonts w:ascii="Times New Roman" w:hAnsi="Times New Roman" w:cs="Times New Roman"/>
+          <w:sz w:val="24"/>
+          <w:szCs w:val="24"/>
+        </w:rPr>
+      </w:pPr>
+      <w:r>
+        <w:rPr>
+          <w:rFonts w:ascii="Times New Roman" w:hAnsi="Times New Roman" w:cs="Times New Roman"/>
+          <w:sz w:val="24"/>
+          <w:szCs w:val="24"/>
+        </w:rPr>
+        <w:t xml:space="preserve">can use </w:t>
+      </w:r>
+      <w:proofErr w:type="spellStart"/>
+      <w:r>
+        <w:rPr>
+          <w:rFonts w:ascii="Times New Roman" w:hAnsi="Times New Roman" w:cs="Times New Roman"/>
+          <w:sz w:val="24"/>
+          <w:szCs w:val="24"/>
+        </w:rPr>
+        <w:t>document.createElement</w:t>
+      </w:r>
+      <w:proofErr w:type="spellEnd"/>
+      <w:r>
+        <w:rPr>
+          <w:rFonts w:ascii="Times New Roman" w:hAnsi="Times New Roman" w:cs="Times New Roman"/>
+          <w:sz w:val="24"/>
+          <w:szCs w:val="24"/>
+        </w:rPr>
+        <w:t>() to create a new HTML element and append() to insert it into the DOM."</w:t>
       </w:r>
     </w:p>
     <w:p>
@@ -11642,7 +13908,25 @@
           <w:sz w:val="24"/>
           <w:szCs w:val="24"/>
         </w:rPr>
-        <w:t>When you call it like user.regularFunction(), the this refers to the user object</w:t>
+        <w:t xml:space="preserve">When you call it like </w:t>
+      </w:r>
+      <w:proofErr w:type="spellStart"/>
+      <w:r>
+        <w:rPr>
+          <w:rFonts w:ascii="Times New Roman" w:hAnsi="Times New Roman" w:cs="Times New Roman"/>
+          <w:sz w:val="24"/>
+          <w:szCs w:val="24"/>
+        </w:rPr>
+        <w:t>user.regularFunction</w:t>
+      </w:r>
+      <w:proofErr w:type="spellEnd"/>
+      <w:r>
+        <w:rPr>
+          <w:rFonts w:ascii="Times New Roman" w:hAnsi="Times New Roman" w:cs="Times New Roman"/>
+          <w:sz w:val="24"/>
+          <w:szCs w:val="24"/>
+        </w:rPr>
+        <w:t>(), the this refers to the user object</w:t>
       </w:r>
       <w:r>
         <w:rPr>
@@ -11937,7 +14221,25 @@
           <w:szCs w:val="24"/>
         </w:rPr>
         <w:br/>
-        <w:t>I use Promises and async/await for readable async logic. For large-scale apps:</w:t>
+        <w:t>I use Promises and async/</w:t>
+      </w:r>
+      <w:proofErr w:type="gramStart"/>
+      <w:r>
+        <w:rPr>
+          <w:rFonts w:ascii="Times New Roman" w:hAnsi="Times New Roman" w:cs="Times New Roman"/>
+          <w:sz w:val="24"/>
+          <w:szCs w:val="24"/>
+        </w:rPr>
+        <w:t>await</w:t>
+      </w:r>
+      <w:proofErr w:type="gramEnd"/>
+      <w:r>
+        <w:rPr>
+          <w:rFonts w:ascii="Times New Roman" w:hAnsi="Times New Roman" w:cs="Times New Roman"/>
+          <w:sz w:val="24"/>
+          <w:szCs w:val="24"/>
+        </w:rPr>
+        <w:t xml:space="preserve"> for readable async logic. For large-scale apps:</w:t>
       </w:r>
       <w:r>
         <w:rPr>
@@ -12013,7 +14315,25 @@
           <w:szCs w:val="24"/>
         </w:rPr>
         <w:br/>
-        <w:t>- Factory Pattern: For object creation with dynamic behavior.</w:t>
+        <w:t xml:space="preserve">- Factory Pattern: For object creation with dynamic </w:t>
+      </w:r>
+      <w:proofErr w:type="spellStart"/>
+      <w:r>
+        <w:rPr>
+          <w:rFonts w:ascii="Times New Roman" w:hAnsi="Times New Roman" w:cs="Times New Roman"/>
+          <w:sz w:val="24"/>
+          <w:szCs w:val="24"/>
+        </w:rPr>
+        <w:t>behavior</w:t>
+      </w:r>
+      <w:proofErr w:type="spellEnd"/>
+      <w:r>
+        <w:rPr>
+          <w:rFonts w:ascii="Times New Roman" w:hAnsi="Times New Roman" w:cs="Times New Roman"/>
+          <w:sz w:val="24"/>
+          <w:szCs w:val="24"/>
+        </w:rPr>
+        <w:t>.</w:t>
       </w:r>
       <w:r>
         <w:rPr>
@@ -12125,8 +14445,21 @@
           <w:sz w:val="24"/>
           <w:szCs w:val="24"/>
         </w:rPr>
-        <w:t>What is Destructing in the Javascript</w:t>
-      </w:r>
+        <w:t xml:space="preserve">What is Destructing in the </w:t>
+      </w:r>
+      <w:proofErr w:type="spellStart"/>
+      <w:r>
+        <w:rPr>
+          <w:rFonts w:ascii="Times New Roman" w:hAnsi="Times New Roman" w:cs="Times New Roman"/>
+          <w:b/>
+          <w:bCs/>
+          <w:color w:val="833C0B" w:themeColor="accent2" w:themeShade="80"/>
+          <w:sz w:val="24"/>
+          <w:szCs w:val="24"/>
+        </w:rPr>
+        <w:t>Javascript</w:t>
+      </w:r>
+      <w:proofErr w:type="spellEnd"/>
     </w:p>
     <w:p>
       <w:pPr>
@@ -12250,7 +14583,31 @@
           <w:sz w:val="24"/>
           <w:szCs w:val="24"/>
         </w:rPr>
-        <w:t xml:space="preserve">Explain difference between map() and forEach() </w:t>
+        <w:t xml:space="preserve">Explain difference between map() and </w:t>
+      </w:r>
+      <w:proofErr w:type="spellStart"/>
+      <w:r>
+        <w:rPr>
+          <w:rFonts w:ascii="Times New Roman" w:hAnsi="Times New Roman" w:cs="Times New Roman"/>
+          <w:b/>
+          <w:bCs/>
+          <w:color w:val="833C0B" w:themeColor="accent2" w:themeShade="80"/>
+          <w:sz w:val="24"/>
+          <w:szCs w:val="24"/>
+        </w:rPr>
+        <w:t>forEach</w:t>
+      </w:r>
+      <w:proofErr w:type="spellEnd"/>
+      <w:r>
+        <w:rPr>
+          <w:rFonts w:ascii="Times New Roman" w:hAnsi="Times New Roman" w:cs="Times New Roman"/>
+          <w:b/>
+          <w:bCs/>
+          <w:color w:val="833C0B" w:themeColor="accent2" w:themeShade="80"/>
+          <w:sz w:val="24"/>
+          <w:szCs w:val="24"/>
+        </w:rPr>
+        <w:t xml:space="preserve">() </w:t>
       </w:r>
     </w:p>
     <w:p>
@@ -12284,24 +14641,60 @@
           <w:sz w:val="24"/>
           <w:szCs w:val="24"/>
         </w:rPr>
-        <w:t>Use forEach() when you need to execute a function for each element of the array without modifying or creating a new array.</w:t>
-      </w:r>
-    </w:p>
-    <w:p>
-      <w:pPr>
-        <w:rPr>
-          <w:rFonts w:ascii="Times New Roman" w:hAnsi="Times New Roman" w:cs="Times New Roman"/>
-          <w:sz w:val="24"/>
-          <w:szCs w:val="24"/>
-        </w:rPr>
-      </w:pPr>
-      <w:r>
-        <w:rPr>
-          <w:rFonts w:ascii="Times New Roman" w:hAnsi="Times New Roman" w:cs="Times New Roman"/>
-          <w:sz w:val="24"/>
-          <w:szCs w:val="24"/>
-        </w:rPr>
-        <w:t>map() and forEach() are both methods used to iterate over arrays</w:t>
+        <w:t xml:space="preserve">Use </w:t>
+      </w:r>
+      <w:proofErr w:type="spellStart"/>
+      <w:r>
+        <w:rPr>
+          <w:rFonts w:ascii="Times New Roman" w:hAnsi="Times New Roman" w:cs="Times New Roman"/>
+          <w:sz w:val="24"/>
+          <w:szCs w:val="24"/>
+        </w:rPr>
+        <w:t>forEach</w:t>
+      </w:r>
+      <w:proofErr w:type="spellEnd"/>
+      <w:r>
+        <w:rPr>
+          <w:rFonts w:ascii="Times New Roman" w:hAnsi="Times New Roman" w:cs="Times New Roman"/>
+          <w:sz w:val="24"/>
+          <w:szCs w:val="24"/>
+        </w:rPr>
+        <w:t>() when you need to execute a function for each element of the array without modifying or creating a new array.</w:t>
+      </w:r>
+    </w:p>
+    <w:p>
+      <w:pPr>
+        <w:rPr>
+          <w:rFonts w:ascii="Times New Roman" w:hAnsi="Times New Roman" w:cs="Times New Roman"/>
+          <w:sz w:val="24"/>
+          <w:szCs w:val="24"/>
+        </w:rPr>
+      </w:pPr>
+      <w:r>
+        <w:rPr>
+          <w:rFonts w:ascii="Times New Roman" w:hAnsi="Times New Roman" w:cs="Times New Roman"/>
+          <w:sz w:val="24"/>
+          <w:szCs w:val="24"/>
+        </w:rPr>
+        <w:t xml:space="preserve">map() and </w:t>
+      </w:r>
+      <w:proofErr w:type="spellStart"/>
+      <w:r>
+        <w:rPr>
+          <w:rFonts w:ascii="Times New Roman" w:hAnsi="Times New Roman" w:cs="Times New Roman"/>
+          <w:sz w:val="24"/>
+          <w:szCs w:val="24"/>
+        </w:rPr>
+        <w:t>forEach</w:t>
+      </w:r>
+      <w:proofErr w:type="spellEnd"/>
+      <w:r>
+        <w:rPr>
+          <w:rFonts w:ascii="Times New Roman" w:hAnsi="Times New Roman" w:cs="Times New Roman"/>
+          <w:sz w:val="24"/>
+          <w:szCs w:val="24"/>
+        </w:rPr>
+        <w:t>() are both methods used to iterate over arrays</w:t>
       </w:r>
     </w:p>
     <w:tbl>
@@ -12341,6 +14734,7 @@
                 <w14:ligatures w14:val="none"/>
               </w:rPr>
             </w:pPr>
+            <w:proofErr w:type="spellStart"/>
             <w:r>
               <w:rPr>
                 <w:rFonts w:ascii="Times New Roman" w:eastAsia="Times New Roman" w:hAnsi="Times New Roman" w:cs="Times New Roman"/>
@@ -12352,6 +14746,7 @@
               </w:rPr>
               <w:t>forEach</w:t>
             </w:r>
+            <w:proofErr w:type="spellEnd"/>
           </w:p>
         </w:tc>
         <w:tc>
@@ -12507,7 +14902,31 @@
                 <w:lang w:eastAsia="en-IN"/>
                 <w14:ligatures w14:val="none"/>
               </w:rPr>
-              <w:t>Since forEach() returns undefined, it cannot be chained with other array methods.</w:t>
+              <w:t xml:space="preserve">Since </w:t>
+            </w:r>
+            <w:proofErr w:type="spellStart"/>
+            <w:r>
+              <w:rPr>
+                <w:rFonts w:ascii="Times New Roman" w:eastAsia="Times New Roman" w:hAnsi="Times New Roman" w:cs="Times New Roman"/>
+                <w:kern w:val="0"/>
+                <w:sz w:val="24"/>
+                <w:szCs w:val="24"/>
+                <w:lang w:eastAsia="en-IN"/>
+                <w14:ligatures w14:val="none"/>
+              </w:rPr>
+              <w:t>forEach</w:t>
+            </w:r>
+            <w:proofErr w:type="spellEnd"/>
+            <w:r>
+              <w:rPr>
+                <w:rFonts w:ascii="Times New Roman" w:eastAsia="Times New Roman" w:hAnsi="Times New Roman" w:cs="Times New Roman"/>
+                <w:kern w:val="0"/>
+                <w:sz w:val="24"/>
+                <w:szCs w:val="24"/>
+                <w:lang w:eastAsia="en-IN"/>
+                <w14:ligatures w14:val="none"/>
+              </w:rPr>
+              <w:t>() returns undefined, it cannot be chained with other array methods.</w:t>
             </w:r>
           </w:p>
         </w:tc>
@@ -12578,8 +14997,21 @@
           <w:sz w:val="24"/>
           <w:szCs w:val="24"/>
         </w:rPr>
-        <w:t>What are events in Javascript</w:t>
-      </w:r>
+        <w:t xml:space="preserve">What are events in </w:t>
+      </w:r>
+      <w:proofErr w:type="spellStart"/>
+      <w:r>
+        <w:rPr>
+          <w:rFonts w:ascii="Times New Roman" w:hAnsi="Times New Roman" w:cs="Times New Roman"/>
+          <w:b/>
+          <w:bCs/>
+          <w:color w:val="833C0B" w:themeColor="accent2" w:themeShade="80"/>
+          <w:sz w:val="24"/>
+          <w:szCs w:val="24"/>
+        </w:rPr>
+        <w:t>Javascript</w:t>
+      </w:r>
+      <w:proofErr w:type="spellEnd"/>
       <w:r>
         <w:rPr>
           <w:rFonts w:ascii="Times New Roman" w:hAnsi="Times New Roman" w:cs="Times New Roman"/>
@@ -12705,7 +15137,31 @@
           <w:sz w:val="24"/>
           <w:szCs w:val="24"/>
         </w:rPr>
-        <w:t xml:space="preserve">Explain Closures in Javascript </w:t>
+        <w:t xml:space="preserve">Explain Closures in </w:t>
+      </w:r>
+      <w:proofErr w:type="spellStart"/>
+      <w:r>
+        <w:rPr>
+          <w:rFonts w:ascii="Times New Roman" w:hAnsi="Times New Roman" w:cs="Times New Roman"/>
+          <w:b/>
+          <w:bCs/>
+          <w:color w:val="833C0B" w:themeColor="accent2" w:themeShade="80"/>
+          <w:sz w:val="24"/>
+          <w:szCs w:val="24"/>
+        </w:rPr>
+        <w:t>Javascript</w:t>
+      </w:r>
+      <w:proofErr w:type="spellEnd"/>
+      <w:r>
+        <w:rPr>
+          <w:rFonts w:ascii="Times New Roman" w:hAnsi="Times New Roman" w:cs="Times New Roman"/>
+          <w:b/>
+          <w:bCs/>
+          <w:color w:val="833C0B" w:themeColor="accent2" w:themeShade="80"/>
+          <w:sz w:val="24"/>
+          <w:szCs w:val="24"/>
+        </w:rPr>
+        <w:t xml:space="preserve"> </w:t>
       </w:r>
       <w:r>
         <w:rPr>
@@ -12750,7 +15206,25 @@
           <w:sz w:val="24"/>
           <w:szCs w:val="24"/>
         </w:rPr>
-        <w:t>Explain different Scopes in Javascript:</w:t>
+        <w:t xml:space="preserve">Explain different Scopes in </w:t>
+      </w:r>
+      <w:proofErr w:type="spellStart"/>
+      <w:r>
+        <w:rPr>
+          <w:rFonts w:ascii="Times New Roman" w:hAnsi="Times New Roman" w:cs="Times New Roman"/>
+          <w:sz w:val="24"/>
+          <w:szCs w:val="24"/>
+        </w:rPr>
+        <w:t>Javascript</w:t>
+      </w:r>
+      <w:proofErr w:type="spellEnd"/>
+      <w:r>
+        <w:rPr>
+          <w:rFonts w:ascii="Times New Roman" w:hAnsi="Times New Roman" w:cs="Times New Roman"/>
+          <w:sz w:val="24"/>
+          <w:szCs w:val="24"/>
+        </w:rPr>
+        <w:t>:</w:t>
       </w:r>
     </w:p>
     <w:p>
@@ -13069,141 +15543,123 @@
           <w:sz w:val="24"/>
           <w:szCs w:val="24"/>
         </w:rPr>
-        <w:t>JavaScript is single-threaded—it has one call stack and executes one command at a time. But it's designed to be non-blocking, which it achieves using the event loop in coordination with the Web APIs, callback queue, and microtask queue.</w:t>
-      </w:r>
-    </w:p>
-    <w:p>
-      <w:pPr>
-        <w:rPr>
-          <w:rFonts w:ascii="Times New Roman" w:hAnsi="Times New Roman" w:cs="Times New Roman"/>
-          <w:sz w:val="24"/>
-          <w:szCs w:val="24"/>
-        </w:rPr>
-      </w:pPr>
-      <w:r>
-        <w:rPr>
-          <w:rFonts w:ascii="Times New Roman" w:hAnsi="Times New Roman" w:cs="Times New Roman"/>
-          <w:sz w:val="24"/>
-          <w:szCs w:val="24"/>
-        </w:rPr>
-        <w:t xml:space="preserve">The Event Loop is a fundamental part of JavaScript’s runtime. It allows non-blocking, asynchronous operations (like setTimeout, Promises, and API calls) to execute without stopping the main thread. </w:t>
-      </w:r>
-    </w:p>
-    <w:p>
-      <w:pPr>
-        <w:rPr>
-          <w:rFonts w:ascii="Times New Roman" w:hAnsi="Times New Roman" w:cs="Times New Roman"/>
-          <w:sz w:val="24"/>
-          <w:szCs w:val="24"/>
-        </w:rPr>
-      </w:pPr>
-      <w:r>
-        <w:rPr>
-          <w:rFonts w:ascii="Times New Roman" w:hAnsi="Times New Roman" w:cs="Times New Roman"/>
-          <w:sz w:val="24"/>
-          <w:szCs w:val="24"/>
-        </w:rPr>
-        <w:t>Event Loop – How it Works:</w:t>
-      </w:r>
-    </w:p>
-    <w:p>
-      <w:pPr>
-        <w:rPr>
-          <w:rFonts w:ascii="Times New Roman" w:hAnsi="Times New Roman" w:cs="Times New Roman"/>
-          <w:sz w:val="24"/>
-          <w:szCs w:val="24"/>
-        </w:rPr>
-      </w:pPr>
-      <w:r>
-        <w:rPr>
-          <w:rFonts w:ascii="Times New Roman" w:hAnsi="Times New Roman" w:cs="Times New Roman"/>
-          <w:sz w:val="24"/>
-          <w:szCs w:val="24"/>
-        </w:rPr>
-        <w:t xml:space="preserve">Call Stack: </w:t>
-      </w:r>
-      <w:r>
-        <w:rPr>
-          <w:rFonts w:ascii="Times New Roman" w:hAnsi="Times New Roman" w:cs="Times New Roman"/>
-          <w:sz w:val="24"/>
-          <w:szCs w:val="24"/>
-        </w:rPr>
-        <w:t>Executes all synchronous code line-by-line.</w:t>
-      </w:r>
-    </w:p>
-    <w:p>
-      <w:pPr>
-        <w:rPr>
-          <w:rFonts w:ascii="Times New Roman" w:hAnsi="Times New Roman" w:cs="Times New Roman"/>
-          <w:sz w:val="24"/>
-          <w:szCs w:val="24"/>
-        </w:rPr>
-      </w:pPr>
-      <w:r>
-        <w:rPr>
-          <w:rFonts w:ascii="Times New Roman" w:hAnsi="Times New Roman" w:cs="Times New Roman"/>
-          <w:sz w:val="24"/>
-          <w:szCs w:val="24"/>
-        </w:rPr>
-        <w:t>Web APIs: When we call setTimeout, fetch, or DOM events, they are offloaded to browser Web APIs.</w:t>
-      </w:r>
-    </w:p>
-    <w:p>
-      <w:pPr>
-        <w:rPr>
-          <w:rFonts w:ascii="Times New Roman" w:hAnsi="Times New Roman" w:cs="Times New Roman"/>
-          <w:sz w:val="24"/>
-          <w:szCs w:val="24"/>
-        </w:rPr>
-      </w:pPr>
-      <w:r>
-        <w:rPr>
-          <w:rFonts w:ascii="Times New Roman" w:hAnsi="Times New Roman" w:cs="Times New Roman"/>
-          <w:sz w:val="24"/>
-          <w:szCs w:val="24"/>
-        </w:rPr>
-        <w:t>Callback Queue (Macrotask Queue): Once the async operation completes, the callback is placed in the queue.</w:t>
-      </w:r>
-    </w:p>
-    <w:p>
-      <w:pPr>
-        <w:rPr>
-          <w:rFonts w:ascii="Times New Roman" w:hAnsi="Times New Roman" w:cs="Times New Roman"/>
-          <w:sz w:val="24"/>
-          <w:szCs w:val="24"/>
-        </w:rPr>
-      </w:pPr>
-      <w:r>
-        <w:rPr>
-          <w:rFonts w:ascii="Times New Roman" w:hAnsi="Times New Roman" w:cs="Times New Roman"/>
-          <w:sz w:val="24"/>
-          <w:szCs w:val="24"/>
-        </w:rPr>
-        <w:t>Microtask Queue: Promises and queueMicrotask() callbacks go here (higher priority than callback queue).</w:t>
-      </w:r>
-    </w:p>
-    <w:p>
-      <w:pPr>
-        <w:rPr>
-          <w:rFonts w:ascii="Times New Roman" w:hAnsi="Times New Roman" w:cs="Times New Roman"/>
-          <w:sz w:val="24"/>
-          <w:szCs w:val="24"/>
-        </w:rPr>
-      </w:pPr>
-      <w:r>
-        <w:rPr>
-          <w:rFonts w:ascii="Times New Roman" w:hAnsi="Times New Roman" w:cs="Times New Roman"/>
-          <w:sz w:val="24"/>
-          <w:szCs w:val="24"/>
-        </w:rPr>
-        <w:t>Event Loop: Constantly checks if the call stack is empty. If empty:</w:t>
+        <w:t xml:space="preserve">JavaScript is </w:t>
+      </w:r>
+      <w:r>
+        <w:rPr>
+          <w:rFonts w:ascii="Times New Roman" w:hAnsi="Times New Roman" w:cs="Times New Roman"/>
+          <w:b/>
+          <w:bCs/>
+          <w:sz w:val="24"/>
+          <w:szCs w:val="24"/>
+        </w:rPr>
+        <w:t>single-threaded</w:t>
+      </w:r>
+      <w:r>
+        <w:rPr>
+          <w:rFonts w:ascii="Times New Roman" w:hAnsi="Times New Roman" w:cs="Times New Roman"/>
+          <w:sz w:val="24"/>
+          <w:szCs w:val="24"/>
+        </w:rPr>
+        <w:t xml:space="preserve">, meaning it executes one task at a time using a </w:t>
+      </w:r>
+      <w:r>
+        <w:rPr>
+          <w:rFonts w:ascii="Times New Roman" w:hAnsi="Times New Roman" w:cs="Times New Roman"/>
+          <w:b/>
+          <w:bCs/>
+          <w:sz w:val="24"/>
+          <w:szCs w:val="24"/>
+        </w:rPr>
+        <w:t>single Call Stack</w:t>
+      </w:r>
+      <w:r>
+        <w:rPr>
+          <w:rFonts w:ascii="Times New Roman" w:hAnsi="Times New Roman" w:cs="Times New Roman"/>
+          <w:sz w:val="24"/>
+          <w:szCs w:val="24"/>
+        </w:rPr>
+        <w:t>.</w:t>
+      </w:r>
+      <w:r>
+        <w:rPr>
+          <w:rFonts w:ascii="Times New Roman" w:hAnsi="Times New Roman" w:cs="Times New Roman"/>
+          <w:sz w:val="24"/>
+          <w:szCs w:val="24"/>
+        </w:rPr>
+        <w:br/>
+        <w:t xml:space="preserve">However, it achieves </w:t>
+      </w:r>
+      <w:r>
+        <w:rPr>
+          <w:rFonts w:ascii="Times New Roman" w:hAnsi="Times New Roman" w:cs="Times New Roman"/>
+          <w:b/>
+          <w:bCs/>
+          <w:sz w:val="24"/>
+          <w:szCs w:val="24"/>
+        </w:rPr>
+        <w:t xml:space="preserve">asynchronous, non-blocking </w:t>
+      </w:r>
+      <w:r>
+        <w:rPr>
+          <w:rFonts w:ascii="Times New Roman" w:hAnsi="Times New Roman" w:cs="Times New Roman"/>
+          <w:b/>
+          <w:bCs/>
+          <w:sz w:val="24"/>
+          <w:szCs w:val="24"/>
+        </w:rPr>
+        <w:t>behaviour</w:t>
+      </w:r>
+      <w:r>
+        <w:rPr>
+          <w:rFonts w:ascii="Times New Roman" w:hAnsi="Times New Roman" w:cs="Times New Roman"/>
+          <w:sz w:val="24"/>
+          <w:szCs w:val="24"/>
+        </w:rPr>
+        <w:t xml:space="preserve"> by offloading tasks to </w:t>
+      </w:r>
+      <w:r>
+        <w:rPr>
+          <w:rFonts w:ascii="Times New Roman" w:hAnsi="Times New Roman" w:cs="Times New Roman"/>
+          <w:b/>
+          <w:bCs/>
+          <w:sz w:val="24"/>
+          <w:szCs w:val="24"/>
+        </w:rPr>
+        <w:t>Web APIs</w:t>
+      </w:r>
+      <w:r>
+        <w:rPr>
+          <w:rFonts w:ascii="Times New Roman" w:hAnsi="Times New Roman" w:cs="Times New Roman"/>
+          <w:sz w:val="24"/>
+          <w:szCs w:val="24"/>
+        </w:rPr>
+        <w:t xml:space="preserve"> and managing them through the </w:t>
+      </w:r>
+      <w:r>
+        <w:rPr>
+          <w:rFonts w:ascii="Times New Roman" w:hAnsi="Times New Roman" w:cs="Times New Roman"/>
+          <w:b/>
+          <w:bCs/>
+          <w:sz w:val="24"/>
+          <w:szCs w:val="24"/>
+        </w:rPr>
+        <w:t>Event Loop</w:t>
+      </w:r>
+      <w:r>
+        <w:rPr>
+          <w:rFonts w:ascii="Times New Roman" w:hAnsi="Times New Roman" w:cs="Times New Roman"/>
+          <w:sz w:val="24"/>
+          <w:szCs w:val="24"/>
+        </w:rPr>
+        <w:t>, which uses two main queues:</w:t>
       </w:r>
     </w:p>
     <w:p>
       <w:pPr>
         <w:numPr>
-          <w:ilvl w:val="1"/>
-          <w:numId w:val="2"/>
+          <w:ilvl w:val="0"/>
+          <w:numId w:val="13"/>
         </w:numPr>
         <w:rPr>
           <w:rFonts w:ascii="Times New Roman" w:hAnsi="Times New Roman" w:cs="Times New Roman"/>
@@ -13214,17 +15670,19 @@
       <w:r>
         <w:rPr>
           <w:rFonts w:ascii="Times New Roman" w:hAnsi="Times New Roman" w:cs="Times New Roman"/>
-          <w:sz w:val="24"/>
-          <w:szCs w:val="24"/>
-        </w:rPr>
-        <w:t>First it processes all microtasks</w:t>
+          <w:b/>
+          <w:bCs/>
+          <w:sz w:val="24"/>
+          <w:szCs w:val="24"/>
+        </w:rPr>
+        <w:t>Microtask Queue</w:t>
       </w:r>
     </w:p>
     <w:p>
       <w:pPr>
         <w:numPr>
-          <w:ilvl w:val="1"/>
-          <w:numId w:val="2"/>
+          <w:ilvl w:val="0"/>
+          <w:numId w:val="13"/>
         </w:numPr>
         <w:rPr>
           <w:rFonts w:ascii="Times New Roman" w:hAnsi="Times New Roman" w:cs="Times New Roman"/>
@@ -13232,13 +15690,149 @@
           <w:szCs w:val="24"/>
         </w:rPr>
       </w:pPr>
-      <w:r>
-        <w:rPr>
-          <w:rFonts w:ascii="Times New Roman" w:hAnsi="Times New Roman" w:cs="Times New Roman"/>
-          <w:sz w:val="24"/>
-          <w:szCs w:val="24"/>
-        </w:rPr>
-        <w:t>Then it processes one macrotask from the callback queue</w:t>
+      <w:proofErr w:type="spellStart"/>
+      <w:r>
+        <w:rPr>
+          <w:rFonts w:ascii="Times New Roman" w:hAnsi="Times New Roman" w:cs="Times New Roman"/>
+          <w:b/>
+          <w:bCs/>
+          <w:sz w:val="24"/>
+          <w:szCs w:val="24"/>
+        </w:rPr>
+        <w:t>Macrotask</w:t>
+      </w:r>
+      <w:proofErr w:type="spellEnd"/>
+      <w:r>
+        <w:rPr>
+          <w:rFonts w:ascii="Times New Roman" w:hAnsi="Times New Roman" w:cs="Times New Roman"/>
+          <w:b/>
+          <w:bCs/>
+          <w:sz w:val="24"/>
+          <w:szCs w:val="24"/>
+        </w:rPr>
+        <w:t xml:space="preserve"> Queue (Callback Queue)</w:t>
+      </w:r>
+    </w:p>
+    <w:p>
+      <w:pPr>
+        <w:rPr>
+          <w:rFonts w:ascii="Times New Roman" w:hAnsi="Times New Roman" w:cs="Times New Roman"/>
+          <w:sz w:val="24"/>
+          <w:szCs w:val="24"/>
+        </w:rPr>
+      </w:pPr>
+      <w:r>
+        <w:rPr>
+          <w:rFonts w:ascii="Times New Roman" w:hAnsi="Times New Roman" w:cs="Times New Roman"/>
+          <w:sz w:val="24"/>
+          <w:szCs w:val="24"/>
+        </w:rPr>
+        <w:br/>
+        <w:t xml:space="preserve">The Event Loop prioritizes </w:t>
+      </w:r>
+      <w:r>
+        <w:rPr>
+          <w:rFonts w:ascii="Times New Roman" w:hAnsi="Times New Roman" w:cs="Times New Roman"/>
+          <w:b/>
+          <w:bCs/>
+          <w:sz w:val="24"/>
+          <w:szCs w:val="24"/>
+        </w:rPr>
+        <w:t>microtasks</w:t>
+      </w:r>
+      <w:r>
+        <w:rPr>
+          <w:rFonts w:ascii="Times New Roman" w:hAnsi="Times New Roman" w:cs="Times New Roman"/>
+          <w:sz w:val="24"/>
+          <w:szCs w:val="24"/>
+        </w:rPr>
+        <w:t xml:space="preserve"> over </w:t>
+      </w:r>
+      <w:proofErr w:type="spellStart"/>
+      <w:r>
+        <w:rPr>
+          <w:rFonts w:ascii="Times New Roman" w:hAnsi="Times New Roman" w:cs="Times New Roman"/>
+          <w:b/>
+          <w:bCs/>
+          <w:sz w:val="24"/>
+          <w:szCs w:val="24"/>
+        </w:rPr>
+        <w:t>macrotasks</w:t>
+      </w:r>
+      <w:proofErr w:type="spellEnd"/>
+      <w:r>
+        <w:rPr>
+          <w:rFonts w:ascii="Times New Roman" w:hAnsi="Times New Roman" w:cs="Times New Roman"/>
+          <w:sz w:val="24"/>
+          <w:szCs w:val="24"/>
+        </w:rPr>
+        <w:t>, ensuring promise resolutions and small tasks execute quickly before timers or I/O callbacks.</w:t>
+      </w:r>
+    </w:p>
+    <w:p>
+      <w:pPr>
+        <w:ind w:left="200"/>
+        <w:rPr>
+          <w:rFonts w:ascii="Times New Roman" w:hAnsi="Times New Roman" w:cs="Times New Roman"/>
+          <w:b/>
+          <w:bCs/>
+          <w:color w:val="1F3864" w:themeColor="accent1" w:themeShade="80"/>
+          <w:sz w:val="24"/>
+          <w:szCs w:val="24"/>
+        </w:rPr>
+      </w:pPr>
+      <w:r>
+        <w:rPr>
+          <w:rFonts w:ascii="Times New Roman" w:hAnsi="Times New Roman" w:cs="Times New Roman"/>
+          <w:b/>
+          <w:bCs/>
+          <w:color w:val="1F3864" w:themeColor="accent1" w:themeShade="80"/>
+          <w:sz w:val="24"/>
+          <w:szCs w:val="24"/>
+        </w:rPr>
+        <w:t>Event Loop:</w:t>
+      </w:r>
+    </w:p>
+    <w:p>
+      <w:pPr>
+        <w:numPr>
+          <w:ilvl w:val="0"/>
+          <w:numId w:val="4"/>
+        </w:numPr>
+        <w:rPr>
+          <w:rFonts w:ascii="Times New Roman" w:hAnsi="Times New Roman" w:cs="Times New Roman"/>
+          <w:sz w:val="24"/>
+          <w:szCs w:val="24"/>
+        </w:rPr>
+      </w:pPr>
+      <w:r>
+        <w:rPr>
+          <w:rFonts w:ascii="Times New Roman" w:hAnsi="Times New Roman" w:cs="Times New Roman"/>
+          <w:sz w:val="24"/>
+          <w:szCs w:val="24"/>
+        </w:rPr>
+        <w:t>The Event Loop continuously monitors and coordinates between these queues and the Call Stack.</w:t>
+      </w:r>
+    </w:p>
+    <w:p>
+      <w:pPr>
+        <w:numPr>
+          <w:ilvl w:val="0"/>
+          <w:numId w:val="4"/>
+        </w:numPr>
+        <w:rPr>
+          <w:rFonts w:ascii="Times New Roman" w:hAnsi="Times New Roman" w:cs="Times New Roman"/>
+          <w:sz w:val="24"/>
+          <w:szCs w:val="24"/>
+        </w:rPr>
+      </w:pPr>
+      <w:r>
+        <w:rPr>
+          <w:rFonts w:ascii="Times New Roman" w:hAnsi="Times New Roman" w:cs="Times New Roman"/>
+          <w:sz w:val="24"/>
+          <w:szCs w:val="24"/>
+        </w:rPr>
+        <w:t>Its core algorithm:</w:t>
       </w:r>
     </w:p>
     <w:tbl>
@@ -13256,15 +15850,15 @@
         <w:tblLook w:val="0000" w:firstRow="0" w:lastRow="0" w:firstColumn="0" w:lastColumn="0" w:noHBand="0" w:noVBand="0"/>
       </w:tblPr>
       <w:tblGrid>
-        <w:gridCol w:w="7380"/>
+        <w:gridCol w:w="6500"/>
       </w:tblGrid>
       <w:tr>
         <w:trPr>
-          <w:trHeight w:val="5900"/>
+          <w:trHeight w:val="3284"/>
         </w:trPr>
         <w:tc>
           <w:tcPr>
-            <w:tcW w:w="7380" w:type="dxa"/>
+            <w:tcW w:w="6500" w:type="dxa"/>
           </w:tcPr>
           <w:p>
             <w:pPr>
@@ -13475,12 +16069,10 @@
                 <w:sz w:val="24"/>
                 <w:szCs w:val="24"/>
               </w:rPr>
-              <w:t xml:space="preserve"> Macrotask Queue (setTimeout, events)</w:t>
+              <w:t xml:space="preserve"> </w:t>
             </w:r>
-          </w:p>
-          <w:p>
-            <w:pPr>
-              <w:ind w:left="200"/>
+            <w:proofErr w:type="spellStart"/>
+            <w:r>
               <w:rPr>
                 <w:rFonts w:ascii="Times New Roman" w:hAnsi="Times New Roman" w:cs="Times New Roman"/>
                 <w:b/>
@@ -13489,11 +16081,10 @@
                 <w:sz w:val="24"/>
                 <w:szCs w:val="24"/>
               </w:rPr>
-            </w:pPr>
-          </w:p>
-          <w:p>
-            <w:pPr>
-              <w:ind w:left="200"/>
+              <w:t>Macrotask</w:t>
+            </w:r>
+            <w:proofErr w:type="spellEnd"/>
+            <w:r>
               <w:rPr>
                 <w:rFonts w:ascii="Times New Roman" w:hAnsi="Times New Roman" w:cs="Times New Roman"/>
                 <w:b/>
@@ -13502,89 +16093,7 @@
                 <w:sz w:val="24"/>
                 <w:szCs w:val="24"/>
               </w:rPr>
-            </w:pPr>
-            <w:r>
-              <w:rPr>
-                <w:rFonts w:ascii="Times New Roman" w:hAnsi="Times New Roman" w:cs="Times New Roman"/>
-                <w:b/>
-                <w:bCs/>
-                <w:color w:val="1F3864" w:themeColor="accent1" w:themeShade="80"/>
-                <w:sz w:val="24"/>
-                <w:szCs w:val="24"/>
-              </w:rPr>
-              <w:t>Event Loop:</w:t>
-            </w:r>
-          </w:p>
-          <w:p>
-            <w:pPr>
-              <w:ind w:left="200"/>
-              <w:rPr>
-                <w:rFonts w:ascii="Times New Roman" w:hAnsi="Times New Roman" w:cs="Times New Roman"/>
-                <w:b/>
-                <w:bCs/>
-                <w:color w:val="1F3864" w:themeColor="accent1" w:themeShade="80"/>
-                <w:sz w:val="24"/>
-                <w:szCs w:val="24"/>
-              </w:rPr>
-            </w:pPr>
-            <w:r>
-              <w:rPr>
-                <w:rFonts w:ascii="Times New Roman" w:hAnsi="Times New Roman" w:cs="Times New Roman"/>
-                <w:b/>
-                <w:bCs/>
-                <w:color w:val="1F3864" w:themeColor="accent1" w:themeShade="80"/>
-                <w:sz w:val="24"/>
-                <w:szCs w:val="24"/>
-              </w:rPr>
-              <w:t xml:space="preserve">    If Call Stack is empty:</w:t>
-            </w:r>
-          </w:p>
-          <w:p>
-            <w:pPr>
-              <w:ind w:left="200"/>
-              <w:rPr>
-                <w:rFonts w:ascii="Times New Roman" w:hAnsi="Times New Roman" w:cs="Times New Roman"/>
-                <w:b/>
-                <w:bCs/>
-                <w:color w:val="1F3864" w:themeColor="accent1" w:themeShade="80"/>
-                <w:sz w:val="24"/>
-                <w:szCs w:val="24"/>
-              </w:rPr>
-            </w:pPr>
-            <w:r>
-              <w:rPr>
-                <w:rFonts w:ascii="Times New Roman" w:hAnsi="Times New Roman" w:cs="Times New Roman"/>
-                <w:b/>
-                <w:bCs/>
-                <w:color w:val="1F3864" w:themeColor="accent1" w:themeShade="80"/>
-                <w:sz w:val="24"/>
-                <w:szCs w:val="24"/>
-              </w:rPr>
-              <w:t xml:space="preserve">       → Run ALL microtasks</w:t>
-            </w:r>
-          </w:p>
-          <w:p>
-            <w:pPr>
-              <w:ind w:left="200"/>
-              <w:rPr>
-                <w:rFonts w:ascii="Times New Roman" w:hAnsi="Times New Roman" w:cs="Times New Roman"/>
-                <w:b/>
-                <w:bCs/>
-                <w:color w:val="833C0B" w:themeColor="accent2" w:themeShade="80"/>
-                <w:sz w:val="24"/>
-                <w:szCs w:val="24"/>
-              </w:rPr>
-            </w:pPr>
-            <w:r>
-              <w:rPr>
-                <w:rFonts w:ascii="Times New Roman" w:hAnsi="Times New Roman" w:cs="Times New Roman"/>
-                <w:b/>
-                <w:bCs/>
-                <w:color w:val="1F3864" w:themeColor="accent1" w:themeShade="80"/>
-                <w:sz w:val="24"/>
-                <w:szCs w:val="24"/>
-              </w:rPr>
-              <w:t xml:space="preserve">       → Then run ONE macrotask</w:t>
+              <w:t xml:space="preserve"> Queue (setTimeout, events)</w:t>
             </w:r>
           </w:p>
         </w:tc>
@@ -13594,13 +16103,761 @@
       <w:pPr>
         <w:rPr>
           <w:rFonts w:ascii="Times New Roman" w:hAnsi="Times New Roman" w:cs="Times New Roman"/>
-          <w:b/>
-          <w:bCs/>
-          <w:color w:val="833C0B" w:themeColor="accent2" w:themeShade="80"/>
-          <w:sz w:val="24"/>
-          <w:szCs w:val="24"/>
-        </w:rPr>
-      </w:pPr>
+          <w:sz w:val="24"/>
+          <w:szCs w:val="24"/>
+        </w:rPr>
+      </w:pPr>
+    </w:p>
+    <w:p>
+      <w:pPr>
+        <w:rPr>
+          <w:rFonts w:ascii="Times New Roman" w:hAnsi="Times New Roman" w:cs="Times New Roman"/>
+          <w:sz w:val="24"/>
+          <w:szCs w:val="24"/>
+        </w:rPr>
+      </w:pPr>
+      <w:r>
+        <w:rPr>
+          <w:rFonts w:ascii="Times New Roman" w:hAnsi="Times New Roman" w:cs="Times New Roman"/>
+          <w:sz w:val="24"/>
+          <w:szCs w:val="24"/>
+        </w:rPr>
+        <w:t xml:space="preserve">Call Stack: </w:t>
+      </w:r>
+    </w:p>
+    <w:p>
+      <w:pPr>
+        <w:pStyle w:val="ListParagraph"/>
+        <w:numPr>
+          <w:ilvl w:val="0"/>
+          <w:numId w:val="5"/>
+        </w:numPr>
+        <w:rPr>
+          <w:rFonts w:ascii="Times New Roman" w:hAnsi="Times New Roman" w:cs="Times New Roman"/>
+          <w:sz w:val="24"/>
+          <w:szCs w:val="24"/>
+        </w:rPr>
+      </w:pPr>
+      <w:r>
+        <w:rPr>
+          <w:rFonts w:ascii="Times New Roman" w:hAnsi="Times New Roman" w:cs="Times New Roman"/>
+          <w:sz w:val="24"/>
+          <w:szCs w:val="24"/>
+        </w:rPr>
+        <w:t>Follows LIFO (Last In, First Out) order.</w:t>
+      </w:r>
+    </w:p>
+    <w:p>
+      <w:pPr>
+        <w:pStyle w:val="ListParagraph"/>
+        <w:numPr>
+          <w:ilvl w:val="0"/>
+          <w:numId w:val="5"/>
+        </w:numPr>
+        <w:rPr>
+          <w:rFonts w:ascii="Times New Roman" w:hAnsi="Times New Roman" w:cs="Times New Roman"/>
+          <w:sz w:val="24"/>
+          <w:szCs w:val="24"/>
+        </w:rPr>
+      </w:pPr>
+      <w:r>
+        <w:rPr>
+          <w:rFonts w:ascii="Times New Roman" w:hAnsi="Times New Roman" w:cs="Times New Roman"/>
+          <w:sz w:val="24"/>
+          <w:szCs w:val="24"/>
+        </w:rPr>
+        <w:t>Whenever a function is invoked, it’s pushed onto the stack; when execution completes, it’s popped off.</w:t>
+      </w:r>
+    </w:p>
+    <w:p>
+      <w:pPr>
+        <w:rPr>
+          <w:rFonts w:ascii="Times New Roman" w:hAnsi="Times New Roman" w:cs="Times New Roman"/>
+          <w:sz w:val="24"/>
+          <w:szCs w:val="24"/>
+        </w:rPr>
+      </w:pPr>
+      <w:r>
+        <w:rPr>
+          <w:rFonts w:ascii="Times New Roman" w:hAnsi="Times New Roman" w:cs="Times New Roman"/>
+          <w:sz w:val="24"/>
+          <w:szCs w:val="24"/>
+        </w:rPr>
+        <w:t xml:space="preserve">Web APIs: </w:t>
+      </w:r>
+    </w:p>
+    <w:p>
+      <w:pPr>
+        <w:pStyle w:val="ListParagraph"/>
+        <w:numPr>
+          <w:ilvl w:val="0"/>
+          <w:numId w:val="7"/>
+        </w:numPr>
+        <w:rPr>
+          <w:rFonts w:ascii="Times New Roman" w:hAnsi="Times New Roman" w:cs="Times New Roman"/>
+          <w:sz w:val="24"/>
+          <w:szCs w:val="24"/>
+        </w:rPr>
+      </w:pPr>
+      <w:r>
+        <w:rPr>
+          <w:rFonts w:ascii="Times New Roman" w:hAnsi="Times New Roman" w:cs="Times New Roman"/>
+          <w:sz w:val="24"/>
+          <w:szCs w:val="24"/>
+        </w:rPr>
+        <w:t>These are provided by the browser environment (not part of JavaScript itself).</w:t>
+      </w:r>
+    </w:p>
+    <w:p>
+      <w:pPr>
+        <w:pStyle w:val="ListParagraph"/>
+        <w:numPr>
+          <w:ilvl w:val="0"/>
+          <w:numId w:val="7"/>
+        </w:numPr>
+        <w:rPr>
+          <w:rFonts w:ascii="Times New Roman" w:hAnsi="Times New Roman" w:cs="Times New Roman"/>
+          <w:sz w:val="24"/>
+          <w:szCs w:val="24"/>
+        </w:rPr>
+      </w:pPr>
+      <w:r>
+        <w:rPr>
+          <w:rFonts w:ascii="Times New Roman" w:hAnsi="Times New Roman" w:cs="Times New Roman"/>
+          <w:sz w:val="24"/>
+          <w:szCs w:val="24"/>
+        </w:rPr>
+        <w:t>They handle asynchronous tasks such as:</w:t>
+      </w:r>
+    </w:p>
+    <w:p>
+      <w:pPr>
+        <w:numPr>
+          <w:ilvl w:val="0"/>
+          <w:numId w:val="8"/>
+        </w:numPr>
+        <w:rPr>
+          <w:rFonts w:ascii="Times New Roman" w:hAnsi="Times New Roman" w:cs="Times New Roman"/>
+          <w:sz w:val="24"/>
+          <w:szCs w:val="24"/>
+        </w:rPr>
+      </w:pPr>
+      <w:r>
+        <w:rPr>
+          <w:rFonts w:ascii="Times New Roman" w:hAnsi="Times New Roman" w:cs="Times New Roman"/>
+          <w:sz w:val="24"/>
+          <w:szCs w:val="24"/>
+        </w:rPr>
+        <w:t xml:space="preserve">setTimeout, </w:t>
+      </w:r>
+      <w:proofErr w:type="spellStart"/>
+      <w:r>
+        <w:rPr>
+          <w:rFonts w:ascii="Times New Roman" w:hAnsi="Times New Roman" w:cs="Times New Roman"/>
+          <w:sz w:val="24"/>
+          <w:szCs w:val="24"/>
+        </w:rPr>
+        <w:t>setInterval</w:t>
+      </w:r>
+      <w:proofErr w:type="spellEnd"/>
+    </w:p>
+    <w:p>
+      <w:pPr>
+        <w:numPr>
+          <w:ilvl w:val="0"/>
+          <w:numId w:val="8"/>
+        </w:numPr>
+        <w:rPr>
+          <w:rFonts w:ascii="Times New Roman" w:hAnsi="Times New Roman" w:cs="Times New Roman"/>
+          <w:sz w:val="24"/>
+          <w:szCs w:val="24"/>
+        </w:rPr>
+      </w:pPr>
+      <w:r>
+        <w:rPr>
+          <w:rFonts w:ascii="Times New Roman" w:hAnsi="Times New Roman" w:cs="Times New Roman"/>
+          <w:sz w:val="24"/>
+          <w:szCs w:val="24"/>
+        </w:rPr>
+        <w:t xml:space="preserve">fetch or </w:t>
+      </w:r>
+      <w:proofErr w:type="spellStart"/>
+      <w:r>
+        <w:rPr>
+          <w:rFonts w:ascii="Times New Roman" w:hAnsi="Times New Roman" w:cs="Times New Roman"/>
+          <w:sz w:val="24"/>
+          <w:szCs w:val="24"/>
+        </w:rPr>
+        <w:t>XMLHttpRequest</w:t>
+      </w:r>
+      <w:proofErr w:type="spellEnd"/>
+    </w:p>
+    <w:p>
+      <w:pPr>
+        <w:numPr>
+          <w:ilvl w:val="0"/>
+          <w:numId w:val="8"/>
+        </w:numPr>
+        <w:rPr>
+          <w:rFonts w:ascii="Times New Roman" w:hAnsi="Times New Roman" w:cs="Times New Roman"/>
+          <w:sz w:val="24"/>
+          <w:szCs w:val="24"/>
+        </w:rPr>
+      </w:pPr>
+      <w:r>
+        <w:rPr>
+          <w:rFonts w:ascii="Times New Roman" w:hAnsi="Times New Roman" w:cs="Times New Roman"/>
+          <w:sz w:val="24"/>
+          <w:szCs w:val="24"/>
+        </w:rPr>
+        <w:t>DOM events</w:t>
+      </w:r>
+    </w:p>
+    <w:p>
+      <w:pPr>
+        <w:pStyle w:val="ListParagraph"/>
+        <w:numPr>
+          <w:ilvl w:val="0"/>
+          <w:numId w:val="7"/>
+        </w:numPr>
+        <w:rPr>
+          <w:rFonts w:ascii="Times New Roman" w:hAnsi="Times New Roman" w:cs="Times New Roman"/>
+          <w:sz w:val="24"/>
+          <w:szCs w:val="24"/>
+        </w:rPr>
+      </w:pPr>
+      <w:r>
+        <w:rPr>
+          <w:rFonts w:ascii="Times New Roman" w:hAnsi="Times New Roman" w:cs="Times New Roman"/>
+          <w:sz w:val="24"/>
+          <w:szCs w:val="24"/>
+        </w:rPr>
+        <w:t>While these operations run in the background, the Call Stack continues executing other code.</w:t>
+      </w:r>
+    </w:p>
+    <w:p>
+      <w:pPr>
+        <w:rPr>
+          <w:rFonts w:ascii="Times New Roman" w:hAnsi="Times New Roman" w:cs="Times New Roman"/>
+          <w:sz w:val="24"/>
+          <w:szCs w:val="24"/>
+        </w:rPr>
+      </w:pPr>
+      <w:r>
+        <w:rPr>
+          <w:rFonts w:ascii="Times New Roman" w:hAnsi="Times New Roman" w:cs="Times New Roman"/>
+          <w:sz w:val="24"/>
+          <w:szCs w:val="24"/>
+        </w:rPr>
+        <w:t>Callback Queue (</w:t>
+      </w:r>
+      <w:proofErr w:type="spellStart"/>
+      <w:r>
+        <w:rPr>
+          <w:rFonts w:ascii="Times New Roman" w:hAnsi="Times New Roman" w:cs="Times New Roman"/>
+          <w:sz w:val="24"/>
+          <w:szCs w:val="24"/>
+        </w:rPr>
+        <w:t>Macrotask</w:t>
+      </w:r>
+      <w:proofErr w:type="spellEnd"/>
+      <w:r>
+        <w:rPr>
+          <w:rFonts w:ascii="Times New Roman" w:hAnsi="Times New Roman" w:cs="Times New Roman"/>
+          <w:sz w:val="24"/>
+          <w:szCs w:val="24"/>
+        </w:rPr>
+        <w:t xml:space="preserve"> Queue): </w:t>
+      </w:r>
+    </w:p>
+    <w:p>
+      <w:pPr>
+        <w:pStyle w:val="ListParagraph"/>
+        <w:numPr>
+          <w:ilvl w:val="0"/>
+          <w:numId w:val="10"/>
+        </w:numPr>
+        <w:rPr>
+          <w:rFonts w:ascii="Times New Roman" w:hAnsi="Times New Roman" w:cs="Times New Roman"/>
+          <w:sz w:val="24"/>
+          <w:szCs w:val="24"/>
+        </w:rPr>
+      </w:pPr>
+      <w:r>
+        <w:rPr>
+          <w:rFonts w:ascii="Times New Roman" w:hAnsi="Times New Roman" w:cs="Times New Roman"/>
+          <w:sz w:val="24"/>
+          <w:szCs w:val="24"/>
+        </w:rPr>
+        <w:t xml:space="preserve">When an async operation (like setTimeout) completes, its callback is placed into the </w:t>
+      </w:r>
+      <w:r>
+        <w:rPr>
+          <w:rFonts w:ascii="Times New Roman" w:hAnsi="Times New Roman" w:cs="Times New Roman"/>
+          <w:b/>
+          <w:bCs/>
+          <w:sz w:val="24"/>
+          <w:szCs w:val="24"/>
+        </w:rPr>
+        <w:t>Callback Queue</w:t>
+      </w:r>
+      <w:r>
+        <w:rPr>
+          <w:rFonts w:ascii="Times New Roman" w:hAnsi="Times New Roman" w:cs="Times New Roman"/>
+          <w:sz w:val="24"/>
+          <w:szCs w:val="24"/>
+        </w:rPr>
+        <w:t xml:space="preserve"> (also known as </w:t>
+      </w:r>
+      <w:proofErr w:type="spellStart"/>
+      <w:r>
+        <w:rPr>
+          <w:rFonts w:ascii="Times New Roman" w:hAnsi="Times New Roman" w:cs="Times New Roman"/>
+          <w:b/>
+          <w:bCs/>
+          <w:sz w:val="24"/>
+          <w:szCs w:val="24"/>
+        </w:rPr>
+        <w:t>Macrotask</w:t>
+      </w:r>
+      <w:proofErr w:type="spellEnd"/>
+      <w:r>
+        <w:rPr>
+          <w:rFonts w:ascii="Times New Roman" w:hAnsi="Times New Roman" w:cs="Times New Roman"/>
+          <w:b/>
+          <w:bCs/>
+          <w:sz w:val="24"/>
+          <w:szCs w:val="24"/>
+        </w:rPr>
+        <w:t xml:space="preserve"> Queue</w:t>
+      </w:r>
+      <w:r>
+        <w:rPr>
+          <w:rFonts w:ascii="Times New Roman" w:hAnsi="Times New Roman" w:cs="Times New Roman"/>
+          <w:sz w:val="24"/>
+          <w:szCs w:val="24"/>
+        </w:rPr>
+        <w:t>).</w:t>
+      </w:r>
+    </w:p>
+    <w:p>
+      <w:pPr>
+        <w:pStyle w:val="ListParagraph"/>
+        <w:numPr>
+          <w:ilvl w:val="0"/>
+          <w:numId w:val="10"/>
+        </w:numPr>
+        <w:rPr>
+          <w:rFonts w:ascii="Times New Roman" w:hAnsi="Times New Roman" w:cs="Times New Roman"/>
+          <w:sz w:val="24"/>
+          <w:szCs w:val="24"/>
+        </w:rPr>
+      </w:pPr>
+      <w:r>
+        <w:rPr>
+          <w:rFonts w:ascii="Times New Roman" w:hAnsi="Times New Roman" w:cs="Times New Roman"/>
+          <w:sz w:val="24"/>
+          <w:szCs w:val="24"/>
+        </w:rPr>
+        <w:t xml:space="preserve">Examples of </w:t>
+      </w:r>
+      <w:proofErr w:type="spellStart"/>
+      <w:r>
+        <w:rPr>
+          <w:rFonts w:ascii="Times New Roman" w:hAnsi="Times New Roman" w:cs="Times New Roman"/>
+          <w:sz w:val="24"/>
+          <w:szCs w:val="24"/>
+        </w:rPr>
+        <w:t>macrotasks</w:t>
+      </w:r>
+      <w:proofErr w:type="spellEnd"/>
+      <w:r>
+        <w:rPr>
+          <w:rFonts w:ascii="Times New Roman" w:hAnsi="Times New Roman" w:cs="Times New Roman"/>
+          <w:sz w:val="24"/>
+          <w:szCs w:val="24"/>
+        </w:rPr>
+        <w:t>:</w:t>
+      </w:r>
+    </w:p>
+    <w:p>
+      <w:pPr>
+        <w:numPr>
+          <w:ilvl w:val="0"/>
+          <w:numId w:val="10"/>
+        </w:numPr>
+        <w:rPr>
+          <w:rFonts w:ascii="Times New Roman" w:hAnsi="Times New Roman" w:cs="Times New Roman"/>
+          <w:sz w:val="24"/>
+          <w:szCs w:val="24"/>
+        </w:rPr>
+      </w:pPr>
+      <w:r>
+        <w:rPr>
+          <w:rFonts w:ascii="Times New Roman" w:hAnsi="Times New Roman" w:cs="Times New Roman"/>
+          <w:sz w:val="24"/>
+          <w:szCs w:val="24"/>
+        </w:rPr>
+        <w:t xml:space="preserve">setTimeout, </w:t>
+      </w:r>
+      <w:proofErr w:type="spellStart"/>
+      <w:r>
+        <w:rPr>
+          <w:rFonts w:ascii="Times New Roman" w:hAnsi="Times New Roman" w:cs="Times New Roman"/>
+          <w:sz w:val="24"/>
+          <w:szCs w:val="24"/>
+        </w:rPr>
+        <w:t>setInterval</w:t>
+      </w:r>
+      <w:proofErr w:type="spellEnd"/>
+      <w:r>
+        <w:rPr>
+          <w:rFonts w:ascii="Times New Roman" w:hAnsi="Times New Roman" w:cs="Times New Roman"/>
+          <w:sz w:val="24"/>
+          <w:szCs w:val="24"/>
+        </w:rPr>
+        <w:t>, I/O events, DOM event callbacks</w:t>
+      </w:r>
+    </w:p>
+    <w:p>
+      <w:pPr>
+        <w:pStyle w:val="ListParagraph"/>
+        <w:numPr>
+          <w:ilvl w:val="0"/>
+          <w:numId w:val="10"/>
+        </w:numPr>
+        <w:rPr>
+          <w:rFonts w:ascii="Times New Roman" w:hAnsi="Times New Roman" w:cs="Times New Roman"/>
+          <w:sz w:val="24"/>
+          <w:szCs w:val="24"/>
+        </w:rPr>
+      </w:pPr>
+      <w:r>
+        <w:rPr>
+          <w:rFonts w:ascii="Times New Roman" w:hAnsi="Times New Roman" w:cs="Times New Roman"/>
+          <w:sz w:val="24"/>
+          <w:szCs w:val="24"/>
+        </w:rPr>
+        <w:t xml:space="preserve">The Event Loop picks tasks from this queue </w:t>
+      </w:r>
+      <w:r>
+        <w:rPr>
+          <w:rFonts w:ascii="Times New Roman" w:hAnsi="Times New Roman" w:cs="Times New Roman"/>
+          <w:b/>
+          <w:bCs/>
+          <w:sz w:val="24"/>
+          <w:szCs w:val="24"/>
+        </w:rPr>
+        <w:t>only after all microtasks are completed</w:t>
+      </w:r>
+      <w:r>
+        <w:rPr>
+          <w:rFonts w:ascii="Times New Roman" w:hAnsi="Times New Roman" w:cs="Times New Roman"/>
+          <w:sz w:val="24"/>
+          <w:szCs w:val="24"/>
+        </w:rPr>
+        <w:t>.</w:t>
+      </w:r>
+    </w:p>
+    <w:p>
+      <w:pPr>
+        <w:rPr>
+          <w:rFonts w:ascii="Times New Roman" w:hAnsi="Times New Roman" w:cs="Times New Roman"/>
+          <w:sz w:val="24"/>
+          <w:szCs w:val="24"/>
+        </w:rPr>
+      </w:pPr>
+    </w:p>
+    <w:p>
+      <w:pPr>
+        <w:rPr>
+          <w:rFonts w:ascii="Times New Roman" w:hAnsi="Times New Roman" w:cs="Times New Roman"/>
+          <w:sz w:val="24"/>
+          <w:szCs w:val="24"/>
+        </w:rPr>
+      </w:pPr>
+      <w:r>
+        <w:rPr>
+          <w:rFonts w:ascii="Times New Roman" w:hAnsi="Times New Roman" w:cs="Times New Roman"/>
+          <w:sz w:val="24"/>
+          <w:szCs w:val="24"/>
+        </w:rPr>
+        <w:t xml:space="preserve">Microtask Queue: </w:t>
+      </w:r>
+    </w:p>
+    <w:p>
+      <w:pPr>
+        <w:pStyle w:val="ListParagraph"/>
+        <w:numPr>
+          <w:ilvl w:val="0"/>
+          <w:numId w:val="10"/>
+        </w:numPr>
+        <w:rPr>
+          <w:rFonts w:ascii="Times New Roman" w:hAnsi="Times New Roman" w:cs="Times New Roman"/>
+          <w:sz w:val="24"/>
+          <w:szCs w:val="24"/>
+        </w:rPr>
+      </w:pPr>
+      <w:r>
+        <w:rPr>
+          <w:rFonts w:ascii="Times New Roman" w:hAnsi="Times New Roman" w:cs="Times New Roman"/>
+          <w:sz w:val="24"/>
+          <w:szCs w:val="24"/>
+        </w:rPr>
+        <w:t xml:space="preserve">Holds tasks that need to be executed immediately after the current stack is empty, before any </w:t>
+      </w:r>
+      <w:proofErr w:type="spellStart"/>
+      <w:r>
+        <w:rPr>
+          <w:rFonts w:ascii="Times New Roman" w:hAnsi="Times New Roman" w:cs="Times New Roman"/>
+          <w:sz w:val="24"/>
+          <w:szCs w:val="24"/>
+        </w:rPr>
+        <w:t>macrotask</w:t>
+      </w:r>
+      <w:proofErr w:type="spellEnd"/>
+      <w:r>
+        <w:rPr>
+          <w:rFonts w:ascii="Times New Roman" w:hAnsi="Times New Roman" w:cs="Times New Roman"/>
+          <w:sz w:val="24"/>
+          <w:szCs w:val="24"/>
+        </w:rPr>
+        <w:t>.</w:t>
+      </w:r>
+    </w:p>
+    <w:p>
+      <w:pPr>
+        <w:pStyle w:val="ListParagraph"/>
+        <w:numPr>
+          <w:ilvl w:val="0"/>
+          <w:numId w:val="11"/>
+        </w:numPr>
+        <w:rPr>
+          <w:rFonts w:ascii="Times New Roman" w:hAnsi="Times New Roman" w:cs="Times New Roman"/>
+          <w:sz w:val="24"/>
+          <w:szCs w:val="24"/>
+        </w:rPr>
+      </w:pPr>
+      <w:r>
+        <w:rPr>
+          <w:rFonts w:ascii="Times New Roman" w:hAnsi="Times New Roman" w:cs="Times New Roman"/>
+          <w:sz w:val="24"/>
+          <w:szCs w:val="24"/>
+        </w:rPr>
+        <w:t>Common microtasks:</w:t>
+      </w:r>
+    </w:p>
+    <w:p>
+      <w:pPr>
+        <w:numPr>
+          <w:ilvl w:val="0"/>
+          <w:numId w:val="12"/>
+        </w:numPr>
+        <w:rPr>
+          <w:rFonts w:ascii="Times New Roman" w:hAnsi="Times New Roman" w:cs="Times New Roman"/>
+          <w:sz w:val="24"/>
+          <w:szCs w:val="24"/>
+        </w:rPr>
+      </w:pPr>
+      <w:proofErr w:type="spellStart"/>
+      <w:r>
+        <w:rPr>
+          <w:rFonts w:ascii="Times New Roman" w:hAnsi="Times New Roman" w:cs="Times New Roman"/>
+          <w:sz w:val="24"/>
+          <w:szCs w:val="24"/>
+        </w:rPr>
+        <w:t>Promise.then</w:t>
+      </w:r>
+      <w:proofErr w:type="spellEnd"/>
+      <w:r>
+        <w:rPr>
+          <w:rFonts w:ascii="Times New Roman" w:hAnsi="Times New Roman" w:cs="Times New Roman"/>
+          <w:sz w:val="24"/>
+          <w:szCs w:val="24"/>
+        </w:rPr>
+        <w:t xml:space="preserve">(), </w:t>
+      </w:r>
+      <w:proofErr w:type="spellStart"/>
+      <w:r>
+        <w:rPr>
+          <w:rFonts w:ascii="Times New Roman" w:hAnsi="Times New Roman" w:cs="Times New Roman"/>
+          <w:sz w:val="24"/>
+          <w:szCs w:val="24"/>
+        </w:rPr>
+        <w:t>Promise.catch</w:t>
+      </w:r>
+      <w:proofErr w:type="spellEnd"/>
+      <w:r>
+        <w:rPr>
+          <w:rFonts w:ascii="Times New Roman" w:hAnsi="Times New Roman" w:cs="Times New Roman"/>
+          <w:sz w:val="24"/>
+          <w:szCs w:val="24"/>
+        </w:rPr>
+        <w:t xml:space="preserve">(), </w:t>
+      </w:r>
+      <w:proofErr w:type="spellStart"/>
+      <w:r>
+        <w:rPr>
+          <w:rFonts w:ascii="Times New Roman" w:hAnsi="Times New Roman" w:cs="Times New Roman"/>
+          <w:sz w:val="24"/>
+          <w:szCs w:val="24"/>
+        </w:rPr>
+        <w:t>queueMicrotask</w:t>
+      </w:r>
+      <w:proofErr w:type="spellEnd"/>
+      <w:r>
+        <w:rPr>
+          <w:rFonts w:ascii="Times New Roman" w:hAnsi="Times New Roman" w:cs="Times New Roman"/>
+          <w:sz w:val="24"/>
+          <w:szCs w:val="24"/>
+        </w:rPr>
+        <w:t xml:space="preserve">(), </w:t>
+      </w:r>
+      <w:proofErr w:type="spellStart"/>
+      <w:r>
+        <w:rPr>
+          <w:rFonts w:ascii="Times New Roman" w:hAnsi="Times New Roman" w:cs="Times New Roman"/>
+          <w:sz w:val="24"/>
+          <w:szCs w:val="24"/>
+        </w:rPr>
+        <w:t>MutationObserver</w:t>
+      </w:r>
+      <w:proofErr w:type="spellEnd"/>
+    </w:p>
+    <w:p>
+      <w:pPr>
+        <w:pStyle w:val="ListParagraph"/>
+        <w:numPr>
+          <w:ilvl w:val="0"/>
+          <w:numId w:val="12"/>
+        </w:numPr>
+        <w:rPr>
+          <w:rFonts w:ascii="Times New Roman" w:hAnsi="Times New Roman" w:cs="Times New Roman"/>
+          <w:sz w:val="24"/>
+          <w:szCs w:val="24"/>
+        </w:rPr>
+      </w:pPr>
+      <w:r>
+        <w:rPr>
+          <w:rFonts w:ascii="Times New Roman" w:hAnsi="Times New Roman" w:cs="Times New Roman"/>
+          <w:sz w:val="24"/>
+          <w:szCs w:val="24"/>
+        </w:rPr>
+        <w:t xml:space="preserve">Higher priority than </w:t>
+      </w:r>
+      <w:proofErr w:type="spellStart"/>
+      <w:r>
+        <w:rPr>
+          <w:rFonts w:ascii="Times New Roman" w:hAnsi="Times New Roman" w:cs="Times New Roman"/>
+          <w:sz w:val="24"/>
+          <w:szCs w:val="24"/>
+        </w:rPr>
+        <w:t>macrotasks</w:t>
+      </w:r>
+      <w:proofErr w:type="spellEnd"/>
+      <w:r>
+        <w:rPr>
+          <w:rFonts w:ascii="Times New Roman" w:hAnsi="Times New Roman" w:cs="Times New Roman"/>
+          <w:sz w:val="24"/>
+          <w:szCs w:val="24"/>
+        </w:rPr>
+        <w:t xml:space="preserve"> — all microtasks are processed before moving to the next </w:t>
+      </w:r>
+      <w:proofErr w:type="spellStart"/>
+      <w:r>
+        <w:rPr>
+          <w:rFonts w:ascii="Times New Roman" w:hAnsi="Times New Roman" w:cs="Times New Roman"/>
+          <w:sz w:val="24"/>
+          <w:szCs w:val="24"/>
+        </w:rPr>
+        <w:t>macrotask</w:t>
+      </w:r>
+      <w:proofErr w:type="spellEnd"/>
+      <w:r>
+        <w:rPr>
+          <w:rFonts w:ascii="Times New Roman" w:hAnsi="Times New Roman" w:cs="Times New Roman"/>
+          <w:sz w:val="24"/>
+          <w:szCs w:val="24"/>
+        </w:rPr>
+        <w:t>.</w:t>
+      </w:r>
+    </w:p>
+    <w:p>
+      <w:pPr>
+        <w:rPr>
+          <w:rFonts w:ascii="Times New Roman" w:hAnsi="Times New Roman" w:cs="Times New Roman"/>
+          <w:sz w:val="24"/>
+          <w:szCs w:val="24"/>
+        </w:rPr>
+      </w:pPr>
+      <w:r>
+        <w:rPr>
+          <w:rFonts w:ascii="Times New Roman" w:hAnsi="Times New Roman" w:cs="Times New Roman"/>
+          <w:sz w:val="24"/>
+          <w:szCs w:val="24"/>
+        </w:rPr>
+        <w:t>Event Loop: Constantly checks if the call stack is empty. If empty:</w:t>
+      </w:r>
+    </w:p>
+    <w:p>
+      <w:pPr>
+        <w:numPr>
+          <w:ilvl w:val="1"/>
+          <w:numId w:val="2"/>
+        </w:numPr>
+        <w:rPr>
+          <w:rFonts w:ascii="Times New Roman" w:hAnsi="Times New Roman" w:cs="Times New Roman"/>
+          <w:sz w:val="24"/>
+          <w:szCs w:val="24"/>
+        </w:rPr>
+      </w:pPr>
+      <w:r>
+        <w:rPr>
+          <w:rFonts w:ascii="Times New Roman" w:hAnsi="Times New Roman" w:cs="Times New Roman"/>
+          <w:sz w:val="24"/>
+          <w:szCs w:val="24"/>
+        </w:rPr>
+        <w:t>First it processes all microtasks</w:t>
+      </w:r>
+    </w:p>
+    <w:p>
+      <w:pPr>
+        <w:numPr>
+          <w:ilvl w:val="1"/>
+          <w:numId w:val="2"/>
+        </w:numPr>
+        <w:rPr>
+          <w:rFonts w:ascii="Times New Roman" w:hAnsi="Times New Roman" w:cs="Times New Roman"/>
+          <w:sz w:val="24"/>
+          <w:szCs w:val="24"/>
+        </w:rPr>
+      </w:pPr>
+      <w:r>
+        <w:rPr>
+          <w:rFonts w:ascii="Times New Roman" w:hAnsi="Times New Roman" w:cs="Times New Roman"/>
+          <w:sz w:val="24"/>
+          <w:szCs w:val="24"/>
+        </w:rPr>
+        <w:t xml:space="preserve">Then it processes one </w:t>
+      </w:r>
+      <w:proofErr w:type="spellStart"/>
+      <w:r>
+        <w:rPr>
+          <w:rFonts w:ascii="Times New Roman" w:hAnsi="Times New Roman" w:cs="Times New Roman"/>
+          <w:sz w:val="24"/>
+          <w:szCs w:val="24"/>
+        </w:rPr>
+        <w:t>macrotask</w:t>
+      </w:r>
+      <w:proofErr w:type="spellEnd"/>
+      <w:r>
+        <w:rPr>
+          <w:rFonts w:ascii="Times New Roman" w:hAnsi="Times New Roman" w:cs="Times New Roman"/>
+          <w:sz w:val="24"/>
+          <w:szCs w:val="24"/>
+        </w:rPr>
+        <w:t xml:space="preserve"> from the callback queue</w:t>
+      </w:r>
     </w:p>
     <w:p>
       <w:pPr>
@@ -13754,122 +17011,6 @@
           <w:szCs w:val="24"/>
         </w:rPr>
         <w:t>Example: 2 === "2" results false</w:t>
-      </w:r>
-    </w:p>
-    <w:p>
-      <w:pPr>
-        <w:rPr>
-          <w:rFonts w:ascii="Times New Roman" w:eastAsiaTheme="majorEastAsia" w:hAnsi="Times New Roman" w:cs="Times New Roman"/>
-          <w:sz w:val="24"/>
-          <w:szCs w:val="24"/>
-        </w:rPr>
-      </w:pPr>
-      <w:r>
-        <w:rPr>
-          <w:rFonts w:ascii="Times New Roman" w:hAnsi="Times New Roman" w:cs="Times New Roman"/>
-          <w:b/>
-          <w:bCs/>
-          <w:color w:val="833C0B" w:themeColor="accent2" w:themeShade="80"/>
-          <w:sz w:val="24"/>
-          <w:szCs w:val="24"/>
-        </w:rPr>
-        <w:t>Explain the JavaScript Event Loop in</w:t>
-      </w:r>
-      <w:r>
-        <w:rPr>
-          <w:rFonts w:ascii="Times New Roman" w:hAnsi="Times New Roman" w:cs="Times New Roman"/>
-          <w:b/>
-          <w:bCs/>
-          <w:color w:val="833C0B" w:themeColor="accent2" w:themeShade="80"/>
-          <w:sz w:val="24"/>
-          <w:szCs w:val="24"/>
-        </w:rPr>
-        <w:t xml:space="preserve"> detail, including the roles of the Call Stack, Heap, Web APIs, Callback Queue (Task Queue), and Microtask Queue. How does this mechanism enable JavaScript's non-blocking, asynchronous behavior, and what are common pitfalls related to it?</w:t>
-      </w:r>
-    </w:p>
-    <w:p>
-      <w:pPr>
-        <w:rPr>
-          <w:rFonts w:ascii="Times New Roman" w:eastAsiaTheme="majorEastAsia" w:hAnsi="Times New Roman" w:cs="Times New Roman"/>
-          <w:sz w:val="24"/>
-          <w:szCs w:val="24"/>
-        </w:rPr>
-      </w:pPr>
-      <w:r>
-        <w:rPr>
-          <w:rFonts w:ascii="Times New Roman" w:hAnsi="Times New Roman" w:cs="Times New Roman"/>
-          <w:sz w:val="24"/>
-          <w:szCs w:val="24"/>
-        </w:rPr>
-        <w:t>methods</w:t>
-      </w:r>
-    </w:p>
-    <w:p>
-      <w:pPr>
-        <w:rPr>
-          <w:rFonts w:ascii="Times New Roman" w:eastAsiaTheme="majorEastAsia" w:hAnsi="Times New Roman" w:cs="Times New Roman"/>
-          <w:sz w:val="24"/>
-          <w:szCs w:val="24"/>
-        </w:rPr>
-      </w:pPr>
-      <w:r>
-        <w:rPr>
-          <w:rFonts w:ascii="Times New Roman" w:eastAsiaTheme="majorEastAsia" w:hAnsi="Times New Roman" w:cs="Times New Roman"/>
-          <w:sz w:val="24"/>
-          <w:szCs w:val="24"/>
-        </w:rPr>
-        <w:t>Why this is a good lead-level problem:</w:t>
-      </w:r>
-    </w:p>
-    <w:p>
-      <w:pPr>
-        <w:rPr>
-          <w:rFonts w:ascii="Times New Roman" w:hAnsi="Times New Roman" w:cs="Times New Roman"/>
-          <w:sz w:val="24"/>
-          <w:szCs w:val="24"/>
-        </w:rPr>
-      </w:pPr>
-      <w:r>
-        <w:rPr>
-          <w:rFonts w:ascii="Times New Roman" w:hAnsi="Times New Roman" w:cs="Times New Roman"/>
-          <w:sz w:val="24"/>
-          <w:szCs w:val="24"/>
-        </w:rPr>
-        <w:t>- Tests understanding of array methods, object manipulation, and clean code.</w:t>
-      </w:r>
-    </w:p>
-    <w:p>
-      <w:pPr>
-        <w:rPr>
-          <w:rFonts w:ascii="Times New Roman" w:hAnsi="Times New Roman" w:cs="Times New Roman"/>
-          <w:sz w:val="24"/>
-          <w:szCs w:val="24"/>
-        </w:rPr>
-      </w:pPr>
-      <w:r>
-        <w:rPr>
-          <w:rFonts w:ascii="Times New Roman" w:hAnsi="Times New Roman" w:cs="Times New Roman"/>
-          <w:sz w:val="24"/>
-          <w:szCs w:val="24"/>
-        </w:rPr>
-        <w:t>- Can discuss scalability, immutability, and error handling enhancements.</w:t>
-      </w:r>
-    </w:p>
-    <w:p>
-      <w:pPr>
-        <w:rPr>
-          <w:rFonts w:ascii="Times New Roman" w:hAnsi="Times New Roman" w:cs="Times New Roman"/>
-          <w:sz w:val="24"/>
-          <w:szCs w:val="24"/>
-        </w:rPr>
-      </w:pPr>
-      <w:r>
-        <w:rPr>
-          <w:rFonts w:ascii="Times New Roman" w:hAnsi="Times New Roman" w:cs="Times New Roman"/>
-          <w:sz w:val="24"/>
-          <w:szCs w:val="24"/>
-        </w:rPr>
-        <w:t>- Opens up for optimizations using Map, if needed.</w:t>
       </w:r>
     </w:p>
     <w:p>
@@ -14686,13 +17827,59 @@
           <w:szCs w:val="24"/>
         </w:rPr>
       </w:pPr>
-      <w:r>
-        <w:rPr>
-          <w:rFonts w:ascii="Times New Roman" w:hAnsi="Times New Roman" w:cs="Times New Roman"/>
-          <w:sz w:val="24"/>
-          <w:szCs w:val="24"/>
-        </w:rPr>
-        <w:t>array.reduce((accumulator, currentValue) =&gt; { ... }, initialValue);</w:t>
+      <w:proofErr w:type="spellStart"/>
+      <w:r>
+        <w:rPr>
+          <w:rFonts w:ascii="Times New Roman" w:hAnsi="Times New Roman" w:cs="Times New Roman"/>
+          <w:sz w:val="24"/>
+          <w:szCs w:val="24"/>
+        </w:rPr>
+        <w:t>array.reduce</w:t>
+      </w:r>
+      <w:proofErr w:type="spellEnd"/>
+      <w:r>
+        <w:rPr>
+          <w:rFonts w:ascii="Times New Roman" w:hAnsi="Times New Roman" w:cs="Times New Roman"/>
+          <w:sz w:val="24"/>
+          <w:szCs w:val="24"/>
+        </w:rPr>
+        <w:t xml:space="preserve">((accumulator, </w:t>
+      </w:r>
+      <w:proofErr w:type="spellStart"/>
+      <w:r>
+        <w:rPr>
+          <w:rFonts w:ascii="Times New Roman" w:hAnsi="Times New Roman" w:cs="Times New Roman"/>
+          <w:sz w:val="24"/>
+          <w:szCs w:val="24"/>
+        </w:rPr>
+        <w:t>currentValue</w:t>
+      </w:r>
+      <w:proofErr w:type="spellEnd"/>
+      <w:r>
+        <w:rPr>
+          <w:rFonts w:ascii="Times New Roman" w:hAnsi="Times New Roman" w:cs="Times New Roman"/>
+          <w:sz w:val="24"/>
+          <w:szCs w:val="24"/>
+        </w:rPr>
+        <w:t xml:space="preserve">) =&gt; { ... }, </w:t>
+      </w:r>
+      <w:proofErr w:type="spellStart"/>
+      <w:r>
+        <w:rPr>
+          <w:rFonts w:ascii="Times New Roman" w:hAnsi="Times New Roman" w:cs="Times New Roman"/>
+          <w:sz w:val="24"/>
+          <w:szCs w:val="24"/>
+        </w:rPr>
+        <w:t>initialValue</w:t>
+      </w:r>
+      <w:proofErr w:type="spellEnd"/>
+      <w:r>
+        <w:rPr>
+          <w:rFonts w:ascii="Times New Roman" w:hAnsi="Times New Roman" w:cs="Times New Roman"/>
+          <w:sz w:val="24"/>
+          <w:szCs w:val="24"/>
+        </w:rPr>
+        <w:t>);</w:t>
       </w:r>
     </w:p>
     <w:p>
@@ -15393,6 +18580,7 @@
           <w:szCs w:val="24"/>
         </w:rPr>
       </w:pPr>
+      <w:proofErr w:type="spellStart"/>
       <w:r>
         <w:rPr>
           <w:rFonts w:ascii="Times New Roman" w:hAnsi="Times New Roman" w:cs="Times New Roman"/>
@@ -15401,6 +18589,7 @@
         </w:rPr>
         <w:t>DataTypes</w:t>
       </w:r>
+      <w:proofErr w:type="spellEnd"/>
     </w:p>
     <w:p>
       <w:pPr>
@@ -15599,7 +18788,25 @@
                 <w:sz w:val="24"/>
                 <w:szCs w:val="24"/>
               </w:rPr>
-              <w:t>console.log(b); // ReferenceError: Cannot access 'b' before initialization</w:t>
+              <w:t xml:space="preserve">console.log(b); // </w:t>
+            </w:r>
+            <w:proofErr w:type="spellStart"/>
+            <w:r>
+              <w:rPr>
+                <w:rFonts w:ascii="Times New Roman" w:hAnsi="Times New Roman" w:cs="Times New Roman"/>
+                <w:sz w:val="24"/>
+                <w:szCs w:val="24"/>
+              </w:rPr>
+              <w:t>ReferenceError</w:t>
+            </w:r>
+            <w:proofErr w:type="spellEnd"/>
+            <w:r>
+              <w:rPr>
+                <w:rFonts w:ascii="Times New Roman" w:hAnsi="Times New Roman" w:cs="Times New Roman"/>
+                <w:sz w:val="24"/>
+                <w:szCs w:val="24"/>
+              </w:rPr>
+              <w:t>: Cannot access 'b' before initialization</w:t>
             </w:r>
           </w:p>
           <w:p>
@@ -15725,6 +18932,7 @@
           <w:szCs w:val="24"/>
         </w:rPr>
       </w:pPr>
+      <w:proofErr w:type="spellStart"/>
       <w:r>
         <w:rPr>
           <w:rStyle w:val="HTMLCode"/>
@@ -15743,16 +18951,9 @@
             <w14:round/>
           </w14:textOutline>
         </w:rPr>
-        <w:t>typeof []</w:t>
-      </w:r>
-      <w:r>
-        <w:rPr>
-          <w:rFonts w:ascii="Times New Roman" w:hAnsi="Times New Roman" w:cs="Times New Roman"/>
-          <w:sz w:val="24"/>
-          <w:szCs w:val="24"/>
-        </w:rPr>
-        <w:t xml:space="preserve"> is </w:t>
-      </w:r>
+        <w:t>typeof</w:t>
+      </w:r>
+      <w:proofErr w:type="spellEnd"/>
       <w:r>
         <w:rPr>
           <w:rStyle w:val="HTMLCode"/>
@@ -15771,15 +18972,15 @@
             <w14:round/>
           </w14:textOutline>
         </w:rPr>
-        <w:t>"object"</w:t>
-      </w:r>
-      <w:r>
-        <w:rPr>
-          <w:rFonts w:ascii="Times New Roman" w:hAnsi="Times New Roman" w:cs="Times New Roman"/>
-          <w:sz w:val="24"/>
-          <w:szCs w:val="24"/>
-        </w:rPr>
-        <w:t xml:space="preserve"> and </w:t>
+        <w:t xml:space="preserve"> []</w:t>
+      </w:r>
+      <w:r>
+        <w:rPr>
+          <w:rFonts w:ascii="Times New Roman" w:hAnsi="Times New Roman" w:cs="Times New Roman"/>
+          <w:sz w:val="24"/>
+          <w:szCs w:val="24"/>
+        </w:rPr>
+        <w:t xml:space="preserve"> is </w:t>
       </w:r>
       <w:r>
         <w:rPr>
@@ -15799,7 +19000,57 @@
             <w14:round/>
           </w14:textOutline>
         </w:rPr>
-        <w:t>typeof false</w:t>
+        <w:t>"object"</w:t>
+      </w:r>
+      <w:r>
+        <w:rPr>
+          <w:rFonts w:ascii="Times New Roman" w:hAnsi="Times New Roman" w:cs="Times New Roman"/>
+          <w:sz w:val="24"/>
+          <w:szCs w:val="24"/>
+        </w:rPr>
+        <w:t xml:space="preserve"> and </w:t>
+      </w:r>
+      <w:proofErr w:type="spellStart"/>
+      <w:r>
+        <w:rPr>
+          <w:rStyle w:val="HTMLCode"/>
+          <w:rFonts w:ascii="Times New Roman" w:eastAsiaTheme="minorHAnsi" w:hAnsi="Times New Roman" w:cs="Times New Roman"/>
+          <w:color w:val="000000" w:themeColor="text1"/>
+          <w:sz w:val="24"/>
+          <w:szCs w:val="24"/>
+          <w14:shadow w14:blurRad="38100" w14:dist="19050" w14:dir="2700000" w14:sx="100000" w14:sy="100000" w14:kx="0" w14:ky="0" w14:algn="tl">
+            <w14:schemeClr w14:val="dk1">
+              <w14:alpha w14:val="60000"/>
+            </w14:schemeClr>
+          </w14:shadow>
+          <w14:textOutline w14:w="0" w14:cap="flat" w14:cmpd="sng" w14:algn="ctr">
+            <w14:noFill/>
+            <w14:prstDash w14:val="solid"/>
+            <w14:round/>
+          </w14:textOutline>
+        </w:rPr>
+        <w:t>typeof</w:t>
+      </w:r>
+      <w:proofErr w:type="spellEnd"/>
+      <w:r>
+        <w:rPr>
+          <w:rStyle w:val="HTMLCode"/>
+          <w:rFonts w:ascii="Times New Roman" w:eastAsiaTheme="minorHAnsi" w:hAnsi="Times New Roman" w:cs="Times New Roman"/>
+          <w:color w:val="000000" w:themeColor="text1"/>
+          <w:sz w:val="24"/>
+          <w:szCs w:val="24"/>
+          <w14:shadow w14:blurRad="38100" w14:dist="19050" w14:dir="2700000" w14:sx="100000" w14:sy="100000" w14:kx="0" w14:ky="0" w14:algn="tl">
+            <w14:schemeClr w14:val="dk1">
+              <w14:alpha w14:val="60000"/>
+            </w14:schemeClr>
+          </w14:shadow>
+          <w14:textOutline w14:w="0" w14:cap="flat" w14:cmpd="sng" w14:algn="ctr">
+            <w14:noFill/>
+            <w14:prstDash w14:val="solid"/>
+            <w14:round/>
+          </w14:textOutline>
+        </w:rPr>
+        <w:t xml:space="preserve"> false</w:t>
       </w:r>
       <w:r>
         <w:rPr>
@@ -15907,7 +19158,43 @@
                 <w:sz w:val="24"/>
                 <w:szCs w:val="24"/>
               </w:rPr>
-              <w:t>console.log(NaN === NaN);         // false</w:t>
+              <w:t>console.log(</w:t>
+            </w:r>
+            <w:proofErr w:type="spellStart"/>
+            <w:r>
+              <w:rPr>
+                <w:rFonts w:ascii="Times New Roman" w:hAnsi="Times New Roman" w:cs="Times New Roman"/>
+                <w:sz w:val="24"/>
+                <w:szCs w:val="24"/>
+              </w:rPr>
+              <w:t>NaN</w:t>
+            </w:r>
+            <w:proofErr w:type="spellEnd"/>
+            <w:r>
+              <w:rPr>
+                <w:rFonts w:ascii="Times New Roman" w:hAnsi="Times New Roman" w:cs="Times New Roman"/>
+                <w:sz w:val="24"/>
+                <w:szCs w:val="24"/>
+              </w:rPr>
+              <w:t xml:space="preserve"> === </w:t>
+            </w:r>
+            <w:proofErr w:type="spellStart"/>
+            <w:r>
+              <w:rPr>
+                <w:rFonts w:ascii="Times New Roman" w:hAnsi="Times New Roman" w:cs="Times New Roman"/>
+                <w:sz w:val="24"/>
+                <w:szCs w:val="24"/>
+              </w:rPr>
+              <w:t>NaN</w:t>
+            </w:r>
+            <w:proofErr w:type="spellEnd"/>
+            <w:r>
+              <w:rPr>
+                <w:rFonts w:ascii="Times New Roman" w:hAnsi="Times New Roman" w:cs="Times New Roman"/>
+                <w:sz w:val="24"/>
+                <w:szCs w:val="24"/>
+              </w:rPr>
+              <w:t>);         // false</w:t>
             </w:r>
           </w:p>
           <w:p>
@@ -15924,7 +19211,43 @@
                 <w:sz w:val="24"/>
                 <w:szCs w:val="24"/>
               </w:rPr>
-              <w:t>console.log(Object.is(NaN, NaN));  //  true</w:t>
+              <w:t>console.log(Object.is(</w:t>
+            </w:r>
+            <w:proofErr w:type="spellStart"/>
+            <w:r>
+              <w:rPr>
+                <w:rFonts w:ascii="Times New Roman" w:hAnsi="Times New Roman" w:cs="Times New Roman"/>
+                <w:sz w:val="24"/>
+                <w:szCs w:val="24"/>
+              </w:rPr>
+              <w:t>NaN</w:t>
+            </w:r>
+            <w:proofErr w:type="spellEnd"/>
+            <w:r>
+              <w:rPr>
+                <w:rFonts w:ascii="Times New Roman" w:hAnsi="Times New Roman" w:cs="Times New Roman"/>
+                <w:sz w:val="24"/>
+                <w:szCs w:val="24"/>
+              </w:rPr>
+              <w:t xml:space="preserve">, </w:t>
+            </w:r>
+            <w:proofErr w:type="spellStart"/>
+            <w:r>
+              <w:rPr>
+                <w:rFonts w:ascii="Times New Roman" w:hAnsi="Times New Roman" w:cs="Times New Roman"/>
+                <w:sz w:val="24"/>
+                <w:szCs w:val="24"/>
+              </w:rPr>
+              <w:t>NaN</w:t>
+            </w:r>
+            <w:proofErr w:type="spellEnd"/>
+            <w:r>
+              <w:rPr>
+                <w:rFonts w:ascii="Times New Roman" w:hAnsi="Times New Roman" w:cs="Times New Roman"/>
+                <w:sz w:val="24"/>
+                <w:szCs w:val="24"/>
+              </w:rPr>
+              <w:t>));  //  true</w:t>
             </w:r>
           </w:p>
         </w:tc>
@@ -15952,7 +19275,61 @@
           <w:sz w:val="24"/>
           <w:szCs w:val="24"/>
         </w:rPr>
-        <w:t>n JavaScript, NaN is not equal to itself with ===, which can be confusing. Object.is() is introduced to correctly compare edge cases like NaN === NaN, and also distinguish +0 and -0.</w:t>
+        <w:t xml:space="preserve">n JavaScript, </w:t>
+      </w:r>
+      <w:proofErr w:type="spellStart"/>
+      <w:r>
+        <w:rPr>
+          <w:rFonts w:ascii="Times New Roman" w:hAnsi="Times New Roman" w:cs="Times New Roman"/>
+          <w:sz w:val="24"/>
+          <w:szCs w:val="24"/>
+        </w:rPr>
+        <w:t>NaN</w:t>
+      </w:r>
+      <w:proofErr w:type="spellEnd"/>
+      <w:r>
+        <w:rPr>
+          <w:rFonts w:ascii="Times New Roman" w:hAnsi="Times New Roman" w:cs="Times New Roman"/>
+          <w:sz w:val="24"/>
+          <w:szCs w:val="24"/>
+        </w:rPr>
+        <w:t xml:space="preserve"> is not equal to itself with ===, which can be confusing. Object.is() is introduced to correctly compare edge cases like </w:t>
+      </w:r>
+      <w:proofErr w:type="spellStart"/>
+      <w:r>
+        <w:rPr>
+          <w:rFonts w:ascii="Times New Roman" w:hAnsi="Times New Roman" w:cs="Times New Roman"/>
+          <w:sz w:val="24"/>
+          <w:szCs w:val="24"/>
+        </w:rPr>
+        <w:t>NaN</w:t>
+      </w:r>
+      <w:proofErr w:type="spellEnd"/>
+      <w:r>
+        <w:rPr>
+          <w:rFonts w:ascii="Times New Roman" w:hAnsi="Times New Roman" w:cs="Times New Roman"/>
+          <w:sz w:val="24"/>
+          <w:szCs w:val="24"/>
+        </w:rPr>
+        <w:t xml:space="preserve"> === </w:t>
+      </w:r>
+      <w:proofErr w:type="spellStart"/>
+      <w:r>
+        <w:rPr>
+          <w:rFonts w:ascii="Times New Roman" w:hAnsi="Times New Roman" w:cs="Times New Roman"/>
+          <w:sz w:val="24"/>
+          <w:szCs w:val="24"/>
+        </w:rPr>
+        <w:t>NaN</w:t>
+      </w:r>
+      <w:proofErr w:type="spellEnd"/>
+      <w:r>
+        <w:rPr>
+          <w:rFonts w:ascii="Times New Roman" w:hAnsi="Times New Roman" w:cs="Times New Roman"/>
+          <w:sz w:val="24"/>
+          <w:szCs w:val="24"/>
+        </w:rPr>
+        <w:t>, and also distinguish +0 and -0.</w:t>
       </w:r>
     </w:p>
     <w:p>
@@ -16353,7 +19730,25 @@
                 <w:sz w:val="24"/>
                 <w:szCs w:val="24"/>
               </w:rPr>
-              <w:t>To fix Number((0.1 + 0.2).toFixed(2)) === 0.3 // true</w:t>
+              <w:t>To fix Number((0.1 + 0.2).</w:t>
+            </w:r>
+            <w:proofErr w:type="spellStart"/>
+            <w:r>
+              <w:rPr>
+                <w:rFonts w:ascii="Times New Roman" w:hAnsi="Times New Roman" w:cs="Times New Roman"/>
+                <w:sz w:val="24"/>
+                <w:szCs w:val="24"/>
+              </w:rPr>
+              <w:t>toFixed</w:t>
+            </w:r>
+            <w:proofErr w:type="spellEnd"/>
+            <w:r>
+              <w:rPr>
+                <w:rFonts w:ascii="Times New Roman" w:hAnsi="Times New Roman" w:cs="Times New Roman"/>
+                <w:sz w:val="24"/>
+                <w:szCs w:val="24"/>
+              </w:rPr>
+              <w:t>(2)) === 0.3 // true</w:t>
             </w:r>
           </w:p>
         </w:tc>
@@ -16678,7 +20073,43 @@
                 <w:sz w:val="24"/>
                 <w:szCs w:val="24"/>
               </w:rPr>
-              <w:t>and operand so it return second value bcz 1</w:t>
+              <w:t xml:space="preserve">and operand so it </w:t>
+            </w:r>
+            <w:proofErr w:type="gramStart"/>
+            <w:r>
+              <w:rPr>
+                <w:rFonts w:ascii="Times New Roman" w:hAnsi="Times New Roman" w:cs="Times New Roman"/>
+                <w:sz w:val="24"/>
+                <w:szCs w:val="24"/>
+              </w:rPr>
+              <w:t>return</w:t>
+            </w:r>
+            <w:proofErr w:type="gramEnd"/>
+            <w:r>
+              <w:rPr>
+                <w:rFonts w:ascii="Times New Roman" w:hAnsi="Times New Roman" w:cs="Times New Roman"/>
+                <w:sz w:val="24"/>
+                <w:szCs w:val="24"/>
+              </w:rPr>
+              <w:t xml:space="preserve"> second value </w:t>
+            </w:r>
+            <w:proofErr w:type="spellStart"/>
+            <w:r>
+              <w:rPr>
+                <w:rFonts w:ascii="Times New Roman" w:hAnsi="Times New Roman" w:cs="Times New Roman"/>
+                <w:sz w:val="24"/>
+                <w:szCs w:val="24"/>
+              </w:rPr>
+              <w:t>bcz</w:t>
+            </w:r>
+            <w:proofErr w:type="spellEnd"/>
+            <w:r>
+              <w:rPr>
+                <w:rFonts w:ascii="Times New Roman" w:hAnsi="Times New Roman" w:cs="Times New Roman"/>
+                <w:sz w:val="24"/>
+                <w:szCs w:val="24"/>
+              </w:rPr>
+              <w:t xml:space="preserve"> 1</w:t>
             </w:r>
             <w:r>
               <w:rPr>
@@ -16721,13 +20152,23 @@
               </w:rPr>
               <w:br/>
             </w:r>
+            <w:proofErr w:type="spellStart"/>
             <w:r>
               <w:rPr>
                 <w:rFonts w:ascii="Times New Roman" w:hAnsi="Times New Roman" w:cs="Times New Roman"/>
                 <w:sz w:val="24"/>
                 <w:szCs w:val="24"/>
               </w:rPr>
-              <w:t xml:space="preserve">false || "Hi"       // "Hi" </w:t>
+              <w:t>false</w:t>
+            </w:r>
+            <w:proofErr w:type="spellEnd"/>
+            <w:r>
+              <w:rPr>
+                <w:rFonts w:ascii="Times New Roman" w:hAnsi="Times New Roman" w:cs="Times New Roman"/>
+                <w:sz w:val="24"/>
+                <w:szCs w:val="24"/>
+              </w:rPr>
+              <w:t xml:space="preserve"> || "Hi"       // "Hi" </w:t>
             </w:r>
             <w:r>
               <w:rPr>
@@ -16794,7 +20235,25 @@
                 <w:sz w:val="24"/>
                 <w:szCs w:val="24"/>
               </w:rPr>
-              <w:t>!0                  // true (0 is falsy)</w:t>
+              <w:t xml:space="preserve">!0                  // true (0 is </w:t>
+            </w:r>
+            <w:proofErr w:type="spellStart"/>
+            <w:r>
+              <w:rPr>
+                <w:rFonts w:ascii="Times New Roman" w:hAnsi="Times New Roman" w:cs="Times New Roman"/>
+                <w:sz w:val="24"/>
+                <w:szCs w:val="24"/>
+              </w:rPr>
+              <w:t>falsy</w:t>
+            </w:r>
+            <w:proofErr w:type="spellEnd"/>
+            <w:r>
+              <w:rPr>
+                <w:rFonts w:ascii="Times New Roman" w:hAnsi="Times New Roman" w:cs="Times New Roman"/>
+                <w:sz w:val="24"/>
+                <w:szCs w:val="24"/>
+              </w:rPr>
+              <w:t>)</w:t>
             </w:r>
           </w:p>
         </w:tc>
@@ -17393,13 +20852,23 @@
                 <w:szCs w:val="24"/>
               </w:rPr>
             </w:pPr>
+            <w:proofErr w:type="spellStart"/>
             <w:r>
               <w:rPr>
                 <w:rFonts w:ascii="Times New Roman" w:hAnsi="Times New Roman" w:cs="Times New Roman"/>
                 <w:sz w:val="24"/>
                 <w:szCs w:val="24"/>
               </w:rPr>
-              <w:t>b.push(4);</w:t>
+              <w:t>b.push</w:t>
+            </w:r>
+            <w:proofErr w:type="spellEnd"/>
+            <w:r>
+              <w:rPr>
+                <w:rFonts w:ascii="Times New Roman" w:hAnsi="Times New Roman" w:cs="Times New Roman"/>
+                <w:sz w:val="24"/>
+                <w:szCs w:val="24"/>
+              </w:rPr>
+              <w:t>(4);</w:t>
             </w:r>
           </w:p>
           <w:p>
@@ -18011,13 +21480,23 @@
         </w:rPr>
         <w:cr/>
       </w:r>
-      <w:r>
-        <w:rPr>
-          <w:rFonts w:ascii="Times New Roman" w:hAnsi="Times New Roman" w:cs="Times New Roman"/>
-          <w:sz w:val="24"/>
-          <w:szCs w:val="24"/>
-        </w:rPr>
-        <w:t>sayHi() is a regular function (hoisted)</w:t>
+      <w:proofErr w:type="spellStart"/>
+      <w:r>
+        <w:rPr>
+          <w:rFonts w:ascii="Times New Roman" w:hAnsi="Times New Roman" w:cs="Times New Roman"/>
+          <w:sz w:val="24"/>
+          <w:szCs w:val="24"/>
+        </w:rPr>
+        <w:t>sayHi</w:t>
+      </w:r>
+      <w:proofErr w:type="spellEnd"/>
+      <w:r>
+        <w:rPr>
+          <w:rFonts w:ascii="Times New Roman" w:hAnsi="Times New Roman" w:cs="Times New Roman"/>
+          <w:sz w:val="24"/>
+          <w:szCs w:val="24"/>
+        </w:rPr>
+        <w:t>() is a regular function (hoisted)</w:t>
       </w:r>
     </w:p>
     <w:p>
@@ -18487,6 +21966,119 @@
 <file path=word/numbering.xml><?xml version="1.0" encoding="utf-8"?>
 <w:numbering xmlns:wpc="http://schemas.microsoft.com/office/word/2010/wordprocessingCanvas" xmlns:cx="http://schemas.microsoft.com/office/drawing/2014/chartex" xmlns:cx1="http://schemas.microsoft.com/office/drawing/2015/9/8/chartex" xmlns:cx2="http://schemas.microsoft.com/office/drawing/2015/10/21/chartex" xmlns:cx3="http://schemas.microsoft.com/office/drawing/2016/5/9/chartex" xmlns:cx4="http://schemas.microsoft.com/office/drawing/2016/5/10/chartex" xmlns:cx5="http://schemas.microsoft.com/office/drawing/2016/5/11/chartex" xmlns:cx6="http://schemas.microsoft.com/office/drawing/2016/5/12/chartex" xmlns:cx7="http://schemas.microsoft.com/office/drawing/2016/5/13/chartex" xmlns:cx8="http://schemas.microsoft.com/office/drawing/2016/5/14/chartex" xmlns:mc="http://schemas.openxmlformats.org/markup-compatibility/2006" xmlns:aink="http://schemas.microsoft.com/office/drawing/2016/ink" xmlns:am3d="http://schemas.microsoft.com/office/drawing/2017/model3d" xmlns:o="urn:schemas-microsoft-com:office:office" xmlns:oel="http://schemas.microsoft.com/office/2019/extlst" xmlns:r="http://schemas.openxmlformats.org/officeDocument/2006/relationships" xmlns:m="http://schemas.openxmlformats.org/officeDocument/2006/math" xmlns:v="urn:schemas-microsoft-com:vml" xmlns:wp14="http://schemas.microsoft.com/office/word/2010/wordprocessingDrawing" xmlns:wp="http://schemas.openxmlformats.org/drawingml/2006/wordprocessingDrawing" xmlns:w10="urn:schemas-microsoft-com:office:word" xmlns:w="http://schemas.openxmlformats.org/wordprocessingml/2006/main" xmlns:w14="http://schemas.microsoft.com/office/word/2010/wordml" xmlns:w15="http://schemas.microsoft.com/office/word/2012/wordml" xmlns:w16cex="http://schemas.microsoft.com/office/word/2018/wordml/cex" xmlns:w16cid="http://schemas.microsoft.com/office/word/2016/wordml/cid" xmlns:w16="http://schemas.microsoft.com/office/word/2018/wordml" xmlns:w16du="http://schemas.microsoft.com/office/word/2023/wordml/word16du" xmlns:w16sdtdh="http://schemas.microsoft.com/office/word/2020/wordml/sdtdatahash" xmlns:w16sdtfl="http://schemas.microsoft.com/office/word/2024/wordml/sdtformatlock" xmlns:w16se="http://schemas.microsoft.com/office/word/2015/wordml/symex" xmlns:wpg="http://schemas.microsoft.com/office/word/2010/wordprocessingGroup" xmlns:wpi="http://schemas.microsoft.com/office/word/2010/wordprocessingInk" xmlns:wne="http://schemas.microsoft.com/office/word/2006/wordml" xmlns:wps="http://schemas.microsoft.com/office/word/2010/wordprocessingShape" mc:Ignorable="w14 w15 w16se w16cid w16 w16cex w16sdtdh w16sdtfl w16du wp14">
   <w:abstractNum w:abstractNumId="0" w15:restartNumberingAfterBreak="0">
+    <w:nsid w:val="022E5247"/>
+    <w:multiLevelType w:val="hybridMultilevel"/>
+    <w:tmpl w:val="59E0741C"/>
+    <w:lvl w:ilvl="0" w:tplc="40090005">
+      <w:start w:val="1"/>
+      <w:numFmt w:val="bullet"/>
+      <w:lvlText w:val=""/>
+      <w:lvlJc w:val="left"/>
+      <w:pPr>
+        <w:ind w:left="720" w:hanging="360"/>
+      </w:pPr>
+      <w:rPr>
+        <w:rFonts w:ascii="Wingdings" w:hAnsi="Wingdings" w:hint="default"/>
+      </w:rPr>
+    </w:lvl>
+    <w:lvl w:ilvl="1" w:tplc="40090003" w:tentative="1">
+      <w:start w:val="1"/>
+      <w:numFmt w:val="bullet"/>
+      <w:lvlText w:val="o"/>
+      <w:lvlJc w:val="left"/>
+      <w:pPr>
+        <w:ind w:left="1440" w:hanging="360"/>
+      </w:pPr>
+      <w:rPr>
+        <w:rFonts w:ascii="Courier New" w:hAnsi="Courier New" w:cs="Courier New" w:hint="default"/>
+      </w:rPr>
+    </w:lvl>
+    <w:lvl w:ilvl="2" w:tplc="40090005" w:tentative="1">
+      <w:start w:val="1"/>
+      <w:numFmt w:val="bullet"/>
+      <w:lvlText w:val=""/>
+      <w:lvlJc w:val="left"/>
+      <w:pPr>
+        <w:ind w:left="2160" w:hanging="360"/>
+      </w:pPr>
+      <w:rPr>
+        <w:rFonts w:ascii="Wingdings" w:hAnsi="Wingdings" w:hint="default"/>
+      </w:rPr>
+    </w:lvl>
+    <w:lvl w:ilvl="3" w:tplc="40090001" w:tentative="1">
+      <w:start w:val="1"/>
+      <w:numFmt w:val="bullet"/>
+      <w:lvlText w:val=""/>
+      <w:lvlJc w:val="left"/>
+      <w:pPr>
+        <w:ind w:left="2880" w:hanging="360"/>
+      </w:pPr>
+      <w:rPr>
+        <w:rFonts w:ascii="Symbol" w:hAnsi="Symbol" w:hint="default"/>
+      </w:rPr>
+    </w:lvl>
+    <w:lvl w:ilvl="4" w:tplc="40090003" w:tentative="1">
+      <w:start w:val="1"/>
+      <w:numFmt w:val="bullet"/>
+      <w:lvlText w:val="o"/>
+      <w:lvlJc w:val="left"/>
+      <w:pPr>
+        <w:ind w:left="3600" w:hanging="360"/>
+      </w:pPr>
+      <w:rPr>
+        <w:rFonts w:ascii="Courier New" w:hAnsi="Courier New" w:cs="Courier New" w:hint="default"/>
+      </w:rPr>
+    </w:lvl>
+    <w:lvl w:ilvl="5" w:tplc="40090005" w:tentative="1">
+      <w:start w:val="1"/>
+      <w:numFmt w:val="bullet"/>
+      <w:lvlText w:val=""/>
+      <w:lvlJc w:val="left"/>
+      <w:pPr>
+        <w:ind w:left="4320" w:hanging="360"/>
+      </w:pPr>
+      <w:rPr>
+        <w:rFonts w:ascii="Wingdings" w:hAnsi="Wingdings" w:hint="default"/>
+      </w:rPr>
+    </w:lvl>
+    <w:lvl w:ilvl="6" w:tplc="40090001" w:tentative="1">
+      <w:start w:val="1"/>
+      <w:numFmt w:val="bullet"/>
+      <w:lvlText w:val=""/>
+      <w:lvlJc w:val="left"/>
+      <w:pPr>
+        <w:ind w:left="5040" w:hanging="360"/>
+      </w:pPr>
+      <w:rPr>
+        <w:rFonts w:ascii="Symbol" w:hAnsi="Symbol" w:hint="default"/>
+      </w:rPr>
+    </w:lvl>
+    <w:lvl w:ilvl="7" w:tplc="40090003" w:tentative="1">
+      <w:start w:val="1"/>
+      <w:numFmt w:val="bullet"/>
+      <w:lvlText w:val="o"/>
+      <w:lvlJc w:val="left"/>
+      <w:pPr>
+        <w:ind w:left="5760" w:hanging="360"/>
+      </w:pPr>
+      <w:rPr>
+        <w:rFonts w:ascii="Courier New" w:hAnsi="Courier New" w:cs="Courier New" w:hint="default"/>
+      </w:rPr>
+    </w:lvl>
+    <w:lvl w:ilvl="8" w:tplc="40090005" w:tentative="1">
+      <w:start w:val="1"/>
+      <w:numFmt w:val="bullet"/>
+      <w:lvlText w:val=""/>
+      <w:lvlJc w:val="left"/>
+      <w:pPr>
+        <w:ind w:left="6480" w:hanging="360"/>
+      </w:pPr>
+      <w:rPr>
+        <w:rFonts w:ascii="Wingdings" w:hAnsi="Wingdings" w:hint="default"/>
+      </w:rPr>
+    </w:lvl>
+  </w:abstractNum>
+  <w:abstractNum w:abstractNumId="1" w15:restartNumberingAfterBreak="0">
     <w:nsid w:val="2CAA31D7"/>
     <w:multiLevelType w:val="multilevel"/>
     <w:tmpl w:val="7B54A36A"/>
@@ -18603,7 +22195,156 @@
       </w:pPr>
     </w:lvl>
   </w:abstractNum>
-  <w:abstractNum w:abstractNumId="1" w15:restartNumberingAfterBreak="0">
+  <w:abstractNum w:abstractNumId="2" w15:restartNumberingAfterBreak="0">
+    <w:nsid w:val="2FE92BB8"/>
+    <w:multiLevelType w:val="multilevel"/>
+    <w:tmpl w:val="F6EEA1EE"/>
+    <w:lvl w:ilvl="0">
+      <w:start w:val="1"/>
+      <w:numFmt w:val="bullet"/>
+      <w:lvlText w:val=""/>
+      <w:lvlJc w:val="left"/>
+      <w:pPr>
+        <w:tabs>
+          <w:tab w:val="num" w:pos="720"/>
+        </w:tabs>
+        <w:ind w:left="720" w:hanging="360"/>
+      </w:pPr>
+      <w:rPr>
+        <w:rFonts w:ascii="Symbol" w:hAnsi="Symbol" w:hint="default"/>
+        <w:sz w:val="20"/>
+      </w:rPr>
+    </w:lvl>
+    <w:lvl w:ilvl="1" w:tentative="1">
+      <w:start w:val="1"/>
+      <w:numFmt w:val="bullet"/>
+      <w:lvlText w:val="o"/>
+      <w:lvlJc w:val="left"/>
+      <w:pPr>
+        <w:tabs>
+          <w:tab w:val="num" w:pos="1440"/>
+        </w:tabs>
+        <w:ind w:left="1440" w:hanging="360"/>
+      </w:pPr>
+      <w:rPr>
+        <w:rFonts w:ascii="Courier New" w:hAnsi="Courier New" w:hint="default"/>
+        <w:sz w:val="20"/>
+      </w:rPr>
+    </w:lvl>
+    <w:lvl w:ilvl="2" w:tentative="1">
+      <w:start w:val="1"/>
+      <w:numFmt w:val="bullet"/>
+      <w:lvlText w:val=""/>
+      <w:lvlJc w:val="left"/>
+      <w:pPr>
+        <w:tabs>
+          <w:tab w:val="num" w:pos="2160"/>
+        </w:tabs>
+        <w:ind w:left="2160" w:hanging="360"/>
+      </w:pPr>
+      <w:rPr>
+        <w:rFonts w:ascii="Wingdings" w:hAnsi="Wingdings" w:hint="default"/>
+        <w:sz w:val="20"/>
+      </w:rPr>
+    </w:lvl>
+    <w:lvl w:ilvl="3" w:tentative="1">
+      <w:start w:val="1"/>
+      <w:numFmt w:val="bullet"/>
+      <w:lvlText w:val=""/>
+      <w:lvlJc w:val="left"/>
+      <w:pPr>
+        <w:tabs>
+          <w:tab w:val="num" w:pos="2880"/>
+        </w:tabs>
+        <w:ind w:left="2880" w:hanging="360"/>
+      </w:pPr>
+      <w:rPr>
+        <w:rFonts w:ascii="Wingdings" w:hAnsi="Wingdings" w:hint="default"/>
+        <w:sz w:val="20"/>
+      </w:rPr>
+    </w:lvl>
+    <w:lvl w:ilvl="4" w:tentative="1">
+      <w:start w:val="1"/>
+      <w:numFmt w:val="bullet"/>
+      <w:lvlText w:val=""/>
+      <w:lvlJc w:val="left"/>
+      <w:pPr>
+        <w:tabs>
+          <w:tab w:val="num" w:pos="3600"/>
+        </w:tabs>
+        <w:ind w:left="3600" w:hanging="360"/>
+      </w:pPr>
+      <w:rPr>
+        <w:rFonts w:ascii="Wingdings" w:hAnsi="Wingdings" w:hint="default"/>
+        <w:sz w:val="20"/>
+      </w:rPr>
+    </w:lvl>
+    <w:lvl w:ilvl="5" w:tentative="1">
+      <w:start w:val="1"/>
+      <w:numFmt w:val="bullet"/>
+      <w:lvlText w:val=""/>
+      <w:lvlJc w:val="left"/>
+      <w:pPr>
+        <w:tabs>
+          <w:tab w:val="num" w:pos="4320"/>
+        </w:tabs>
+        <w:ind w:left="4320" w:hanging="360"/>
+      </w:pPr>
+      <w:rPr>
+        <w:rFonts w:ascii="Wingdings" w:hAnsi="Wingdings" w:hint="default"/>
+        <w:sz w:val="20"/>
+      </w:rPr>
+    </w:lvl>
+    <w:lvl w:ilvl="6" w:tentative="1">
+      <w:start w:val="1"/>
+      <w:numFmt w:val="bullet"/>
+      <w:lvlText w:val=""/>
+      <w:lvlJc w:val="left"/>
+      <w:pPr>
+        <w:tabs>
+          <w:tab w:val="num" w:pos="5040"/>
+        </w:tabs>
+        <w:ind w:left="5040" w:hanging="360"/>
+      </w:pPr>
+      <w:rPr>
+        <w:rFonts w:ascii="Wingdings" w:hAnsi="Wingdings" w:hint="default"/>
+        <w:sz w:val="20"/>
+      </w:rPr>
+    </w:lvl>
+    <w:lvl w:ilvl="7" w:tentative="1">
+      <w:start w:val="1"/>
+      <w:numFmt w:val="bullet"/>
+      <w:lvlText w:val=""/>
+      <w:lvlJc w:val="left"/>
+      <w:pPr>
+        <w:tabs>
+          <w:tab w:val="num" w:pos="5760"/>
+        </w:tabs>
+        <w:ind w:left="5760" w:hanging="360"/>
+      </w:pPr>
+      <w:rPr>
+        <w:rFonts w:ascii="Wingdings" w:hAnsi="Wingdings" w:hint="default"/>
+        <w:sz w:val="20"/>
+      </w:rPr>
+    </w:lvl>
+    <w:lvl w:ilvl="8" w:tentative="1">
+      <w:start w:val="1"/>
+      <w:numFmt w:val="bullet"/>
+      <w:lvlText w:val=""/>
+      <w:lvlJc w:val="left"/>
+      <w:pPr>
+        <w:tabs>
+          <w:tab w:val="num" w:pos="6480"/>
+        </w:tabs>
+        <w:ind w:left="6480" w:hanging="360"/>
+      </w:pPr>
+      <w:rPr>
+        <w:rFonts w:ascii="Wingdings" w:hAnsi="Wingdings" w:hint="default"/>
+        <w:sz w:val="20"/>
+      </w:rPr>
+    </w:lvl>
+  </w:abstractNum>
+  <w:abstractNum w:abstractNumId="3" w15:restartNumberingAfterBreak="0">
     <w:nsid w:val="399F5A0A"/>
     <w:multiLevelType w:val="multilevel"/>
     <w:tmpl w:val="0720B338"/>
@@ -18752,7 +22493,495 @@
       </w:rPr>
     </w:lvl>
   </w:abstractNum>
-  <w:abstractNum w:abstractNumId="2" w15:restartNumberingAfterBreak="0">
+  <w:abstractNum w:abstractNumId="4" w15:restartNumberingAfterBreak="0">
+    <w:nsid w:val="3D006C40"/>
+    <w:multiLevelType w:val="multilevel"/>
+    <w:tmpl w:val="3C304650"/>
+    <w:lvl w:ilvl="0">
+      <w:start w:val="1"/>
+      <w:numFmt w:val="bullet"/>
+      <w:lvlText w:val=""/>
+      <w:lvlJc w:val="left"/>
+      <w:pPr>
+        <w:tabs>
+          <w:tab w:val="num" w:pos="720"/>
+        </w:tabs>
+        <w:ind w:left="720" w:hanging="360"/>
+      </w:pPr>
+      <w:rPr>
+        <w:rFonts w:ascii="Symbol" w:hAnsi="Symbol" w:hint="default"/>
+        <w:sz w:val="20"/>
+      </w:rPr>
+    </w:lvl>
+    <w:lvl w:ilvl="1" w:tentative="1">
+      <w:start w:val="1"/>
+      <w:numFmt w:val="bullet"/>
+      <w:lvlText w:val="o"/>
+      <w:lvlJc w:val="left"/>
+      <w:pPr>
+        <w:tabs>
+          <w:tab w:val="num" w:pos="1440"/>
+        </w:tabs>
+        <w:ind w:left="1440" w:hanging="360"/>
+      </w:pPr>
+      <w:rPr>
+        <w:rFonts w:ascii="Courier New" w:hAnsi="Courier New" w:hint="default"/>
+        <w:sz w:val="20"/>
+      </w:rPr>
+    </w:lvl>
+    <w:lvl w:ilvl="2" w:tentative="1">
+      <w:start w:val="1"/>
+      <w:numFmt w:val="bullet"/>
+      <w:lvlText w:val=""/>
+      <w:lvlJc w:val="left"/>
+      <w:pPr>
+        <w:tabs>
+          <w:tab w:val="num" w:pos="2160"/>
+        </w:tabs>
+        <w:ind w:left="2160" w:hanging="360"/>
+      </w:pPr>
+      <w:rPr>
+        <w:rFonts w:ascii="Wingdings" w:hAnsi="Wingdings" w:hint="default"/>
+        <w:sz w:val="20"/>
+      </w:rPr>
+    </w:lvl>
+    <w:lvl w:ilvl="3" w:tentative="1">
+      <w:start w:val="1"/>
+      <w:numFmt w:val="bullet"/>
+      <w:lvlText w:val=""/>
+      <w:lvlJc w:val="left"/>
+      <w:pPr>
+        <w:tabs>
+          <w:tab w:val="num" w:pos="2880"/>
+        </w:tabs>
+        <w:ind w:left="2880" w:hanging="360"/>
+      </w:pPr>
+      <w:rPr>
+        <w:rFonts w:ascii="Wingdings" w:hAnsi="Wingdings" w:hint="default"/>
+        <w:sz w:val="20"/>
+      </w:rPr>
+    </w:lvl>
+    <w:lvl w:ilvl="4" w:tentative="1">
+      <w:start w:val="1"/>
+      <w:numFmt w:val="bullet"/>
+      <w:lvlText w:val=""/>
+      <w:lvlJc w:val="left"/>
+      <w:pPr>
+        <w:tabs>
+          <w:tab w:val="num" w:pos="3600"/>
+        </w:tabs>
+        <w:ind w:left="3600" w:hanging="360"/>
+      </w:pPr>
+      <w:rPr>
+        <w:rFonts w:ascii="Wingdings" w:hAnsi="Wingdings" w:hint="default"/>
+        <w:sz w:val="20"/>
+      </w:rPr>
+    </w:lvl>
+    <w:lvl w:ilvl="5" w:tentative="1">
+      <w:start w:val="1"/>
+      <w:numFmt w:val="bullet"/>
+      <w:lvlText w:val=""/>
+      <w:lvlJc w:val="left"/>
+      <w:pPr>
+        <w:tabs>
+          <w:tab w:val="num" w:pos="4320"/>
+        </w:tabs>
+        <w:ind w:left="4320" w:hanging="360"/>
+      </w:pPr>
+      <w:rPr>
+        <w:rFonts w:ascii="Wingdings" w:hAnsi="Wingdings" w:hint="default"/>
+        <w:sz w:val="20"/>
+      </w:rPr>
+    </w:lvl>
+    <w:lvl w:ilvl="6" w:tentative="1">
+      <w:start w:val="1"/>
+      <w:numFmt w:val="bullet"/>
+      <w:lvlText w:val=""/>
+      <w:lvlJc w:val="left"/>
+      <w:pPr>
+        <w:tabs>
+          <w:tab w:val="num" w:pos="5040"/>
+        </w:tabs>
+        <w:ind w:left="5040" w:hanging="360"/>
+      </w:pPr>
+      <w:rPr>
+        <w:rFonts w:ascii="Wingdings" w:hAnsi="Wingdings" w:hint="default"/>
+        <w:sz w:val="20"/>
+      </w:rPr>
+    </w:lvl>
+    <w:lvl w:ilvl="7" w:tentative="1">
+      <w:start w:val="1"/>
+      <w:numFmt w:val="bullet"/>
+      <w:lvlText w:val=""/>
+      <w:lvlJc w:val="left"/>
+      <w:pPr>
+        <w:tabs>
+          <w:tab w:val="num" w:pos="5760"/>
+        </w:tabs>
+        <w:ind w:left="5760" w:hanging="360"/>
+      </w:pPr>
+      <w:rPr>
+        <w:rFonts w:ascii="Wingdings" w:hAnsi="Wingdings" w:hint="default"/>
+        <w:sz w:val="20"/>
+      </w:rPr>
+    </w:lvl>
+    <w:lvl w:ilvl="8" w:tentative="1">
+      <w:start w:val="1"/>
+      <w:numFmt w:val="bullet"/>
+      <w:lvlText w:val=""/>
+      <w:lvlJc w:val="left"/>
+      <w:pPr>
+        <w:tabs>
+          <w:tab w:val="num" w:pos="6480"/>
+        </w:tabs>
+        <w:ind w:left="6480" w:hanging="360"/>
+      </w:pPr>
+      <w:rPr>
+        <w:rFonts w:ascii="Wingdings" w:hAnsi="Wingdings" w:hint="default"/>
+        <w:sz w:val="20"/>
+      </w:rPr>
+    </w:lvl>
+  </w:abstractNum>
+  <w:abstractNum w:abstractNumId="5" w15:restartNumberingAfterBreak="0">
+    <w:nsid w:val="3F387659"/>
+    <w:multiLevelType w:val="hybridMultilevel"/>
+    <w:tmpl w:val="DA941EDE"/>
+    <w:lvl w:ilvl="0" w:tplc="4009000B">
+      <w:start w:val="1"/>
+      <w:numFmt w:val="bullet"/>
+      <w:lvlText w:val=""/>
+      <w:lvlJc w:val="left"/>
+      <w:pPr>
+        <w:ind w:left="1080" w:hanging="360"/>
+      </w:pPr>
+      <w:rPr>
+        <w:rFonts w:ascii="Wingdings" w:hAnsi="Wingdings" w:hint="default"/>
+      </w:rPr>
+    </w:lvl>
+    <w:lvl w:ilvl="1" w:tplc="FFFFFFFF" w:tentative="1">
+      <w:start w:val="1"/>
+      <w:numFmt w:val="bullet"/>
+      <w:lvlText w:val="o"/>
+      <w:lvlJc w:val="left"/>
+      <w:pPr>
+        <w:ind w:left="1800" w:hanging="360"/>
+      </w:pPr>
+      <w:rPr>
+        <w:rFonts w:ascii="Courier New" w:hAnsi="Courier New" w:cs="Courier New" w:hint="default"/>
+      </w:rPr>
+    </w:lvl>
+    <w:lvl w:ilvl="2" w:tplc="FFFFFFFF" w:tentative="1">
+      <w:start w:val="1"/>
+      <w:numFmt w:val="bullet"/>
+      <w:lvlText w:val=""/>
+      <w:lvlJc w:val="left"/>
+      <w:pPr>
+        <w:ind w:left="2520" w:hanging="360"/>
+      </w:pPr>
+      <w:rPr>
+        <w:rFonts w:ascii="Wingdings" w:hAnsi="Wingdings" w:hint="default"/>
+      </w:rPr>
+    </w:lvl>
+    <w:lvl w:ilvl="3" w:tplc="FFFFFFFF" w:tentative="1">
+      <w:start w:val="1"/>
+      <w:numFmt w:val="bullet"/>
+      <w:lvlText w:val=""/>
+      <w:lvlJc w:val="left"/>
+      <w:pPr>
+        <w:ind w:left="3240" w:hanging="360"/>
+      </w:pPr>
+      <w:rPr>
+        <w:rFonts w:ascii="Symbol" w:hAnsi="Symbol" w:hint="default"/>
+      </w:rPr>
+    </w:lvl>
+    <w:lvl w:ilvl="4" w:tplc="FFFFFFFF" w:tentative="1">
+      <w:start w:val="1"/>
+      <w:numFmt w:val="bullet"/>
+      <w:lvlText w:val="o"/>
+      <w:lvlJc w:val="left"/>
+      <w:pPr>
+        <w:ind w:left="3960" w:hanging="360"/>
+      </w:pPr>
+      <w:rPr>
+        <w:rFonts w:ascii="Courier New" w:hAnsi="Courier New" w:cs="Courier New" w:hint="default"/>
+      </w:rPr>
+    </w:lvl>
+    <w:lvl w:ilvl="5" w:tplc="FFFFFFFF" w:tentative="1">
+      <w:start w:val="1"/>
+      <w:numFmt w:val="bullet"/>
+      <w:lvlText w:val=""/>
+      <w:lvlJc w:val="left"/>
+      <w:pPr>
+        <w:ind w:left="4680" w:hanging="360"/>
+      </w:pPr>
+      <w:rPr>
+        <w:rFonts w:ascii="Wingdings" w:hAnsi="Wingdings" w:hint="default"/>
+      </w:rPr>
+    </w:lvl>
+    <w:lvl w:ilvl="6" w:tplc="FFFFFFFF" w:tentative="1">
+      <w:start w:val="1"/>
+      <w:numFmt w:val="bullet"/>
+      <w:lvlText w:val=""/>
+      <w:lvlJc w:val="left"/>
+      <w:pPr>
+        <w:ind w:left="5400" w:hanging="360"/>
+      </w:pPr>
+      <w:rPr>
+        <w:rFonts w:ascii="Symbol" w:hAnsi="Symbol" w:hint="default"/>
+      </w:rPr>
+    </w:lvl>
+    <w:lvl w:ilvl="7" w:tplc="FFFFFFFF" w:tentative="1">
+      <w:start w:val="1"/>
+      <w:numFmt w:val="bullet"/>
+      <w:lvlText w:val="o"/>
+      <w:lvlJc w:val="left"/>
+      <w:pPr>
+        <w:ind w:left="6120" w:hanging="360"/>
+      </w:pPr>
+      <w:rPr>
+        <w:rFonts w:ascii="Courier New" w:hAnsi="Courier New" w:cs="Courier New" w:hint="default"/>
+      </w:rPr>
+    </w:lvl>
+    <w:lvl w:ilvl="8" w:tplc="FFFFFFFF" w:tentative="1">
+      <w:start w:val="1"/>
+      <w:numFmt w:val="bullet"/>
+      <w:lvlText w:val=""/>
+      <w:lvlJc w:val="left"/>
+      <w:pPr>
+        <w:ind w:left="6840" w:hanging="360"/>
+      </w:pPr>
+      <w:rPr>
+        <w:rFonts w:ascii="Wingdings" w:hAnsi="Wingdings" w:hint="default"/>
+      </w:rPr>
+    </w:lvl>
+  </w:abstractNum>
+  <w:abstractNum w:abstractNumId="6" w15:restartNumberingAfterBreak="0">
+    <w:nsid w:val="41A50705"/>
+    <w:multiLevelType w:val="hybridMultilevel"/>
+    <w:tmpl w:val="FAC6026C"/>
+    <w:lvl w:ilvl="0" w:tplc="40090001">
+      <w:start w:val="1"/>
+      <w:numFmt w:val="bullet"/>
+      <w:lvlText w:val=""/>
+      <w:lvlJc w:val="left"/>
+      <w:pPr>
+        <w:ind w:left="720" w:hanging="360"/>
+      </w:pPr>
+      <w:rPr>
+        <w:rFonts w:ascii="Symbol" w:hAnsi="Symbol" w:hint="default"/>
+      </w:rPr>
+    </w:lvl>
+    <w:lvl w:ilvl="1" w:tplc="40090003" w:tentative="1">
+      <w:start w:val="1"/>
+      <w:numFmt w:val="bullet"/>
+      <w:lvlText w:val="o"/>
+      <w:lvlJc w:val="left"/>
+      <w:pPr>
+        <w:ind w:left="1440" w:hanging="360"/>
+      </w:pPr>
+      <w:rPr>
+        <w:rFonts w:ascii="Courier New" w:hAnsi="Courier New" w:cs="Courier New" w:hint="default"/>
+      </w:rPr>
+    </w:lvl>
+    <w:lvl w:ilvl="2" w:tplc="40090005" w:tentative="1">
+      <w:start w:val="1"/>
+      <w:numFmt w:val="bullet"/>
+      <w:lvlText w:val=""/>
+      <w:lvlJc w:val="left"/>
+      <w:pPr>
+        <w:ind w:left="2160" w:hanging="360"/>
+      </w:pPr>
+      <w:rPr>
+        <w:rFonts w:ascii="Wingdings" w:hAnsi="Wingdings" w:hint="default"/>
+      </w:rPr>
+    </w:lvl>
+    <w:lvl w:ilvl="3" w:tplc="40090001" w:tentative="1">
+      <w:start w:val="1"/>
+      <w:numFmt w:val="bullet"/>
+      <w:lvlText w:val=""/>
+      <w:lvlJc w:val="left"/>
+      <w:pPr>
+        <w:ind w:left="2880" w:hanging="360"/>
+      </w:pPr>
+      <w:rPr>
+        <w:rFonts w:ascii="Symbol" w:hAnsi="Symbol" w:hint="default"/>
+      </w:rPr>
+    </w:lvl>
+    <w:lvl w:ilvl="4" w:tplc="40090003" w:tentative="1">
+      <w:start w:val="1"/>
+      <w:numFmt w:val="bullet"/>
+      <w:lvlText w:val="o"/>
+      <w:lvlJc w:val="left"/>
+      <w:pPr>
+        <w:ind w:left="3600" w:hanging="360"/>
+      </w:pPr>
+      <w:rPr>
+        <w:rFonts w:ascii="Courier New" w:hAnsi="Courier New" w:cs="Courier New" w:hint="default"/>
+      </w:rPr>
+    </w:lvl>
+    <w:lvl w:ilvl="5" w:tplc="40090005" w:tentative="1">
+      <w:start w:val="1"/>
+      <w:numFmt w:val="bullet"/>
+      <w:lvlText w:val=""/>
+      <w:lvlJc w:val="left"/>
+      <w:pPr>
+        <w:ind w:left="4320" w:hanging="360"/>
+      </w:pPr>
+      <w:rPr>
+        <w:rFonts w:ascii="Wingdings" w:hAnsi="Wingdings" w:hint="default"/>
+      </w:rPr>
+    </w:lvl>
+    <w:lvl w:ilvl="6" w:tplc="40090001" w:tentative="1">
+      <w:start w:val="1"/>
+      <w:numFmt w:val="bullet"/>
+      <w:lvlText w:val=""/>
+      <w:lvlJc w:val="left"/>
+      <w:pPr>
+        <w:ind w:left="5040" w:hanging="360"/>
+      </w:pPr>
+      <w:rPr>
+        <w:rFonts w:ascii="Symbol" w:hAnsi="Symbol" w:hint="default"/>
+      </w:rPr>
+    </w:lvl>
+    <w:lvl w:ilvl="7" w:tplc="40090003" w:tentative="1">
+      <w:start w:val="1"/>
+      <w:numFmt w:val="bullet"/>
+      <w:lvlText w:val="o"/>
+      <w:lvlJc w:val="left"/>
+      <w:pPr>
+        <w:ind w:left="5760" w:hanging="360"/>
+      </w:pPr>
+      <w:rPr>
+        <w:rFonts w:ascii="Courier New" w:hAnsi="Courier New" w:cs="Courier New" w:hint="default"/>
+      </w:rPr>
+    </w:lvl>
+    <w:lvl w:ilvl="8" w:tplc="40090005" w:tentative="1">
+      <w:start w:val="1"/>
+      <w:numFmt w:val="bullet"/>
+      <w:lvlText w:val=""/>
+      <w:lvlJc w:val="left"/>
+      <w:pPr>
+        <w:ind w:left="6480" w:hanging="360"/>
+      </w:pPr>
+      <w:rPr>
+        <w:rFonts w:ascii="Wingdings" w:hAnsi="Wingdings" w:hint="default"/>
+      </w:rPr>
+    </w:lvl>
+  </w:abstractNum>
+  <w:abstractNum w:abstractNumId="7" w15:restartNumberingAfterBreak="0">
+    <w:nsid w:val="53300FC8"/>
+    <w:multiLevelType w:val="hybridMultilevel"/>
+    <w:tmpl w:val="6276B3F2"/>
+    <w:lvl w:ilvl="0" w:tplc="40090001">
+      <w:start w:val="1"/>
+      <w:numFmt w:val="bullet"/>
+      <w:lvlText w:val=""/>
+      <w:lvlJc w:val="left"/>
+      <w:pPr>
+        <w:ind w:left="720" w:hanging="360"/>
+      </w:pPr>
+      <w:rPr>
+        <w:rFonts w:ascii="Symbol" w:hAnsi="Symbol" w:hint="default"/>
+      </w:rPr>
+    </w:lvl>
+    <w:lvl w:ilvl="1" w:tplc="40090003" w:tentative="1">
+      <w:start w:val="1"/>
+      <w:numFmt w:val="bullet"/>
+      <w:lvlText w:val="o"/>
+      <w:lvlJc w:val="left"/>
+      <w:pPr>
+        <w:ind w:left="1440" w:hanging="360"/>
+      </w:pPr>
+      <w:rPr>
+        <w:rFonts w:ascii="Courier New" w:hAnsi="Courier New" w:cs="Courier New" w:hint="default"/>
+      </w:rPr>
+    </w:lvl>
+    <w:lvl w:ilvl="2" w:tplc="40090005" w:tentative="1">
+      <w:start w:val="1"/>
+      <w:numFmt w:val="bullet"/>
+      <w:lvlText w:val=""/>
+      <w:lvlJc w:val="left"/>
+      <w:pPr>
+        <w:ind w:left="2160" w:hanging="360"/>
+      </w:pPr>
+      <w:rPr>
+        <w:rFonts w:ascii="Wingdings" w:hAnsi="Wingdings" w:hint="default"/>
+      </w:rPr>
+    </w:lvl>
+    <w:lvl w:ilvl="3" w:tplc="40090001" w:tentative="1">
+      <w:start w:val="1"/>
+      <w:numFmt w:val="bullet"/>
+      <w:lvlText w:val=""/>
+      <w:lvlJc w:val="left"/>
+      <w:pPr>
+        <w:ind w:left="2880" w:hanging="360"/>
+      </w:pPr>
+      <w:rPr>
+        <w:rFonts w:ascii="Symbol" w:hAnsi="Symbol" w:hint="default"/>
+      </w:rPr>
+    </w:lvl>
+    <w:lvl w:ilvl="4" w:tplc="40090003" w:tentative="1">
+      <w:start w:val="1"/>
+      <w:numFmt w:val="bullet"/>
+      <w:lvlText w:val="o"/>
+      <w:lvlJc w:val="left"/>
+      <w:pPr>
+        <w:ind w:left="3600" w:hanging="360"/>
+      </w:pPr>
+      <w:rPr>
+        <w:rFonts w:ascii="Courier New" w:hAnsi="Courier New" w:cs="Courier New" w:hint="default"/>
+      </w:rPr>
+    </w:lvl>
+    <w:lvl w:ilvl="5" w:tplc="40090005" w:tentative="1">
+      <w:start w:val="1"/>
+      <w:numFmt w:val="bullet"/>
+      <w:lvlText w:val=""/>
+      <w:lvlJc w:val="left"/>
+      <w:pPr>
+        <w:ind w:left="4320" w:hanging="360"/>
+      </w:pPr>
+      <w:rPr>
+        <w:rFonts w:ascii="Wingdings" w:hAnsi="Wingdings" w:hint="default"/>
+      </w:rPr>
+    </w:lvl>
+    <w:lvl w:ilvl="6" w:tplc="40090001" w:tentative="1">
+      <w:start w:val="1"/>
+      <w:numFmt w:val="bullet"/>
+      <w:lvlText w:val=""/>
+      <w:lvlJc w:val="left"/>
+      <w:pPr>
+        <w:ind w:left="5040" w:hanging="360"/>
+      </w:pPr>
+      <w:rPr>
+        <w:rFonts w:ascii="Symbol" w:hAnsi="Symbol" w:hint="default"/>
+      </w:rPr>
+    </w:lvl>
+    <w:lvl w:ilvl="7" w:tplc="40090003" w:tentative="1">
+      <w:start w:val="1"/>
+      <w:numFmt w:val="bullet"/>
+      <w:lvlText w:val="o"/>
+      <w:lvlJc w:val="left"/>
+      <w:pPr>
+        <w:ind w:left="5760" w:hanging="360"/>
+      </w:pPr>
+      <w:rPr>
+        <w:rFonts w:ascii="Courier New" w:hAnsi="Courier New" w:cs="Courier New" w:hint="default"/>
+      </w:rPr>
+    </w:lvl>
+    <w:lvl w:ilvl="8" w:tplc="40090005" w:tentative="1">
+      <w:start w:val="1"/>
+      <w:numFmt w:val="bullet"/>
+      <w:lvlText w:val=""/>
+      <w:lvlJc w:val="left"/>
+      <w:pPr>
+        <w:ind w:left="6480" w:hanging="360"/>
+      </w:pPr>
+      <w:rPr>
+        <w:rFonts w:ascii="Wingdings" w:hAnsi="Wingdings" w:hint="default"/>
+      </w:rPr>
+    </w:lvl>
+  </w:abstractNum>
+  <w:abstractNum w:abstractNumId="8" w15:restartNumberingAfterBreak="0">
     <w:nsid w:val="58CA0D48"/>
     <w:multiLevelType w:val="multilevel"/>
     <w:tmpl w:val="16ECACC6"/>
@@ -18869,14 +23098,600 @@
       </w:pPr>
     </w:lvl>
   </w:abstractNum>
+  <w:abstractNum w:abstractNumId="9" w15:restartNumberingAfterBreak="0">
+    <w:nsid w:val="6C13677A"/>
+    <w:multiLevelType w:val="multilevel"/>
+    <w:tmpl w:val="E8AA7332"/>
+    <w:lvl w:ilvl="0">
+      <w:start w:val="1"/>
+      <w:numFmt w:val="bullet"/>
+      <w:lvlText w:val=""/>
+      <w:lvlJc w:val="left"/>
+      <w:pPr>
+        <w:tabs>
+          <w:tab w:val="num" w:pos="720"/>
+        </w:tabs>
+        <w:ind w:left="720" w:hanging="360"/>
+      </w:pPr>
+      <w:rPr>
+        <w:rFonts w:ascii="Symbol" w:hAnsi="Symbol" w:hint="default"/>
+        <w:sz w:val="20"/>
+      </w:rPr>
+    </w:lvl>
+    <w:lvl w:ilvl="1" w:tentative="1">
+      <w:start w:val="1"/>
+      <w:numFmt w:val="bullet"/>
+      <w:lvlText w:val="o"/>
+      <w:lvlJc w:val="left"/>
+      <w:pPr>
+        <w:tabs>
+          <w:tab w:val="num" w:pos="1440"/>
+        </w:tabs>
+        <w:ind w:left="1440" w:hanging="360"/>
+      </w:pPr>
+      <w:rPr>
+        <w:rFonts w:ascii="Courier New" w:hAnsi="Courier New" w:hint="default"/>
+        <w:sz w:val="20"/>
+      </w:rPr>
+    </w:lvl>
+    <w:lvl w:ilvl="2" w:tentative="1">
+      <w:start w:val="1"/>
+      <w:numFmt w:val="bullet"/>
+      <w:lvlText w:val=""/>
+      <w:lvlJc w:val="left"/>
+      <w:pPr>
+        <w:tabs>
+          <w:tab w:val="num" w:pos="2160"/>
+        </w:tabs>
+        <w:ind w:left="2160" w:hanging="360"/>
+      </w:pPr>
+      <w:rPr>
+        <w:rFonts w:ascii="Wingdings" w:hAnsi="Wingdings" w:hint="default"/>
+        <w:sz w:val="20"/>
+      </w:rPr>
+    </w:lvl>
+    <w:lvl w:ilvl="3" w:tentative="1">
+      <w:start w:val="1"/>
+      <w:numFmt w:val="bullet"/>
+      <w:lvlText w:val=""/>
+      <w:lvlJc w:val="left"/>
+      <w:pPr>
+        <w:tabs>
+          <w:tab w:val="num" w:pos="2880"/>
+        </w:tabs>
+        <w:ind w:left="2880" w:hanging="360"/>
+      </w:pPr>
+      <w:rPr>
+        <w:rFonts w:ascii="Wingdings" w:hAnsi="Wingdings" w:hint="default"/>
+        <w:sz w:val="20"/>
+      </w:rPr>
+    </w:lvl>
+    <w:lvl w:ilvl="4" w:tentative="1">
+      <w:start w:val="1"/>
+      <w:numFmt w:val="bullet"/>
+      <w:lvlText w:val=""/>
+      <w:lvlJc w:val="left"/>
+      <w:pPr>
+        <w:tabs>
+          <w:tab w:val="num" w:pos="3600"/>
+        </w:tabs>
+        <w:ind w:left="3600" w:hanging="360"/>
+      </w:pPr>
+      <w:rPr>
+        <w:rFonts w:ascii="Wingdings" w:hAnsi="Wingdings" w:hint="default"/>
+        <w:sz w:val="20"/>
+      </w:rPr>
+    </w:lvl>
+    <w:lvl w:ilvl="5" w:tentative="1">
+      <w:start w:val="1"/>
+      <w:numFmt w:val="bullet"/>
+      <w:lvlText w:val=""/>
+      <w:lvlJc w:val="left"/>
+      <w:pPr>
+        <w:tabs>
+          <w:tab w:val="num" w:pos="4320"/>
+        </w:tabs>
+        <w:ind w:left="4320" w:hanging="360"/>
+      </w:pPr>
+      <w:rPr>
+        <w:rFonts w:ascii="Wingdings" w:hAnsi="Wingdings" w:hint="default"/>
+        <w:sz w:val="20"/>
+      </w:rPr>
+    </w:lvl>
+    <w:lvl w:ilvl="6" w:tentative="1">
+      <w:start w:val="1"/>
+      <w:numFmt w:val="bullet"/>
+      <w:lvlText w:val=""/>
+      <w:lvlJc w:val="left"/>
+      <w:pPr>
+        <w:tabs>
+          <w:tab w:val="num" w:pos="5040"/>
+        </w:tabs>
+        <w:ind w:left="5040" w:hanging="360"/>
+      </w:pPr>
+      <w:rPr>
+        <w:rFonts w:ascii="Wingdings" w:hAnsi="Wingdings" w:hint="default"/>
+        <w:sz w:val="20"/>
+      </w:rPr>
+    </w:lvl>
+    <w:lvl w:ilvl="7" w:tentative="1">
+      <w:start w:val="1"/>
+      <w:numFmt w:val="bullet"/>
+      <w:lvlText w:val=""/>
+      <w:lvlJc w:val="left"/>
+      <w:pPr>
+        <w:tabs>
+          <w:tab w:val="num" w:pos="5760"/>
+        </w:tabs>
+        <w:ind w:left="5760" w:hanging="360"/>
+      </w:pPr>
+      <w:rPr>
+        <w:rFonts w:ascii="Wingdings" w:hAnsi="Wingdings" w:hint="default"/>
+        <w:sz w:val="20"/>
+      </w:rPr>
+    </w:lvl>
+    <w:lvl w:ilvl="8" w:tentative="1">
+      <w:start w:val="1"/>
+      <w:numFmt w:val="bullet"/>
+      <w:lvlText w:val=""/>
+      <w:lvlJc w:val="left"/>
+      <w:pPr>
+        <w:tabs>
+          <w:tab w:val="num" w:pos="6480"/>
+        </w:tabs>
+        <w:ind w:left="6480" w:hanging="360"/>
+      </w:pPr>
+      <w:rPr>
+        <w:rFonts w:ascii="Wingdings" w:hAnsi="Wingdings" w:hint="default"/>
+        <w:sz w:val="20"/>
+      </w:rPr>
+    </w:lvl>
+  </w:abstractNum>
+  <w:abstractNum w:abstractNumId="10" w15:restartNumberingAfterBreak="0">
+    <w:nsid w:val="781C1A62"/>
+    <w:multiLevelType w:val="multilevel"/>
+    <w:tmpl w:val="8F8A3A66"/>
+    <w:lvl w:ilvl="0">
+      <w:start w:val="1"/>
+      <w:numFmt w:val="bullet"/>
+      <w:lvlText w:val=""/>
+      <w:lvlJc w:val="left"/>
+      <w:pPr>
+        <w:tabs>
+          <w:tab w:val="num" w:pos="720"/>
+        </w:tabs>
+        <w:ind w:left="720" w:hanging="360"/>
+      </w:pPr>
+      <w:rPr>
+        <w:rFonts w:ascii="Symbol" w:hAnsi="Symbol" w:hint="default"/>
+        <w:sz w:val="20"/>
+      </w:rPr>
+    </w:lvl>
+    <w:lvl w:ilvl="1">
+      <w:start w:val="1"/>
+      <w:numFmt w:val="decimal"/>
+      <w:lvlText w:val="%2."/>
+      <w:lvlJc w:val="left"/>
+      <w:pPr>
+        <w:tabs>
+          <w:tab w:val="num" w:pos="1440"/>
+        </w:tabs>
+        <w:ind w:left="1440" w:hanging="360"/>
+      </w:pPr>
+    </w:lvl>
+    <w:lvl w:ilvl="2" w:tentative="1">
+      <w:start w:val="1"/>
+      <w:numFmt w:val="bullet"/>
+      <w:lvlText w:val=""/>
+      <w:lvlJc w:val="left"/>
+      <w:pPr>
+        <w:tabs>
+          <w:tab w:val="num" w:pos="2160"/>
+        </w:tabs>
+        <w:ind w:left="2160" w:hanging="360"/>
+      </w:pPr>
+      <w:rPr>
+        <w:rFonts w:ascii="Wingdings" w:hAnsi="Wingdings" w:hint="default"/>
+        <w:sz w:val="20"/>
+      </w:rPr>
+    </w:lvl>
+    <w:lvl w:ilvl="3" w:tentative="1">
+      <w:start w:val="1"/>
+      <w:numFmt w:val="bullet"/>
+      <w:lvlText w:val=""/>
+      <w:lvlJc w:val="left"/>
+      <w:pPr>
+        <w:tabs>
+          <w:tab w:val="num" w:pos="2880"/>
+        </w:tabs>
+        <w:ind w:left="2880" w:hanging="360"/>
+      </w:pPr>
+      <w:rPr>
+        <w:rFonts w:ascii="Wingdings" w:hAnsi="Wingdings" w:hint="default"/>
+        <w:sz w:val="20"/>
+      </w:rPr>
+    </w:lvl>
+    <w:lvl w:ilvl="4" w:tentative="1">
+      <w:start w:val="1"/>
+      <w:numFmt w:val="bullet"/>
+      <w:lvlText w:val=""/>
+      <w:lvlJc w:val="left"/>
+      <w:pPr>
+        <w:tabs>
+          <w:tab w:val="num" w:pos="3600"/>
+        </w:tabs>
+        <w:ind w:left="3600" w:hanging="360"/>
+      </w:pPr>
+      <w:rPr>
+        <w:rFonts w:ascii="Wingdings" w:hAnsi="Wingdings" w:hint="default"/>
+        <w:sz w:val="20"/>
+      </w:rPr>
+    </w:lvl>
+    <w:lvl w:ilvl="5" w:tentative="1">
+      <w:start w:val="1"/>
+      <w:numFmt w:val="bullet"/>
+      <w:lvlText w:val=""/>
+      <w:lvlJc w:val="left"/>
+      <w:pPr>
+        <w:tabs>
+          <w:tab w:val="num" w:pos="4320"/>
+        </w:tabs>
+        <w:ind w:left="4320" w:hanging="360"/>
+      </w:pPr>
+      <w:rPr>
+        <w:rFonts w:ascii="Wingdings" w:hAnsi="Wingdings" w:hint="default"/>
+        <w:sz w:val="20"/>
+      </w:rPr>
+    </w:lvl>
+    <w:lvl w:ilvl="6" w:tentative="1">
+      <w:start w:val="1"/>
+      <w:numFmt w:val="bullet"/>
+      <w:lvlText w:val=""/>
+      <w:lvlJc w:val="left"/>
+      <w:pPr>
+        <w:tabs>
+          <w:tab w:val="num" w:pos="5040"/>
+        </w:tabs>
+        <w:ind w:left="5040" w:hanging="360"/>
+      </w:pPr>
+      <w:rPr>
+        <w:rFonts w:ascii="Wingdings" w:hAnsi="Wingdings" w:hint="default"/>
+        <w:sz w:val="20"/>
+      </w:rPr>
+    </w:lvl>
+    <w:lvl w:ilvl="7" w:tentative="1">
+      <w:start w:val="1"/>
+      <w:numFmt w:val="bullet"/>
+      <w:lvlText w:val=""/>
+      <w:lvlJc w:val="left"/>
+      <w:pPr>
+        <w:tabs>
+          <w:tab w:val="num" w:pos="5760"/>
+        </w:tabs>
+        <w:ind w:left="5760" w:hanging="360"/>
+      </w:pPr>
+      <w:rPr>
+        <w:rFonts w:ascii="Wingdings" w:hAnsi="Wingdings" w:hint="default"/>
+        <w:sz w:val="20"/>
+      </w:rPr>
+    </w:lvl>
+    <w:lvl w:ilvl="8" w:tentative="1">
+      <w:start w:val="1"/>
+      <w:numFmt w:val="bullet"/>
+      <w:lvlText w:val=""/>
+      <w:lvlJc w:val="left"/>
+      <w:pPr>
+        <w:tabs>
+          <w:tab w:val="num" w:pos="6480"/>
+        </w:tabs>
+        <w:ind w:left="6480" w:hanging="360"/>
+      </w:pPr>
+      <w:rPr>
+        <w:rFonts w:ascii="Wingdings" w:hAnsi="Wingdings" w:hint="default"/>
+        <w:sz w:val="20"/>
+      </w:rPr>
+    </w:lvl>
+  </w:abstractNum>
+  <w:abstractNum w:abstractNumId="11" w15:restartNumberingAfterBreak="0">
+    <w:nsid w:val="79811693"/>
+    <w:multiLevelType w:val="hybridMultilevel"/>
+    <w:tmpl w:val="9258B6C6"/>
+    <w:lvl w:ilvl="0" w:tplc="40090001">
+      <w:start w:val="1"/>
+      <w:numFmt w:val="bullet"/>
+      <w:lvlText w:val=""/>
+      <w:lvlJc w:val="left"/>
+      <w:pPr>
+        <w:ind w:left="720" w:hanging="360"/>
+      </w:pPr>
+      <w:rPr>
+        <w:rFonts w:ascii="Symbol" w:hAnsi="Symbol" w:hint="default"/>
+      </w:rPr>
+    </w:lvl>
+    <w:lvl w:ilvl="1" w:tplc="40090003" w:tentative="1">
+      <w:start w:val="1"/>
+      <w:numFmt w:val="bullet"/>
+      <w:lvlText w:val="o"/>
+      <w:lvlJc w:val="left"/>
+      <w:pPr>
+        <w:ind w:left="1440" w:hanging="360"/>
+      </w:pPr>
+      <w:rPr>
+        <w:rFonts w:ascii="Courier New" w:hAnsi="Courier New" w:cs="Courier New" w:hint="default"/>
+      </w:rPr>
+    </w:lvl>
+    <w:lvl w:ilvl="2" w:tplc="40090005" w:tentative="1">
+      <w:start w:val="1"/>
+      <w:numFmt w:val="bullet"/>
+      <w:lvlText w:val=""/>
+      <w:lvlJc w:val="left"/>
+      <w:pPr>
+        <w:ind w:left="2160" w:hanging="360"/>
+      </w:pPr>
+      <w:rPr>
+        <w:rFonts w:ascii="Wingdings" w:hAnsi="Wingdings" w:hint="default"/>
+      </w:rPr>
+    </w:lvl>
+    <w:lvl w:ilvl="3" w:tplc="40090001" w:tentative="1">
+      <w:start w:val="1"/>
+      <w:numFmt w:val="bullet"/>
+      <w:lvlText w:val=""/>
+      <w:lvlJc w:val="left"/>
+      <w:pPr>
+        <w:ind w:left="2880" w:hanging="360"/>
+      </w:pPr>
+      <w:rPr>
+        <w:rFonts w:ascii="Symbol" w:hAnsi="Symbol" w:hint="default"/>
+      </w:rPr>
+    </w:lvl>
+    <w:lvl w:ilvl="4" w:tplc="40090003" w:tentative="1">
+      <w:start w:val="1"/>
+      <w:numFmt w:val="bullet"/>
+      <w:lvlText w:val="o"/>
+      <w:lvlJc w:val="left"/>
+      <w:pPr>
+        <w:ind w:left="3600" w:hanging="360"/>
+      </w:pPr>
+      <w:rPr>
+        <w:rFonts w:ascii="Courier New" w:hAnsi="Courier New" w:cs="Courier New" w:hint="default"/>
+      </w:rPr>
+    </w:lvl>
+    <w:lvl w:ilvl="5" w:tplc="40090005" w:tentative="1">
+      <w:start w:val="1"/>
+      <w:numFmt w:val="bullet"/>
+      <w:lvlText w:val=""/>
+      <w:lvlJc w:val="left"/>
+      <w:pPr>
+        <w:ind w:left="4320" w:hanging="360"/>
+      </w:pPr>
+      <w:rPr>
+        <w:rFonts w:ascii="Wingdings" w:hAnsi="Wingdings" w:hint="default"/>
+      </w:rPr>
+    </w:lvl>
+    <w:lvl w:ilvl="6" w:tplc="40090001" w:tentative="1">
+      <w:start w:val="1"/>
+      <w:numFmt w:val="bullet"/>
+      <w:lvlText w:val=""/>
+      <w:lvlJc w:val="left"/>
+      <w:pPr>
+        <w:ind w:left="5040" w:hanging="360"/>
+      </w:pPr>
+      <w:rPr>
+        <w:rFonts w:ascii="Symbol" w:hAnsi="Symbol" w:hint="default"/>
+      </w:rPr>
+    </w:lvl>
+    <w:lvl w:ilvl="7" w:tplc="40090003" w:tentative="1">
+      <w:start w:val="1"/>
+      <w:numFmt w:val="bullet"/>
+      <w:lvlText w:val="o"/>
+      <w:lvlJc w:val="left"/>
+      <w:pPr>
+        <w:ind w:left="5760" w:hanging="360"/>
+      </w:pPr>
+      <w:rPr>
+        <w:rFonts w:ascii="Courier New" w:hAnsi="Courier New" w:cs="Courier New" w:hint="default"/>
+      </w:rPr>
+    </w:lvl>
+    <w:lvl w:ilvl="8" w:tplc="40090005" w:tentative="1">
+      <w:start w:val="1"/>
+      <w:numFmt w:val="bullet"/>
+      <w:lvlText w:val=""/>
+      <w:lvlJc w:val="left"/>
+      <w:pPr>
+        <w:ind w:left="6480" w:hanging="360"/>
+      </w:pPr>
+      <w:rPr>
+        <w:rFonts w:ascii="Wingdings" w:hAnsi="Wingdings" w:hint="default"/>
+      </w:rPr>
+    </w:lvl>
+  </w:abstractNum>
+  <w:abstractNum w:abstractNumId="12" w15:restartNumberingAfterBreak="0">
+    <w:nsid w:val="7D11504C"/>
+    <w:multiLevelType w:val="multilevel"/>
+    <w:tmpl w:val="7DA6C60E"/>
+    <w:lvl w:ilvl="0">
+      <w:start w:val="1"/>
+      <w:numFmt w:val="bullet"/>
+      <w:lvlText w:val=""/>
+      <w:lvlJc w:val="left"/>
+      <w:pPr>
+        <w:tabs>
+          <w:tab w:val="num" w:pos="720"/>
+        </w:tabs>
+        <w:ind w:left="720" w:hanging="360"/>
+      </w:pPr>
+      <w:rPr>
+        <w:rFonts w:ascii="Symbol" w:hAnsi="Symbol" w:hint="default"/>
+        <w:sz w:val="20"/>
+      </w:rPr>
+    </w:lvl>
+    <w:lvl w:ilvl="1" w:tentative="1">
+      <w:start w:val="1"/>
+      <w:numFmt w:val="bullet"/>
+      <w:lvlText w:val="o"/>
+      <w:lvlJc w:val="left"/>
+      <w:pPr>
+        <w:tabs>
+          <w:tab w:val="num" w:pos="1440"/>
+        </w:tabs>
+        <w:ind w:left="1440" w:hanging="360"/>
+      </w:pPr>
+      <w:rPr>
+        <w:rFonts w:ascii="Courier New" w:hAnsi="Courier New" w:hint="default"/>
+        <w:sz w:val="20"/>
+      </w:rPr>
+    </w:lvl>
+    <w:lvl w:ilvl="2" w:tentative="1">
+      <w:start w:val="1"/>
+      <w:numFmt w:val="bullet"/>
+      <w:lvlText w:val=""/>
+      <w:lvlJc w:val="left"/>
+      <w:pPr>
+        <w:tabs>
+          <w:tab w:val="num" w:pos="2160"/>
+        </w:tabs>
+        <w:ind w:left="2160" w:hanging="360"/>
+      </w:pPr>
+      <w:rPr>
+        <w:rFonts w:ascii="Wingdings" w:hAnsi="Wingdings" w:hint="default"/>
+        <w:sz w:val="20"/>
+      </w:rPr>
+    </w:lvl>
+    <w:lvl w:ilvl="3" w:tentative="1">
+      <w:start w:val="1"/>
+      <w:numFmt w:val="bullet"/>
+      <w:lvlText w:val=""/>
+      <w:lvlJc w:val="left"/>
+      <w:pPr>
+        <w:tabs>
+          <w:tab w:val="num" w:pos="2880"/>
+        </w:tabs>
+        <w:ind w:left="2880" w:hanging="360"/>
+      </w:pPr>
+      <w:rPr>
+        <w:rFonts w:ascii="Wingdings" w:hAnsi="Wingdings" w:hint="default"/>
+        <w:sz w:val="20"/>
+      </w:rPr>
+    </w:lvl>
+    <w:lvl w:ilvl="4" w:tentative="1">
+      <w:start w:val="1"/>
+      <w:numFmt w:val="bullet"/>
+      <w:lvlText w:val=""/>
+      <w:lvlJc w:val="left"/>
+      <w:pPr>
+        <w:tabs>
+          <w:tab w:val="num" w:pos="3600"/>
+        </w:tabs>
+        <w:ind w:left="3600" w:hanging="360"/>
+      </w:pPr>
+      <w:rPr>
+        <w:rFonts w:ascii="Wingdings" w:hAnsi="Wingdings" w:hint="default"/>
+        <w:sz w:val="20"/>
+      </w:rPr>
+    </w:lvl>
+    <w:lvl w:ilvl="5" w:tentative="1">
+      <w:start w:val="1"/>
+      <w:numFmt w:val="bullet"/>
+      <w:lvlText w:val=""/>
+      <w:lvlJc w:val="left"/>
+      <w:pPr>
+        <w:tabs>
+          <w:tab w:val="num" w:pos="4320"/>
+        </w:tabs>
+        <w:ind w:left="4320" w:hanging="360"/>
+      </w:pPr>
+      <w:rPr>
+        <w:rFonts w:ascii="Wingdings" w:hAnsi="Wingdings" w:hint="default"/>
+        <w:sz w:val="20"/>
+      </w:rPr>
+    </w:lvl>
+    <w:lvl w:ilvl="6" w:tentative="1">
+      <w:start w:val="1"/>
+      <w:numFmt w:val="bullet"/>
+      <w:lvlText w:val=""/>
+      <w:lvlJc w:val="left"/>
+      <w:pPr>
+        <w:tabs>
+          <w:tab w:val="num" w:pos="5040"/>
+        </w:tabs>
+        <w:ind w:left="5040" w:hanging="360"/>
+      </w:pPr>
+      <w:rPr>
+        <w:rFonts w:ascii="Wingdings" w:hAnsi="Wingdings" w:hint="default"/>
+        <w:sz w:val="20"/>
+      </w:rPr>
+    </w:lvl>
+    <w:lvl w:ilvl="7" w:tentative="1">
+      <w:start w:val="1"/>
+      <w:numFmt w:val="bullet"/>
+      <w:lvlText w:val=""/>
+      <w:lvlJc w:val="left"/>
+      <w:pPr>
+        <w:tabs>
+          <w:tab w:val="num" w:pos="5760"/>
+        </w:tabs>
+        <w:ind w:left="5760" w:hanging="360"/>
+      </w:pPr>
+      <w:rPr>
+        <w:rFonts w:ascii="Wingdings" w:hAnsi="Wingdings" w:hint="default"/>
+        <w:sz w:val="20"/>
+      </w:rPr>
+    </w:lvl>
+    <w:lvl w:ilvl="8" w:tentative="1">
+      <w:start w:val="1"/>
+      <w:numFmt w:val="bullet"/>
+      <w:lvlText w:val=""/>
+      <w:lvlJc w:val="left"/>
+      <w:pPr>
+        <w:tabs>
+          <w:tab w:val="num" w:pos="6480"/>
+        </w:tabs>
+        <w:ind w:left="6480" w:hanging="360"/>
+      </w:pPr>
+      <w:rPr>
+        <w:rFonts w:ascii="Wingdings" w:hAnsi="Wingdings" w:hint="default"/>
+        <w:sz w:val="20"/>
+      </w:rPr>
+    </w:lvl>
+  </w:abstractNum>
   <w:num w:numId="1" w16cid:durableId="1756586649">
-    <w:abstractNumId w:val="2"/>
+    <w:abstractNumId w:val="8"/>
   </w:num>
   <w:num w:numId="2" w16cid:durableId="1584141354">
+    <w:abstractNumId w:val="1"/>
+  </w:num>
+  <w:num w:numId="3" w16cid:durableId="1990550774">
+    <w:abstractNumId w:val="3"/>
+  </w:num>
+  <w:num w:numId="4" w16cid:durableId="1828591831">
+    <w:abstractNumId w:val="10"/>
+  </w:num>
+  <w:num w:numId="5" w16cid:durableId="96759353">
+    <w:abstractNumId w:val="6"/>
+  </w:num>
+  <w:num w:numId="6" w16cid:durableId="1752045952">
+    <w:abstractNumId w:val="9"/>
+  </w:num>
+  <w:num w:numId="7" w16cid:durableId="396127198">
     <w:abstractNumId w:val="0"/>
   </w:num>
-  <w:num w:numId="3" w16cid:durableId="1990550774">
-    <w:abstractNumId w:val="1"/>
+  <w:num w:numId="8" w16cid:durableId="305621898">
+    <w:abstractNumId w:val="5"/>
+  </w:num>
+  <w:num w:numId="9" w16cid:durableId="17509396">
+    <w:abstractNumId w:val="4"/>
+  </w:num>
+  <w:num w:numId="10" w16cid:durableId="1055294">
+    <w:abstractNumId w:val="11"/>
+  </w:num>
+  <w:num w:numId="11" w16cid:durableId="1318529778">
+    <w:abstractNumId w:val="12"/>
+  </w:num>
+  <w:num w:numId="12" w16cid:durableId="1103456127">
+    <w:abstractNumId w:val="7"/>
+  </w:num>
+  <w:num w:numId="13" w16cid:durableId="1789618107">
+    <w:abstractNumId w:val="2"/>
   </w:num>
 </w:numbering>
 </file>

--- a/Prereq - Interview prep.docx
+++ b/Prereq - Interview prep.docx
@@ -681,7 +681,25 @@
           <w:sz w:val="24"/>
           <w:szCs w:val="24"/>
         </w:rPr>
-        <w:t>Graphics: &lt;canvas&gt;, &lt;svg&gt;</w:t>
+        <w:t>Graphics: &lt;canvas&gt;, &lt;</w:t>
+      </w:r>
+      <w:proofErr w:type="spellStart"/>
+      <w:r>
+        <w:rPr>
+          <w:rFonts w:ascii="Times New Roman" w:hAnsi="Times New Roman" w:cs="Times New Roman"/>
+          <w:sz w:val="24"/>
+          <w:szCs w:val="24"/>
+        </w:rPr>
+        <w:t>svg</w:t>
+      </w:r>
+      <w:proofErr w:type="spellEnd"/>
+      <w:r>
+        <w:rPr>
+          <w:rFonts w:ascii="Times New Roman" w:hAnsi="Times New Roman" w:cs="Times New Roman"/>
+          <w:sz w:val="24"/>
+          <w:szCs w:val="24"/>
+        </w:rPr>
+        <w:t>&gt;</w:t>
       </w:r>
     </w:p>
     <w:p>
@@ -715,8 +733,36 @@
           <w:sz w:val="24"/>
           <w:szCs w:val="24"/>
         </w:rPr>
-        <w:t>Local storage: localStorage, sessionStorage</w:t>
-      </w:r>
+        <w:t xml:space="preserve">Local storage: </w:t>
+      </w:r>
+      <w:proofErr w:type="spellStart"/>
+      <w:r>
+        <w:rPr>
+          <w:rFonts w:ascii="Times New Roman" w:hAnsi="Times New Roman" w:cs="Times New Roman"/>
+          <w:sz w:val="24"/>
+          <w:szCs w:val="24"/>
+        </w:rPr>
+        <w:t>localStorage</w:t>
+      </w:r>
+      <w:proofErr w:type="spellEnd"/>
+      <w:r>
+        <w:rPr>
+          <w:rFonts w:ascii="Times New Roman" w:hAnsi="Times New Roman" w:cs="Times New Roman"/>
+          <w:sz w:val="24"/>
+          <w:szCs w:val="24"/>
+        </w:rPr>
+        <w:t xml:space="preserve">, </w:t>
+      </w:r>
+      <w:proofErr w:type="spellStart"/>
+      <w:r>
+        <w:rPr>
+          <w:rFonts w:ascii="Times New Roman" w:hAnsi="Times New Roman" w:cs="Times New Roman"/>
+          <w:sz w:val="24"/>
+          <w:szCs w:val="24"/>
+        </w:rPr>
+        <w:t>sessionStorage</w:t>
+      </w:r>
+      <w:proofErr w:type="spellEnd"/>
     </w:p>
     <w:p>
       <w:pPr>
@@ -766,13 +812,23 @@
           <w:szCs w:val="24"/>
         </w:rPr>
       </w:pPr>
-      <w:r>
-        <w:rPr>
-          <w:rFonts w:ascii="Times New Roman" w:hAnsi="Times New Roman" w:cs="Times New Roman"/>
-          <w:sz w:val="24"/>
-          <w:szCs w:val="24"/>
-        </w:rPr>
-        <w:t>id is unique; used once per page.</w:t>
+      <w:proofErr w:type="spellStart"/>
+      <w:r>
+        <w:rPr>
+          <w:rFonts w:ascii="Times New Roman" w:hAnsi="Times New Roman" w:cs="Times New Roman"/>
+          <w:sz w:val="24"/>
+          <w:szCs w:val="24"/>
+        </w:rPr>
+        <w:t>id</w:t>
+      </w:r>
+      <w:proofErr w:type="spellEnd"/>
+      <w:r>
+        <w:rPr>
+          <w:rFonts w:ascii="Times New Roman" w:hAnsi="Times New Roman" w:cs="Times New Roman"/>
+          <w:sz w:val="24"/>
+          <w:szCs w:val="24"/>
+        </w:rPr>
+        <w:t xml:space="preserve"> is unique; used once per page.</w:t>
       </w:r>
     </w:p>
     <w:p>
@@ -916,7 +972,43 @@
           <w:sz w:val="24"/>
           <w:szCs w:val="24"/>
         </w:rPr>
-        <w:t>It breaks the uniqueness rule. JavaScript’s getElementById() returns only the first match, and CSS behavior becomes unpredictable.</w:t>
+        <w:t xml:space="preserve">It breaks the uniqueness rule. JavaScript’s </w:t>
+      </w:r>
+      <w:proofErr w:type="spellStart"/>
+      <w:r>
+        <w:rPr>
+          <w:rFonts w:ascii="Times New Roman" w:hAnsi="Times New Roman" w:cs="Times New Roman"/>
+          <w:sz w:val="24"/>
+          <w:szCs w:val="24"/>
+        </w:rPr>
+        <w:t>getElementById</w:t>
+      </w:r>
+      <w:proofErr w:type="spellEnd"/>
+      <w:r>
+        <w:rPr>
+          <w:rFonts w:ascii="Times New Roman" w:hAnsi="Times New Roman" w:cs="Times New Roman"/>
+          <w:sz w:val="24"/>
+          <w:szCs w:val="24"/>
+        </w:rPr>
+        <w:t xml:space="preserve">() returns only the first match, and CSS </w:t>
+      </w:r>
+      <w:proofErr w:type="spellStart"/>
+      <w:r>
+        <w:rPr>
+          <w:rFonts w:ascii="Times New Roman" w:hAnsi="Times New Roman" w:cs="Times New Roman"/>
+          <w:sz w:val="24"/>
+          <w:szCs w:val="24"/>
+        </w:rPr>
+        <w:t>behavior</w:t>
+      </w:r>
+      <w:proofErr w:type="spellEnd"/>
+      <w:r>
+        <w:rPr>
+          <w:rFonts w:ascii="Times New Roman" w:hAnsi="Times New Roman" w:cs="Times New Roman"/>
+          <w:sz w:val="24"/>
+          <w:szCs w:val="24"/>
+        </w:rPr>
+        <w:t xml:space="preserve"> becomes unpredictable.</w:t>
       </w:r>
     </w:p>
     <w:p>
@@ -1502,7 +1594,25 @@
           <w:sz w:val="24"/>
           <w:szCs w:val="24"/>
         </w:rPr>
-        <w:t>HTML5 introduced new input types (email, url, date, number, etc.), form validation attributes (required, min, max, pattern), and improved accessibility with label, placeholder, and autocomplete.</w:t>
+        <w:t xml:space="preserve">HTML5 introduced new input types (email, </w:t>
+      </w:r>
+      <w:proofErr w:type="spellStart"/>
+      <w:r>
+        <w:rPr>
+          <w:rFonts w:ascii="Times New Roman" w:hAnsi="Times New Roman" w:cs="Times New Roman"/>
+          <w:sz w:val="24"/>
+          <w:szCs w:val="24"/>
+        </w:rPr>
+        <w:t>url</w:t>
+      </w:r>
+      <w:proofErr w:type="spellEnd"/>
+      <w:r>
+        <w:rPr>
+          <w:rFonts w:ascii="Times New Roman" w:hAnsi="Times New Roman" w:cs="Times New Roman"/>
+          <w:sz w:val="24"/>
+          <w:szCs w:val="24"/>
+        </w:rPr>
+        <w:t>, date, number, etc.), form validation attributes (required, min, max, pattern), and improved accessibility with label, placeholder, and autocomplete.</w:t>
       </w:r>
     </w:p>
     <w:tbl>
@@ -2045,7 +2155,25 @@
           <w:sz w:val="24"/>
           <w:szCs w:val="24"/>
         </w:rPr>
-        <w:t>Data attributes are custom HTML attributes starting with data- that let you store extra metadata on elements. They’re useful for small, element-specific values like IDs, configs, or states, which JavaScript can read via element.dataset. They’re not for large or sensitive data, just for lightweight info tied directly to the DOM.”</w:t>
+        <w:t xml:space="preserve">Data attributes are custom HTML attributes starting with data- that let you store extra metadata on elements. They’re useful for small, element-specific values like IDs, configs, or states, which JavaScript can read via </w:t>
+      </w:r>
+      <w:proofErr w:type="spellStart"/>
+      <w:r>
+        <w:rPr>
+          <w:rFonts w:ascii="Times New Roman" w:hAnsi="Times New Roman" w:cs="Times New Roman"/>
+          <w:sz w:val="24"/>
+          <w:szCs w:val="24"/>
+        </w:rPr>
+        <w:t>element.dataset</w:t>
+      </w:r>
+      <w:proofErr w:type="spellEnd"/>
+      <w:r>
+        <w:rPr>
+          <w:rFonts w:ascii="Times New Roman" w:hAnsi="Times New Roman" w:cs="Times New Roman"/>
+          <w:sz w:val="24"/>
+          <w:szCs w:val="24"/>
+        </w:rPr>
+        <w:t>. They’re not for large or sensitive data, just for lightweight info tied directly to the DOM.”</w:t>
       </w:r>
     </w:p>
     <w:p>
@@ -2277,24 +2405,144 @@
           <w:sz w:val="24"/>
           <w:szCs w:val="24"/>
         </w:rPr>
-        <w:t>How does HTML5 handle offline storage? Compare localStorage vs sessionStorage vs cookies.</w:t>
-      </w:r>
-    </w:p>
-    <w:p>
-      <w:pPr>
-        <w:rPr>
-          <w:rFonts w:ascii="Times New Roman" w:hAnsi="Times New Roman" w:cs="Times New Roman"/>
-          <w:sz w:val="24"/>
-          <w:szCs w:val="24"/>
-        </w:rPr>
-      </w:pPr>
-      <w:r>
-        <w:rPr>
-          <w:rFonts w:ascii="Times New Roman" w:hAnsi="Times New Roman" w:cs="Times New Roman"/>
-          <w:sz w:val="24"/>
-          <w:szCs w:val="24"/>
-        </w:rPr>
-        <w:t>HTML5 introduced localStorage and sessionStorage as more efficient, client-side storage options compared to cookies. While localStorage stores data persistently, sessionStorage is limited to a tab session. Unlike cookies, neither are sent to the server automatically, reducing network load.</w:t>
+        <w:t xml:space="preserve">How does HTML5 handle offline storage? Compare </w:t>
+      </w:r>
+      <w:proofErr w:type="spellStart"/>
+      <w:r>
+        <w:rPr>
+          <w:rFonts w:ascii="Times New Roman" w:hAnsi="Times New Roman" w:cs="Times New Roman"/>
+          <w:b/>
+          <w:bCs/>
+          <w:color w:val="833C0B" w:themeColor="accent2" w:themeShade="80"/>
+          <w:sz w:val="24"/>
+          <w:szCs w:val="24"/>
+        </w:rPr>
+        <w:t>localStorage</w:t>
+      </w:r>
+      <w:proofErr w:type="spellEnd"/>
+      <w:r>
+        <w:rPr>
+          <w:rFonts w:ascii="Times New Roman" w:hAnsi="Times New Roman" w:cs="Times New Roman"/>
+          <w:b/>
+          <w:bCs/>
+          <w:color w:val="833C0B" w:themeColor="accent2" w:themeShade="80"/>
+          <w:sz w:val="24"/>
+          <w:szCs w:val="24"/>
+        </w:rPr>
+        <w:t xml:space="preserve"> vs </w:t>
+      </w:r>
+      <w:proofErr w:type="spellStart"/>
+      <w:r>
+        <w:rPr>
+          <w:rFonts w:ascii="Times New Roman" w:hAnsi="Times New Roman" w:cs="Times New Roman"/>
+          <w:b/>
+          <w:bCs/>
+          <w:color w:val="833C0B" w:themeColor="accent2" w:themeShade="80"/>
+          <w:sz w:val="24"/>
+          <w:szCs w:val="24"/>
+        </w:rPr>
+        <w:t>sessionStorage</w:t>
+      </w:r>
+      <w:proofErr w:type="spellEnd"/>
+      <w:r>
+        <w:rPr>
+          <w:rFonts w:ascii="Times New Roman" w:hAnsi="Times New Roman" w:cs="Times New Roman"/>
+          <w:b/>
+          <w:bCs/>
+          <w:color w:val="833C0B" w:themeColor="accent2" w:themeShade="80"/>
+          <w:sz w:val="24"/>
+          <w:szCs w:val="24"/>
+        </w:rPr>
+        <w:t xml:space="preserve"> vs cookies.</w:t>
+      </w:r>
+    </w:p>
+    <w:p>
+      <w:pPr>
+        <w:rPr>
+          <w:rFonts w:ascii="Times New Roman" w:hAnsi="Times New Roman" w:cs="Times New Roman"/>
+          <w:sz w:val="24"/>
+          <w:szCs w:val="24"/>
+        </w:rPr>
+      </w:pPr>
+      <w:r>
+        <w:rPr>
+          <w:rFonts w:ascii="Times New Roman" w:hAnsi="Times New Roman" w:cs="Times New Roman"/>
+          <w:sz w:val="24"/>
+          <w:szCs w:val="24"/>
+        </w:rPr>
+        <w:t xml:space="preserve">HTML5 introduced </w:t>
+      </w:r>
+      <w:proofErr w:type="spellStart"/>
+      <w:r>
+        <w:rPr>
+          <w:rFonts w:ascii="Times New Roman" w:hAnsi="Times New Roman" w:cs="Times New Roman"/>
+          <w:sz w:val="24"/>
+          <w:szCs w:val="24"/>
+        </w:rPr>
+        <w:t>localStorage</w:t>
+      </w:r>
+      <w:proofErr w:type="spellEnd"/>
+      <w:r>
+        <w:rPr>
+          <w:rFonts w:ascii="Times New Roman" w:hAnsi="Times New Roman" w:cs="Times New Roman"/>
+          <w:sz w:val="24"/>
+          <w:szCs w:val="24"/>
+        </w:rPr>
+        <w:t xml:space="preserve"> and </w:t>
+      </w:r>
+      <w:proofErr w:type="spellStart"/>
+      <w:r>
+        <w:rPr>
+          <w:rFonts w:ascii="Times New Roman" w:hAnsi="Times New Roman" w:cs="Times New Roman"/>
+          <w:sz w:val="24"/>
+          <w:szCs w:val="24"/>
+        </w:rPr>
+        <w:t>sessionStorage</w:t>
+      </w:r>
+      <w:proofErr w:type="spellEnd"/>
+      <w:r>
+        <w:rPr>
+          <w:rFonts w:ascii="Times New Roman" w:hAnsi="Times New Roman" w:cs="Times New Roman"/>
+          <w:sz w:val="24"/>
+          <w:szCs w:val="24"/>
+        </w:rPr>
+        <w:t xml:space="preserve"> as more efficient, client-side storage options compared to cookies. While </w:t>
+      </w:r>
+      <w:proofErr w:type="spellStart"/>
+      <w:r>
+        <w:rPr>
+          <w:rFonts w:ascii="Times New Roman" w:hAnsi="Times New Roman" w:cs="Times New Roman"/>
+          <w:sz w:val="24"/>
+          <w:szCs w:val="24"/>
+        </w:rPr>
+        <w:t>localStorage</w:t>
+      </w:r>
+      <w:proofErr w:type="spellEnd"/>
+      <w:r>
+        <w:rPr>
+          <w:rFonts w:ascii="Times New Roman" w:hAnsi="Times New Roman" w:cs="Times New Roman"/>
+          <w:sz w:val="24"/>
+          <w:szCs w:val="24"/>
+        </w:rPr>
+        <w:t xml:space="preserve"> stores data persistently, </w:t>
+      </w:r>
+      <w:proofErr w:type="spellStart"/>
+      <w:r>
+        <w:rPr>
+          <w:rFonts w:ascii="Times New Roman" w:hAnsi="Times New Roman" w:cs="Times New Roman"/>
+          <w:sz w:val="24"/>
+          <w:szCs w:val="24"/>
+        </w:rPr>
+        <w:t>sessionStorage</w:t>
+      </w:r>
+      <w:proofErr w:type="spellEnd"/>
+      <w:r>
+        <w:rPr>
+          <w:rFonts w:ascii="Times New Roman" w:hAnsi="Times New Roman" w:cs="Times New Roman"/>
+          <w:sz w:val="24"/>
+          <w:szCs w:val="24"/>
+        </w:rPr>
+        <w:t xml:space="preserve"> is limited to a tab session. Unlike cookies, neither are sent to the server automatically, reducing network load.</w:t>
       </w:r>
     </w:p>
     <w:p>
@@ -2431,7 +2679,25 @@
           <w:sz w:val="24"/>
           <w:szCs w:val="24"/>
         </w:rPr>
-        <w:t>It makes the body a flex container, allowing us to center the form both horizontally and vertically using justify-content and align-items.</w:t>
+        <w:t xml:space="preserve">It makes the body a flex container, allowing us to </w:t>
+      </w:r>
+      <w:proofErr w:type="spellStart"/>
+      <w:r>
+        <w:rPr>
+          <w:rFonts w:ascii="Times New Roman" w:hAnsi="Times New Roman" w:cs="Times New Roman"/>
+          <w:sz w:val="24"/>
+          <w:szCs w:val="24"/>
+        </w:rPr>
+        <w:t>center</w:t>
+      </w:r>
+      <w:proofErr w:type="spellEnd"/>
+      <w:r>
+        <w:rPr>
+          <w:rFonts w:ascii="Times New Roman" w:hAnsi="Times New Roman" w:cs="Times New Roman"/>
+          <w:sz w:val="24"/>
+          <w:szCs w:val="24"/>
+        </w:rPr>
+        <w:t xml:space="preserve"> the form both horizontally and vertically using justify-content and align-items.</w:t>
       </w:r>
     </w:p>
     <w:p>
@@ -3239,41 +3505,143 @@
           <w:sz w:val="24"/>
           <w:szCs w:val="24"/>
         </w:rPr>
-        <w:t>Difference between em, rem, %, px in CSS?</w:t>
-      </w:r>
-    </w:p>
-    <w:p>
-      <w:pPr>
-        <w:rPr>
-          <w:rFonts w:ascii="Times New Roman" w:hAnsi="Times New Roman" w:cs="Times New Roman"/>
-          <w:sz w:val="24"/>
-          <w:szCs w:val="24"/>
-        </w:rPr>
-      </w:pPr>
-      <w:r>
-        <w:rPr>
-          <w:rFonts w:ascii="Times New Roman" w:hAnsi="Times New Roman" w:cs="Times New Roman"/>
-          <w:sz w:val="24"/>
-          <w:szCs w:val="24"/>
-        </w:rPr>
-        <w:t>I use rem for consistent scalable typography across the app, em for element-relative spacing, % for fluid layouts, and px only when precise control is needed.</w:t>
-      </w:r>
-    </w:p>
-    <w:p>
-      <w:pPr>
-        <w:rPr>
-          <w:rFonts w:ascii="Times New Roman" w:hAnsi="Times New Roman" w:cs="Times New Roman"/>
-          <w:sz w:val="24"/>
-          <w:szCs w:val="24"/>
-        </w:rPr>
-      </w:pPr>
-      <w:r>
-        <w:rPr>
-          <w:rFonts w:ascii="Times New Roman" w:hAnsi="Times New Roman" w:cs="Times New Roman"/>
-          <w:sz w:val="24"/>
-          <w:szCs w:val="24"/>
-        </w:rPr>
-        <w:t>In my Nokia project, we switched from px to rem for accessibility and responsiveness — especially for large-screen dashboards.</w:t>
+        <w:t xml:space="preserve">Difference between </w:t>
+      </w:r>
+      <w:proofErr w:type="spellStart"/>
+      <w:r>
+        <w:rPr>
+          <w:rFonts w:ascii="Times New Roman" w:hAnsi="Times New Roman" w:cs="Times New Roman"/>
+          <w:b/>
+          <w:bCs/>
+          <w:color w:val="833C0B" w:themeColor="accent2" w:themeShade="80"/>
+          <w:sz w:val="24"/>
+          <w:szCs w:val="24"/>
+        </w:rPr>
+        <w:t>em</w:t>
+      </w:r>
+      <w:proofErr w:type="spellEnd"/>
+      <w:r>
+        <w:rPr>
+          <w:rFonts w:ascii="Times New Roman" w:hAnsi="Times New Roman" w:cs="Times New Roman"/>
+          <w:b/>
+          <w:bCs/>
+          <w:color w:val="833C0B" w:themeColor="accent2" w:themeShade="80"/>
+          <w:sz w:val="24"/>
+          <w:szCs w:val="24"/>
+        </w:rPr>
+        <w:t xml:space="preserve">, rem, %, </w:t>
+      </w:r>
+      <w:proofErr w:type="spellStart"/>
+      <w:r>
+        <w:rPr>
+          <w:rFonts w:ascii="Times New Roman" w:hAnsi="Times New Roman" w:cs="Times New Roman"/>
+          <w:b/>
+          <w:bCs/>
+          <w:color w:val="833C0B" w:themeColor="accent2" w:themeShade="80"/>
+          <w:sz w:val="24"/>
+          <w:szCs w:val="24"/>
+        </w:rPr>
+        <w:t>px</w:t>
+      </w:r>
+      <w:proofErr w:type="spellEnd"/>
+      <w:r>
+        <w:rPr>
+          <w:rFonts w:ascii="Times New Roman" w:hAnsi="Times New Roman" w:cs="Times New Roman"/>
+          <w:b/>
+          <w:bCs/>
+          <w:color w:val="833C0B" w:themeColor="accent2" w:themeShade="80"/>
+          <w:sz w:val="24"/>
+          <w:szCs w:val="24"/>
+        </w:rPr>
+        <w:t xml:space="preserve"> in CSS?</w:t>
+      </w:r>
+    </w:p>
+    <w:p>
+      <w:pPr>
+        <w:rPr>
+          <w:rFonts w:ascii="Times New Roman" w:hAnsi="Times New Roman" w:cs="Times New Roman"/>
+          <w:sz w:val="24"/>
+          <w:szCs w:val="24"/>
+        </w:rPr>
+      </w:pPr>
+      <w:r>
+        <w:rPr>
+          <w:rFonts w:ascii="Times New Roman" w:hAnsi="Times New Roman" w:cs="Times New Roman"/>
+          <w:sz w:val="24"/>
+          <w:szCs w:val="24"/>
+        </w:rPr>
+        <w:t xml:space="preserve">I use rem for consistent scalable typography across the app, </w:t>
+      </w:r>
+      <w:proofErr w:type="spellStart"/>
+      <w:r>
+        <w:rPr>
+          <w:rFonts w:ascii="Times New Roman" w:hAnsi="Times New Roman" w:cs="Times New Roman"/>
+          <w:sz w:val="24"/>
+          <w:szCs w:val="24"/>
+        </w:rPr>
+        <w:t>em</w:t>
+      </w:r>
+      <w:proofErr w:type="spellEnd"/>
+      <w:r>
+        <w:rPr>
+          <w:rFonts w:ascii="Times New Roman" w:hAnsi="Times New Roman" w:cs="Times New Roman"/>
+          <w:sz w:val="24"/>
+          <w:szCs w:val="24"/>
+        </w:rPr>
+        <w:t xml:space="preserve"> for element-relative spacing, % for fluid layouts, and </w:t>
+      </w:r>
+      <w:proofErr w:type="spellStart"/>
+      <w:r>
+        <w:rPr>
+          <w:rFonts w:ascii="Times New Roman" w:hAnsi="Times New Roman" w:cs="Times New Roman"/>
+          <w:sz w:val="24"/>
+          <w:szCs w:val="24"/>
+        </w:rPr>
+        <w:t>px</w:t>
+      </w:r>
+      <w:proofErr w:type="spellEnd"/>
+      <w:r>
+        <w:rPr>
+          <w:rFonts w:ascii="Times New Roman" w:hAnsi="Times New Roman" w:cs="Times New Roman"/>
+          <w:sz w:val="24"/>
+          <w:szCs w:val="24"/>
+        </w:rPr>
+        <w:t xml:space="preserve"> only when precise control is needed.</w:t>
+      </w:r>
+    </w:p>
+    <w:p>
+      <w:pPr>
+        <w:rPr>
+          <w:rFonts w:ascii="Times New Roman" w:hAnsi="Times New Roman" w:cs="Times New Roman"/>
+          <w:sz w:val="24"/>
+          <w:szCs w:val="24"/>
+        </w:rPr>
+      </w:pPr>
+      <w:r>
+        <w:rPr>
+          <w:rFonts w:ascii="Times New Roman" w:hAnsi="Times New Roman" w:cs="Times New Roman"/>
+          <w:sz w:val="24"/>
+          <w:szCs w:val="24"/>
+        </w:rPr>
+        <w:t xml:space="preserve">In my Nokia project, we switched from </w:t>
+      </w:r>
+      <w:proofErr w:type="spellStart"/>
+      <w:r>
+        <w:rPr>
+          <w:rFonts w:ascii="Times New Roman" w:hAnsi="Times New Roman" w:cs="Times New Roman"/>
+          <w:sz w:val="24"/>
+          <w:szCs w:val="24"/>
+        </w:rPr>
+        <w:t>px</w:t>
+      </w:r>
+      <w:proofErr w:type="spellEnd"/>
+      <w:r>
+        <w:rPr>
+          <w:rFonts w:ascii="Times New Roman" w:hAnsi="Times New Roman" w:cs="Times New Roman"/>
+          <w:sz w:val="24"/>
+          <w:szCs w:val="24"/>
+        </w:rPr>
+        <w:t xml:space="preserve"> to rem for accessibility and responsiveness — especially for large-screen dashboards.</w:t>
       </w:r>
     </w:p>
     <w:p>
@@ -3580,8 +3948,21 @@
           <w:sz w:val="24"/>
           <w:szCs w:val="24"/>
         </w:rPr>
-        <w:t>Explain what kind of application we can built using Javascript</w:t>
-      </w:r>
+        <w:t xml:space="preserve">Explain what kind of application we can built using </w:t>
+      </w:r>
+      <w:proofErr w:type="spellStart"/>
+      <w:r>
+        <w:rPr>
+          <w:rFonts w:ascii="Times New Roman" w:hAnsi="Times New Roman" w:cs="Times New Roman"/>
+          <w:b/>
+          <w:bCs/>
+          <w:color w:val="833C0B" w:themeColor="accent2" w:themeShade="80"/>
+          <w:sz w:val="24"/>
+          <w:szCs w:val="24"/>
+        </w:rPr>
+        <w:t>Javascript</w:t>
+      </w:r>
+      <w:proofErr w:type="spellEnd"/>
       <w:r>
         <w:rPr>
           <w:rFonts w:ascii="Times New Roman" w:hAnsi="Times New Roman" w:cs="Times New Roman"/>
@@ -3690,7 +4071,31 @@
           <w:sz w:val="24"/>
           <w:szCs w:val="24"/>
         </w:rPr>
-        <w:t>What is .classList in JavaScript?</w:t>
+        <w:t>What is .</w:t>
+      </w:r>
+      <w:proofErr w:type="spellStart"/>
+      <w:r>
+        <w:rPr>
+          <w:rFonts w:ascii="Times New Roman" w:hAnsi="Times New Roman" w:cs="Times New Roman"/>
+          <w:b/>
+          <w:bCs/>
+          <w:color w:val="833C0B" w:themeColor="accent2" w:themeShade="80"/>
+          <w:sz w:val="24"/>
+          <w:szCs w:val="24"/>
+        </w:rPr>
+        <w:t>classList</w:t>
+      </w:r>
+      <w:proofErr w:type="spellEnd"/>
+      <w:r>
+        <w:rPr>
+          <w:rFonts w:ascii="Times New Roman" w:hAnsi="Times New Roman" w:cs="Times New Roman"/>
+          <w:b/>
+          <w:bCs/>
+          <w:color w:val="833C0B" w:themeColor="accent2" w:themeShade="80"/>
+          <w:sz w:val="24"/>
+          <w:szCs w:val="24"/>
+        </w:rPr>
+        <w:t xml:space="preserve"> in JavaScript?</w:t>
       </w:r>
     </w:p>
     <w:p>
@@ -3713,7 +4118,31 @@
           <w:lang w:eastAsia="en-IN"/>
           <w14:ligatures w14:val="none"/>
         </w:rPr>
-        <w:t>.classList is a JavaScript property used to access the list of CSS classes assigned to an HTML element. It provides methods to add, remove, toggle, or check classes on that element.</w:t>
+        <w:t>.</w:t>
+      </w:r>
+      <w:proofErr w:type="spellStart"/>
+      <w:r>
+        <w:rPr>
+          <w:rFonts w:ascii="Times New Roman" w:eastAsia="Times New Roman" w:hAnsi="Times New Roman" w:cs="Times New Roman"/>
+          <w:kern w:val="0"/>
+          <w:sz w:val="24"/>
+          <w:szCs w:val="24"/>
+          <w:lang w:eastAsia="en-IN"/>
+          <w14:ligatures w14:val="none"/>
+        </w:rPr>
+        <w:t>classList</w:t>
+      </w:r>
+      <w:proofErr w:type="spellEnd"/>
+      <w:r>
+        <w:rPr>
+          <w:rFonts w:ascii="Times New Roman" w:eastAsia="Times New Roman" w:hAnsi="Times New Roman" w:cs="Times New Roman"/>
+          <w:kern w:val="0"/>
+          <w:sz w:val="24"/>
+          <w:szCs w:val="24"/>
+          <w:lang w:eastAsia="en-IN"/>
+          <w14:ligatures w14:val="none"/>
+        </w:rPr>
+        <w:t xml:space="preserve"> is a JavaScript property used to access the list of CSS classes assigned to an HTML element. It provides methods to add, remove, toggle, or check classes on that element.</w:t>
       </w:r>
     </w:p>
     <w:p>
@@ -3798,7 +4227,25 @@
           <w:sz w:val="24"/>
           <w:szCs w:val="24"/>
         </w:rPr>
-        <w:t xml:space="preserve">Variable name should contain only letter,digits,symbols($) and (_)underscore </w:t>
+        <w:t xml:space="preserve">Variable name should contain only </w:t>
+      </w:r>
+      <w:proofErr w:type="spellStart"/>
+      <w:r>
+        <w:rPr>
+          <w:rFonts w:ascii="Times New Roman" w:hAnsi="Times New Roman" w:cs="Times New Roman"/>
+          <w:sz w:val="24"/>
+          <w:szCs w:val="24"/>
+        </w:rPr>
+        <w:t>letter,digits,symbols</w:t>
+      </w:r>
+      <w:proofErr w:type="spellEnd"/>
+      <w:r>
+        <w:rPr>
+          <w:rFonts w:ascii="Times New Roman" w:hAnsi="Times New Roman" w:cs="Times New Roman"/>
+          <w:sz w:val="24"/>
+          <w:szCs w:val="24"/>
+        </w:rPr>
+        <w:t xml:space="preserve">($) and (_)underscore </w:t>
       </w:r>
     </w:p>
     <w:p>
@@ -4019,7 +4466,25 @@
           <w:sz w:val="24"/>
           <w:szCs w:val="24"/>
         </w:rPr>
-        <w:t>Data Types: String, Number, Boolean, Undefined, Null, Symbol, BigInt which hold a single value and are immutable.</w:t>
+        <w:t xml:space="preserve">Data Types: String, Number, Boolean, Undefined, Null, Symbol, </w:t>
+      </w:r>
+      <w:proofErr w:type="spellStart"/>
+      <w:r>
+        <w:rPr>
+          <w:rFonts w:ascii="Times New Roman" w:hAnsi="Times New Roman" w:cs="Times New Roman"/>
+          <w:sz w:val="24"/>
+          <w:szCs w:val="24"/>
+        </w:rPr>
+        <w:t>BigInt</w:t>
+      </w:r>
+      <w:proofErr w:type="spellEnd"/>
+      <w:r>
+        <w:rPr>
+          <w:rFonts w:ascii="Times New Roman" w:hAnsi="Times New Roman" w:cs="Times New Roman"/>
+          <w:sz w:val="24"/>
+          <w:szCs w:val="24"/>
+        </w:rPr>
+        <w:t xml:space="preserve"> which hold a single value and are immutable.</w:t>
       </w:r>
       <w:r>
         <w:rPr>
@@ -4052,7 +4517,43 @@
           <w:szCs w:val="24"/>
         </w:rPr>
         <w:br/>
-        <w:t>I often use typeof and Array.isArray() to safely check types before operations.</w:t>
+        <w:t xml:space="preserve">I often use </w:t>
+      </w:r>
+      <w:proofErr w:type="spellStart"/>
+      <w:r>
+        <w:rPr>
+          <w:rFonts w:ascii="Times New Roman" w:hAnsi="Times New Roman" w:cs="Times New Roman"/>
+          <w:sz w:val="24"/>
+          <w:szCs w:val="24"/>
+        </w:rPr>
+        <w:t>typeof</w:t>
+      </w:r>
+      <w:proofErr w:type="spellEnd"/>
+      <w:r>
+        <w:rPr>
+          <w:rFonts w:ascii="Times New Roman" w:hAnsi="Times New Roman" w:cs="Times New Roman"/>
+          <w:sz w:val="24"/>
+          <w:szCs w:val="24"/>
+        </w:rPr>
+        <w:t xml:space="preserve"> and </w:t>
+      </w:r>
+      <w:proofErr w:type="spellStart"/>
+      <w:r>
+        <w:rPr>
+          <w:rFonts w:ascii="Times New Roman" w:hAnsi="Times New Roman" w:cs="Times New Roman"/>
+          <w:sz w:val="24"/>
+          <w:szCs w:val="24"/>
+        </w:rPr>
+        <w:t>Array.isArray</w:t>
+      </w:r>
+      <w:proofErr w:type="spellEnd"/>
+      <w:r>
+        <w:rPr>
+          <w:rFonts w:ascii="Times New Roman" w:hAnsi="Times New Roman" w:cs="Times New Roman"/>
+          <w:sz w:val="24"/>
+          <w:szCs w:val="24"/>
+        </w:rPr>
+        <w:t>() to safely check types before operations.</w:t>
       </w:r>
     </w:p>
     <w:p>
@@ -4185,7 +4686,25 @@
           <w:sz w:val="24"/>
           <w:szCs w:val="24"/>
         </w:rPr>
-        <w:t>In contrast, accessing variables declared with let or const before initialization will throw a ReferenceError.</w:t>
+        <w:t xml:space="preserve">In contrast, accessing variables declared with let or const before initialization will throw a </w:t>
+      </w:r>
+      <w:proofErr w:type="spellStart"/>
+      <w:r>
+        <w:rPr>
+          <w:rFonts w:ascii="Times New Roman" w:hAnsi="Times New Roman" w:cs="Times New Roman"/>
+          <w:sz w:val="24"/>
+          <w:szCs w:val="24"/>
+        </w:rPr>
+        <w:t>ReferenceError</w:t>
+      </w:r>
+      <w:proofErr w:type="spellEnd"/>
+      <w:r>
+        <w:rPr>
+          <w:rFonts w:ascii="Times New Roman" w:hAnsi="Times New Roman" w:cs="Times New Roman"/>
+          <w:sz w:val="24"/>
+          <w:szCs w:val="24"/>
+        </w:rPr>
+        <w:t>.</w:t>
       </w:r>
     </w:p>
     <w:p>
@@ -4405,7 +4924,25 @@
           <w:sz w:val="24"/>
           <w:szCs w:val="24"/>
         </w:rPr>
-        <w:t xml:space="preserve"> is JavaScript's behaviourw of moving </w:t>
+        <w:t xml:space="preserve"> is JavaScript's </w:t>
+      </w:r>
+      <w:proofErr w:type="spellStart"/>
+      <w:r>
+        <w:rPr>
+          <w:rFonts w:ascii="Times New Roman" w:hAnsi="Times New Roman" w:cs="Times New Roman"/>
+          <w:sz w:val="24"/>
+          <w:szCs w:val="24"/>
+        </w:rPr>
+        <w:t>behaviourw</w:t>
+      </w:r>
+      <w:proofErr w:type="spellEnd"/>
+      <w:r>
+        <w:rPr>
+          <w:rFonts w:ascii="Times New Roman" w:hAnsi="Times New Roman" w:cs="Times New Roman"/>
+          <w:sz w:val="24"/>
+          <w:szCs w:val="24"/>
+        </w:rPr>
+        <w:t xml:space="preserve"> of moving </w:t>
       </w:r>
       <w:r>
         <w:rPr>
@@ -5187,7 +5724,25 @@
                 <w:sz w:val="24"/>
                 <w:szCs w:val="24"/>
               </w:rPr>
-              <w:t>function testVar() {</w:t>
+              <w:t xml:space="preserve">function </w:t>
+            </w:r>
+            <w:proofErr w:type="spellStart"/>
+            <w:r>
+              <w:rPr>
+                <w:rFonts w:ascii="Times New Roman" w:hAnsi="Times New Roman" w:cs="Times New Roman"/>
+                <w:sz w:val="24"/>
+                <w:szCs w:val="24"/>
+              </w:rPr>
+              <w:t>testVar</w:t>
+            </w:r>
+            <w:proofErr w:type="spellEnd"/>
+            <w:r>
+              <w:rPr>
+                <w:rFonts w:ascii="Times New Roman" w:hAnsi="Times New Roman" w:cs="Times New Roman"/>
+                <w:sz w:val="24"/>
+                <w:szCs w:val="24"/>
+              </w:rPr>
+              <w:t>() {</w:t>
             </w:r>
           </w:p>
           <w:p>
@@ -5288,13 +5843,23 @@
                 <w:szCs w:val="24"/>
               </w:rPr>
             </w:pPr>
+            <w:proofErr w:type="spellStart"/>
             <w:r>
               <w:rPr>
                 <w:rFonts w:ascii="Times New Roman" w:hAnsi="Times New Roman" w:cs="Times New Roman"/>
                 <w:sz w:val="24"/>
                 <w:szCs w:val="24"/>
               </w:rPr>
-              <w:t>testVar();</w:t>
+              <w:t>testVar</w:t>
+            </w:r>
+            <w:proofErr w:type="spellEnd"/>
+            <w:r>
+              <w:rPr>
+                <w:rFonts w:ascii="Times New Roman" w:hAnsi="Times New Roman" w:cs="Times New Roman"/>
+                <w:sz w:val="24"/>
+                <w:szCs w:val="24"/>
+              </w:rPr>
+              <w:t>();</w:t>
             </w:r>
           </w:p>
         </w:tc>
@@ -5405,7 +5970,25 @@
                 <w:sz w:val="24"/>
                 <w:szCs w:val="24"/>
               </w:rPr>
-              <w:t xml:space="preserve">    function testLet() {</w:t>
+              <w:t xml:space="preserve">    function </w:t>
+            </w:r>
+            <w:proofErr w:type="spellStart"/>
+            <w:r>
+              <w:rPr>
+                <w:rFonts w:ascii="Times New Roman" w:hAnsi="Times New Roman" w:cs="Times New Roman"/>
+                <w:sz w:val="24"/>
+                <w:szCs w:val="24"/>
+              </w:rPr>
+              <w:t>testLet</w:t>
+            </w:r>
+            <w:proofErr w:type="spellEnd"/>
+            <w:r>
+              <w:rPr>
+                <w:rFonts w:ascii="Times New Roman" w:hAnsi="Times New Roman" w:cs="Times New Roman"/>
+                <w:sz w:val="24"/>
+                <w:szCs w:val="24"/>
+              </w:rPr>
+              <w:t>() {</w:t>
             </w:r>
           </w:p>
           <w:p>
@@ -5490,8 +6073,18 @@
                 <w:sz w:val="24"/>
                 <w:szCs w:val="24"/>
               </w:rPr>
-              <w:t xml:space="preserve">  console.log(b); //  ReferenceError</w:t>
+              <w:t xml:space="preserve">  console.log(b); //  </w:t>
             </w:r>
+            <w:proofErr w:type="spellStart"/>
+            <w:r>
+              <w:rPr>
+                <w:rFonts w:ascii="Times New Roman" w:hAnsi="Times New Roman" w:cs="Times New Roman"/>
+                <w:sz w:val="24"/>
+                <w:szCs w:val="24"/>
+              </w:rPr>
+              <w:t>ReferenceError</w:t>
+            </w:r>
+            <w:proofErr w:type="spellEnd"/>
           </w:p>
           <w:p>
             <w:pPr>
@@ -5507,8 +6100,18 @@
                 <w:sz w:val="24"/>
                 <w:szCs w:val="24"/>
               </w:rPr>
-              <w:t xml:space="preserve">  console.log(c); //  ReferenceError</w:t>
+              <w:t xml:space="preserve">  console.log(c); //  </w:t>
             </w:r>
+            <w:proofErr w:type="spellStart"/>
+            <w:r>
+              <w:rPr>
+                <w:rFonts w:ascii="Times New Roman" w:hAnsi="Times New Roman" w:cs="Times New Roman"/>
+                <w:sz w:val="24"/>
+                <w:szCs w:val="24"/>
+              </w:rPr>
+              <w:t>ReferenceError</w:t>
+            </w:r>
+            <w:proofErr w:type="spellEnd"/>
           </w:p>
           <w:p>
             <w:pPr>
@@ -5535,13 +6138,23 @@
                 <w:szCs w:val="24"/>
               </w:rPr>
             </w:pPr>
+            <w:proofErr w:type="spellStart"/>
             <w:r>
               <w:rPr>
                 <w:rFonts w:ascii="Times New Roman" w:hAnsi="Times New Roman" w:cs="Times New Roman"/>
                 <w:sz w:val="24"/>
                 <w:szCs w:val="24"/>
               </w:rPr>
-              <w:t>testLet();</w:t>
+              <w:t>testLet</w:t>
+            </w:r>
+            <w:proofErr w:type="spellEnd"/>
+            <w:r>
+              <w:rPr>
+                <w:rFonts w:ascii="Times New Roman" w:hAnsi="Times New Roman" w:cs="Times New Roman"/>
+                <w:sz w:val="24"/>
+                <w:szCs w:val="24"/>
+              </w:rPr>
+              <w:t>();</w:t>
             </w:r>
           </w:p>
           <w:p>
@@ -5983,7 +6596,31 @@
           <w:sz w:val="24"/>
           <w:szCs w:val="24"/>
         </w:rPr>
-        <w:t xml:space="preserve">different types of function in Javascript </w:t>
+        <w:t xml:space="preserve">different types of function in </w:t>
+      </w:r>
+      <w:proofErr w:type="spellStart"/>
+      <w:r>
+        <w:rPr>
+          <w:rFonts w:ascii="Times New Roman" w:hAnsi="Times New Roman" w:cs="Times New Roman"/>
+          <w:b/>
+          <w:bCs/>
+          <w:color w:val="833C0B" w:themeColor="accent2" w:themeShade="80"/>
+          <w:sz w:val="24"/>
+          <w:szCs w:val="24"/>
+        </w:rPr>
+        <w:t>Javascript</w:t>
+      </w:r>
+      <w:proofErr w:type="spellEnd"/>
+      <w:r>
+        <w:rPr>
+          <w:rFonts w:ascii="Times New Roman" w:hAnsi="Times New Roman" w:cs="Times New Roman"/>
+          <w:b/>
+          <w:bCs/>
+          <w:color w:val="833C0B" w:themeColor="accent2" w:themeShade="80"/>
+          <w:sz w:val="24"/>
+          <w:szCs w:val="24"/>
+        </w:rPr>
+        <w:t xml:space="preserve"> </w:t>
       </w:r>
     </w:p>
     <w:p>
@@ -6266,7 +6903,31 @@
           <w:sz w:val="24"/>
           <w:szCs w:val="24"/>
         </w:rPr>
-        <w:t xml:space="preserve">What is arrow function in Javascript </w:t>
+        <w:t xml:space="preserve">What is arrow function in </w:t>
+      </w:r>
+      <w:proofErr w:type="spellStart"/>
+      <w:r>
+        <w:rPr>
+          <w:rFonts w:ascii="Times New Roman" w:hAnsi="Times New Roman" w:cs="Times New Roman"/>
+          <w:b/>
+          <w:bCs/>
+          <w:color w:val="833C0B" w:themeColor="accent2" w:themeShade="80"/>
+          <w:sz w:val="24"/>
+          <w:szCs w:val="24"/>
+        </w:rPr>
+        <w:t>Javascript</w:t>
+      </w:r>
+      <w:proofErr w:type="spellEnd"/>
+      <w:r>
+        <w:rPr>
+          <w:rFonts w:ascii="Times New Roman" w:hAnsi="Times New Roman" w:cs="Times New Roman"/>
+          <w:b/>
+          <w:bCs/>
+          <w:color w:val="833C0B" w:themeColor="accent2" w:themeShade="80"/>
+          <w:sz w:val="24"/>
+          <w:szCs w:val="24"/>
+        </w:rPr>
+        <w:t xml:space="preserve"> </w:t>
       </w:r>
     </w:p>
     <w:p>
@@ -6741,7 +7402,25 @@
           <w:sz w:val="24"/>
           <w:szCs w:val="24"/>
         </w:rPr>
-        <w:t>Used for manipulating and analyzing text.</w:t>
+        <w:t xml:space="preserve">Used for manipulating and </w:t>
+      </w:r>
+      <w:proofErr w:type="spellStart"/>
+      <w:r>
+        <w:rPr>
+          <w:rFonts w:ascii="Times New Roman" w:hAnsi="Times New Roman" w:cs="Times New Roman"/>
+          <w:sz w:val="24"/>
+          <w:szCs w:val="24"/>
+        </w:rPr>
+        <w:t>analyzing</w:t>
+      </w:r>
+      <w:proofErr w:type="spellEnd"/>
+      <w:r>
+        <w:rPr>
+          <w:rFonts w:ascii="Times New Roman" w:hAnsi="Times New Roman" w:cs="Times New Roman"/>
+          <w:sz w:val="24"/>
+          <w:szCs w:val="24"/>
+        </w:rPr>
+        <w:t xml:space="preserve"> text.</w:t>
       </w:r>
     </w:p>
     <w:p>
@@ -6803,13 +7482,41 @@
           <w:szCs w:val="24"/>
         </w:rPr>
       </w:pPr>
-      <w:r>
-        <w:rPr>
-          <w:rFonts w:ascii="Times New Roman" w:hAnsi="Times New Roman" w:cs="Times New Roman"/>
-          <w:sz w:val="24"/>
-          <w:szCs w:val="24"/>
-        </w:rPr>
-        <w:t>toUpperCase() / toLowerCase() – changes case</w:t>
+      <w:proofErr w:type="spellStart"/>
+      <w:r>
+        <w:rPr>
+          <w:rFonts w:ascii="Times New Roman" w:hAnsi="Times New Roman" w:cs="Times New Roman"/>
+          <w:sz w:val="24"/>
+          <w:szCs w:val="24"/>
+        </w:rPr>
+        <w:t>toUpperCase</w:t>
+      </w:r>
+      <w:proofErr w:type="spellEnd"/>
+      <w:r>
+        <w:rPr>
+          <w:rFonts w:ascii="Times New Roman" w:hAnsi="Times New Roman" w:cs="Times New Roman"/>
+          <w:sz w:val="24"/>
+          <w:szCs w:val="24"/>
+        </w:rPr>
+        <w:t xml:space="preserve">() / </w:t>
+      </w:r>
+      <w:proofErr w:type="spellStart"/>
+      <w:r>
+        <w:rPr>
+          <w:rFonts w:ascii="Times New Roman" w:hAnsi="Times New Roman" w:cs="Times New Roman"/>
+          <w:sz w:val="24"/>
+          <w:szCs w:val="24"/>
+        </w:rPr>
+        <w:t>toLowerCase</w:t>
+      </w:r>
+      <w:proofErr w:type="spellEnd"/>
+      <w:r>
+        <w:rPr>
+          <w:rFonts w:ascii="Times New Roman" w:hAnsi="Times New Roman" w:cs="Times New Roman"/>
+          <w:sz w:val="24"/>
+          <w:szCs w:val="24"/>
+        </w:rPr>
+        <w:t>() – changes case</w:t>
       </w:r>
     </w:p>
     <w:p>
@@ -7177,7 +7884,55 @@
           <w:sz w:val="24"/>
           <w:szCs w:val="24"/>
         </w:rPr>
-        <w:t>What is Null and undefined and NaN in javascript.</w:t>
+        <w:t xml:space="preserve">What is Null and undefined and </w:t>
+      </w:r>
+      <w:proofErr w:type="spellStart"/>
+      <w:r>
+        <w:rPr>
+          <w:rFonts w:ascii="Times New Roman" w:hAnsi="Times New Roman" w:cs="Times New Roman"/>
+          <w:b/>
+          <w:bCs/>
+          <w:color w:val="833C0B" w:themeColor="accent2" w:themeShade="80"/>
+          <w:sz w:val="24"/>
+          <w:szCs w:val="24"/>
+        </w:rPr>
+        <w:t>NaN</w:t>
+      </w:r>
+      <w:proofErr w:type="spellEnd"/>
+      <w:r>
+        <w:rPr>
+          <w:rFonts w:ascii="Times New Roman" w:hAnsi="Times New Roman" w:cs="Times New Roman"/>
+          <w:b/>
+          <w:bCs/>
+          <w:color w:val="833C0B" w:themeColor="accent2" w:themeShade="80"/>
+          <w:sz w:val="24"/>
+          <w:szCs w:val="24"/>
+        </w:rPr>
+        <w:t xml:space="preserve"> in </w:t>
+      </w:r>
+      <w:proofErr w:type="spellStart"/>
+      <w:r>
+        <w:rPr>
+          <w:rFonts w:ascii="Times New Roman" w:hAnsi="Times New Roman" w:cs="Times New Roman"/>
+          <w:b/>
+          <w:bCs/>
+          <w:color w:val="833C0B" w:themeColor="accent2" w:themeShade="80"/>
+          <w:sz w:val="24"/>
+          <w:szCs w:val="24"/>
+        </w:rPr>
+        <w:t>javascript</w:t>
+      </w:r>
+      <w:proofErr w:type="spellEnd"/>
+      <w:r>
+        <w:rPr>
+          <w:rFonts w:ascii="Times New Roman" w:hAnsi="Times New Roman" w:cs="Times New Roman"/>
+          <w:b/>
+          <w:bCs/>
+          <w:color w:val="833C0B" w:themeColor="accent2" w:themeShade="80"/>
+          <w:sz w:val="24"/>
+          <w:szCs w:val="24"/>
+        </w:rPr>
+        <w:t>.</w:t>
       </w:r>
     </w:p>
     <w:p>
@@ -7245,75 +8000,159 @@
           <w:sz w:val="24"/>
           <w:szCs w:val="24"/>
         </w:rPr>
-        <w:t>in javascript null means "reference to non-existing object "</w:t>
-      </w:r>
-    </w:p>
-    <w:p>
-      <w:pPr>
-        <w:rPr>
-          <w:rFonts w:ascii="Times New Roman" w:hAnsi="Times New Roman" w:cs="Times New Roman"/>
-          <w:sz w:val="24"/>
-          <w:szCs w:val="24"/>
-        </w:rPr>
-      </w:pPr>
-      <w:r>
-        <w:rPr>
-          <w:rFonts w:ascii="Times New Roman" w:hAnsi="Times New Roman" w:cs="Times New Roman"/>
-          <w:sz w:val="24"/>
-          <w:szCs w:val="24"/>
-        </w:rPr>
-        <w:t>typeof null → "object"</w:t>
-      </w:r>
-    </w:p>
-    <w:p>
-      <w:pPr>
-        <w:rPr>
-          <w:rFonts w:ascii="Times New Roman" w:hAnsi="Times New Roman" w:cs="Times New Roman"/>
-          <w:sz w:val="24"/>
-          <w:szCs w:val="24"/>
-        </w:rPr>
-      </w:pPr>
-      <w:r>
-        <w:rPr>
-          <w:rFonts w:ascii="Times New Roman" w:hAnsi="Times New Roman" w:cs="Times New Roman"/>
-          <w:sz w:val="24"/>
-          <w:szCs w:val="24"/>
-        </w:rPr>
-        <w:t>typeof undefined → "undefined"</w:t>
-      </w:r>
-    </w:p>
-    <w:p>
-      <w:pPr>
-        <w:rPr>
-          <w:rFonts w:ascii="Times New Roman" w:hAnsi="Times New Roman" w:cs="Times New Roman"/>
-          <w:sz w:val="24"/>
-          <w:szCs w:val="24"/>
-        </w:rPr>
-      </w:pPr>
-      <w:r>
-        <w:rPr>
-          <w:rFonts w:ascii="Times New Roman" w:hAnsi="Times New Roman" w:cs="Times New Roman"/>
-          <w:sz w:val="24"/>
-          <w:szCs w:val="24"/>
-        </w:rPr>
-        <w:t>(typeof NaN);   // "number"</w:t>
-      </w:r>
-    </w:p>
-    <w:p>
-      <w:pPr>
-        <w:rPr>
-          <w:rFonts w:ascii="Times New Roman" w:hAnsi="Times New Roman" w:cs="Times New Roman"/>
-          <w:sz w:val="24"/>
-          <w:szCs w:val="24"/>
-        </w:rPr>
-      </w:pPr>
-      <w:r>
-        <w:rPr>
-          <w:rFonts w:ascii="Times New Roman" w:hAnsi="Times New Roman" w:cs="Times New Roman"/>
-          <w:sz w:val="24"/>
-          <w:szCs w:val="24"/>
-        </w:rPr>
-        <w:t>NaN: "Not a Number" — result of invalid math operation</w:t>
+        <w:t xml:space="preserve">in </w:t>
+      </w:r>
+      <w:proofErr w:type="spellStart"/>
+      <w:r>
+        <w:rPr>
+          <w:rFonts w:ascii="Times New Roman" w:hAnsi="Times New Roman" w:cs="Times New Roman"/>
+          <w:sz w:val="24"/>
+          <w:szCs w:val="24"/>
+        </w:rPr>
+        <w:t>javascript</w:t>
+      </w:r>
+      <w:proofErr w:type="spellEnd"/>
+      <w:r>
+        <w:rPr>
+          <w:rFonts w:ascii="Times New Roman" w:hAnsi="Times New Roman" w:cs="Times New Roman"/>
+          <w:sz w:val="24"/>
+          <w:szCs w:val="24"/>
+        </w:rPr>
+        <w:t xml:space="preserve"> null means "reference to non-existing object "</w:t>
+      </w:r>
+    </w:p>
+    <w:p>
+      <w:pPr>
+        <w:rPr>
+          <w:rFonts w:ascii="Times New Roman" w:hAnsi="Times New Roman" w:cs="Times New Roman"/>
+          <w:sz w:val="24"/>
+          <w:szCs w:val="24"/>
+        </w:rPr>
+      </w:pPr>
+      <w:proofErr w:type="spellStart"/>
+      <w:r>
+        <w:rPr>
+          <w:rFonts w:ascii="Times New Roman" w:hAnsi="Times New Roman" w:cs="Times New Roman"/>
+          <w:sz w:val="24"/>
+          <w:szCs w:val="24"/>
+        </w:rPr>
+        <w:t>typeof</w:t>
+      </w:r>
+      <w:proofErr w:type="spellEnd"/>
+      <w:r>
+        <w:rPr>
+          <w:rFonts w:ascii="Times New Roman" w:hAnsi="Times New Roman" w:cs="Times New Roman"/>
+          <w:sz w:val="24"/>
+          <w:szCs w:val="24"/>
+        </w:rPr>
+        <w:t xml:space="preserve"> null → "object"</w:t>
+      </w:r>
+    </w:p>
+    <w:p>
+      <w:pPr>
+        <w:rPr>
+          <w:rFonts w:ascii="Times New Roman" w:hAnsi="Times New Roman" w:cs="Times New Roman"/>
+          <w:sz w:val="24"/>
+          <w:szCs w:val="24"/>
+        </w:rPr>
+      </w:pPr>
+      <w:proofErr w:type="spellStart"/>
+      <w:r>
+        <w:rPr>
+          <w:rFonts w:ascii="Times New Roman" w:hAnsi="Times New Roman" w:cs="Times New Roman"/>
+          <w:sz w:val="24"/>
+          <w:szCs w:val="24"/>
+        </w:rPr>
+        <w:t>typeof</w:t>
+      </w:r>
+      <w:proofErr w:type="spellEnd"/>
+      <w:r>
+        <w:rPr>
+          <w:rFonts w:ascii="Times New Roman" w:hAnsi="Times New Roman" w:cs="Times New Roman"/>
+          <w:sz w:val="24"/>
+          <w:szCs w:val="24"/>
+        </w:rPr>
+        <w:t xml:space="preserve"> undefined → "undefined"</w:t>
+      </w:r>
+    </w:p>
+    <w:p>
+      <w:pPr>
+        <w:rPr>
+          <w:rFonts w:ascii="Times New Roman" w:hAnsi="Times New Roman" w:cs="Times New Roman"/>
+          <w:sz w:val="24"/>
+          <w:szCs w:val="24"/>
+        </w:rPr>
+      </w:pPr>
+      <w:r>
+        <w:rPr>
+          <w:rFonts w:ascii="Times New Roman" w:hAnsi="Times New Roman" w:cs="Times New Roman"/>
+          <w:sz w:val="24"/>
+          <w:szCs w:val="24"/>
+        </w:rPr>
+        <w:t>(</w:t>
+      </w:r>
+      <w:proofErr w:type="spellStart"/>
+      <w:r>
+        <w:rPr>
+          <w:rFonts w:ascii="Times New Roman" w:hAnsi="Times New Roman" w:cs="Times New Roman"/>
+          <w:sz w:val="24"/>
+          <w:szCs w:val="24"/>
+        </w:rPr>
+        <w:t>typeof</w:t>
+      </w:r>
+      <w:proofErr w:type="spellEnd"/>
+      <w:r>
+        <w:rPr>
+          <w:rFonts w:ascii="Times New Roman" w:hAnsi="Times New Roman" w:cs="Times New Roman"/>
+          <w:sz w:val="24"/>
+          <w:szCs w:val="24"/>
+        </w:rPr>
+        <w:t xml:space="preserve"> </w:t>
+      </w:r>
+      <w:proofErr w:type="spellStart"/>
+      <w:r>
+        <w:rPr>
+          <w:rFonts w:ascii="Times New Roman" w:hAnsi="Times New Roman" w:cs="Times New Roman"/>
+          <w:sz w:val="24"/>
+          <w:szCs w:val="24"/>
+        </w:rPr>
+        <w:t>NaN</w:t>
+      </w:r>
+      <w:proofErr w:type="spellEnd"/>
+      <w:r>
+        <w:rPr>
+          <w:rFonts w:ascii="Times New Roman" w:hAnsi="Times New Roman" w:cs="Times New Roman"/>
+          <w:sz w:val="24"/>
+          <w:szCs w:val="24"/>
+        </w:rPr>
+        <w:t>);   // "number"</w:t>
+      </w:r>
+    </w:p>
+    <w:p>
+      <w:pPr>
+        <w:rPr>
+          <w:rFonts w:ascii="Times New Roman" w:hAnsi="Times New Roman" w:cs="Times New Roman"/>
+          <w:sz w:val="24"/>
+          <w:szCs w:val="24"/>
+        </w:rPr>
+      </w:pPr>
+      <w:proofErr w:type="spellStart"/>
+      <w:r>
+        <w:rPr>
+          <w:rFonts w:ascii="Times New Roman" w:hAnsi="Times New Roman" w:cs="Times New Roman"/>
+          <w:sz w:val="24"/>
+          <w:szCs w:val="24"/>
+        </w:rPr>
+        <w:t>NaN</w:t>
+      </w:r>
+      <w:proofErr w:type="spellEnd"/>
+      <w:r>
+        <w:rPr>
+          <w:rFonts w:ascii="Times New Roman" w:hAnsi="Times New Roman" w:cs="Times New Roman"/>
+          <w:sz w:val="24"/>
+          <w:szCs w:val="24"/>
+        </w:rPr>
+        <w:t>: "Not a Number" — result of invalid math operation</w:t>
       </w:r>
     </w:p>
     <w:p>
@@ -7347,13 +8186,23 @@
           <w:szCs w:val="24"/>
         </w:rPr>
       </w:pPr>
-      <w:r>
-        <w:rPr>
-          <w:rFonts w:ascii="Times New Roman" w:hAnsi="Times New Roman" w:cs="Times New Roman"/>
-          <w:sz w:val="24"/>
-          <w:szCs w:val="24"/>
-        </w:rPr>
-        <w:t>typeof null returns 'object' due to a legacy bug in JavaScript’s implementation. Although null is a primitive, it's incorrectly tagged as an object in memory. To truly check for null, we should use a strict comparison like value === null.</w:t>
+      <w:proofErr w:type="spellStart"/>
+      <w:r>
+        <w:rPr>
+          <w:rFonts w:ascii="Times New Roman" w:hAnsi="Times New Roman" w:cs="Times New Roman"/>
+          <w:sz w:val="24"/>
+          <w:szCs w:val="24"/>
+        </w:rPr>
+        <w:t>typeof</w:t>
+      </w:r>
+      <w:proofErr w:type="spellEnd"/>
+      <w:r>
+        <w:rPr>
+          <w:rFonts w:ascii="Times New Roman" w:hAnsi="Times New Roman" w:cs="Times New Roman"/>
+          <w:sz w:val="24"/>
+          <w:szCs w:val="24"/>
+        </w:rPr>
+        <w:t xml:space="preserve"> null returns 'object' due to a legacy bug in JavaScript’s implementation. Although null is a primitive, it's incorrectly tagged as an object in memory. To truly check for null, we should use a strict comparison like value === null.</w:t>
       </w:r>
     </w:p>
     <w:p>
@@ -7415,24 +8264,60 @@
           <w:sz w:val="24"/>
           <w:szCs w:val="24"/>
         </w:rPr>
-        <w:t xml:space="preserve">1.let arr = [“a”,1,true,{name: jahna”}] </w:t>
-      </w:r>
-    </w:p>
-    <w:p>
-      <w:pPr>
-        <w:rPr>
-          <w:rFonts w:ascii="Times New Roman" w:hAnsi="Times New Roman" w:cs="Times New Roman"/>
-          <w:sz w:val="24"/>
-          <w:szCs w:val="24"/>
-        </w:rPr>
-      </w:pPr>
-      <w:r>
-        <w:rPr>
-          <w:rFonts w:ascii="Times New Roman" w:hAnsi="Times New Roman" w:cs="Times New Roman"/>
-          <w:sz w:val="24"/>
-          <w:szCs w:val="24"/>
-        </w:rPr>
-        <w:t>2.Let arr = new Array (“a”,1,true,{name: jahna”}</w:t>
+        <w:t xml:space="preserve">1.let </w:t>
+      </w:r>
+      <w:proofErr w:type="spellStart"/>
+      <w:r>
+        <w:rPr>
+          <w:rFonts w:ascii="Times New Roman" w:hAnsi="Times New Roman" w:cs="Times New Roman"/>
+          <w:sz w:val="24"/>
+          <w:szCs w:val="24"/>
+        </w:rPr>
+        <w:t>arr</w:t>
+      </w:r>
+      <w:proofErr w:type="spellEnd"/>
+      <w:r>
+        <w:rPr>
+          <w:rFonts w:ascii="Times New Roman" w:hAnsi="Times New Roman" w:cs="Times New Roman"/>
+          <w:sz w:val="24"/>
+          <w:szCs w:val="24"/>
+        </w:rPr>
+        <w:t xml:space="preserve"> = [“a”,1,true,{name: jahna”}] </w:t>
+      </w:r>
+    </w:p>
+    <w:p>
+      <w:pPr>
+        <w:rPr>
+          <w:rFonts w:ascii="Times New Roman" w:hAnsi="Times New Roman" w:cs="Times New Roman"/>
+          <w:sz w:val="24"/>
+          <w:szCs w:val="24"/>
+        </w:rPr>
+      </w:pPr>
+      <w:r>
+        <w:rPr>
+          <w:rFonts w:ascii="Times New Roman" w:hAnsi="Times New Roman" w:cs="Times New Roman"/>
+          <w:sz w:val="24"/>
+          <w:szCs w:val="24"/>
+        </w:rPr>
+        <w:t xml:space="preserve">2.Let </w:t>
+      </w:r>
+      <w:proofErr w:type="spellStart"/>
+      <w:r>
+        <w:rPr>
+          <w:rFonts w:ascii="Times New Roman" w:hAnsi="Times New Roman" w:cs="Times New Roman"/>
+          <w:sz w:val="24"/>
+          <w:szCs w:val="24"/>
+        </w:rPr>
+        <w:t>arr</w:t>
+      </w:r>
+      <w:proofErr w:type="spellEnd"/>
+      <w:r>
+        <w:rPr>
+          <w:rFonts w:ascii="Times New Roman" w:hAnsi="Times New Roman" w:cs="Times New Roman"/>
+          <w:sz w:val="24"/>
+          <w:szCs w:val="24"/>
+        </w:rPr>
+        <w:t xml:space="preserve"> = new Array (“a”,1,true,{name: jahna”}</w:t>
       </w:r>
     </w:p>
     <w:p>
@@ -7457,7 +8342,43 @@
           <w:sz w:val="24"/>
           <w:szCs w:val="24"/>
         </w:rPr>
-        <w:t>let arr = Array.of("a", 1, true, { name: "jahna" });</w:t>
+        <w:t xml:space="preserve">let </w:t>
+      </w:r>
+      <w:proofErr w:type="spellStart"/>
+      <w:r>
+        <w:rPr>
+          <w:rFonts w:ascii="Times New Roman" w:hAnsi="Times New Roman" w:cs="Times New Roman"/>
+          <w:sz w:val="24"/>
+          <w:szCs w:val="24"/>
+        </w:rPr>
+        <w:t>arr</w:t>
+      </w:r>
+      <w:proofErr w:type="spellEnd"/>
+      <w:r>
+        <w:rPr>
+          <w:rFonts w:ascii="Times New Roman" w:hAnsi="Times New Roman" w:cs="Times New Roman"/>
+          <w:sz w:val="24"/>
+          <w:szCs w:val="24"/>
+        </w:rPr>
+        <w:t xml:space="preserve"> = </w:t>
+      </w:r>
+      <w:proofErr w:type="spellStart"/>
+      <w:r>
+        <w:rPr>
+          <w:rFonts w:ascii="Times New Roman" w:hAnsi="Times New Roman" w:cs="Times New Roman"/>
+          <w:sz w:val="24"/>
+          <w:szCs w:val="24"/>
+        </w:rPr>
+        <w:t>Array.of</w:t>
+      </w:r>
+      <w:proofErr w:type="spellEnd"/>
+      <w:r>
+        <w:rPr>
+          <w:rFonts w:ascii="Times New Roman" w:hAnsi="Times New Roman" w:cs="Times New Roman"/>
+          <w:sz w:val="24"/>
+          <w:szCs w:val="24"/>
+        </w:rPr>
+        <w:t>("a", 1, true, { name: "jahna" });</w:t>
       </w:r>
     </w:p>
     <w:p>
@@ -7482,7 +8403,43 @@
           <w:sz w:val="24"/>
           <w:szCs w:val="24"/>
         </w:rPr>
-        <w:t>let arr = Array.from("hello");  // ['h', 'e', 'l', 'l', 'o']</w:t>
+        <w:t xml:space="preserve">let </w:t>
+      </w:r>
+      <w:proofErr w:type="spellStart"/>
+      <w:r>
+        <w:rPr>
+          <w:rFonts w:ascii="Times New Roman" w:hAnsi="Times New Roman" w:cs="Times New Roman"/>
+          <w:sz w:val="24"/>
+          <w:szCs w:val="24"/>
+        </w:rPr>
+        <w:t>arr</w:t>
+      </w:r>
+      <w:proofErr w:type="spellEnd"/>
+      <w:r>
+        <w:rPr>
+          <w:rFonts w:ascii="Times New Roman" w:hAnsi="Times New Roman" w:cs="Times New Roman"/>
+          <w:sz w:val="24"/>
+          <w:szCs w:val="24"/>
+        </w:rPr>
+        <w:t xml:space="preserve"> = </w:t>
+      </w:r>
+      <w:proofErr w:type="spellStart"/>
+      <w:r>
+        <w:rPr>
+          <w:rFonts w:ascii="Times New Roman" w:hAnsi="Times New Roman" w:cs="Times New Roman"/>
+          <w:sz w:val="24"/>
+          <w:szCs w:val="24"/>
+        </w:rPr>
+        <w:t>Array.from</w:t>
+      </w:r>
+      <w:proofErr w:type="spellEnd"/>
+      <w:r>
+        <w:rPr>
+          <w:rFonts w:ascii="Times New Roman" w:hAnsi="Times New Roman" w:cs="Times New Roman"/>
+          <w:sz w:val="24"/>
+          <w:szCs w:val="24"/>
+        </w:rPr>
+        <w:t>("hello");  // ['h', 'e', 'l', 'l', 'o']</w:t>
       </w:r>
     </w:p>
     <w:p>
@@ -7528,7 +8485,25 @@
           <w:sz w:val="24"/>
           <w:szCs w:val="24"/>
         </w:rPr>
-        <w:t>let arr = [...str]; // ['h', 'e', 'l', 'l', 'o']</w:t>
+        <w:t xml:space="preserve">let </w:t>
+      </w:r>
+      <w:proofErr w:type="spellStart"/>
+      <w:r>
+        <w:rPr>
+          <w:rFonts w:ascii="Times New Roman" w:hAnsi="Times New Roman" w:cs="Times New Roman"/>
+          <w:sz w:val="24"/>
+          <w:szCs w:val="24"/>
+        </w:rPr>
+        <w:t>arr</w:t>
+      </w:r>
+      <w:proofErr w:type="spellEnd"/>
+      <w:r>
+        <w:rPr>
+          <w:rFonts w:ascii="Times New Roman" w:hAnsi="Times New Roman" w:cs="Times New Roman"/>
+          <w:sz w:val="24"/>
+          <w:szCs w:val="24"/>
+        </w:rPr>
+        <w:t xml:space="preserve"> = [...str]; // ['h', 'e', 'l', 'l', 'o']</w:t>
       </w:r>
     </w:p>
     <w:p>
@@ -7631,48 +8606,114 @@
           <w:szCs w:val="24"/>
         </w:rPr>
       </w:pPr>
-      <w:r>
-        <w:rPr>
-          <w:rFonts w:ascii="Times New Roman" w:hAnsi="Times New Roman" w:cs="Times New Roman"/>
-          <w:sz w:val="24"/>
-          <w:szCs w:val="24"/>
-        </w:rPr>
-        <w:t>Object.assign({}, obj)</w:t>
-      </w:r>
-    </w:p>
-    <w:p>
-      <w:pPr>
-        <w:rPr>
-          <w:rFonts w:ascii="Times New Roman" w:hAnsi="Times New Roman" w:cs="Times New Roman"/>
-          <w:sz w:val="24"/>
-          <w:szCs w:val="24"/>
-        </w:rPr>
-      </w:pPr>
-      <w:r>
-        <w:rPr>
-          <w:rFonts w:ascii="Times New Roman" w:hAnsi="Times New Roman" w:cs="Times New Roman"/>
-          <w:sz w:val="24"/>
-          <w:szCs w:val="24"/>
-        </w:rPr>
-        <w:t>Spread syntax: { ...obj }</w:t>
-      </w:r>
-    </w:p>
-    <w:p>
-      <w:pPr>
-        <w:rPr>
-          <w:rFonts w:ascii="Times New Roman" w:hAnsi="Times New Roman" w:cs="Times New Roman"/>
-          <w:sz w:val="24"/>
-          <w:szCs w:val="24"/>
-        </w:rPr>
-      </w:pPr>
-      <w:r>
-        <w:rPr>
-          <w:rFonts w:ascii="Times New Roman" w:hAnsi="Times New Roman" w:cs="Times New Roman"/>
-          <w:sz w:val="24"/>
-          <w:szCs w:val="24"/>
-        </w:rPr>
-        <w:t>array.slice() or array.from</w:t>
-      </w:r>
+      <w:proofErr w:type="spellStart"/>
+      <w:r>
+        <w:rPr>
+          <w:rFonts w:ascii="Times New Roman" w:hAnsi="Times New Roman" w:cs="Times New Roman"/>
+          <w:sz w:val="24"/>
+          <w:szCs w:val="24"/>
+        </w:rPr>
+        <w:t>Object.assign</w:t>
+      </w:r>
+      <w:proofErr w:type="spellEnd"/>
+      <w:r>
+        <w:rPr>
+          <w:rFonts w:ascii="Times New Roman" w:hAnsi="Times New Roman" w:cs="Times New Roman"/>
+          <w:sz w:val="24"/>
+          <w:szCs w:val="24"/>
+        </w:rPr>
+        <w:t xml:space="preserve">({}, </w:t>
+      </w:r>
+      <w:proofErr w:type="spellStart"/>
+      <w:r>
+        <w:rPr>
+          <w:rFonts w:ascii="Times New Roman" w:hAnsi="Times New Roman" w:cs="Times New Roman"/>
+          <w:sz w:val="24"/>
+          <w:szCs w:val="24"/>
+        </w:rPr>
+        <w:t>obj</w:t>
+      </w:r>
+      <w:proofErr w:type="spellEnd"/>
+      <w:r>
+        <w:rPr>
+          <w:rFonts w:ascii="Times New Roman" w:hAnsi="Times New Roman" w:cs="Times New Roman"/>
+          <w:sz w:val="24"/>
+          <w:szCs w:val="24"/>
+        </w:rPr>
+        <w:t>)</w:t>
+      </w:r>
+    </w:p>
+    <w:p>
+      <w:pPr>
+        <w:rPr>
+          <w:rFonts w:ascii="Times New Roman" w:hAnsi="Times New Roman" w:cs="Times New Roman"/>
+          <w:sz w:val="24"/>
+          <w:szCs w:val="24"/>
+        </w:rPr>
+      </w:pPr>
+      <w:r>
+        <w:rPr>
+          <w:rFonts w:ascii="Times New Roman" w:hAnsi="Times New Roman" w:cs="Times New Roman"/>
+          <w:sz w:val="24"/>
+          <w:szCs w:val="24"/>
+        </w:rPr>
+        <w:t>Spread syntax: { ...</w:t>
+      </w:r>
+      <w:proofErr w:type="spellStart"/>
+      <w:r>
+        <w:rPr>
+          <w:rFonts w:ascii="Times New Roman" w:hAnsi="Times New Roman" w:cs="Times New Roman"/>
+          <w:sz w:val="24"/>
+          <w:szCs w:val="24"/>
+        </w:rPr>
+        <w:t>obj</w:t>
+      </w:r>
+      <w:proofErr w:type="spellEnd"/>
+      <w:r>
+        <w:rPr>
+          <w:rFonts w:ascii="Times New Roman" w:hAnsi="Times New Roman" w:cs="Times New Roman"/>
+          <w:sz w:val="24"/>
+          <w:szCs w:val="24"/>
+        </w:rPr>
+        <w:t xml:space="preserve"> }</w:t>
+      </w:r>
+    </w:p>
+    <w:p>
+      <w:pPr>
+        <w:rPr>
+          <w:rFonts w:ascii="Times New Roman" w:hAnsi="Times New Roman" w:cs="Times New Roman"/>
+          <w:sz w:val="24"/>
+          <w:szCs w:val="24"/>
+        </w:rPr>
+      </w:pPr>
+      <w:proofErr w:type="spellStart"/>
+      <w:r>
+        <w:rPr>
+          <w:rFonts w:ascii="Times New Roman" w:hAnsi="Times New Roman" w:cs="Times New Roman"/>
+          <w:sz w:val="24"/>
+          <w:szCs w:val="24"/>
+        </w:rPr>
+        <w:t>array.slice</w:t>
+      </w:r>
+      <w:proofErr w:type="spellEnd"/>
+      <w:r>
+        <w:rPr>
+          <w:rFonts w:ascii="Times New Roman" w:hAnsi="Times New Roman" w:cs="Times New Roman"/>
+          <w:sz w:val="24"/>
+          <w:szCs w:val="24"/>
+        </w:rPr>
+        <w:t xml:space="preserve">() or </w:t>
+      </w:r>
+      <w:proofErr w:type="spellStart"/>
+      <w:r>
+        <w:rPr>
+          <w:rFonts w:ascii="Times New Roman" w:hAnsi="Times New Roman" w:cs="Times New Roman"/>
+          <w:sz w:val="24"/>
+          <w:szCs w:val="24"/>
+        </w:rPr>
+        <w:t>array.from</w:t>
+      </w:r>
+      <w:proofErr w:type="spellEnd"/>
     </w:p>
     <w:tbl>
       <w:tblPr>
@@ -7903,6 +8944,7 @@
           <w:szCs w:val="24"/>
         </w:rPr>
       </w:pPr>
+      <w:proofErr w:type="spellStart"/>
       <w:r>
         <w:rPr>
           <w:rFonts w:ascii="Times New Roman" w:eastAsiaTheme="majorEastAsia" w:hAnsi="Times New Roman" w:cs="Times New Roman"/>
@@ -7911,11 +8953,10 @@
           <w:sz w:val="24"/>
           <w:szCs w:val="24"/>
         </w:rPr>
-        <w:t>spread.quantity = 88;        // Primitive value — copied safely</w:t>
-      </w:r>
-    </w:p>
-    <w:p>
-      <w:pPr>
+        <w:t>spread.quantity</w:t>
+      </w:r>
+      <w:proofErr w:type="spellEnd"/>
+      <w:r>
         <w:rPr>
           <w:rFonts w:ascii="Times New Roman" w:eastAsiaTheme="majorEastAsia" w:hAnsi="Times New Roman" w:cs="Times New Roman"/>
           <w:b/>
@@ -7923,8 +8964,11 @@
           <w:sz w:val="24"/>
           <w:szCs w:val="24"/>
         </w:rPr>
-      </w:pPr>
-      <w:r>
+        <w:t xml:space="preserve"> = 88;        // Primitive value — copied safely</w:t>
+      </w:r>
+    </w:p>
+    <w:p>
+      <w:pPr>
         <w:rPr>
           <w:rFonts w:ascii="Times New Roman" w:eastAsiaTheme="majorEastAsia" w:hAnsi="Times New Roman" w:cs="Times New Roman"/>
           <w:b/>
@@ -7932,11 +8976,9 @@
           <w:sz w:val="24"/>
           <w:szCs w:val="24"/>
         </w:rPr>
-        <w:t>spread.dimensions.breadth = 22; //  Nested object — shared reference!</w:t>
-      </w:r>
-    </w:p>
-    <w:p>
-      <w:pPr>
+      </w:pPr>
+      <w:proofErr w:type="spellStart"/>
+      <w:r>
         <w:rPr>
           <w:rFonts w:ascii="Times New Roman" w:eastAsiaTheme="majorEastAsia" w:hAnsi="Times New Roman" w:cs="Times New Roman"/>
           <w:b/>
@@ -7944,7 +8986,9 @@
           <w:sz w:val="24"/>
           <w:szCs w:val="24"/>
         </w:rPr>
-      </w:pPr>
+        <w:t>spread.dimensions.breadth</w:t>
+      </w:r>
+      <w:proofErr w:type="spellEnd"/>
       <w:r>
         <w:rPr>
           <w:rFonts w:ascii="Times New Roman" w:eastAsiaTheme="majorEastAsia" w:hAnsi="Times New Roman" w:cs="Times New Roman"/>
@@ -7953,7 +8997,7 @@
           <w:sz w:val="24"/>
           <w:szCs w:val="24"/>
         </w:rPr>
-        <w:t>spread.quantity is a primitive value, so it's copied by value.</w:t>
+        <w:t xml:space="preserve"> = 22; //  Nested object — shared reference!</w:t>
       </w:r>
     </w:p>
     <w:p>
@@ -7966,6 +9010,7 @@
           <w:szCs w:val="24"/>
         </w:rPr>
       </w:pPr>
+      <w:proofErr w:type="spellStart"/>
       <w:r>
         <w:rPr>
           <w:rFonts w:ascii="Times New Roman" w:eastAsiaTheme="majorEastAsia" w:hAnsi="Times New Roman" w:cs="Times New Roman"/>
@@ -7974,7 +9019,51 @@
           <w:sz w:val="24"/>
           <w:szCs w:val="24"/>
         </w:rPr>
-        <w:t>spread.dimensions is a nested object, so it's copied by reference.</w:t>
+        <w:t>spread.quantity</w:t>
+      </w:r>
+      <w:proofErr w:type="spellEnd"/>
+      <w:r>
+        <w:rPr>
+          <w:rFonts w:ascii="Times New Roman" w:eastAsiaTheme="majorEastAsia" w:hAnsi="Times New Roman" w:cs="Times New Roman"/>
+          <w:b/>
+          <w:color w:val="7030A0"/>
+          <w:sz w:val="24"/>
+          <w:szCs w:val="24"/>
+        </w:rPr>
+        <w:t xml:space="preserve"> is a primitive value, so it's copied by value.</w:t>
+      </w:r>
+    </w:p>
+    <w:p>
+      <w:pPr>
+        <w:rPr>
+          <w:rFonts w:ascii="Times New Roman" w:eastAsiaTheme="majorEastAsia" w:hAnsi="Times New Roman" w:cs="Times New Roman"/>
+          <w:b/>
+          <w:color w:val="7030A0"/>
+          <w:sz w:val="24"/>
+          <w:szCs w:val="24"/>
+        </w:rPr>
+      </w:pPr>
+      <w:proofErr w:type="spellStart"/>
+      <w:r>
+        <w:rPr>
+          <w:rFonts w:ascii="Times New Roman" w:eastAsiaTheme="majorEastAsia" w:hAnsi="Times New Roman" w:cs="Times New Roman"/>
+          <w:b/>
+          <w:color w:val="7030A0"/>
+          <w:sz w:val="24"/>
+          <w:szCs w:val="24"/>
+        </w:rPr>
+        <w:t>spread.dimensions</w:t>
+      </w:r>
+      <w:proofErr w:type="spellEnd"/>
+      <w:r>
+        <w:rPr>
+          <w:rFonts w:ascii="Times New Roman" w:eastAsiaTheme="majorEastAsia" w:hAnsi="Times New Roman" w:cs="Times New Roman"/>
+          <w:b/>
+          <w:color w:val="7030A0"/>
+          <w:sz w:val="24"/>
+          <w:szCs w:val="24"/>
+        </w:rPr>
+        <w:t xml:space="preserve"> is a nested object, so it's copied by reference.</w:t>
       </w:r>
     </w:p>
     <w:p>
@@ -8002,48 +9091,114 @@
           <w:szCs w:val="24"/>
         </w:rPr>
       </w:pPr>
-      <w:r>
-        <w:rPr>
-          <w:rFonts w:ascii="Times New Roman" w:hAnsi="Times New Roman" w:cs="Times New Roman"/>
-          <w:sz w:val="24"/>
-          <w:szCs w:val="24"/>
-        </w:rPr>
-        <w:t xml:space="preserve">JSON.parse(JSON.stringify()) </w:t>
-      </w:r>
-    </w:p>
-    <w:p>
-      <w:pPr>
-        <w:rPr>
-          <w:rFonts w:ascii="Times New Roman" w:hAnsi="Times New Roman" w:cs="Times New Roman"/>
-          <w:sz w:val="24"/>
-          <w:szCs w:val="24"/>
-        </w:rPr>
-      </w:pPr>
-      <w:r>
-        <w:rPr>
-          <w:rFonts w:ascii="Times New Roman" w:hAnsi="Times New Roman" w:cs="Times New Roman"/>
-          <w:sz w:val="24"/>
-          <w:szCs w:val="24"/>
-        </w:rPr>
-        <w:t>structuredClone(obj) (modern, recommended)</w:t>
-      </w:r>
-    </w:p>
-    <w:p>
-      <w:pPr>
-        <w:rPr>
-          <w:rFonts w:ascii="Times New Roman" w:hAnsi="Times New Roman" w:cs="Times New Roman"/>
-          <w:sz w:val="24"/>
-          <w:szCs w:val="24"/>
-        </w:rPr>
-      </w:pPr>
-      <w:r>
-        <w:rPr>
-          <w:rFonts w:ascii="Times New Roman" w:hAnsi="Times New Roman" w:cs="Times New Roman"/>
-          <w:sz w:val="24"/>
-          <w:szCs w:val="24"/>
-        </w:rPr>
-        <w:t>Recursion or using libraries like lodash.cloneDeep</w:t>
-      </w:r>
+      <w:proofErr w:type="spellStart"/>
+      <w:r>
+        <w:rPr>
+          <w:rFonts w:ascii="Times New Roman" w:hAnsi="Times New Roman" w:cs="Times New Roman"/>
+          <w:sz w:val="24"/>
+          <w:szCs w:val="24"/>
+        </w:rPr>
+        <w:t>JSON.parse</w:t>
+      </w:r>
+      <w:proofErr w:type="spellEnd"/>
+      <w:r>
+        <w:rPr>
+          <w:rFonts w:ascii="Times New Roman" w:hAnsi="Times New Roman" w:cs="Times New Roman"/>
+          <w:sz w:val="24"/>
+          <w:szCs w:val="24"/>
+        </w:rPr>
+        <w:t>(</w:t>
+      </w:r>
+      <w:proofErr w:type="spellStart"/>
+      <w:r>
+        <w:rPr>
+          <w:rFonts w:ascii="Times New Roman" w:hAnsi="Times New Roman" w:cs="Times New Roman"/>
+          <w:sz w:val="24"/>
+          <w:szCs w:val="24"/>
+        </w:rPr>
+        <w:t>JSON.stringify</w:t>
+      </w:r>
+      <w:proofErr w:type="spellEnd"/>
+      <w:r>
+        <w:rPr>
+          <w:rFonts w:ascii="Times New Roman" w:hAnsi="Times New Roman" w:cs="Times New Roman"/>
+          <w:sz w:val="24"/>
+          <w:szCs w:val="24"/>
+        </w:rPr>
+        <w:t xml:space="preserve">()) </w:t>
+      </w:r>
+    </w:p>
+    <w:p>
+      <w:pPr>
+        <w:rPr>
+          <w:rFonts w:ascii="Times New Roman" w:hAnsi="Times New Roman" w:cs="Times New Roman"/>
+          <w:sz w:val="24"/>
+          <w:szCs w:val="24"/>
+        </w:rPr>
+      </w:pPr>
+      <w:proofErr w:type="spellStart"/>
+      <w:r>
+        <w:rPr>
+          <w:rFonts w:ascii="Times New Roman" w:hAnsi="Times New Roman" w:cs="Times New Roman"/>
+          <w:sz w:val="24"/>
+          <w:szCs w:val="24"/>
+        </w:rPr>
+        <w:t>structuredClone</w:t>
+      </w:r>
+      <w:proofErr w:type="spellEnd"/>
+      <w:r>
+        <w:rPr>
+          <w:rFonts w:ascii="Times New Roman" w:hAnsi="Times New Roman" w:cs="Times New Roman"/>
+          <w:sz w:val="24"/>
+          <w:szCs w:val="24"/>
+        </w:rPr>
+        <w:t>(</w:t>
+      </w:r>
+      <w:proofErr w:type="spellStart"/>
+      <w:r>
+        <w:rPr>
+          <w:rFonts w:ascii="Times New Roman" w:hAnsi="Times New Roman" w:cs="Times New Roman"/>
+          <w:sz w:val="24"/>
+          <w:szCs w:val="24"/>
+        </w:rPr>
+        <w:t>obj</w:t>
+      </w:r>
+      <w:proofErr w:type="spellEnd"/>
+      <w:r>
+        <w:rPr>
+          <w:rFonts w:ascii="Times New Roman" w:hAnsi="Times New Roman" w:cs="Times New Roman"/>
+          <w:sz w:val="24"/>
+          <w:szCs w:val="24"/>
+        </w:rPr>
+        <w:t>) (modern, recommended)</w:t>
+      </w:r>
+    </w:p>
+    <w:p>
+      <w:pPr>
+        <w:rPr>
+          <w:rFonts w:ascii="Times New Roman" w:hAnsi="Times New Roman" w:cs="Times New Roman"/>
+          <w:sz w:val="24"/>
+          <w:szCs w:val="24"/>
+        </w:rPr>
+      </w:pPr>
+      <w:r>
+        <w:rPr>
+          <w:rFonts w:ascii="Times New Roman" w:hAnsi="Times New Roman" w:cs="Times New Roman"/>
+          <w:sz w:val="24"/>
+          <w:szCs w:val="24"/>
+        </w:rPr>
+        <w:t xml:space="preserve">Recursion or using libraries like </w:t>
+      </w:r>
+      <w:proofErr w:type="spellStart"/>
+      <w:r>
+        <w:rPr>
+          <w:rFonts w:ascii="Times New Roman" w:hAnsi="Times New Roman" w:cs="Times New Roman"/>
+          <w:sz w:val="24"/>
+          <w:szCs w:val="24"/>
+        </w:rPr>
+        <w:t>lodash.cloneDeep</w:t>
+      </w:r>
+      <w:proofErr w:type="spellEnd"/>
     </w:p>
     <w:p>
       <w:pPr>
@@ -8063,11 +9218,10 @@
           <w:sz w:val="24"/>
           <w:szCs w:val="24"/>
         </w:rPr>
-        <w:t>const deepClone = JSON.parse(JSON.stringify(item));</w:t>
-      </w:r>
-    </w:p>
-    <w:p>
-      <w:pPr>
+        <w:t xml:space="preserve">const </w:t>
+      </w:r>
+      <w:proofErr w:type="spellStart"/>
+      <w:r>
         <w:rPr>
           <w:rFonts w:ascii="Times New Roman" w:eastAsiaTheme="majorEastAsia" w:hAnsi="Times New Roman" w:cs="Times New Roman"/>
           <w:b/>
@@ -8075,7 +9229,9 @@
           <w:sz w:val="24"/>
           <w:szCs w:val="24"/>
         </w:rPr>
-      </w:pPr>
+        <w:t>deepClone</w:t>
+      </w:r>
+      <w:proofErr w:type="spellEnd"/>
       <w:r>
         <w:rPr>
           <w:rFonts w:ascii="Times New Roman" w:eastAsiaTheme="majorEastAsia" w:hAnsi="Times New Roman" w:cs="Times New Roman"/>
@@ -8084,11 +9240,10 @@
           <w:sz w:val="24"/>
           <w:szCs w:val="24"/>
         </w:rPr>
-        <w:t>deepClone.dimensions.breadth = 99;</w:t>
-      </w:r>
-    </w:p>
-    <w:p>
-      <w:pPr>
+        <w:t xml:space="preserve"> = </w:t>
+      </w:r>
+      <w:proofErr w:type="spellStart"/>
+      <w:r>
         <w:rPr>
           <w:rFonts w:ascii="Times New Roman" w:eastAsiaTheme="majorEastAsia" w:hAnsi="Times New Roman" w:cs="Times New Roman"/>
           <w:b/>
@@ -8096,7 +9251,9 @@
           <w:sz w:val="24"/>
           <w:szCs w:val="24"/>
         </w:rPr>
-      </w:pPr>
+        <w:t>JSON.parse</w:t>
+      </w:r>
+      <w:proofErr w:type="spellEnd"/>
       <w:r>
         <w:rPr>
           <w:rFonts w:ascii="Times New Roman" w:eastAsiaTheme="majorEastAsia" w:hAnsi="Times New Roman" w:cs="Times New Roman"/>
@@ -8105,11 +9262,10 @@
           <w:sz w:val="24"/>
           <w:szCs w:val="24"/>
         </w:rPr>
-        <w:t xml:space="preserve">console.log('deepClone breadth', deepClone.dimensions.breadth); // 99 </w:t>
-      </w:r>
-    </w:p>
-    <w:p>
-      <w:pPr>
+        <w:t>(</w:t>
+      </w:r>
+      <w:proofErr w:type="spellStart"/>
+      <w:r>
         <w:rPr>
           <w:rFonts w:ascii="Times New Roman" w:eastAsiaTheme="majorEastAsia" w:hAnsi="Times New Roman" w:cs="Times New Roman"/>
           <w:b/>
@@ -8117,7 +9273,9 @@
           <w:sz w:val="24"/>
           <w:szCs w:val="24"/>
         </w:rPr>
-      </w:pPr>
+        <w:t>JSON.stringify</w:t>
+      </w:r>
+      <w:proofErr w:type="spellEnd"/>
       <w:r>
         <w:rPr>
           <w:rFonts w:ascii="Times New Roman" w:eastAsiaTheme="majorEastAsia" w:hAnsi="Times New Roman" w:cs="Times New Roman"/>
@@ -8126,7 +9284,148 @@
           <w:sz w:val="24"/>
           <w:szCs w:val="24"/>
         </w:rPr>
-        <w:t>console.log('item breadth', item.dimensions.breadth);   // 22 (unchanged)</w:t>
+        <w:t>(item));</w:t>
+      </w:r>
+    </w:p>
+    <w:p>
+      <w:pPr>
+        <w:rPr>
+          <w:rFonts w:ascii="Times New Roman" w:eastAsiaTheme="majorEastAsia" w:hAnsi="Times New Roman" w:cs="Times New Roman"/>
+          <w:b/>
+          <w:color w:val="7030A0"/>
+          <w:sz w:val="24"/>
+          <w:szCs w:val="24"/>
+        </w:rPr>
+      </w:pPr>
+      <w:proofErr w:type="spellStart"/>
+      <w:r>
+        <w:rPr>
+          <w:rFonts w:ascii="Times New Roman" w:eastAsiaTheme="majorEastAsia" w:hAnsi="Times New Roman" w:cs="Times New Roman"/>
+          <w:b/>
+          <w:color w:val="7030A0"/>
+          <w:sz w:val="24"/>
+          <w:szCs w:val="24"/>
+        </w:rPr>
+        <w:t>deepClone.dimensions.breadth</w:t>
+      </w:r>
+      <w:proofErr w:type="spellEnd"/>
+      <w:r>
+        <w:rPr>
+          <w:rFonts w:ascii="Times New Roman" w:eastAsiaTheme="majorEastAsia" w:hAnsi="Times New Roman" w:cs="Times New Roman"/>
+          <w:b/>
+          <w:color w:val="7030A0"/>
+          <w:sz w:val="24"/>
+          <w:szCs w:val="24"/>
+        </w:rPr>
+        <w:t xml:space="preserve"> = 99;</w:t>
+      </w:r>
+    </w:p>
+    <w:p>
+      <w:pPr>
+        <w:rPr>
+          <w:rFonts w:ascii="Times New Roman" w:eastAsiaTheme="majorEastAsia" w:hAnsi="Times New Roman" w:cs="Times New Roman"/>
+          <w:b/>
+          <w:color w:val="7030A0"/>
+          <w:sz w:val="24"/>
+          <w:szCs w:val="24"/>
+        </w:rPr>
+      </w:pPr>
+      <w:r>
+        <w:rPr>
+          <w:rFonts w:ascii="Times New Roman" w:eastAsiaTheme="majorEastAsia" w:hAnsi="Times New Roman" w:cs="Times New Roman"/>
+          <w:b/>
+          <w:color w:val="7030A0"/>
+          <w:sz w:val="24"/>
+          <w:szCs w:val="24"/>
+        </w:rPr>
+        <w:t>console.log('</w:t>
+      </w:r>
+      <w:proofErr w:type="spellStart"/>
+      <w:r>
+        <w:rPr>
+          <w:rFonts w:ascii="Times New Roman" w:eastAsiaTheme="majorEastAsia" w:hAnsi="Times New Roman" w:cs="Times New Roman"/>
+          <w:b/>
+          <w:color w:val="7030A0"/>
+          <w:sz w:val="24"/>
+          <w:szCs w:val="24"/>
+        </w:rPr>
+        <w:t>deepClone</w:t>
+      </w:r>
+      <w:proofErr w:type="spellEnd"/>
+      <w:r>
+        <w:rPr>
+          <w:rFonts w:ascii="Times New Roman" w:eastAsiaTheme="majorEastAsia" w:hAnsi="Times New Roman" w:cs="Times New Roman"/>
+          <w:b/>
+          <w:color w:val="7030A0"/>
+          <w:sz w:val="24"/>
+          <w:szCs w:val="24"/>
+        </w:rPr>
+        <w:t xml:space="preserve"> breadth', </w:t>
+      </w:r>
+      <w:proofErr w:type="spellStart"/>
+      <w:r>
+        <w:rPr>
+          <w:rFonts w:ascii="Times New Roman" w:eastAsiaTheme="majorEastAsia" w:hAnsi="Times New Roman" w:cs="Times New Roman"/>
+          <w:b/>
+          <w:color w:val="7030A0"/>
+          <w:sz w:val="24"/>
+          <w:szCs w:val="24"/>
+        </w:rPr>
+        <w:t>deepClone.dimensions.breadth</w:t>
+      </w:r>
+      <w:proofErr w:type="spellEnd"/>
+      <w:r>
+        <w:rPr>
+          <w:rFonts w:ascii="Times New Roman" w:eastAsiaTheme="majorEastAsia" w:hAnsi="Times New Roman" w:cs="Times New Roman"/>
+          <w:b/>
+          <w:color w:val="7030A0"/>
+          <w:sz w:val="24"/>
+          <w:szCs w:val="24"/>
+        </w:rPr>
+        <w:t xml:space="preserve">); // 99 </w:t>
+      </w:r>
+    </w:p>
+    <w:p>
+      <w:pPr>
+        <w:rPr>
+          <w:rFonts w:ascii="Times New Roman" w:eastAsiaTheme="majorEastAsia" w:hAnsi="Times New Roman" w:cs="Times New Roman"/>
+          <w:b/>
+          <w:color w:val="7030A0"/>
+          <w:sz w:val="24"/>
+          <w:szCs w:val="24"/>
+        </w:rPr>
+      </w:pPr>
+      <w:r>
+        <w:rPr>
+          <w:rFonts w:ascii="Times New Roman" w:eastAsiaTheme="majorEastAsia" w:hAnsi="Times New Roman" w:cs="Times New Roman"/>
+          <w:b/>
+          <w:color w:val="7030A0"/>
+          <w:sz w:val="24"/>
+          <w:szCs w:val="24"/>
+        </w:rPr>
+        <w:t xml:space="preserve">console.log('item breadth', </w:t>
+      </w:r>
+      <w:proofErr w:type="spellStart"/>
+      <w:r>
+        <w:rPr>
+          <w:rFonts w:ascii="Times New Roman" w:eastAsiaTheme="majorEastAsia" w:hAnsi="Times New Roman" w:cs="Times New Roman"/>
+          <w:b/>
+          <w:color w:val="7030A0"/>
+          <w:sz w:val="24"/>
+          <w:szCs w:val="24"/>
+        </w:rPr>
+        <w:t>item.dimensions.breadth</w:t>
+      </w:r>
+      <w:proofErr w:type="spellEnd"/>
+      <w:r>
+        <w:rPr>
+          <w:rFonts w:ascii="Times New Roman" w:eastAsiaTheme="majorEastAsia" w:hAnsi="Times New Roman" w:cs="Times New Roman"/>
+          <w:b/>
+          <w:color w:val="7030A0"/>
+          <w:sz w:val="24"/>
+          <w:szCs w:val="24"/>
+        </w:rPr>
+        <w:t>);   // 22 (unchanged)</w:t>
       </w:r>
     </w:p>
     <w:p>
@@ -8195,7 +9494,31 @@
           <w:sz w:val="24"/>
           <w:szCs w:val="24"/>
         </w:rPr>
-        <w:t xml:space="preserve">What is the difference between map and forEach </w:t>
+        <w:t xml:space="preserve">What is the difference between map and </w:t>
+      </w:r>
+      <w:proofErr w:type="spellStart"/>
+      <w:r>
+        <w:rPr>
+          <w:rFonts w:ascii="Times New Roman" w:hAnsi="Times New Roman" w:cs="Times New Roman"/>
+          <w:b/>
+          <w:bCs/>
+          <w:color w:val="833C0B" w:themeColor="accent2" w:themeShade="80"/>
+          <w:sz w:val="24"/>
+          <w:szCs w:val="24"/>
+        </w:rPr>
+        <w:t>forEach</w:t>
+      </w:r>
+      <w:proofErr w:type="spellEnd"/>
+      <w:r>
+        <w:rPr>
+          <w:rFonts w:ascii="Times New Roman" w:hAnsi="Times New Roman" w:cs="Times New Roman"/>
+          <w:b/>
+          <w:bCs/>
+          <w:color w:val="833C0B" w:themeColor="accent2" w:themeShade="80"/>
+          <w:sz w:val="24"/>
+          <w:szCs w:val="24"/>
+        </w:rPr>
+        <w:t xml:space="preserve"> </w:t>
       </w:r>
       <w:proofErr w:type="gramStart"/>
       <w:r>
@@ -8262,7 +9585,31 @@
           <w:sz w:val="24"/>
           <w:szCs w:val="24"/>
         </w:rPr>
-        <w:t>What are truthy and falsy values?</w:t>
+        <w:t xml:space="preserve">What are truthy and </w:t>
+      </w:r>
+      <w:proofErr w:type="spellStart"/>
+      <w:r>
+        <w:rPr>
+          <w:rFonts w:ascii="Times New Roman" w:hAnsi="Times New Roman" w:cs="Times New Roman"/>
+          <w:b/>
+          <w:bCs/>
+          <w:color w:val="833C0B" w:themeColor="accent2" w:themeShade="80"/>
+          <w:sz w:val="24"/>
+          <w:szCs w:val="24"/>
+        </w:rPr>
+        <w:t>falsy</w:t>
+      </w:r>
+      <w:proofErr w:type="spellEnd"/>
+      <w:r>
+        <w:rPr>
+          <w:rFonts w:ascii="Times New Roman" w:hAnsi="Times New Roman" w:cs="Times New Roman"/>
+          <w:b/>
+          <w:bCs/>
+          <w:color w:val="833C0B" w:themeColor="accent2" w:themeShade="80"/>
+          <w:sz w:val="24"/>
+          <w:szCs w:val="24"/>
+        </w:rPr>
+        <w:t xml:space="preserve"> values?</w:t>
       </w:r>
       <w:r>
         <w:rPr>
@@ -8271,8 +9618,35 @@
           <w:szCs w:val="24"/>
         </w:rPr>
         <w:br/>
-        <w:t>Falsy values: false, 0, "", null, undefined, NaN</w:t>
-      </w:r>
+      </w:r>
+      <w:proofErr w:type="spellStart"/>
+      <w:r>
+        <w:rPr>
+          <w:rFonts w:ascii="Times New Roman" w:hAnsi="Times New Roman" w:cs="Times New Roman"/>
+          <w:sz w:val="24"/>
+          <w:szCs w:val="24"/>
+        </w:rPr>
+        <w:t>Falsy</w:t>
+      </w:r>
+      <w:proofErr w:type="spellEnd"/>
+      <w:r>
+        <w:rPr>
+          <w:rFonts w:ascii="Times New Roman" w:hAnsi="Times New Roman" w:cs="Times New Roman"/>
+          <w:sz w:val="24"/>
+          <w:szCs w:val="24"/>
+        </w:rPr>
+        <w:t xml:space="preserve"> values: false, 0, "", null, undefined, </w:t>
+      </w:r>
+      <w:proofErr w:type="spellStart"/>
+      <w:r>
+        <w:rPr>
+          <w:rFonts w:ascii="Times New Roman" w:hAnsi="Times New Roman" w:cs="Times New Roman"/>
+          <w:sz w:val="24"/>
+          <w:szCs w:val="24"/>
+        </w:rPr>
+        <w:t>NaN</w:t>
+      </w:r>
+      <w:proofErr w:type="spellEnd"/>
       <w:r>
         <w:rPr>
           <w:rFonts w:ascii="Times New Roman" w:hAnsi="Times New Roman" w:cs="Times New Roman"/>
@@ -8384,7 +9758,31 @@
           <w:sz w:val="24"/>
           <w:szCs w:val="24"/>
         </w:rPr>
-        <w:t xml:space="preserve">What is closure in Javascript? </w:t>
+        <w:t xml:space="preserve">What is closure in </w:t>
+      </w:r>
+      <w:proofErr w:type="spellStart"/>
+      <w:r>
+        <w:rPr>
+          <w:rFonts w:ascii="Times New Roman" w:hAnsi="Times New Roman" w:cs="Times New Roman"/>
+          <w:b/>
+          <w:bCs/>
+          <w:color w:val="833C0B" w:themeColor="accent2" w:themeShade="80"/>
+          <w:sz w:val="24"/>
+          <w:szCs w:val="24"/>
+        </w:rPr>
+        <w:t>Javascript</w:t>
+      </w:r>
+      <w:proofErr w:type="spellEnd"/>
+      <w:r>
+        <w:rPr>
+          <w:rFonts w:ascii="Times New Roman" w:hAnsi="Times New Roman" w:cs="Times New Roman"/>
+          <w:b/>
+          <w:bCs/>
+          <w:color w:val="833C0B" w:themeColor="accent2" w:themeShade="80"/>
+          <w:sz w:val="24"/>
+          <w:szCs w:val="24"/>
+        </w:rPr>
+        <w:t xml:space="preserve">? </w:t>
       </w:r>
     </w:p>
     <w:p>
@@ -8527,29 +9925,6 @@
           <w:sz w:val="24"/>
           <w:szCs w:val="24"/>
         </w:rPr>
-        <w:t>What are the uses of closures?</w:t>
-      </w:r>
-    </w:p>
-    <w:p>
-      <w:pPr>
-        <w:rPr>
-          <w:rFonts w:ascii="Times New Roman" w:hAnsi="Times New Roman" w:cs="Times New Roman"/>
-          <w:b/>
-          <w:bCs/>
-          <w:color w:val="833C0B" w:themeColor="accent2" w:themeShade="80"/>
-          <w:sz w:val="24"/>
-          <w:szCs w:val="24"/>
-        </w:rPr>
-      </w:pPr>
-      <w:r>
-        <w:rPr>
-          <w:rFonts w:ascii="Times New Roman" w:hAnsi="Times New Roman" w:cs="Times New Roman"/>
-          <w:b/>
-          <w:bCs/>
-          <w:color w:val="833C0B" w:themeColor="accent2" w:themeShade="80"/>
-          <w:sz w:val="24"/>
-          <w:szCs w:val="24"/>
-        </w:rPr>
         <w:t>What is the difference between array and object</w:t>
       </w:r>
     </w:p>
@@ -8947,64 +10322,152 @@
           <w:sz w:val="24"/>
           <w:szCs w:val="24"/>
         </w:rPr>
-        <w:t>Ler arr = [1,2,3,4]</w:t>
-      </w:r>
-    </w:p>
-    <w:p>
-      <w:pPr>
-        <w:rPr>
-          <w:rFonts w:ascii="Times New Roman" w:hAnsi="Times New Roman" w:cs="Times New Roman"/>
-          <w:sz w:val="24"/>
-          <w:szCs w:val="24"/>
-        </w:rPr>
-      </w:pPr>
-      <w:r>
-        <w:rPr>
-          <w:rFonts w:ascii="Times New Roman" w:hAnsi="Times New Roman" w:cs="Times New Roman"/>
-          <w:sz w:val="24"/>
-          <w:szCs w:val="24"/>
-        </w:rPr>
-        <w:t>arr.length = 0 or arr = [];</w:t>
-      </w:r>
-    </w:p>
-    <w:p>
-      <w:pPr>
-        <w:rPr>
-          <w:rFonts w:ascii="Times New Roman" w:hAnsi="Times New Roman" w:cs="Times New Roman"/>
-          <w:b/>
-          <w:bCs/>
-          <w:color w:val="833C0B" w:themeColor="accent2" w:themeShade="80"/>
-          <w:sz w:val="24"/>
-          <w:szCs w:val="24"/>
-        </w:rPr>
-      </w:pPr>
-      <w:r>
-        <w:rPr>
-          <w:rFonts w:ascii="Times New Roman" w:hAnsi="Times New Roman" w:cs="Times New Roman"/>
-          <w:b/>
-          <w:bCs/>
-          <w:color w:val="833C0B" w:themeColor="accent2" w:themeShade="80"/>
-          <w:sz w:val="24"/>
-          <w:szCs w:val="24"/>
-        </w:rPr>
-        <w:t xml:space="preserve">What is the difference between number type and BigInt type </w:t>
-      </w:r>
-    </w:p>
-    <w:p>
-      <w:pPr>
-        <w:rPr>
-          <w:rFonts w:ascii="Times New Roman" w:hAnsi="Times New Roman" w:cs="Times New Roman"/>
-          <w:sz w:val="24"/>
-          <w:szCs w:val="24"/>
-        </w:rPr>
-      </w:pPr>
-      <w:r>
-        <w:rPr>
-          <w:rFonts w:ascii="Times New Roman" w:hAnsi="Times New Roman" w:cs="Times New Roman"/>
-          <w:sz w:val="24"/>
-          <w:szCs w:val="24"/>
-        </w:rPr>
-        <w:t>Both Number and BigInt are used to represent numeric values, but they differ in size limits and precision.</w:t>
+        <w:t xml:space="preserve">Ler </w:t>
+      </w:r>
+      <w:proofErr w:type="spellStart"/>
+      <w:r>
+        <w:rPr>
+          <w:rFonts w:ascii="Times New Roman" w:hAnsi="Times New Roman" w:cs="Times New Roman"/>
+          <w:sz w:val="24"/>
+          <w:szCs w:val="24"/>
+        </w:rPr>
+        <w:t>arr</w:t>
+      </w:r>
+      <w:proofErr w:type="spellEnd"/>
+      <w:r>
+        <w:rPr>
+          <w:rFonts w:ascii="Times New Roman" w:hAnsi="Times New Roman" w:cs="Times New Roman"/>
+          <w:sz w:val="24"/>
+          <w:szCs w:val="24"/>
+        </w:rPr>
+        <w:t xml:space="preserve"> = [1,2,3,4]</w:t>
+      </w:r>
+    </w:p>
+    <w:p>
+      <w:pPr>
+        <w:rPr>
+          <w:rFonts w:ascii="Times New Roman" w:hAnsi="Times New Roman" w:cs="Times New Roman"/>
+          <w:sz w:val="24"/>
+          <w:szCs w:val="24"/>
+        </w:rPr>
+      </w:pPr>
+      <w:proofErr w:type="spellStart"/>
+      <w:r>
+        <w:rPr>
+          <w:rFonts w:ascii="Times New Roman" w:hAnsi="Times New Roman" w:cs="Times New Roman"/>
+          <w:sz w:val="24"/>
+          <w:szCs w:val="24"/>
+        </w:rPr>
+        <w:t>arr.length</w:t>
+      </w:r>
+      <w:proofErr w:type="spellEnd"/>
+      <w:r>
+        <w:rPr>
+          <w:rFonts w:ascii="Times New Roman" w:hAnsi="Times New Roman" w:cs="Times New Roman"/>
+          <w:sz w:val="24"/>
+          <w:szCs w:val="24"/>
+        </w:rPr>
+        <w:t xml:space="preserve"> = 0 or </w:t>
+      </w:r>
+      <w:proofErr w:type="spellStart"/>
+      <w:r>
+        <w:rPr>
+          <w:rFonts w:ascii="Times New Roman" w:hAnsi="Times New Roman" w:cs="Times New Roman"/>
+          <w:sz w:val="24"/>
+          <w:szCs w:val="24"/>
+        </w:rPr>
+        <w:t>arr</w:t>
+      </w:r>
+      <w:proofErr w:type="spellEnd"/>
+      <w:r>
+        <w:rPr>
+          <w:rFonts w:ascii="Times New Roman" w:hAnsi="Times New Roman" w:cs="Times New Roman"/>
+          <w:sz w:val="24"/>
+          <w:szCs w:val="24"/>
+        </w:rPr>
+        <w:t xml:space="preserve"> = [];</w:t>
+      </w:r>
+    </w:p>
+    <w:p>
+      <w:pPr>
+        <w:rPr>
+          <w:rFonts w:ascii="Times New Roman" w:hAnsi="Times New Roman" w:cs="Times New Roman"/>
+          <w:b/>
+          <w:bCs/>
+          <w:color w:val="833C0B" w:themeColor="accent2" w:themeShade="80"/>
+          <w:sz w:val="24"/>
+          <w:szCs w:val="24"/>
+        </w:rPr>
+      </w:pPr>
+      <w:r>
+        <w:rPr>
+          <w:rFonts w:ascii="Times New Roman" w:hAnsi="Times New Roman" w:cs="Times New Roman"/>
+          <w:b/>
+          <w:bCs/>
+          <w:color w:val="833C0B" w:themeColor="accent2" w:themeShade="80"/>
+          <w:sz w:val="24"/>
+          <w:szCs w:val="24"/>
+        </w:rPr>
+        <w:t xml:space="preserve">What is the difference between number type and </w:t>
+      </w:r>
+      <w:proofErr w:type="spellStart"/>
+      <w:r>
+        <w:rPr>
+          <w:rFonts w:ascii="Times New Roman" w:hAnsi="Times New Roman" w:cs="Times New Roman"/>
+          <w:b/>
+          <w:bCs/>
+          <w:color w:val="833C0B" w:themeColor="accent2" w:themeShade="80"/>
+          <w:sz w:val="24"/>
+          <w:szCs w:val="24"/>
+        </w:rPr>
+        <w:t>BigInt</w:t>
+      </w:r>
+      <w:proofErr w:type="spellEnd"/>
+      <w:r>
+        <w:rPr>
+          <w:rFonts w:ascii="Times New Roman" w:hAnsi="Times New Roman" w:cs="Times New Roman"/>
+          <w:b/>
+          <w:bCs/>
+          <w:color w:val="833C0B" w:themeColor="accent2" w:themeShade="80"/>
+          <w:sz w:val="24"/>
+          <w:szCs w:val="24"/>
+        </w:rPr>
+        <w:t xml:space="preserve"> type </w:t>
+      </w:r>
+    </w:p>
+    <w:p>
+      <w:pPr>
+        <w:rPr>
+          <w:rFonts w:ascii="Times New Roman" w:hAnsi="Times New Roman" w:cs="Times New Roman"/>
+          <w:sz w:val="24"/>
+          <w:szCs w:val="24"/>
+        </w:rPr>
+      </w:pPr>
+      <w:r>
+        <w:rPr>
+          <w:rFonts w:ascii="Times New Roman" w:hAnsi="Times New Roman" w:cs="Times New Roman"/>
+          <w:sz w:val="24"/>
+          <w:szCs w:val="24"/>
+        </w:rPr>
+        <w:t xml:space="preserve">Both Number and </w:t>
+      </w:r>
+      <w:proofErr w:type="spellStart"/>
+      <w:r>
+        <w:rPr>
+          <w:rFonts w:ascii="Times New Roman" w:hAnsi="Times New Roman" w:cs="Times New Roman"/>
+          <w:sz w:val="24"/>
+          <w:szCs w:val="24"/>
+        </w:rPr>
+        <w:t>BigInt</w:t>
+      </w:r>
+      <w:proofErr w:type="spellEnd"/>
+      <w:r>
+        <w:rPr>
+          <w:rFonts w:ascii="Times New Roman" w:hAnsi="Times New Roman" w:cs="Times New Roman"/>
+          <w:sz w:val="24"/>
+          <w:szCs w:val="24"/>
+        </w:rPr>
+        <w:t xml:space="preserve"> are used to represent numeric values, but they differ in size limits and precision.</w:t>
       </w:r>
     </w:p>
     <w:p>
@@ -9093,24 +10556,52 @@
           <w:sz w:val="24"/>
           <w:szCs w:val="24"/>
         </w:rPr>
-        <w:t>How to create element dynamically using Javascript</w:t>
-      </w:r>
-    </w:p>
-    <w:p>
-      <w:pPr>
-        <w:rPr>
-          <w:rFonts w:ascii="Times New Roman" w:hAnsi="Times New Roman" w:cs="Times New Roman"/>
-          <w:sz w:val="24"/>
-          <w:szCs w:val="24"/>
-        </w:rPr>
-      </w:pPr>
-      <w:r>
-        <w:rPr>
-          <w:rFonts w:ascii="Times New Roman" w:hAnsi="Times New Roman" w:cs="Times New Roman"/>
-          <w:sz w:val="24"/>
-          <w:szCs w:val="24"/>
-        </w:rPr>
-        <w:t>can use document.createElement() to create a new HTML element and append() to insert it into the DOM."</w:t>
+        <w:t xml:space="preserve">How to create element dynamically using </w:t>
+      </w:r>
+      <w:proofErr w:type="spellStart"/>
+      <w:r>
+        <w:rPr>
+          <w:rFonts w:ascii="Times New Roman" w:hAnsi="Times New Roman" w:cs="Times New Roman"/>
+          <w:sz w:val="24"/>
+          <w:szCs w:val="24"/>
+        </w:rPr>
+        <w:t>Javascript</w:t>
+      </w:r>
+      <w:proofErr w:type="spellEnd"/>
+    </w:p>
+    <w:p>
+      <w:pPr>
+        <w:rPr>
+          <w:rFonts w:ascii="Times New Roman" w:hAnsi="Times New Roman" w:cs="Times New Roman"/>
+          <w:sz w:val="24"/>
+          <w:szCs w:val="24"/>
+        </w:rPr>
+      </w:pPr>
+      <w:r>
+        <w:rPr>
+          <w:rFonts w:ascii="Times New Roman" w:hAnsi="Times New Roman" w:cs="Times New Roman"/>
+          <w:sz w:val="24"/>
+          <w:szCs w:val="24"/>
+        </w:rPr>
+        <w:t xml:space="preserve">can use </w:t>
+      </w:r>
+      <w:proofErr w:type="spellStart"/>
+      <w:r>
+        <w:rPr>
+          <w:rFonts w:ascii="Times New Roman" w:hAnsi="Times New Roman" w:cs="Times New Roman"/>
+          <w:sz w:val="24"/>
+          <w:szCs w:val="24"/>
+        </w:rPr>
+        <w:t>document.createElement</w:t>
+      </w:r>
+      <w:proofErr w:type="spellEnd"/>
+      <w:r>
+        <w:rPr>
+          <w:rFonts w:ascii="Times New Roman" w:hAnsi="Times New Roman" w:cs="Times New Roman"/>
+          <w:sz w:val="24"/>
+          <w:szCs w:val="24"/>
+        </w:rPr>
+        <w:t>() to create a new HTML element and append() to insert it into the DOM."</w:t>
       </w:r>
     </w:p>
     <w:p>
@@ -9270,7 +10761,25 @@
           <w:sz w:val="24"/>
           <w:szCs w:val="24"/>
         </w:rPr>
-        <w:t>When you call it like user.regularFunction(), the this refers to the user object</w:t>
+        <w:t xml:space="preserve">When you call it like </w:t>
+      </w:r>
+      <w:proofErr w:type="spellStart"/>
+      <w:r>
+        <w:rPr>
+          <w:rFonts w:ascii="Times New Roman" w:hAnsi="Times New Roman" w:cs="Times New Roman"/>
+          <w:sz w:val="24"/>
+          <w:szCs w:val="24"/>
+        </w:rPr>
+        <w:t>user.regularFunction</w:t>
+      </w:r>
+      <w:proofErr w:type="spellEnd"/>
+      <w:r>
+        <w:rPr>
+          <w:rFonts w:ascii="Times New Roman" w:hAnsi="Times New Roman" w:cs="Times New Roman"/>
+          <w:sz w:val="24"/>
+          <w:szCs w:val="24"/>
+        </w:rPr>
+        <w:t>(), the this refers to the user object</w:t>
       </w:r>
       <w:r>
         <w:rPr>
@@ -9635,7 +11144,42 @@
           <w:szCs w:val="24"/>
         </w:rPr>
         <w:tab/>
-        <w:t>func.call(thisArg, arg1, arg2, ...);</w:t>
+      </w:r>
+      <w:proofErr w:type="spellStart"/>
+      <w:r>
+        <w:rPr>
+          <w:rFonts w:ascii="Times New Roman" w:hAnsi="Times New Roman" w:cs="Times New Roman"/>
+          <w:sz w:val="24"/>
+          <w:szCs w:val="24"/>
+        </w:rPr>
+        <w:t>func.call</w:t>
+      </w:r>
+      <w:proofErr w:type="spellEnd"/>
+      <w:r>
+        <w:rPr>
+          <w:rFonts w:ascii="Times New Roman" w:hAnsi="Times New Roman" w:cs="Times New Roman"/>
+          <w:sz w:val="24"/>
+          <w:szCs w:val="24"/>
+        </w:rPr>
+        <w:t>(</w:t>
+      </w:r>
+      <w:proofErr w:type="spellStart"/>
+      <w:r>
+        <w:rPr>
+          <w:rFonts w:ascii="Times New Roman" w:hAnsi="Times New Roman" w:cs="Times New Roman"/>
+          <w:sz w:val="24"/>
+          <w:szCs w:val="24"/>
+        </w:rPr>
+        <w:t>thisArg</w:t>
+      </w:r>
+      <w:proofErr w:type="spellEnd"/>
+      <w:r>
+        <w:rPr>
+          <w:rFonts w:ascii="Times New Roman" w:hAnsi="Times New Roman" w:cs="Times New Roman"/>
+          <w:sz w:val="24"/>
+          <w:szCs w:val="24"/>
+        </w:rPr>
+        <w:t>, arg1, arg2, ...);</w:t>
       </w:r>
     </w:p>
     <w:p>
@@ -9679,7 +11223,42 @@
           <w:szCs w:val="24"/>
         </w:rPr>
         <w:tab/>
-        <w:t>func.apply(thisArg, [arg1, arg2, ...]);</w:t>
+      </w:r>
+      <w:proofErr w:type="spellStart"/>
+      <w:r>
+        <w:rPr>
+          <w:rFonts w:ascii="Times New Roman" w:hAnsi="Times New Roman" w:cs="Times New Roman"/>
+          <w:sz w:val="24"/>
+          <w:szCs w:val="24"/>
+        </w:rPr>
+        <w:t>func.apply</w:t>
+      </w:r>
+      <w:proofErr w:type="spellEnd"/>
+      <w:r>
+        <w:rPr>
+          <w:rFonts w:ascii="Times New Roman" w:hAnsi="Times New Roman" w:cs="Times New Roman"/>
+          <w:sz w:val="24"/>
+          <w:szCs w:val="24"/>
+        </w:rPr>
+        <w:t>(</w:t>
+      </w:r>
+      <w:proofErr w:type="spellStart"/>
+      <w:r>
+        <w:rPr>
+          <w:rFonts w:ascii="Times New Roman" w:hAnsi="Times New Roman" w:cs="Times New Roman"/>
+          <w:sz w:val="24"/>
+          <w:szCs w:val="24"/>
+        </w:rPr>
+        <w:t>thisArg</w:t>
+      </w:r>
+      <w:proofErr w:type="spellEnd"/>
+      <w:r>
+        <w:rPr>
+          <w:rFonts w:ascii="Times New Roman" w:hAnsi="Times New Roman" w:cs="Times New Roman"/>
+          <w:sz w:val="24"/>
+          <w:szCs w:val="24"/>
+        </w:rPr>
+        <w:t>, [arg1, arg2, ...]);</w:t>
       </w:r>
     </w:p>
     <w:p>
@@ -9802,24 +11381,88 @@
           <w:sz w:val="24"/>
           <w:szCs w:val="24"/>
         </w:rPr>
-        <w:t>const boundFunc = func.bind(thisArg, arg1, arg2);</w:t>
-      </w:r>
-    </w:p>
-    <w:p>
-      <w:pPr>
-        <w:rPr>
-          <w:rFonts w:ascii="Times New Roman" w:hAnsi="Times New Roman" w:cs="Times New Roman"/>
-          <w:sz w:val="24"/>
-          <w:szCs w:val="24"/>
-        </w:rPr>
-      </w:pPr>
-      <w:r>
-        <w:rPr>
-          <w:rFonts w:ascii="Times New Roman" w:hAnsi="Times New Roman" w:cs="Times New Roman"/>
-          <w:sz w:val="24"/>
-          <w:szCs w:val="24"/>
-        </w:rPr>
-        <w:t>boundFunc(); // later</w:t>
+        <w:t xml:space="preserve">const </w:t>
+      </w:r>
+      <w:proofErr w:type="spellStart"/>
+      <w:r>
+        <w:rPr>
+          <w:rFonts w:ascii="Times New Roman" w:hAnsi="Times New Roman" w:cs="Times New Roman"/>
+          <w:sz w:val="24"/>
+          <w:szCs w:val="24"/>
+        </w:rPr>
+        <w:t>boundFunc</w:t>
+      </w:r>
+      <w:proofErr w:type="spellEnd"/>
+      <w:r>
+        <w:rPr>
+          <w:rFonts w:ascii="Times New Roman" w:hAnsi="Times New Roman" w:cs="Times New Roman"/>
+          <w:sz w:val="24"/>
+          <w:szCs w:val="24"/>
+        </w:rPr>
+        <w:t xml:space="preserve"> = </w:t>
+      </w:r>
+      <w:proofErr w:type="spellStart"/>
+      <w:r>
+        <w:rPr>
+          <w:rFonts w:ascii="Times New Roman" w:hAnsi="Times New Roman" w:cs="Times New Roman"/>
+          <w:sz w:val="24"/>
+          <w:szCs w:val="24"/>
+        </w:rPr>
+        <w:t>func.bind</w:t>
+      </w:r>
+      <w:proofErr w:type="spellEnd"/>
+      <w:r>
+        <w:rPr>
+          <w:rFonts w:ascii="Times New Roman" w:hAnsi="Times New Roman" w:cs="Times New Roman"/>
+          <w:sz w:val="24"/>
+          <w:szCs w:val="24"/>
+        </w:rPr>
+        <w:t>(</w:t>
+      </w:r>
+      <w:proofErr w:type="spellStart"/>
+      <w:r>
+        <w:rPr>
+          <w:rFonts w:ascii="Times New Roman" w:hAnsi="Times New Roman" w:cs="Times New Roman"/>
+          <w:sz w:val="24"/>
+          <w:szCs w:val="24"/>
+        </w:rPr>
+        <w:t>thisArg</w:t>
+      </w:r>
+      <w:proofErr w:type="spellEnd"/>
+      <w:r>
+        <w:rPr>
+          <w:rFonts w:ascii="Times New Roman" w:hAnsi="Times New Roman" w:cs="Times New Roman"/>
+          <w:sz w:val="24"/>
+          <w:szCs w:val="24"/>
+        </w:rPr>
+        <w:t>, arg1, arg2);</w:t>
+      </w:r>
+    </w:p>
+    <w:p>
+      <w:pPr>
+        <w:rPr>
+          <w:rFonts w:ascii="Times New Roman" w:hAnsi="Times New Roman" w:cs="Times New Roman"/>
+          <w:sz w:val="24"/>
+          <w:szCs w:val="24"/>
+        </w:rPr>
+      </w:pPr>
+      <w:proofErr w:type="spellStart"/>
+      <w:r>
+        <w:rPr>
+          <w:rFonts w:ascii="Times New Roman" w:hAnsi="Times New Roman" w:cs="Times New Roman"/>
+          <w:sz w:val="24"/>
+          <w:szCs w:val="24"/>
+        </w:rPr>
+        <w:t>boundFunc</w:t>
+      </w:r>
+      <w:proofErr w:type="spellEnd"/>
+      <w:r>
+        <w:rPr>
+          <w:rFonts w:ascii="Times New Roman" w:hAnsi="Times New Roman" w:cs="Times New Roman"/>
+          <w:sz w:val="24"/>
+          <w:szCs w:val="24"/>
+        </w:rPr>
+        <w:t>(); // later</w:t>
       </w:r>
     </w:p>
     <w:p>
@@ -9995,7 +11638,25 @@
           <w:sz w:val="24"/>
           <w:szCs w:val="24"/>
         </w:rPr>
-        <w:t>Storing structured data (e.g., localStorage)</w:t>
+        <w:t xml:space="preserve">Storing structured data (e.g., </w:t>
+      </w:r>
+      <w:proofErr w:type="spellStart"/>
+      <w:r>
+        <w:rPr>
+          <w:rFonts w:ascii="Times New Roman" w:hAnsi="Times New Roman" w:cs="Times New Roman"/>
+          <w:sz w:val="24"/>
+          <w:szCs w:val="24"/>
+        </w:rPr>
+        <w:t>localStorage</w:t>
+      </w:r>
+      <w:proofErr w:type="spellEnd"/>
+      <w:r>
+        <w:rPr>
+          <w:rFonts w:ascii="Times New Roman" w:hAnsi="Times New Roman" w:cs="Times New Roman"/>
+          <w:sz w:val="24"/>
+          <w:szCs w:val="24"/>
+        </w:rPr>
+        <w:t>)</w:t>
       </w:r>
     </w:p>
     <w:p>
@@ -10076,7 +11737,25 @@
           <w:szCs w:val="24"/>
         </w:rPr>
         <w:br/>
-        <w:t>- Factory Pattern: For object creation with dynamic behavior.</w:t>
+        <w:t xml:space="preserve">- Factory Pattern: For object creation with dynamic </w:t>
+      </w:r>
+      <w:proofErr w:type="spellStart"/>
+      <w:r>
+        <w:rPr>
+          <w:rFonts w:ascii="Times New Roman" w:hAnsi="Times New Roman" w:cs="Times New Roman"/>
+          <w:sz w:val="24"/>
+          <w:szCs w:val="24"/>
+        </w:rPr>
+        <w:t>behavior</w:t>
+      </w:r>
+      <w:proofErr w:type="spellEnd"/>
+      <w:r>
+        <w:rPr>
+          <w:rFonts w:ascii="Times New Roman" w:hAnsi="Times New Roman" w:cs="Times New Roman"/>
+          <w:sz w:val="24"/>
+          <w:szCs w:val="24"/>
+        </w:rPr>
+        <w:t>.</w:t>
       </w:r>
       <w:r>
         <w:rPr>
@@ -10180,8 +11859,21 @@
           <w:sz w:val="24"/>
           <w:szCs w:val="24"/>
         </w:rPr>
-        <w:t>What is Destructing in the Javascript</w:t>
-      </w:r>
+        <w:t xml:space="preserve">What is Destructing in the </w:t>
+      </w:r>
+      <w:proofErr w:type="spellStart"/>
+      <w:r>
+        <w:rPr>
+          <w:rFonts w:ascii="Times New Roman" w:hAnsi="Times New Roman" w:cs="Times New Roman"/>
+          <w:b/>
+          <w:bCs/>
+          <w:color w:val="833C0B" w:themeColor="accent2" w:themeShade="80"/>
+          <w:sz w:val="24"/>
+          <w:szCs w:val="24"/>
+        </w:rPr>
+        <w:t>Javascript</w:t>
+      </w:r>
+      <w:proofErr w:type="spellEnd"/>
     </w:p>
     <w:p>
       <w:pPr>
@@ -10289,7 +11981,31 @@
           <w:sz w:val="24"/>
           <w:szCs w:val="24"/>
         </w:rPr>
-        <w:t xml:space="preserve">Explain difference between map() and forEach() </w:t>
+        <w:t xml:space="preserve">Explain difference between map() and </w:t>
+      </w:r>
+      <w:proofErr w:type="spellStart"/>
+      <w:r>
+        <w:rPr>
+          <w:rFonts w:ascii="Times New Roman" w:hAnsi="Times New Roman" w:cs="Times New Roman"/>
+          <w:b/>
+          <w:bCs/>
+          <w:color w:val="833C0B" w:themeColor="accent2" w:themeShade="80"/>
+          <w:sz w:val="24"/>
+          <w:szCs w:val="24"/>
+        </w:rPr>
+        <w:t>forEach</w:t>
+      </w:r>
+      <w:proofErr w:type="spellEnd"/>
+      <w:r>
+        <w:rPr>
+          <w:rFonts w:ascii="Times New Roman" w:hAnsi="Times New Roman" w:cs="Times New Roman"/>
+          <w:b/>
+          <w:bCs/>
+          <w:color w:val="833C0B" w:themeColor="accent2" w:themeShade="80"/>
+          <w:sz w:val="24"/>
+          <w:szCs w:val="24"/>
+        </w:rPr>
+        <w:t xml:space="preserve">() </w:t>
       </w:r>
     </w:p>
     <w:p>
@@ -10323,24 +12039,60 @@
           <w:sz w:val="24"/>
           <w:szCs w:val="24"/>
         </w:rPr>
-        <w:t>Use forEach() when you need to execute a function for each element of the array without modifying or creating a new array.</w:t>
-      </w:r>
-    </w:p>
-    <w:p>
-      <w:pPr>
-        <w:rPr>
-          <w:rFonts w:ascii="Times New Roman" w:hAnsi="Times New Roman" w:cs="Times New Roman"/>
-          <w:sz w:val="24"/>
-          <w:szCs w:val="24"/>
-        </w:rPr>
-      </w:pPr>
-      <w:r>
-        <w:rPr>
-          <w:rFonts w:ascii="Times New Roman" w:hAnsi="Times New Roman" w:cs="Times New Roman"/>
-          <w:sz w:val="24"/>
-          <w:szCs w:val="24"/>
-        </w:rPr>
-        <w:t>map() and forEach() are both methods used to iterate over arrays</w:t>
+        <w:t xml:space="preserve">Use </w:t>
+      </w:r>
+      <w:proofErr w:type="spellStart"/>
+      <w:r>
+        <w:rPr>
+          <w:rFonts w:ascii="Times New Roman" w:hAnsi="Times New Roman" w:cs="Times New Roman"/>
+          <w:sz w:val="24"/>
+          <w:szCs w:val="24"/>
+        </w:rPr>
+        <w:t>forEach</w:t>
+      </w:r>
+      <w:proofErr w:type="spellEnd"/>
+      <w:r>
+        <w:rPr>
+          <w:rFonts w:ascii="Times New Roman" w:hAnsi="Times New Roman" w:cs="Times New Roman"/>
+          <w:sz w:val="24"/>
+          <w:szCs w:val="24"/>
+        </w:rPr>
+        <w:t>() when you need to execute a function for each element of the array without modifying or creating a new array.</w:t>
+      </w:r>
+    </w:p>
+    <w:p>
+      <w:pPr>
+        <w:rPr>
+          <w:rFonts w:ascii="Times New Roman" w:hAnsi="Times New Roman" w:cs="Times New Roman"/>
+          <w:sz w:val="24"/>
+          <w:szCs w:val="24"/>
+        </w:rPr>
+      </w:pPr>
+      <w:r>
+        <w:rPr>
+          <w:rFonts w:ascii="Times New Roman" w:hAnsi="Times New Roman" w:cs="Times New Roman"/>
+          <w:sz w:val="24"/>
+          <w:szCs w:val="24"/>
+        </w:rPr>
+        <w:t xml:space="preserve">map() and </w:t>
+      </w:r>
+      <w:proofErr w:type="spellStart"/>
+      <w:r>
+        <w:rPr>
+          <w:rFonts w:ascii="Times New Roman" w:hAnsi="Times New Roman" w:cs="Times New Roman"/>
+          <w:sz w:val="24"/>
+          <w:szCs w:val="24"/>
+        </w:rPr>
+        <w:t>forEach</w:t>
+      </w:r>
+      <w:proofErr w:type="spellEnd"/>
+      <w:r>
+        <w:rPr>
+          <w:rFonts w:ascii="Times New Roman" w:hAnsi="Times New Roman" w:cs="Times New Roman"/>
+          <w:sz w:val="24"/>
+          <w:szCs w:val="24"/>
+        </w:rPr>
+        <w:t>() are both methods used to iterate over arrays</w:t>
       </w:r>
     </w:p>
     <w:tbl>
@@ -10380,6 +12132,7 @@
                 <w14:ligatures w14:val="none"/>
               </w:rPr>
             </w:pPr>
+            <w:proofErr w:type="spellStart"/>
             <w:r>
               <w:rPr>
                 <w:rFonts w:ascii="Times New Roman" w:eastAsia="Times New Roman" w:hAnsi="Times New Roman" w:cs="Times New Roman"/>
@@ -10391,6 +12144,7 @@
               </w:rPr>
               <w:t>forEach</w:t>
             </w:r>
+            <w:proofErr w:type="spellEnd"/>
           </w:p>
         </w:tc>
         <w:tc>
@@ -10546,7 +12300,31 @@
                 <w:lang w:eastAsia="en-IN"/>
                 <w14:ligatures w14:val="none"/>
               </w:rPr>
-              <w:t>Since forEach() returns undefined, it cannot be chained with other array methods.</w:t>
+              <w:t xml:space="preserve">Since </w:t>
+            </w:r>
+            <w:proofErr w:type="spellStart"/>
+            <w:r>
+              <w:rPr>
+                <w:rFonts w:ascii="Times New Roman" w:eastAsia="Times New Roman" w:hAnsi="Times New Roman" w:cs="Times New Roman"/>
+                <w:kern w:val="0"/>
+                <w:sz w:val="24"/>
+                <w:szCs w:val="24"/>
+                <w:lang w:eastAsia="en-IN"/>
+                <w14:ligatures w14:val="none"/>
+              </w:rPr>
+              <w:t>forEach</w:t>
+            </w:r>
+            <w:proofErr w:type="spellEnd"/>
+            <w:r>
+              <w:rPr>
+                <w:rFonts w:ascii="Times New Roman" w:eastAsia="Times New Roman" w:hAnsi="Times New Roman" w:cs="Times New Roman"/>
+                <w:kern w:val="0"/>
+                <w:sz w:val="24"/>
+                <w:szCs w:val="24"/>
+                <w:lang w:eastAsia="en-IN"/>
+                <w14:ligatures w14:val="none"/>
+              </w:rPr>
+              <w:t>() returns undefined, it cannot be chained with other array methods.</w:t>
             </w:r>
           </w:p>
         </w:tc>
@@ -10617,7 +12395,31 @@
           <w:sz w:val="24"/>
           <w:szCs w:val="24"/>
         </w:rPr>
-        <w:t>What are events in Javascript.</w:t>
+        <w:t xml:space="preserve">What are events in </w:t>
+      </w:r>
+      <w:proofErr w:type="spellStart"/>
+      <w:r>
+        <w:rPr>
+          <w:rFonts w:ascii="Times New Roman" w:hAnsi="Times New Roman" w:cs="Times New Roman"/>
+          <w:b/>
+          <w:bCs/>
+          <w:color w:val="833C0B" w:themeColor="accent2" w:themeShade="80"/>
+          <w:sz w:val="24"/>
+          <w:szCs w:val="24"/>
+        </w:rPr>
+        <w:t>Javascript</w:t>
+      </w:r>
+      <w:proofErr w:type="spellEnd"/>
+      <w:r>
+        <w:rPr>
+          <w:rFonts w:ascii="Times New Roman" w:hAnsi="Times New Roman" w:cs="Times New Roman"/>
+          <w:b/>
+          <w:bCs/>
+          <w:color w:val="833C0B" w:themeColor="accent2" w:themeShade="80"/>
+          <w:sz w:val="24"/>
+          <w:szCs w:val="24"/>
+        </w:rPr>
+        <w:t>.</w:t>
       </w:r>
     </w:p>
     <w:p>
@@ -10708,7 +12510,31 @@
           <w:sz w:val="24"/>
           <w:szCs w:val="24"/>
         </w:rPr>
-        <w:t>What are is map, filter , reducer in javascript?</w:t>
+        <w:t xml:space="preserve">What are is map, filter , reducer in </w:t>
+      </w:r>
+      <w:proofErr w:type="spellStart"/>
+      <w:r>
+        <w:rPr>
+          <w:rFonts w:ascii="Times New Roman" w:hAnsi="Times New Roman" w:cs="Times New Roman"/>
+          <w:b/>
+          <w:bCs/>
+          <w:color w:val="833C0B" w:themeColor="accent2" w:themeShade="80"/>
+          <w:sz w:val="24"/>
+          <w:szCs w:val="24"/>
+        </w:rPr>
+        <w:t>javascript</w:t>
+      </w:r>
+      <w:proofErr w:type="spellEnd"/>
+      <w:r>
+        <w:rPr>
+          <w:rFonts w:ascii="Times New Roman" w:hAnsi="Times New Roman" w:cs="Times New Roman"/>
+          <w:b/>
+          <w:bCs/>
+          <w:color w:val="833C0B" w:themeColor="accent2" w:themeShade="80"/>
+          <w:sz w:val="24"/>
+          <w:szCs w:val="24"/>
+        </w:rPr>
+        <w:t>?</w:t>
       </w:r>
     </w:p>
     <w:p>
@@ -10799,7 +12625,31 @@
           <w:sz w:val="24"/>
           <w:szCs w:val="24"/>
         </w:rPr>
-        <w:t xml:space="preserve">Explain Closures in Javascript </w:t>
+        <w:t xml:space="preserve">Explain Closures in </w:t>
+      </w:r>
+      <w:proofErr w:type="spellStart"/>
+      <w:r>
+        <w:rPr>
+          <w:rFonts w:ascii="Times New Roman" w:hAnsi="Times New Roman" w:cs="Times New Roman"/>
+          <w:b/>
+          <w:bCs/>
+          <w:color w:val="833C0B" w:themeColor="accent2" w:themeShade="80"/>
+          <w:sz w:val="24"/>
+          <w:szCs w:val="24"/>
+        </w:rPr>
+        <w:t>Javascript</w:t>
+      </w:r>
+      <w:proofErr w:type="spellEnd"/>
+      <w:r>
+        <w:rPr>
+          <w:rFonts w:ascii="Times New Roman" w:hAnsi="Times New Roman" w:cs="Times New Roman"/>
+          <w:b/>
+          <w:bCs/>
+          <w:color w:val="833C0B" w:themeColor="accent2" w:themeShade="80"/>
+          <w:sz w:val="24"/>
+          <w:szCs w:val="24"/>
+        </w:rPr>
+        <w:t xml:space="preserve"> </w:t>
       </w:r>
       <w:r>
         <w:rPr>
@@ -10827,24 +12677,391 @@
           <w:sz w:val="24"/>
           <w:szCs w:val="24"/>
         </w:rPr>
-        <w:t>Closures are functions that have access to variables from an outer function, even after the outer function has finished executing. They encapsulate data and provide a way to maintain state between function calls.</w:t>
-      </w:r>
-    </w:p>
-    <w:p>
-      <w:pPr>
-        <w:rPr>
-          <w:rFonts w:ascii="Times New Roman" w:hAnsi="Times New Roman" w:cs="Times New Roman"/>
-          <w:sz w:val="24"/>
-          <w:szCs w:val="24"/>
-        </w:rPr>
-      </w:pPr>
-      <w:r>
-        <w:rPr>
-          <w:rFonts w:ascii="Times New Roman" w:hAnsi="Times New Roman" w:cs="Times New Roman"/>
-          <w:sz w:val="24"/>
-          <w:szCs w:val="24"/>
-        </w:rPr>
-        <w:t>Explain different Scopes in Javascript:</w:t>
+        <w:t xml:space="preserve">Closures are functions </w:t>
+      </w:r>
+      <w:r>
+        <w:rPr>
+          <w:rFonts w:ascii="Times New Roman" w:hAnsi="Times New Roman" w:cs="Times New Roman"/>
+          <w:sz w:val="24"/>
+          <w:szCs w:val="24"/>
+        </w:rPr>
+        <w:t xml:space="preserve">which </w:t>
+      </w:r>
+      <w:r>
+        <w:rPr>
+          <w:rFonts w:ascii="Times New Roman" w:hAnsi="Times New Roman" w:cs="Times New Roman"/>
+          <w:sz w:val="24"/>
+          <w:szCs w:val="24"/>
+        </w:rPr>
+        <w:t>is created when an inner function captures variables from its parent function’s scope.</w:t>
+      </w:r>
+      <w:r>
+        <w:rPr>
+          <w:rFonts w:ascii="Times New Roman" w:hAnsi="Times New Roman" w:cs="Times New Roman"/>
+          <w:sz w:val="24"/>
+          <w:szCs w:val="24"/>
+        </w:rPr>
+        <w:br/>
+        <w:t>Even after the parent function has returned, the inner function still retains access to those variable</w:t>
+      </w:r>
+    </w:p>
+    <w:p>
+      <w:pPr>
+        <w:pBdr>
+          <w:top w:val="single" w:sz="4" w:space="1" w:color="auto"/>
+          <w:left w:val="single" w:sz="4" w:space="4" w:color="auto"/>
+          <w:bottom w:val="single" w:sz="4" w:space="1" w:color="auto"/>
+          <w:right w:val="single" w:sz="4" w:space="4" w:color="auto"/>
+        </w:pBdr>
+        <w:rPr>
+          <w:rFonts w:ascii="Times New Roman" w:hAnsi="Times New Roman" w:cs="Times New Roman"/>
+          <w:sz w:val="24"/>
+          <w:szCs w:val="24"/>
+        </w:rPr>
+      </w:pPr>
+      <w:r>
+        <w:rPr>
+          <w:rFonts w:ascii="Times New Roman" w:hAnsi="Times New Roman" w:cs="Times New Roman"/>
+          <w:sz w:val="24"/>
+          <w:szCs w:val="24"/>
+        </w:rPr>
+        <w:t xml:space="preserve">function </w:t>
+      </w:r>
+      <w:proofErr w:type="spellStart"/>
+      <w:r>
+        <w:rPr>
+          <w:rFonts w:ascii="Times New Roman" w:hAnsi="Times New Roman" w:cs="Times New Roman"/>
+          <w:sz w:val="24"/>
+          <w:szCs w:val="24"/>
+        </w:rPr>
+        <w:t>createCounter</w:t>
+      </w:r>
+      <w:proofErr w:type="spellEnd"/>
+      <w:r>
+        <w:rPr>
+          <w:rFonts w:ascii="Times New Roman" w:hAnsi="Times New Roman" w:cs="Times New Roman"/>
+          <w:sz w:val="24"/>
+          <w:szCs w:val="24"/>
+        </w:rPr>
+        <w:t>() {</w:t>
+      </w:r>
+    </w:p>
+    <w:p>
+      <w:pPr>
+        <w:pBdr>
+          <w:top w:val="single" w:sz="4" w:space="1" w:color="auto"/>
+          <w:left w:val="single" w:sz="4" w:space="4" w:color="auto"/>
+          <w:bottom w:val="single" w:sz="4" w:space="1" w:color="auto"/>
+          <w:right w:val="single" w:sz="4" w:space="4" w:color="auto"/>
+        </w:pBdr>
+        <w:rPr>
+          <w:rFonts w:ascii="Times New Roman" w:hAnsi="Times New Roman" w:cs="Times New Roman"/>
+          <w:sz w:val="24"/>
+          <w:szCs w:val="24"/>
+        </w:rPr>
+      </w:pPr>
+      <w:r>
+        <w:rPr>
+          <w:rFonts w:ascii="Times New Roman" w:hAnsi="Times New Roman" w:cs="Times New Roman"/>
+          <w:sz w:val="24"/>
+          <w:szCs w:val="24"/>
+        </w:rPr>
+        <w:t xml:space="preserve">  let count = 0; // outer variable</w:t>
+      </w:r>
+    </w:p>
+    <w:p>
+      <w:pPr>
+        <w:pBdr>
+          <w:top w:val="single" w:sz="4" w:space="1" w:color="auto"/>
+          <w:left w:val="single" w:sz="4" w:space="4" w:color="auto"/>
+          <w:bottom w:val="single" w:sz="4" w:space="1" w:color="auto"/>
+          <w:right w:val="single" w:sz="4" w:space="4" w:color="auto"/>
+        </w:pBdr>
+        <w:rPr>
+          <w:rFonts w:ascii="Times New Roman" w:hAnsi="Times New Roman" w:cs="Times New Roman"/>
+          <w:sz w:val="24"/>
+          <w:szCs w:val="24"/>
+        </w:rPr>
+      </w:pPr>
+      <w:r>
+        <w:rPr>
+          <w:rFonts w:ascii="Times New Roman" w:hAnsi="Times New Roman" w:cs="Times New Roman"/>
+          <w:sz w:val="24"/>
+          <w:szCs w:val="24"/>
+        </w:rPr>
+        <w:t xml:space="preserve">  return function() { // inner function (closure)</w:t>
+      </w:r>
+    </w:p>
+    <w:p>
+      <w:pPr>
+        <w:pBdr>
+          <w:top w:val="single" w:sz="4" w:space="1" w:color="auto"/>
+          <w:left w:val="single" w:sz="4" w:space="4" w:color="auto"/>
+          <w:bottom w:val="single" w:sz="4" w:space="1" w:color="auto"/>
+          <w:right w:val="single" w:sz="4" w:space="4" w:color="auto"/>
+        </w:pBdr>
+        <w:rPr>
+          <w:rFonts w:ascii="Times New Roman" w:hAnsi="Times New Roman" w:cs="Times New Roman"/>
+          <w:sz w:val="24"/>
+          <w:szCs w:val="24"/>
+        </w:rPr>
+      </w:pPr>
+      <w:r>
+        <w:rPr>
+          <w:rFonts w:ascii="Times New Roman" w:hAnsi="Times New Roman" w:cs="Times New Roman"/>
+          <w:sz w:val="24"/>
+          <w:szCs w:val="24"/>
+        </w:rPr>
+        <w:t xml:space="preserve">    count++;</w:t>
+      </w:r>
+    </w:p>
+    <w:p>
+      <w:pPr>
+        <w:pBdr>
+          <w:top w:val="single" w:sz="4" w:space="1" w:color="auto"/>
+          <w:left w:val="single" w:sz="4" w:space="4" w:color="auto"/>
+          <w:bottom w:val="single" w:sz="4" w:space="1" w:color="auto"/>
+          <w:right w:val="single" w:sz="4" w:space="4" w:color="auto"/>
+        </w:pBdr>
+        <w:rPr>
+          <w:rFonts w:ascii="Times New Roman" w:hAnsi="Times New Roman" w:cs="Times New Roman"/>
+          <w:sz w:val="24"/>
+          <w:szCs w:val="24"/>
+        </w:rPr>
+      </w:pPr>
+      <w:r>
+        <w:rPr>
+          <w:rFonts w:ascii="Times New Roman" w:hAnsi="Times New Roman" w:cs="Times New Roman"/>
+          <w:sz w:val="24"/>
+          <w:szCs w:val="24"/>
+        </w:rPr>
+        <w:t xml:space="preserve">    return count;</w:t>
+      </w:r>
+    </w:p>
+    <w:p>
+      <w:pPr>
+        <w:pBdr>
+          <w:top w:val="single" w:sz="4" w:space="1" w:color="auto"/>
+          <w:left w:val="single" w:sz="4" w:space="4" w:color="auto"/>
+          <w:bottom w:val="single" w:sz="4" w:space="1" w:color="auto"/>
+          <w:right w:val="single" w:sz="4" w:space="4" w:color="auto"/>
+        </w:pBdr>
+        <w:rPr>
+          <w:rFonts w:ascii="Times New Roman" w:hAnsi="Times New Roman" w:cs="Times New Roman"/>
+          <w:sz w:val="24"/>
+          <w:szCs w:val="24"/>
+        </w:rPr>
+      </w:pPr>
+      <w:r>
+        <w:rPr>
+          <w:rFonts w:ascii="Times New Roman" w:hAnsi="Times New Roman" w:cs="Times New Roman"/>
+          <w:sz w:val="24"/>
+          <w:szCs w:val="24"/>
+        </w:rPr>
+        <w:t xml:space="preserve">  };</w:t>
+      </w:r>
+    </w:p>
+    <w:p>
+      <w:pPr>
+        <w:pBdr>
+          <w:top w:val="single" w:sz="4" w:space="1" w:color="auto"/>
+          <w:left w:val="single" w:sz="4" w:space="4" w:color="auto"/>
+          <w:bottom w:val="single" w:sz="4" w:space="1" w:color="auto"/>
+          <w:right w:val="single" w:sz="4" w:space="4" w:color="auto"/>
+        </w:pBdr>
+        <w:rPr>
+          <w:rFonts w:ascii="Times New Roman" w:hAnsi="Times New Roman" w:cs="Times New Roman"/>
+          <w:sz w:val="24"/>
+          <w:szCs w:val="24"/>
+        </w:rPr>
+      </w:pPr>
+      <w:r>
+        <w:rPr>
+          <w:rFonts w:ascii="Times New Roman" w:hAnsi="Times New Roman" w:cs="Times New Roman"/>
+          <w:sz w:val="24"/>
+          <w:szCs w:val="24"/>
+        </w:rPr>
+        <w:t>}</w:t>
+      </w:r>
+    </w:p>
+    <w:p>
+      <w:pPr>
+        <w:pBdr>
+          <w:top w:val="single" w:sz="4" w:space="1" w:color="auto"/>
+          <w:left w:val="single" w:sz="4" w:space="4" w:color="auto"/>
+          <w:bottom w:val="single" w:sz="4" w:space="1" w:color="auto"/>
+          <w:right w:val="single" w:sz="4" w:space="4" w:color="auto"/>
+        </w:pBdr>
+        <w:rPr>
+          <w:rFonts w:ascii="Times New Roman" w:hAnsi="Times New Roman" w:cs="Times New Roman"/>
+          <w:sz w:val="24"/>
+          <w:szCs w:val="24"/>
+        </w:rPr>
+      </w:pPr>
+      <w:r>
+        <w:rPr>
+          <w:rFonts w:ascii="Times New Roman" w:hAnsi="Times New Roman" w:cs="Times New Roman"/>
+          <w:sz w:val="24"/>
+          <w:szCs w:val="24"/>
+        </w:rPr>
+        <w:t xml:space="preserve">const counter1 = </w:t>
+      </w:r>
+      <w:proofErr w:type="spellStart"/>
+      <w:r>
+        <w:rPr>
+          <w:rFonts w:ascii="Times New Roman" w:hAnsi="Times New Roman" w:cs="Times New Roman"/>
+          <w:sz w:val="24"/>
+          <w:szCs w:val="24"/>
+        </w:rPr>
+        <w:t>createCounter</w:t>
+      </w:r>
+      <w:proofErr w:type="spellEnd"/>
+      <w:r>
+        <w:rPr>
+          <w:rFonts w:ascii="Times New Roman" w:hAnsi="Times New Roman" w:cs="Times New Roman"/>
+          <w:sz w:val="24"/>
+          <w:szCs w:val="24"/>
+        </w:rPr>
+        <w:t>();</w:t>
+      </w:r>
+    </w:p>
+    <w:p>
+      <w:pPr>
+        <w:pBdr>
+          <w:top w:val="single" w:sz="4" w:space="1" w:color="auto"/>
+          <w:left w:val="single" w:sz="4" w:space="4" w:color="auto"/>
+          <w:bottom w:val="single" w:sz="4" w:space="1" w:color="auto"/>
+          <w:right w:val="single" w:sz="4" w:space="4" w:color="auto"/>
+        </w:pBdr>
+        <w:rPr>
+          <w:rFonts w:ascii="Times New Roman" w:hAnsi="Times New Roman" w:cs="Times New Roman"/>
+          <w:sz w:val="24"/>
+          <w:szCs w:val="24"/>
+        </w:rPr>
+      </w:pPr>
+      <w:r>
+        <w:rPr>
+          <w:rFonts w:ascii="Times New Roman" w:hAnsi="Times New Roman" w:cs="Times New Roman"/>
+          <w:sz w:val="24"/>
+          <w:szCs w:val="24"/>
+        </w:rPr>
+        <w:t>console.log(counter1()); // 1</w:t>
+      </w:r>
+    </w:p>
+    <w:p>
+      <w:pPr>
+        <w:pBdr>
+          <w:top w:val="single" w:sz="4" w:space="1" w:color="auto"/>
+          <w:left w:val="single" w:sz="4" w:space="4" w:color="auto"/>
+          <w:bottom w:val="single" w:sz="4" w:space="1" w:color="auto"/>
+          <w:right w:val="single" w:sz="4" w:space="4" w:color="auto"/>
+        </w:pBdr>
+        <w:rPr>
+          <w:rFonts w:ascii="Times New Roman" w:hAnsi="Times New Roman" w:cs="Times New Roman"/>
+          <w:sz w:val="24"/>
+          <w:szCs w:val="24"/>
+        </w:rPr>
+      </w:pPr>
+      <w:r>
+        <w:rPr>
+          <w:rFonts w:ascii="Times New Roman" w:hAnsi="Times New Roman" w:cs="Times New Roman"/>
+          <w:sz w:val="24"/>
+          <w:szCs w:val="24"/>
+        </w:rPr>
+        <w:t>console.log(counter1()); // 2</w:t>
+      </w:r>
+    </w:p>
+    <w:p>
+      <w:pPr>
+        <w:pBdr>
+          <w:top w:val="single" w:sz="4" w:space="1" w:color="auto"/>
+          <w:left w:val="single" w:sz="4" w:space="4" w:color="auto"/>
+          <w:bottom w:val="single" w:sz="4" w:space="1" w:color="auto"/>
+          <w:right w:val="single" w:sz="4" w:space="4" w:color="auto"/>
+        </w:pBdr>
+        <w:rPr>
+          <w:rFonts w:ascii="Times New Roman" w:hAnsi="Times New Roman" w:cs="Times New Roman"/>
+          <w:sz w:val="24"/>
+          <w:szCs w:val="24"/>
+        </w:rPr>
+      </w:pPr>
+      <w:r>
+        <w:rPr>
+          <w:rFonts w:ascii="Times New Roman" w:hAnsi="Times New Roman" w:cs="Times New Roman"/>
+          <w:sz w:val="24"/>
+          <w:szCs w:val="24"/>
+        </w:rPr>
+        <w:t>console.log(counter1()); // 3</w:t>
+      </w:r>
+    </w:p>
+    <w:p>
+      <w:pPr>
+        <w:rPr>
+          <w:rFonts w:ascii="Times New Roman" w:hAnsi="Times New Roman" w:cs="Times New Roman"/>
+          <w:b/>
+          <w:bCs/>
+          <w:color w:val="833C0B" w:themeColor="accent2" w:themeShade="80"/>
+          <w:sz w:val="24"/>
+          <w:szCs w:val="24"/>
+        </w:rPr>
+      </w:pPr>
+      <w:r>
+        <w:rPr>
+          <w:rFonts w:ascii="Times New Roman" w:hAnsi="Times New Roman" w:cs="Times New Roman"/>
+          <w:b/>
+          <w:bCs/>
+          <w:color w:val="833C0B" w:themeColor="accent2" w:themeShade="80"/>
+          <w:sz w:val="24"/>
+          <w:szCs w:val="24"/>
+        </w:rPr>
+        <w:t>What are the uses of closures?</w:t>
+      </w:r>
+    </w:p>
+    <w:p>
+      <w:pPr>
+        <w:rPr>
+          <w:rFonts w:ascii="Times New Roman" w:hAnsi="Times New Roman" w:cs="Times New Roman"/>
+          <w:b/>
+          <w:bCs/>
+          <w:color w:val="833C0B" w:themeColor="accent2" w:themeShade="80"/>
+          <w:sz w:val="24"/>
+          <w:szCs w:val="24"/>
+        </w:rPr>
+      </w:pPr>
+      <w:r>
+        <w:rPr>
+          <w:rFonts w:ascii="Times New Roman" w:hAnsi="Times New Roman" w:cs="Times New Roman"/>
+          <w:b/>
+          <w:bCs/>
+          <w:color w:val="833C0B" w:themeColor="accent2" w:themeShade="80"/>
+          <w:sz w:val="24"/>
+          <w:szCs w:val="24"/>
+        </w:rPr>
+        <w:t xml:space="preserve">Explain different Scopes in </w:t>
+      </w:r>
+      <w:proofErr w:type="spellStart"/>
+      <w:r>
+        <w:rPr>
+          <w:rFonts w:ascii="Times New Roman" w:hAnsi="Times New Roman" w:cs="Times New Roman"/>
+          <w:b/>
+          <w:bCs/>
+          <w:color w:val="833C0B" w:themeColor="accent2" w:themeShade="80"/>
+          <w:sz w:val="24"/>
+          <w:szCs w:val="24"/>
+        </w:rPr>
+        <w:t>Javascript</w:t>
+      </w:r>
+      <w:proofErr w:type="spellEnd"/>
+      <w:r>
+        <w:rPr>
+          <w:rFonts w:ascii="Times New Roman" w:hAnsi="Times New Roman" w:cs="Times New Roman"/>
+          <w:b/>
+          <w:bCs/>
+          <w:color w:val="833C0B" w:themeColor="accent2" w:themeShade="80"/>
+          <w:sz w:val="24"/>
+          <w:szCs w:val="24"/>
+        </w:rPr>
+        <w:t>?</w:t>
       </w:r>
     </w:p>
     <w:p>
@@ -11300,15 +13517,27 @@
           <w:szCs w:val="24"/>
         </w:rPr>
       </w:pPr>
-      <w:r>
-        <w:rPr>
-          <w:rFonts w:ascii="Times New Roman" w:hAnsi="Times New Roman" w:cs="Times New Roman"/>
-          <w:b/>
-          <w:bCs/>
-          <w:sz w:val="24"/>
-          <w:szCs w:val="24"/>
-        </w:rPr>
-        <w:t>Macrotask Queue (Callback Queue)</w:t>
+      <w:proofErr w:type="spellStart"/>
+      <w:r>
+        <w:rPr>
+          <w:rFonts w:ascii="Times New Roman" w:hAnsi="Times New Roman" w:cs="Times New Roman"/>
+          <w:b/>
+          <w:bCs/>
+          <w:sz w:val="24"/>
+          <w:szCs w:val="24"/>
+        </w:rPr>
+        <w:t>Macrotask</w:t>
+      </w:r>
+      <w:proofErr w:type="spellEnd"/>
+      <w:r>
+        <w:rPr>
+          <w:rFonts w:ascii="Times New Roman" w:hAnsi="Times New Roman" w:cs="Times New Roman"/>
+          <w:b/>
+          <w:bCs/>
+          <w:sz w:val="24"/>
+          <w:szCs w:val="24"/>
+        </w:rPr>
+        <w:t xml:space="preserve"> Queue (Callback Queue)</w:t>
       </w:r>
     </w:p>
     <w:p>
@@ -11346,6 +13575,7 @@
         </w:rPr>
         <w:t xml:space="preserve"> over </w:t>
       </w:r>
+      <w:proofErr w:type="spellStart"/>
       <w:r>
         <w:rPr>
           <w:rFonts w:ascii="Times New Roman" w:hAnsi="Times New Roman" w:cs="Times New Roman"/>
@@ -11356,6 +13586,7 @@
         </w:rPr>
         <w:t>macrotasks</w:t>
       </w:r>
+      <w:proofErr w:type="spellEnd"/>
       <w:r>
         <w:rPr>
           <w:rFonts w:ascii="Times New Roman" w:hAnsi="Times New Roman" w:cs="Times New Roman"/>
@@ -11665,7 +13896,31 @@
                 <w:sz w:val="24"/>
                 <w:szCs w:val="24"/>
               </w:rPr>
-              <w:t xml:space="preserve"> Macrotask Queue (setTimeout, events)</w:t>
+              <w:t xml:space="preserve"> </w:t>
+            </w:r>
+            <w:proofErr w:type="spellStart"/>
+            <w:r>
+              <w:rPr>
+                <w:rFonts w:ascii="Times New Roman" w:hAnsi="Times New Roman" w:cs="Times New Roman"/>
+                <w:b/>
+                <w:bCs/>
+                <w:color w:val="1F3864" w:themeColor="accent1" w:themeShade="80"/>
+                <w:sz w:val="24"/>
+                <w:szCs w:val="24"/>
+              </w:rPr>
+              <w:t>Macrotask</w:t>
+            </w:r>
+            <w:proofErr w:type="spellEnd"/>
+            <w:r>
+              <w:rPr>
+                <w:rFonts w:ascii="Times New Roman" w:hAnsi="Times New Roman" w:cs="Times New Roman"/>
+                <w:b/>
+                <w:bCs/>
+                <w:color w:val="1F3864" w:themeColor="accent1" w:themeShade="80"/>
+                <w:sz w:val="24"/>
+                <w:szCs w:val="24"/>
+              </w:rPr>
+              <w:t xml:space="preserve"> Queue (setTimeout, events)</w:t>
             </w:r>
           </w:p>
         </w:tc>
@@ -11820,8 +14075,18 @@
           <w:sz w:val="24"/>
           <w:szCs w:val="24"/>
         </w:rPr>
-        <w:t>setTimeout, setInterval</w:t>
-      </w:r>
+        <w:t xml:space="preserve">setTimeout, </w:t>
+      </w:r>
+      <w:proofErr w:type="spellStart"/>
+      <w:r>
+        <w:rPr>
+          <w:rFonts w:ascii="Times New Roman" w:hAnsi="Times New Roman" w:cs="Times New Roman"/>
+          <w:sz w:val="24"/>
+          <w:szCs w:val="24"/>
+        </w:rPr>
+        <w:t>setInterval</w:t>
+      </w:r>
+      <w:proofErr w:type="spellEnd"/>
     </w:p>
     <w:p>
       <w:pPr>
@@ -11841,8 +14106,18 @@
           <w:sz w:val="24"/>
           <w:szCs w:val="24"/>
         </w:rPr>
-        <w:t>fetch or XMLHttpRequest</w:t>
-      </w:r>
+        <w:t xml:space="preserve">fetch or </w:t>
+      </w:r>
+      <w:proofErr w:type="spellStart"/>
+      <w:r>
+        <w:rPr>
+          <w:rFonts w:ascii="Times New Roman" w:hAnsi="Times New Roman" w:cs="Times New Roman"/>
+          <w:sz w:val="24"/>
+          <w:szCs w:val="24"/>
+        </w:rPr>
+        <w:t>XMLHttpRequest</w:t>
+      </w:r>
+      <w:proofErr w:type="spellEnd"/>
     </w:p>
     <w:p>
       <w:pPr>
@@ -11943,7 +14218,25 @@
           <w:sz w:val="24"/>
           <w:szCs w:val="24"/>
         </w:rPr>
-        <w:t xml:space="preserve">Callback Queue (Macrotask Queue): </w:t>
+        <w:t>Callback Queue (</w:t>
+      </w:r>
+      <w:proofErr w:type="spellStart"/>
+      <w:r>
+        <w:rPr>
+          <w:rFonts w:ascii="Times New Roman" w:hAnsi="Times New Roman" w:cs="Times New Roman"/>
+          <w:sz w:val="24"/>
+          <w:szCs w:val="24"/>
+        </w:rPr>
+        <w:t>Macrotask</w:t>
+      </w:r>
+      <w:proofErr w:type="spellEnd"/>
+      <w:r>
+        <w:rPr>
+          <w:rFonts w:ascii="Times New Roman" w:hAnsi="Times New Roman" w:cs="Times New Roman"/>
+          <w:sz w:val="24"/>
+          <w:szCs w:val="24"/>
+        </w:rPr>
+        <w:t xml:space="preserve"> Queue): </w:t>
       </w:r>
     </w:p>
     <w:p>
@@ -11985,15 +14278,27 @@
         </w:rPr>
         <w:t xml:space="preserve"> (also known as </w:t>
       </w:r>
-      <w:r>
-        <w:rPr>
-          <w:rFonts w:ascii="Times New Roman" w:hAnsi="Times New Roman" w:cs="Times New Roman"/>
-          <w:b/>
-          <w:bCs/>
-          <w:sz w:val="24"/>
-          <w:szCs w:val="24"/>
-        </w:rPr>
-        <w:t>Macrotask Queue</w:t>
+      <w:proofErr w:type="spellStart"/>
+      <w:r>
+        <w:rPr>
+          <w:rFonts w:ascii="Times New Roman" w:hAnsi="Times New Roman" w:cs="Times New Roman"/>
+          <w:b/>
+          <w:bCs/>
+          <w:sz w:val="24"/>
+          <w:szCs w:val="24"/>
+        </w:rPr>
+        <w:t>Macrotask</w:t>
+      </w:r>
+      <w:proofErr w:type="spellEnd"/>
+      <w:r>
+        <w:rPr>
+          <w:rFonts w:ascii="Times New Roman" w:hAnsi="Times New Roman" w:cs="Times New Roman"/>
+          <w:b/>
+          <w:bCs/>
+          <w:sz w:val="24"/>
+          <w:szCs w:val="24"/>
+        </w:rPr>
+        <w:t xml:space="preserve"> Queue</w:t>
       </w:r>
       <w:r>
         <w:rPr>
@@ -12023,7 +14328,25 @@
           <w:sz w:val="24"/>
           <w:szCs w:val="24"/>
         </w:rPr>
-        <w:t>Examples of macrotasks:</w:t>
+        <w:t xml:space="preserve">Examples of </w:t>
+      </w:r>
+      <w:proofErr w:type="spellStart"/>
+      <w:r>
+        <w:rPr>
+          <w:rFonts w:ascii="Times New Roman" w:hAnsi="Times New Roman" w:cs="Times New Roman"/>
+          <w:sz w:val="24"/>
+          <w:szCs w:val="24"/>
+        </w:rPr>
+        <w:t>macrotasks</w:t>
+      </w:r>
+      <w:proofErr w:type="spellEnd"/>
+      <w:r>
+        <w:rPr>
+          <w:rFonts w:ascii="Times New Roman" w:hAnsi="Times New Roman" w:cs="Times New Roman"/>
+          <w:sz w:val="24"/>
+          <w:szCs w:val="24"/>
+        </w:rPr>
+        <w:t>:</w:t>
       </w:r>
     </w:p>
     <w:p>
@@ -12044,7 +14367,25 @@
           <w:sz w:val="24"/>
           <w:szCs w:val="24"/>
         </w:rPr>
-        <w:t>setTimeout, setInterval, I/O events, DOM event callbacks</w:t>
+        <w:t xml:space="preserve">setTimeout, </w:t>
+      </w:r>
+      <w:proofErr w:type="spellStart"/>
+      <w:r>
+        <w:rPr>
+          <w:rFonts w:ascii="Times New Roman" w:hAnsi="Times New Roman" w:cs="Times New Roman"/>
+          <w:sz w:val="24"/>
+          <w:szCs w:val="24"/>
+        </w:rPr>
+        <w:t>setInterval</w:t>
+      </w:r>
+      <w:proofErr w:type="spellEnd"/>
+      <w:r>
+        <w:rPr>
+          <w:rFonts w:ascii="Times New Roman" w:hAnsi="Times New Roman" w:cs="Times New Roman"/>
+          <w:sz w:val="24"/>
+          <w:szCs w:val="24"/>
+        </w:rPr>
+        <w:t>, I/O events, DOM event callbacks</w:t>
       </w:r>
     </w:p>
     <w:p>
@@ -12140,7 +14481,25 @@
           <w:sz w:val="24"/>
           <w:szCs w:val="24"/>
         </w:rPr>
-        <w:t>Holds tasks that need to be executed immediately after the current stack is empty, before any macrotask.</w:t>
+        <w:t xml:space="preserve">Holds tasks that need to be executed immediately after the current stack is empty, before any </w:t>
+      </w:r>
+      <w:proofErr w:type="spellStart"/>
+      <w:r>
+        <w:rPr>
+          <w:rFonts w:ascii="Times New Roman" w:hAnsi="Times New Roman" w:cs="Times New Roman"/>
+          <w:sz w:val="24"/>
+          <w:szCs w:val="24"/>
+        </w:rPr>
+        <w:t>macrotask</w:t>
+      </w:r>
+      <w:proofErr w:type="spellEnd"/>
+      <w:r>
+        <w:rPr>
+          <w:rFonts w:ascii="Times New Roman" w:hAnsi="Times New Roman" w:cs="Times New Roman"/>
+          <w:sz w:val="24"/>
+          <w:szCs w:val="24"/>
+        </w:rPr>
+        <w:t>.</w:t>
       </w:r>
     </w:p>
     <w:p>
@@ -12177,14 +14536,70 @@
           <w:szCs w:val="24"/>
         </w:rPr>
       </w:pPr>
-      <w:r>
-        <w:rPr>
-          <w:rFonts w:ascii="Times New Roman" w:hAnsi="Times New Roman" w:cs="Times New Roman"/>
-          <w:sz w:val="24"/>
-          <w:szCs w:val="24"/>
-        </w:rPr>
-        <w:t>Promise.then(), Promise.catch(), queueMicrotask(), MutationObserver</w:t>
-      </w:r>
+      <w:proofErr w:type="spellStart"/>
+      <w:r>
+        <w:rPr>
+          <w:rFonts w:ascii="Times New Roman" w:hAnsi="Times New Roman" w:cs="Times New Roman"/>
+          <w:sz w:val="24"/>
+          <w:szCs w:val="24"/>
+        </w:rPr>
+        <w:t>Promise.then</w:t>
+      </w:r>
+      <w:proofErr w:type="spellEnd"/>
+      <w:r>
+        <w:rPr>
+          <w:rFonts w:ascii="Times New Roman" w:hAnsi="Times New Roman" w:cs="Times New Roman"/>
+          <w:sz w:val="24"/>
+          <w:szCs w:val="24"/>
+        </w:rPr>
+        <w:t xml:space="preserve">(), </w:t>
+      </w:r>
+      <w:proofErr w:type="spellStart"/>
+      <w:r>
+        <w:rPr>
+          <w:rFonts w:ascii="Times New Roman" w:hAnsi="Times New Roman" w:cs="Times New Roman"/>
+          <w:sz w:val="24"/>
+          <w:szCs w:val="24"/>
+        </w:rPr>
+        <w:t>Promise.catch</w:t>
+      </w:r>
+      <w:proofErr w:type="spellEnd"/>
+      <w:r>
+        <w:rPr>
+          <w:rFonts w:ascii="Times New Roman" w:hAnsi="Times New Roman" w:cs="Times New Roman"/>
+          <w:sz w:val="24"/>
+          <w:szCs w:val="24"/>
+        </w:rPr>
+        <w:t xml:space="preserve">(), </w:t>
+      </w:r>
+      <w:proofErr w:type="spellStart"/>
+      <w:r>
+        <w:rPr>
+          <w:rFonts w:ascii="Times New Roman" w:hAnsi="Times New Roman" w:cs="Times New Roman"/>
+          <w:sz w:val="24"/>
+          <w:szCs w:val="24"/>
+        </w:rPr>
+        <w:t>queueMicrotask</w:t>
+      </w:r>
+      <w:proofErr w:type="spellEnd"/>
+      <w:r>
+        <w:rPr>
+          <w:rFonts w:ascii="Times New Roman" w:hAnsi="Times New Roman" w:cs="Times New Roman"/>
+          <w:sz w:val="24"/>
+          <w:szCs w:val="24"/>
+        </w:rPr>
+        <w:t xml:space="preserve">(), </w:t>
+      </w:r>
+      <w:proofErr w:type="spellStart"/>
+      <w:r>
+        <w:rPr>
+          <w:rFonts w:ascii="Times New Roman" w:hAnsi="Times New Roman" w:cs="Times New Roman"/>
+          <w:sz w:val="24"/>
+          <w:szCs w:val="24"/>
+        </w:rPr>
+        <w:t>MutationObserver</w:t>
+      </w:r>
+      <w:proofErr w:type="spellEnd"/>
     </w:p>
     <w:p>
       <w:pPr>
@@ -12205,7 +14620,43 @@
           <w:sz w:val="24"/>
           <w:szCs w:val="24"/>
         </w:rPr>
-        <w:t>Higher priority than macrotasks — all microtasks are processed before moving to the next macrotask.</w:t>
+        <w:t xml:space="preserve">Higher priority than </w:t>
+      </w:r>
+      <w:proofErr w:type="spellStart"/>
+      <w:r>
+        <w:rPr>
+          <w:rFonts w:ascii="Times New Roman" w:hAnsi="Times New Roman" w:cs="Times New Roman"/>
+          <w:sz w:val="24"/>
+          <w:szCs w:val="24"/>
+        </w:rPr>
+        <w:t>macrotasks</w:t>
+      </w:r>
+      <w:proofErr w:type="spellEnd"/>
+      <w:r>
+        <w:rPr>
+          <w:rFonts w:ascii="Times New Roman" w:hAnsi="Times New Roman" w:cs="Times New Roman"/>
+          <w:sz w:val="24"/>
+          <w:szCs w:val="24"/>
+        </w:rPr>
+        <w:t xml:space="preserve"> — all microtasks are processed before moving to the next </w:t>
+      </w:r>
+      <w:proofErr w:type="spellStart"/>
+      <w:r>
+        <w:rPr>
+          <w:rFonts w:ascii="Times New Roman" w:hAnsi="Times New Roman" w:cs="Times New Roman"/>
+          <w:sz w:val="24"/>
+          <w:szCs w:val="24"/>
+        </w:rPr>
+        <w:t>macrotask</w:t>
+      </w:r>
+      <w:proofErr w:type="spellEnd"/>
+      <w:r>
+        <w:rPr>
+          <w:rFonts w:ascii="Times New Roman" w:hAnsi="Times New Roman" w:cs="Times New Roman"/>
+          <w:sz w:val="24"/>
+          <w:szCs w:val="24"/>
+        </w:rPr>
+        <w:t>.</w:t>
       </w:r>
     </w:p>
     <w:p>
@@ -12264,7 +14715,25 @@
           <w:sz w:val="24"/>
           <w:szCs w:val="24"/>
         </w:rPr>
-        <w:t>Then it processes one macrotask from the callback queue</w:t>
+        <w:t xml:space="preserve">Then it processes one </w:t>
+      </w:r>
+      <w:proofErr w:type="spellStart"/>
+      <w:r>
+        <w:rPr>
+          <w:rFonts w:ascii="Times New Roman" w:hAnsi="Times New Roman" w:cs="Times New Roman"/>
+          <w:sz w:val="24"/>
+          <w:szCs w:val="24"/>
+        </w:rPr>
+        <w:t>macrotask</w:t>
+      </w:r>
+      <w:proofErr w:type="spellEnd"/>
+      <w:r>
+        <w:rPr>
+          <w:rFonts w:ascii="Times New Roman" w:hAnsi="Times New Roman" w:cs="Times New Roman"/>
+          <w:sz w:val="24"/>
+          <w:szCs w:val="24"/>
+        </w:rPr>
+        <w:t xml:space="preserve"> from the callback queue</w:t>
       </w:r>
     </w:p>
     <w:tbl>
@@ -12285,12 +14754,6 @@
         <w:gridCol w:w="9351"/>
       </w:tblGrid>
       <w:tr>
-        <w:tblPrEx>
-          <w:tblCellMar>
-            <w:top w:w="0" w:type="dxa"/>
-            <w:bottom w:w="0" w:type="dxa"/>
-          </w:tblCellMar>
-        </w:tblPrEx>
         <w:trPr>
           <w:trHeight w:val="5862"/>
         </w:trPr>
@@ -12488,8 +14951,9 @@
                 <w:szCs w:val="28"/>
               </w:rPr>
               <w:br/>
-              <w:t xml:space="preserve">async function asyncFunc() { </w:t>
+              <w:t xml:space="preserve">async function </w:t>
             </w:r>
+            <w:proofErr w:type="spellStart"/>
             <w:r>
               <w:rPr>
                 <w:rFonts w:ascii="Times New Roman" w:hAnsi="Times New Roman" w:cs="Times New Roman"/>
@@ -12499,8 +14963,55 @@
                 <w:sz w:val="28"/>
                 <w:szCs w:val="28"/>
               </w:rPr>
+              <w:t>asyncFunc</w:t>
+            </w:r>
+            <w:proofErr w:type="spellEnd"/>
+            <w:r>
+              <w:rPr>
+                <w:rFonts w:ascii="Times New Roman" w:hAnsi="Times New Roman" w:cs="Times New Roman"/>
+                <w:b/>
+                <w:bCs/>
+                <w:color w:val="7030A0"/>
+                <w:sz w:val="28"/>
+                <w:szCs w:val="28"/>
+              </w:rPr>
+              <w:t xml:space="preserve">() { </w:t>
+            </w:r>
+            <w:r>
+              <w:rPr>
+                <w:rFonts w:ascii="Times New Roman" w:hAnsi="Times New Roman" w:cs="Times New Roman"/>
+                <w:b/>
+                <w:bCs/>
+                <w:color w:val="7030A0"/>
+                <w:sz w:val="28"/>
+                <w:szCs w:val="28"/>
+              </w:rPr>
               <w:br/>
-              <w:t xml:space="preserve">console.log("Inside asyncFunc start"); </w:t>
+              <w:t xml:space="preserve">console.log("Inside </w:t>
+            </w:r>
+            <w:proofErr w:type="spellStart"/>
+            <w:r>
+              <w:rPr>
+                <w:rFonts w:ascii="Times New Roman" w:hAnsi="Times New Roman" w:cs="Times New Roman"/>
+                <w:b/>
+                <w:bCs/>
+                <w:color w:val="7030A0"/>
+                <w:sz w:val="28"/>
+                <w:szCs w:val="28"/>
+              </w:rPr>
+              <w:t>asyncFunc</w:t>
+            </w:r>
+            <w:proofErr w:type="spellEnd"/>
+            <w:r>
+              <w:rPr>
+                <w:rFonts w:ascii="Times New Roman" w:hAnsi="Times New Roman" w:cs="Times New Roman"/>
+                <w:b/>
+                <w:bCs/>
+                <w:color w:val="7030A0"/>
+                <w:sz w:val="28"/>
+                <w:szCs w:val="28"/>
+              </w:rPr>
+              <w:t xml:space="preserve"> start"); </w:t>
             </w:r>
             <w:r>
               <w:rPr>
@@ -12569,8 +15080,9 @@
                 <w:szCs w:val="28"/>
               </w:rPr>
               <w:br/>
-              <w:t xml:space="preserve">await Promise.resolve(); </w:t>
+              <w:t xml:space="preserve">await </w:t>
             </w:r>
+            <w:proofErr w:type="spellStart"/>
             <w:r>
               <w:rPr>
                 <w:rFonts w:ascii="Times New Roman" w:hAnsi="Times New Roman" w:cs="Times New Roman"/>
@@ -12580,8 +15092,55 @@
                 <w:sz w:val="28"/>
                 <w:szCs w:val="28"/>
               </w:rPr>
+              <w:t>Promise.resolve</w:t>
+            </w:r>
+            <w:proofErr w:type="spellEnd"/>
+            <w:r>
+              <w:rPr>
+                <w:rFonts w:ascii="Times New Roman" w:hAnsi="Times New Roman" w:cs="Times New Roman"/>
+                <w:b/>
+                <w:bCs/>
+                <w:color w:val="7030A0"/>
+                <w:sz w:val="28"/>
+                <w:szCs w:val="28"/>
+              </w:rPr>
+              <w:t xml:space="preserve">(); </w:t>
+            </w:r>
+            <w:r>
+              <w:rPr>
+                <w:rFonts w:ascii="Times New Roman" w:hAnsi="Times New Roman" w:cs="Times New Roman"/>
+                <w:b/>
+                <w:bCs/>
+                <w:color w:val="7030A0"/>
+                <w:sz w:val="28"/>
+                <w:szCs w:val="28"/>
+              </w:rPr>
               <w:br/>
-              <w:t>console.log("Inside asyncFunc end");</w:t>
+              <w:t xml:space="preserve">console.log("Inside </w:t>
+            </w:r>
+            <w:proofErr w:type="spellStart"/>
+            <w:r>
+              <w:rPr>
+                <w:rFonts w:ascii="Times New Roman" w:hAnsi="Times New Roman" w:cs="Times New Roman"/>
+                <w:b/>
+                <w:bCs/>
+                <w:color w:val="7030A0"/>
+                <w:sz w:val="28"/>
+                <w:szCs w:val="28"/>
+              </w:rPr>
+              <w:t>asyncFunc</w:t>
+            </w:r>
+            <w:proofErr w:type="spellEnd"/>
+            <w:r>
+              <w:rPr>
+                <w:rFonts w:ascii="Times New Roman" w:hAnsi="Times New Roman" w:cs="Times New Roman"/>
+                <w:b/>
+                <w:bCs/>
+                <w:color w:val="7030A0"/>
+                <w:sz w:val="28"/>
+                <w:szCs w:val="28"/>
+              </w:rPr>
+              <w:t xml:space="preserve"> end");</w:t>
             </w:r>
             <w:r>
               <w:rPr>
@@ -12660,7 +15219,30 @@
                 <w:szCs w:val="28"/>
               </w:rPr>
               <w:br/>
-              <w:t xml:space="preserve">asyncFunc(); </w:t>
+            </w:r>
+            <w:proofErr w:type="spellStart"/>
+            <w:r>
+              <w:rPr>
+                <w:rFonts w:ascii="Times New Roman" w:hAnsi="Times New Roman" w:cs="Times New Roman"/>
+                <w:b/>
+                <w:bCs/>
+                <w:color w:val="7030A0"/>
+                <w:sz w:val="28"/>
+                <w:szCs w:val="28"/>
+              </w:rPr>
+              <w:t>asyncFunc</w:t>
+            </w:r>
+            <w:proofErr w:type="spellEnd"/>
+            <w:r>
+              <w:rPr>
+                <w:rFonts w:ascii="Times New Roman" w:hAnsi="Times New Roman" w:cs="Times New Roman"/>
+                <w:b/>
+                <w:bCs/>
+                <w:color w:val="7030A0"/>
+                <w:sz w:val="28"/>
+                <w:szCs w:val="28"/>
+              </w:rPr>
+              <w:t xml:space="preserve">(); </w:t>
             </w:r>
             <w:r>
               <w:rPr>
@@ -12732,6 +15314,7 @@
                 <w:szCs w:val="28"/>
               </w:rPr>
             </w:pPr>
+            <w:proofErr w:type="spellStart"/>
             <w:r>
               <w:rPr>
                 <w:rFonts w:ascii="Times New Roman" w:hAnsi="Times New Roman" w:cs="Times New Roman"/>
@@ -12741,7 +15324,19 @@
                 <w:sz w:val="28"/>
                 <w:szCs w:val="28"/>
               </w:rPr>
-              <w:t xml:space="preserve">Promise.resolve().then(() =&gt; { </w:t>
+              <w:t>Promise.resolve</w:t>
+            </w:r>
+            <w:proofErr w:type="spellEnd"/>
+            <w:r>
+              <w:rPr>
+                <w:rFonts w:ascii="Times New Roman" w:hAnsi="Times New Roman" w:cs="Times New Roman"/>
+                <w:b/>
+                <w:bCs/>
+                <w:color w:val="7030A0"/>
+                <w:sz w:val="28"/>
+                <w:szCs w:val="28"/>
+              </w:rPr>
+              <w:t xml:space="preserve">().then(() =&gt; { </w:t>
             </w:r>
             <w:r>
               <w:rPr>
@@ -13149,7 +15744,31 @@
           <w:sz w:val="24"/>
           <w:szCs w:val="24"/>
         </w:rPr>
-        <w:t xml:space="preserve">What is higher order function in Javascript </w:t>
+        <w:t xml:space="preserve">What is higher order function in </w:t>
+      </w:r>
+      <w:proofErr w:type="spellStart"/>
+      <w:r>
+        <w:rPr>
+          <w:rFonts w:ascii="Times New Roman" w:hAnsi="Times New Roman" w:cs="Times New Roman"/>
+          <w:b/>
+          <w:bCs/>
+          <w:color w:val="833C0B" w:themeColor="accent2" w:themeShade="80"/>
+          <w:sz w:val="24"/>
+          <w:szCs w:val="24"/>
+        </w:rPr>
+        <w:t>Javascript</w:t>
+      </w:r>
+      <w:proofErr w:type="spellEnd"/>
+      <w:r>
+        <w:rPr>
+          <w:rFonts w:ascii="Times New Roman" w:hAnsi="Times New Roman" w:cs="Times New Roman"/>
+          <w:b/>
+          <w:bCs/>
+          <w:color w:val="833C0B" w:themeColor="accent2" w:themeShade="80"/>
+          <w:sz w:val="24"/>
+          <w:szCs w:val="24"/>
+        </w:rPr>
+        <w:t xml:space="preserve"> </w:t>
       </w:r>
     </w:p>
     <w:p>
@@ -13200,7 +15819,25 @@
           <w:sz w:val="24"/>
           <w:szCs w:val="24"/>
         </w:rPr>
-        <w:t>Returning Functions: Enables dynamic creation of functions with specialized behavior.</w:t>
+        <w:t xml:space="preserve">Returning Functions: Enables dynamic creation of functions with specialized </w:t>
+      </w:r>
+      <w:proofErr w:type="spellStart"/>
+      <w:r>
+        <w:rPr>
+          <w:rFonts w:ascii="Times New Roman" w:hAnsi="Times New Roman" w:cs="Times New Roman"/>
+          <w:sz w:val="24"/>
+          <w:szCs w:val="24"/>
+        </w:rPr>
+        <w:t>behavior</w:t>
+      </w:r>
+      <w:proofErr w:type="spellEnd"/>
+      <w:r>
+        <w:rPr>
+          <w:rFonts w:ascii="Times New Roman" w:hAnsi="Times New Roman" w:cs="Times New Roman"/>
+          <w:sz w:val="24"/>
+          <w:szCs w:val="24"/>
+        </w:rPr>
+        <w:t>.</w:t>
       </w:r>
     </w:p>
     <w:p>
@@ -13383,7 +16020,31 @@
           <w:sz w:val="24"/>
           <w:szCs w:val="24"/>
         </w:rPr>
-        <w:t xml:space="preserve">What is promise in Javascript </w:t>
+        <w:t xml:space="preserve">What is promise in </w:t>
+      </w:r>
+      <w:proofErr w:type="spellStart"/>
+      <w:r>
+        <w:rPr>
+          <w:rFonts w:ascii="Times New Roman" w:hAnsi="Times New Roman" w:cs="Times New Roman"/>
+          <w:b/>
+          <w:bCs/>
+          <w:color w:val="833C0B" w:themeColor="accent2" w:themeShade="80"/>
+          <w:sz w:val="24"/>
+          <w:szCs w:val="24"/>
+        </w:rPr>
+        <w:t>Javascript</w:t>
+      </w:r>
+      <w:proofErr w:type="spellEnd"/>
+      <w:r>
+        <w:rPr>
+          <w:rFonts w:ascii="Times New Roman" w:hAnsi="Times New Roman" w:cs="Times New Roman"/>
+          <w:b/>
+          <w:bCs/>
+          <w:color w:val="833C0B" w:themeColor="accent2" w:themeShade="80"/>
+          <w:sz w:val="24"/>
+          <w:szCs w:val="24"/>
+        </w:rPr>
+        <w:t xml:space="preserve"> </w:t>
       </w:r>
     </w:p>
     <w:p>
@@ -13488,7 +16149,25 @@
           <w:sz w:val="24"/>
           <w:szCs w:val="24"/>
         </w:rPr>
-        <w:t>then(): Handles fulfillment and optionally rejection.</w:t>
+        <w:t xml:space="preserve">then(): Handles </w:t>
+      </w:r>
+      <w:proofErr w:type="spellStart"/>
+      <w:r>
+        <w:rPr>
+          <w:rFonts w:ascii="Times New Roman" w:hAnsi="Times New Roman" w:cs="Times New Roman"/>
+          <w:sz w:val="24"/>
+          <w:szCs w:val="24"/>
+        </w:rPr>
+        <w:t>fulfillment</w:t>
+      </w:r>
+      <w:proofErr w:type="spellEnd"/>
+      <w:r>
+        <w:rPr>
+          <w:rFonts w:ascii="Times New Roman" w:hAnsi="Times New Roman" w:cs="Times New Roman"/>
+          <w:sz w:val="24"/>
+          <w:szCs w:val="24"/>
+        </w:rPr>
+        <w:t xml:space="preserve"> and optionally rejection.</w:t>
       </w:r>
     </w:p>
     <w:p>
@@ -13538,47 +16217,222 @@
           <w:sz w:val="24"/>
           <w:szCs w:val="24"/>
         </w:rPr>
-        <w:t>finally(): Runs regardless of fulfillment or rejection.</w:t>
-      </w:r>
-    </w:p>
-    <w:p>
-      <w:pPr>
-        <w:rPr>
-          <w:rFonts w:ascii="Times New Roman" w:hAnsi="Times New Roman" w:cs="Times New Roman"/>
-          <w:sz w:val="24"/>
-          <w:szCs w:val="24"/>
-        </w:rPr>
-      </w:pPr>
-      <w:r>
-        <w:rPr>
-          <w:rFonts w:ascii="Times New Roman" w:hAnsi="Times New Roman" w:cs="Times New Roman"/>
-          <w:sz w:val="24"/>
-          <w:szCs w:val="24"/>
-        </w:rPr>
-        <w:t>Advanced Methods: Promise.all(), Promise.race(), Promise.allSettled(), Promise.any().</w:t>
-      </w:r>
-    </w:p>
-    <w:p>
-      <w:pPr>
-        <w:rPr>
-          <w:rFonts w:ascii="Times New Roman" w:hAnsi="Times New Roman" w:cs="Times New Roman"/>
-          <w:b/>
-          <w:bCs/>
-          <w:color w:val="833C0B" w:themeColor="accent2" w:themeShade="80"/>
-          <w:sz w:val="24"/>
-          <w:szCs w:val="24"/>
-        </w:rPr>
-      </w:pPr>
-      <w:r>
-        <w:rPr>
-          <w:rFonts w:ascii="Times New Roman" w:hAnsi="Times New Roman" w:cs="Times New Roman"/>
-          <w:b/>
-          <w:bCs/>
-          <w:color w:val="833C0B" w:themeColor="accent2" w:themeShade="80"/>
-          <w:sz w:val="24"/>
-          <w:szCs w:val="24"/>
-        </w:rPr>
-        <w:t>Promise.all(), Promise.race(), Promise.allSettled(), Promise.any()</w:t>
+        <w:t xml:space="preserve">finally(): Runs regardless of </w:t>
+      </w:r>
+      <w:proofErr w:type="spellStart"/>
+      <w:r>
+        <w:rPr>
+          <w:rFonts w:ascii="Times New Roman" w:hAnsi="Times New Roman" w:cs="Times New Roman"/>
+          <w:sz w:val="24"/>
+          <w:szCs w:val="24"/>
+        </w:rPr>
+        <w:t>fulfillment</w:t>
+      </w:r>
+      <w:proofErr w:type="spellEnd"/>
+      <w:r>
+        <w:rPr>
+          <w:rFonts w:ascii="Times New Roman" w:hAnsi="Times New Roman" w:cs="Times New Roman"/>
+          <w:sz w:val="24"/>
+          <w:szCs w:val="24"/>
+        </w:rPr>
+        <w:t xml:space="preserve"> or rejection.</w:t>
+      </w:r>
+    </w:p>
+    <w:p>
+      <w:pPr>
+        <w:rPr>
+          <w:rFonts w:ascii="Times New Roman" w:hAnsi="Times New Roman" w:cs="Times New Roman"/>
+          <w:sz w:val="24"/>
+          <w:szCs w:val="24"/>
+        </w:rPr>
+      </w:pPr>
+      <w:r>
+        <w:rPr>
+          <w:rFonts w:ascii="Times New Roman" w:hAnsi="Times New Roman" w:cs="Times New Roman"/>
+          <w:sz w:val="24"/>
+          <w:szCs w:val="24"/>
+        </w:rPr>
+        <w:t xml:space="preserve">Advanced Methods: </w:t>
+      </w:r>
+      <w:proofErr w:type="spellStart"/>
+      <w:r>
+        <w:rPr>
+          <w:rFonts w:ascii="Times New Roman" w:hAnsi="Times New Roman" w:cs="Times New Roman"/>
+          <w:sz w:val="24"/>
+          <w:szCs w:val="24"/>
+        </w:rPr>
+        <w:t>Promise.all</w:t>
+      </w:r>
+      <w:proofErr w:type="spellEnd"/>
+      <w:r>
+        <w:rPr>
+          <w:rFonts w:ascii="Times New Roman" w:hAnsi="Times New Roman" w:cs="Times New Roman"/>
+          <w:sz w:val="24"/>
+          <w:szCs w:val="24"/>
+        </w:rPr>
+        <w:t xml:space="preserve">(), </w:t>
+      </w:r>
+      <w:proofErr w:type="spellStart"/>
+      <w:r>
+        <w:rPr>
+          <w:rFonts w:ascii="Times New Roman" w:hAnsi="Times New Roman" w:cs="Times New Roman"/>
+          <w:sz w:val="24"/>
+          <w:szCs w:val="24"/>
+        </w:rPr>
+        <w:t>Promise.race</w:t>
+      </w:r>
+      <w:proofErr w:type="spellEnd"/>
+      <w:r>
+        <w:rPr>
+          <w:rFonts w:ascii="Times New Roman" w:hAnsi="Times New Roman" w:cs="Times New Roman"/>
+          <w:sz w:val="24"/>
+          <w:szCs w:val="24"/>
+        </w:rPr>
+        <w:t xml:space="preserve">(), </w:t>
+      </w:r>
+      <w:proofErr w:type="spellStart"/>
+      <w:r>
+        <w:rPr>
+          <w:rFonts w:ascii="Times New Roman" w:hAnsi="Times New Roman" w:cs="Times New Roman"/>
+          <w:sz w:val="24"/>
+          <w:szCs w:val="24"/>
+        </w:rPr>
+        <w:t>Promise.allSettled</w:t>
+      </w:r>
+      <w:proofErr w:type="spellEnd"/>
+      <w:r>
+        <w:rPr>
+          <w:rFonts w:ascii="Times New Roman" w:hAnsi="Times New Roman" w:cs="Times New Roman"/>
+          <w:sz w:val="24"/>
+          <w:szCs w:val="24"/>
+        </w:rPr>
+        <w:t xml:space="preserve">(), </w:t>
+      </w:r>
+      <w:proofErr w:type="spellStart"/>
+      <w:r>
+        <w:rPr>
+          <w:rFonts w:ascii="Times New Roman" w:hAnsi="Times New Roman" w:cs="Times New Roman"/>
+          <w:sz w:val="24"/>
+          <w:szCs w:val="24"/>
+        </w:rPr>
+        <w:t>Promise.any</w:t>
+      </w:r>
+      <w:proofErr w:type="spellEnd"/>
+      <w:r>
+        <w:rPr>
+          <w:rFonts w:ascii="Times New Roman" w:hAnsi="Times New Roman" w:cs="Times New Roman"/>
+          <w:sz w:val="24"/>
+          <w:szCs w:val="24"/>
+        </w:rPr>
+        <w:t>().</w:t>
+      </w:r>
+    </w:p>
+    <w:p>
+      <w:pPr>
+        <w:rPr>
+          <w:rFonts w:ascii="Times New Roman" w:hAnsi="Times New Roman" w:cs="Times New Roman"/>
+          <w:b/>
+          <w:bCs/>
+          <w:color w:val="833C0B" w:themeColor="accent2" w:themeShade="80"/>
+          <w:sz w:val="24"/>
+          <w:szCs w:val="24"/>
+        </w:rPr>
+      </w:pPr>
+      <w:proofErr w:type="spellStart"/>
+      <w:r>
+        <w:rPr>
+          <w:rFonts w:ascii="Times New Roman" w:hAnsi="Times New Roman" w:cs="Times New Roman"/>
+          <w:b/>
+          <w:bCs/>
+          <w:color w:val="833C0B" w:themeColor="accent2" w:themeShade="80"/>
+          <w:sz w:val="24"/>
+          <w:szCs w:val="24"/>
+        </w:rPr>
+        <w:t>Promise.all</w:t>
+      </w:r>
+      <w:proofErr w:type="spellEnd"/>
+      <w:r>
+        <w:rPr>
+          <w:rFonts w:ascii="Times New Roman" w:hAnsi="Times New Roman" w:cs="Times New Roman"/>
+          <w:b/>
+          <w:bCs/>
+          <w:color w:val="833C0B" w:themeColor="accent2" w:themeShade="80"/>
+          <w:sz w:val="24"/>
+          <w:szCs w:val="24"/>
+        </w:rPr>
+        <w:t xml:space="preserve">(), </w:t>
+      </w:r>
+      <w:proofErr w:type="spellStart"/>
+      <w:r>
+        <w:rPr>
+          <w:rFonts w:ascii="Times New Roman" w:hAnsi="Times New Roman" w:cs="Times New Roman"/>
+          <w:b/>
+          <w:bCs/>
+          <w:color w:val="833C0B" w:themeColor="accent2" w:themeShade="80"/>
+          <w:sz w:val="24"/>
+          <w:szCs w:val="24"/>
+        </w:rPr>
+        <w:t>Promise.race</w:t>
+      </w:r>
+      <w:proofErr w:type="spellEnd"/>
+      <w:r>
+        <w:rPr>
+          <w:rFonts w:ascii="Times New Roman" w:hAnsi="Times New Roman" w:cs="Times New Roman"/>
+          <w:b/>
+          <w:bCs/>
+          <w:color w:val="833C0B" w:themeColor="accent2" w:themeShade="80"/>
+          <w:sz w:val="24"/>
+          <w:szCs w:val="24"/>
+        </w:rPr>
+        <w:t xml:space="preserve">(), </w:t>
+      </w:r>
+      <w:proofErr w:type="spellStart"/>
+      <w:r>
+        <w:rPr>
+          <w:rFonts w:ascii="Times New Roman" w:hAnsi="Times New Roman" w:cs="Times New Roman"/>
+          <w:b/>
+          <w:bCs/>
+          <w:color w:val="833C0B" w:themeColor="accent2" w:themeShade="80"/>
+          <w:sz w:val="24"/>
+          <w:szCs w:val="24"/>
+        </w:rPr>
+        <w:t>Promise.allSettled</w:t>
+      </w:r>
+      <w:proofErr w:type="spellEnd"/>
+      <w:r>
+        <w:rPr>
+          <w:rFonts w:ascii="Times New Roman" w:hAnsi="Times New Roman" w:cs="Times New Roman"/>
+          <w:b/>
+          <w:bCs/>
+          <w:color w:val="833C0B" w:themeColor="accent2" w:themeShade="80"/>
+          <w:sz w:val="24"/>
+          <w:szCs w:val="24"/>
+        </w:rPr>
+        <w:t xml:space="preserve">(), </w:t>
+      </w:r>
+      <w:proofErr w:type="spellStart"/>
+      <w:r>
+        <w:rPr>
+          <w:rFonts w:ascii="Times New Roman" w:hAnsi="Times New Roman" w:cs="Times New Roman"/>
+          <w:b/>
+          <w:bCs/>
+          <w:color w:val="833C0B" w:themeColor="accent2" w:themeShade="80"/>
+          <w:sz w:val="24"/>
+          <w:szCs w:val="24"/>
+        </w:rPr>
+        <w:t>Promise.any</w:t>
+      </w:r>
+      <w:proofErr w:type="spellEnd"/>
+      <w:r>
+        <w:rPr>
+          <w:rFonts w:ascii="Times New Roman" w:hAnsi="Times New Roman" w:cs="Times New Roman"/>
+          <w:b/>
+          <w:bCs/>
+          <w:color w:val="833C0B" w:themeColor="accent2" w:themeShade="80"/>
+          <w:sz w:val="24"/>
+          <w:szCs w:val="24"/>
+        </w:rPr>
+        <w:t>()</w:t>
       </w:r>
     </w:p>
     <w:p>
@@ -13631,6 +16485,7 @@
           <w:szCs w:val="24"/>
         </w:rPr>
       </w:pPr>
+      <w:proofErr w:type="spellStart"/>
       <w:r>
         <w:rPr>
           <w:rFonts w:ascii="Times New Roman" w:hAnsi="Times New Roman" w:cs="Times New Roman"/>
@@ -13640,8 +16495,9 @@
           <w:sz w:val="24"/>
           <w:szCs w:val="24"/>
         </w:rPr>
-        <w:t>Promise.all()</w:t>
-      </w:r>
+        <w:t>Promise.all</w:t>
+      </w:r>
+      <w:proofErr w:type="spellEnd"/>
       <w:r>
         <w:rPr>
           <w:rFonts w:ascii="Times New Roman" w:hAnsi="Times New Roman" w:cs="Times New Roman"/>
@@ -13651,6 +16507,17 @@
           <w:sz w:val="24"/>
           <w:szCs w:val="24"/>
         </w:rPr>
+        <w:t>()</w:t>
+      </w:r>
+      <w:r>
+        <w:rPr>
+          <w:rFonts w:ascii="Times New Roman" w:hAnsi="Times New Roman" w:cs="Times New Roman"/>
+          <w:b/>
+          <w:bCs/>
+          <w:color w:val="7030A0"/>
+          <w:sz w:val="24"/>
+          <w:szCs w:val="24"/>
+        </w:rPr>
         <w:t>:</w:t>
       </w:r>
       <w:r>
@@ -13686,6 +16553,7 @@
           <w:szCs w:val="24"/>
         </w:rPr>
       </w:pPr>
+      <w:proofErr w:type="spellStart"/>
       <w:r>
         <w:rPr>
           <w:rFonts w:ascii="Times New Roman" w:hAnsi="Times New Roman" w:cs="Times New Roman"/>
@@ -13695,8 +16563,9 @@
           <w:sz w:val="24"/>
           <w:szCs w:val="24"/>
         </w:rPr>
-        <w:t>Promise.race()</w:t>
-      </w:r>
+        <w:t>Promise.race</w:t>
+      </w:r>
+      <w:proofErr w:type="spellEnd"/>
       <w:r>
         <w:rPr>
           <w:rFonts w:ascii="Times New Roman" w:hAnsi="Times New Roman" w:cs="Times New Roman"/>
@@ -13706,6 +16575,17 @@
           <w:sz w:val="24"/>
           <w:szCs w:val="24"/>
         </w:rPr>
+        <w:t>()</w:t>
+      </w:r>
+      <w:r>
+        <w:rPr>
+          <w:rFonts w:ascii="Times New Roman" w:hAnsi="Times New Roman" w:cs="Times New Roman"/>
+          <w:b/>
+          <w:bCs/>
+          <w:color w:val="7030A0"/>
+          <w:sz w:val="24"/>
+          <w:szCs w:val="24"/>
+        </w:rPr>
         <w:t xml:space="preserve">: </w:t>
       </w:r>
       <w:r>
@@ -13745,6 +16625,7 @@
           <w:szCs w:val="24"/>
         </w:rPr>
       </w:pPr>
+      <w:proofErr w:type="spellStart"/>
       <w:r>
         <w:rPr>
           <w:rFonts w:ascii="Times New Roman" w:hAnsi="Times New Roman" w:cs="Times New Roman"/>
@@ -13754,8 +16635,9 @@
           <w:sz w:val="24"/>
           <w:szCs w:val="24"/>
         </w:rPr>
-        <w:t>Promise.allSettled()</w:t>
-      </w:r>
+        <w:t>Promise.allSettled</w:t>
+      </w:r>
+      <w:proofErr w:type="spellEnd"/>
       <w:r>
         <w:rPr>
           <w:rFonts w:ascii="Times New Roman" w:hAnsi="Times New Roman" w:cs="Times New Roman"/>
@@ -13765,6 +16647,17 @@
           <w:sz w:val="24"/>
           <w:szCs w:val="24"/>
         </w:rPr>
+        <w:t>()</w:t>
+      </w:r>
+      <w:r>
+        <w:rPr>
+          <w:rFonts w:ascii="Times New Roman" w:hAnsi="Times New Roman" w:cs="Times New Roman"/>
+          <w:b/>
+          <w:bCs/>
+          <w:color w:val="7030A0"/>
+          <w:sz w:val="24"/>
+          <w:szCs w:val="24"/>
+        </w:rPr>
         <w:t xml:space="preserve">: </w:t>
       </w:r>
       <w:r>
@@ -13816,6 +16709,7 @@
           <w:szCs w:val="24"/>
         </w:rPr>
       </w:pPr>
+      <w:proofErr w:type="spellStart"/>
       <w:r>
         <w:rPr>
           <w:rFonts w:ascii="Times New Roman" w:hAnsi="Times New Roman" w:cs="Times New Roman"/>
@@ -13825,8 +16719,9 @@
           <w:sz w:val="24"/>
           <w:szCs w:val="24"/>
         </w:rPr>
-        <w:t>Promise.any()</w:t>
-      </w:r>
+        <w:t>Promise.any</w:t>
+      </w:r>
+      <w:proofErr w:type="spellEnd"/>
       <w:r>
         <w:rPr>
           <w:rFonts w:ascii="Times New Roman" w:hAnsi="Times New Roman" w:cs="Times New Roman"/>
@@ -13836,6 +16731,17 @@
           <w:sz w:val="24"/>
           <w:szCs w:val="24"/>
         </w:rPr>
+        <w:t>()</w:t>
+      </w:r>
+      <w:r>
+        <w:rPr>
+          <w:rFonts w:ascii="Times New Roman" w:hAnsi="Times New Roman" w:cs="Times New Roman"/>
+          <w:b/>
+          <w:bCs/>
+          <w:color w:val="7030A0"/>
+          <w:sz w:val="24"/>
+          <w:szCs w:val="24"/>
+        </w:rPr>
         <w:t xml:space="preserve">: </w:t>
       </w:r>
       <w:r>
@@ -13867,7 +16773,31 @@
           <w:sz w:val="24"/>
           <w:szCs w:val="24"/>
         </w:rPr>
-        <w:t xml:space="preserve">Explain different States of Promise in Javascript </w:t>
+        <w:t xml:space="preserve">Explain different States of Promise in </w:t>
+      </w:r>
+      <w:proofErr w:type="spellStart"/>
+      <w:r>
+        <w:rPr>
+          <w:rFonts w:ascii="Times New Roman" w:hAnsi="Times New Roman" w:cs="Times New Roman"/>
+          <w:b/>
+          <w:bCs/>
+          <w:color w:val="833C0B" w:themeColor="accent2" w:themeShade="80"/>
+          <w:sz w:val="24"/>
+          <w:szCs w:val="24"/>
+        </w:rPr>
+        <w:t>Javascript</w:t>
+      </w:r>
+      <w:proofErr w:type="spellEnd"/>
+      <w:r>
+        <w:rPr>
+          <w:rFonts w:ascii="Times New Roman" w:hAnsi="Times New Roman" w:cs="Times New Roman"/>
+          <w:b/>
+          <w:bCs/>
+          <w:color w:val="833C0B" w:themeColor="accent2" w:themeShade="80"/>
+          <w:sz w:val="24"/>
+          <w:szCs w:val="24"/>
+        </w:rPr>
+        <w:t xml:space="preserve"> </w:t>
       </w:r>
     </w:p>
     <w:p>
@@ -13982,7 +16912,31 @@
           <w:sz w:val="24"/>
           <w:szCs w:val="24"/>
         </w:rPr>
-        <w:t xml:space="preserve">What is difference between promise and callback in Javascript </w:t>
+        <w:t xml:space="preserve">What is difference between promise and callback in </w:t>
+      </w:r>
+      <w:proofErr w:type="spellStart"/>
+      <w:r>
+        <w:rPr>
+          <w:rFonts w:ascii="Times New Roman" w:hAnsi="Times New Roman" w:cs="Times New Roman"/>
+          <w:b/>
+          <w:bCs/>
+          <w:color w:val="833C0B" w:themeColor="accent2" w:themeShade="80"/>
+          <w:sz w:val="24"/>
+          <w:szCs w:val="24"/>
+        </w:rPr>
+        <w:t>Javascript</w:t>
+      </w:r>
+      <w:proofErr w:type="spellEnd"/>
+      <w:r>
+        <w:rPr>
+          <w:rFonts w:ascii="Times New Roman" w:hAnsi="Times New Roman" w:cs="Times New Roman"/>
+          <w:b/>
+          <w:bCs/>
+          <w:color w:val="833C0B" w:themeColor="accent2" w:themeShade="80"/>
+          <w:sz w:val="24"/>
+          <w:szCs w:val="24"/>
+        </w:rPr>
+        <w:t xml:space="preserve"> </w:t>
       </w:r>
     </w:p>
     <w:p>
@@ -14056,24 +17010,58 @@
           <w:sz w:val="24"/>
           <w:szCs w:val="24"/>
         </w:rPr>
-        <w:t xml:space="preserve">What is Promise.all() in JavaScript, and how is it useful? </w:t>
-      </w:r>
-    </w:p>
-    <w:p>
-      <w:pPr>
-        <w:rPr>
-          <w:rFonts w:ascii="Times New Roman" w:hAnsi="Times New Roman" w:cs="Times New Roman"/>
-          <w:sz w:val="24"/>
-          <w:szCs w:val="24"/>
-        </w:rPr>
-      </w:pPr>
-      <w:r>
-        <w:rPr>
-          <w:rFonts w:ascii="Times New Roman" w:hAnsi="Times New Roman" w:cs="Times New Roman"/>
-          <w:sz w:val="24"/>
-          <w:szCs w:val="24"/>
-        </w:rPr>
-        <w:t>Promise.all() is a method that takes an array of Promises and returns a single Promise that:</w:t>
+        <w:t xml:space="preserve">What is </w:t>
+      </w:r>
+      <w:proofErr w:type="spellStart"/>
+      <w:r>
+        <w:rPr>
+          <w:rFonts w:ascii="Times New Roman" w:hAnsi="Times New Roman" w:cs="Times New Roman"/>
+          <w:b/>
+          <w:bCs/>
+          <w:color w:val="833C0B" w:themeColor="accent2" w:themeShade="80"/>
+          <w:sz w:val="24"/>
+          <w:szCs w:val="24"/>
+        </w:rPr>
+        <w:t>Promise.all</w:t>
+      </w:r>
+      <w:proofErr w:type="spellEnd"/>
+      <w:r>
+        <w:rPr>
+          <w:rFonts w:ascii="Times New Roman" w:hAnsi="Times New Roman" w:cs="Times New Roman"/>
+          <w:b/>
+          <w:bCs/>
+          <w:color w:val="833C0B" w:themeColor="accent2" w:themeShade="80"/>
+          <w:sz w:val="24"/>
+          <w:szCs w:val="24"/>
+        </w:rPr>
+        <w:t xml:space="preserve">() in JavaScript, and how is it useful? </w:t>
+      </w:r>
+    </w:p>
+    <w:p>
+      <w:pPr>
+        <w:rPr>
+          <w:rFonts w:ascii="Times New Roman" w:hAnsi="Times New Roman" w:cs="Times New Roman"/>
+          <w:sz w:val="24"/>
+          <w:szCs w:val="24"/>
+        </w:rPr>
+      </w:pPr>
+      <w:proofErr w:type="spellStart"/>
+      <w:r>
+        <w:rPr>
+          <w:rFonts w:ascii="Times New Roman" w:hAnsi="Times New Roman" w:cs="Times New Roman"/>
+          <w:sz w:val="24"/>
+          <w:szCs w:val="24"/>
+        </w:rPr>
+        <w:t>Promise.all</w:t>
+      </w:r>
+      <w:proofErr w:type="spellEnd"/>
+      <w:r>
+        <w:rPr>
+          <w:rFonts w:ascii="Times New Roman" w:hAnsi="Times New Roman" w:cs="Times New Roman"/>
+          <w:sz w:val="24"/>
+          <w:szCs w:val="24"/>
+        </w:rPr>
+        <w:t>() is a method that takes an array of Promises and returns a single Promise that:</w:t>
       </w:r>
     </w:p>
     <w:p>
@@ -14152,7 +17140,31 @@
           <w:sz w:val="24"/>
           <w:szCs w:val="24"/>
         </w:rPr>
-        <w:t xml:space="preserve"> in Javascript </w:t>
+        <w:t xml:space="preserve"> in </w:t>
+      </w:r>
+      <w:proofErr w:type="spellStart"/>
+      <w:r>
+        <w:rPr>
+          <w:rFonts w:ascii="Times New Roman" w:hAnsi="Times New Roman" w:cs="Times New Roman"/>
+          <w:b/>
+          <w:bCs/>
+          <w:color w:val="833C0B" w:themeColor="accent2" w:themeShade="80"/>
+          <w:sz w:val="24"/>
+          <w:szCs w:val="24"/>
+        </w:rPr>
+        <w:t>Javascript</w:t>
+      </w:r>
+      <w:proofErr w:type="spellEnd"/>
+      <w:r>
+        <w:rPr>
+          <w:rFonts w:ascii="Times New Roman" w:hAnsi="Times New Roman" w:cs="Times New Roman"/>
+          <w:b/>
+          <w:bCs/>
+          <w:color w:val="833C0B" w:themeColor="accent2" w:themeShade="80"/>
+          <w:sz w:val="24"/>
+          <w:szCs w:val="24"/>
+        </w:rPr>
+        <w:t xml:space="preserve"> </w:t>
       </w:r>
     </w:p>
     <w:p>
@@ -14186,24 +17198,60 @@
           <w:sz w:val="24"/>
           <w:szCs w:val="24"/>
         </w:rPr>
-        <w:t>When a function is declared with the async keyword, it automatically returns a Promise, regardless of whether you explicitly return one. Inside an async function, the await keyword pauses execution until the Promise it’s waiting for is settled (fulfilled or rejected). This allows developers to write asynchronous logic in a step-by-step, synchronous-like style without blocking the event loop.</w:t>
-      </w:r>
-    </w:p>
-    <w:p>
-      <w:pPr>
-        <w:rPr>
-          <w:rFonts w:ascii="Times New Roman" w:hAnsi="Times New Roman" w:cs="Times New Roman"/>
-          <w:sz w:val="24"/>
-          <w:szCs w:val="24"/>
-        </w:rPr>
-      </w:pPr>
-      <w:r>
-        <w:rPr>
-          <w:rFonts w:ascii="Times New Roman" w:hAnsi="Times New Roman" w:cs="Times New Roman"/>
-          <w:sz w:val="24"/>
-          <w:szCs w:val="24"/>
-        </w:rPr>
-        <w:t>Using try...catch with async/await simplifies error handling, as it works similarly to synchronous error handling rather than chaining .then() and .catch() methods. Additionally, async/await enables structured control over concurrency by allowing developers to decide when to run operations sequentially or in parallel using techniques like Promise.all().</w:t>
+        <w:t xml:space="preserve">When a function is declared with the async keyword, it automatically returns a </w:t>
+      </w:r>
+      <w:r>
+        <w:rPr>
+          <w:rFonts w:ascii="Times New Roman" w:hAnsi="Times New Roman" w:cs="Times New Roman"/>
+          <w:b/>
+          <w:bCs/>
+          <w:sz w:val="24"/>
+          <w:szCs w:val="24"/>
+        </w:rPr>
+        <w:t>Promise</w:t>
+      </w:r>
+      <w:r>
+        <w:rPr>
+          <w:rFonts w:ascii="Times New Roman" w:hAnsi="Times New Roman" w:cs="Times New Roman"/>
+          <w:sz w:val="24"/>
+          <w:szCs w:val="24"/>
+        </w:rPr>
+        <w:t>, regardless of whether you explicitly return one. Inside an async function, the await keyword pauses execution until the Promise it’s waiting for is settled (fulfilled or rejected). This allows developers to write asynchronous logic in a step-by-step, synchronous-like style without blocking the event loop.</w:t>
+      </w:r>
+    </w:p>
+    <w:p>
+      <w:pPr>
+        <w:rPr>
+          <w:rFonts w:ascii="Times New Roman" w:hAnsi="Times New Roman" w:cs="Times New Roman"/>
+          <w:sz w:val="24"/>
+          <w:szCs w:val="24"/>
+        </w:rPr>
+      </w:pPr>
+      <w:r>
+        <w:rPr>
+          <w:rFonts w:ascii="Times New Roman" w:hAnsi="Times New Roman" w:cs="Times New Roman"/>
+          <w:sz w:val="24"/>
+          <w:szCs w:val="24"/>
+        </w:rPr>
+        <w:t xml:space="preserve">Using try...catch with async/await simplifies error handling, as it works similarly to synchronous error handling rather than chaining .then() and .catch() methods. Additionally, async/await enables structured control over concurrency by allowing developers to decide when to run operations sequentially or in parallel using techniques like </w:t>
+      </w:r>
+      <w:proofErr w:type="spellStart"/>
+      <w:r>
+        <w:rPr>
+          <w:rFonts w:ascii="Times New Roman" w:hAnsi="Times New Roman" w:cs="Times New Roman"/>
+          <w:sz w:val="24"/>
+          <w:szCs w:val="24"/>
+        </w:rPr>
+        <w:t>Promise.all</w:t>
+      </w:r>
+      <w:proofErr w:type="spellEnd"/>
+      <w:r>
+        <w:rPr>
+          <w:rFonts w:ascii="Times New Roman" w:hAnsi="Times New Roman" w:cs="Times New Roman"/>
+          <w:sz w:val="24"/>
+          <w:szCs w:val="24"/>
+        </w:rPr>
+        <w:t>().</w:t>
       </w:r>
     </w:p>
     <w:p>
@@ -14292,7 +17340,79 @@
           <w:sz w:val="24"/>
           <w:szCs w:val="24"/>
         </w:rPr>
-        <w:t xml:space="preserve">What is setTimeOut and setInterval in Javascript </w:t>
+        <w:t xml:space="preserve">What is </w:t>
+      </w:r>
+      <w:proofErr w:type="spellStart"/>
+      <w:r>
+        <w:rPr>
+          <w:rFonts w:ascii="Times New Roman" w:hAnsi="Times New Roman" w:cs="Times New Roman"/>
+          <w:b/>
+          <w:bCs/>
+          <w:color w:val="833C0B" w:themeColor="accent2" w:themeShade="80"/>
+          <w:sz w:val="24"/>
+          <w:szCs w:val="24"/>
+        </w:rPr>
+        <w:t>setTimeOut</w:t>
+      </w:r>
+      <w:proofErr w:type="spellEnd"/>
+      <w:r>
+        <w:rPr>
+          <w:rFonts w:ascii="Times New Roman" w:hAnsi="Times New Roman" w:cs="Times New Roman"/>
+          <w:b/>
+          <w:bCs/>
+          <w:color w:val="833C0B" w:themeColor="accent2" w:themeShade="80"/>
+          <w:sz w:val="24"/>
+          <w:szCs w:val="24"/>
+        </w:rPr>
+        <w:t xml:space="preserve"> and </w:t>
+      </w:r>
+      <w:proofErr w:type="spellStart"/>
+      <w:r>
+        <w:rPr>
+          <w:rFonts w:ascii="Times New Roman" w:hAnsi="Times New Roman" w:cs="Times New Roman"/>
+          <w:b/>
+          <w:bCs/>
+          <w:color w:val="833C0B" w:themeColor="accent2" w:themeShade="80"/>
+          <w:sz w:val="24"/>
+          <w:szCs w:val="24"/>
+        </w:rPr>
+        <w:t>setInterval</w:t>
+      </w:r>
+      <w:proofErr w:type="spellEnd"/>
+      <w:r>
+        <w:rPr>
+          <w:rFonts w:ascii="Times New Roman" w:hAnsi="Times New Roman" w:cs="Times New Roman"/>
+          <w:b/>
+          <w:bCs/>
+          <w:color w:val="833C0B" w:themeColor="accent2" w:themeShade="80"/>
+          <w:sz w:val="24"/>
+          <w:szCs w:val="24"/>
+        </w:rPr>
+        <w:t xml:space="preserve"> in </w:t>
+      </w:r>
+      <w:proofErr w:type="spellStart"/>
+      <w:r>
+        <w:rPr>
+          <w:rFonts w:ascii="Times New Roman" w:hAnsi="Times New Roman" w:cs="Times New Roman"/>
+          <w:b/>
+          <w:bCs/>
+          <w:color w:val="833C0B" w:themeColor="accent2" w:themeShade="80"/>
+          <w:sz w:val="24"/>
+          <w:szCs w:val="24"/>
+        </w:rPr>
+        <w:t>Javascript</w:t>
+      </w:r>
+      <w:proofErr w:type="spellEnd"/>
+      <w:r>
+        <w:rPr>
+          <w:rFonts w:ascii="Times New Roman" w:hAnsi="Times New Roman" w:cs="Times New Roman"/>
+          <w:b/>
+          <w:bCs/>
+          <w:color w:val="833C0B" w:themeColor="accent2" w:themeShade="80"/>
+          <w:sz w:val="24"/>
+          <w:szCs w:val="24"/>
+        </w:rPr>
+        <w:t xml:space="preserve"> </w:t>
       </w:r>
     </w:p>
     <w:p>
@@ -14416,13 +17536,23 @@
           <w:szCs w:val="24"/>
         </w:rPr>
       </w:pPr>
-      <w:r>
-        <w:rPr>
-          <w:rFonts w:ascii="Times New Roman" w:hAnsi="Times New Roman" w:cs="Times New Roman"/>
-          <w:sz w:val="24"/>
-          <w:szCs w:val="24"/>
-        </w:rPr>
-        <w:t>setInterval()</w:t>
+      <w:proofErr w:type="spellStart"/>
+      <w:r>
+        <w:rPr>
+          <w:rFonts w:ascii="Times New Roman" w:hAnsi="Times New Roman" w:cs="Times New Roman"/>
+          <w:sz w:val="24"/>
+          <w:szCs w:val="24"/>
+        </w:rPr>
+        <w:t>setInterval</w:t>
+      </w:r>
+      <w:proofErr w:type="spellEnd"/>
+      <w:r>
+        <w:rPr>
+          <w:rFonts w:ascii="Times New Roman" w:hAnsi="Times New Roman" w:cs="Times New Roman"/>
+          <w:sz w:val="24"/>
+          <w:szCs w:val="24"/>
+        </w:rPr>
+        <w:t>()</w:t>
       </w:r>
     </w:p>
     <w:p>
@@ -14475,13 +17605,23 @@
                 <w:szCs w:val="24"/>
               </w:rPr>
             </w:pPr>
+            <w:proofErr w:type="spellStart"/>
             <w:r>
               <w:rPr>
                 <w:rFonts w:ascii="Times New Roman" w:hAnsi="Times New Roman" w:cs="Times New Roman"/>
                 <w:sz w:val="24"/>
                 <w:szCs w:val="24"/>
               </w:rPr>
-              <w:t>setInterval(() =&gt; {</w:t>
+              <w:t>setInterval</w:t>
+            </w:r>
+            <w:proofErr w:type="spellEnd"/>
+            <w:r>
+              <w:rPr>
+                <w:rFonts w:ascii="Times New Roman" w:hAnsi="Times New Roman" w:cs="Times New Roman"/>
+                <w:sz w:val="24"/>
+                <w:szCs w:val="24"/>
+              </w:rPr>
+              <w:t>(() =&gt; {</w:t>
             </w:r>
           </w:p>
           <w:p>
@@ -15660,13 +18800,59 @@
           <w:szCs w:val="24"/>
         </w:rPr>
       </w:pPr>
-      <w:r>
-        <w:rPr>
-          <w:rFonts w:ascii="Times New Roman" w:hAnsi="Times New Roman" w:cs="Times New Roman"/>
-          <w:sz w:val="24"/>
-          <w:szCs w:val="24"/>
-        </w:rPr>
-        <w:t>array.reduce((accumulator, currentValue) =&gt; { ... }, initialValue);</w:t>
+      <w:proofErr w:type="spellStart"/>
+      <w:r>
+        <w:rPr>
+          <w:rFonts w:ascii="Times New Roman" w:hAnsi="Times New Roman" w:cs="Times New Roman"/>
+          <w:sz w:val="24"/>
+          <w:szCs w:val="24"/>
+        </w:rPr>
+        <w:t>array.reduce</w:t>
+      </w:r>
+      <w:proofErr w:type="spellEnd"/>
+      <w:r>
+        <w:rPr>
+          <w:rFonts w:ascii="Times New Roman" w:hAnsi="Times New Roman" w:cs="Times New Roman"/>
+          <w:sz w:val="24"/>
+          <w:szCs w:val="24"/>
+        </w:rPr>
+        <w:t xml:space="preserve">((accumulator, </w:t>
+      </w:r>
+      <w:proofErr w:type="spellStart"/>
+      <w:r>
+        <w:rPr>
+          <w:rFonts w:ascii="Times New Roman" w:hAnsi="Times New Roman" w:cs="Times New Roman"/>
+          <w:sz w:val="24"/>
+          <w:szCs w:val="24"/>
+        </w:rPr>
+        <w:t>currentValue</w:t>
+      </w:r>
+      <w:proofErr w:type="spellEnd"/>
+      <w:r>
+        <w:rPr>
+          <w:rFonts w:ascii="Times New Roman" w:hAnsi="Times New Roman" w:cs="Times New Roman"/>
+          <w:sz w:val="24"/>
+          <w:szCs w:val="24"/>
+        </w:rPr>
+        <w:t xml:space="preserve">) =&gt; { ... }, </w:t>
+      </w:r>
+      <w:proofErr w:type="spellStart"/>
+      <w:r>
+        <w:rPr>
+          <w:rFonts w:ascii="Times New Roman" w:hAnsi="Times New Roman" w:cs="Times New Roman"/>
+          <w:sz w:val="24"/>
+          <w:szCs w:val="24"/>
+        </w:rPr>
+        <w:t>initialValue</w:t>
+      </w:r>
+      <w:proofErr w:type="spellEnd"/>
+      <w:r>
+        <w:rPr>
+          <w:rFonts w:ascii="Times New Roman" w:hAnsi="Times New Roman" w:cs="Times New Roman"/>
+          <w:sz w:val="24"/>
+          <w:szCs w:val="24"/>
+        </w:rPr>
+        <w:t>);</w:t>
       </w:r>
     </w:p>
     <w:p>
@@ -16367,6 +19553,7 @@
           <w:szCs w:val="24"/>
         </w:rPr>
       </w:pPr>
+      <w:proofErr w:type="spellStart"/>
       <w:r>
         <w:rPr>
           <w:rFonts w:ascii="Times New Roman" w:hAnsi="Times New Roman" w:cs="Times New Roman"/>
@@ -16375,6 +19562,7 @@
         </w:rPr>
         <w:t>DataTypes</w:t>
       </w:r>
+      <w:proofErr w:type="spellEnd"/>
     </w:p>
     <w:p>
       <w:pPr>
@@ -16573,7 +19761,25 @@
                 <w:sz w:val="24"/>
                 <w:szCs w:val="24"/>
               </w:rPr>
-              <w:t>console.log(b); // ReferenceError: Cannot access 'b' before initialization</w:t>
+              <w:t xml:space="preserve">console.log(b); // </w:t>
+            </w:r>
+            <w:proofErr w:type="spellStart"/>
+            <w:r>
+              <w:rPr>
+                <w:rFonts w:ascii="Times New Roman" w:hAnsi="Times New Roman" w:cs="Times New Roman"/>
+                <w:sz w:val="24"/>
+                <w:szCs w:val="24"/>
+              </w:rPr>
+              <w:t>ReferenceError</w:t>
+            </w:r>
+            <w:proofErr w:type="spellEnd"/>
+            <w:r>
+              <w:rPr>
+                <w:rFonts w:ascii="Times New Roman" w:hAnsi="Times New Roman" w:cs="Times New Roman"/>
+                <w:sz w:val="24"/>
+                <w:szCs w:val="24"/>
+              </w:rPr>
+              <w:t>: Cannot access 'b' before initialization</w:t>
             </w:r>
           </w:p>
           <w:p>
@@ -16699,6 +19905,7 @@
           <w:szCs w:val="24"/>
         </w:rPr>
       </w:pPr>
+      <w:proofErr w:type="spellStart"/>
       <w:r>
         <w:rPr>
           <w:rStyle w:val="HTMLCode"/>
@@ -16717,16 +19924,9 @@
             <w14:round/>
           </w14:textOutline>
         </w:rPr>
-        <w:t>typeof []</w:t>
-      </w:r>
-      <w:r>
-        <w:rPr>
-          <w:rFonts w:ascii="Times New Roman" w:hAnsi="Times New Roman" w:cs="Times New Roman"/>
-          <w:sz w:val="24"/>
-          <w:szCs w:val="24"/>
-        </w:rPr>
-        <w:t xml:space="preserve"> is </w:t>
-      </w:r>
+        <w:t>typeof</w:t>
+      </w:r>
+      <w:proofErr w:type="spellEnd"/>
       <w:r>
         <w:rPr>
           <w:rStyle w:val="HTMLCode"/>
@@ -16745,15 +19945,15 @@
             <w14:round/>
           </w14:textOutline>
         </w:rPr>
-        <w:t>"object"</w:t>
-      </w:r>
-      <w:r>
-        <w:rPr>
-          <w:rFonts w:ascii="Times New Roman" w:hAnsi="Times New Roman" w:cs="Times New Roman"/>
-          <w:sz w:val="24"/>
-          <w:szCs w:val="24"/>
-        </w:rPr>
-        <w:t xml:space="preserve"> and </w:t>
+        <w:t xml:space="preserve"> []</w:t>
+      </w:r>
+      <w:r>
+        <w:rPr>
+          <w:rFonts w:ascii="Times New Roman" w:hAnsi="Times New Roman" w:cs="Times New Roman"/>
+          <w:sz w:val="24"/>
+          <w:szCs w:val="24"/>
+        </w:rPr>
+        <w:t xml:space="preserve"> is </w:t>
       </w:r>
       <w:r>
         <w:rPr>
@@ -16773,7 +19973,57 @@
             <w14:round/>
           </w14:textOutline>
         </w:rPr>
-        <w:t>typeof false</w:t>
+        <w:t>"object"</w:t>
+      </w:r>
+      <w:r>
+        <w:rPr>
+          <w:rFonts w:ascii="Times New Roman" w:hAnsi="Times New Roman" w:cs="Times New Roman"/>
+          <w:sz w:val="24"/>
+          <w:szCs w:val="24"/>
+        </w:rPr>
+        <w:t xml:space="preserve"> and </w:t>
+      </w:r>
+      <w:proofErr w:type="spellStart"/>
+      <w:r>
+        <w:rPr>
+          <w:rStyle w:val="HTMLCode"/>
+          <w:rFonts w:ascii="Times New Roman" w:eastAsiaTheme="minorHAnsi" w:hAnsi="Times New Roman" w:cs="Times New Roman"/>
+          <w:color w:val="000000" w:themeColor="text1"/>
+          <w:sz w:val="24"/>
+          <w:szCs w:val="24"/>
+          <w14:shadow w14:blurRad="38100" w14:dist="19050" w14:dir="2700000" w14:sx="100000" w14:sy="100000" w14:kx="0" w14:ky="0" w14:algn="tl">
+            <w14:schemeClr w14:val="dk1">
+              <w14:alpha w14:val="60000"/>
+            </w14:schemeClr>
+          </w14:shadow>
+          <w14:textOutline w14:w="0" w14:cap="flat" w14:cmpd="sng" w14:algn="ctr">
+            <w14:noFill/>
+            <w14:prstDash w14:val="solid"/>
+            <w14:round/>
+          </w14:textOutline>
+        </w:rPr>
+        <w:t>typeof</w:t>
+      </w:r>
+      <w:proofErr w:type="spellEnd"/>
+      <w:r>
+        <w:rPr>
+          <w:rStyle w:val="HTMLCode"/>
+          <w:rFonts w:ascii="Times New Roman" w:eastAsiaTheme="minorHAnsi" w:hAnsi="Times New Roman" w:cs="Times New Roman"/>
+          <w:color w:val="000000" w:themeColor="text1"/>
+          <w:sz w:val="24"/>
+          <w:szCs w:val="24"/>
+          <w14:shadow w14:blurRad="38100" w14:dist="19050" w14:dir="2700000" w14:sx="100000" w14:sy="100000" w14:kx="0" w14:ky="0" w14:algn="tl">
+            <w14:schemeClr w14:val="dk1">
+              <w14:alpha w14:val="60000"/>
+            </w14:schemeClr>
+          </w14:shadow>
+          <w14:textOutline w14:w="0" w14:cap="flat" w14:cmpd="sng" w14:algn="ctr">
+            <w14:noFill/>
+            <w14:prstDash w14:val="solid"/>
+            <w14:round/>
+          </w14:textOutline>
+        </w:rPr>
+        <w:t xml:space="preserve"> false</w:t>
       </w:r>
       <w:r>
         <w:rPr>
@@ -16881,7 +20131,43 @@
                 <w:sz w:val="24"/>
                 <w:szCs w:val="24"/>
               </w:rPr>
-              <w:t>console.log(NaN === NaN);         // false</w:t>
+              <w:t>console.log(</w:t>
+            </w:r>
+            <w:proofErr w:type="spellStart"/>
+            <w:r>
+              <w:rPr>
+                <w:rFonts w:ascii="Times New Roman" w:hAnsi="Times New Roman" w:cs="Times New Roman"/>
+                <w:sz w:val="24"/>
+                <w:szCs w:val="24"/>
+              </w:rPr>
+              <w:t>NaN</w:t>
+            </w:r>
+            <w:proofErr w:type="spellEnd"/>
+            <w:r>
+              <w:rPr>
+                <w:rFonts w:ascii="Times New Roman" w:hAnsi="Times New Roman" w:cs="Times New Roman"/>
+                <w:sz w:val="24"/>
+                <w:szCs w:val="24"/>
+              </w:rPr>
+              <w:t xml:space="preserve"> === </w:t>
+            </w:r>
+            <w:proofErr w:type="spellStart"/>
+            <w:r>
+              <w:rPr>
+                <w:rFonts w:ascii="Times New Roman" w:hAnsi="Times New Roman" w:cs="Times New Roman"/>
+                <w:sz w:val="24"/>
+                <w:szCs w:val="24"/>
+              </w:rPr>
+              <w:t>NaN</w:t>
+            </w:r>
+            <w:proofErr w:type="spellEnd"/>
+            <w:r>
+              <w:rPr>
+                <w:rFonts w:ascii="Times New Roman" w:hAnsi="Times New Roman" w:cs="Times New Roman"/>
+                <w:sz w:val="24"/>
+                <w:szCs w:val="24"/>
+              </w:rPr>
+              <w:t>);         // false</w:t>
             </w:r>
           </w:p>
           <w:p>
@@ -16898,7 +20184,43 @@
                 <w:sz w:val="24"/>
                 <w:szCs w:val="24"/>
               </w:rPr>
-              <w:t>console.log(Object.is(NaN, NaN));  //  true</w:t>
+              <w:t>console.log(Object.is(</w:t>
+            </w:r>
+            <w:proofErr w:type="spellStart"/>
+            <w:r>
+              <w:rPr>
+                <w:rFonts w:ascii="Times New Roman" w:hAnsi="Times New Roman" w:cs="Times New Roman"/>
+                <w:sz w:val="24"/>
+                <w:szCs w:val="24"/>
+              </w:rPr>
+              <w:t>NaN</w:t>
+            </w:r>
+            <w:proofErr w:type="spellEnd"/>
+            <w:r>
+              <w:rPr>
+                <w:rFonts w:ascii="Times New Roman" w:hAnsi="Times New Roman" w:cs="Times New Roman"/>
+                <w:sz w:val="24"/>
+                <w:szCs w:val="24"/>
+              </w:rPr>
+              <w:t xml:space="preserve">, </w:t>
+            </w:r>
+            <w:proofErr w:type="spellStart"/>
+            <w:r>
+              <w:rPr>
+                <w:rFonts w:ascii="Times New Roman" w:hAnsi="Times New Roman" w:cs="Times New Roman"/>
+                <w:sz w:val="24"/>
+                <w:szCs w:val="24"/>
+              </w:rPr>
+              <w:t>NaN</w:t>
+            </w:r>
+            <w:proofErr w:type="spellEnd"/>
+            <w:r>
+              <w:rPr>
+                <w:rFonts w:ascii="Times New Roman" w:hAnsi="Times New Roman" w:cs="Times New Roman"/>
+                <w:sz w:val="24"/>
+                <w:szCs w:val="24"/>
+              </w:rPr>
+              <w:t>));  //  true</w:t>
             </w:r>
           </w:p>
         </w:tc>
@@ -16926,7 +20248,61 @@
           <w:sz w:val="24"/>
           <w:szCs w:val="24"/>
         </w:rPr>
-        <w:t>n JavaScript, NaN is not equal to itself with ===, which can be confusing. Object.is() is introduced to correctly compare edge cases like NaN === NaN, and also distinguish +0 and -0.</w:t>
+        <w:t xml:space="preserve">n JavaScript, </w:t>
+      </w:r>
+      <w:proofErr w:type="spellStart"/>
+      <w:r>
+        <w:rPr>
+          <w:rFonts w:ascii="Times New Roman" w:hAnsi="Times New Roman" w:cs="Times New Roman"/>
+          <w:sz w:val="24"/>
+          <w:szCs w:val="24"/>
+        </w:rPr>
+        <w:t>NaN</w:t>
+      </w:r>
+      <w:proofErr w:type="spellEnd"/>
+      <w:r>
+        <w:rPr>
+          <w:rFonts w:ascii="Times New Roman" w:hAnsi="Times New Roman" w:cs="Times New Roman"/>
+          <w:sz w:val="24"/>
+          <w:szCs w:val="24"/>
+        </w:rPr>
+        <w:t xml:space="preserve"> is not equal to itself with ===, which can be confusing. Object.is() is introduced to correctly compare edge cases like </w:t>
+      </w:r>
+      <w:proofErr w:type="spellStart"/>
+      <w:r>
+        <w:rPr>
+          <w:rFonts w:ascii="Times New Roman" w:hAnsi="Times New Roman" w:cs="Times New Roman"/>
+          <w:sz w:val="24"/>
+          <w:szCs w:val="24"/>
+        </w:rPr>
+        <w:t>NaN</w:t>
+      </w:r>
+      <w:proofErr w:type="spellEnd"/>
+      <w:r>
+        <w:rPr>
+          <w:rFonts w:ascii="Times New Roman" w:hAnsi="Times New Roman" w:cs="Times New Roman"/>
+          <w:sz w:val="24"/>
+          <w:szCs w:val="24"/>
+        </w:rPr>
+        <w:t xml:space="preserve"> === </w:t>
+      </w:r>
+      <w:proofErr w:type="spellStart"/>
+      <w:r>
+        <w:rPr>
+          <w:rFonts w:ascii="Times New Roman" w:hAnsi="Times New Roman" w:cs="Times New Roman"/>
+          <w:sz w:val="24"/>
+          <w:szCs w:val="24"/>
+        </w:rPr>
+        <w:t>NaN</w:t>
+      </w:r>
+      <w:proofErr w:type="spellEnd"/>
+      <w:r>
+        <w:rPr>
+          <w:rFonts w:ascii="Times New Roman" w:hAnsi="Times New Roman" w:cs="Times New Roman"/>
+          <w:sz w:val="24"/>
+          <w:szCs w:val="24"/>
+        </w:rPr>
+        <w:t>, and also distinguish +0 and -0.</w:t>
       </w:r>
     </w:p>
     <w:p>
@@ -17327,7 +20703,25 @@
                 <w:sz w:val="24"/>
                 <w:szCs w:val="24"/>
               </w:rPr>
-              <w:t>To fix Number((0.1 + 0.2).toFixed(2)) === 0.3 // true</w:t>
+              <w:t>To fix Number((0.1 + 0.2).</w:t>
+            </w:r>
+            <w:proofErr w:type="spellStart"/>
+            <w:r>
+              <w:rPr>
+                <w:rFonts w:ascii="Times New Roman" w:hAnsi="Times New Roman" w:cs="Times New Roman"/>
+                <w:sz w:val="24"/>
+                <w:szCs w:val="24"/>
+              </w:rPr>
+              <w:t>toFixed</w:t>
+            </w:r>
+            <w:proofErr w:type="spellEnd"/>
+            <w:r>
+              <w:rPr>
+                <w:rFonts w:ascii="Times New Roman" w:hAnsi="Times New Roman" w:cs="Times New Roman"/>
+                <w:sz w:val="24"/>
+                <w:szCs w:val="24"/>
+              </w:rPr>
+              <w:t>(2)) === 0.3 // true</w:t>
             </w:r>
           </w:p>
         </w:tc>
@@ -17670,7 +21064,25 @@
                 <w:sz w:val="24"/>
                 <w:szCs w:val="24"/>
               </w:rPr>
-              <w:t xml:space="preserve"> second value bcz 1</w:t>
+              <w:t xml:space="preserve"> second value </w:t>
+            </w:r>
+            <w:proofErr w:type="spellStart"/>
+            <w:r>
+              <w:rPr>
+                <w:rFonts w:ascii="Times New Roman" w:hAnsi="Times New Roman" w:cs="Times New Roman"/>
+                <w:sz w:val="24"/>
+                <w:szCs w:val="24"/>
+              </w:rPr>
+              <w:t>bcz</w:t>
+            </w:r>
+            <w:proofErr w:type="spellEnd"/>
+            <w:r>
+              <w:rPr>
+                <w:rFonts w:ascii="Times New Roman" w:hAnsi="Times New Roman" w:cs="Times New Roman"/>
+                <w:sz w:val="24"/>
+                <w:szCs w:val="24"/>
+              </w:rPr>
+              <w:t xml:space="preserve"> 1</w:t>
             </w:r>
             <w:r>
               <w:rPr>
@@ -17713,13 +21125,23 @@
               </w:rPr>
               <w:br/>
             </w:r>
+            <w:proofErr w:type="spellStart"/>
             <w:r>
               <w:rPr>
                 <w:rFonts w:ascii="Times New Roman" w:hAnsi="Times New Roman" w:cs="Times New Roman"/>
                 <w:sz w:val="24"/>
                 <w:szCs w:val="24"/>
               </w:rPr>
-              <w:t xml:space="preserve">false || "Hi"       // "Hi" </w:t>
+              <w:t>false</w:t>
+            </w:r>
+            <w:proofErr w:type="spellEnd"/>
+            <w:r>
+              <w:rPr>
+                <w:rFonts w:ascii="Times New Roman" w:hAnsi="Times New Roman" w:cs="Times New Roman"/>
+                <w:sz w:val="24"/>
+                <w:szCs w:val="24"/>
+              </w:rPr>
+              <w:t xml:space="preserve"> || "Hi"       // "Hi" </w:t>
             </w:r>
             <w:r>
               <w:rPr>
@@ -17786,7 +21208,25 @@
                 <w:sz w:val="24"/>
                 <w:szCs w:val="24"/>
               </w:rPr>
-              <w:t>!0                  // true (0 is falsy)</w:t>
+              <w:t xml:space="preserve">!0                  // true (0 is </w:t>
+            </w:r>
+            <w:proofErr w:type="spellStart"/>
+            <w:r>
+              <w:rPr>
+                <w:rFonts w:ascii="Times New Roman" w:hAnsi="Times New Roman" w:cs="Times New Roman"/>
+                <w:sz w:val="24"/>
+                <w:szCs w:val="24"/>
+              </w:rPr>
+              <w:t>falsy</w:t>
+            </w:r>
+            <w:proofErr w:type="spellEnd"/>
+            <w:r>
+              <w:rPr>
+                <w:rFonts w:ascii="Times New Roman" w:hAnsi="Times New Roman" w:cs="Times New Roman"/>
+                <w:sz w:val="24"/>
+                <w:szCs w:val="24"/>
+              </w:rPr>
+              <w:t>)</w:t>
             </w:r>
           </w:p>
         </w:tc>
@@ -18385,13 +21825,23 @@
                 <w:szCs w:val="24"/>
               </w:rPr>
             </w:pPr>
+            <w:proofErr w:type="spellStart"/>
             <w:r>
               <w:rPr>
                 <w:rFonts w:ascii="Times New Roman" w:hAnsi="Times New Roman" w:cs="Times New Roman"/>
                 <w:sz w:val="24"/>
                 <w:szCs w:val="24"/>
               </w:rPr>
-              <w:t>b.push(4);</w:t>
+              <w:t>b.push</w:t>
+            </w:r>
+            <w:proofErr w:type="spellEnd"/>
+            <w:r>
+              <w:rPr>
+                <w:rFonts w:ascii="Times New Roman" w:hAnsi="Times New Roman" w:cs="Times New Roman"/>
+                <w:sz w:val="24"/>
+                <w:szCs w:val="24"/>
+              </w:rPr>
+              <w:t>(4);</w:t>
             </w:r>
           </w:p>
           <w:p>
@@ -19003,13 +22453,23 @@
         </w:rPr>
         <w:cr/>
       </w:r>
-      <w:r>
-        <w:rPr>
-          <w:rFonts w:ascii="Times New Roman" w:hAnsi="Times New Roman" w:cs="Times New Roman"/>
-          <w:sz w:val="24"/>
-          <w:szCs w:val="24"/>
-        </w:rPr>
-        <w:t>sayHi() is a regular function (hoisted)</w:t>
+      <w:proofErr w:type="spellStart"/>
+      <w:r>
+        <w:rPr>
+          <w:rFonts w:ascii="Times New Roman" w:hAnsi="Times New Roman" w:cs="Times New Roman"/>
+          <w:sz w:val="24"/>
+          <w:szCs w:val="24"/>
+        </w:rPr>
+        <w:t>sayHi</w:t>
+      </w:r>
+      <w:proofErr w:type="spellEnd"/>
+      <w:r>
+        <w:rPr>
+          <w:rFonts w:ascii="Times New Roman" w:hAnsi="Times New Roman" w:cs="Times New Roman"/>
+          <w:sz w:val="24"/>
+          <w:szCs w:val="24"/>
+        </w:rPr>
+        <w:t>() is a regular function (hoisted)</w:t>
       </w:r>
     </w:p>
     <w:p>

--- a/Prereq - Interview prep.docx
+++ b/Prereq - Interview prep.docx
@@ -6706,7 +6706,15 @@
           <w:sz w:val="24"/>
           <w:szCs w:val="24"/>
         </w:rPr>
-        <w:t>map() – transforms each element</w:t>
+        <w:t xml:space="preserve">map() – </w:t>
+      </w:r>
+      <w:r>
+        <w:rPr>
+          <w:rFonts w:ascii="Times New Roman" w:hAnsi="Times New Roman" w:cs="Times New Roman"/>
+          <w:sz w:val="24"/>
+          <w:szCs w:val="24"/>
+        </w:rPr>
+        <w:t>The map() method is used to transform each element of an array and return a new array with the transformed values.It never mutates the original array</w:t>
       </w:r>
     </w:p>
     <w:p>
@@ -6725,6 +6733,40 @@
         </w:rPr>
         <w:t>filter() – filters elements based on condition</w:t>
       </w:r>
+      <w:r>
+        <w:rPr>
+          <w:rFonts w:ascii="Times New Roman" w:hAnsi="Times New Roman" w:cs="Times New Roman"/>
+          <w:sz w:val="24"/>
+          <w:szCs w:val="24"/>
+        </w:rPr>
+        <w:t xml:space="preserve">, </w:t>
+      </w:r>
+      <w:r>
+        <w:rPr>
+          <w:rFonts w:ascii="Times New Roman" w:hAnsi="Times New Roman" w:cs="Times New Roman"/>
+          <w:sz w:val="24"/>
+          <w:szCs w:val="24"/>
+        </w:rPr>
+        <w:t xml:space="preserve">returns </w:t>
+      </w:r>
+      <w:r>
+        <w:rPr>
+          <w:rFonts w:ascii="Times New Roman" w:hAnsi="Times New Roman" w:cs="Times New Roman"/>
+          <w:b/>
+          <w:bCs/>
+          <w:sz w:val="24"/>
+          <w:szCs w:val="24"/>
+        </w:rPr>
+        <w:t>all</w:t>
+      </w:r>
+      <w:r>
+        <w:rPr>
+          <w:rFonts w:ascii="Times New Roman" w:hAnsi="Times New Roman" w:cs="Times New Roman"/>
+          <w:sz w:val="24"/>
+          <w:szCs w:val="24"/>
+        </w:rPr>
+        <w:t xml:space="preserve"> matching elements as a new array.</w:t>
+      </w:r>
     </w:p>
     <w:p>
       <w:pPr>
@@ -6944,6 +6986,55 @@
           <w:sz w:val="24"/>
           <w:szCs w:val="24"/>
         </w:rPr>
+        <w:t xml:space="preserve">find() </w:t>
+      </w:r>
+      <w:r>
+        <w:rPr>
+          <w:rFonts w:ascii="Times New Roman" w:hAnsi="Times New Roman" w:cs="Times New Roman"/>
+          <w:sz w:val="24"/>
+          <w:szCs w:val="24"/>
+        </w:rPr>
+        <w:t xml:space="preserve">– </w:t>
+      </w:r>
+      <w:r>
+        <w:rPr>
+          <w:rFonts w:ascii="Times New Roman" w:hAnsi="Times New Roman" w:cs="Times New Roman"/>
+          <w:sz w:val="24"/>
+          <w:szCs w:val="24"/>
+        </w:rPr>
+        <w:t xml:space="preserve"> </w:t>
+      </w:r>
+      <w:r>
+        <w:rPr>
+          <w:rFonts w:ascii="Times New Roman" w:hAnsi="Times New Roman" w:cs="Times New Roman"/>
+          <w:sz w:val="24"/>
+          <w:szCs w:val="24"/>
+        </w:rPr>
+        <w:t xml:space="preserve">  </w:t>
+      </w:r>
+      <w:r>
+        <w:rPr>
+          <w:rFonts w:ascii="Times New Roman" w:hAnsi="Times New Roman" w:cs="Times New Roman"/>
+          <w:sz w:val="24"/>
+          <w:szCs w:val="24"/>
+        </w:rPr>
+        <w:t>returns the first matching elemen</w:t>
+      </w:r>
+    </w:p>
+    <w:p>
+      <w:pPr>
+        <w:rPr>
+          <w:rFonts w:ascii="Times New Roman" w:hAnsi="Times New Roman" w:cs="Times New Roman"/>
+          <w:sz w:val="24"/>
+          <w:szCs w:val="24"/>
+        </w:rPr>
+      </w:pPr>
+      <w:r>
+        <w:rPr>
+          <w:rFonts w:ascii="Times New Roman" w:hAnsi="Times New Roman" w:cs="Times New Roman"/>
+          <w:sz w:val="24"/>
+          <w:szCs w:val="24"/>
+        </w:rPr>
         <w:t>“I often use trim() to clean input, and split() when handling CSV data or form values.”</w:t>
       </w:r>
     </w:p>
@@ -7122,31 +7213,7 @@
           <w:sz w:val="24"/>
           <w:szCs w:val="24"/>
         </w:rPr>
-        <w:t xml:space="preserve">What is a </w:t>
-      </w:r>
-      <w:proofErr w:type="gramStart"/>
-      <w:r>
-        <w:rPr>
-          <w:rFonts w:ascii="Times New Roman" w:hAnsi="Times New Roman" w:cs="Times New Roman"/>
-          <w:b/>
-          <w:bCs/>
-          <w:color w:val="833C0B" w:themeColor="accent2" w:themeShade="80"/>
-          <w:sz w:val="24"/>
-          <w:szCs w:val="24"/>
-        </w:rPr>
-        <w:t>first class</w:t>
-      </w:r>
-      <w:proofErr w:type="gramEnd"/>
-      <w:r>
-        <w:rPr>
-          <w:rFonts w:ascii="Times New Roman" w:hAnsi="Times New Roman" w:cs="Times New Roman"/>
-          <w:b/>
-          <w:bCs/>
-          <w:color w:val="833C0B" w:themeColor="accent2" w:themeShade="80"/>
-          <w:sz w:val="24"/>
-          <w:szCs w:val="24"/>
-        </w:rPr>
-        <w:t xml:space="preserve"> function? Or What is a first order function?</w:t>
+        <w:t>What is a first class function? Or What is a first order function?</w:t>
       </w:r>
     </w:p>
     <w:p>
@@ -8279,31 +8346,7 @@
           <w:sz w:val="24"/>
           <w:szCs w:val="24"/>
         </w:rPr>
-        <w:t xml:space="preserve">What is the difference between map and forEach </w:t>
-      </w:r>
-      <w:proofErr w:type="gramStart"/>
-      <w:r>
-        <w:rPr>
-          <w:rFonts w:ascii="Times New Roman" w:hAnsi="Times New Roman" w:cs="Times New Roman"/>
-          <w:b/>
-          <w:bCs/>
-          <w:color w:val="833C0B" w:themeColor="accent2" w:themeShade="80"/>
-          <w:sz w:val="24"/>
-          <w:szCs w:val="24"/>
-        </w:rPr>
-        <w:t>functions</w:t>
-      </w:r>
-      <w:proofErr w:type="gramEnd"/>
-      <w:r>
-        <w:rPr>
-          <w:rFonts w:ascii="Times New Roman" w:hAnsi="Times New Roman" w:cs="Times New Roman"/>
-          <w:b/>
-          <w:bCs/>
-          <w:color w:val="833C0B" w:themeColor="accent2" w:themeShade="80"/>
-          <w:sz w:val="24"/>
-          <w:szCs w:val="24"/>
-        </w:rPr>
-        <w:t>?</w:t>
+        <w:t>What is the difference between map and forEach functions?</w:t>
       </w:r>
     </w:p>
     <w:p>
@@ -13337,25 +13380,7 @@
           <w:szCs w:val="24"/>
         </w:rPr>
         <w:br/>
-        <w:t>I use Promises and async/</w:t>
-      </w:r>
-      <w:proofErr w:type="gramStart"/>
-      <w:r>
-        <w:rPr>
-          <w:rFonts w:ascii="Times New Roman" w:hAnsi="Times New Roman" w:cs="Times New Roman"/>
-          <w:sz w:val="24"/>
-          <w:szCs w:val="24"/>
-        </w:rPr>
-        <w:t>await</w:t>
-      </w:r>
-      <w:proofErr w:type="gramEnd"/>
-      <w:r>
-        <w:rPr>
-          <w:rFonts w:ascii="Times New Roman" w:hAnsi="Times New Roman" w:cs="Times New Roman"/>
-          <w:sz w:val="24"/>
-          <w:szCs w:val="24"/>
-        </w:rPr>
-        <w:t xml:space="preserve"> for readable async logic. For large-scale apps:</w:t>
+        <w:t>I use Promises and async/await for readable async logic. For large-scale apps:</w:t>
       </w:r>
       <w:r>
         <w:rPr>
@@ -18043,25 +18068,7 @@
                 <w:sz w:val="24"/>
                 <w:szCs w:val="24"/>
               </w:rPr>
-              <w:t xml:space="preserve">and operand so it </w:t>
-            </w:r>
-            <w:proofErr w:type="gramStart"/>
-            <w:r>
-              <w:rPr>
-                <w:rFonts w:ascii="Times New Roman" w:hAnsi="Times New Roman" w:cs="Times New Roman"/>
-                <w:sz w:val="24"/>
-                <w:szCs w:val="24"/>
-              </w:rPr>
-              <w:t>return</w:t>
-            </w:r>
-            <w:proofErr w:type="gramEnd"/>
-            <w:r>
-              <w:rPr>
-                <w:rFonts w:ascii="Times New Roman" w:hAnsi="Times New Roman" w:cs="Times New Roman"/>
-                <w:sz w:val="24"/>
-                <w:szCs w:val="24"/>
-              </w:rPr>
-              <w:t xml:space="preserve"> second value bcz 1</w:t>
+              <w:t>and operand so it return second value bcz 1</w:t>
             </w:r>
             <w:r>
               <w:rPr>
